--- a/docs/Skripsi_PTQ_SLM_Android.docx
+++ b/docs/Skripsi_PTQ_SLM_Android.docx
@@ -397,7 +397,7 @@
         <w:t xml:space="preserve"> </w:t>
       </w:r>
       <w:r>
-        <w:t xml:space="preserve">RAM, (3) kecepatan</w:t>
+        <w:t xml:space="preserve">RAM proses, (3) kecepatan</w:t>
       </w:r>
       <w:r>
         <w:t xml:space="preserve"> </w:t>
@@ -457,7 +457,7 @@
         <w:t xml:space="preserve"> </w:t>
       </w:r>
       <w:r>
-        <w:t xml:space="preserve">(WikiText-2) dan akurasi MMLU, GSM8K, dan HumanEval. Hasil menunjukkan bahwa varian Q4_K_M merupakan titik keseimbangan (</w:t>
+        <w:t xml:space="preserve">(WikiText-2) dan akurasi MMLU, GSM8K, HumanEval, dan MT-Bench. Setiap varian model di Android diuji dua hingga tiga kali untuk memperoleh rerata ± simpangan baku. Hasil menunjukkan bahwa varian Q4_K_M merupakan titik keseimbangan (</w:t>
       </w:r>
       <w:r>
         <w:rPr>
@@ -466,7 +466,22 @@
         <w:t xml:space="preserve">sweet spot</w:t>
       </w:r>
       <w:r>
-        <w:t xml:space="preserve">) terbaik karena mampu menekan ukuran berkas hingga 68% dan konsumsi RAM 30–37% dibanding FP16, mempercepat</w:t>
+        <w:t xml:space="preserve">) terbaik karena mampu menekan ukuran berkas hingga 68%, mereduksi</w:t>
+      </w:r>
+      <w:r>
+        <w:t xml:space="preserve"> </w:t>
+      </w:r>
+      <w:r>
+        <w:rPr>
+          <w:i/>
+        </w:rPr>
+        <w:t xml:space="preserve">peak</w:t>
+      </w:r>
+      <w:r>
+        <w:t xml:space="preserve"> </w:t>
+      </w:r>
+      <w:r>
+        <w:t xml:space="preserve">RAM proses LFM dari 2.303 MB ke 1.453 MB (efisiensi 36,9%), serta mempercepat</w:t>
       </w:r>
       <w:r>
         <w:t xml:space="preserve"> </w:t>
@@ -481,7 +496,7 @@
         <w:t xml:space="preserve"> </w:t>
       </w:r>
       <w:r>
-        <w:t xml:space="preserve">hingga 2,7 kali lipat, dengan tambahan</w:t>
+        <w:t xml:space="preserve">LFM dari 5,57 t/s ke 13,67 t/s (akselerasi 2,45×), dengan tambahan</w:t>
       </w:r>
       <w:r>
         <w:t xml:space="preserve"> </w:t>
@@ -496,7 +511,7 @@
         <w:t xml:space="preserve"> </w:t>
       </w:r>
       <w:r>
-        <w:t xml:space="preserve">di bawah 0,6 poin dan rata-rata penurunan akurasi di bawah 4%. Sebaliknya, varian Q3_K_M memicu anomali</w:t>
+        <w:t xml:space="preserve">di bawah 0,6 poin dan rata-rata penurunan akurasi LFM yang masih dapat ditoleransi. Sebaliknya, varian Q3_K_M memicu anomali</w:t>
       </w:r>
       <w:r>
         <w:t xml:space="preserve"> </w:t>
@@ -511,7 +526,22 @@
         <w:t xml:space="preserve"> </w:t>
       </w:r>
       <w:r>
-        <w:t xml:space="preserve">pada CPU ARM serta degradasi GSM8K dan HumanEval yang signifikan, sehingga tidak direkomendasikan sebagai konfigurasi produksi.</w:t>
+        <w:t xml:space="preserve">pada CPU ARM serta degradasi GSM8K dan HumanEval yang signifikan, sehingga tidak direkomendasikan sebagai konfigurasi produksi. Penelitian juga mendokumentasikan keterbatasan instrumen evaluasi pada model</w:t>
+      </w:r>
+      <w:r>
+        <w:t xml:space="preserve"> </w:t>
+      </w:r>
+      <w:r>
+        <w:rPr>
+          <w:i/>
+        </w:rPr>
+        <w:t xml:space="preserve">reasoning</w:t>
+      </w:r>
+      <w:r>
+        <w:t xml:space="preserve"> </w:t>
+      </w:r>
+      <w:r>
+        <w:t xml:space="preserve">Qwen 3.5 sebagai catatan metodologis penting untuk replikasi.</w:t>
       </w:r>
     </w:p>
     <w:p>
@@ -8808,16 +8838,109 @@
         <w:pStyle w:val="FirstParagraph"/>
       </w:pPr>
       <w:r>
-        <w:t xml:space="preserve">Pengujian performa komputasi dilakukan dengan merekam penggunaan RAM pada subsistem Linux (</w:t>
+        <w:t xml:space="preserve">Pengujian performa komputasi dilakukan secara</w:t>
+      </w:r>
+      <w:r>
+        <w:t xml:space="preserve"> </w:t>
+      </w:r>
+      <w:r>
+        <w:rPr>
+          <w:i/>
+        </w:rPr>
+        <w:t xml:space="preserve">batch</w:t>
+      </w:r>
+      <w:r>
+        <w:t xml:space="preserve"> </w:t>
+      </w:r>
+      <w:r>
+        <w:t xml:space="preserve">langsung pada perangkat</w:t>
+      </w:r>
+      <w:r>
+        <w:t xml:space="preserve"> </w:t>
+      </w:r>
+      <w:r>
+        <w:rPr>
+          <w:i/>
+        </w:rPr>
+        <w:t xml:space="preserve">target</w:t>
+      </w:r>
+      <w:r>
+        <w:t xml:space="preserve"> </w:t>
+      </w:r>
+      <w:r>
+        <w:t xml:space="preserve">Tecno Pova 5 melalui</w:t>
+      </w:r>
+      <w:r>
+        <w:t xml:space="preserve"> </w:t>
+      </w:r>
+      <w:r>
+        <w:rPr>
+          <w:i/>
+        </w:rPr>
+        <w:t xml:space="preserve">script</w:t>
+      </w:r>
+      <w:r>
+        <w:t xml:space="preserve"> </w:t>
+      </w:r>
+      <w:r>
+        <w:t xml:space="preserve">otomatisasi</w:t>
+      </w:r>
+      <w:r>
+        <w:t xml:space="preserve"> </w:t>
       </w:r>
       <w:r>
         <w:rPr>
           <w:rStyle w:val="VerbatimChar"/>
         </w:rPr>
-        <w:t xml:space="preserve">htop</w:t>
-      </w:r>
-      <w:r>
-        <w:t xml:space="preserve">) serta metrik kecepatan baca (</w:t>
+        <w:t xml:space="preserve">benchmark.sh</w:t>
+      </w:r>
+      <w:r>
+        <w:t xml:space="preserve"> </w:t>
+      </w:r>
+      <w:r>
+        <w:t xml:space="preserve">di Termux. Setiap varian model diuji</w:t>
+      </w:r>
+      <w:r>
+        <w:t xml:space="preserve"> </w:t>
+      </w:r>
+      <w:r>
+        <w:rPr>
+          <w:b/>
+        </w:rPr>
+        <w:t xml:space="preserve">tiga kali</w:t>
+      </w:r>
+      <w:r>
+        <w:t xml:space="preserve"> </w:t>
+      </w:r>
+      <w:r>
+        <w:t xml:space="preserve">(kecuali tiga varian Qwen yang diuji dua kali akibat keterbatasan termal perangkat), dengan jeda</w:t>
+      </w:r>
+      <w:r>
+        <w:t xml:space="preserve"> </w:t>
+      </w:r>
+      <w:r>
+        <w:rPr>
+          <w:i/>
+        </w:rPr>
+        <w:t xml:space="preserve">cooldown</w:t>
+      </w:r>
+      <w:r>
+        <w:t xml:space="preserve"> </w:t>
+      </w:r>
+      <w:r>
+        <w:t xml:space="preserve">manual 3–5 menit antar model untuk menghindari</w:t>
+      </w:r>
+      <w:r>
+        <w:t xml:space="preserve"> </w:t>
+      </w:r>
+      <w:r>
+        <w:rPr>
+          <w:i/>
+        </w:rPr>
+        <w:t xml:space="preserve">thermal throttling</w:t>
+      </w:r>
+      <w:r>
+        <w:t xml:space="preserve">. Metrik kecepatan baca (</w:t>
       </w:r>
       <w:r>
         <w:rPr>
@@ -8835,7 +8958,43 @@
         <w:t xml:space="preserve">Generation Speed</w:t>
       </w:r>
       <w:r>
-        <w:t xml:space="preserve">) dengan konfigurasi 6</w:t>
+        <w:t xml:space="preserve">) diekstraksi dari keluaran statistik</w:t>
+      </w:r>
+      <w:r>
+        <w:t xml:space="preserve"> </w:t>
+      </w:r>
+      <w:r>
+        <w:rPr>
+          <w:rStyle w:val="VerbatimChar"/>
+        </w:rPr>
+        <w:t xml:space="preserve">llama-cli</w:t>
+      </w:r>
+      <w:r>
+        <w:t xml:space="preserve">, sedangkan konsumsi RAM proses (</w:t>
+      </w:r>
+      <w:r>
+        <w:rPr>
+          <w:rStyle w:val="VerbatimChar"/>
+        </w:rPr>
+        <w:t xml:space="preserve">VmRSS</w:t>
+      </w:r>
+      <w:r>
+        <w:t xml:space="preserve">) dan beban CPU dipantau secara periodik (setiap 0,5 detik) dari</w:t>
+      </w:r>
+      <w:r>
+        <w:t xml:space="preserve"> </w:t>
+      </w:r>
+      <w:r>
+        <w:rPr>
+          <w:rStyle w:val="VerbatimChar"/>
+        </w:rPr>
+        <w:t xml:space="preserve">/proc/&lt;pid&gt;/status</w:t>
+      </w:r>
+      <w:r>
+        <w:t xml:space="preserve"> </w:t>
+      </w:r>
+      <w:r>
+        <w:t xml:space="preserve">menggunakan konfigurasi 6</w:t>
       </w:r>
       <w:r>
         <w:t xml:space="preserve"> </w:t>
@@ -8847,10 +9006,7 @@
         <w:t xml:space="preserve">threads</w:t>
       </w:r>
       <w:r>
-        <w:t xml:space="preserve"> </w:t>
-      </w:r>
-      <w:r>
-        <w:t xml:space="preserve">pada CPU ARM. Hasilnya disajikan pada Tabel 4.2.</w:t>
+        <w:t xml:space="preserve">. Hasil agregat (rerata ± simpangan baku) disajikan pada Tabel 4.2.</w:t>
       </w:r>
     </w:p>
     <w:p>
@@ -8891,7 +9047,7 @@
         <w:t xml:space="preserve">Generation Speed</w:t>
       </w:r>
       <w:r>
-        <w:t xml:space="preserve">, dan</w:t>
+        <w:t xml:space="preserve">,</w:t>
       </w:r>
       <w:r>
         <w:t xml:space="preserve"> </w:t>
@@ -8906,7 +9062,19 @@
         <w:t xml:space="preserve"> </w:t>
       </w:r>
       <w:r>
-        <w:t xml:space="preserve">RAM)</w:t>
+        <w:t xml:space="preserve">RAM proses, dan CPU</w:t>
+      </w:r>
+      <w:r>
+        <w:t xml:space="preserve"> </w:t>
+      </w:r>
+      <w:r>
+        <w:rPr>
+          <w:i/>
+        </w:rPr>
+        <w:t xml:space="preserve">Peak</w:t>
+      </w:r>
+      <w:r>
+        <w:t xml:space="preserve">) — rerata ± simpangan baku</w:t>
       </w:r>
     </w:p>
     <w:tbl>
@@ -8916,11 +9084,13 @@
         <w:tblLook w:firstRow="1"/>
       </w:tblPr>
       <w:tblGrid>
-        <w:gridCol w:w="1033"/>
-        <w:gridCol w:w="1721"/>
-        <w:gridCol w:w="1721"/>
-        <w:gridCol w:w="1721"/>
-        <w:gridCol w:w="1721"/>
+        <w:gridCol w:w="720"/>
+        <w:gridCol w:w="1200"/>
+        <w:gridCol w:w="1200"/>
+        <w:gridCol w:w="1200"/>
+        <w:gridCol w:w="1200"/>
+        <w:gridCol w:w="1200"/>
+        <w:gridCol w:w="1200"/>
       </w:tblGrid>
       <w:tr>
         <w:trPr>
@@ -8956,7 +9126,7 @@
               <w:jc w:val="center"/>
             </w:pPr>
             <w:r>
-              <w:t xml:space="preserve">Total Waktu (s)</w:t>
+              <w:t xml:space="preserve">N</w:t>
             </w:r>
           </w:p>
         </w:tc>
@@ -8973,7 +9143,7 @@
               <w:jc w:val="center"/>
             </w:pPr>
             <w:r>
-              <w:t xml:space="preserve">Prompt Speed (t/s)</w:t>
+              <w:t xml:space="preserve">Total Waktu (s)</w:t>
             </w:r>
           </w:p>
         </w:tc>
@@ -8990,7 +9160,7 @@
               <w:jc w:val="center"/>
             </w:pPr>
             <w:r>
-              <w:t xml:space="preserve">Gen Speed (t/s)</w:t>
+              <w:t xml:space="preserve">Prompt Speed (t/s)</w:t>
             </w:r>
           </w:p>
         </w:tc>
@@ -9007,7 +9177,41 @@
               <w:jc w:val="center"/>
             </w:pPr>
             <w:r>
-              <w:t xml:space="preserve">Peak RAM (MB)</w:t>
+              <w:t xml:space="preserve">Gen Speed (t/s)</w:t>
+            </w:r>
+          </w:p>
+        </w:tc>
+        <w:tc>
+          <w:tcPr>
+            <w:tcBorders>
+              <w:bottom w:val="single"/>
+            </w:tcBorders>
+            <w:vAlign w:val="bottom"/>
+          </w:tcPr>
+          <w:p>
+            <w:pPr>
+              <w:pStyle w:val="Compact"/>
+              <w:jc w:val="center"/>
+            </w:pPr>
+            <w:r>
+              <w:t xml:space="preserve">Peak RAM Proses (MB)</w:t>
+            </w:r>
+          </w:p>
+        </w:tc>
+        <w:tc>
+          <w:tcPr>
+            <w:tcBorders>
+              <w:bottom w:val="single"/>
+            </w:tcBorders>
+            <w:vAlign w:val="bottom"/>
+          </w:tcPr>
+          <w:p>
+            <w:pPr>
+              <w:pStyle w:val="Compact"/>
+              <w:jc w:val="center"/>
+            </w:pPr>
+            <w:r>
+              <w:t xml:space="preserve">CPU Peak (%)</w:t>
             </w:r>
           </w:p>
         </w:tc>
@@ -9031,7 +9235,7 @@
               <w:jc w:val="center"/>
             </w:pPr>
             <w:r>
-              <w:t xml:space="preserve">53</w:t>
+              <w:t xml:space="preserve">3</w:t>
             </w:r>
           </w:p>
         </w:tc>
@@ -9042,7 +9246,7 @@
               <w:jc w:val="center"/>
             </w:pPr>
             <w:r>
-              <w:t xml:space="preserve">12,8</w:t>
+              <w:t xml:space="preserve">16,00 ± 2,83</w:t>
             </w:r>
           </w:p>
         </w:tc>
@@ -9053,7 +9257,7 @@
               <w:jc w:val="center"/>
             </w:pPr>
             <w:r>
-              <w:t xml:space="preserve">3,2</w:t>
+              <w:t xml:space="preserve">33,47 ± 6,49</w:t>
             </w:r>
           </w:p>
         </w:tc>
@@ -9064,7 +9268,29 @@
               <w:jc w:val="center"/>
             </w:pPr>
             <w:r>
-              <w:t xml:space="preserve">2.280,02</w:t>
+              <w:t xml:space="preserve">5,57 ± 0,19</w:t>
+            </w:r>
+          </w:p>
+        </w:tc>
+        <w:tc>
+          <w:p>
+            <w:pPr>
+              <w:pStyle w:val="Compact"/>
+              <w:jc w:val="center"/>
+            </w:pPr>
+            <w:r>
+              <w:t xml:space="preserve">2.303,47 ± 13,32</w:t>
+            </w:r>
+          </w:p>
+        </w:tc>
+        <w:tc>
+          <w:p>
+            <w:pPr>
+              <w:pStyle w:val="Compact"/>
+              <w:jc w:val="center"/>
+            </w:pPr>
+            <w:r>
+              <w:t xml:space="preserve">292,33 ± 20,04</w:t>
             </w:r>
           </w:p>
         </w:tc>
@@ -9088,7 +9314,7 @@
               <w:jc w:val="center"/>
             </w:pPr>
             <w:r>
-              <w:t xml:space="preserve">23</w:t>
+              <w:t xml:space="preserve">3</w:t>
             </w:r>
           </w:p>
         </w:tc>
@@ -9099,7 +9325,7 @@
               <w:jc w:val="center"/>
             </w:pPr>
             <w:r>
-              <w:t xml:space="preserve">19,3</w:t>
+              <w:t xml:space="preserve">10,67 ± 1,70</w:t>
             </w:r>
           </w:p>
         </w:tc>
@@ -9110,7 +9336,7 @@
               <w:jc w:val="center"/>
             </w:pPr>
             <w:r>
-              <w:t xml:space="preserve">7,7</w:t>
+              <w:t xml:space="preserve">35,33 ± 1,21</w:t>
             </w:r>
           </w:p>
         </w:tc>
@@ -9121,7 +9347,29 @@
               <w:jc w:val="center"/>
             </w:pPr>
             <w:r>
-              <w:t xml:space="preserve">1.639,57</w:t>
+              <w:t xml:space="preserve">10,63 ± 0,62</w:t>
+            </w:r>
+          </w:p>
+        </w:tc>
+        <w:tc>
+          <w:p>
+            <w:pPr>
+              <w:pStyle w:val="Compact"/>
+              <w:jc w:val="center"/>
+            </w:pPr>
+            <w:r>
+              <w:t xml:space="preserve">1.665,28 ± 14,07</w:t>
+            </w:r>
+          </w:p>
+        </w:tc>
+        <w:tc>
+          <w:p>
+            <w:pPr>
+              <w:pStyle w:val="Compact"/>
+              <w:jc w:val="center"/>
+            </w:pPr>
+            <w:r>
+              <w:t xml:space="preserve">357,33 ± 33,81</w:t>
             </w:r>
           </w:p>
         </w:tc>
@@ -9145,7 +9393,7 @@
               <w:jc w:val="center"/>
             </w:pPr>
             <w:r>
-              <w:t xml:space="preserve">22</w:t>
+              <w:t xml:space="preserve">3</w:t>
             </w:r>
           </w:p>
         </w:tc>
@@ -9156,7 +9404,7 @@
               <w:jc w:val="center"/>
             </w:pPr>
             <w:r>
-              <w:t xml:space="preserve">28,3</w:t>
+              <w:t xml:space="preserve">7,33 ± 0,47</w:t>
             </w:r>
           </w:p>
         </w:tc>
@@ -9167,7 +9415,7 @@
               <w:jc w:val="center"/>
             </w:pPr>
             <w:r>
-              <w:t xml:space="preserve">8,8</w:t>
+              <w:t xml:space="preserve">43,67 ± 2,38</w:t>
             </w:r>
           </w:p>
         </w:tc>
@@ -9178,7 +9426,29 @@
               <w:jc w:val="center"/>
             </w:pPr>
             <w:r>
-              <w:t xml:space="preserve">1.427,73</w:t>
+              <w:t xml:space="preserve">13,67 ± 0,24</w:t>
+            </w:r>
+          </w:p>
+        </w:tc>
+        <w:tc>
+          <w:p>
+            <w:pPr>
+              <w:pStyle w:val="Compact"/>
+              <w:jc w:val="center"/>
+            </w:pPr>
+            <w:r>
+              <w:t xml:space="preserve">1.452,97 ± 14,15</w:t>
+            </w:r>
+          </w:p>
+        </w:tc>
+        <w:tc>
+          <w:p>
+            <w:pPr>
+              <w:pStyle w:val="Compact"/>
+              <w:jc w:val="center"/>
+            </w:pPr>
+            <w:r>
+              <w:t xml:space="preserve">299,33 ± 19,69</w:t>
             </w:r>
           </w:p>
         </w:tc>
@@ -9202,7 +9472,7 @@
               <w:jc w:val="center"/>
             </w:pPr>
             <w:r>
-              <w:t xml:space="preserve">54</w:t>
+              <w:t xml:space="preserve">3</w:t>
             </w:r>
           </w:p>
         </w:tc>
@@ -9213,7 +9483,7 @@
               <w:jc w:val="center"/>
             </w:pPr>
             <w:r>
-              <w:t xml:space="preserve">8,5</w:t>
+              <w:t xml:space="preserve">14,33 ± 1,89</w:t>
             </w:r>
           </w:p>
         </w:tc>
@@ -9224,7 +9494,7 @@
               <w:jc w:val="center"/>
             </w:pPr>
             <w:r>
-              <w:t xml:space="preserve">8,6</w:t>
+              <w:t xml:space="preserve">18,27 ± 1,82</w:t>
             </w:r>
           </w:p>
         </w:tc>
@@ -9235,7 +9505,29 @@
               <w:jc w:val="center"/>
             </w:pPr>
             <w:r>
-              <w:t xml:space="preserve">883,66</w:t>
+              <w:t xml:space="preserve">11,07 ± 0,69</w:t>
+            </w:r>
+          </w:p>
+        </w:tc>
+        <w:tc>
+          <w:p>
+            <w:pPr>
+              <w:pStyle w:val="Compact"/>
+              <w:jc w:val="center"/>
+            </w:pPr>
+            <w:r>
+              <w:t xml:space="preserve">911,97 ± 15,08</w:t>
+            </w:r>
+          </w:p>
+        </w:tc>
+        <w:tc>
+          <w:p>
+            <w:pPr>
+              <w:pStyle w:val="Compact"/>
+              <w:jc w:val="center"/>
+            </w:pPr>
+            <w:r>
+              <w:t xml:space="preserve">464,00 ± 6,98</w:t>
             </w:r>
           </w:p>
         </w:tc>
@@ -9259,7 +9551,7 @@
               <w:jc w:val="center"/>
             </w:pPr>
             <w:r>
-              <w:t xml:space="preserve">147</w:t>
+              <w:t xml:space="preserve">3</w:t>
             </w:r>
           </w:p>
         </w:tc>
@@ -9270,7 +9562,7 @@
               <w:jc w:val="center"/>
             </w:pPr>
             <w:r>
-              <w:t xml:space="preserve">4,0</w:t>
+              <w:t xml:space="preserve">310,33 ± 76,27</w:t>
             </w:r>
           </w:p>
         </w:tc>
@@ -9281,7 +9573,7 @@
               <w:jc w:val="center"/>
             </w:pPr>
             <w:r>
-              <w:t xml:space="preserve">1,7</w:t>
+              <w:t xml:space="preserve">22,70 ± 1,71</w:t>
             </w:r>
           </w:p>
         </w:tc>
@@ -9292,7 +9584,29 @@
               <w:jc w:val="center"/>
             </w:pPr>
             <w:r>
-              <w:t xml:space="preserve">3.664,08</w:t>
+              <w:t xml:space="preserve">1,87 ± 0,19</w:t>
+            </w:r>
+          </w:p>
+        </w:tc>
+        <w:tc>
+          <w:p>
+            <w:pPr>
+              <w:pStyle w:val="Compact"/>
+              <w:jc w:val="center"/>
+            </w:pPr>
+            <w:r>
+              <w:t xml:space="preserve">3.744,25 ± 8,05</w:t>
+            </w:r>
+          </w:p>
+        </w:tc>
+        <w:tc>
+          <w:p>
+            <w:pPr>
+              <w:pStyle w:val="Compact"/>
+              <w:jc w:val="center"/>
+            </w:pPr>
+            <w:r>
+              <w:t xml:space="preserve">430,33 ± 34,65</w:t>
             </w:r>
           </w:p>
         </w:tc>
@@ -9316,7 +9630,7 @@
               <w:jc w:val="center"/>
             </w:pPr>
             <w:r>
-              <w:t xml:space="preserve">67</w:t>
+              <w:t xml:space="preserve">2</w:t>
             </w:r>
           </w:p>
         </w:tc>
@@ -9327,7 +9641,7 @@
               <w:jc w:val="center"/>
             </w:pPr>
             <w:r>
-              <w:t xml:space="preserve">14,8</w:t>
+              <w:t xml:space="preserve">181,00 ± 27,00</w:t>
             </w:r>
           </w:p>
         </w:tc>
@@ -9338,7 +9652,7 @@
               <w:jc w:val="center"/>
             </w:pPr>
             <w:r>
-              <w:t xml:space="preserve">4,2</w:t>
+              <w:t xml:space="preserve">22,55 ± 0,25</w:t>
             </w:r>
           </w:p>
         </w:tc>
@@ -9349,7 +9663,29 @@
               <w:jc w:val="center"/>
             </w:pPr>
             <w:r>
-              <w:t xml:space="preserve">2.833,89</w:t>
+              <w:t xml:space="preserve">4,60 ± 0,30</w:t>
+            </w:r>
+          </w:p>
+        </w:tc>
+        <w:tc>
+          <w:p>
+            <w:pPr>
+              <w:pStyle w:val="Compact"/>
+              <w:jc w:val="center"/>
+            </w:pPr>
+            <w:r>
+              <w:t xml:space="preserve">2.856,29 ± 0,29</w:t>
+            </w:r>
+          </w:p>
+        </w:tc>
+        <w:tc>
+          <w:p>
+            <w:pPr>
+              <w:pStyle w:val="Compact"/>
+              <w:jc w:val="center"/>
+            </w:pPr>
+            <w:r>
+              <w:t xml:space="preserve">509,00 ± 20,00</w:t>
             </w:r>
           </w:p>
         </w:tc>
@@ -9373,7 +9709,7 @@
               <w:jc w:val="center"/>
             </w:pPr>
             <w:r>
-              <w:t xml:space="preserve">55</w:t>
+              <w:t xml:space="preserve">2</w:t>
             </w:r>
           </w:p>
         </w:tc>
@@ -9384,7 +9720,7 @@
               <w:jc w:val="center"/>
             </w:pPr>
             <w:r>
-              <w:t xml:space="preserve">19,9</w:t>
+              <w:t xml:space="preserve">297,00 ± 46,00</w:t>
             </w:r>
           </w:p>
         </w:tc>
@@ -9395,7 +9731,7 @@
               <w:jc w:val="center"/>
             </w:pPr>
             <w:r>
-              <w:t xml:space="preserve">4,7</w:t>
+              <w:t xml:space="preserve">27,00 ± 2,60</w:t>
             </w:r>
           </w:p>
         </w:tc>
@@ -9406,7 +9742,29 @@
               <w:jc w:val="center"/>
             </w:pPr>
             <w:r>
-              <w:t xml:space="preserve">2.540,23</w:t>
+              <w:t xml:space="preserve">4,95 ± 0,25</w:t>
+            </w:r>
+          </w:p>
+        </w:tc>
+        <w:tc>
+          <w:p>
+            <w:pPr>
+              <w:pStyle w:val="Compact"/>
+              <w:jc w:val="center"/>
+            </w:pPr>
+            <w:r>
+              <w:t xml:space="preserve">2.562,88 ± 0,46</w:t>
+            </w:r>
+          </w:p>
+        </w:tc>
+        <w:tc>
+          <w:p>
+            <w:pPr>
+              <w:pStyle w:val="Compact"/>
+              <w:jc w:val="center"/>
+            </w:pPr>
+            <w:r>
+              <w:t xml:space="preserve">500,50 ± 25,50</w:t>
             </w:r>
           </w:p>
         </w:tc>
@@ -9430,7 +9788,7 @@
               <w:jc w:val="center"/>
             </w:pPr>
             <w:r>
-              <w:t xml:space="preserve">66</w:t>
+              <w:t xml:space="preserve">2</w:t>
             </w:r>
           </w:p>
         </w:tc>
@@ -9441,7 +9799,7 @@
               <w:jc w:val="center"/>
             </w:pPr>
             <w:r>
-              <w:t xml:space="preserve">11,1</w:t>
+              <w:t xml:space="preserve">187,00 ± 100,00</w:t>
             </w:r>
           </w:p>
         </w:tc>
@@ -9452,7 +9810,7 @@
               <w:jc w:val="center"/>
             </w:pPr>
             <w:r>
-              <w:t xml:space="preserve">4,7</w:t>
+              <w:t xml:space="preserve">14,55 ± 0,95</w:t>
             </w:r>
           </w:p>
         </w:tc>
@@ -9463,12 +9821,96 @@
               <w:jc w:val="center"/>
             </w:pPr>
             <w:r>
-              <w:t xml:space="preserve">1.874,91</w:t>
+              <w:t xml:space="preserve">4,25 ± 0,35</w:t>
+            </w:r>
+          </w:p>
+        </w:tc>
+        <w:tc>
+          <w:p>
+            <w:pPr>
+              <w:pStyle w:val="Compact"/>
+              <w:jc w:val="center"/>
+            </w:pPr>
+            <w:r>
+              <w:t xml:space="preserve">1.897,97 ± 0,02</w:t>
+            </w:r>
+          </w:p>
+        </w:tc>
+        <w:tc>
+          <w:p>
+            <w:pPr>
+              <w:pStyle w:val="Compact"/>
+              <w:jc w:val="center"/>
+            </w:pPr>
+            <w:r>
+              <w:t xml:space="preserve">525,00 ± 2,00</w:t>
             </w:r>
           </w:p>
         </w:tc>
       </w:tr>
     </w:tbl>
+    <w:p>
+      <w:pPr>
+        <w:pStyle w:val="BodyText"/>
+      </w:pPr>
+      <w:r>
+        <w:rPr>
+          <w:i/>
+        </w:rPr>
+        <w:t xml:space="preserve">Catatan: kolom CPU</w:t>
+      </w:r>
+      <w:r>
+        <w:rPr>
+          <w:i/>
+        </w:rPr>
+        <w:t xml:space="preserve"> </w:t>
+      </w:r>
+      <w:r>
+        <w:t xml:space="preserve">Peak* (%) mencerminkan beban gabungan terhadap 6</w:t>
+      </w:r>
+      <w:r>
+        <w:t xml:space="preserve"> </w:t>
+      </w:r>
+      <w:r>
+        <w:rPr>
+          <w:i/>
+        </w:rPr>
+        <w:t xml:space="preserve">thread</w:t>
+      </w:r>
+      <w:r>
+        <w:t xml:space="preserve"> </w:t>
+      </w:r>
+      <w:r>
+        <w:t xml:space="preserve">yang dialokasikan (skala maksimal teoretis 600%, menggunakan metrik</w:t>
+      </w:r>
+      <w:r>
+        <w:t xml:space="preserve"> </w:t>
+      </w:r>
+      <w:r>
+        <w:rPr>
+          <w:rStyle w:val="VerbatimChar"/>
+        </w:rPr>
+        <w:t xml:space="preserve">%CPU</w:t>
+      </w:r>
+      <w:r>
+        <w:t xml:space="preserve"> </w:t>
+      </w:r>
+      <w:r>
+        <w:t xml:space="preserve">dari</w:t>
+      </w:r>
+      <w:r>
+        <w:t xml:space="preserve"> </w:t>
+      </w:r>
+      <w:r>
+        <w:rPr>
+          <w:rStyle w:val="VerbatimChar"/>
+        </w:rPr>
+        <w:t xml:space="preserve">ps</w:t>
+      </w:r>
+      <w:r>
+        <w:t xml:space="preserve">).*</w:t>
+      </w:r>
+    </w:p>
     <w:p>
       <w:pPr>
         <w:pStyle w:val="BodyText"/>
@@ -9545,7 +9987,22 @@
         <w:t xml:space="preserve"> </w:t>
       </w:r>
       <w:r>
-        <w:t xml:space="preserve">RAM per varian kuantisasi pada Helio G99 (RAM 8 GB). Sumber: olahan penulis.</w:t>
+        <w:t xml:space="preserve">RAM proses per varian kuantisasi pada Helio G99 (RAM 8 GB).</w:t>
+      </w:r>
+      <w:r>
+        <w:t xml:space="preserve"> </w:t>
+      </w:r>
+      <w:r>
+        <w:rPr>
+          <w:i/>
+        </w:rPr>
+        <w:t xml:space="preserve">Error bar</w:t>
+      </w:r>
+      <w:r>
+        <w:t xml:space="preserve"> </w:t>
+      </w:r>
+      <w:r>
+        <w:t xml:space="preserve">menunjukkan ± satu simpangan baku. Sumber: olahan penulis.</w:t>
       </w:r>
     </w:p>
     <w:p>
@@ -9555,7 +10012,7 @@
       <w:r>
         <w:drawing>
           <wp:inline>
-            <wp:extent cx="5334000" cy="2235356"/>
+            <wp:extent cx="5334000" cy="2330547"/>
             <wp:effectExtent b="0" l="0" r="0" t="0"/>
             <wp:docPr descr="" title="" id="1" name="Picture"/>
             <a:graphic>
@@ -9576,7 +10033,7 @@
                   <pic:spPr bwMode="auto">
                     <a:xfrm>
                       <a:off x="0" y="0"/>
-                      <a:ext cx="5334000" cy="2235356"/>
+                      <a:ext cx="5334000" cy="2330547"/>
                     </a:xfrm>
                     <a:prstGeom prst="rect">
                       <a:avLst/>
@@ -9633,7 +10090,22 @@
         <w:t xml:space="preserve">Generation</w:t>
       </w:r>
       <w:r>
-        <w:t xml:space="preserve">) per varian kuantisasi. Sumber: olahan penulis.</w:t>
+        <w:t xml:space="preserve">) per varian kuantisasi.</w:t>
+      </w:r>
+      <w:r>
+        <w:t xml:space="preserve"> </w:t>
+      </w:r>
+      <w:r>
+        <w:rPr>
+          <w:i/>
+        </w:rPr>
+        <w:t xml:space="preserve">Error bar</w:t>
+      </w:r>
+      <w:r>
+        <w:t xml:space="preserve"> </w:t>
+      </w:r>
+      <w:r>
+        <w:t xml:space="preserve">menunjukkan ± satu simpangan baku. Sumber: olahan penulis.</w:t>
       </w:r>
     </w:p>
     <w:p>
@@ -9641,7 +10113,7 @@
         <w:pStyle w:val="BodyText"/>
       </w:pPr>
       <w:r>
-        <w:t xml:space="preserve">Reduksi RAM yang konsisten terlihat pada kedua model: pemuatan Qwen 3.5 FP16 menyentuh 3,66 GB—nyaris 46% dari RAM sistem—yang berisiko memicu</w:t>
+        <w:t xml:space="preserve">Reduksi RAM proses yang konsisten terlihat pada kedua model: pemuatan Qwen 3.5 FP16 menyentuh 3,74 GB—nyaris 47% dari RAM sistem 8 GB—yang berisiko memicu</w:t>
       </w:r>
       <w:r>
         <w:t xml:space="preserve"> </w:t>
@@ -9653,7 +10125,7 @@
         <w:t xml:space="preserve">OOM Killer</w:t>
       </w:r>
       <w:r>
-        <w:t xml:space="preserve">. Varian Q4_K_M berhasil menekan kebutuhan RAM menjadi 2,54 GB (efisiensi 30,7%), dan Q3_K_M menjadi 1,87 GB (efisiensi 48,8%). Tren ini sejalan dengan akselerasi</w:t>
+        <w:t xml:space="preserve">. Varian Q4_K_M berhasil menekan kebutuhan RAM Qwen menjadi 2,56 GB (efisiensi 31,6%), dan Q3_K_M menjadi 1,90 GB (efisiensi 49,3%). Tren ini sejalan dengan akselerasi</w:t>
       </w:r>
       <w:r>
         <w:t xml:space="preserve"> </w:t>
@@ -9665,7 +10137,37 @@
         <w:t xml:space="preserve">Generation Speed</w:t>
       </w:r>
       <w:r>
-        <w:t xml:space="preserve">: LFM Q4_K_M mencapai 8,8 t/s, atau 2,75 kali lipat baseline FP16 (3,2 t/s).</w:t>
+        <w:t xml:space="preserve">: LFM Q4_K_M mencapai 13,67 ± 0,24 t/s, atau 2,45 kali lipat baseline FP16 (5,57 t/s), sekaligus menjadi varian dengan total waktu eksekusi paling singkat (7,33 detik) dan beban CPU yang terkontrol di rentang ~299%. Sebaliknya, ketiga varian Qwen 3.5 menunjukkan</w:t>
+      </w:r>
+      <w:r>
+        <w:t xml:space="preserve"> </w:t>
+      </w:r>
+      <w:r>
+        <w:rPr>
+          <w:i/>
+        </w:rPr>
+        <w:t xml:space="preserve">Generation Speed</w:t>
+      </w:r>
+      <w:r>
+        <w:t xml:space="preserve"> </w:t>
+      </w:r>
+      <w:r>
+        <w:t xml:space="preserve">yang seragam rendah pada rentang 1,87–4,95 t/s, yang menggambarkan keterbatasan model berarsitektur</w:t>
+      </w:r>
+      <w:r>
+        <w:t xml:space="preserve"> </w:t>
+      </w:r>
+      <w:r>
+        <w:rPr>
+          <w:i/>
+        </w:rPr>
+        <w:t xml:space="preserve">reasoning</w:t>
+      </w:r>
+      <w:r>
+        <w:t xml:space="preserve"> </w:t>
+      </w:r>
+      <w:r>
+        <w:t xml:space="preserve">berukuran 2 miliar parameter pada CPU ARM kelas menengah ke bawah (lihat keterbatasan tambahan pada Sub-bab 4.3.3).</w:t>
       </w:r>
     </w:p>
     <w:p>
@@ -10098,9 +10600,9 @@
       <w:pPr>
         <w:pStyle w:val="Heading3"/>
       </w:pPr>
-      <w:bookmarkStart w:id="73" w:name="X5b05d2007aadcafb5fc47f2247fb8ee18f32e2d"/>
-      <w:r>
-        <w:t xml:space="preserve">4.3.2 Evaluasi Akurasi Logika (MMLU, GSM8K, dan HumanEval)</w:t>
+      <w:bookmarkStart w:id="73" w:name="X0708eb96332c77c3f2ee7e69be33029d2199989"/>
+      <w:r>
+        <w:t xml:space="preserve">4.3.2 Evaluasi Akurasi Logika (MMLU, GSM8K, dan HumanEval) serta Kreativitas Bahasa (MT-Bench TTR)</w:t>
       </w:r>
       <w:bookmarkEnd w:id="73"/>
     </w:p>
@@ -10121,7 +10623,121 @@
         <w:t xml:space="preserve">benchmark</w:t>
       </w:r>
       <w:r>
-        <w:t xml:space="preserve">: MMLU (pemahaman umum), GSM8K (nalar matematika), dan HumanEval (akurasi pemrograman Python), masing-masing dengan 100 sampel. Data hasil pengujian disajikan pada Tabel 4.4 dan Tabel 4.5.</w:t>
+        <w:t xml:space="preserve"> </w:t>
+      </w:r>
+      <w:r>
+        <w:t xml:space="preserve">kognitif: MMLU (pemahaman umum berbasis pilihan ganda A/B/C/D), GSM8K (nalar matematika dengan jawaban numerik), dan HumanEval (akurasi pemrograman Python dievaluasi melalui</w:t>
+      </w:r>
+      <w:r>
+        <w:t xml:space="preserve"> </w:t>
+      </w:r>
+      <w:r>
+        <w:rPr>
+          <w:i/>
+        </w:rPr>
+        <w:t xml:space="preserve">unit-test</w:t>
+      </w:r>
+      <w:r>
+        <w:t xml:space="preserve">), serta satu instrumen tambahan berupa MT-Bench dengan skor</w:t>
+      </w:r>
+      <w:r>
+        <w:t xml:space="preserve"> </w:t>
+      </w:r>
+      <w:r>
+        <w:rPr>
+          <w:i/>
+        </w:rPr>
+        <w:t xml:space="preserve">Type-Token Ratio</w:t>
+      </w:r>
+      <w:r>
+        <w:t xml:space="preserve"> </w:t>
+      </w:r>
+      <w:r>
+        <w:t xml:space="preserve">(TTR) yang mengukur keragaman leksikal teks generatif. Masing-masing</w:t>
+      </w:r>
+      <w:r>
+        <w:t xml:space="preserve"> </w:t>
+      </w:r>
+      <w:r>
+        <w:rPr>
+          <w:i/>
+        </w:rPr>
+        <w:t xml:space="preserve">benchmark</w:t>
+      </w:r>
+      <w:r>
+        <w:t xml:space="preserve"> </w:t>
+      </w:r>
+      <w:r>
+        <w:t xml:space="preserve">mengeksekusi 100 sampel acak dengan suhu</w:t>
+      </w:r>
+      <w:r>
+        <w:t xml:space="preserve"> </w:t>
+      </w:r>
+      <w:r>
+        <w:rPr>
+          <w:i/>
+        </w:rPr>
+        <w:t xml:space="preserve">sampling</w:t>
+      </w:r>
+      <w:r>
+        <w:t xml:space="preserve"> </w:t>
+      </w:r>
+      <w:r>
+        <w:t xml:space="preserve">deterministik (</w:t>
+      </w:r>
+      <w:r>
+        <w:rPr>
+          <w:rStyle w:val="VerbatimChar"/>
+        </w:rPr>
+        <w:t xml:space="preserve">temperature=0</w:t>
+      </w:r>
+      <w:r>
+        <w:t xml:space="preserve">). Eksekusi akurasi dijalankan pada</w:t>
+      </w:r>
+      <w:r>
+        <w:t xml:space="preserve"> </w:t>
+      </w:r>
+      <w:r>
+        <w:rPr>
+          <w:i/>
+        </w:rPr>
+        <w:t xml:space="preserve">host</w:t>
+      </w:r>
+      <w:r>
+        <w:t xml:space="preserve"> </w:t>
+      </w:r>
+      <w:r>
+        <w:t xml:space="preserve">PC NVIDIA RTX 3060 untuk menghemat waktu evaluasi, sedangkan validasi performa keluaran model identik dengan eksekusi pada perangkat</w:t>
+      </w:r>
+      <w:r>
+        <w:t xml:space="preserve"> </w:t>
+      </w:r>
+      <w:r>
+        <w:rPr>
+          <w:i/>
+        </w:rPr>
+        <w:t xml:space="preserve">target</w:t>
+      </w:r>
+      <w:r>
+        <w:t xml:space="preserve"> </w:t>
+      </w:r>
+      <w:r>
+        <w:t xml:space="preserve">karena format</w:t>
+      </w:r>
+      <w:r>
+        <w:t xml:space="preserve"> </w:t>
+      </w:r>
+      <w:r>
+        <w:rPr>
+          <w:rStyle w:val="VerbatimChar"/>
+        </w:rPr>
+        <w:t xml:space="preserve">.gguf</w:t>
+      </w:r>
+      <w:r>
+        <w:t xml:space="preserve"> </w:t>
+      </w:r>
+      <w:r>
+        <w:t xml:space="preserve">yang seragam. Data hasil pengujian disajikan pada Tabel 4.4 dan Tabel 4.5.</w:t>
       </w:r>
     </w:p>
     <w:p>
@@ -10261,7 +10877,7 @@
               <w:jc w:val="left"/>
             </w:pPr>
             <w:r>
-              <w:t xml:space="preserve">MMLU</w:t>
+              <w:t xml:space="preserve">MMLU (A/B/C/D)</w:t>
             </w:r>
           </w:p>
         </w:tc>
@@ -10272,7 +10888,7 @@
               <w:jc w:val="center"/>
             </w:pPr>
             <w:r>
-              <w:t xml:space="preserve">33%</w:t>
+              <w:t xml:space="preserve">32%</w:t>
             </w:r>
           </w:p>
         </w:tc>
@@ -10283,7 +10899,7 @@
               <w:jc w:val="center"/>
             </w:pPr>
             <w:r>
-              <w:t xml:space="preserve">30%</w:t>
+              <w:t xml:space="preserve">34%</w:t>
             </w:r>
           </w:p>
         </w:tc>
@@ -10294,18 +10910,18 @@
               <w:jc w:val="center"/>
             </w:pPr>
             <w:r>
+              <w:t xml:space="preserve">25%</w:t>
+            </w:r>
+          </w:p>
+        </w:tc>
+        <w:tc>
+          <w:p>
+            <w:pPr>
+              <w:pStyle w:val="Compact"/>
+              <w:jc w:val="center"/>
+            </w:pPr>
+            <w:r>
               <w:t xml:space="preserve">28%</w:t>
-            </w:r>
-          </w:p>
-        </w:tc>
-        <w:tc>
-          <w:p>
-            <w:pPr>
-              <w:pStyle w:val="Compact"/>
-              <w:jc w:val="center"/>
-            </w:pPr>
-            <w:r>
-              <w:t xml:space="preserve">32%</w:t>
             </w:r>
           </w:p>
         </w:tc>
@@ -10318,7 +10934,7 @@
               <w:jc w:val="left"/>
             </w:pPr>
             <w:r>
-              <w:t xml:space="preserve">GSM8K</w:t>
+              <w:t xml:space="preserve">GSM8K (numerik)</w:t>
             </w:r>
           </w:p>
         </w:tc>
@@ -10329,7 +10945,7 @@
               <w:jc w:val="center"/>
             </w:pPr>
             <w:r>
-              <w:t xml:space="preserve">52%</w:t>
+              <w:t xml:space="preserve">58%</w:t>
             </w:r>
           </w:p>
         </w:tc>
@@ -10340,7 +10956,7 @@
               <w:jc w:val="center"/>
             </w:pPr>
             <w:r>
-              <w:t xml:space="preserve">52%</w:t>
+              <w:t xml:space="preserve">55%</w:t>
             </w:r>
           </w:p>
         </w:tc>
@@ -10351,7 +10967,7 @@
               <w:jc w:val="center"/>
             </w:pPr>
             <w:r>
-              <w:t xml:space="preserve">51%</w:t>
+              <w:t xml:space="preserve">50%</w:t>
             </w:r>
           </w:p>
         </w:tc>
@@ -10362,7 +10978,7 @@
               <w:jc w:val="center"/>
             </w:pPr>
             <w:r>
-              <w:t xml:space="preserve">42%</w:t>
+              <w:t xml:space="preserve">40%</w:t>
             </w:r>
           </w:p>
         </w:tc>
@@ -10375,7 +10991,7 @@
               <w:jc w:val="left"/>
             </w:pPr>
             <w:r>
-              <w:t xml:space="preserve">HumanEval</w:t>
+              <w:t xml:space="preserve">HumanEval (kode)</w:t>
             </w:r>
           </w:p>
         </w:tc>
@@ -10420,6 +11036,63 @@
             </w:pPr>
             <w:r>
               <w:t xml:space="preserve">30%</w:t>
+            </w:r>
+          </w:p>
+        </w:tc>
+      </w:tr>
+      <w:tr>
+        <w:tc>
+          <w:p>
+            <w:pPr>
+              <w:pStyle w:val="Compact"/>
+              <w:jc w:val="left"/>
+            </w:pPr>
+            <w:r>
+              <w:t xml:space="preserve">MT-Bench TTR</w:t>
+            </w:r>
+          </w:p>
+        </w:tc>
+        <w:tc>
+          <w:p>
+            <w:pPr>
+              <w:pStyle w:val="Compact"/>
+              <w:jc w:val="center"/>
+            </w:pPr>
+            <w:r>
+              <w:t xml:space="preserve">0,526</w:t>
+            </w:r>
+          </w:p>
+        </w:tc>
+        <w:tc>
+          <w:p>
+            <w:pPr>
+              <w:pStyle w:val="Compact"/>
+              <w:jc w:val="center"/>
+            </w:pPr>
+            <w:r>
+              <w:t xml:space="preserve">0,509</w:t>
+            </w:r>
+          </w:p>
+        </w:tc>
+        <w:tc>
+          <w:p>
+            <w:pPr>
+              <w:pStyle w:val="Compact"/>
+              <w:jc w:val="center"/>
+            </w:pPr>
+            <w:r>
+              <w:t xml:space="preserve">0,468</w:t>
+            </w:r>
+          </w:p>
+        </w:tc>
+        <w:tc>
+          <w:p>
+            <w:pPr>
+              <w:pStyle w:val="Compact"/>
+              <w:jc w:val="center"/>
+            </w:pPr>
+            <w:r>
+              <w:t xml:space="preserve">0,403</w:t>
             </w:r>
           </w:p>
         </w:tc>
@@ -10454,7 +11127,7 @@
         <w:t xml:space="preserve"> </w:t>
       </w:r>
       <w:r>
-        <w:t xml:space="preserve">Akurasi Qwen 3.5 (2B)</w:t>
+        <w:t xml:space="preserve">Akurasi Qwen 3.5 (2B) *</w:t>
       </w:r>
     </w:p>
     <w:tbl>
@@ -10562,7 +11235,7 @@
               <w:jc w:val="left"/>
             </w:pPr>
             <w:r>
-              <w:t xml:space="preserve">MMLU</w:t>
+              <w:t xml:space="preserve">MMLU (A/B/C/D) *</w:t>
             </w:r>
           </w:p>
         </w:tc>
@@ -10573,7 +11246,7 @@
               <w:jc w:val="center"/>
             </w:pPr>
             <w:r>
-              <w:t xml:space="preserve">12%</w:t>
+              <w:t xml:space="preserve">40%</w:t>
             </w:r>
           </w:p>
         </w:tc>
@@ -10584,7 +11257,7 @@
               <w:jc w:val="center"/>
             </w:pPr>
             <w:r>
-              <w:t xml:space="preserve">14%</w:t>
+              <w:t xml:space="preserve">29%</w:t>
             </w:r>
           </w:p>
         </w:tc>
@@ -10595,7 +11268,7 @@
               <w:jc w:val="center"/>
             </w:pPr>
             <w:r>
-              <w:t xml:space="preserve">14%</w:t>
+              <w:t xml:space="preserve">37%</w:t>
             </w:r>
           </w:p>
         </w:tc>
@@ -10606,7 +11279,7 @@
               <w:jc w:val="center"/>
             </w:pPr>
             <w:r>
-              <w:t xml:space="preserve">22%</w:t>
+              <w:t xml:space="preserve">40%</w:t>
             </w:r>
           </w:p>
         </w:tc>
@@ -10619,7 +11292,7 @@
               <w:jc w:val="left"/>
             </w:pPr>
             <w:r>
-              <w:t xml:space="preserve">GSM8K</w:t>
+              <w:t xml:space="preserve">GSM8K (numerik) **</w:t>
             </w:r>
           </w:p>
         </w:tc>
@@ -10630,7 +11303,7 @@
               <w:jc w:val="center"/>
             </w:pPr>
             <w:r>
-              <w:t xml:space="preserve">57%</w:t>
+              <w:t xml:space="preserve">16%</w:t>
             </w:r>
           </w:p>
         </w:tc>
@@ -10641,7 +11314,7 @@
               <w:jc w:val="center"/>
             </w:pPr>
             <w:r>
-              <w:t xml:space="preserve">53%</w:t>
+              <w:t xml:space="preserve">17%</w:t>
             </w:r>
           </w:p>
         </w:tc>
@@ -10652,7 +11325,7 @@
               <w:jc w:val="center"/>
             </w:pPr>
             <w:r>
-              <w:t xml:space="preserve">56%</w:t>
+              <w:t xml:space="preserve">19%</w:t>
             </w:r>
           </w:p>
         </w:tc>
@@ -10663,7 +11336,7 @@
               <w:jc w:val="center"/>
             </w:pPr>
             <w:r>
-              <w:t xml:space="preserve">37%</w:t>
+              <w:t xml:space="preserve">12%</w:t>
             </w:r>
           </w:p>
         </w:tc>
@@ -10676,7 +11349,7 @@
               <w:jc w:val="left"/>
             </w:pPr>
             <w:r>
-              <w:t xml:space="preserve">HumanEval</w:t>
+              <w:t xml:space="preserve">HumanEval (kode)</w:t>
             </w:r>
           </w:p>
         </w:tc>
@@ -10709,7 +11382,7 @@
               <w:jc w:val="center"/>
             </w:pPr>
             <w:r>
-              <w:t xml:space="preserve">44%</w:t>
+              <w:t xml:space="preserve">40%</w:t>
             </w:r>
           </w:p>
         </w:tc>
@@ -10720,12 +11393,215 @@
               <w:jc w:val="center"/>
             </w:pPr>
             <w:r>
-              <w:t xml:space="preserve">26%</w:t>
+              <w:t xml:space="preserve">25%</w:t>
+            </w:r>
+          </w:p>
+        </w:tc>
+      </w:tr>
+      <w:tr>
+        <w:tc>
+          <w:p>
+            <w:pPr>
+              <w:pStyle w:val="Compact"/>
+              <w:jc w:val="left"/>
+            </w:pPr>
+            <w:r>
+              <w:t xml:space="preserve">MT-Bench TTR</w:t>
+            </w:r>
+          </w:p>
+        </w:tc>
+        <w:tc>
+          <w:p>
+            <w:pPr>
+              <w:pStyle w:val="Compact"/>
+              <w:jc w:val="center"/>
+            </w:pPr>
+            <w:r>
+              <w:t xml:space="preserve">0,546</w:t>
+            </w:r>
+          </w:p>
+        </w:tc>
+        <w:tc>
+          <w:p>
+            <w:pPr>
+              <w:pStyle w:val="Compact"/>
+              <w:jc w:val="center"/>
+            </w:pPr>
+            <w:r>
+              <w:t xml:space="preserve">0,412</w:t>
+            </w:r>
+          </w:p>
+        </w:tc>
+        <w:tc>
+          <w:p>
+            <w:pPr>
+              <w:pStyle w:val="Compact"/>
+              <w:jc w:val="center"/>
+            </w:pPr>
+            <w:r>
+              <w:t xml:space="preserve">0,568</w:t>
+            </w:r>
+          </w:p>
+        </w:tc>
+        <w:tc>
+          <w:p>
+            <w:pPr>
+              <w:pStyle w:val="Compact"/>
+              <w:jc w:val="center"/>
+            </w:pPr>
+            <w:r>
+              <w:t xml:space="preserve">0,521</w:t>
             </w:r>
           </w:p>
         </w:tc>
       </w:tr>
     </w:tbl>
+    <w:p>
+      <w:pPr>
+        <w:pStyle w:val="BodyText"/>
+      </w:pPr>
+      <w:r>
+        <w:t xml:space="preserve">* Qwen 3.5 (2B) merupakan model dengan arsitektur</w:t>
+      </w:r>
+      <w:r>
+        <w:t xml:space="preserve"> </w:t>
+      </w:r>
+      <w:r>
+        <w:rPr>
+          <w:i/>
+        </w:rPr>
+        <w:t xml:space="preserve">reasoning</w:t>
+      </w:r>
+      <w:r>
+        <w:t xml:space="preserve"> </w:t>
+      </w:r>
+      <w:r>
+        <w:t xml:space="preserve">(memproduksi blok</w:t>
+      </w:r>
+      <w:r>
+        <w:t xml:space="preserve"> </w:t>
+      </w:r>
+      <w:r>
+        <w:rPr>
+          <w:rStyle w:val="VerbatimChar"/>
+        </w:rPr>
+        <w:t xml:space="preserve">&lt;think&gt;...&lt;/think&gt;</w:t>
+      </w:r>
+      <w:r>
+        <w:t xml:space="preserve"> </w:t>
+      </w:r>
+      <w:r>
+        <w:t xml:space="preserve">sebagai jejak penalaran sebelum jawaban final). Skor akurasi yang dilaporkan menggunakan</w:t>
+      </w:r>
+      <w:r>
+        <w:t xml:space="preserve"> </w:t>
+      </w:r>
+      <w:r>
+        <w:rPr>
+          <w:i/>
+        </w:rPr>
+        <w:t xml:space="preserve">parser</w:t>
+      </w:r>
+      <w:r>
+        <w:t xml:space="preserve"> </w:t>
+      </w:r>
+      <w:r>
+        <w:t xml:space="preserve">berlapis yaitu pencocokan ketat (</w:t>
+      </w:r>
+      <w:r>
+        <w:rPr>
+          <w:rStyle w:val="VerbatimChar"/>
+        </w:rPr>
+        <w:t xml:space="preserve">####&lt;num&gt;</w:t>
+      </w:r>
+      <w:r>
+        <w:t xml:space="preserve">,</w:t>
+      </w:r>
+      <w:r>
+        <w:t xml:space="preserve"> </w:t>
+      </w:r>
+      <w:r>
+        <w:rPr>
+          <w:rStyle w:val="VerbatimChar"/>
+        </w:rPr>
+        <w:t xml:space="preserve">\boxed{...}</w:t>
+      </w:r>
+      <w:r>
+        <w:t xml:space="preserve">,</w:t>
+      </w:r>
+      <w:r>
+        <w:t xml:space="preserve"> </w:t>
+      </w:r>
+      <w:r>
+        <w:rPr>
+          <w:i/>
+        </w:rPr>
+        <w:t xml:space="preserve">final answer</w:t>
+      </w:r>
+      <w:r>
+        <w:t xml:space="preserve">) dengan</w:t>
+      </w:r>
+      <w:r>
+        <w:t xml:space="preserve"> </w:t>
+      </w:r>
+      <w:r>
+        <w:rPr>
+          <w:i/>
+        </w:rPr>
+        <w:t xml:space="preserve">fallback</w:t>
+      </w:r>
+      <w:r>
+        <w:t xml:space="preserve"> </w:t>
+      </w:r>
+      <w:r>
+        <w:t xml:space="preserve">pada kandidat angka/huruf terakhir setelah eliminasi blok</w:t>
+      </w:r>
+      <w:r>
+        <w:t xml:space="preserve"> </w:t>
+      </w:r>
+      <w:r>
+        <w:rPr>
+          <w:rStyle w:val="VerbatimChar"/>
+        </w:rPr>
+        <w:t xml:space="preserve">&lt;think&gt;</w:t>
+      </w:r>
+      <w:r>
+        <w:t xml:space="preserve">.</w:t>
+      </w:r>
+      <w:r>
+        <w:t xml:space="preserve"> </w:t>
+      </w:r>
+      <w:r>
+        <w:t xml:space="preserve">** Skor GSM8K Qwen sangat rendah karena 60–80% keluaran model tidak menyelesaikan penalaran dalam anggaran 200</w:t>
+      </w:r>
+      <w:r>
+        <w:t xml:space="preserve"> </w:t>
+      </w:r>
+      <w:r>
+        <w:rPr>
+          <w:i/>
+        </w:rPr>
+        <w:t xml:space="preserve">token</w:t>
+      </w:r>
+      <w:r>
+        <w:t xml:space="preserve"> </w:t>
+      </w:r>
+      <w:r>
+        <w:t xml:space="preserve">yang ditetapkan (</w:t>
+      </w:r>
+      <w:r>
+        <w:rPr>
+          <w:rStyle w:val="VerbatimChar"/>
+        </w:rPr>
+        <w:t xml:space="preserve">strict_miss</w:t>
+      </w:r>
+      <w:r>
+        <w:t xml:space="preserve"> </w:t>
+      </w:r>
+      <w:r>
+        <w:t xml:space="preserve">tinggi); detail keterbatasan ini dijelaskan pada Sub-bab 4.3.3.</w:t>
+      </w:r>
+    </w:p>
     <w:p>
       <w:pPr>
         <w:pStyle w:val="BodyText"/>
@@ -10810,18 +11686,553 @@
         <w:pStyle w:val="BodyText"/>
       </w:pPr>
       <w:r>
-        <w:t xml:space="preserve">Berdasarkan Tabel 4.4, LFM 2.5 (1,2B) menunjukkan penurunan akurasi GSM8K yang signifikan pada varian Q3_K_M (dari 52% menjadi 42%), yang mengindikasikan degradasi nalar matematis akibat kompresi ekstrem. Pada Tabel 4.5, Qwen 3.5 (2B) menunjukkan pola serupa dengan penurunan HumanEval yang drastis pada Q3_K_M (dari 52% menjadi 26%), membuktikan bahwa logika pemrograman sangat rentan terhadap pemotongan presisi yang agresif (Gong dkk., 2024). Secara keseluruhan, penurunan performa paling signifikan terjadi pada varian Q3_K_M di kedua model.</w:t>
+        <w:t xml:space="preserve">Berdasarkan Tabel 4.4, LFM 2.5 (1,2B) menunjukkan stabilitas akurasi yang relatif konsisten antar varian: penurunan paling tajam terlihat pada GSM8K (58% → 40% pada Q3_K_M, selisih 18 poin), sementara MMLU justru memperlihatkan fluktuasi non-monoton yang masih berada di rentang sekitar 28–34%, dan HumanEval relatif stabil di kisaran 29–37%. Skor MT-Bench TTR menurun seiring tingkat kuantisasi (0,526 → 0,403), mengindikasikan terjadinya pengurangan keragaman leksikal pada keluaran teks ketika presisi bobot semakin agresif. Pada Tabel 4.5, hasil Qwen 3.5 (2B) menunjukkan profil yang sangat berbeda: HumanEval mengalami penurunan progresif (52% → 25% pada Q3_K_M), sementara skor GSM8K terlihat sangat rendah secara seragam (12–19%) bukan akibat kerusakan logika model, melainkan keterbatasan instrumen evaluasi terhadap</w:t>
+      </w:r>
+      <w:r>
+        <w:t xml:space="preserve"> </w:t>
+      </w:r>
+      <w:r>
+        <w:rPr>
+          <w:i/>
+        </w:rPr>
+        <w:t xml:space="preserve">reasoning model</w:t>
+      </w:r>
+      <w:r>
+        <w:t xml:space="preserve"> </w:t>
+      </w:r>
+      <w:r>
+        <w:t xml:space="preserve">yang diuraikan pada sub-bab berikut.</w:t>
+      </w:r>
+    </w:p>
+    <w:p>
+      <w:pPr>
+        <w:pStyle w:val="Heading3"/>
+      </w:pPr>
+      <w:bookmarkStart w:id="75" w:name="X7259616e5e332626c4a15597b793f54b1ff7518"/>
+      <w:r>
+        <w:t xml:space="preserve">4.3.3 Keterbatasan Evaluasi Akurasi pada</w:t>
+      </w:r>
+      <w:r>
+        <w:t xml:space="preserve"> </w:t>
+      </w:r>
+      <w:r>
+        <w:rPr>
+          <w:i/>
+        </w:rPr>
+        <w:t xml:space="preserve">Reasoning Model</w:t>
+      </w:r>
+      <w:r>
+        <w:t xml:space="preserve"> </w:t>
+      </w:r>
+      <w:r>
+        <w:t xml:space="preserve">(Qwen 3.5)</w:t>
+      </w:r>
+      <w:bookmarkEnd w:id="75"/>
+    </w:p>
+    <w:p>
+      <w:pPr>
+        <w:pStyle w:val="FirstParagraph"/>
+      </w:pPr>
+      <w:r>
+        <w:t xml:space="preserve">Qwen 3.5 (2B) yang digunakan pada penelitian ini termasuk dalam kategori</w:t>
+      </w:r>
+      <w:r>
+        <w:t xml:space="preserve"> </w:t>
+      </w:r>
+      <w:r>
+        <w:rPr>
+          <w:i/>
+        </w:rPr>
+        <w:t xml:space="preserve">reasoning model</w:t>
+      </w:r>
+      <w:r>
+        <w:t xml:space="preserve">: alih-alih langsung menjawab, model menghasilkan blok penalaran rantai-pikiran (</w:t>
+      </w:r>
+      <w:r>
+        <w:rPr>
+          <w:i/>
+        </w:rPr>
+        <w:t xml:space="preserve">chain-of-thought</w:t>
+      </w:r>
+      <w:r>
+        <w:t xml:space="preserve">) yang ditandai oleh penanda khusus</w:t>
+      </w:r>
+      <w:r>
+        <w:t xml:space="preserve"> </w:t>
+      </w:r>
+      <w:r>
+        <w:rPr>
+          <w:rStyle w:val="VerbatimChar"/>
+        </w:rPr>
+        <w:t xml:space="preserve">&lt;think&gt; ... &lt;/think&gt;</w:t>
+      </w:r>
+      <w:r>
+        <w:t xml:space="preserve"> </w:t>
+      </w:r>
+      <w:r>
+        <w:t xml:space="preserve">sebelum jawaban final. Karakteristik arsitektural ini menimbulkan tiga konsekuensi metodologis yang membatasi validitas perbandingan akurasi pada Tabel 4.5.</w:t>
+      </w:r>
+    </w:p>
+    <w:p>
+      <w:pPr>
+        <w:numPr>
+          <w:ilvl w:val="0"/>
+          <w:numId w:val="1012"/>
+        </w:numPr>
+        <w:pStyle w:val="Compact"/>
+      </w:pPr>
+      <w:r>
+        <w:rPr>
+          <w:b/>
+        </w:rPr>
+        <w:t xml:space="preserve">Anggaran</w:t>
+      </w:r>
+      <w:r>
+        <w:rPr>
+          <w:b/>
+        </w:rPr>
+        <w:t xml:space="preserve"> </w:t>
+      </w:r>
+      <w:r>
+        <w:rPr>
+          <w:i/>
+          <w:b/>
+        </w:rPr>
+        <w:t xml:space="preserve">token</w:t>
+      </w:r>
+      <w:r>
+        <w:rPr>
+          <w:b/>
+        </w:rPr>
+        <w:t xml:space="preserve"> </w:t>
+      </w:r>
+      <w:r>
+        <w:rPr>
+          <w:b/>
+        </w:rPr>
+        <w:t xml:space="preserve">yang terbatas (200</w:t>
+      </w:r>
+      <w:r>
+        <w:rPr>
+          <w:b/>
+        </w:rPr>
+        <w:t xml:space="preserve"> </w:t>
+      </w:r>
+      <w:r>
+        <w:rPr>
+          <w:i/>
+          <w:b/>
+        </w:rPr>
+        <w:t xml:space="preserve">token</w:t>
+      </w:r>
+      <w:r>
+        <w:rPr>
+          <w:b/>
+        </w:rPr>
+        <w:t xml:space="preserve">) sering habis pada blok</w:t>
+      </w:r>
+      <w:r>
+        <w:rPr>
+          <w:b/>
+        </w:rPr>
+        <w:t xml:space="preserve"> </w:t>
+      </w:r>
+      <w:r>
+        <w:rPr>
+          <w:rStyle w:val="VerbatimChar"/>
+          <w:b/>
+        </w:rPr>
+        <w:t xml:space="preserve">&lt;think&gt;</w:t>
+      </w:r>
+      <w:r>
+        <w:rPr>
+          <w:b/>
+        </w:rPr>
+        <w:t xml:space="preserve">.</w:t>
+      </w:r>
+      <w:r>
+        <w:t xml:space="preserve"> </w:t>
+      </w:r>
+      <w:r>
+        <w:t xml:space="preserve">Pada eksekusi GSM8K, ditemukan 60–80% respons (</w:t>
+      </w:r>
+      <w:r>
+        <w:rPr>
+          <w:rStyle w:val="VerbatimChar"/>
+        </w:rPr>
+        <w:t xml:space="preserve">strict_miss</w:t>
+      </w:r>
+      <w:r>
+        <w:t xml:space="preserve"> </w:t>
+      </w:r>
+      <w:r>
+        <w:t xml:space="preserve">63 hingga 80 dari 100 sampel) yang berakhir tanpa pernah memproduksi penanda jawaban final (</w:t>
+      </w:r>
+      <w:r>
+        <w:rPr>
+          <w:rStyle w:val="VerbatimChar"/>
+        </w:rPr>
+        <w:t xml:space="preserve">####&lt;num&gt;</w:t>
+      </w:r>
+      <w:r>
+        <w:t xml:space="preserve">,</w:t>
+      </w:r>
+      <w:r>
+        <w:t xml:space="preserve"> </w:t>
+      </w:r>
+      <w:r>
+        <w:rPr>
+          <w:rStyle w:val="VerbatimChar"/>
+        </w:rPr>
+        <w:t xml:space="preserve">\boxed{...}</w:t>
+      </w:r>
+      <w:r>
+        <w:t xml:space="preserve">, atau frasa</w:t>
+      </w:r>
+      <w:r>
+        <w:t xml:space="preserve"> </w:t>
+      </w:r>
+      <w:r>
+        <w:rPr>
+          <w:i/>
+        </w:rPr>
+        <w:t xml:space="preserve">final answer</w:t>
+      </w:r>
+      <w:r>
+        <w:t xml:space="preserve">) karena anggaran</w:t>
+      </w:r>
+      <w:r>
+        <w:t xml:space="preserve"> </w:t>
+      </w:r>
+      <w:r>
+        <w:rPr>
+          <w:i/>
+        </w:rPr>
+        <w:t xml:space="preserve">token</w:t>
+      </w:r>
+      <w:r>
+        <w:t xml:space="preserve"> </w:t>
+      </w:r>
+      <w:r>
+        <w:t xml:space="preserve">tuntas sebelum penalaran rampung.</w:t>
+      </w:r>
+    </w:p>
+    <w:p>
+      <w:pPr>
+        <w:numPr>
+          <w:ilvl w:val="0"/>
+          <w:numId w:val="1012"/>
+        </w:numPr>
+        <w:pStyle w:val="Compact"/>
+      </w:pPr>
+      <w:r>
+        <w:rPr>
+          <w:i/>
+          <w:b/>
+        </w:rPr>
+        <w:t xml:space="preserve">Parser fallback</w:t>
+      </w:r>
+      <w:r>
+        <w:rPr>
+          <w:b/>
+        </w:rPr>
+        <w:t xml:space="preserve"> </w:t>
+      </w:r>
+      <w:r>
+        <w:rPr>
+          <w:b/>
+        </w:rPr>
+        <w:t xml:space="preserve">tidak ekuivalen dengan jawaban benar.</w:t>
+      </w:r>
+      <w:r>
+        <w:t xml:space="preserve"> </w:t>
+      </w:r>
+      <w:r>
+        <w:t xml:space="preserve">Setelah pencocokan ketat gagal,</w:t>
+      </w:r>
+      <w:r>
+        <w:t xml:space="preserve"> </w:t>
+      </w:r>
+      <w:r>
+        <w:rPr>
+          <w:i/>
+        </w:rPr>
+        <w:t xml:space="preserve">fallback</w:t>
+      </w:r>
+      <w:r>
+        <w:t xml:space="preserve"> </w:t>
+      </w:r>
+      <w:r>
+        <w:t xml:space="preserve">mengambil kandidat angka terakhir pada teks. Pada keluaran</w:t>
+      </w:r>
+      <w:r>
+        <w:t xml:space="preserve"> </w:t>
+      </w:r>
+      <w:r>
+        <w:rPr>
+          <w:i/>
+        </w:rPr>
+        <w:t xml:space="preserve">reasoning</w:t>
+      </w:r>
+      <w:r>
+        <w:t xml:space="preserve"> </w:t>
+      </w:r>
+      <w:r>
+        <w:t xml:space="preserve">yang masih dalam tahap analisis, angka terakhir merupakan langkah-langkah aritmetika pertengahan, bukan kesimpulan; akibatnya</w:t>
+      </w:r>
+      <w:r>
+        <w:t xml:space="preserve"> </w:t>
+      </w:r>
+      <w:r>
+        <w:rPr>
+          <w:rStyle w:val="VerbatimChar"/>
+        </w:rPr>
+        <w:t xml:space="preserve">fallback_hit</w:t>
+      </w:r>
+      <w:r>
+        <w:t xml:space="preserve"> </w:t>
+      </w:r>
+      <w:r>
+        <w:t xml:space="preserve">mencapai 60–80 tetapi proporsi yang sesungguhnya benar tetap rendah (≤ 19%).</w:t>
+      </w:r>
+    </w:p>
+    <w:p>
+      <w:pPr>
+        <w:numPr>
+          <w:ilvl w:val="0"/>
+          <w:numId w:val="1012"/>
+        </w:numPr>
+        <w:pStyle w:val="Compact"/>
+      </w:pPr>
+      <w:r>
+        <w:rPr>
+          <w:b/>
+        </w:rPr>
+        <w:t xml:space="preserve">Variansi antar</w:t>
+      </w:r>
+      <w:r>
+        <w:rPr>
+          <w:b/>
+        </w:rPr>
+        <w:t xml:space="preserve"> </w:t>
+      </w:r>
+      <w:r>
+        <w:rPr>
+          <w:i/>
+          <w:b/>
+        </w:rPr>
+        <w:t xml:space="preserve">run</w:t>
+      </w:r>
+      <w:r>
+        <w:rPr>
+          <w:b/>
+        </w:rPr>
+        <w:t xml:space="preserve"> </w:t>
+      </w:r>
+      <w:r>
+        <w:rPr>
+          <w:b/>
+        </w:rPr>
+        <w:t xml:space="preserve">tinggi.</w:t>
+      </w:r>
+      <w:r>
+        <w:t xml:space="preserve"> </w:t>
+      </w:r>
+      <w:r>
+        <w:t xml:space="preserve">Pengulangan terhadap kombinasi (Qwen 3.5 F16, GSM8K) menghasilkan skor 21%, 65%, dan 16% di tiga</w:t>
+      </w:r>
+      <w:r>
+        <w:t xml:space="preserve"> </w:t>
+      </w:r>
+      <w:r>
+        <w:rPr>
+          <w:i/>
+        </w:rPr>
+        <w:t xml:space="preserve">run</w:t>
+      </w:r>
+      <w:r>
+        <w:t xml:space="preserve"> </w:t>
+      </w:r>
+      <w:r>
+        <w:t xml:space="preserve">terpisah pada konfigurasi parameter yang sama. Variansi ini bukan disebabkan ketidakdeterministikan model (suhu</w:t>
+      </w:r>
+      <w:r>
+        <w:t xml:space="preserve"> </w:t>
+      </w:r>
+      <w:r>
+        <w:rPr>
+          <w:i/>
+        </w:rPr>
+        <w:t xml:space="preserve">sampling</w:t>
+      </w:r>
+      <w:r>
+        <w:t xml:space="preserve"> </w:t>
+      </w:r>
+      <w:r>
+        <w:t xml:space="preserve">sudah disetel 0), melainkan oleh interaksi antara panjang penalaran, ambang penghentian dini (</w:t>
+      </w:r>
+      <w:r>
+        <w:rPr>
+          <w:i/>
+        </w:rPr>
+        <w:t xml:space="preserve">early stopping</w:t>
+      </w:r>
+      <w:r>
+        <w:t xml:space="preserve">) berdasarkan pencocokan frasa</w:t>
+      </w:r>
+      <w:r>
+        <w:t xml:space="preserve"> </w:t>
+      </w:r>
+      <w:r>
+        <w:rPr>
+          <w:i/>
+        </w:rPr>
+        <w:t xml:space="preserve">final answer</w:t>
+      </w:r>
+      <w:r>
+        <w:t xml:space="preserve">, dan perubahan kecil pada</w:t>
+      </w:r>
+      <w:r>
+        <w:t xml:space="preserve"> </w:t>
+      </w:r>
+      <w:r>
+        <w:rPr>
+          <w:i/>
+        </w:rPr>
+        <w:t xml:space="preserve">prompt template</w:t>
+      </w:r>
+      <w:r>
+        <w:t xml:space="preserve">.</w:t>
+      </w:r>
+    </w:p>
+    <w:p>
+      <w:pPr>
+        <w:pStyle w:val="FirstParagraph"/>
+      </w:pPr>
+      <w:r>
+        <w:t xml:space="preserve">Upaya mitigasi telah dilakukan dengan menaikkan anggaran</w:t>
+      </w:r>
+      <w:r>
+        <w:t xml:space="preserve"> </w:t>
+      </w:r>
+      <w:r>
+        <w:rPr>
+          <w:i/>
+        </w:rPr>
+        <w:t xml:space="preserve">token</w:t>
+      </w:r>
+      <w:r>
+        <w:t xml:space="preserve"> </w:t>
+      </w:r>
+      <w:r>
+        <w:t xml:space="preserve">menjadi 1024 dan menambahkan jendela konteks 2048</w:t>
+      </w:r>
+      <w:r>
+        <w:t xml:space="preserve"> </w:t>
+      </w:r>
+      <w:r>
+        <w:rPr>
+          <w:i/>
+        </w:rPr>
+        <w:t xml:space="preserve">token</w:t>
+      </w:r>
+      <w:r>
+        <w:t xml:space="preserve">, namun pola</w:t>
+      </w:r>
+      <w:r>
+        <w:t xml:space="preserve"> </w:t>
+      </w:r>
+      <w:r>
+        <w:rPr>
+          <w:rStyle w:val="VerbatimChar"/>
+        </w:rPr>
+        <w:t xml:space="preserve">strict_miss</w:t>
+      </w:r>
+      <w:r>
+        <w:t xml:space="preserve"> </w:t>
+      </w:r>
+      <w:r>
+        <w:t xml:space="preserve">tinggi pada GSM8K tetap muncul karena rata-rata panjang penalaran Qwen 3.5 untuk soal kelas SD/SMP melampaui jendela tersebut. Oleh karena itu, skor akurasi Qwen 3.5 pada Tabel 4.5 (khususnya kolom GSM8K dengan tanda **) dilaporkan sebagai</w:t>
+      </w:r>
+      <w:r>
+        <w:t xml:space="preserve"> </w:t>
+      </w:r>
+      <w:r>
+        <w:rPr>
+          <w:i/>
+        </w:rPr>
+        <w:t xml:space="preserve">lower bound</w:t>
+      </w:r>
+      <w:r>
+        <w:t xml:space="preserve"> </w:t>
+      </w:r>
+      <w:r>
+        <w:t xml:space="preserve">dan</w:t>
+      </w:r>
+      <w:r>
+        <w:t xml:space="preserve"> </w:t>
+      </w:r>
+      <w:r>
+        <w:rPr>
+          <w:b/>
+        </w:rPr>
+        <w:t xml:space="preserve">tidak boleh diinterpretasikan sebagai kemampuan inheren model</w:t>
+      </w:r>
+      <w:r>
+        <w:t xml:space="preserve">. Konsekuensi dari keterbatasan ini diuraikan kembali pada BAB V Sub-bab 5.2 (Keterbatasan Penelitian), dengan rekomendasi penelitian lanjutan untuk memisahkan</w:t>
+      </w:r>
+      <w:r>
+        <w:t xml:space="preserve"> </w:t>
+      </w:r>
+      <w:r>
+        <w:rPr>
+          <w:i/>
+        </w:rPr>
+        <w:t xml:space="preserve">prompt</w:t>
+      </w:r>
+      <w:r>
+        <w:t xml:space="preserve"> </w:t>
+      </w:r>
+      <w:r>
+        <w:t xml:space="preserve">reasoning-mode dan instruct-mode serta mengevaluasi dengan instrumen yang sadar-format penalaran (misalnya MATH dataset dengan</w:t>
+      </w:r>
+      <w:r>
+        <w:t xml:space="preserve"> </w:t>
+      </w:r>
+      <w:r>
+        <w:rPr>
+          <w:i/>
+        </w:rPr>
+        <w:t xml:space="preserve">answer extractor</w:t>
+      </w:r>
+      <w:r>
+        <w:t xml:space="preserve"> </w:t>
+      </w:r>
+      <w:r>
+        <w:t xml:space="preserve">yang ekuivalen dengan</w:t>
+      </w:r>
+      <w:r>
+        <w:t xml:space="preserve"> </w:t>
+      </w:r>
+      <w:r>
+        <w:rPr>
+          <w:i/>
+        </w:rPr>
+        <w:t xml:space="preserve">reasoning trace</w:t>
+      </w:r>
+      <w:r>
+        <w:t xml:space="preserve">).</w:t>
       </w:r>
     </w:p>
     <w:p>
       <w:pPr>
         <w:pStyle w:val="Heading2"/>
       </w:pPr>
-      <w:bookmarkStart w:id="75" w:name="pembahasan-analisis-komparatif"/>
+      <w:bookmarkStart w:id="76" w:name="pembahasan-analisis-komparatif"/>
       <w:r>
         <w:t xml:space="preserve">4.4 Pembahasan Analisis Komparatif</w:t>
       </w:r>
-      <w:bookmarkEnd w:id="75"/>
+      <w:bookmarkEnd w:id="76"/>
     </w:p>
     <w:p>
       <w:pPr>
@@ -10859,7 +12270,7 @@
       <w:pPr>
         <w:pStyle w:val="Heading3"/>
       </w:pPr>
-      <w:bookmarkStart w:id="76" w:name="Xd1c8297aed58abe2dabcdf959e9cf8a7f18550c"/>
+      <w:bookmarkStart w:id="77" w:name="Xd1c8297aed58abe2dabcdf959e9cf8a7f18550c"/>
       <w:r>
         <w:t xml:space="preserve">4.4.1 Efisiensi RAM dan Peningkatan</w:t>
       </w:r>
@@ -10872,7 +12283,7 @@
         </w:rPr>
         <w:t xml:space="preserve">Generation Speed</w:t>
       </w:r>
-      <w:bookmarkEnd w:id="76"/>
+      <w:bookmarkEnd w:id="77"/>
     </w:p>
     <w:p>
       <w:pPr>
@@ -10894,7 +12305,7 @@
         <w:t xml:space="preserve"> </w:t>
       </w:r>
       <w:r>
-        <w:t xml:space="preserve">pada perangkat berkapasitas RAM 8 GB. Pemuatan model FP16 pada Qwen 3.5 menyerap hampir 50% kapasitas RAM sistem (3,66 GB), yang berisiko memicu</w:t>
+        <w:t xml:space="preserve">pada perangkat berkapasitas RAM 8 GB. Pemuatan model FP16 pada Qwen 3.5 menyerap hampir 47% kapasitas RAM sistem (3,74 GB), yang berisiko memicu</w:t>
       </w:r>
       <w:r>
         <w:t xml:space="preserve"> </w:t>
@@ -10909,7 +12320,7 @@
         <w:t xml:space="preserve"> </w:t>
       </w:r>
       <w:r>
-        <w:t xml:space="preserve">oleh sistem operasi Android. Intervensi Q4_K_M terbukti mampu mereduksi penggunaan RAM menjadi 2,54 GB (efisiensi 30,7%), sehingga menjamin stabilitas operasional latar belakang sistem. Penurunan beban</w:t>
+        <w:t xml:space="preserve">oleh sistem operasi Android. Intervensi Q4_K_M mampu mereduksi penggunaan RAM Qwen menjadi 2,56 GB (efisiensi 31,6%), sedangkan Q3_K_M menekannya menjadi 1,90 GB (efisiensi 49,3%), sehingga menjamin stabilitas operasional latar belakang sistem. Penurunan beban</w:t>
       </w:r>
       <w:r>
         <w:t xml:space="preserve"> </w:t>
@@ -10936,7 +12347,10 @@
         <w:t xml:space="preserve">Generation Speed</w:t>
       </w:r>
       <w:r>
-        <w:t xml:space="preserve">, di mana kecepatan LFM melonjak 2,75 kali lipat (3,2 → 8,8 t/s) dibanding versi murninya. Hal ini membuktikan dalil</w:t>
+        <w:t xml:space="preserve"> </w:t>
+      </w:r>
+      <w:r>
+        <w:t xml:space="preserve">untuk LFM 2.5, yang melonjak dari 5,57 t/s pada FP16 menjadi 13,67 t/s pada Q4_K_M—akselerasi 2,45 kali lipat dibanding versi murninya. Hal ini membuktikan dalil</w:t>
       </w:r>
       <w:r>
         <w:t xml:space="preserve"> </w:t>
@@ -10951,14 +12365,14 @@
         <w:t xml:space="preserve"> </w:t>
       </w:r>
       <w:r>
-        <w:t xml:space="preserve">(Zhang dkk., 2024), di mana kinerja inti prosesor sering terhambat oleh besarnya volume data pada antrean memori.</w:t>
+        <w:t xml:space="preserve">(Zhang dkk., 2024), di mana kinerja inti prosesor sering terhambat oleh besarnya volume data pada antrean memori. Konsisten dengan dalil ini, total waktu eksekusi LFM Q4_K_M juga merupakan yang tersingkat (7,33 ± 0,47 detik), atau 2,18 kali lebih cepat dibanding FP16 (16 detik).</w:t>
       </w:r>
     </w:p>
     <w:p>
       <w:pPr>
         <w:pStyle w:val="Heading3"/>
       </w:pPr>
-      <w:bookmarkStart w:id="77" w:name="X513825fa851db12e333b3d2f1f35c22b1144977"/>
+      <w:bookmarkStart w:id="78" w:name="X513825fa851db12e333b3d2f1f35c22b1144977"/>
       <w:r>
         <w:t xml:space="preserve">4.4.2 Anomali Kecepatan Baca (</w:t>
       </w:r>
@@ -10971,14 +12385,14 @@
       <w:r>
         <w:t xml:space="preserve">) pada Varian Q3_K_M</w:t>
       </w:r>
-      <w:bookmarkEnd w:id="77"/>
+      <w:bookmarkEnd w:id="78"/>
     </w:p>
     <w:p>
       <w:pPr>
         <w:pStyle w:val="FirstParagraph"/>
       </w:pPr>
       <w:r>
-        <w:t xml:space="preserve">Data pada Tabel 4.2 menunjukkan adanya anomali pada varian Q3_K_M. Secara teoritis, model dengan kebutuhan RAM terendah seharusnya memiliki performa tercepat; namun,</w:t>
+        <w:t xml:space="preserve">Data pada Tabel 4.2 menunjukkan adanya anomali pada varian Q3_K_M LFM 2.5. Secara teoritis, model dengan kebutuhan RAM terendah seharusnya memiliki performa tercepat; namun,</w:t>
       </w:r>
       <w:r>
         <w:t xml:space="preserve"> </w:t>
@@ -10993,7 +12407,7 @@
         <w:t xml:space="preserve"> </w:t>
       </w:r>
       <w:r>
-        <w:t xml:space="preserve">pada varian ini justru mengalami penurunan drastis (LFM: 28,3 → 8,5 t/s, Qwen: 19,9 → 11,1 t/s). Fenomena ini dianalisis sebagai konsekuensi arsitektur CPU ARM: proses</w:t>
+        <w:t xml:space="preserve">LFM Q3_K_M justru anjlok ke 18,27 ± 1,82 t/s, lebih rendah dibanding Q4_K_M (43,67 ± 2,38 t/s) maupun Q5_K_M (35,33 ± 1,21 t/s). Pola serupa juga teramati pada Qwen 3.5: Q3_K_M (14,55 t/s) lebih lambat dibanding Q4_K_M (27,00 t/s) dan Q5_K_M (22,55 t/s). Fenomena ini dianalisis sebagai konsekuensi arsitektur CPU ARM: proses</w:t>
       </w:r>
       <w:r>
         <w:t xml:space="preserve"> </w:t>
@@ -11062,18 +12476,60 @@
         <w:t xml:space="preserve"> </w:t>
       </w:r>
       <w:r>
-        <w:t xml:space="preserve">dan memperpanjang durasi eksekusi total.</w:t>
+        <w:t xml:space="preserve">dan memperpanjang durasi eksekusi total. Beban CPU</w:t>
+      </w:r>
+      <w:r>
+        <w:t xml:space="preserve"> </w:t>
+      </w:r>
+      <w:r>
+        <w:rPr>
+          <w:i/>
+        </w:rPr>
+        <w:t xml:space="preserve">peak</w:t>
+      </w:r>
+      <w:r>
+        <w:t xml:space="preserve"> </w:t>
+      </w:r>
+      <w:r>
+        <w:t xml:space="preserve">yang teramati pada varian Q3_K_M kedua model juga menjadi yang tertinggi (LFM 464%; Qwen 525%), mengindikasikan saturasi</w:t>
+      </w:r>
+      <w:r>
+        <w:t xml:space="preserve"> </w:t>
+      </w:r>
+      <w:r>
+        <w:rPr>
+          <w:i/>
+        </w:rPr>
+        <w:t xml:space="preserve">thread</w:t>
+      </w:r>
+      <w:r>
+        <w:t xml:space="preserve"> </w:t>
+      </w:r>
+      <w:r>
+        <w:t xml:space="preserve">yang lebih tinggi pada operasi</w:t>
+      </w:r>
+      <w:r>
+        <w:t xml:space="preserve"> </w:t>
+      </w:r>
+      <w:r>
+        <w:rPr>
+          <w:i/>
+        </w:rPr>
+        <w:t xml:space="preserve">dequantization</w:t>
+      </w:r>
+      <w:r>
+        <w:t xml:space="preserve">.</w:t>
       </w:r>
     </w:p>
     <w:p>
       <w:pPr>
         <w:pStyle w:val="Heading3"/>
       </w:pPr>
-      <w:bookmarkStart w:id="78" w:name="X84b4f50b1bee9f70e3110c6a14f8b365d0c12aa"/>
+      <w:bookmarkStart w:id="79" w:name="X84b4f50b1bee9f70e3110c6a14f8b365d0c12aa"/>
       <w:r>
         <w:t xml:space="preserve">4.4.3 Dampak Distorsi terhadap Nalar Matematika dan Logika Pemrograman</w:t>
       </w:r>
-      <w:bookmarkEnd w:id="78"/>
+      <w:bookmarkEnd w:id="79"/>
     </w:p>
     <w:p>
       <w:pPr>
@@ -11110,7 +12566,7 @@
         <w:t xml:space="preserve"> </w:t>
       </w:r>
       <w:r>
-        <w:t xml:space="preserve">GSM8K (LFM: 52→42%) dan HumanEval (Qwen: 52→26%). Penurunan tajam ini disebabkan oleh disrupsi kuantisasi ekstrem yang mengeliminasi nilai-nilai pencilan (</w:t>
+        <w:t xml:space="preserve">GSM8K LFM 2.5 (58 → 40%, selisih 18 poin) dan HumanEval Qwen 3.5 (52 → 25%, selisih 27 poin). Penurunan tajam ini disebabkan oleh disrupsi kuantisasi ekstrem yang mengeliminasi nilai-nilai pencilan (</w:t>
       </w:r>
       <w:r>
         <w:rPr>
@@ -11119,14 +12575,14 @@
         <w:t xml:space="preserve">outliers</w:t>
       </w:r>
       <w:r>
-        <w:t xml:space="preserve">) pada matriks bobot (Gong dkk., 2024). Berbeda dengan redundansi pada bahasa naratif, logika matematis dan pemrograman bersifat eksak; sehingga pemotongan presisi yang terlalu agresif secara otomatis meruntuhkan fondasi logika fungsional kecerdasan buatan tersebut.</w:t>
+        <w:t xml:space="preserve">) pada matriks bobot (Gong dkk., 2024). Berbeda dengan redundansi pada bahasa naratif, logika matematis dan pemrograman bersifat eksak; sehingga pemotongan presisi yang terlalu agresif secara otomatis meruntuhkan fondasi logika fungsional kecerdasan buatan tersebut. Skor MT-Bench TTR pada LFM 2.5 juga menurun secara monoton dari 0,526 (F16) ke 0,403 (Q3_K_M), memperkuat indikasi adanya penyempitan distribusi leksikal sebagai akibat dari hilangnya presisi pada bobot pasca-kuantisasi.</w:t>
       </w:r>
     </w:p>
     <w:p>
       <w:pPr>
         <w:pStyle w:val="Heading3"/>
       </w:pPr>
-      <w:bookmarkStart w:id="79" w:name="Xd37a1d895aa6e63733a293de85611aef50d6eee"/>
+      <w:bookmarkStart w:id="80" w:name="Xd37a1d895aa6e63733a293de85611aef50d6eee"/>
       <w:r>
         <w:t xml:space="preserve">4.4.4 Penetapan Titik Keseimbangan Optimal (</w:t>
       </w:r>
@@ -11139,7 +12595,7 @@
       <w:r>
         <w:t xml:space="preserve">)</w:t>
       </w:r>
-      <w:bookmarkEnd w:id="79"/>
+      <w:bookmarkEnd w:id="80"/>
     </w:p>
     <w:p>
       <w:pPr>
@@ -11203,7 +12659,7 @@
         <w:t xml:space="preserve"> </w:t>
       </w:r>
       <w:r>
-        <w:t xml:space="preserve">dan</w:t>
+        <w:t xml:space="preserve">(43,67 t/s pada LFM) dan</w:t>
       </w:r>
       <w:r>
         <w:t xml:space="preserve"> </w:t>
@@ -11218,7 +12674,37 @@
         <w:t xml:space="preserve"> </w:t>
       </w:r>
       <w:r>
-        <w:t xml:space="preserve">pada level tertinggi. Efisiensi ini dicapai tanpa mengorbankan integritas kognitif secara signifikan—dengan margin kesalahan rata-rata di bawah 1 poin persentase dibanding model orisinal pada GSM8K dan kenaikan</w:t>
+        <w:t xml:space="preserve">(13,67 t/s pada LFM) pada level tertinggi di antara seluruh varian kuantisasi yang diuji. Efisiensi ini dicapai dengan margin kesalahan rata-rata akurasi LFM yang relatif terkontrol (penurunan GSM8K 8 poin dari</w:t>
+      </w:r>
+      <w:r>
+        <w:t xml:space="preserve"> </w:t>
+      </w:r>
+      <w:r>
+        <w:rPr>
+          <w:i/>
+        </w:rPr>
+        <w:t xml:space="preserve">baseline</w:t>
+      </w:r>
+      <w:r>
+        <w:t xml:space="preserve"> </w:t>
+      </w:r>
+      <w:r>
+        <w:t xml:space="preserve">58%, sekaligus</w:t>
+      </w:r>
+      <w:r>
+        <w:t xml:space="preserve"> </w:t>
+      </w:r>
+      <w:r>
+        <w:rPr>
+          <w:i/>
+        </w:rPr>
+        <w:t xml:space="preserve">gain</w:t>
+      </w:r>
+      <w:r>
+        <w:t xml:space="preserve"> </w:t>
+      </w:r>
+      <w:r>
+        <w:t xml:space="preserve">pada HumanEval +1 poin) serta kenaikan</w:t>
       </w:r>
       <w:r>
         <w:t xml:space="preserve"> </w:t>
@@ -11233,7 +12719,22 @@
         <w:t xml:space="preserve"> </w:t>
       </w:r>
       <w:r>
-        <w:t xml:space="preserve">di bawah 0,6 poin. Visualisasi</w:t>
+        <w:t xml:space="preserve">yang masih di bawah 0,6 poin terhadap</w:t>
+      </w:r>
+      <w:r>
+        <w:t xml:space="preserve"> </w:t>
+      </w:r>
+      <w:r>
+        <w:rPr>
+          <w:i/>
+        </w:rPr>
+        <w:t xml:space="preserve">baseline</w:t>
+      </w:r>
+      <w:r>
+        <w:t xml:space="preserve"> </w:t>
+      </w:r>
+      <w:r>
+        <w:t xml:space="preserve">FP16. Visualisasi</w:t>
       </w:r>
       <w:r>
         <w:t xml:space="preserve"> </w:t>
@@ -11271,7 +12772,7 @@
                     </pic:cNvPicPr>
                   </pic:nvPicPr>
                   <pic:blipFill>
-                    <a:blip r:embed="rId80"/>
+                    <a:blip r:embed="rId81"/>
                     <a:stretch>
                       <a:fillRect/>
                     </a:stretch>
@@ -11334,21 +12835,21 @@
       <w:pPr>
         <w:pStyle w:val="Heading1"/>
       </w:pPr>
-      <w:bookmarkStart w:id="81" w:name="bab-v-penutup"/>
+      <w:bookmarkStart w:id="82" w:name="bab-v-penutup"/>
       <w:r>
         <w:t xml:space="preserve">BAB V — PENUTUP</w:t>
       </w:r>
-      <w:bookmarkEnd w:id="81"/>
+      <w:bookmarkEnd w:id="82"/>
     </w:p>
     <w:p>
       <w:pPr>
         <w:pStyle w:val="Heading2"/>
       </w:pPr>
-      <w:bookmarkStart w:id="82" w:name="kesimpulan"/>
+      <w:bookmarkStart w:id="83" w:name="kesimpulan"/>
       <w:r>
         <w:t xml:space="preserve">5.1 Kesimpulan</w:t>
       </w:r>
-      <w:bookmarkEnd w:id="82"/>
+      <w:bookmarkEnd w:id="83"/>
     </w:p>
     <w:p>
       <w:pPr>
@@ -11386,263 +12887,6 @@
       </w:r>
       <w:r>
         <w:t xml:space="preserve">berbasis Android, dapat ditarik beberapa kesimpulan utama sebagai jawaban atas rumusan masalah penelitian, yaitu:</w:t>
-      </w:r>
-    </w:p>
-    <w:p>
-      <w:pPr>
-        <w:numPr>
-          <w:ilvl w:val="0"/>
-          <w:numId w:val="1012"/>
-        </w:numPr>
-        <w:pStyle w:val="Compact"/>
-      </w:pPr>
-      <w:r>
-        <w:rPr>
-          <w:b/>
-        </w:rPr>
-        <w:t xml:space="preserve">Efektivitas Kuantisasi dalam Mitigasi Limitasi Memori.</w:t>
-      </w:r>
-      <w:r>
-        <w:t xml:space="preserve"> </w:t>
-      </w:r>
-      <w:r>
-        <w:t xml:space="preserve">Implementasi PTQ dengan format GGUF terbukti secara empiris mampu mengatasi kendala</w:t>
-      </w:r>
-      <w:r>
-        <w:t xml:space="preserve"> </w:t>
-      </w:r>
-      <w:r>
-        <w:rPr>
-          <w:i/>
-        </w:rPr>
-        <w:t xml:space="preserve">shared-memory</w:t>
-      </w:r>
-      <w:r>
-        <w:t xml:space="preserve"> </w:t>
-      </w:r>
-      <w:r>
-        <w:t xml:space="preserve">pada Android kelas menengah. Penggunaan FP16 dengan parameter 2 miliar menyebabkan dominasi penggunaan RAM hingga 3,66 GB—berisiko tinggi memicu</w:t>
-      </w:r>
-      <w:r>
-        <w:t xml:space="preserve"> </w:t>
-      </w:r>
-      <w:r>
-        <w:rPr>
-          <w:i/>
-        </w:rPr>
-        <w:t xml:space="preserve">Force Close</w:t>
-      </w:r>
-      <w:r>
-        <w:t xml:space="preserve">. Melalui reduksi presisi ke Q4_K_M dan Q3_K_M, beban memori dikompresi melampaui 60% (storage) dan 30–48% (RAM), sehingga menjamin stabilitas operasional perangkat.</w:t>
-      </w:r>
-    </w:p>
-    <w:p>
-      <w:pPr>
-        <w:numPr>
-          <w:ilvl w:val="0"/>
-          <w:numId w:val="1012"/>
-        </w:numPr>
-        <w:pStyle w:val="Compact"/>
-      </w:pPr>
-      <w:r>
-        <w:rPr>
-          <w:b/>
-        </w:rPr>
-        <w:t xml:space="preserve">Optimalisasi Kecepatan Inferensi dan Anomali Arsitektur ARM.</w:t>
-      </w:r>
-      <w:r>
-        <w:t xml:space="preserve"> </w:t>
-      </w:r>
-      <w:r>
-        <w:t xml:space="preserve">Reduksi ukuran berkas berbanding lurus dengan peningkatan</w:t>
-      </w:r>
-      <w:r>
-        <w:t xml:space="preserve"> </w:t>
-      </w:r>
-      <w:r>
-        <w:rPr>
-          <w:i/>
-        </w:rPr>
-        <w:t xml:space="preserve">Generation Speed</w:t>
-      </w:r>
-      <w:r>
-        <w:t xml:space="preserve"> </w:t>
-      </w:r>
-      <w:r>
-        <w:t xml:space="preserve">(Q4 LFM: 2,75×</w:t>
-      </w:r>
-      <w:r>
-        <w:t xml:space="preserve"> </w:t>
-      </w:r>
-      <w:r>
-        <w:rPr>
-          <w:i/>
-        </w:rPr>
-        <w:t xml:space="preserve">baseline</w:t>
-      </w:r>
-      <w:r>
-        <w:t xml:space="preserve">). Namun, penelitian ini mengidentifikasi adanya anomali pada CPU ARM, di mana Q3_K_M mengalami degradasi signifikan pada</w:t>
-      </w:r>
-      <w:r>
-        <w:t xml:space="preserve"> </w:t>
-      </w:r>
-      <w:r>
-        <w:rPr>
-          <w:i/>
-        </w:rPr>
-        <w:t xml:space="preserve">Prompt Speed</w:t>
-      </w:r>
-      <w:r>
-        <w:t xml:space="preserve"> </w:t>
-      </w:r>
-      <w:r>
-        <w:t xml:space="preserve">karena kompleksitas</w:t>
-      </w:r>
-      <w:r>
-        <w:t xml:space="preserve"> </w:t>
-      </w:r>
-      <w:r>
-        <w:rPr>
-          <w:i/>
-        </w:rPr>
-        <w:t xml:space="preserve">unpacking</w:t>
-      </w:r>
-      <w:r>
-        <w:t xml:space="preserve"> </w:t>
-      </w:r>
-      <w:r>
-        <w:t xml:space="preserve">susunan bit ganjil. Hal ini membuktikan bahwa ukuran berkas yang lebih kecil tidak selalu menghasilkan latensi yang lebih rendah pada arsitektur ARM.</w:t>
-      </w:r>
-    </w:p>
-    <w:p>
-      <w:pPr>
-        <w:numPr>
-          <w:ilvl w:val="0"/>
-          <w:numId w:val="1012"/>
-        </w:numPr>
-        <w:pStyle w:val="Compact"/>
-      </w:pPr>
-      <w:r>
-        <w:rPr>
-          <w:b/>
-        </w:rPr>
-        <w:t xml:space="preserve">Integritas Kognitif dan Titik Keseimbangan Operasional (</w:t>
-      </w:r>
-      <w:r>
-        <w:rPr>
-          <w:i/>
-          <w:b/>
-        </w:rPr>
-        <w:t xml:space="preserve">Sweet Spot</w:t>
-      </w:r>
-      <w:r>
-        <w:rPr>
-          <w:b/>
-        </w:rPr>
-        <w:t xml:space="preserve">).</w:t>
-      </w:r>
-      <w:r>
-        <w:t xml:space="preserve"> </w:t>
-      </w:r>
-      <w:r>
-        <w:t xml:space="preserve">Kompresi ekstrem pada Q3_K_M menyebabkan degradasi kualitas kognitif yang signifikan, ditandai dengan anjloknya akurasi GSM8K dan HumanEval serta pelebaran</w:t>
-      </w:r>
-      <w:r>
-        <w:t xml:space="preserve"> </w:t>
-      </w:r>
-      <w:r>
-        <w:rPr>
-          <w:i/>
-        </w:rPr>
-        <w:t xml:space="preserve">Perplexity</w:t>
-      </w:r>
-      <w:r>
-        <w:t xml:space="preserve">. Penurunan ini disebabkan oleh hilangnya</w:t>
-      </w:r>
-      <w:r>
-        <w:t xml:space="preserve"> </w:t>
-      </w:r>
-      <w:r>
-        <w:rPr>
-          <w:i/>
-        </w:rPr>
-        <w:t xml:space="preserve">outliers</w:t>
-      </w:r>
-      <w:r>
-        <w:t xml:space="preserve"> </w:t>
-      </w:r>
-      <w:r>
-        <w:t xml:space="preserve">pada matriks bobot yang esensial bagi nalar matematis. Dengan demikian,</w:t>
-      </w:r>
-      <w:r>
-        <w:t xml:space="preserve"> </w:t>
-      </w:r>
-      <w:r>
-        <w:rPr>
-          <w:b/>
-        </w:rPr>
-        <w:t xml:space="preserve">Q4_K_M ditetapkan sebagai</w:t>
-      </w:r>
-      <w:r>
-        <w:rPr>
-          <w:b/>
-        </w:rPr>
-        <w:t xml:space="preserve"> </w:t>
-      </w:r>
-      <w:r>
-        <w:rPr>
-          <w:i/>
-          <w:b/>
-        </w:rPr>
-        <w:t xml:space="preserve">sweet spot</w:t>
-      </w:r>
-      <w:r>
-        <w:rPr>
-          <w:b/>
-        </w:rPr>
-        <w:t xml:space="preserve"> </w:t>
-      </w:r>
-      <w:r>
-        <w:rPr>
-          <w:b/>
-        </w:rPr>
-        <w:t xml:space="preserve">operasional</w:t>
-      </w:r>
-      <w:r>
-        <w:t xml:space="preserve"> </w:t>
-      </w:r>
-      <w:r>
-        <w:t xml:space="preserve">karena mampu memberikan efisiensi penggunaan RAM dan kecepatan inferensi yang optimal tanpa mengorbankan integritas nalar dan logika fungsional model.</w:t>
-      </w:r>
-    </w:p>
-    <w:p>
-      <w:pPr>
-        <w:pStyle w:val="Heading2"/>
-      </w:pPr>
-      <w:bookmarkStart w:id="83" w:name="saran"/>
-      <w:r>
-        <w:t xml:space="preserve">5.2 Saran</w:t>
-      </w:r>
-      <w:bookmarkEnd w:id="83"/>
-    </w:p>
-    <w:p>
-      <w:pPr>
-        <w:pStyle w:val="FirstParagraph"/>
-      </w:pPr>
-      <w:r>
-        <w:t xml:space="preserve">Berdasarkan batasan dan temuan penelitian, penulis merekomendasikan beberapa pengembangan untuk penelitian selanjutnya di bidang</w:t>
-      </w:r>
-      <w:r>
-        <w:t xml:space="preserve"> </w:t>
-      </w:r>
-      <w:r>
-        <w:rPr>
-          <w:i/>
-        </w:rPr>
-        <w:t xml:space="preserve">Edge Intelligence</w:t>
-      </w:r>
-      <w:r>
-        <w:t xml:space="preserve">:</w:t>
       </w:r>
     </w:p>
     <w:p>
@@ -11657,37 +12901,40 @@
         <w:rPr>
           <w:b/>
         </w:rPr>
-        <w:t xml:space="preserve">Eksplorasi Akselerator Komputasi Heterogen.</w:t>
-      </w:r>
-      <w:r>
-        <w:t xml:space="preserve"> </w:t>
-      </w:r>
-      <w:r>
-        <w:t xml:space="preserve">Penelitian selanjutnya disarankan mengintegrasikan kerangka inferensi yang mendukung delegasi beban kalkulasi pada modul AI khusus, seperti</w:t>
-      </w:r>
-      <w:r>
-        <w:t xml:space="preserve"> </w:t>
-      </w:r>
-      <w:r>
-        <w:rPr>
-          <w:i/>
-        </w:rPr>
-        <w:t xml:space="preserve">Neural Processing Unit</w:t>
-      </w:r>
-      <w:r>
-        <w:t xml:space="preserve"> </w:t>
-      </w:r>
-      <w:r>
-        <w:t xml:space="preserve">(NPU) atau akselerasi GPU mobile via Vulkan/OpenCL, untuk menembus limitasi komputasi yang bersifat CPU-</w:t>
-      </w:r>
-      <w:r>
-        <w:rPr>
-          <w:i/>
-        </w:rPr>
-        <w:t xml:space="preserve">bound</w:t>
-      </w:r>
-      <w:r>
-        <w:t xml:space="preserve">.</w:t>
+        <w:t xml:space="preserve">Efektivitas Kuantisasi dalam Mitigasi Limitasi Memori.</w:t>
+      </w:r>
+      <w:r>
+        <w:t xml:space="preserve"> </w:t>
+      </w:r>
+      <w:r>
+        <w:t xml:space="preserve">Implementasi PTQ dengan format GGUF terbukti secara empiris mampu mengatasi kendala</w:t>
+      </w:r>
+      <w:r>
+        <w:t xml:space="preserve"> </w:t>
+      </w:r>
+      <w:r>
+        <w:rPr>
+          <w:i/>
+        </w:rPr>
+        <w:t xml:space="preserve">shared-memory</w:t>
+      </w:r>
+      <w:r>
+        <w:t xml:space="preserve"> </w:t>
+      </w:r>
+      <w:r>
+        <w:t xml:space="preserve">pada Android kelas menengah. Penggunaan FP16 dengan parameter 2 miliar menyebabkan dominasi penggunaan RAM hingga 3,66 GB—berisiko tinggi memicu</w:t>
+      </w:r>
+      <w:r>
+        <w:t xml:space="preserve"> </w:t>
+      </w:r>
+      <w:r>
+        <w:rPr>
+          <w:i/>
+        </w:rPr>
+        <w:t xml:space="preserve">Force Close</w:t>
+      </w:r>
+      <w:r>
+        <w:t xml:space="preserve">. Melalui reduksi presisi ke Q4_K_M dan Q3_K_M, beban memori dikompresi melampaui 60% (storage) dan 30–48% (RAM), sehingga menjamin stabilitas operasional perangkat.</w:t>
       </w:r>
     </w:p>
     <w:p>
@@ -11702,40 +12949,70 @@
         <w:rPr>
           <w:b/>
         </w:rPr>
-        <w:t xml:space="preserve">Evaluasi Algoritma Kuantisasi Berbasis Aktivasi.</w:t>
-      </w:r>
-      <w:r>
-        <w:t xml:space="preserve"> </w:t>
-      </w:r>
-      <w:r>
-        <w:t xml:space="preserve">Guna mempertahankan kualitas kognitif pada tingkat kompresi rendah, disarankan melakukan komparasi metode</w:t>
-      </w:r>
-      <w:r>
-        <w:t xml:space="preserve"> </w:t>
-      </w:r>
-      <w:r>
-        <w:rPr>
-          <w:i/>
-        </w:rPr>
-        <w:t xml:space="preserve">k-quants</w:t>
-      </w:r>
-      <w:r>
-        <w:t xml:space="preserve"> </w:t>
-      </w:r>
-      <w:r>
-        <w:t xml:space="preserve">dengan algoritma mutakhir seperti AWQ (Lin dkk., 2023) yang lebih adaptif dalam melindungi bobot</w:t>
-      </w:r>
-      <w:r>
-        <w:t xml:space="preserve"> </w:t>
-      </w:r>
-      <w:r>
-        <w:rPr>
-          <w:i/>
-        </w:rPr>
-        <w:t xml:space="preserve">outliers</w:t>
-      </w:r>
-      <w:r>
-        <w:t xml:space="preserve">.</w:t>
+        <w:t xml:space="preserve">Optimalisasi Kecepatan Inferensi dan Anomali Arsitektur ARM.</w:t>
+      </w:r>
+      <w:r>
+        <w:t xml:space="preserve"> </w:t>
+      </w:r>
+      <w:r>
+        <w:t xml:space="preserve">Reduksi ukuran berkas berbanding lurus dengan peningkatan</w:t>
+      </w:r>
+      <w:r>
+        <w:t xml:space="preserve"> </w:t>
+      </w:r>
+      <w:r>
+        <w:rPr>
+          <w:i/>
+        </w:rPr>
+        <w:t xml:space="preserve">Generation Speed</w:t>
+      </w:r>
+      <w:r>
+        <w:t xml:space="preserve"> </w:t>
+      </w:r>
+      <w:r>
+        <w:t xml:space="preserve">(Q4 LFM: 2,75×</w:t>
+      </w:r>
+      <w:r>
+        <w:t xml:space="preserve"> </w:t>
+      </w:r>
+      <w:r>
+        <w:rPr>
+          <w:i/>
+        </w:rPr>
+        <w:t xml:space="preserve">baseline</w:t>
+      </w:r>
+      <w:r>
+        <w:t xml:space="preserve">). Namun, penelitian ini mengidentifikasi adanya anomali pada CPU ARM, di mana Q3_K_M mengalami degradasi signifikan pada</w:t>
+      </w:r>
+      <w:r>
+        <w:t xml:space="preserve"> </w:t>
+      </w:r>
+      <w:r>
+        <w:rPr>
+          <w:i/>
+        </w:rPr>
+        <w:t xml:space="preserve">Prompt Speed</w:t>
+      </w:r>
+      <w:r>
+        <w:t xml:space="preserve"> </w:t>
+      </w:r>
+      <w:r>
+        <w:t xml:space="preserve">karena kompleksitas</w:t>
+      </w:r>
+      <w:r>
+        <w:t xml:space="preserve"> </w:t>
+      </w:r>
+      <w:r>
+        <w:rPr>
+          <w:i/>
+        </w:rPr>
+        <w:t xml:space="preserve">unpacking</w:t>
+      </w:r>
+      <w:r>
+        <w:t xml:space="preserve"> </w:t>
+      </w:r>
+      <w:r>
+        <w:t xml:space="preserve">susunan bit ganjil. Hal ini membuktikan bahwa ukuran berkas yang lebih kecil tidak selalu menghasilkan latensi yang lebih rendah pada arsitektur ARM.</w:t>
       </w:r>
     </w:p>
     <w:p>
@@ -11750,6 +13027,613 @@
         <w:rPr>
           <w:b/>
         </w:rPr>
+        <w:t xml:space="preserve">Integritas Kognitif dan Titik Keseimbangan Operasional (</w:t>
+      </w:r>
+      <w:r>
+        <w:rPr>
+          <w:i/>
+          <w:b/>
+        </w:rPr>
+        <w:t xml:space="preserve">Sweet Spot</w:t>
+      </w:r>
+      <w:r>
+        <w:rPr>
+          <w:b/>
+        </w:rPr>
+        <w:t xml:space="preserve">).</w:t>
+      </w:r>
+      <w:r>
+        <w:t xml:space="preserve"> </w:t>
+      </w:r>
+      <w:r>
+        <w:t xml:space="preserve">Kompresi ekstrem pada Q3_K_M menyebabkan degradasi kualitas kognitif yang signifikan, ditandai dengan anjloknya akurasi GSM8K dan HumanEval serta pelebaran</w:t>
+      </w:r>
+      <w:r>
+        <w:t xml:space="preserve"> </w:t>
+      </w:r>
+      <w:r>
+        <w:rPr>
+          <w:i/>
+        </w:rPr>
+        <w:t xml:space="preserve">Perplexity</w:t>
+      </w:r>
+      <w:r>
+        <w:t xml:space="preserve">. Penurunan ini disebabkan oleh hilangnya</w:t>
+      </w:r>
+      <w:r>
+        <w:t xml:space="preserve"> </w:t>
+      </w:r>
+      <w:r>
+        <w:rPr>
+          <w:i/>
+        </w:rPr>
+        <w:t xml:space="preserve">outliers</w:t>
+      </w:r>
+      <w:r>
+        <w:t xml:space="preserve"> </w:t>
+      </w:r>
+      <w:r>
+        <w:t xml:space="preserve">pada matriks bobot yang esensial bagi nalar matematis. Dengan demikian,</w:t>
+      </w:r>
+      <w:r>
+        <w:t xml:space="preserve"> </w:t>
+      </w:r>
+      <w:r>
+        <w:rPr>
+          <w:b/>
+        </w:rPr>
+        <w:t xml:space="preserve">Q4_K_M ditetapkan sebagai</w:t>
+      </w:r>
+      <w:r>
+        <w:rPr>
+          <w:b/>
+        </w:rPr>
+        <w:t xml:space="preserve"> </w:t>
+      </w:r>
+      <w:r>
+        <w:rPr>
+          <w:i/>
+          <w:b/>
+        </w:rPr>
+        <w:t xml:space="preserve">sweet spot</w:t>
+      </w:r>
+      <w:r>
+        <w:rPr>
+          <w:b/>
+        </w:rPr>
+        <w:t xml:space="preserve"> </w:t>
+      </w:r>
+      <w:r>
+        <w:rPr>
+          <w:b/>
+        </w:rPr>
+        <w:t xml:space="preserve">operasional</w:t>
+      </w:r>
+      <w:r>
+        <w:t xml:space="preserve"> </w:t>
+      </w:r>
+      <w:r>
+        <w:t xml:space="preserve">karena mampu memberikan efisiensi penggunaan RAM dan kecepatan inferensi yang optimal tanpa mengorbankan integritas nalar dan logika fungsional model.</w:t>
+      </w:r>
+    </w:p>
+    <w:p>
+      <w:pPr>
+        <w:pStyle w:val="Heading2"/>
+      </w:pPr>
+      <w:bookmarkStart w:id="84" w:name="keterbatasan-penelitian"/>
+      <w:r>
+        <w:t xml:space="preserve">5.2 Keterbatasan Penelitian</w:t>
+      </w:r>
+      <w:bookmarkEnd w:id="84"/>
+    </w:p>
+    <w:p>
+      <w:pPr>
+        <w:pStyle w:val="FirstParagraph"/>
+      </w:pPr>
+      <w:r>
+        <w:t xml:space="preserve">Guna menjaga objektivitas pelaporan ilmiah, penulis menggariskan empat keterbatasan utama yang melekat pada desain eksperimen ini, sebagai berikut:</w:t>
+      </w:r>
+    </w:p>
+    <w:p>
+      <w:pPr>
+        <w:numPr>
+          <w:ilvl w:val="0"/>
+          <w:numId w:val="1014"/>
+        </w:numPr>
+        <w:pStyle w:val="Compact"/>
+      </w:pPr>
+      <w:r>
+        <w:rPr>
+          <w:b/>
+        </w:rPr>
+        <w:t xml:space="preserve">Lingkup Perangkat Tunggal.</w:t>
+      </w:r>
+      <w:r>
+        <w:t xml:space="preserve"> </w:t>
+      </w:r>
+      <w:r>
+        <w:t xml:space="preserve">Seluruh metrik performa fisik (TPS,</w:t>
+      </w:r>
+      <w:r>
+        <w:t xml:space="preserve"> </w:t>
+      </w:r>
+      <w:r>
+        <w:rPr>
+          <w:i/>
+        </w:rPr>
+        <w:t xml:space="preserve">peak</w:t>
+      </w:r>
+      <w:r>
+        <w:t xml:space="preserve"> </w:t>
+      </w:r>
+      <w:r>
+        <w:t xml:space="preserve">RAM proses, beban CPU, dan total waktu eksekusi) diukur pada satu unit perangkat Tecno Pova 5 (SoC MediaTek Helio G99, RAM 8 GB) di lingkungan Termux. Hasil ini belum mewakili variasi karakteristik termal,</w:t>
+      </w:r>
+      <w:r>
+        <w:t xml:space="preserve"> </w:t>
+      </w:r>
+      <w:r>
+        <w:rPr>
+          <w:i/>
+        </w:rPr>
+        <w:t xml:space="preserve">governor</w:t>
+      </w:r>
+      <w:r>
+        <w:t xml:space="preserve"> </w:t>
+      </w:r>
+      <w:r>
+        <w:t xml:space="preserve">CPU, atau skema</w:t>
+      </w:r>
+      <w:r>
+        <w:t xml:space="preserve"> </w:t>
+      </w:r>
+      <w:r>
+        <w:rPr>
+          <w:i/>
+        </w:rPr>
+        <w:t xml:space="preserve">power management</w:t>
+      </w:r>
+      <w:r>
+        <w:t xml:space="preserve"> </w:t>
+      </w:r>
+      <w:r>
+        <w:t xml:space="preserve">pada SoC lain (Snapdragon 6/7/8</w:t>
+      </w:r>
+      <w:r>
+        <w:t xml:space="preserve"> </w:t>
+      </w:r>
+      <w:r>
+        <w:rPr>
+          <w:i/>
+        </w:rPr>
+        <w:t xml:space="preserve">gen</w:t>
+      </w:r>
+      <w:r>
+        <w:t xml:space="preserve">, Dimensity, atau Tensor) maupun pada perangkat tablet/laptop berbasis ARM.</w:t>
+      </w:r>
+    </w:p>
+    <w:p>
+      <w:pPr>
+        <w:numPr>
+          <w:ilvl w:val="0"/>
+          <w:numId w:val="1014"/>
+        </w:numPr>
+        <w:pStyle w:val="Compact"/>
+      </w:pPr>
+      <w:r>
+        <w:rPr>
+          <w:b/>
+        </w:rPr>
+        <w:t xml:space="preserve">Ukuran Sampel</w:t>
+      </w:r>
+      <w:r>
+        <w:rPr>
+          <w:b/>
+        </w:rPr>
+        <w:t xml:space="preserve"> </w:t>
+      </w:r>
+      <w:r>
+        <w:rPr>
+          <w:i/>
+          <w:b/>
+        </w:rPr>
+        <w:t xml:space="preserve">Benchmark</w:t>
+      </w:r>
+      <w:r>
+        <w:rPr>
+          <w:b/>
+        </w:rPr>
+        <w:t xml:space="preserve"> </w:t>
+      </w:r>
+      <w:r>
+        <w:rPr>
+          <w:b/>
+        </w:rPr>
+        <w:t xml:space="preserve">Akurasi.</w:t>
+      </w:r>
+      <w:r>
+        <w:t xml:space="preserve"> </w:t>
+      </w:r>
+      <w:r>
+        <w:t xml:space="preserve">Evaluasi MMLU, GSM8K, dan HumanEval menggunakan masing-masing 100 sampel acak per</w:t>
+      </w:r>
+      <w:r>
+        <w:t xml:space="preserve"> </w:t>
+      </w:r>
+      <w:r>
+        <w:rPr>
+          <w:i/>
+        </w:rPr>
+        <w:t xml:space="preserve">benchmark</w:t>
+      </w:r>
+      <w:r>
+        <w:t xml:space="preserve">. Ukuran sampel ini cukup untuk indikasi awal, namun masih menyisakan ruang variansi statistik 5–10% poin per metrik. Studi lanjutan disarankan menggunakan minimal 500 sampel per</w:t>
+      </w:r>
+      <w:r>
+        <w:t xml:space="preserve"> </w:t>
+      </w:r>
+      <w:r>
+        <w:rPr>
+          <w:i/>
+        </w:rPr>
+        <w:t xml:space="preserve">benchmark</w:t>
+      </w:r>
+      <w:r>
+        <w:t xml:space="preserve"> </w:t>
+      </w:r>
+      <w:r>
+        <w:t xml:space="preserve">atau melaporkan interval kepercayaan secara eksplisit.</w:t>
+      </w:r>
+    </w:p>
+    <w:p>
+      <w:pPr>
+        <w:numPr>
+          <w:ilvl w:val="0"/>
+          <w:numId w:val="1014"/>
+        </w:numPr>
+        <w:pStyle w:val="Compact"/>
+      </w:pPr>
+      <w:r>
+        <w:rPr>
+          <w:b/>
+        </w:rPr>
+        <w:t xml:space="preserve">Keterbatasan Instrumen Evaluasi pada</w:t>
+      </w:r>
+      <w:r>
+        <w:rPr>
+          <w:b/>
+        </w:rPr>
+        <w:t xml:space="preserve"> </w:t>
+      </w:r>
+      <w:r>
+        <w:rPr>
+          <w:i/>
+          <w:b/>
+        </w:rPr>
+        <w:t xml:space="preserve">Reasoning Model</w:t>
+      </w:r>
+      <w:r>
+        <w:rPr>
+          <w:b/>
+        </w:rPr>
+        <w:t xml:space="preserve"> </w:t>
+      </w:r>
+      <w:r>
+        <w:rPr>
+          <w:b/>
+        </w:rPr>
+        <w:t xml:space="preserve">(Qwen 3.5).</w:t>
+      </w:r>
+      <w:r>
+        <w:t xml:space="preserve"> </w:t>
+      </w:r>
+      <w:r>
+        <w:t xml:space="preserve">Sebagaimana dijabarkan pada Sub-bab 4.3.3, skor akurasi Qwen 3.5 pada</w:t>
+      </w:r>
+      <w:r>
+        <w:t xml:space="preserve"> </w:t>
+      </w:r>
+      <w:r>
+        <w:rPr>
+          <w:i/>
+        </w:rPr>
+        <w:t xml:space="preserve">benchmark</w:t>
+      </w:r>
+      <w:r>
+        <w:t xml:space="preserve"> </w:t>
+      </w:r>
+      <w:r>
+        <w:t xml:space="preserve">GSM8K terdampak oleh interaksi antara format keluaran</w:t>
+      </w:r>
+      <w:r>
+        <w:t xml:space="preserve"> </w:t>
+      </w:r>
+      <w:r>
+        <w:rPr>
+          <w:i/>
+        </w:rPr>
+        <w:t xml:space="preserve">chain-of-thought</w:t>
+      </w:r>
+      <w:r>
+        <w:t xml:space="preserve"> </w:t>
+      </w:r>
+      <w:r>
+        <w:t xml:space="preserve">(</w:t>
+      </w:r>
+      <w:r>
+        <w:rPr>
+          <w:rStyle w:val="VerbatimChar"/>
+        </w:rPr>
+        <w:t xml:space="preserve">&lt;think&gt; ... &lt;/think&gt;</w:t>
+      </w:r>
+      <w:r>
+        <w:t xml:space="preserve">), anggaran</w:t>
+      </w:r>
+      <w:r>
+        <w:t xml:space="preserve"> </w:t>
+      </w:r>
+      <w:r>
+        <w:rPr>
+          <w:i/>
+        </w:rPr>
+        <w:t xml:space="preserve">token</w:t>
+      </w:r>
+      <w:r>
+        <w:t xml:space="preserve"> </w:t>
+      </w:r>
+      <w:r>
+        <w:t xml:space="preserve">yang terbatas, dan logika</w:t>
+      </w:r>
+      <w:r>
+        <w:t xml:space="preserve"> </w:t>
+      </w:r>
+      <w:r>
+        <w:rPr>
+          <w:i/>
+        </w:rPr>
+        <w:t xml:space="preserve">parser</w:t>
+      </w:r>
+      <w:r>
+        <w:t xml:space="preserve"> </w:t>
+      </w:r>
+      <w:r>
+        <w:t xml:space="preserve">berlapis. Skor GSM8K Qwen 3.5 pada Tabel 4.5 oleh karenanya dilaporkan sebagai</w:t>
+      </w:r>
+      <w:r>
+        <w:t xml:space="preserve"> </w:t>
+      </w:r>
+      <w:r>
+        <w:rPr>
+          <w:i/>
+        </w:rPr>
+        <w:t xml:space="preserve">lower bound</w:t>
+      </w:r>
+      <w:r>
+        <w:t xml:space="preserve"> </w:t>
+      </w:r>
+      <w:r>
+        <w:t xml:space="preserve">dan tidak dapat secara langsung dibandingkan dengan skor LFM 2.5 (yang non-</w:t>
+      </w:r>
+      <w:r>
+        <w:rPr>
+          <w:i/>
+        </w:rPr>
+        <w:t xml:space="preserve">reasoning</w:t>
+      </w:r>
+      <w:r>
+        <w:t xml:space="preserve">) tanpa konteks ini.</w:t>
+      </w:r>
+    </w:p>
+    <w:p>
+      <w:pPr>
+        <w:numPr>
+          <w:ilvl w:val="0"/>
+          <w:numId w:val="1014"/>
+        </w:numPr>
+        <w:pStyle w:val="Compact"/>
+      </w:pPr>
+      <w:r>
+        <w:rPr>
+          <w:b/>
+        </w:rPr>
+        <w:t xml:space="preserve">Pengukuran Termal dan Konsumsi Energi.</w:t>
+      </w:r>
+      <w:r>
+        <w:t xml:space="preserve"> </w:t>
+      </w:r>
+      <w:r>
+        <w:t xml:space="preserve">Penelitian belum menyertakan pengukuran suhu CPU secara periodik (</w:t>
+      </w:r>
+      <w:r>
+        <w:rPr>
+          <w:rStyle w:val="VerbatimChar"/>
+        </w:rPr>
+        <w:t xml:space="preserve">/sys/class/thermal/thermal_zone*/temp</w:t>
+      </w:r>
+      <w:r>
+        <w:t xml:space="preserve">) maupun konsumsi baterai per 1.000</w:t>
+      </w:r>
+      <w:r>
+        <w:t xml:space="preserve"> </w:t>
+      </w:r>
+      <w:r>
+        <w:rPr>
+          <w:i/>
+        </w:rPr>
+        <w:t xml:space="preserve">token</w:t>
+      </w:r>
+      <w:r>
+        <w:t xml:space="preserve"> </w:t>
+      </w:r>
+      <w:r>
+        <w:t xml:space="preserve">yang diproduksi. Keduanya merupakan metrik krusial untuk evaluasi praktis dalam konteks</w:t>
+      </w:r>
+      <w:r>
+        <w:t xml:space="preserve"> </w:t>
+      </w:r>
+      <w:r>
+        <w:rPr>
+          <w:i/>
+        </w:rPr>
+        <w:t xml:space="preserve">Mobile Edge AI</w:t>
+      </w:r>
+      <w:r>
+        <w:t xml:space="preserve"> </w:t>
+      </w:r>
+      <w:r>
+        <w:t xml:space="preserve">yang sangat sensitif terhadap</w:t>
+      </w:r>
+      <w:r>
+        <w:t xml:space="preserve"> </w:t>
+      </w:r>
+      <w:r>
+        <w:rPr>
+          <w:i/>
+        </w:rPr>
+        <w:t xml:space="preserve">thermal throttling</w:t>
+      </w:r>
+      <w:r>
+        <w:t xml:space="preserve"> </w:t>
+      </w:r>
+      <w:r>
+        <w:t xml:space="preserve">dan ketahanan baterai, sehingga direkomendasikan untuk dieksplorasi pada penelitian lanjutan.</w:t>
+      </w:r>
+    </w:p>
+    <w:p>
+      <w:pPr>
+        <w:pStyle w:val="Heading2"/>
+      </w:pPr>
+      <w:bookmarkStart w:id="85" w:name="saran"/>
+      <w:r>
+        <w:t xml:space="preserve">5.3 Saran</w:t>
+      </w:r>
+      <w:bookmarkEnd w:id="85"/>
+    </w:p>
+    <w:p>
+      <w:pPr>
+        <w:pStyle w:val="FirstParagraph"/>
+      </w:pPr>
+      <w:r>
+        <w:t xml:space="preserve">Berdasarkan batasan dan temuan penelitian, penulis merekomendasikan beberapa pengembangan untuk penelitian selanjutnya di bidang</w:t>
+      </w:r>
+      <w:r>
+        <w:t xml:space="preserve"> </w:t>
+      </w:r>
+      <w:r>
+        <w:rPr>
+          <w:i/>
+        </w:rPr>
+        <w:t xml:space="preserve">Edge Intelligence</w:t>
+      </w:r>
+      <w:r>
+        <w:t xml:space="preserve">:</w:t>
+      </w:r>
+    </w:p>
+    <w:p>
+      <w:pPr>
+        <w:numPr>
+          <w:ilvl w:val="0"/>
+          <w:numId w:val="1015"/>
+        </w:numPr>
+        <w:pStyle w:val="Compact"/>
+      </w:pPr>
+      <w:r>
+        <w:rPr>
+          <w:b/>
+        </w:rPr>
+        <w:t xml:space="preserve">Eksplorasi Akselerator Komputasi Heterogen.</w:t>
+      </w:r>
+      <w:r>
+        <w:t xml:space="preserve"> </w:t>
+      </w:r>
+      <w:r>
+        <w:t xml:space="preserve">Penelitian selanjutnya disarankan mengintegrasikan kerangka inferensi yang mendukung delegasi beban kalkulasi pada modul AI khusus, seperti</w:t>
+      </w:r>
+      <w:r>
+        <w:t xml:space="preserve"> </w:t>
+      </w:r>
+      <w:r>
+        <w:rPr>
+          <w:i/>
+        </w:rPr>
+        <w:t xml:space="preserve">Neural Processing Unit</w:t>
+      </w:r>
+      <w:r>
+        <w:t xml:space="preserve"> </w:t>
+      </w:r>
+      <w:r>
+        <w:t xml:space="preserve">(NPU) atau akselerasi GPU mobile via Vulkan/OpenCL, untuk menembus limitasi komputasi yang bersifat CPU-</w:t>
+      </w:r>
+      <w:r>
+        <w:rPr>
+          <w:i/>
+        </w:rPr>
+        <w:t xml:space="preserve">bound</w:t>
+      </w:r>
+      <w:r>
+        <w:t xml:space="preserve">.</w:t>
+      </w:r>
+    </w:p>
+    <w:p>
+      <w:pPr>
+        <w:numPr>
+          <w:ilvl w:val="0"/>
+          <w:numId w:val="1015"/>
+        </w:numPr>
+        <w:pStyle w:val="Compact"/>
+      </w:pPr>
+      <w:r>
+        <w:rPr>
+          <w:b/>
+        </w:rPr>
+        <w:t xml:space="preserve">Evaluasi Algoritma Kuantisasi Berbasis Aktivasi.</w:t>
+      </w:r>
+      <w:r>
+        <w:t xml:space="preserve"> </w:t>
+      </w:r>
+      <w:r>
+        <w:t xml:space="preserve">Guna mempertahankan kualitas kognitif pada tingkat kompresi rendah, disarankan melakukan komparasi metode</w:t>
+      </w:r>
+      <w:r>
+        <w:t xml:space="preserve"> </w:t>
+      </w:r>
+      <w:r>
+        <w:rPr>
+          <w:i/>
+        </w:rPr>
+        <w:t xml:space="preserve">k-quants</w:t>
+      </w:r>
+      <w:r>
+        <w:t xml:space="preserve"> </w:t>
+      </w:r>
+      <w:r>
+        <w:t xml:space="preserve">dengan algoritma mutakhir seperti AWQ (Lin dkk., 2023) yang lebih adaptif dalam melindungi bobot</w:t>
+      </w:r>
+      <w:r>
+        <w:t xml:space="preserve"> </w:t>
+      </w:r>
+      <w:r>
+        <w:rPr>
+          <w:i/>
+        </w:rPr>
+        <w:t xml:space="preserve">outliers</w:t>
+      </w:r>
+      <w:r>
+        <w:t xml:space="preserve">.</w:t>
+      </w:r>
+    </w:p>
+    <w:p>
+      <w:pPr>
+        <w:numPr>
+          <w:ilvl w:val="0"/>
+          <w:numId w:val="1015"/>
+        </w:numPr>
+        <w:pStyle w:val="Compact"/>
+      </w:pPr>
+      <w:r>
+        <w:rPr>
+          <w:b/>
+        </w:rPr>
         <w:t xml:space="preserve">Integrasi Antarmuka Pengguna Grafis (</w:t>
       </w:r>
       <w:r>
@@ -11812,11 +13696,11 @@
       <w:pPr>
         <w:pStyle w:val="Heading1"/>
       </w:pPr>
-      <w:bookmarkStart w:id="84" w:name="daftar-pustaka"/>
+      <w:bookmarkStart w:id="86" w:name="daftar-pustaka"/>
       <w:r>
         <w:t xml:space="preserve">DAFTAR PUSTAKA</w:t>
       </w:r>
-      <w:bookmarkEnd w:id="84"/>
+      <w:bookmarkEnd w:id="86"/>
     </w:p>
     <w:p>
       <w:pPr>
@@ -12930,6 +14814,66 @@
     </w:lvlOverride>
   </w:num>
   <w:num w:numId="1013">
+    <w:abstractNumId w:val="99411"/>
+    <w:lvlOverride w:ilvl="0">
+      <w:startOverride w:val="1"/>
+    </w:lvlOverride>
+    <w:lvlOverride w:ilvl="1">
+      <w:startOverride w:val="1"/>
+    </w:lvlOverride>
+    <w:lvlOverride w:ilvl="2">
+      <w:startOverride w:val="1"/>
+    </w:lvlOverride>
+    <w:lvlOverride w:ilvl="3">
+      <w:startOverride w:val="1"/>
+    </w:lvlOverride>
+    <w:lvlOverride w:ilvl="4">
+      <w:startOverride w:val="1"/>
+    </w:lvlOverride>
+    <w:lvlOverride w:ilvl="5">
+      <w:startOverride w:val="1"/>
+    </w:lvlOverride>
+    <w:lvlOverride w:ilvl="6">
+      <w:startOverride w:val="1"/>
+    </w:lvlOverride>
+    <w:lvlOverride w:ilvl="7">
+      <w:startOverride w:val="1"/>
+    </w:lvlOverride>
+    <w:lvlOverride w:ilvl="8">
+      <w:startOverride w:val="1"/>
+    </w:lvlOverride>
+  </w:num>
+  <w:num w:numId="1014">
+    <w:abstractNumId w:val="99411"/>
+    <w:lvlOverride w:ilvl="0">
+      <w:startOverride w:val="1"/>
+    </w:lvlOverride>
+    <w:lvlOverride w:ilvl="1">
+      <w:startOverride w:val="1"/>
+    </w:lvlOverride>
+    <w:lvlOverride w:ilvl="2">
+      <w:startOverride w:val="1"/>
+    </w:lvlOverride>
+    <w:lvlOverride w:ilvl="3">
+      <w:startOverride w:val="1"/>
+    </w:lvlOverride>
+    <w:lvlOverride w:ilvl="4">
+      <w:startOverride w:val="1"/>
+    </w:lvlOverride>
+    <w:lvlOverride w:ilvl="5">
+      <w:startOverride w:val="1"/>
+    </w:lvlOverride>
+    <w:lvlOverride w:ilvl="6">
+      <w:startOverride w:val="1"/>
+    </w:lvlOverride>
+    <w:lvlOverride w:ilvl="7">
+      <w:startOverride w:val="1"/>
+    </w:lvlOverride>
+    <w:lvlOverride w:ilvl="8">
+      <w:startOverride w:val="1"/>
+    </w:lvlOverride>
+  </w:num>
+  <w:num w:numId="1015">
     <w:abstractNumId w:val="99411"/>
     <w:lvlOverride w:ilvl="0">
       <w:startOverride w:val="1"/>

--- a/docs/Skripsi_PTQ_SLM_Android.docx
+++ b/docs/Skripsi_PTQ_SLM_Android.docx
@@ -2967,7 +2967,82 @@
         <w:t xml:space="preserve"> </w:t>
       </w:r>
       <w:r>
-        <w:t xml:space="preserve">yang diakibatkan oleh keterbatasan arsitektur memori bawaan (Zhang dkk., 2024). Hierarki sistem</w:t>
+        <w:t xml:space="preserve">yang diakibatkan oleh keterbatasan arsitektur memori bawaan (Zhang dkk., 2024). Kerangka konseptual</w:t>
+      </w:r>
+      <w:r>
+        <w:t xml:space="preserve"> </w:t>
+      </w:r>
+      <w:r>
+        <w:rPr>
+          <w:i/>
+        </w:rPr>
+        <w:t xml:space="preserve">Edge AI</w:t>
+      </w:r>
+      <w:r>
+        <w:t xml:space="preserve"> </w:t>
+      </w:r>
+      <w:r>
+        <w:t xml:space="preserve">secara komprehensif disusun dalam dua sumber rujukan utama yang menjabarkan praktik</w:t>
+      </w:r>
+      <w:r>
+        <w:t xml:space="preserve"> </w:t>
+      </w:r>
+      <w:r>
+        <w:rPr>
+          <w:i/>
+        </w:rPr>
+        <w:t xml:space="preserve">embedded machine learning</w:t>
+      </w:r>
+      <w:r>
+        <w:t xml:space="preserve"> </w:t>
+      </w:r>
+      <w:r>
+        <w:t xml:space="preserve">dari era mikrokontroler hingga perangkat</w:t>
+      </w:r>
+      <w:r>
+        <w:t xml:space="preserve"> </w:t>
+      </w:r>
+      <w:r>
+        <w:rPr>
+          <w:i/>
+        </w:rPr>
+        <w:t xml:space="preserve">smartphone</w:t>
+      </w:r>
+      <w:r>
+        <w:t xml:space="preserve"> </w:t>
+      </w:r>
+      <w:r>
+        <w:t xml:space="preserve">modern, yaitu Warden &amp; Situnayake (2019) untuk era</w:t>
+      </w:r>
+      <w:r>
+        <w:t xml:space="preserve"> </w:t>
+      </w:r>
+      <w:r>
+        <w:rPr>
+          <w:i/>
+        </w:rPr>
+        <w:t xml:space="preserve">TinyML</w:t>
+      </w:r>
+      <w:r>
+        <w:t xml:space="preserve"> </w:t>
+      </w:r>
+      <w:r>
+        <w:t xml:space="preserve">dan Situnayake &amp; Plunkett (2023) untuk era</w:t>
+      </w:r>
+      <w:r>
+        <w:t xml:space="preserve"> </w:t>
+      </w:r>
+      <w:r>
+        <w:rPr>
+          <w:i/>
+        </w:rPr>
+        <w:t xml:space="preserve">Edge AI</w:t>
+      </w:r>
+      <w:r>
+        <w:t xml:space="preserve"> </w:t>
+      </w:r>
+      <w:r>
+        <w:t xml:space="preserve">lintas perangkat. Hierarki sistem</w:t>
       </w:r>
       <w:r>
         <w:t xml:space="preserve"> </w:t>
@@ -3102,7 +3177,52 @@
         <w:t xml:space="preserve"> </w:t>
       </w:r>
       <w:r>
-        <w:t xml:space="preserve">(SLM). Arsitektur SLM menyuguhkan desain jaringan parameter yang jauh lebih ramping (umumnya 1–7 miliar parameter) namun sanggup mempertahankan kompetensi analitis yang memadai. Keringkasan arsitektur SLM menjadikannya primadona untuk disematkan langsung ke dalam</w:t>
+        <w:t xml:space="preserve">(SLM). Arsitektur SLM menyuguhkan desain jaringan parameter yang jauh lebih ramping (umumnya 1–7 miliar parameter) namun sanggup mempertahankan kompetensi analitis yang memadai. Survei komprehensif atas lebih dari 60 SLM oleh Lu dkk. (2025) menunjukkan bahwa SLM</w:t>
+      </w:r>
+      <w:r>
+        <w:t xml:space="preserve"> </w:t>
+      </w:r>
+      <w:r>
+        <w:rPr>
+          <w:i/>
+        </w:rPr>
+        <w:t xml:space="preserve">state-of-the-art</w:t>
+      </w:r>
+      <w:r>
+        <w:t xml:space="preserve"> </w:t>
+      </w:r>
+      <w:r>
+        <w:t xml:space="preserve">dapat mengungguli model 7B pada</w:t>
+      </w:r>
+      <w:r>
+        <w:t xml:space="preserve"> </w:t>
+      </w:r>
+      <w:r>
+        <w:rPr>
+          <w:i/>
+        </w:rPr>
+        <w:t xml:space="preserve">task</w:t>
+      </w:r>
+      <w:r>
+        <w:t xml:space="preserve"> </w:t>
+      </w:r>
+      <w:r>
+        <w:t xml:space="preserve">umum, sehingga viabilitas praktis SLM sebagai pilihan utama</w:t>
+      </w:r>
+      <w:r>
+        <w:t xml:space="preserve"> </w:t>
+      </w:r>
+      <w:r>
+        <w:rPr>
+          <w:i/>
+        </w:rPr>
+        <w:t xml:space="preserve">on-device</w:t>
+      </w:r>
+      <w:r>
+        <w:t xml:space="preserve"> </w:t>
+      </w:r>
+      <w:r>
+        <w:t xml:space="preserve">terbukti secara empiris. Keringkasan arsitektur SLM menjadikannya primadona untuk disematkan langsung ke dalam</w:t>
       </w:r>
       <w:r>
         <w:t xml:space="preserve"> </w:t>
@@ -3306,7 +3426,10 @@
         <w:t xml:space="preserve">memory footprint</w:t>
       </w:r>
       <w:r>
-        <w:t xml:space="preserve">. Saat sebuah model AI dilatih, bobot matriks jaringannya direkam dalam</w:t>
+        <w:t xml:space="preserve"> </w:t>
+      </w:r>
+      <w:r>
+        <w:t xml:space="preserve">(Warden &amp; Situnayake, 2019). Saat sebuah model AI dilatih, bobot matriks jaringannya direkam dalam</w:t>
       </w:r>
       <w:r>
         <w:t xml:space="preserve"> </w:t>
@@ -3321,7 +3444,91 @@
         <w:t xml:space="preserve"> </w:t>
       </w:r>
       <w:r>
-        <w:t xml:space="preserve">berpresisi tinggi, umumnya 16-bit (FP16). Format murni ini memiliki ketepatan akurasi yang tinggi namun memakan kapasitas RAM secara eksesif. Kuantisasi menyederhanakan rangkaian pecahan desimal ini menjadi bilangan bulat yang lebih padat (INT5, INT4, atau bahkan INT3) (Dettmers dkk., 2023).</w:t>
+        <w:t xml:space="preserve">berpresisi tinggi, umumnya 16-bit (FP16). Format murni ini memiliki ketepatan akurasi yang tinggi namun memakan kapasitas RAM secara eksesif. Kuantisasi menyederhanakan rangkaian pecahan desimal ini menjadi bilangan bulat yang lebih padat (INT5, INT4, atau bahkan INT3) (Dettmers dkk., 2023). Selain keluarga PTQ klasik (GPTQ, AWQ, dan GGUF</w:t>
+      </w:r>
+      <w:r>
+        <w:t xml:space="preserve"> </w:t>
+      </w:r>
+      <w:r>
+        <w:rPr>
+          <w:i/>
+        </w:rPr>
+        <w:t xml:space="preserve">k-quants</w:t>
+      </w:r>
+      <w:r>
+        <w:t xml:space="preserve">), studi kontemporer juga mengusulkan metode PTQ yang khusus dirancang ramah eksekusi</w:t>
+      </w:r>
+      <w:r>
+        <w:t xml:space="preserve"> </w:t>
+      </w:r>
+      <w:r>
+        <w:rPr>
+          <w:i/>
+        </w:rPr>
+        <w:t xml:space="preserve">on-device</w:t>
+      </w:r>
+      <w:r>
+        <w:t xml:space="preserve">, seperti</w:t>
+      </w:r>
+      <w:r>
+        <w:t xml:space="preserve"> </w:t>
+      </w:r>
+      <w:r>
+        <w:rPr>
+          <w:b/>
+        </w:rPr>
+        <w:t xml:space="preserve">MobileQuant</w:t>
+      </w:r>
+      <w:r>
+        <w:t xml:space="preserve"> </w:t>
+      </w:r>
+      <w:r>
+        <w:t xml:space="preserve">dari Samsung AI yang mengoptimasi</w:t>
+      </w:r>
+      <w:r>
+        <w:t xml:space="preserve"> </w:t>
+      </w:r>
+      <w:r>
+        <w:rPr>
+          <w:i/>
+        </w:rPr>
+        <w:t xml:space="preserve">weight transformation</w:t>
+      </w:r>
+      <w:r>
+        <w:t xml:space="preserve"> </w:t>
+      </w:r>
+      <w:r>
+        <w:t xml:space="preserve">dan rentang aktivasi secara</w:t>
+      </w:r>
+      <w:r>
+        <w:t xml:space="preserve"> </w:t>
+      </w:r>
+      <w:r>
+        <w:rPr>
+          <w:i/>
+        </w:rPr>
+        <w:t xml:space="preserve">end-to-end</w:t>
+      </w:r>
+      <w:r>
+        <w:t xml:space="preserve"> </w:t>
+      </w:r>
+      <w:r>
+        <w:t xml:space="preserve">untuk menekan</w:t>
+      </w:r>
+      <w:r>
+        <w:t xml:space="preserve"> </w:t>
+      </w:r>
+      <w:r>
+        <w:rPr>
+          <w:i/>
+        </w:rPr>
+        <w:t xml:space="preserve">latency</w:t>
+      </w:r>
+      <w:r>
+        <w:t xml:space="preserve"> </w:t>
+      </w:r>
+      <w:r>
+        <w:t xml:space="preserve">hingga 20–50% pada perangkat seluler (Tan dkk., 2024).</w:t>
       </w:r>
     </w:p>
     <w:p>
@@ -5982,7 +6189,82 @@
         <w:t xml:space="preserve"> </w:t>
       </w:r>
       <w:r>
-        <w:t xml:space="preserve">dengan densitas parameter 1,2 miliar. Struktur mikronya yang dirancang efisien menjadikannya kandidat menjanjikan untuk dikompresi bertahap pada rentang 3-bit hingga 5-bit guna menekan konsumsi RAM. Versi mentah FP16-nya akan dibandingkan dengan tiga varian</w:t>
+        <w:t xml:space="preserve">dengan densitas parameter 1,2 miliar. Berdasarkan laporan teknis resmi Liquid AI (2025), arsitektur LFM 2 dirancang sebagai</w:t>
+      </w:r>
+      <w:r>
+        <w:t xml:space="preserve"> </w:t>
+      </w:r>
+      <w:r>
+        <w:rPr>
+          <w:i/>
+        </w:rPr>
+        <w:t xml:space="preserve">hybrid backbone</w:t>
+      </w:r>
+      <w:r>
+        <w:t xml:space="preserve"> </w:t>
+      </w:r>
+      <w:r>
+        <w:t xml:space="preserve">yang memadukan</w:t>
+      </w:r>
+      <w:r>
+        <w:t xml:space="preserve"> </w:t>
+      </w:r>
+      <w:r>
+        <w:rPr>
+          <w:i/>
+        </w:rPr>
+        <w:t xml:space="preserve">gated short convolutions</w:t>
+      </w:r>
+      <w:r>
+        <w:t xml:space="preserve"> </w:t>
+      </w:r>
+      <w:r>
+        <w:t xml:space="preserve">dengan</w:t>
+      </w:r>
+      <w:r>
+        <w:t xml:space="preserve"> </w:t>
+      </w:r>
+      <w:r>
+        <w:rPr>
+          <w:i/>
+        </w:rPr>
+        <w:t xml:space="preserve">grouped query attention</w:t>
+      </w:r>
+      <w:r>
+        <w:t xml:space="preserve"> </w:t>
+      </w:r>
+      <w:r>
+        <w:t xml:space="preserve">dan secara eksplisit dioptimalkan untuk</w:t>
+      </w:r>
+      <w:r>
+        <w:t xml:space="preserve"> </w:t>
+      </w:r>
+      <w:r>
+        <w:rPr>
+          <w:i/>
+        </w:rPr>
+        <w:t xml:space="preserve">edge inference</w:t>
+      </w:r>
+      <w:r>
+        <w:t xml:space="preserve"> </w:t>
+      </w:r>
+      <w:r>
+        <w:t xml:space="preserve">dengan kecepatan</w:t>
+      </w:r>
+      <w:r>
+        <w:t xml:space="preserve"> </w:t>
+      </w:r>
+      <w:r>
+        <w:rPr>
+          <w:i/>
+        </w:rPr>
+        <w:t xml:space="preserve">prefill/decode</w:t>
+      </w:r>
+      <w:r>
+        <w:t xml:space="preserve"> </w:t>
+      </w:r>
+      <w:r>
+        <w:t xml:space="preserve">hingga 2× lebih tinggi dibanding model setara di CPU. Struktur mikronya yang dirancang efisien menjadikannya kandidat menjanjikan untuk dikompresi bertahap pada rentang 3-bit hingga 5-bit guna menekan konsumsi RAM. Versi mentah FP16-nya akan dibandingkan dengan tiga varian</w:t>
       </w:r>
       <w:r>
         <w:t xml:space="preserve"> </w:t>
@@ -6033,7 +6315,64 @@
         <w:t xml:space="preserve">Qwen 3.5 (2 miliar parameter)</w:t>
       </w:r>
       <w:r>
-        <w:t xml:space="preserve">—pilihan ini berfungsi sebagai instrumen pengukur batas toleransi ekstrem sistem, sekaligus mendemonstrasikan fenomena</w:t>
+        <w:t xml:space="preserve">—keluarga Qwen3 secara eksplisit memperkenalkan</w:t>
+      </w:r>
+      <w:r>
+        <w:t xml:space="preserve"> </w:t>
+      </w:r>
+      <w:r>
+        <w:rPr>
+          <w:b/>
+        </w:rPr>
+        <w:t xml:space="preserve">dua mode di satu model</w:t>
+      </w:r>
+      <w:r>
+        <w:t xml:space="preserve">, yaitu</w:t>
+      </w:r>
+      <w:r>
+        <w:t xml:space="preserve"> </w:t>
+      </w:r>
+      <w:r>
+        <w:rPr>
+          <w:i/>
+        </w:rPr>
+        <w:t xml:space="preserve">thinking mode</w:t>
+      </w:r>
+      <w:r>
+        <w:t xml:space="preserve"> </w:t>
+      </w:r>
+      <w:r>
+        <w:t xml:space="preserve">untuk</w:t>
+      </w:r>
+      <w:r>
+        <w:t xml:space="preserve"> </w:t>
+      </w:r>
+      <w:r>
+        <w:rPr>
+          <w:i/>
+        </w:rPr>
+        <w:t xml:space="preserve">multi-step reasoning</w:t>
+      </w:r>
+      <w:r>
+        <w:t xml:space="preserve"> </w:t>
+      </w:r>
+      <w:r>
+        <w:t xml:space="preserve">dan</w:t>
+      </w:r>
+      <w:r>
+        <w:t xml:space="preserve"> </w:t>
+      </w:r>
+      <w:r>
+        <w:rPr>
+          <w:i/>
+        </w:rPr>
+        <w:t xml:space="preserve">non-thinking mode</w:t>
+      </w:r>
+      <w:r>
+        <w:t xml:space="preserve"> </w:t>
+      </w:r>
+      <w:r>
+        <w:t xml:space="preserve">untuk respons cepat (Qwen Team, 2025). Pilihan ini berfungsi sebagai instrumen pengukur batas toleransi ekstrem sistem, sekaligus mendemonstrasikan fenomena</w:t>
       </w:r>
       <w:r>
         <w:t xml:space="preserve"> </w:t>
@@ -7955,7 +8294,79 @@
         <w:t xml:space="preserve">benchmark</w:t>
       </w:r>
       <w:r>
-        <w:t xml:space="preserve">). Melalui analisis kuantitatif ini, peneliti menetapkan</w:t>
+        <w:t xml:space="preserve">). Pemilihan metrik</w:t>
+      </w:r>
+      <w:r>
+        <w:t xml:space="preserve"> </w:t>
+      </w:r>
+      <w:r>
+        <w:rPr>
+          <w:i/>
+        </w:rPr>
+        <w:t xml:space="preserve">peak</w:t>
+      </w:r>
+      <w:r>
+        <w:t xml:space="preserve"> </w:t>
+      </w:r>
+      <w:r>
+        <w:t xml:space="preserve">RAM,</w:t>
+      </w:r>
+      <w:r>
+        <w:t xml:space="preserve"> </w:t>
+      </w:r>
+      <w:r>
+        <w:rPr>
+          <w:i/>
+        </w:rPr>
+        <w:t xml:space="preserve">prompt/generation speed</w:t>
+      </w:r>
+      <w:r>
+        <w:t xml:space="preserve">, dan total waktu eksekusi sebagai instrumen utama konsisten dengan kerangka</w:t>
+      </w:r>
+      <w:r>
+        <w:t xml:space="preserve"> </w:t>
+      </w:r>
+      <w:r>
+        <w:rPr>
+          <w:i/>
+        </w:rPr>
+        <w:t xml:space="preserve">MobileAIBench</w:t>
+      </w:r>
+      <w:r>
+        <w:t xml:space="preserve"> </w:t>
+      </w:r>
+      <w:r>
+        <w:t xml:space="preserve">yang dirancang khusus untuk</w:t>
+      </w:r>
+      <w:r>
+        <w:t xml:space="preserve"> </w:t>
+      </w:r>
+      <w:r>
+        <w:rPr>
+          <w:i/>
+        </w:rPr>
+        <w:t xml:space="preserve">benchmarking</w:t>
+      </w:r>
+      <w:r>
+        <w:t xml:space="preserve"> </w:t>
+      </w:r>
+      <w:r>
+        <w:t xml:space="preserve">LLM dan LMM pada perangkat</w:t>
+      </w:r>
+      <w:r>
+        <w:t xml:space="preserve"> </w:t>
+      </w:r>
+      <w:r>
+        <w:rPr>
+          <w:i/>
+        </w:rPr>
+        <w:t xml:space="preserve">on-device</w:t>
+      </w:r>
+      <w:r>
+        <w:t xml:space="preserve"> </w:t>
+      </w:r>
+      <w:r>
+        <w:t xml:space="preserve">(Murthy dkk., 2024). Melalui analisis kuantitatif ini, peneliti menetapkan</w:t>
       </w:r>
       <w:r>
         <w:t xml:space="preserve"> </w:t>
@@ -11770,7 +12181,22 @@
         <w:t xml:space="preserve"> </w:t>
       </w:r>
       <w:r>
-        <w:t xml:space="preserve">sebelum jawaban final. Karakteristik arsitektural ini menimbulkan tiga konsekuensi metodologis yang membatasi validitas perbandingan akurasi pada Tabel 4.5.</w:t>
+        <w:t xml:space="preserve">sebelum jawaban final. Karakteristik ini didokumentasikan secara eksplisit pada laporan teknis Qwen3 yang memperkenalkan</w:t>
+      </w:r>
+      <w:r>
+        <w:t xml:space="preserve"> </w:t>
+      </w:r>
+      <w:r>
+        <w:rPr>
+          <w:i/>
+        </w:rPr>
+        <w:t xml:space="preserve">thinking mode</w:t>
+      </w:r>
+      <w:r>
+        <w:t xml:space="preserve"> </w:t>
+      </w:r>
+      <w:r>
+        <w:t xml:space="preserve">sebagai mekanisme bawaan keluarga model tersebut (Qwen Team, 2025). Karakteristik arsitektural ini menimbulkan tiga konsekuensi metodologis yang membatasi validitas perbandingan akurasi pada Tabel 4.5.</w:t>
       </w:r>
     </w:p>
     <w:p>
@@ -12365,7 +12791,79 @@
         <w:t xml:space="preserve"> </w:t>
       </w:r>
       <w:r>
-        <w:t xml:space="preserve">(Zhang dkk., 2024), di mana kinerja inti prosesor sering terhambat oleh besarnya volume data pada antrean memori. Konsisten dengan dalil ini, total waktu eksekusi LFM Q4_K_M juga merupakan yang tersingkat (7,33 ± 0,47 detik), atau 2,18 kali lebih cepat dibanding FP16 (16 detik).</w:t>
+        <w:t xml:space="preserve">(Zhang dkk., 2024) dan sejalan dengan temuan studi sistematis pertama eksekusi LLM</w:t>
+      </w:r>
+      <w:r>
+        <w:t xml:space="preserve"> </w:t>
+      </w:r>
+      <w:r>
+        <w:rPr>
+          <w:i/>
+        </w:rPr>
+        <w:t xml:space="preserve">on-device</w:t>
+      </w:r>
+      <w:r>
+        <w:t xml:space="preserve"> </w:t>
+      </w:r>
+      <w:r>
+        <w:t xml:space="preserve">pada Android dan iOS yang menyimpulkan bahwa inferensi LLM bersifat</w:t>
+      </w:r>
+      <w:r>
+        <w:t xml:space="preserve"> </w:t>
+      </w:r>
+      <w:r>
+        <w:rPr>
+          <w:i/>
+        </w:rPr>
+        <w:t xml:space="preserve">memory-bound</w:t>
+      </w:r>
+      <w:r>
+        <w:t xml:space="preserve"> </w:t>
+      </w:r>
+      <w:r>
+        <w:t xml:space="preserve">(Laskaridis dkk., 2024). Selain</w:t>
+      </w:r>
+      <w:r>
+        <w:t xml:space="preserve"> </w:t>
+      </w:r>
+      <w:r>
+        <w:rPr>
+          <w:i/>
+        </w:rPr>
+        <w:t xml:space="preserve">bandwidth</w:t>
+      </w:r>
+      <w:r>
+        <w:t xml:space="preserve">, akselerasi LFM 2.5 juga terbantu oleh karakteristik arsitektural model itu sendiri yang dirancang dengan</w:t>
+      </w:r>
+      <w:r>
+        <w:t xml:space="preserve"> </w:t>
+      </w:r>
+      <w:r>
+        <w:rPr>
+          <w:i/>
+        </w:rPr>
+        <w:t xml:space="preserve">hybrid backbone</w:t>
+      </w:r>
+      <w:r>
+        <w:t xml:space="preserve"> </w:t>
+      </w:r>
+      <w:r>
+        <w:t xml:space="preserve">untuk</w:t>
+      </w:r>
+      <w:r>
+        <w:t xml:space="preserve"> </w:t>
+      </w:r>
+      <w:r>
+        <w:rPr>
+          <w:i/>
+        </w:rPr>
+        <w:t xml:space="preserve">fast prefill/decode</w:t>
+      </w:r>
+      <w:r>
+        <w:t xml:space="preserve"> </w:t>
+      </w:r>
+      <w:r>
+        <w:t xml:space="preserve">di CPU (Liquid AI, 2025). Konsisten dengan dalil ini, total waktu eksekusi LFM Q4_K_M juga merupakan yang tersingkat (7,33 ± 0,47 detik), atau 2,18 kali lebih cepat dibanding FP16 (16 detik).</w:t>
       </w:r>
     </w:p>
     <w:p>
@@ -12476,7 +12974,67 @@
         <w:t xml:space="preserve"> </w:t>
       </w:r>
       <w:r>
-        <w:t xml:space="preserve">dan memperpanjang durasi eksekusi total. Beban CPU</w:t>
+        <w:t xml:space="preserve">dan memperpanjang durasi eksekusi total. Penjelasan ini secara langsung sejalan dengan studi resmi Arm Inc. yang mengonfirmasi bahwa proporsi instruksi</w:t>
+      </w:r>
+      <w:r>
+        <w:t xml:space="preserve"> </w:t>
+      </w:r>
+      <w:r>
+        <w:rPr>
+          <w:i/>
+        </w:rPr>
+        <w:t xml:space="preserve">multiplication</w:t>
+      </w:r>
+      <w:r>
+        <w:t xml:space="preserve"> </w:t>
+      </w:r>
+      <w:r>
+        <w:t xml:space="preserve">bermanfaat pada eksekusi LLM terkuantisasi di CPU Arm sangat rendah, sebab</w:t>
+      </w:r>
+      <w:r>
+        <w:t xml:space="preserve"> </w:t>
+      </w:r>
+      <w:r>
+        <w:rPr>
+          <w:i/>
+        </w:rPr>
+        <w:t xml:space="preserve">cycle</w:t>
+      </w:r>
+      <w:r>
+        <w:t xml:space="preserve"> </w:t>
+      </w:r>
+      <w:r>
+        <w:t xml:space="preserve">CPU banyak terkonsumsi oleh</w:t>
+      </w:r>
+      <w:r>
+        <w:t xml:space="preserve"> </w:t>
+      </w:r>
+      <w:r>
+        <w:rPr>
+          <w:i/>
+        </w:rPr>
+        <w:t xml:space="preserve">unpacking</w:t>
+      </w:r>
+      <w:r>
+        <w:t xml:space="preserve"> </w:t>
+      </w:r>
+      <w:r>
+        <w:t xml:space="preserve">susunan bobot dan</w:t>
+      </w:r>
+      <w:r>
+        <w:t xml:space="preserve"> </w:t>
+      </w:r>
+      <w:r>
+        <w:rPr>
+          <w:i/>
+        </w:rPr>
+        <w:t xml:space="preserve">dequantization</w:t>
+      </w:r>
+      <w:r>
+        <w:t xml:space="preserve"> </w:t>
+      </w:r>
+      <w:r>
+        <w:t xml:space="preserve">(Gope dkk., 2025). Beban CPU</w:t>
       </w:r>
       <w:r>
         <w:t xml:space="preserve"> </w:t>
@@ -12518,7 +13076,67 @@
         <w:t xml:space="preserve">dequantization</w:t>
       </w:r>
       <w:r>
-        <w:t xml:space="preserve">.</w:t>
+        <w:t xml:space="preserve">; pola serupa juga ditemukan pada studi</w:t>
+      </w:r>
+      <w:r>
+        <w:t xml:space="preserve"> </w:t>
+      </w:r>
+      <w:r>
+        <w:rPr>
+          <w:i/>
+        </w:rPr>
+        <w:t xml:space="preserve">real-world</w:t>
+      </w:r>
+      <w:r>
+        <w:t xml:space="preserve"> </w:t>
+      </w:r>
+      <w:r>
+        <w:t xml:space="preserve">pengujian LLM terkuantisasi di berbagai generasi</w:t>
+      </w:r>
+      <w:r>
+        <w:t xml:space="preserve"> </w:t>
+      </w:r>
+      <w:r>
+        <w:rPr>
+          <w:i/>
+        </w:rPr>
+        <w:t xml:space="preserve">smartphone</w:t>
+      </w:r>
+      <w:r>
+        <w:t xml:space="preserve"> </w:t>
+      </w:r>
+      <w:r>
+        <w:t xml:space="preserve">yang menyoroti pengaruh</w:t>
+      </w:r>
+      <w:r>
+        <w:t xml:space="preserve"> </w:t>
+      </w:r>
+      <w:r>
+        <w:rPr>
+          <w:i/>
+        </w:rPr>
+        <w:t xml:space="preserve">thermal</w:t>
+      </w:r>
+      <w:r>
+        <w:t xml:space="preserve"> </w:t>
+      </w:r>
+      <w:r>
+        <w:t xml:space="preserve">dan mikroarsitektur SoC terhadap</w:t>
+      </w:r>
+      <w:r>
+        <w:t xml:space="preserve"> </w:t>
+      </w:r>
+      <w:r>
+        <w:rPr>
+          <w:i/>
+        </w:rPr>
+        <w:t xml:space="preserve">sustained throughput</w:t>
+      </w:r>
+      <w:r>
+        <w:t xml:space="preserve"> </w:t>
+      </w:r>
+      <w:r>
+        <w:t xml:space="preserve">(Çöplü dkk., 2023).</w:t>
       </w:r>
     </w:p>
     <w:p>
@@ -12833,60 +13451,978 @@
     </w:p>
     <w:p>
       <w:pPr>
-        <w:pStyle w:val="Heading1"/>
-      </w:pPr>
-      <w:bookmarkStart w:id="82" w:name="bab-v-penutup"/>
-      <w:r>
-        <w:t xml:space="preserve">BAB V — PENUTUP</w:t>
+        <w:pStyle w:val="Heading3"/>
+      </w:pPr>
+      <w:bookmarkStart w:id="82" w:name="X36546d104bf276b302187762eebc3ad823b5b8e"/>
+      <w:r>
+        <w:t xml:space="preserve">4.4.5 Kuantifikasi Penurunan Kepintaran F16 vs Q3/Q4/Q5 dan Rekomendasi Varian Operasional untuk Tecno Pova 5</w:t>
       </w:r>
       <w:bookmarkEnd w:id="82"/>
     </w:p>
     <w:p>
       <w:pPr>
-        <w:pStyle w:val="Heading2"/>
-      </w:pPr>
-      <w:bookmarkStart w:id="83" w:name="kesimpulan"/>
-      <w:r>
-        <w:t xml:space="preserve">5.1 Kesimpulan</w:t>
-      </w:r>
-      <w:bookmarkEnd w:id="83"/>
-    </w:p>
-    <w:p>
-      <w:pPr>
         <w:pStyle w:val="FirstParagraph"/>
       </w:pPr>
       <w:r>
-        <w:t xml:space="preserve">Berdasarkan serangkaian eksperimen mengenai optimasi arsitektur</w:t>
-      </w:r>
-      <w:r>
-        <w:t xml:space="preserve"> </w:t>
-      </w:r>
-      <w:r>
-        <w:rPr>
-          <w:i/>
-        </w:rPr>
-        <w:t xml:space="preserve">Small Language Model</w:t>
-      </w:r>
-      <w:r>
-        <w:t xml:space="preserve"> </w:t>
-      </w:r>
-      <w:r>
-        <w:t xml:space="preserve">pada ekosistem</w:t>
-      </w:r>
-      <w:r>
-        <w:t xml:space="preserve"> </w:t>
-      </w:r>
-      <w:r>
-        <w:rPr>
-          <w:i/>
-        </w:rPr>
-        <w:t xml:space="preserve">Mobile Edge Computing</w:t>
-      </w:r>
-      <w:r>
-        <w:t xml:space="preserve"> </w:t>
-      </w:r>
-      <w:r>
-        <w:t xml:space="preserve">berbasis Android, dapat ditarik beberapa kesimpulan utama sebagai jawaban atas rumusan masalah penelitian, yaitu:</w:t>
+        <w:t xml:space="preserve">Untuk menjawab pertanyaan fundamental</w:t>
+      </w:r>
+      <w:r>
+        <w:t xml:space="preserve"> </w:t>
+      </w:r>
+      <w:r>
+        <w:t xml:space="preserve">“</w:t>
+      </w:r>
+      <w:r>
+        <w:t xml:space="preserve">seberapa besar kepintaran yang hilang akibat kuantisasi dan varian mana yang paling tepat untuk Tecno Pova 5?</w:t>
+      </w:r>
+      <w:r>
+        <w:t xml:space="preserve">”</w:t>
+      </w:r>
+      <w:r>
+        <w:t xml:space="preserve">, sub-bab ini menyajikan kuantifikasi eksplisit</w:t>
+      </w:r>
+      <w:r>
+        <w:t xml:space="preserve"> </w:t>
+      </w:r>
+      <w:r>
+        <w:rPr>
+          <w:i/>
+        </w:rPr>
+        <w:t xml:space="preserve">delta</w:t>
+      </w:r>
+      <w:r>
+        <w:t xml:space="preserve"> </w:t>
+      </w:r>
+      <w:r>
+        <w:t xml:space="preserve">akurasi tiap varian relatif terhadap</w:t>
+      </w:r>
+      <w:r>
+        <w:t xml:space="preserve"> </w:t>
+      </w:r>
+      <w:r>
+        <w:rPr>
+          <w:i/>
+        </w:rPr>
+        <w:t xml:space="preserve">baseline</w:t>
+      </w:r>
+      <w:r>
+        <w:t xml:space="preserve"> </w:t>
+      </w:r>
+      <w:r>
+        <w:t xml:space="preserve">FP16, ditinjau dari sudut pandang dua dimensi sekaligus: (1)</w:t>
+      </w:r>
+      <w:r>
+        <w:t xml:space="preserve"> </w:t>
+      </w:r>
+      <w:r>
+        <w:rPr>
+          <w:b/>
+        </w:rPr>
+        <w:t xml:space="preserve">retensi kepintaran</w:t>
+      </w:r>
+      <w:r>
+        <w:t xml:space="preserve"> </w:t>
+      </w:r>
+      <w:r>
+        <w:t xml:space="preserve">(akurasi terhadap</w:t>
+      </w:r>
+      <w:r>
+        <w:t xml:space="preserve"> </w:t>
+      </w:r>
+      <w:r>
+        <w:rPr>
+          <w:i/>
+        </w:rPr>
+        <w:t xml:space="preserve">baseline</w:t>
+      </w:r>
+      <w:r>
+        <w:t xml:space="preserve">) dan (2)</w:t>
+      </w:r>
+      <w:r>
+        <w:t xml:space="preserve"> </w:t>
+      </w:r>
+      <w:r>
+        <w:rPr>
+          <w:b/>
+        </w:rPr>
+        <w:t xml:space="preserve">efisiensi operasional</w:t>
+      </w:r>
+      <w:r>
+        <w:t xml:space="preserve"> </w:t>
+      </w:r>
+      <w:r>
+        <w:t xml:space="preserve">(RAM, kecepatan, dan margin keamanan thermal). Untuk memastikan kuantifikasi tidak terdistorsi oleh anomali metodologis pada</w:t>
+      </w:r>
+      <w:r>
+        <w:t xml:space="preserve"> </w:t>
+      </w:r>
+      <w:r>
+        <w:rPr>
+          <w:i/>
+        </w:rPr>
+        <w:t xml:space="preserve">reasoning model</w:t>
+      </w:r>
+      <w:r>
+        <w:t xml:space="preserve"> </w:t>
+      </w:r>
+      <w:r>
+        <w:t xml:space="preserve">(lihat Sub-bab 4.3.3), analisis kuantitatif difokuskan pada LFM 2.5 (1,2B) sebagai model non-</w:t>
+      </w:r>
+      <w:r>
+        <w:rPr>
+          <w:i/>
+        </w:rPr>
+        <w:t xml:space="preserve">reasoning</w:t>
+      </w:r>
+      <w:r>
+        <w:t xml:space="preserve"> </w:t>
+      </w:r>
+      <w:r>
+        <w:t xml:space="preserve">dengan profil pengukuran yang stabil; Qwen 3.5 (2B) tetap dipertahankan sebagai</w:t>
+      </w:r>
+      <w:r>
+        <w:t xml:space="preserve"> </w:t>
+      </w:r>
+      <w:r>
+        <w:rPr>
+          <w:i/>
+        </w:rPr>
+        <w:t xml:space="preserve">stress-test</w:t>
+      </w:r>
+      <w:r>
+        <w:t xml:space="preserve"> </w:t>
+      </w:r>
+      <w:r>
+        <w:t xml:space="preserve">memori dan dilaporkan sebagai konteks.</w:t>
+      </w:r>
+    </w:p>
+    <w:p>
+      <w:pPr>
+        <w:pStyle w:val="BodyText"/>
+      </w:pPr>
+      <w:r>
+        <w:rPr>
+          <w:b/>
+        </w:rPr>
+        <w:t xml:space="preserve">Tabel 4.6</w:t>
+      </w:r>
+      <w:r>
+        <w:t xml:space="preserve"> </w:t>
+      </w:r>
+      <w:r>
+        <w:t xml:space="preserve">Selisih (</w:t>
+      </w:r>
+      <w:r>
+        <w:rPr>
+          <w:i/>
+        </w:rPr>
+        <w:t xml:space="preserve">Delta</w:t>
+      </w:r>
+      <w:r>
+        <w:t xml:space="preserve">) Akurasi LFM 2.5 per Varian terhadap</w:t>
+      </w:r>
+      <w:r>
+        <w:t xml:space="preserve"> </w:t>
+      </w:r>
+      <w:r>
+        <w:rPr>
+          <w:i/>
+        </w:rPr>
+        <w:t xml:space="preserve">Baseline</w:t>
+      </w:r>
+      <w:r>
+        <w:t xml:space="preserve"> </w:t>
+      </w:r>
+      <w:r>
+        <w:t xml:space="preserve">F16 (basis Tabel 4.4)</w:t>
+      </w:r>
+    </w:p>
+    <w:tbl>
+      <w:tblPr>
+        <w:tblStyle w:val="Table"/>
+        <w:tblW w:type="pct" w:w="0.0"/>
+        <w:tblLook w:firstRow="1"/>
+      </w:tblPr>
+      <w:tblGrid/>
+      <w:tr>
+        <w:trPr>
+          <w:cnfStyle w:firstRow="1"/>
+        </w:trPr>
+        <w:tc>
+          <w:tcPr>
+            <w:tcBorders>
+              <w:bottom w:val="single"/>
+            </w:tcBorders>
+            <w:vAlign w:val="bottom"/>
+          </w:tcPr>
+          <w:p>
+            <w:pPr>
+              <w:pStyle w:val="Compact"/>
+              <w:jc w:val="left"/>
+            </w:pPr>
+            <w:r>
+              <w:rPr>
+                <w:i/>
+              </w:rPr>
+              <w:t xml:space="preserve">Benchmark</w:t>
+            </w:r>
+          </w:p>
+        </w:tc>
+        <w:tc>
+          <w:tcPr>
+            <w:tcBorders>
+              <w:bottom w:val="single"/>
+            </w:tcBorders>
+            <w:vAlign w:val="bottom"/>
+          </w:tcPr>
+          <w:p>
+            <w:pPr>
+              <w:pStyle w:val="Compact"/>
+              <w:jc w:val="center"/>
+            </w:pPr>
+            <w:r>
+              <w:t xml:space="preserve">F16 (kontrol)</w:t>
+            </w:r>
+          </w:p>
+        </w:tc>
+        <w:tc>
+          <w:tcPr>
+            <w:tcBorders>
+              <w:bottom w:val="single"/>
+            </w:tcBorders>
+            <w:vAlign w:val="bottom"/>
+          </w:tcPr>
+          <w:p>
+            <w:pPr>
+              <w:pStyle w:val="Compact"/>
+              <w:jc w:val="center"/>
+            </w:pPr>
+            <w:r>
+              <w:t xml:space="preserve">Q5_K_M</w:t>
+            </w:r>
+          </w:p>
+        </w:tc>
+        <w:tc>
+          <w:tcPr>
+            <w:tcBorders>
+              <w:bottom w:val="single"/>
+            </w:tcBorders>
+            <w:vAlign w:val="bottom"/>
+          </w:tcPr>
+          <w:p>
+            <w:pPr>
+              <w:pStyle w:val="Compact"/>
+              <w:jc w:val="center"/>
+            </w:pPr>
+            <w:r>
+              <w:t xml:space="preserve">ΔQ5</w:t>
+            </w:r>
+          </w:p>
+        </w:tc>
+        <w:tc>
+          <w:tcPr>
+            <w:tcBorders>
+              <w:bottom w:val="single"/>
+            </w:tcBorders>
+            <w:vAlign w:val="bottom"/>
+          </w:tcPr>
+          <w:p>
+            <w:pPr>
+              <w:pStyle w:val="Compact"/>
+              <w:jc w:val="center"/>
+            </w:pPr>
+            <w:r>
+              <w:t xml:space="preserve">Q4_K_M</w:t>
+            </w:r>
+          </w:p>
+        </w:tc>
+        <w:tc>
+          <w:tcPr>
+            <w:tcBorders>
+              <w:bottom w:val="single"/>
+            </w:tcBorders>
+            <w:vAlign w:val="bottom"/>
+          </w:tcPr>
+          <w:p>
+            <w:pPr>
+              <w:pStyle w:val="Compact"/>
+              <w:jc w:val="center"/>
+            </w:pPr>
+            <w:r>
+              <w:t xml:space="preserve">ΔQ4</w:t>
+            </w:r>
+          </w:p>
+        </w:tc>
+        <w:tc>
+          <w:tcPr>
+            <w:tcBorders>
+              <w:bottom w:val="single"/>
+            </w:tcBorders>
+            <w:vAlign w:val="bottom"/>
+          </w:tcPr>
+          <w:p>
+            <w:pPr>
+              <w:pStyle w:val="Compact"/>
+              <w:jc w:val="center"/>
+            </w:pPr>
+            <w:r>
+              <w:t xml:space="preserve">Q3_K_M</w:t>
+            </w:r>
+          </w:p>
+        </w:tc>
+        <w:tc>
+          <w:tcPr>
+            <w:tcBorders>
+              <w:bottom w:val="single"/>
+            </w:tcBorders>
+            <w:vAlign w:val="bottom"/>
+          </w:tcPr>
+          <w:p>
+            <w:pPr>
+              <w:pStyle w:val="Compact"/>
+              <w:jc w:val="center"/>
+            </w:pPr>
+            <w:r>
+              <w:t xml:space="preserve">ΔQ3</w:t>
+            </w:r>
+          </w:p>
+        </w:tc>
+      </w:tr>
+      <w:tr>
+        <w:tc>
+          <w:p>
+            <w:pPr>
+              <w:pStyle w:val="Compact"/>
+              <w:jc w:val="left"/>
+            </w:pPr>
+            <w:r>
+              <w:t xml:space="preserve">MMLU (A/B/C/D)</w:t>
+            </w:r>
+          </w:p>
+        </w:tc>
+        <w:tc>
+          <w:p>
+            <w:pPr>
+              <w:pStyle w:val="Compact"/>
+              <w:jc w:val="center"/>
+            </w:pPr>
+            <w:r>
+              <w:t xml:space="preserve">32%</w:t>
+            </w:r>
+          </w:p>
+        </w:tc>
+        <w:tc>
+          <w:p>
+            <w:pPr>
+              <w:pStyle w:val="Compact"/>
+              <w:jc w:val="center"/>
+            </w:pPr>
+            <w:r>
+              <w:t xml:space="preserve">34%</w:t>
+            </w:r>
+          </w:p>
+        </w:tc>
+        <w:tc>
+          <w:p>
+            <w:pPr>
+              <w:pStyle w:val="Compact"/>
+              <w:jc w:val="center"/>
+            </w:pPr>
+            <w:r>
+              <w:rPr>
+                <w:b/>
+              </w:rPr>
+              <w:t xml:space="preserve">+2</w:t>
+            </w:r>
+          </w:p>
+        </w:tc>
+        <w:tc>
+          <w:p>
+            <w:pPr>
+              <w:pStyle w:val="Compact"/>
+              <w:jc w:val="center"/>
+            </w:pPr>
+            <w:r>
+              <w:t xml:space="preserve">25%</w:t>
+            </w:r>
+          </w:p>
+        </w:tc>
+        <w:tc>
+          <w:p>
+            <w:pPr>
+              <w:pStyle w:val="Compact"/>
+              <w:jc w:val="center"/>
+            </w:pPr>
+            <w:r>
+              <w:rPr>
+                <w:b/>
+              </w:rPr>
+              <w:t xml:space="preserve">−7</w:t>
+            </w:r>
+          </w:p>
+        </w:tc>
+        <w:tc>
+          <w:p>
+            <w:pPr>
+              <w:pStyle w:val="Compact"/>
+              <w:jc w:val="center"/>
+            </w:pPr>
+            <w:r>
+              <w:t xml:space="preserve">28%</w:t>
+            </w:r>
+          </w:p>
+        </w:tc>
+        <w:tc>
+          <w:p>
+            <w:pPr>
+              <w:pStyle w:val="Compact"/>
+              <w:jc w:val="center"/>
+            </w:pPr>
+            <w:r>
+              <w:rPr>
+                <w:b/>
+              </w:rPr>
+              <w:t xml:space="preserve">−4</w:t>
+            </w:r>
+          </w:p>
+        </w:tc>
+      </w:tr>
+      <w:tr>
+        <w:tc>
+          <w:p>
+            <w:pPr>
+              <w:pStyle w:val="Compact"/>
+              <w:jc w:val="left"/>
+            </w:pPr>
+            <w:r>
+              <w:t xml:space="preserve">GSM8K (numerik)</w:t>
+            </w:r>
+          </w:p>
+        </w:tc>
+        <w:tc>
+          <w:p>
+            <w:pPr>
+              <w:pStyle w:val="Compact"/>
+              <w:jc w:val="center"/>
+            </w:pPr>
+            <w:r>
+              <w:t xml:space="preserve">58%</w:t>
+            </w:r>
+          </w:p>
+        </w:tc>
+        <w:tc>
+          <w:p>
+            <w:pPr>
+              <w:pStyle w:val="Compact"/>
+              <w:jc w:val="center"/>
+            </w:pPr>
+            <w:r>
+              <w:t xml:space="preserve">55%</w:t>
+            </w:r>
+          </w:p>
+        </w:tc>
+        <w:tc>
+          <w:p>
+            <w:pPr>
+              <w:pStyle w:val="Compact"/>
+              <w:jc w:val="center"/>
+            </w:pPr>
+            <w:r>
+              <w:rPr>
+                <w:b/>
+              </w:rPr>
+              <w:t xml:space="preserve">−3</w:t>
+            </w:r>
+          </w:p>
+        </w:tc>
+        <w:tc>
+          <w:p>
+            <w:pPr>
+              <w:pStyle w:val="Compact"/>
+              <w:jc w:val="center"/>
+            </w:pPr>
+            <w:r>
+              <w:t xml:space="preserve">50%</w:t>
+            </w:r>
+          </w:p>
+        </w:tc>
+        <w:tc>
+          <w:p>
+            <w:pPr>
+              <w:pStyle w:val="Compact"/>
+              <w:jc w:val="center"/>
+            </w:pPr>
+            <w:r>
+              <w:rPr>
+                <w:b/>
+              </w:rPr>
+              <w:t xml:space="preserve">−8</w:t>
+            </w:r>
+          </w:p>
+        </w:tc>
+        <w:tc>
+          <w:p>
+            <w:pPr>
+              <w:pStyle w:val="Compact"/>
+              <w:jc w:val="center"/>
+            </w:pPr>
+            <w:r>
+              <w:t xml:space="preserve">40%</w:t>
+            </w:r>
+          </w:p>
+        </w:tc>
+        <w:tc>
+          <w:p>
+            <w:pPr>
+              <w:pStyle w:val="Compact"/>
+              <w:jc w:val="center"/>
+            </w:pPr>
+            <w:r>
+              <w:rPr>
+                <w:b/>
+              </w:rPr>
+              <w:t xml:space="preserve">−18</w:t>
+            </w:r>
+          </w:p>
+        </w:tc>
+      </w:tr>
+      <w:tr>
+        <w:tc>
+          <w:p>
+            <w:pPr>
+              <w:pStyle w:val="Compact"/>
+              <w:jc w:val="left"/>
+            </w:pPr>
+            <w:r>
+              <w:t xml:space="preserve">HumanEval (kode)</w:t>
+            </w:r>
+          </w:p>
+        </w:tc>
+        <w:tc>
+          <w:p>
+            <w:pPr>
+              <w:pStyle w:val="Compact"/>
+              <w:jc w:val="center"/>
+            </w:pPr>
+            <w:r>
+              <w:t xml:space="preserve">36%</w:t>
+            </w:r>
+          </w:p>
+        </w:tc>
+        <w:tc>
+          <w:p>
+            <w:pPr>
+              <w:pStyle w:val="Compact"/>
+              <w:jc w:val="center"/>
+            </w:pPr>
+            <w:r>
+              <w:t xml:space="preserve">29%</w:t>
+            </w:r>
+          </w:p>
+        </w:tc>
+        <w:tc>
+          <w:p>
+            <w:pPr>
+              <w:pStyle w:val="Compact"/>
+              <w:jc w:val="center"/>
+            </w:pPr>
+            <w:r>
+              <w:rPr>
+                <w:b/>
+              </w:rPr>
+              <w:t xml:space="preserve">−7</w:t>
+            </w:r>
+          </w:p>
+        </w:tc>
+        <w:tc>
+          <w:p>
+            <w:pPr>
+              <w:pStyle w:val="Compact"/>
+              <w:jc w:val="center"/>
+            </w:pPr>
+            <w:r>
+              <w:t xml:space="preserve">37%</w:t>
+            </w:r>
+          </w:p>
+        </w:tc>
+        <w:tc>
+          <w:p>
+            <w:pPr>
+              <w:pStyle w:val="Compact"/>
+              <w:jc w:val="center"/>
+            </w:pPr>
+            <w:r>
+              <w:rPr>
+                <w:b/>
+              </w:rPr>
+              <w:t xml:space="preserve">+1</w:t>
+            </w:r>
+          </w:p>
+        </w:tc>
+        <w:tc>
+          <w:p>
+            <w:pPr>
+              <w:pStyle w:val="Compact"/>
+              <w:jc w:val="center"/>
+            </w:pPr>
+            <w:r>
+              <w:t xml:space="preserve">30%</w:t>
+            </w:r>
+          </w:p>
+        </w:tc>
+        <w:tc>
+          <w:p>
+            <w:pPr>
+              <w:pStyle w:val="Compact"/>
+              <w:jc w:val="center"/>
+            </w:pPr>
+            <w:r>
+              <w:rPr>
+                <w:b/>
+              </w:rPr>
+              <w:t xml:space="preserve">−6</w:t>
+            </w:r>
+          </w:p>
+        </w:tc>
+      </w:tr>
+      <w:tr>
+        <w:tc>
+          <w:p>
+            <w:pPr>
+              <w:pStyle w:val="Compact"/>
+              <w:jc w:val="left"/>
+            </w:pPr>
+            <w:r>
+              <w:t xml:space="preserve">MT-Bench TTR (×100)</w:t>
+            </w:r>
+          </w:p>
+        </w:tc>
+        <w:tc>
+          <w:p>
+            <w:pPr>
+              <w:pStyle w:val="Compact"/>
+              <w:jc w:val="center"/>
+            </w:pPr>
+            <w:r>
+              <w:t xml:space="preserve">52,6</w:t>
+            </w:r>
+          </w:p>
+        </w:tc>
+        <w:tc>
+          <w:p>
+            <w:pPr>
+              <w:pStyle w:val="Compact"/>
+              <w:jc w:val="center"/>
+            </w:pPr>
+            <w:r>
+              <w:t xml:space="preserve">50,9</w:t>
+            </w:r>
+          </w:p>
+        </w:tc>
+        <w:tc>
+          <w:p>
+            <w:pPr>
+              <w:pStyle w:val="Compact"/>
+              <w:jc w:val="center"/>
+            </w:pPr>
+            <w:r>
+              <w:rPr>
+                <w:b/>
+              </w:rPr>
+              <w:t xml:space="preserve">−1,7</w:t>
+            </w:r>
+          </w:p>
+        </w:tc>
+        <w:tc>
+          <w:p>
+            <w:pPr>
+              <w:pStyle w:val="Compact"/>
+              <w:jc w:val="center"/>
+            </w:pPr>
+            <w:r>
+              <w:t xml:space="preserve">46,8</w:t>
+            </w:r>
+          </w:p>
+        </w:tc>
+        <w:tc>
+          <w:p>
+            <w:pPr>
+              <w:pStyle w:val="Compact"/>
+              <w:jc w:val="center"/>
+            </w:pPr>
+            <w:r>
+              <w:rPr>
+                <w:b/>
+              </w:rPr>
+              <w:t xml:space="preserve">−5,8</w:t>
+            </w:r>
+          </w:p>
+        </w:tc>
+        <w:tc>
+          <w:p>
+            <w:pPr>
+              <w:pStyle w:val="Compact"/>
+              <w:jc w:val="center"/>
+            </w:pPr>
+            <w:r>
+              <w:t xml:space="preserve">40,3</w:t>
+            </w:r>
+          </w:p>
+        </w:tc>
+        <w:tc>
+          <w:p>
+            <w:pPr>
+              <w:pStyle w:val="Compact"/>
+              <w:jc w:val="center"/>
+            </w:pPr>
+            <w:r>
+              <w:rPr>
+                <w:b/>
+              </w:rPr>
+              <w:t xml:space="preserve">−12,3</w:t>
+            </w:r>
+          </w:p>
+        </w:tc>
+      </w:tr>
+      <w:tr>
+        <w:tc>
+          <w:p>
+            <w:pPr>
+              <w:pStyle w:val="Compact"/>
+              <w:jc w:val="left"/>
+            </w:pPr>
+            <w:r>
+              <w:rPr>
+                <w:b/>
+              </w:rPr>
+              <w:t xml:space="preserve">Rata-rata akurasi tiga</w:t>
+            </w:r>
+            <w:r>
+              <w:rPr>
+                <w:b/>
+              </w:rPr>
+              <w:t xml:space="preserve"> </w:t>
+            </w:r>
+            <w:r>
+              <w:rPr>
+                <w:i/>
+                <w:b/>
+              </w:rPr>
+              <w:t xml:space="preserve">benchmark</w:t>
+            </w:r>
+          </w:p>
+        </w:tc>
+        <w:tc>
+          <w:p>
+            <w:pPr>
+              <w:pStyle w:val="Compact"/>
+              <w:jc w:val="center"/>
+            </w:pPr>
+            <w:r>
+              <w:rPr>
+                <w:b/>
+              </w:rPr>
+              <w:t xml:space="preserve">42,0%</w:t>
+            </w:r>
+          </w:p>
+        </w:tc>
+        <w:tc>
+          <w:p>
+            <w:pPr>
+              <w:pStyle w:val="Compact"/>
+              <w:jc w:val="center"/>
+            </w:pPr>
+            <w:r>
+              <w:rPr>
+                <w:b/>
+              </w:rPr>
+              <w:t xml:space="preserve">39,3%</w:t>
+            </w:r>
+          </w:p>
+        </w:tc>
+        <w:tc>
+          <w:p>
+            <w:pPr>
+              <w:pStyle w:val="Compact"/>
+              <w:jc w:val="center"/>
+            </w:pPr>
+            <w:r>
+              <w:rPr>
+                <w:b/>
+              </w:rPr>
+              <w:t xml:space="preserve">−2,7</w:t>
+            </w:r>
+          </w:p>
+        </w:tc>
+        <w:tc>
+          <w:p>
+            <w:pPr>
+              <w:pStyle w:val="Compact"/>
+              <w:jc w:val="center"/>
+            </w:pPr>
+            <w:r>
+              <w:rPr>
+                <w:b/>
+              </w:rPr>
+              <w:t xml:space="preserve">37,3%</w:t>
+            </w:r>
+          </w:p>
+        </w:tc>
+        <w:tc>
+          <w:p>
+            <w:pPr>
+              <w:pStyle w:val="Compact"/>
+              <w:jc w:val="center"/>
+            </w:pPr>
+            <w:r>
+              <w:rPr>
+                <w:b/>
+              </w:rPr>
+              <w:t xml:space="preserve">−4,7</w:t>
+            </w:r>
+          </w:p>
+        </w:tc>
+        <w:tc>
+          <w:p>
+            <w:pPr>
+              <w:pStyle w:val="Compact"/>
+              <w:jc w:val="center"/>
+            </w:pPr>
+            <w:r>
+              <w:rPr>
+                <w:b/>
+              </w:rPr>
+              <w:t xml:space="preserve">32,7%</w:t>
+            </w:r>
+          </w:p>
+        </w:tc>
+        <w:tc>
+          <w:p>
+            <w:pPr>
+              <w:pStyle w:val="Compact"/>
+              <w:jc w:val="center"/>
+            </w:pPr>
+            <w:r>
+              <w:rPr>
+                <w:b/>
+              </w:rPr>
+              <w:t xml:space="preserve">−9,3</w:t>
+            </w:r>
+          </w:p>
+        </w:tc>
+      </w:tr>
+      <w:tr>
+        <w:tc>
+          <w:p>
+            <w:pPr>
+              <w:pStyle w:val="Compact"/>
+              <w:jc w:val="left"/>
+            </w:pPr>
+            <w:r>
+              <w:rPr>
+                <w:b/>
+              </w:rPr>
+              <w:t xml:space="preserve">Retensi kepintaran (% terhadap F16)</w:t>
+            </w:r>
+          </w:p>
+        </w:tc>
+        <w:tc>
+          <w:p>
+            <w:pPr>
+              <w:pStyle w:val="Compact"/>
+              <w:jc w:val="center"/>
+            </w:pPr>
+            <w:r>
+              <w:rPr>
+                <w:b/>
+              </w:rPr>
+              <w:t xml:space="preserve">100%</w:t>
+            </w:r>
+          </w:p>
+        </w:tc>
+        <w:tc>
+          <w:p>
+            <w:pPr>
+              <w:pStyle w:val="Compact"/>
+              <w:jc w:val="center"/>
+            </w:pPr>
+            <w:r>
+              <w:t xml:space="preserve">—</w:t>
+            </w:r>
+          </w:p>
+        </w:tc>
+        <w:tc>
+          <w:p>
+            <w:pPr>
+              <w:pStyle w:val="Compact"/>
+              <w:jc w:val="center"/>
+            </w:pPr>
+            <w:r>
+              <w:rPr>
+                <w:b/>
+              </w:rPr>
+              <w:t xml:space="preserve">93,6%</w:t>
+            </w:r>
+          </w:p>
+        </w:tc>
+        <w:tc>
+          <w:p>
+            <w:pPr>
+              <w:pStyle w:val="Compact"/>
+              <w:jc w:val="center"/>
+            </w:pPr>
+            <w:r>
+              <w:t xml:space="preserve">—</w:t>
+            </w:r>
+          </w:p>
+        </w:tc>
+        <w:tc>
+          <w:p>
+            <w:pPr>
+              <w:pStyle w:val="Compact"/>
+              <w:jc w:val="center"/>
+            </w:pPr>
+            <w:r>
+              <w:rPr>
+                <w:b/>
+              </w:rPr>
+              <w:t xml:space="preserve">88,9%</w:t>
+            </w:r>
+          </w:p>
+        </w:tc>
+        <w:tc>
+          <w:p>
+            <w:pPr>
+              <w:pStyle w:val="Compact"/>
+              <w:jc w:val="center"/>
+            </w:pPr>
+            <w:r>
+              <w:t xml:space="preserve">—</w:t>
+            </w:r>
+          </w:p>
+        </w:tc>
+        <w:tc>
+          <w:p>
+            <w:pPr>
+              <w:pStyle w:val="Compact"/>
+              <w:jc w:val="center"/>
+            </w:pPr>
+            <w:r>
+              <w:rPr>
+                <w:b/>
+              </w:rPr>
+              <w:t xml:space="preserve">77,8%</w:t>
+            </w:r>
+          </w:p>
+        </w:tc>
+      </w:tr>
+    </w:tbl>
+    <w:p>
+      <w:pPr>
+        <w:pStyle w:val="BodyText"/>
+      </w:pPr>
+      <w:r>
+        <w:t xml:space="preserve">Dari Tabel 4.6 terbaca tiga pola utama:</w:t>
       </w:r>
     </w:p>
     <w:p>
@@ -12901,40 +14437,83 @@
         <w:rPr>
           <w:b/>
         </w:rPr>
-        <w:t xml:space="preserve">Efektivitas Kuantisasi dalam Mitigasi Limitasi Memori.</w:t>
-      </w:r>
-      <w:r>
-        <w:t xml:space="preserve"> </w:t>
-      </w:r>
-      <w:r>
-        <w:t xml:space="preserve">Implementasi PTQ dengan format GGUF terbukti secara empiris mampu mengatasi kendala</w:t>
-      </w:r>
-      <w:r>
-        <w:t xml:space="preserve"> </w:t>
-      </w:r>
-      <w:r>
-        <w:rPr>
-          <w:i/>
-        </w:rPr>
-        <w:t xml:space="preserve">shared-memory</w:t>
-      </w:r>
-      <w:r>
-        <w:t xml:space="preserve"> </w:t>
-      </w:r>
-      <w:r>
-        <w:t xml:space="preserve">pada Android kelas menengah. Penggunaan FP16 dengan parameter 2 miliar menyebabkan dominasi penggunaan RAM hingga 3,66 GB—berisiko tinggi memicu</w:t>
-      </w:r>
-      <w:r>
-        <w:t xml:space="preserve"> </w:t>
-      </w:r>
-      <w:r>
-        <w:rPr>
-          <w:i/>
-        </w:rPr>
-        <w:t xml:space="preserve">Force Close</w:t>
-      </w:r>
-      <w:r>
-        <w:t xml:space="preserve">. Melalui reduksi presisi ke Q4_K_M dan Q3_K_M, beban memori dikompresi melampaui 60% (storage) dan 30–48% (RAM), sehingga menjamin stabilitas operasional perangkat.</w:t>
+        <w:t xml:space="preserve">GSM8K (nalar matematika) adalah</w:t>
+      </w:r>
+      <w:r>
+        <w:rPr>
+          <w:b/>
+        </w:rPr>
+        <w:t xml:space="preserve"> </w:t>
+      </w:r>
+      <w:r>
+        <w:rPr>
+          <w:i/>
+          <w:b/>
+        </w:rPr>
+        <w:t xml:space="preserve">benchmark</w:t>
+      </w:r>
+      <w:r>
+        <w:rPr>
+          <w:b/>
+        </w:rPr>
+        <w:t xml:space="preserve"> </w:t>
+      </w:r>
+      <w:r>
+        <w:rPr>
+          <w:b/>
+        </w:rPr>
+        <w:t xml:space="preserve">paling sensitif terhadap kuantisasi.</w:t>
+      </w:r>
+      <w:r>
+        <w:t xml:space="preserve"> </w:t>
+      </w:r>
+      <w:r>
+        <w:t xml:space="preserve">Penurunan akurasi konsisten dan monoton: Q5 −3, Q4 −8, Q3 −18 poin. Pola ini sejalan dengan temuan Kurtić dkk. (2024) bahwa</w:t>
+      </w:r>
+      <w:r>
+        <w:t xml:space="preserve"> </w:t>
+      </w:r>
+      <w:r>
+        <w:rPr>
+          <w:i/>
+        </w:rPr>
+        <w:t xml:space="preserve">task</w:t>
+      </w:r>
+      <w:r>
+        <w:t xml:space="preserve"> </w:t>
+      </w:r>
+      <w:r>
+        <w:t xml:space="preserve">yang menuntut presisi numerik dan logika berlapis paling rentan terhadap reduksi presisi bobot, karena kuantisasi mengeliminasi tepi</w:t>
+      </w:r>
+      <w:r>
+        <w:t xml:space="preserve"> </w:t>
+      </w:r>
+      <w:r>
+        <w:rPr>
+          <w:i/>
+        </w:rPr>
+        <w:t xml:space="preserve">outlier</w:t>
+      </w:r>
+      <w:r>
+        <w:t xml:space="preserve"> </w:t>
+      </w:r>
+      <w:r>
+        <w:t xml:space="preserve">yang berperan sebagai</w:t>
+      </w:r>
+      <w:r>
+        <w:t xml:space="preserve"> </w:t>
+      </w:r>
+      <w:r>
+        <w:rPr>
+          <w:i/>
+        </w:rPr>
+        <w:t xml:space="preserve">anchor</w:t>
+      </w:r>
+      <w:r>
+        <w:t xml:space="preserve"> </w:t>
+      </w:r>
+      <w:r>
+        <w:t xml:space="preserve">numerik halus pada bobot atensi.</w:t>
       </w:r>
     </w:p>
     <w:p>
@@ -12949,70 +14528,103 @@
         <w:rPr>
           <w:b/>
         </w:rPr>
-        <w:t xml:space="preserve">Optimalisasi Kecepatan Inferensi dan Anomali Arsitektur ARM.</w:t>
-      </w:r>
-      <w:r>
-        <w:t xml:space="preserve"> </w:t>
-      </w:r>
-      <w:r>
-        <w:t xml:space="preserve">Reduksi ukuran berkas berbanding lurus dengan peningkatan</w:t>
-      </w:r>
-      <w:r>
-        <w:t xml:space="preserve"> </w:t>
-      </w:r>
-      <w:r>
-        <w:rPr>
-          <w:i/>
-        </w:rPr>
-        <w:t xml:space="preserve">Generation Speed</w:t>
-      </w:r>
-      <w:r>
-        <w:t xml:space="preserve"> </w:t>
-      </w:r>
-      <w:r>
-        <w:t xml:space="preserve">(Q4 LFM: 2,75×</w:t>
-      </w:r>
-      <w:r>
-        <w:t xml:space="preserve"> </w:t>
-      </w:r>
-      <w:r>
-        <w:rPr>
-          <w:i/>
-        </w:rPr>
-        <w:t xml:space="preserve">baseline</w:t>
-      </w:r>
-      <w:r>
-        <w:t xml:space="preserve">). Namun, penelitian ini mengidentifikasi adanya anomali pada CPU ARM, di mana Q3_K_M mengalami degradasi signifikan pada</w:t>
-      </w:r>
-      <w:r>
-        <w:t xml:space="preserve"> </w:t>
-      </w:r>
-      <w:r>
-        <w:rPr>
-          <w:i/>
-        </w:rPr>
-        <w:t xml:space="preserve">Prompt Speed</w:t>
-      </w:r>
-      <w:r>
-        <w:t xml:space="preserve"> </w:t>
-      </w:r>
-      <w:r>
-        <w:t xml:space="preserve">karena kompleksitas</w:t>
-      </w:r>
-      <w:r>
-        <w:t xml:space="preserve"> </w:t>
-      </w:r>
-      <w:r>
-        <w:rPr>
-          <w:i/>
-        </w:rPr>
-        <w:t xml:space="preserve">unpacking</w:t>
-      </w:r>
-      <w:r>
-        <w:t xml:space="preserve"> </w:t>
-      </w:r>
-      <w:r>
-        <w:t xml:space="preserve">susunan bit ganjil. Hal ini membuktikan bahwa ukuran berkas yang lebih kecil tidak selalu menghasilkan latensi yang lebih rendah pada arsitektur ARM.</w:t>
+        <w:t xml:space="preserve">MMLU dan HumanEval bersifat fluktuatif non-monoton.</w:t>
+      </w:r>
+      <w:r>
+        <w:t xml:space="preserve"> </w:t>
+      </w:r>
+      <w:r>
+        <w:t xml:space="preserve">MMLU justru</w:t>
+      </w:r>
+      <w:r>
+        <w:t xml:space="preserve"> </w:t>
+      </w:r>
+      <w:r>
+        <w:rPr>
+          <w:i/>
+        </w:rPr>
+        <w:t xml:space="preserve">meningkat</w:t>
+      </w:r>
+      <w:r>
+        <w:t xml:space="preserve"> </w:t>
+      </w:r>
+      <w:r>
+        <w:t xml:space="preserve">+2 poin pada Q5 dan HumanEval</w:t>
+      </w:r>
+      <w:r>
+        <w:t xml:space="preserve"> </w:t>
+      </w:r>
+      <w:r>
+        <w:rPr>
+          <w:i/>
+        </w:rPr>
+        <w:t xml:space="preserve">meningkat</w:t>
+      </w:r>
+      <w:r>
+        <w:t xml:space="preserve"> </w:t>
+      </w:r>
+      <w:r>
+        <w:t xml:space="preserve">+1 poin pada Q4. Fluktuasi ini bukan paradoks; secara teoritis kuantisasi dapat berfungsi sebagai</w:t>
+      </w:r>
+      <w:r>
+        <w:t xml:space="preserve"> </w:t>
+      </w:r>
+      <w:r>
+        <w:rPr>
+          <w:i/>
+        </w:rPr>
+        <w:t xml:space="preserve">regularizer</w:t>
+      </w:r>
+      <w:r>
+        <w:t xml:space="preserve"> </w:t>
+      </w:r>
+      <w:r>
+        <w:t xml:space="preserve">lemah pada</w:t>
+      </w:r>
+      <w:r>
+        <w:t xml:space="preserve"> </w:t>
+      </w:r>
+      <w:r>
+        <w:rPr>
+          <w:i/>
+        </w:rPr>
+        <w:t xml:space="preserve">task</w:t>
+      </w:r>
+      <w:r>
+        <w:t xml:space="preserve"> </w:t>
+      </w:r>
+      <w:r>
+        <w:t xml:space="preserve">dengan distribusi jawaban diskret (pilihan ganda) sehingga</w:t>
+      </w:r>
+      <w:r>
+        <w:t xml:space="preserve"> </w:t>
+      </w:r>
+      <w:r>
+        <w:rPr>
+          <w:i/>
+        </w:rPr>
+        <w:t xml:space="preserve">noise</w:t>
+      </w:r>
+      <w:r>
+        <w:t xml:space="preserve"> </w:t>
+      </w:r>
+      <w:r>
+        <w:t xml:space="preserve">kompresi kadang menggeser jawaban menuju kelas yang benar, namun</w:t>
+      </w:r>
+      <w:r>
+        <w:t xml:space="preserve"> </w:t>
+      </w:r>
+      <w:r>
+        <w:rPr>
+          <w:i/>
+        </w:rPr>
+        <w:t xml:space="preserve">gain</w:t>
+      </w:r>
+      <w:r>
+        <w:t xml:space="preserve"> </w:t>
+      </w:r>
+      <w:r>
+        <w:t xml:space="preserve">tersebut tidak konsisten dan tidak dapat dijadikan dalil umum.</w:t>
       </w:r>
     </w:p>
     <w:p>
@@ -13027,53 +14639,660 @@
         <w:rPr>
           <w:b/>
         </w:rPr>
-        <w:t xml:space="preserve">Integritas Kognitif dan Titik Keseimbangan Operasional (</w:t>
-      </w:r>
-      <w:r>
-        <w:rPr>
-          <w:i/>
+        <w:t xml:space="preserve">MT-Bench TTR turun monoton</w:t>
+      </w:r>
+      <w:r>
+        <w:t xml:space="preserve"> </w:t>
+      </w:r>
+      <w:r>
+        <w:t xml:space="preserve">(52,6 → 40,3) yang menandakan penyempitan distribusi leksikal akibat hilangnya presisi bobot pada lapisan generatif teks bebas.</w:t>
+      </w:r>
+    </w:p>
+    <w:p>
+      <w:pPr>
+        <w:pStyle w:val="FirstParagraph"/>
+      </w:pPr>
+      <w:r>
+        <w:t xml:space="preserve">Untuk menjawab pertanyaan praktis</w:t>
+      </w:r>
+      <w:r>
+        <w:t xml:space="preserve"> </w:t>
+      </w:r>
+      <w:r>
+        <w:t xml:space="preserve">“</w:t>
+      </w:r>
+      <w:r>
+        <w:t xml:space="preserve">varian mana yang terbaik untuk Tecno Pova 5?</w:t>
+      </w:r>
+      <w:r>
+        <w:t xml:space="preserve">”</w:t>
+      </w:r>
+      <w:r>
+        <w:t xml:space="preserve">, Tabel 4.7 mengintegrasikan retensi kepintaran dengan tiga metrik operasional yang sudah disajikan pada Tabel 4.2, kemudian menghitung</w:t>
+      </w:r>
+      <w:r>
+        <w:t xml:space="preserve"> </w:t>
+      </w:r>
+      <w:r>
+        <w:rPr>
+          <w:i/>
+        </w:rPr>
+        <w:t xml:space="preserve">Compound Score</w:t>
+      </w:r>
+      <w:r>
+        <w:t xml:space="preserve"> </w:t>
+      </w:r>
+      <w:r>
+        <w:t xml:space="preserve">yang menggambarkan</w:t>
+      </w:r>
+      <w:r>
+        <w:t xml:space="preserve"> </w:t>
+      </w:r>
+      <w:r>
+        <w:rPr>
+          <w:i/>
+        </w:rPr>
+        <w:t xml:space="preserve">throughput</w:t>
+      </w:r>
+      <w:r>
+        <w:t xml:space="preserve"> </w:t>
+      </w:r>
+      <w:r>
+        <w:t xml:space="preserve">efektif relatif terhadap konsumsi RAM dan retensi akurasi.</w:t>
+      </w:r>
+    </w:p>
+    <w:p>
+      <w:pPr>
+        <w:pStyle w:val="BodyText"/>
+      </w:pPr>
+      <w:r>
+        <w:rPr>
           <w:b/>
         </w:rPr>
-        <w:t xml:space="preserve">Sweet Spot</w:t>
+        <w:t xml:space="preserve">Tabel 4.7</w:t>
+      </w:r>
+      <w:r>
+        <w:t xml:space="preserve"> </w:t>
+      </w:r>
+      <w:r>
+        <w:t xml:space="preserve">Matriks Rekomendasi Varian LFM 2.5 untuk Tecno Pova 5 (RAM 8 GB, Helio G99)</w:t>
+      </w:r>
+    </w:p>
+    <w:tbl>
+      <w:tblPr>
+        <w:tblStyle w:val="Table"/>
+        <w:tblW w:type="pct" w:w="4999.999999999999"/>
+        <w:tblLook w:firstRow="1"/>
+      </w:tblPr>
+      <w:tblGrid>
+        <w:gridCol w:w="720"/>
+        <w:gridCol w:w="1200"/>
+        <w:gridCol w:w="1200"/>
+        <w:gridCol w:w="1200"/>
+        <w:gridCol w:w="1200"/>
+        <w:gridCol w:w="1200"/>
+        <w:gridCol w:w="1200"/>
+      </w:tblGrid>
+      <w:tr>
+        <w:trPr>
+          <w:cnfStyle w:firstRow="1"/>
+        </w:trPr>
+        <w:tc>
+          <w:tcPr>
+            <w:tcBorders>
+              <w:bottom w:val="single"/>
+            </w:tcBorders>
+            <w:vAlign w:val="bottom"/>
+          </w:tcPr>
+          <w:p>
+            <w:pPr>
+              <w:pStyle w:val="Compact"/>
+              <w:jc w:val="left"/>
+            </w:pPr>
+            <w:r>
+              <w:t xml:space="preserve">Varian</w:t>
+            </w:r>
+          </w:p>
+        </w:tc>
+        <w:tc>
+          <w:tcPr>
+            <w:tcBorders>
+              <w:bottom w:val="single"/>
+            </w:tcBorders>
+            <w:vAlign w:val="bottom"/>
+          </w:tcPr>
+          <w:p>
+            <w:pPr>
+              <w:pStyle w:val="Compact"/>
+              <w:jc w:val="center"/>
+            </w:pPr>
+            <w:r>
+              <w:rPr>
+                <w:i/>
+              </w:rPr>
+              <w:t xml:space="preserve">Peak</w:t>
+            </w:r>
+            <w:r>
+              <w:t xml:space="preserve"> </w:t>
+            </w:r>
+            <w:r>
+              <w:t xml:space="preserve">RAM (MB)</w:t>
+            </w:r>
+          </w:p>
+        </w:tc>
+        <w:tc>
+          <w:tcPr>
+            <w:tcBorders>
+              <w:bottom w:val="single"/>
+            </w:tcBorders>
+            <w:vAlign w:val="bottom"/>
+          </w:tcPr>
+          <w:p>
+            <w:pPr>
+              <w:pStyle w:val="Compact"/>
+              <w:jc w:val="center"/>
+            </w:pPr>
+            <w:r>
+              <w:t xml:space="preserve">Gen TPS (t/s)</w:t>
+            </w:r>
+          </w:p>
+        </w:tc>
+        <w:tc>
+          <w:tcPr>
+            <w:tcBorders>
+              <w:bottom w:val="single"/>
+            </w:tcBorders>
+            <w:vAlign w:val="bottom"/>
+          </w:tcPr>
+          <w:p>
+            <w:pPr>
+              <w:pStyle w:val="Compact"/>
+              <w:jc w:val="center"/>
+            </w:pPr>
+            <w:r>
+              <w:t xml:space="preserve">Total Waktu (s)</w:t>
+            </w:r>
+          </w:p>
+        </w:tc>
+        <w:tc>
+          <w:tcPr>
+            <w:tcBorders>
+              <w:bottom w:val="single"/>
+            </w:tcBorders>
+            <w:vAlign w:val="bottom"/>
+          </w:tcPr>
+          <w:p>
+            <w:pPr>
+              <w:pStyle w:val="Compact"/>
+              <w:jc w:val="center"/>
+            </w:pPr>
+            <w:r>
+              <w:t xml:space="preserve">Retensi Akurasi</w:t>
+            </w:r>
+          </w:p>
+        </w:tc>
+        <w:tc>
+          <w:tcPr>
+            <w:tcBorders>
+              <w:bottom w:val="single"/>
+            </w:tcBorders>
+            <w:vAlign w:val="bottom"/>
+          </w:tcPr>
+          <w:p>
+            <w:pPr>
+              <w:pStyle w:val="Compact"/>
+              <w:jc w:val="center"/>
+            </w:pPr>
+            <w:r>
+              <w:t xml:space="preserve">CPU</w:t>
+            </w:r>
+            <w:r>
+              <w:t xml:space="preserve"> </w:t>
+            </w:r>
+            <w:r>
+              <w:rPr>
+                <w:i/>
+              </w:rPr>
+              <w:t xml:space="preserve">Peak</w:t>
+            </w:r>
+            <w:r>
+              <w:t xml:space="preserve"> </w:t>
+            </w:r>
+            <w:r>
+              <w:t xml:space="preserve">(%)</w:t>
+            </w:r>
+          </w:p>
+        </w:tc>
+        <w:tc>
+          <w:tcPr>
+            <w:tcBorders>
+              <w:bottom w:val="single"/>
+            </w:tcBorders>
+            <w:vAlign w:val="bottom"/>
+          </w:tcPr>
+          <w:p>
+            <w:pPr>
+              <w:pStyle w:val="Compact"/>
+              <w:jc w:val="center"/>
+            </w:pPr>
+            <w:r>
+              <w:rPr>
+                <w:i/>
+              </w:rPr>
+              <w:t xml:space="preserve">Compound Score</w:t>
+            </w:r>
+            <w:r>
+              <w:t xml:space="preserve">*</w:t>
+            </w:r>
+          </w:p>
+        </w:tc>
+      </w:tr>
+      <w:tr>
+        <w:tc>
+          <w:p>
+            <w:pPr>
+              <w:pStyle w:val="Compact"/>
+              <w:jc w:val="left"/>
+            </w:pPr>
+            <w:r>
+              <w:t xml:space="preserve">F16</w:t>
+            </w:r>
+          </w:p>
+        </w:tc>
+        <w:tc>
+          <w:p>
+            <w:pPr>
+              <w:pStyle w:val="Compact"/>
+              <w:jc w:val="center"/>
+            </w:pPr>
+            <w:r>
+              <w:t xml:space="preserve">2.303</w:t>
+            </w:r>
+          </w:p>
+        </w:tc>
+        <w:tc>
+          <w:p>
+            <w:pPr>
+              <w:pStyle w:val="Compact"/>
+              <w:jc w:val="center"/>
+            </w:pPr>
+            <w:r>
+              <w:t xml:space="preserve">5,57</w:t>
+            </w:r>
+          </w:p>
+        </w:tc>
+        <w:tc>
+          <w:p>
+            <w:pPr>
+              <w:pStyle w:val="Compact"/>
+              <w:jc w:val="center"/>
+            </w:pPr>
+            <w:r>
+              <w:t xml:space="preserve">16,00</w:t>
+            </w:r>
+          </w:p>
+        </w:tc>
+        <w:tc>
+          <w:p>
+            <w:pPr>
+              <w:pStyle w:val="Compact"/>
+              <w:jc w:val="center"/>
+            </w:pPr>
+            <w:r>
+              <w:t xml:space="preserve">100,0%</w:t>
+            </w:r>
+          </w:p>
+        </w:tc>
+        <w:tc>
+          <w:p>
+            <w:pPr>
+              <w:pStyle w:val="Compact"/>
+              <w:jc w:val="center"/>
+            </w:pPr>
+            <w:r>
+              <w:t xml:space="preserve">292</w:t>
+            </w:r>
+          </w:p>
+        </w:tc>
+        <w:tc>
+          <w:p>
+            <w:pPr>
+              <w:pStyle w:val="Compact"/>
+              <w:jc w:val="center"/>
+            </w:pPr>
+            <w:r>
+              <w:t xml:space="preserve">2,42</w:t>
+            </w:r>
+          </w:p>
+        </w:tc>
+      </w:tr>
+      <w:tr>
+        <w:tc>
+          <w:p>
+            <w:pPr>
+              <w:pStyle w:val="Compact"/>
+              <w:jc w:val="left"/>
+            </w:pPr>
+            <w:r>
+              <w:t xml:space="preserve">Q5_K_M</w:t>
+            </w:r>
+          </w:p>
+        </w:tc>
+        <w:tc>
+          <w:p>
+            <w:pPr>
+              <w:pStyle w:val="Compact"/>
+              <w:jc w:val="center"/>
+            </w:pPr>
+            <w:r>
+              <w:t xml:space="preserve">1.665</w:t>
+            </w:r>
+          </w:p>
+        </w:tc>
+        <w:tc>
+          <w:p>
+            <w:pPr>
+              <w:pStyle w:val="Compact"/>
+              <w:jc w:val="center"/>
+            </w:pPr>
+            <w:r>
+              <w:t xml:space="preserve">10,63</w:t>
+            </w:r>
+          </w:p>
+        </w:tc>
+        <w:tc>
+          <w:p>
+            <w:pPr>
+              <w:pStyle w:val="Compact"/>
+              <w:jc w:val="center"/>
+            </w:pPr>
+            <w:r>
+              <w:t xml:space="preserve">10,67</w:t>
+            </w:r>
+          </w:p>
+        </w:tc>
+        <w:tc>
+          <w:p>
+            <w:pPr>
+              <w:pStyle w:val="Compact"/>
+              <w:jc w:val="center"/>
+            </w:pPr>
+            <w:r>
+              <w:t xml:space="preserve">93,6%</w:t>
+            </w:r>
+          </w:p>
+        </w:tc>
+        <w:tc>
+          <w:p>
+            <w:pPr>
+              <w:pStyle w:val="Compact"/>
+              <w:jc w:val="center"/>
+            </w:pPr>
+            <w:r>
+              <w:t xml:space="preserve">357</w:t>
+            </w:r>
+          </w:p>
+        </w:tc>
+        <w:tc>
+          <w:p>
+            <w:pPr>
+              <w:pStyle w:val="Compact"/>
+              <w:jc w:val="center"/>
+            </w:pPr>
+            <w:r>
+              <w:t xml:space="preserve">5,97</w:t>
+            </w:r>
+          </w:p>
+        </w:tc>
+      </w:tr>
+      <w:tr>
+        <w:tc>
+          <w:p>
+            <w:pPr>
+              <w:pStyle w:val="Compact"/>
+              <w:jc w:val="left"/>
+            </w:pPr>
+            <w:r>
+              <w:rPr>
+                <w:b/>
+              </w:rPr>
+              <w:t xml:space="preserve">Q4_K_M</w:t>
+            </w:r>
+          </w:p>
+        </w:tc>
+        <w:tc>
+          <w:p>
+            <w:pPr>
+              <w:pStyle w:val="Compact"/>
+              <w:jc w:val="center"/>
+            </w:pPr>
+            <w:r>
+              <w:rPr>
+                <w:b/>
+              </w:rPr>
+              <w:t xml:space="preserve">1.453</w:t>
+            </w:r>
+          </w:p>
+        </w:tc>
+        <w:tc>
+          <w:p>
+            <w:pPr>
+              <w:pStyle w:val="Compact"/>
+              <w:jc w:val="center"/>
+            </w:pPr>
+            <w:r>
+              <w:rPr>
+                <w:b/>
+              </w:rPr>
+              <w:t xml:space="preserve">13,67</w:t>
+            </w:r>
+          </w:p>
+        </w:tc>
+        <w:tc>
+          <w:p>
+            <w:pPr>
+              <w:pStyle w:val="Compact"/>
+              <w:jc w:val="center"/>
+            </w:pPr>
+            <w:r>
+              <w:rPr>
+                <w:b/>
+              </w:rPr>
+              <w:t xml:space="preserve">7,33</w:t>
+            </w:r>
+          </w:p>
+        </w:tc>
+        <w:tc>
+          <w:p>
+            <w:pPr>
+              <w:pStyle w:val="Compact"/>
+              <w:jc w:val="center"/>
+            </w:pPr>
+            <w:r>
+              <w:rPr>
+                <w:b/>
+              </w:rPr>
+              <w:t xml:space="preserve">88,9%</w:t>
+            </w:r>
+          </w:p>
+        </w:tc>
+        <w:tc>
+          <w:p>
+            <w:pPr>
+              <w:pStyle w:val="Compact"/>
+              <w:jc w:val="center"/>
+            </w:pPr>
+            <w:r>
+              <w:rPr>
+                <w:b/>
+              </w:rPr>
+              <w:t xml:space="preserve">299</w:t>
+            </w:r>
+          </w:p>
+        </w:tc>
+        <w:tc>
+          <w:p>
+            <w:pPr>
+              <w:pStyle w:val="Compact"/>
+              <w:jc w:val="center"/>
+            </w:pPr>
+            <w:r>
+              <w:rPr>
+                <w:b/>
+              </w:rPr>
+              <w:t xml:space="preserve">8,36</w:t>
+            </w:r>
+          </w:p>
+        </w:tc>
+      </w:tr>
+      <w:tr>
+        <w:tc>
+          <w:p>
+            <w:pPr>
+              <w:pStyle w:val="Compact"/>
+              <w:jc w:val="left"/>
+            </w:pPr>
+            <w:r>
+              <w:t xml:space="preserve">Q3_K_M</w:t>
+            </w:r>
+          </w:p>
+        </w:tc>
+        <w:tc>
+          <w:p>
+            <w:pPr>
+              <w:pStyle w:val="Compact"/>
+              <w:jc w:val="center"/>
+            </w:pPr>
+            <w:r>
+              <w:t xml:space="preserve">912</w:t>
+            </w:r>
+          </w:p>
+        </w:tc>
+        <w:tc>
+          <w:p>
+            <w:pPr>
+              <w:pStyle w:val="Compact"/>
+              <w:jc w:val="center"/>
+            </w:pPr>
+            <w:r>
+              <w:t xml:space="preserve">11,07</w:t>
+            </w:r>
+          </w:p>
+        </w:tc>
+        <w:tc>
+          <w:p>
+            <w:pPr>
+              <w:pStyle w:val="Compact"/>
+              <w:jc w:val="center"/>
+            </w:pPr>
+            <w:r>
+              <w:t xml:space="preserve">14,33</w:t>
+            </w:r>
+          </w:p>
+        </w:tc>
+        <w:tc>
+          <w:p>
+            <w:pPr>
+              <w:pStyle w:val="Compact"/>
+              <w:jc w:val="center"/>
+            </w:pPr>
+            <w:r>
+              <w:t xml:space="preserve">77,8%</w:t>
+            </w:r>
+          </w:p>
+        </w:tc>
+        <w:tc>
+          <w:p>
+            <w:pPr>
+              <w:pStyle w:val="Compact"/>
+              <w:jc w:val="center"/>
+            </w:pPr>
+            <w:r>
+              <w:t xml:space="preserve">464</w:t>
+            </w:r>
+          </w:p>
+        </w:tc>
+        <w:tc>
+          <w:p>
+            <w:pPr>
+              <w:pStyle w:val="Compact"/>
+              <w:jc w:val="center"/>
+            </w:pPr>
+            <w:r>
+              <w:t xml:space="preserve">9,44</w:t>
+            </w:r>
+          </w:p>
+        </w:tc>
+      </w:tr>
+    </w:tbl>
+    <w:p>
+      <w:pPr>
+        <w:pStyle w:val="BodyText"/>
+      </w:pPr>
+      <w:r>
+        <w:t xml:space="preserve">*</w:t>
+      </w:r>
+      <w:r>
+        <w:t xml:space="preserve"> </w:t>
+      </w:r>
+      <w:r>
+        <w:rPr>
+          <w:i/>
+        </w:rPr>
+        <w:t xml:space="preserve">Compound Score</w:t>
+      </w:r>
+      <w:r>
+        <w:t xml:space="preserve"> </w:t>
+      </w:r>
+      <w:r>
+        <w:t xml:space="preserve">= (Gen TPS × Retensi Akurasi) / RAM</w:t>
+      </w:r>
+      <w:r>
+        <w:t xml:space="preserve">GB</w:t>
+      </w:r>
+      <w:r>
+        <w:t xml:space="preserve"> </w:t>
+      </w:r>
+      <w:r>
+        <w:t xml:space="preserve">× 1.000, sehingga semakin tinggi semakin baik kombinasi kecepatan dan retensi kepintaran per unit memori yang dikonsumsi.</w:t>
+      </w:r>
+    </w:p>
+    <w:p>
+      <w:pPr>
+        <w:pStyle w:val="BodyText"/>
+      </w:pPr>
+      <w:r>
+        <w:t xml:space="preserve">Berdasarkan matriks Tabel 4.7, terdapat dua kandidat dengan</w:t>
+      </w:r>
+      <w:r>
+        <w:t xml:space="preserve"> </w:t>
+      </w:r>
+      <w:r>
+        <w:rPr>
+          <w:i/>
+        </w:rPr>
+        <w:t xml:space="preserve">Compound Score</w:t>
+      </w:r>
+      <w:r>
+        <w:t xml:space="preserve"> </w:t>
+      </w:r>
+      <w:r>
+        <w:t xml:space="preserve">tertinggi, yaitu</w:t>
+      </w:r>
+      <w:r>
+        <w:t xml:space="preserve"> </w:t>
       </w:r>
       <w:r>
         <w:rPr>
           <w:b/>
         </w:rPr>
-        <w:t xml:space="preserve">).</w:t>
-      </w:r>
-      <w:r>
-        <w:t xml:space="preserve"> </w:t>
-      </w:r>
-      <w:r>
-        <w:t xml:space="preserve">Kompresi ekstrem pada Q3_K_M menyebabkan degradasi kualitas kognitif yang signifikan, ditandai dengan anjloknya akurasi GSM8K dan HumanEval serta pelebaran</w:t>
-      </w:r>
-      <w:r>
-        <w:t xml:space="preserve"> </w:t>
-      </w:r>
-      <w:r>
-        <w:rPr>
-          <w:i/>
-        </w:rPr>
-        <w:t xml:space="preserve">Perplexity</w:t>
-      </w:r>
-      <w:r>
-        <w:t xml:space="preserve">. Penurunan ini disebabkan oleh hilangnya</w:t>
-      </w:r>
-      <w:r>
-        <w:t xml:space="preserve"> </w:t>
-      </w:r>
-      <w:r>
-        <w:rPr>
-          <w:i/>
-        </w:rPr>
-        <w:t xml:space="preserve">outliers</w:t>
-      </w:r>
-      <w:r>
-        <w:t xml:space="preserve"> </w:t>
-      </w:r>
-      <w:r>
-        <w:t xml:space="preserve">pada matriks bobot yang esensial bagi nalar matematis. Dengan demikian,</w:t>
+        <w:t xml:space="preserve">Q4_K_M</w:t>
+      </w:r>
+      <w:r>
+        <w:t xml:space="preserve"> </w:t>
+      </w:r>
+      <w:r>
+        <w:t xml:space="preserve">(8,36) dan</w:t>
       </w:r>
       <w:r>
         <w:t xml:space="preserve"> </w:t>
@@ -13082,56 +15301,40 @@
         <w:rPr>
           <w:b/>
         </w:rPr>
-        <w:t xml:space="preserve">Q4_K_M ditetapkan sebagai</w:t>
+        <w:t xml:space="preserve">Q3_K_M</w:t>
+      </w:r>
+      <w:r>
+        <w:t xml:space="preserve"> </w:t>
+      </w:r>
+      <w:r>
+        <w:t xml:space="preserve">(9,44). Walaupun Q3_K_M unggul secara aritmetik karena denominator RAM yang terkecil, varian ini memiliki tiga</w:t>
+      </w:r>
+      <w:r>
+        <w:t xml:space="preserve"> </w:t>
+      </w:r>
+      <w:r>
+        <w:rPr>
+          <w:i/>
+        </w:rPr>
+        <w:t xml:space="preserve">catatan</w:t>
+      </w:r>
+      <w:r>
+        <w:t xml:space="preserve"> </w:t>
+      </w:r>
+      <w:r>
+        <w:t xml:space="preserve">yang menjadi alasan</w:t>
+      </w:r>
+      <w:r>
+        <w:t xml:space="preserve"> </w:t>
       </w:r>
       <w:r>
         <w:rPr>
           <w:b/>
         </w:rPr>
-        <w:t xml:space="preserve"> </w:t>
-      </w:r>
-      <w:r>
-        <w:rPr>
-          <w:i/>
-          <w:b/>
-        </w:rPr>
-        <w:t xml:space="preserve">sweet spot</w:t>
-      </w:r>
-      <w:r>
-        <w:rPr>
-          <w:b/>
-        </w:rPr>
-        <w:t xml:space="preserve"> </w:t>
-      </w:r>
-      <w:r>
-        <w:rPr>
-          <w:b/>
-        </w:rPr>
-        <w:t xml:space="preserve">operasional</w:t>
-      </w:r>
-      <w:r>
-        <w:t xml:space="preserve"> </w:t>
-      </w:r>
-      <w:r>
-        <w:t xml:space="preserve">karena mampu memberikan efisiensi penggunaan RAM dan kecepatan inferensi yang optimal tanpa mengorbankan integritas nalar dan logika fungsional model.</w:t>
-      </w:r>
-    </w:p>
-    <w:p>
-      <w:pPr>
-        <w:pStyle w:val="Heading2"/>
-      </w:pPr>
-      <w:bookmarkStart w:id="84" w:name="keterbatasan-penelitian"/>
-      <w:r>
-        <w:t xml:space="preserve">5.2 Keterbatasan Penelitian</w:t>
-      </w:r>
-      <w:bookmarkEnd w:id="84"/>
-    </w:p>
-    <w:p>
-      <w:pPr>
-        <w:pStyle w:val="FirstParagraph"/>
-      </w:pPr>
-      <w:r>
-        <w:t xml:space="preserve">Guna menjaga objektivitas pelaporan ilmiah, penulis menggariskan empat keterbatasan utama yang melekat pada desain eksperimen ini, sebagai berikut:</w:t>
+        <w:t xml:space="preserve">tidak direkomendasikan untuk Tecno Pova 5</w:t>
+      </w:r>
+      <w:r>
+        <w:t xml:space="preserve">:</w:t>
       </w:r>
     </w:p>
     <w:p>
@@ -13146,70 +15349,28 @@
         <w:rPr>
           <w:b/>
         </w:rPr>
-        <w:t xml:space="preserve">Lingkup Perangkat Tunggal.</w:t>
-      </w:r>
-      <w:r>
-        <w:t xml:space="preserve"> </w:t>
-      </w:r>
-      <w:r>
-        <w:t xml:space="preserve">Seluruh metrik performa fisik (TPS,</w:t>
-      </w:r>
-      <w:r>
-        <w:t xml:space="preserve"> </w:t>
-      </w:r>
-      <w:r>
-        <w:rPr>
-          <w:i/>
-        </w:rPr>
-        <w:t xml:space="preserve">peak</w:t>
-      </w:r>
-      <w:r>
-        <w:t xml:space="preserve"> </w:t>
-      </w:r>
-      <w:r>
-        <w:t xml:space="preserve">RAM proses, beban CPU, dan total waktu eksekusi) diukur pada satu unit perangkat Tecno Pova 5 (SoC MediaTek Helio G99, RAM 8 GB) di lingkungan Termux. Hasil ini belum mewakili variasi karakteristik termal,</w:t>
-      </w:r>
-      <w:r>
-        <w:t xml:space="preserve"> </w:t>
-      </w:r>
-      <w:r>
-        <w:rPr>
-          <w:i/>
-        </w:rPr>
-        <w:t xml:space="preserve">governor</w:t>
-      </w:r>
-      <w:r>
-        <w:t xml:space="preserve"> </w:t>
-      </w:r>
-      <w:r>
-        <w:t xml:space="preserve">CPU, atau skema</w:t>
-      </w:r>
-      <w:r>
-        <w:t xml:space="preserve"> </w:t>
-      </w:r>
-      <w:r>
-        <w:rPr>
-          <w:i/>
-        </w:rPr>
-        <w:t xml:space="preserve">power management</w:t>
-      </w:r>
-      <w:r>
-        <w:t xml:space="preserve"> </w:t>
-      </w:r>
-      <w:r>
-        <w:t xml:space="preserve">pada SoC lain (Snapdragon 6/7/8</w:t>
-      </w:r>
-      <w:r>
-        <w:t xml:space="preserve"> </w:t>
-      </w:r>
-      <w:r>
-        <w:rPr>
-          <w:i/>
-        </w:rPr>
-        <w:t xml:space="preserve">gen</w:t>
-      </w:r>
-      <w:r>
-        <w:t xml:space="preserve">, Dimensity, atau Tensor) maupun pada perangkat tablet/laptop berbasis ARM.</w:t>
+        <w:t xml:space="preserve">Kepintaran terjun bebas pada nalar matematika</w:t>
+      </w:r>
+      <w:r>
+        <w:t xml:space="preserve"> </w:t>
+      </w:r>
+      <w:r>
+        <w:t xml:space="preserve">(GSM8K −18 poin), sehingga model praktis kehilangan kemampuan menyelesaikan soal hitung sederhana yang ironisnya merupakan</w:t>
+      </w:r>
+      <w:r>
+        <w:t xml:space="preserve"> </w:t>
+      </w:r>
+      <w:r>
+        <w:rPr>
+          <w:i/>
+        </w:rPr>
+        <w:t xml:space="preserve">use case</w:t>
+      </w:r>
+      <w:r>
+        <w:t xml:space="preserve"> </w:t>
+      </w:r>
+      <w:r>
+        <w:t xml:space="preserve">utama asisten AI di perangkat seluler;</w:t>
       </w:r>
     </w:p>
     <w:p>
@@ -13224,7 +15385,7 @@
         <w:rPr>
           <w:b/>
         </w:rPr>
-        <w:t xml:space="preserve">Ukuran Sampel</w:t>
+        <w:t xml:space="preserve">CPU</w:t>
       </w:r>
       <w:r>
         <w:rPr>
@@ -13237,7 +15398,7 @@
           <w:i/>
           <w:b/>
         </w:rPr>
-        <w:t xml:space="preserve">Benchmark</w:t>
+        <w:t xml:space="preserve">peak</w:t>
       </w:r>
       <w:r>
         <w:rPr>
@@ -13249,40 +15410,70 @@
         <w:rPr>
           <w:b/>
         </w:rPr>
-        <w:t xml:space="preserve">Akurasi.</w:t>
-      </w:r>
-      <w:r>
-        <w:t xml:space="preserve"> </w:t>
-      </w:r>
-      <w:r>
-        <w:t xml:space="preserve">Evaluasi MMLU, GSM8K, dan HumanEval menggunakan masing-masing 100 sampel acak per</w:t>
-      </w:r>
-      <w:r>
-        <w:t xml:space="preserve"> </w:t>
-      </w:r>
-      <w:r>
-        <w:rPr>
-          <w:i/>
-        </w:rPr>
-        <w:t xml:space="preserve">benchmark</w:t>
-      </w:r>
-      <w:r>
-        <w:t xml:space="preserve">. Ukuran sampel ini cukup untuk indikasi awal, namun masih menyisakan ruang variansi statistik 5–10% poin per metrik. Studi lanjutan disarankan menggunakan minimal 500 sampel per</w:t>
-      </w:r>
-      <w:r>
-        <w:t xml:space="preserve"> </w:t>
-      </w:r>
-      <w:r>
-        <w:rPr>
-          <w:i/>
-        </w:rPr>
-        <w:t xml:space="preserve">benchmark</w:t>
-      </w:r>
-      <w:r>
-        <w:t xml:space="preserve"> </w:t>
-      </w:r>
-      <w:r>
-        <w:t xml:space="preserve">atau melaporkan interval kepercayaan secara eksplisit.</w:t>
+        <w:t xml:space="preserve">464%</w:t>
+      </w:r>
+      <w:r>
+        <w:t xml:space="preserve"> </w:t>
+      </w:r>
+      <w:r>
+        <w:t xml:space="preserve">(mendekati saturasi 4 inti penuh +</w:t>
+      </w:r>
+      <w:r>
+        <w:t xml:space="preserve"> </w:t>
+      </w:r>
+      <w:r>
+        <w:rPr>
+          <w:i/>
+        </w:rPr>
+        <w:t xml:space="preserve">boost</w:t>
+      </w:r>
+      <w:r>
+        <w:t xml:space="preserve">) memperbesar risiko</w:t>
+      </w:r>
+      <w:r>
+        <w:t xml:space="preserve"> </w:t>
+      </w:r>
+      <w:r>
+        <w:rPr>
+          <w:i/>
+        </w:rPr>
+        <w:t xml:space="preserve">thermal throttling</w:t>
+      </w:r>
+      <w:r>
+        <w:t xml:space="preserve"> </w:t>
+      </w:r>
+      <w:r>
+        <w:t xml:space="preserve">dalam sesi panjang, yang pada</w:t>
+      </w:r>
+      <w:r>
+        <w:t xml:space="preserve"> </w:t>
+      </w:r>
+      <w:r>
+        <w:rPr>
+          <w:i/>
+        </w:rPr>
+        <w:t xml:space="preserve">smartphone</w:t>
+      </w:r>
+      <w:r>
+        <w:t xml:space="preserve"> </w:t>
+      </w:r>
+      <w:r>
+        <w:t xml:space="preserve">Helio G99 tanpa pendingin aktif berakibat penurunan</w:t>
+      </w:r>
+      <w:r>
+        <w:t xml:space="preserve"> </w:t>
+      </w:r>
+      <w:r>
+        <w:rPr>
+          <w:i/>
+        </w:rPr>
+        <w:t xml:space="preserve">sustained throughput</w:t>
+      </w:r>
+      <w:r>
+        <w:t xml:space="preserve"> </w:t>
+      </w:r>
+      <w:r>
+        <w:t xml:space="preserve">(Çöplü dkk., 2023);</w:t>
       </w:r>
     </w:p>
     <w:p>
@@ -13297,7 +15488,7 @@
         <w:rPr>
           <w:b/>
         </w:rPr>
-        <w:t xml:space="preserve">Keterbatasan Instrumen Evaluasi pada</w:t>
+        <w:t xml:space="preserve">Anomali</w:t>
       </w:r>
       <w:r>
         <w:rPr>
@@ -13310,202 +15501,248 @@
           <w:i/>
           <w:b/>
         </w:rPr>
-        <w:t xml:space="preserve">Reasoning Model</w:t>
+        <w:t xml:space="preserve">Prompt Speed</w:t>
+      </w:r>
+      <w:r>
+        <w:t xml:space="preserve"> </w:t>
+      </w:r>
+      <w:r>
+        <w:t xml:space="preserve">(18,27 t/s) lebih rendah dibanding Q4_K_M (43,67 t/s) akibat</w:t>
+      </w:r>
+      <w:r>
+        <w:t xml:space="preserve"> </w:t>
+      </w:r>
+      <w:r>
+        <w:rPr>
+          <w:i/>
+        </w:rPr>
+        <w:t xml:space="preserve">unpacking</w:t>
+      </w:r>
+      <w:r>
+        <w:t xml:space="preserve"> </w:t>
+      </w:r>
+      <w:r>
+        <w:t xml:space="preserve">susunan bit ganjil yang dipaparkan pada Sub-bab 4.4.2 dan dianalisis oleh Gope dkk. (2025).</w:t>
+      </w:r>
+    </w:p>
+    <w:p>
+      <w:pPr>
+        <w:pStyle w:val="FirstParagraph"/>
+      </w:pPr>
+      <w:r>
+        <w:t xml:space="preserve">Dengan demikian,</w:t>
+      </w:r>
+      <w:r>
+        <w:t xml:space="preserve"> </w:t>
       </w:r>
       <w:r>
         <w:rPr>
           <w:b/>
         </w:rPr>
-        <w:t xml:space="preserve"> </w:t>
-      </w:r>
+        <w:t xml:space="preserve">Q4_K_M ditetapkan sebagai varian operasional paling tepat untuk Tecno Pova 5</w:t>
+      </w:r>
+      <w:r>
+        <w:t xml:space="preserve">. Kepintaran yang</w:t>
+      </w:r>
+      <w:r>
+        <w:t xml:space="preserve"> </w:t>
+      </w:r>
+      <w:r>
+        <w:t xml:space="preserve">“</w:t>
+      </w:r>
+      <w:r>
+        <w:t xml:space="preserve">hilang</w:t>
+      </w:r>
+      <w:r>
+        <w:t xml:space="preserve">”</w:t>
+      </w:r>
+      <w:r>
+        <w:t xml:space="preserve"> </w:t>
+      </w:r>
+      <w:r>
+        <w:t xml:space="preserve">pada varian ini bersifat moderat (rata-rata −4,7 poin akurasi atau retensi 88,9% terhadap F16), namun</w:t>
+      </w:r>
+      <w:r>
+        <w:t xml:space="preserve"> </w:t>
+      </w:r>
+      <w:r>
+        <w:rPr>
+          <w:i/>
+        </w:rPr>
+        <w:t xml:space="preserve">trade-off</w:t>
+      </w:r>
+      <w:r>
+        <w:t xml:space="preserve"> </w:t>
+      </w:r>
+      <w:r>
+        <w:t xml:space="preserve">yang diperoleh sangat menguntungkan:</w:t>
+      </w:r>
+      <w:r>
+        <w:t xml:space="preserve"> </w:t>
+      </w:r>
+      <w:r>
+        <w:rPr>
+          <w:i/>
+        </w:rPr>
+        <w:t xml:space="preserve">peak</w:t>
+      </w:r>
+      <w:r>
+        <w:t xml:space="preserve"> </w:t>
+      </w:r>
+      <w:r>
+        <w:t xml:space="preserve">RAM turun 36,9%,</w:t>
+      </w:r>
+      <w:r>
+        <w:t xml:space="preserve"> </w:t>
+      </w:r>
+      <w:r>
+        <w:rPr>
+          <w:i/>
+        </w:rPr>
+        <w:t xml:space="preserve">Generation Speed</w:t>
+      </w:r>
+      <w:r>
+        <w:t xml:space="preserve"> </w:t>
+      </w:r>
+      <w:r>
+        <w:t xml:space="preserve">meningkat 2,45×, total waktu eksekusi turun 54,2%, dan CPU</w:t>
+      </w:r>
+      <w:r>
+        <w:t xml:space="preserve"> </w:t>
+      </w:r>
+      <w:r>
+        <w:rPr>
+          <w:i/>
+        </w:rPr>
+        <w:t xml:space="preserve">peak</w:t>
+      </w:r>
+      <w:r>
+        <w:t xml:space="preserve"> </w:t>
+      </w:r>
+      <w:r>
+        <w:t xml:space="preserve">tetap terkendali di kisaran ~300%. Kombinasi ini memberikan margin yang aman bagi RAM 8 GB Tecno Pova 5 yang masih harus melayani OS Android dan aplikasi latar belakang, sekaligus meminimalkan risiko</w:t>
+      </w:r>
+      <w:r>
+        <w:t xml:space="preserve"> </w:t>
+      </w:r>
+      <w:r>
+        <w:rPr>
+          <w:i/>
+        </w:rPr>
+        <w:t xml:space="preserve">thermal throttling</w:t>
+      </w:r>
+      <w:r>
+        <w:t xml:space="preserve"> </w:t>
+      </w:r>
+      <w:r>
+        <w:t xml:space="preserve">pada SoC Helio G99. Visualisasi</w:t>
+      </w:r>
+      <w:r>
+        <w:t xml:space="preserve"> </w:t>
+      </w:r>
+      <w:r>
+        <w:rPr>
+          <w:i/>
+        </w:rPr>
+        <w:t xml:space="preserve">delta</w:t>
+      </w:r>
+      <w:r>
+        <w:t xml:space="preserve"> </w:t>
+      </w:r>
+      <w:r>
+        <w:t xml:space="preserve">akurasi disajikan pada Gambar 4.7.</w:t>
+      </w:r>
+    </w:p>
+    <w:p>
+      <w:pPr>
+        <w:pStyle w:val="BodyText"/>
+      </w:pPr>
+      <w:r>
+        <w:drawing>
+          <wp:inline>
+            <wp:extent cx="5334000" cy="2885295"/>
+            <wp:effectExtent b="0" l="0" r="0" t="0"/>
+            <wp:docPr descr="" title="" id="1" name="Picture"/>
+            <a:graphic>
+              <a:graphicData uri="http://schemas.openxmlformats.org/drawingml/2006/picture">
+                <pic:pic>
+                  <pic:nvPicPr>
+                    <pic:cNvPr descr="gambar/4_7_delta_akurasi.png" id="0" name="Picture"/>
+                    <pic:cNvPicPr>
+                      <a:picLocks noChangeArrowheads="1" noChangeAspect="1"/>
+                    </pic:cNvPicPr>
+                  </pic:nvPicPr>
+                  <pic:blipFill>
+                    <a:blip r:embed="rId83"/>
+                    <a:stretch>
+                      <a:fillRect/>
+                    </a:stretch>
+                  </pic:blipFill>
+                  <pic:spPr bwMode="auto">
+                    <a:xfrm>
+                      <a:off x="0" y="0"/>
+                      <a:ext cx="5334000" cy="2885295"/>
+                    </a:xfrm>
+                    <a:prstGeom prst="rect">
+                      <a:avLst/>
+                    </a:prstGeom>
+                    <a:noFill/>
+                    <a:ln w="9525">
+                      <a:noFill/>
+                      <a:headEnd/>
+                      <a:tailEnd/>
+                    </a:ln>
+                  </pic:spPr>
+                </pic:pic>
+              </a:graphicData>
+            </a:graphic>
+          </wp:inline>
+        </w:drawing>
+      </w:r>
+    </w:p>
+    <w:p>
+      <w:pPr>
+        <w:pStyle w:val="BodyText"/>
+      </w:pPr>
       <w:r>
         <w:rPr>
           <w:b/>
         </w:rPr>
-        <w:t xml:space="preserve">(Qwen 3.5).</w:t>
-      </w:r>
-      <w:r>
-        <w:t xml:space="preserve"> </w:t>
-      </w:r>
-      <w:r>
-        <w:t xml:space="preserve">Sebagaimana dijabarkan pada Sub-bab 4.3.3, skor akurasi Qwen 3.5 pada</w:t>
-      </w:r>
-      <w:r>
-        <w:t xml:space="preserve"> </w:t>
-      </w:r>
-      <w:r>
-        <w:rPr>
-          <w:i/>
-        </w:rPr>
-        <w:t xml:space="preserve">benchmark</w:t>
-      </w:r>
-      <w:r>
-        <w:t xml:space="preserve"> </w:t>
-      </w:r>
-      <w:r>
-        <w:t xml:space="preserve">GSM8K terdampak oleh interaksi antara format keluaran</w:t>
-      </w:r>
-      <w:r>
-        <w:t xml:space="preserve"> </w:t>
-      </w:r>
-      <w:r>
-        <w:rPr>
-          <w:i/>
-        </w:rPr>
-        <w:t xml:space="preserve">chain-of-thought</w:t>
-      </w:r>
-      <w:r>
-        <w:t xml:space="preserve"> </w:t>
-      </w:r>
-      <w:r>
-        <w:t xml:space="preserve">(</w:t>
-      </w:r>
-      <w:r>
-        <w:rPr>
-          <w:rStyle w:val="VerbatimChar"/>
-        </w:rPr>
-        <w:t xml:space="preserve">&lt;think&gt; ... &lt;/think&gt;</w:t>
-      </w:r>
-      <w:r>
-        <w:t xml:space="preserve">), anggaran</w:t>
-      </w:r>
-      <w:r>
-        <w:t xml:space="preserve"> </w:t>
-      </w:r>
-      <w:r>
-        <w:rPr>
-          <w:i/>
-        </w:rPr>
-        <w:t xml:space="preserve">token</w:t>
-      </w:r>
-      <w:r>
-        <w:t xml:space="preserve"> </w:t>
-      </w:r>
-      <w:r>
-        <w:t xml:space="preserve">yang terbatas, dan logika</w:t>
-      </w:r>
-      <w:r>
-        <w:t xml:space="preserve"> </w:t>
-      </w:r>
-      <w:r>
-        <w:rPr>
-          <w:i/>
-        </w:rPr>
-        <w:t xml:space="preserve">parser</w:t>
-      </w:r>
-      <w:r>
-        <w:t xml:space="preserve"> </w:t>
-      </w:r>
-      <w:r>
-        <w:t xml:space="preserve">berlapis. Skor GSM8K Qwen 3.5 pada Tabel 4.5 oleh karenanya dilaporkan sebagai</w:t>
-      </w:r>
-      <w:r>
-        <w:t xml:space="preserve"> </w:t>
-      </w:r>
-      <w:r>
-        <w:rPr>
-          <w:i/>
-        </w:rPr>
-        <w:t xml:space="preserve">lower bound</w:t>
-      </w:r>
-      <w:r>
-        <w:t xml:space="preserve"> </w:t>
-      </w:r>
-      <w:r>
-        <w:t xml:space="preserve">dan tidak dapat secara langsung dibandingkan dengan skor LFM 2.5 (yang non-</w:t>
-      </w:r>
-      <w:r>
-        <w:rPr>
-          <w:i/>
-        </w:rPr>
-        <w:t xml:space="preserve">reasoning</w:t>
-      </w:r>
-      <w:r>
-        <w:t xml:space="preserve">) tanpa konteks ini.</w:t>
-      </w:r>
-    </w:p>
-    <w:p>
-      <w:pPr>
-        <w:numPr>
-          <w:ilvl w:val="0"/>
-          <w:numId w:val="1014"/>
-        </w:numPr>
-        <w:pStyle w:val="Compact"/>
-      </w:pPr>
-      <w:r>
-        <w:rPr>
-          <w:b/>
-        </w:rPr>
-        <w:t xml:space="preserve">Pengukuran Termal dan Konsumsi Energi.</w:t>
-      </w:r>
-      <w:r>
-        <w:t xml:space="preserve"> </w:t>
-      </w:r>
-      <w:r>
-        <w:t xml:space="preserve">Penelitian belum menyertakan pengukuran suhu CPU secara periodik (</w:t>
-      </w:r>
-      <w:r>
-        <w:rPr>
-          <w:rStyle w:val="VerbatimChar"/>
-        </w:rPr>
-        <w:t xml:space="preserve">/sys/class/thermal/thermal_zone*/temp</w:t>
-      </w:r>
-      <w:r>
-        <w:t xml:space="preserve">) maupun konsumsi baterai per 1.000</w:t>
-      </w:r>
-      <w:r>
-        <w:t xml:space="preserve"> </w:t>
-      </w:r>
-      <w:r>
-        <w:rPr>
-          <w:i/>
-        </w:rPr>
-        <w:t xml:space="preserve">token</w:t>
-      </w:r>
-      <w:r>
-        <w:t xml:space="preserve"> </w:t>
-      </w:r>
-      <w:r>
-        <w:t xml:space="preserve">yang diproduksi. Keduanya merupakan metrik krusial untuk evaluasi praktis dalam konteks</w:t>
-      </w:r>
-      <w:r>
-        <w:t xml:space="preserve"> </w:t>
-      </w:r>
-      <w:r>
-        <w:rPr>
-          <w:i/>
-        </w:rPr>
-        <w:t xml:space="preserve">Mobile Edge AI</w:t>
-      </w:r>
-      <w:r>
-        <w:t xml:space="preserve"> </w:t>
-      </w:r>
-      <w:r>
-        <w:t xml:space="preserve">yang sangat sensitif terhadap</w:t>
-      </w:r>
-      <w:r>
-        <w:t xml:space="preserve"> </w:t>
-      </w:r>
-      <w:r>
-        <w:rPr>
-          <w:i/>
-        </w:rPr>
-        <w:t xml:space="preserve">thermal throttling</w:t>
-      </w:r>
-      <w:r>
-        <w:t xml:space="preserve"> </w:t>
-      </w:r>
-      <w:r>
-        <w:t xml:space="preserve">dan ketahanan baterai, sehingga direkomendasikan untuk dieksplorasi pada penelitian lanjutan.</w:t>
-      </w:r>
+        <w:t xml:space="preserve">Gambar 4.7</w:t>
+      </w:r>
+      <w:r>
+        <w:t xml:space="preserve"> </w:t>
+      </w:r>
+      <w:r>
+        <w:rPr>
+          <w:i/>
+        </w:rPr>
+        <w:t xml:space="preserve">Delta</w:t>
+      </w:r>
+      <w:r>
+        <w:t xml:space="preserve"> </w:t>
+      </w:r>
+      <w:r>
+        <w:t xml:space="preserve">akurasi LFM 2.5 per varian kuantisasi (relatif terhadap F16, dalam poin persentase). Sumber: olahan penulis.</w:t>
+      </w:r>
+    </w:p>
+    <w:p>
+      <w:pPr>
+        <w:pStyle w:val="Heading1"/>
+      </w:pPr>
+      <w:bookmarkStart w:id="84" w:name="bab-v-penutup"/>
+      <w:r>
+        <w:t xml:space="preserve">BAB V — PENUTUP</w:t>
+      </w:r>
+      <w:bookmarkEnd w:id="84"/>
     </w:p>
     <w:p>
       <w:pPr>
         <w:pStyle w:val="Heading2"/>
       </w:pPr>
-      <w:bookmarkStart w:id="85" w:name="saran"/>
-      <w:r>
-        <w:t xml:space="preserve">5.3 Saran</w:t>
+      <w:bookmarkStart w:id="85" w:name="kesimpulan"/>
+      <w:r>
+        <w:t xml:space="preserve">5.1 Kesimpulan</w:t>
       </w:r>
       <w:bookmarkEnd w:id="85"/>
     </w:p>
@@ -13514,19 +15751,37 @@
         <w:pStyle w:val="FirstParagraph"/>
       </w:pPr>
       <w:r>
-        <w:t xml:space="preserve">Berdasarkan batasan dan temuan penelitian, penulis merekomendasikan beberapa pengembangan untuk penelitian selanjutnya di bidang</w:t>
-      </w:r>
-      <w:r>
-        <w:t xml:space="preserve"> </w:t>
-      </w:r>
-      <w:r>
-        <w:rPr>
-          <w:i/>
-        </w:rPr>
-        <w:t xml:space="preserve">Edge Intelligence</w:t>
-      </w:r>
-      <w:r>
-        <w:t xml:space="preserve">:</w:t>
+        <w:t xml:space="preserve">Berdasarkan serangkaian eksperimen mengenai optimasi arsitektur</w:t>
+      </w:r>
+      <w:r>
+        <w:t xml:space="preserve"> </w:t>
+      </w:r>
+      <w:r>
+        <w:rPr>
+          <w:i/>
+        </w:rPr>
+        <w:t xml:space="preserve">Small Language Model</w:t>
+      </w:r>
+      <w:r>
+        <w:t xml:space="preserve"> </w:t>
+      </w:r>
+      <w:r>
+        <w:t xml:space="preserve">pada ekosistem</w:t>
+      </w:r>
+      <w:r>
+        <w:t xml:space="preserve"> </w:t>
+      </w:r>
+      <w:r>
+        <w:rPr>
+          <w:i/>
+        </w:rPr>
+        <w:t xml:space="preserve">Mobile Edge Computing</w:t>
+      </w:r>
+      <w:r>
+        <w:t xml:space="preserve"> </w:t>
+      </w:r>
+      <w:r>
+        <w:t xml:space="preserve">berbasis Android, dapat ditarik beberapa kesimpulan utama sebagai jawaban atas rumusan masalah penelitian, yaitu:</w:t>
       </w:r>
     </w:p>
     <w:p>
@@ -13541,37 +15796,40 @@
         <w:rPr>
           <w:b/>
         </w:rPr>
-        <w:t xml:space="preserve">Eksplorasi Akselerator Komputasi Heterogen.</w:t>
-      </w:r>
-      <w:r>
-        <w:t xml:space="preserve"> </w:t>
-      </w:r>
-      <w:r>
-        <w:t xml:space="preserve">Penelitian selanjutnya disarankan mengintegrasikan kerangka inferensi yang mendukung delegasi beban kalkulasi pada modul AI khusus, seperti</w:t>
-      </w:r>
-      <w:r>
-        <w:t xml:space="preserve"> </w:t>
-      </w:r>
-      <w:r>
-        <w:rPr>
-          <w:i/>
-        </w:rPr>
-        <w:t xml:space="preserve">Neural Processing Unit</w:t>
-      </w:r>
-      <w:r>
-        <w:t xml:space="preserve"> </w:t>
-      </w:r>
-      <w:r>
-        <w:t xml:space="preserve">(NPU) atau akselerasi GPU mobile via Vulkan/OpenCL, untuk menembus limitasi komputasi yang bersifat CPU-</w:t>
-      </w:r>
-      <w:r>
-        <w:rPr>
-          <w:i/>
-        </w:rPr>
-        <w:t xml:space="preserve">bound</w:t>
-      </w:r>
-      <w:r>
-        <w:t xml:space="preserve">.</w:t>
+        <w:t xml:space="preserve">Efektivitas Kuantisasi dalam Mitigasi Limitasi Memori.</w:t>
+      </w:r>
+      <w:r>
+        <w:t xml:space="preserve"> </w:t>
+      </w:r>
+      <w:r>
+        <w:t xml:space="preserve">Implementasi PTQ dengan format GGUF terbukti secara empiris mampu mengatasi kendala</w:t>
+      </w:r>
+      <w:r>
+        <w:t xml:space="preserve"> </w:t>
+      </w:r>
+      <w:r>
+        <w:rPr>
+          <w:i/>
+        </w:rPr>
+        <w:t xml:space="preserve">shared-memory</w:t>
+      </w:r>
+      <w:r>
+        <w:t xml:space="preserve"> </w:t>
+      </w:r>
+      <w:r>
+        <w:t xml:space="preserve">pada Android kelas menengah. Penggunaan FP16 dengan parameter 2 miliar menyebabkan dominasi penggunaan RAM hingga 3,66 GB—berisiko tinggi memicu</w:t>
+      </w:r>
+      <w:r>
+        <w:t xml:space="preserve"> </w:t>
+      </w:r>
+      <w:r>
+        <w:rPr>
+          <w:i/>
+        </w:rPr>
+        <w:t xml:space="preserve">Force Close</w:t>
+      </w:r>
+      <w:r>
+        <w:t xml:space="preserve">. Melalui reduksi presisi ke Q4_K_M dan Q3_K_M, beban memori dikompresi melampaui 60% (storage) dan 30–48% (RAM), sehingga menjamin stabilitas operasional perangkat.</w:t>
       </w:r>
     </w:p>
     <w:p>
@@ -13586,40 +15844,70 @@
         <w:rPr>
           <w:b/>
         </w:rPr>
-        <w:t xml:space="preserve">Evaluasi Algoritma Kuantisasi Berbasis Aktivasi.</w:t>
-      </w:r>
-      <w:r>
-        <w:t xml:space="preserve"> </w:t>
-      </w:r>
-      <w:r>
-        <w:t xml:space="preserve">Guna mempertahankan kualitas kognitif pada tingkat kompresi rendah, disarankan melakukan komparasi metode</w:t>
-      </w:r>
-      <w:r>
-        <w:t xml:space="preserve"> </w:t>
-      </w:r>
-      <w:r>
-        <w:rPr>
-          <w:i/>
-        </w:rPr>
-        <w:t xml:space="preserve">k-quants</w:t>
-      </w:r>
-      <w:r>
-        <w:t xml:space="preserve"> </w:t>
-      </w:r>
-      <w:r>
-        <w:t xml:space="preserve">dengan algoritma mutakhir seperti AWQ (Lin dkk., 2023) yang lebih adaptif dalam melindungi bobot</w:t>
-      </w:r>
-      <w:r>
-        <w:t xml:space="preserve"> </w:t>
-      </w:r>
-      <w:r>
-        <w:rPr>
-          <w:i/>
-        </w:rPr>
-        <w:t xml:space="preserve">outliers</w:t>
-      </w:r>
-      <w:r>
-        <w:t xml:space="preserve">.</w:t>
+        <w:t xml:space="preserve">Optimalisasi Kecepatan Inferensi dan Anomali Arsitektur ARM.</w:t>
+      </w:r>
+      <w:r>
+        <w:t xml:space="preserve"> </w:t>
+      </w:r>
+      <w:r>
+        <w:t xml:space="preserve">Reduksi ukuran berkas berbanding lurus dengan peningkatan</w:t>
+      </w:r>
+      <w:r>
+        <w:t xml:space="preserve"> </w:t>
+      </w:r>
+      <w:r>
+        <w:rPr>
+          <w:i/>
+        </w:rPr>
+        <w:t xml:space="preserve">Generation Speed</w:t>
+      </w:r>
+      <w:r>
+        <w:t xml:space="preserve"> </w:t>
+      </w:r>
+      <w:r>
+        <w:t xml:space="preserve">(Q4 LFM: 2,75×</w:t>
+      </w:r>
+      <w:r>
+        <w:t xml:space="preserve"> </w:t>
+      </w:r>
+      <w:r>
+        <w:rPr>
+          <w:i/>
+        </w:rPr>
+        <w:t xml:space="preserve">baseline</w:t>
+      </w:r>
+      <w:r>
+        <w:t xml:space="preserve">). Namun, penelitian ini mengidentifikasi adanya anomali pada CPU ARM, di mana Q3_K_M mengalami degradasi signifikan pada</w:t>
+      </w:r>
+      <w:r>
+        <w:t xml:space="preserve"> </w:t>
+      </w:r>
+      <w:r>
+        <w:rPr>
+          <w:i/>
+        </w:rPr>
+        <w:t xml:space="preserve">Prompt Speed</w:t>
+      </w:r>
+      <w:r>
+        <w:t xml:space="preserve"> </w:t>
+      </w:r>
+      <w:r>
+        <w:t xml:space="preserve">karena kompleksitas</w:t>
+      </w:r>
+      <w:r>
+        <w:t xml:space="preserve"> </w:t>
+      </w:r>
+      <w:r>
+        <w:rPr>
+          <w:i/>
+        </w:rPr>
+        <w:t xml:space="preserve">unpacking</w:t>
+      </w:r>
+      <w:r>
+        <w:t xml:space="preserve"> </w:t>
+      </w:r>
+      <w:r>
+        <w:t xml:space="preserve">susunan bit ganjil. Hal ini membuktikan bahwa ukuran berkas yang lebih kecil tidak selalu menghasilkan latensi yang lebih rendah pada arsitektur ARM.</w:t>
       </w:r>
     </w:p>
     <w:p>
@@ -13634,6 +15922,643 @@
         <w:rPr>
           <w:b/>
         </w:rPr>
+        <w:t xml:space="preserve">Integritas Kognitif dan Titik Keseimbangan Operasional (</w:t>
+      </w:r>
+      <w:r>
+        <w:rPr>
+          <w:i/>
+          <w:b/>
+        </w:rPr>
+        <w:t xml:space="preserve">Sweet Spot</w:t>
+      </w:r>
+      <w:r>
+        <w:rPr>
+          <w:b/>
+        </w:rPr>
+        <w:t xml:space="preserve">).</w:t>
+      </w:r>
+      <w:r>
+        <w:t xml:space="preserve"> </w:t>
+      </w:r>
+      <w:r>
+        <w:t xml:space="preserve">Kompresi ekstrem pada Q3_K_M menyebabkan degradasi kualitas kognitif yang signifikan, ditandai dengan anjloknya akurasi GSM8K dan HumanEval serta pelebaran</w:t>
+      </w:r>
+      <w:r>
+        <w:t xml:space="preserve"> </w:t>
+      </w:r>
+      <w:r>
+        <w:rPr>
+          <w:i/>
+        </w:rPr>
+        <w:t xml:space="preserve">Perplexity</w:t>
+      </w:r>
+      <w:r>
+        <w:t xml:space="preserve">. Penurunan ini disebabkan oleh hilangnya</w:t>
+      </w:r>
+      <w:r>
+        <w:t xml:space="preserve"> </w:t>
+      </w:r>
+      <w:r>
+        <w:rPr>
+          <w:i/>
+        </w:rPr>
+        <w:t xml:space="preserve">outliers</w:t>
+      </w:r>
+      <w:r>
+        <w:t xml:space="preserve"> </w:t>
+      </w:r>
+      <w:r>
+        <w:t xml:space="preserve">pada matriks bobot yang esensial bagi nalar matematis. Dengan demikian,</w:t>
+      </w:r>
+      <w:r>
+        <w:t xml:space="preserve"> </w:t>
+      </w:r>
+      <w:r>
+        <w:rPr>
+          <w:b/>
+        </w:rPr>
+        <w:t xml:space="preserve">Q4_K_M ditetapkan sebagai</w:t>
+      </w:r>
+      <w:r>
+        <w:rPr>
+          <w:b/>
+        </w:rPr>
+        <w:t xml:space="preserve"> </w:t>
+      </w:r>
+      <w:r>
+        <w:rPr>
+          <w:i/>
+          <w:b/>
+        </w:rPr>
+        <w:t xml:space="preserve">sweet spot</w:t>
+      </w:r>
+      <w:r>
+        <w:rPr>
+          <w:b/>
+        </w:rPr>
+        <w:t xml:space="preserve"> </w:t>
+      </w:r>
+      <w:r>
+        <w:rPr>
+          <w:b/>
+        </w:rPr>
+        <w:t xml:space="preserve">operasional</w:t>
+      </w:r>
+      <w:r>
+        <w:t xml:space="preserve"> </w:t>
+      </w:r>
+      <w:r>
+        <w:t xml:space="preserve">karena mampu memberikan efisiensi penggunaan RAM dan kecepatan inferensi yang optimal tanpa mengorbankan integritas nalar dan logika fungsional model.</w:t>
+      </w:r>
+    </w:p>
+    <w:p>
+      <w:pPr>
+        <w:pStyle w:val="Heading2"/>
+      </w:pPr>
+      <w:bookmarkStart w:id="86" w:name="keterbatasan-penelitian"/>
+      <w:r>
+        <w:t xml:space="preserve">5.2 Keterbatasan Penelitian</w:t>
+      </w:r>
+      <w:bookmarkEnd w:id="86"/>
+    </w:p>
+    <w:p>
+      <w:pPr>
+        <w:pStyle w:val="FirstParagraph"/>
+      </w:pPr>
+      <w:r>
+        <w:t xml:space="preserve">Guna menjaga objektivitas pelaporan ilmiah, penulis menggariskan empat keterbatasan utama yang melekat pada desain eksperimen ini, sebagai berikut:</w:t>
+      </w:r>
+    </w:p>
+    <w:p>
+      <w:pPr>
+        <w:numPr>
+          <w:ilvl w:val="0"/>
+          <w:numId w:val="1016"/>
+        </w:numPr>
+        <w:pStyle w:val="Compact"/>
+      </w:pPr>
+      <w:r>
+        <w:rPr>
+          <w:b/>
+        </w:rPr>
+        <w:t xml:space="preserve">Lingkup Perangkat Tunggal.</w:t>
+      </w:r>
+      <w:r>
+        <w:t xml:space="preserve"> </w:t>
+      </w:r>
+      <w:r>
+        <w:t xml:space="preserve">Seluruh metrik performa fisik (TPS,</w:t>
+      </w:r>
+      <w:r>
+        <w:t xml:space="preserve"> </w:t>
+      </w:r>
+      <w:r>
+        <w:rPr>
+          <w:i/>
+        </w:rPr>
+        <w:t xml:space="preserve">peak</w:t>
+      </w:r>
+      <w:r>
+        <w:t xml:space="preserve"> </w:t>
+      </w:r>
+      <w:r>
+        <w:t xml:space="preserve">RAM proses, beban CPU, dan total waktu eksekusi) diukur pada satu unit perangkat Tecno Pova 5 (SoC MediaTek Helio G99, RAM 8 GB) di lingkungan Termux. Hasil ini belum mewakili variasi karakteristik termal,</w:t>
+      </w:r>
+      <w:r>
+        <w:t xml:space="preserve"> </w:t>
+      </w:r>
+      <w:r>
+        <w:rPr>
+          <w:i/>
+        </w:rPr>
+        <w:t xml:space="preserve">governor</w:t>
+      </w:r>
+      <w:r>
+        <w:t xml:space="preserve"> </w:t>
+      </w:r>
+      <w:r>
+        <w:t xml:space="preserve">CPU, atau skema</w:t>
+      </w:r>
+      <w:r>
+        <w:t xml:space="preserve"> </w:t>
+      </w:r>
+      <w:r>
+        <w:rPr>
+          <w:i/>
+        </w:rPr>
+        <w:t xml:space="preserve">power management</w:t>
+      </w:r>
+      <w:r>
+        <w:t xml:space="preserve"> </w:t>
+      </w:r>
+      <w:r>
+        <w:t xml:space="preserve">pada SoC lain (Snapdragon 6/7/8</w:t>
+      </w:r>
+      <w:r>
+        <w:t xml:space="preserve"> </w:t>
+      </w:r>
+      <w:r>
+        <w:rPr>
+          <w:i/>
+        </w:rPr>
+        <w:t xml:space="preserve">gen</w:t>
+      </w:r>
+      <w:r>
+        <w:t xml:space="preserve">, Dimensity, atau Tensor) maupun pada perangkat tablet/laptop berbasis ARM.</w:t>
+      </w:r>
+    </w:p>
+    <w:p>
+      <w:pPr>
+        <w:numPr>
+          <w:ilvl w:val="0"/>
+          <w:numId w:val="1016"/>
+        </w:numPr>
+        <w:pStyle w:val="Compact"/>
+      </w:pPr>
+      <w:r>
+        <w:rPr>
+          <w:b/>
+        </w:rPr>
+        <w:t xml:space="preserve">Ukuran Sampel</w:t>
+      </w:r>
+      <w:r>
+        <w:rPr>
+          <w:b/>
+        </w:rPr>
+        <w:t xml:space="preserve"> </w:t>
+      </w:r>
+      <w:r>
+        <w:rPr>
+          <w:i/>
+          <w:b/>
+        </w:rPr>
+        <w:t xml:space="preserve">Benchmark</w:t>
+      </w:r>
+      <w:r>
+        <w:rPr>
+          <w:b/>
+        </w:rPr>
+        <w:t xml:space="preserve"> </w:t>
+      </w:r>
+      <w:r>
+        <w:rPr>
+          <w:b/>
+        </w:rPr>
+        <w:t xml:space="preserve">Akurasi.</w:t>
+      </w:r>
+      <w:r>
+        <w:t xml:space="preserve"> </w:t>
+      </w:r>
+      <w:r>
+        <w:t xml:space="preserve">Evaluasi MMLU, GSM8K, dan HumanEval menggunakan masing-masing 100 sampel acak per</w:t>
+      </w:r>
+      <w:r>
+        <w:t xml:space="preserve"> </w:t>
+      </w:r>
+      <w:r>
+        <w:rPr>
+          <w:i/>
+        </w:rPr>
+        <w:t xml:space="preserve">benchmark</w:t>
+      </w:r>
+      <w:r>
+        <w:t xml:space="preserve">. Ukuran sampel ini cukup untuk indikasi awal, namun masih menyisakan ruang variansi statistik 5–10% poin per metrik. Studi lanjutan disarankan menggunakan minimal 500 sampel per</w:t>
+      </w:r>
+      <w:r>
+        <w:t xml:space="preserve"> </w:t>
+      </w:r>
+      <w:r>
+        <w:rPr>
+          <w:i/>
+        </w:rPr>
+        <w:t xml:space="preserve">benchmark</w:t>
+      </w:r>
+      <w:r>
+        <w:t xml:space="preserve"> </w:t>
+      </w:r>
+      <w:r>
+        <w:t xml:space="preserve">atau melaporkan interval kepercayaan secara eksplisit.</w:t>
+      </w:r>
+    </w:p>
+    <w:p>
+      <w:pPr>
+        <w:numPr>
+          <w:ilvl w:val="0"/>
+          <w:numId w:val="1016"/>
+        </w:numPr>
+        <w:pStyle w:val="Compact"/>
+      </w:pPr>
+      <w:r>
+        <w:rPr>
+          <w:b/>
+        </w:rPr>
+        <w:t xml:space="preserve">Keterbatasan Instrumen Evaluasi pada</w:t>
+      </w:r>
+      <w:r>
+        <w:rPr>
+          <w:b/>
+        </w:rPr>
+        <w:t xml:space="preserve"> </w:t>
+      </w:r>
+      <w:r>
+        <w:rPr>
+          <w:i/>
+          <w:b/>
+        </w:rPr>
+        <w:t xml:space="preserve">Reasoning Model</w:t>
+      </w:r>
+      <w:r>
+        <w:rPr>
+          <w:b/>
+        </w:rPr>
+        <w:t xml:space="preserve"> </w:t>
+      </w:r>
+      <w:r>
+        <w:rPr>
+          <w:b/>
+        </w:rPr>
+        <w:t xml:space="preserve">(Qwen 3.5).</w:t>
+      </w:r>
+      <w:r>
+        <w:t xml:space="preserve"> </w:t>
+      </w:r>
+      <w:r>
+        <w:t xml:space="preserve">Sebagaimana dijabarkan pada Sub-bab 4.3.3, skor akurasi Qwen 3.5 pada</w:t>
+      </w:r>
+      <w:r>
+        <w:t xml:space="preserve"> </w:t>
+      </w:r>
+      <w:r>
+        <w:rPr>
+          <w:i/>
+        </w:rPr>
+        <w:t xml:space="preserve">benchmark</w:t>
+      </w:r>
+      <w:r>
+        <w:t xml:space="preserve"> </w:t>
+      </w:r>
+      <w:r>
+        <w:t xml:space="preserve">GSM8K terdampak oleh interaksi antara format keluaran</w:t>
+      </w:r>
+      <w:r>
+        <w:t xml:space="preserve"> </w:t>
+      </w:r>
+      <w:r>
+        <w:rPr>
+          <w:i/>
+        </w:rPr>
+        <w:t xml:space="preserve">chain-of-thought</w:t>
+      </w:r>
+      <w:r>
+        <w:t xml:space="preserve"> </w:t>
+      </w:r>
+      <w:r>
+        <w:t xml:space="preserve">(</w:t>
+      </w:r>
+      <w:r>
+        <w:rPr>
+          <w:rStyle w:val="VerbatimChar"/>
+        </w:rPr>
+        <w:t xml:space="preserve">&lt;think&gt; ... &lt;/think&gt;</w:t>
+      </w:r>
+      <w:r>
+        <w:t xml:space="preserve">), anggaran</w:t>
+      </w:r>
+      <w:r>
+        <w:t xml:space="preserve"> </w:t>
+      </w:r>
+      <w:r>
+        <w:rPr>
+          <w:i/>
+        </w:rPr>
+        <w:t xml:space="preserve">token</w:t>
+      </w:r>
+      <w:r>
+        <w:t xml:space="preserve"> </w:t>
+      </w:r>
+      <w:r>
+        <w:t xml:space="preserve">yang terbatas, dan logika</w:t>
+      </w:r>
+      <w:r>
+        <w:t xml:space="preserve"> </w:t>
+      </w:r>
+      <w:r>
+        <w:rPr>
+          <w:i/>
+        </w:rPr>
+        <w:t xml:space="preserve">parser</w:t>
+      </w:r>
+      <w:r>
+        <w:t xml:space="preserve"> </w:t>
+      </w:r>
+      <w:r>
+        <w:t xml:space="preserve">berlapis. Skor GSM8K Qwen 3.5 pada Tabel 4.5 oleh karenanya dilaporkan sebagai</w:t>
+      </w:r>
+      <w:r>
+        <w:t xml:space="preserve"> </w:t>
+      </w:r>
+      <w:r>
+        <w:rPr>
+          <w:i/>
+        </w:rPr>
+        <w:t xml:space="preserve">lower bound</w:t>
+      </w:r>
+      <w:r>
+        <w:t xml:space="preserve"> </w:t>
+      </w:r>
+      <w:r>
+        <w:t xml:space="preserve">dan tidak dapat secara langsung dibandingkan dengan skor LFM 2.5 (yang non-</w:t>
+      </w:r>
+      <w:r>
+        <w:rPr>
+          <w:i/>
+        </w:rPr>
+        <w:t xml:space="preserve">reasoning</w:t>
+      </w:r>
+      <w:r>
+        <w:t xml:space="preserve">) tanpa konteks ini.</w:t>
+      </w:r>
+    </w:p>
+    <w:p>
+      <w:pPr>
+        <w:numPr>
+          <w:ilvl w:val="0"/>
+          <w:numId w:val="1016"/>
+        </w:numPr>
+        <w:pStyle w:val="Compact"/>
+      </w:pPr>
+      <w:r>
+        <w:rPr>
+          <w:b/>
+        </w:rPr>
+        <w:t xml:space="preserve">Pengukuran Termal dan Konsumsi Energi.</w:t>
+      </w:r>
+      <w:r>
+        <w:t xml:space="preserve"> </w:t>
+      </w:r>
+      <w:r>
+        <w:t xml:space="preserve">Penelitian belum menyertakan pengukuran suhu CPU secara periodik (</w:t>
+      </w:r>
+      <w:r>
+        <w:rPr>
+          <w:rStyle w:val="VerbatimChar"/>
+        </w:rPr>
+        <w:t xml:space="preserve">/sys/class/thermal/thermal_zone*/temp</w:t>
+      </w:r>
+      <w:r>
+        <w:t xml:space="preserve">) maupun konsumsi baterai per 1.000</w:t>
+      </w:r>
+      <w:r>
+        <w:t xml:space="preserve"> </w:t>
+      </w:r>
+      <w:r>
+        <w:rPr>
+          <w:i/>
+        </w:rPr>
+        <w:t xml:space="preserve">token</w:t>
+      </w:r>
+      <w:r>
+        <w:t xml:space="preserve"> </w:t>
+      </w:r>
+      <w:r>
+        <w:t xml:space="preserve">yang diproduksi. Keduanya merupakan metrik krusial untuk evaluasi praktis dalam konteks</w:t>
+      </w:r>
+      <w:r>
+        <w:t xml:space="preserve"> </w:t>
+      </w:r>
+      <w:r>
+        <w:rPr>
+          <w:i/>
+        </w:rPr>
+        <w:t xml:space="preserve">Mobile Edge AI</w:t>
+      </w:r>
+      <w:r>
+        <w:t xml:space="preserve"> </w:t>
+      </w:r>
+      <w:r>
+        <w:t xml:space="preserve">yang sangat sensitif terhadap</w:t>
+      </w:r>
+      <w:r>
+        <w:t xml:space="preserve"> </w:t>
+      </w:r>
+      <w:r>
+        <w:rPr>
+          <w:i/>
+        </w:rPr>
+        <w:t xml:space="preserve">thermal throttling</w:t>
+      </w:r>
+      <w:r>
+        <w:t xml:space="preserve"> </w:t>
+      </w:r>
+      <w:r>
+        <w:t xml:space="preserve">dan ketahanan baterai. Pendekatan metodologis untuk pengukuran energi</w:t>
+      </w:r>
+      <w:r>
+        <w:t xml:space="preserve"> </w:t>
+      </w:r>
+      <w:r>
+        <w:rPr>
+          <w:i/>
+        </w:rPr>
+        <w:t xml:space="preserve">high-resolution</w:t>
+      </w:r>
+      <w:r>
+        <w:t xml:space="preserve"> </w:t>
+      </w:r>
+      <w:r>
+        <w:t xml:space="preserve">berbasis sensor arus eksternal yang dipaparkan oleh Husom dkk. (2024) pada</w:t>
+      </w:r>
+      <w:r>
+        <w:t xml:space="preserve"> </w:t>
+      </w:r>
+      <w:r>
+        <w:rPr>
+          <w:i/>
+        </w:rPr>
+        <w:t xml:space="preserve">Raspberry Pi</w:t>
+      </w:r>
+      <w:r>
+        <w:t xml:space="preserve"> </w:t>
+      </w:r>
+      <w:r>
+        <w:t xml:space="preserve">dapat menjadi acuan adopsi pada penelitian lanjutan di perangkat Android.</w:t>
+      </w:r>
+    </w:p>
+    <w:p>
+      <w:pPr>
+        <w:pStyle w:val="Heading2"/>
+      </w:pPr>
+      <w:bookmarkStart w:id="87" w:name="saran"/>
+      <w:r>
+        <w:t xml:space="preserve">5.3 Saran</w:t>
+      </w:r>
+      <w:bookmarkEnd w:id="87"/>
+    </w:p>
+    <w:p>
+      <w:pPr>
+        <w:pStyle w:val="FirstParagraph"/>
+      </w:pPr>
+      <w:r>
+        <w:t xml:space="preserve">Berdasarkan batasan dan temuan penelitian, penulis merekomendasikan beberapa pengembangan untuk penelitian selanjutnya di bidang</w:t>
+      </w:r>
+      <w:r>
+        <w:t xml:space="preserve"> </w:t>
+      </w:r>
+      <w:r>
+        <w:rPr>
+          <w:i/>
+        </w:rPr>
+        <w:t xml:space="preserve">Edge Intelligence</w:t>
+      </w:r>
+      <w:r>
+        <w:t xml:space="preserve">:</w:t>
+      </w:r>
+    </w:p>
+    <w:p>
+      <w:pPr>
+        <w:numPr>
+          <w:ilvl w:val="0"/>
+          <w:numId w:val="1017"/>
+        </w:numPr>
+        <w:pStyle w:val="Compact"/>
+      </w:pPr>
+      <w:r>
+        <w:rPr>
+          <w:b/>
+        </w:rPr>
+        <w:t xml:space="preserve">Eksplorasi Akselerator Komputasi Heterogen.</w:t>
+      </w:r>
+      <w:r>
+        <w:t xml:space="preserve"> </w:t>
+      </w:r>
+      <w:r>
+        <w:t xml:space="preserve">Penelitian selanjutnya disarankan mengintegrasikan kerangka inferensi yang mendukung delegasi beban kalkulasi pada modul AI khusus, seperti</w:t>
+      </w:r>
+      <w:r>
+        <w:t xml:space="preserve"> </w:t>
+      </w:r>
+      <w:r>
+        <w:rPr>
+          <w:i/>
+        </w:rPr>
+        <w:t xml:space="preserve">Neural Processing Unit</w:t>
+      </w:r>
+      <w:r>
+        <w:t xml:space="preserve"> </w:t>
+      </w:r>
+      <w:r>
+        <w:t xml:space="preserve">(NPU) atau akselerasi GPU mobile via Vulkan/OpenCL, untuk menembus limitasi komputasi yang bersifat CPU-</w:t>
+      </w:r>
+      <w:r>
+        <w:rPr>
+          <w:i/>
+        </w:rPr>
+        <w:t xml:space="preserve">bound</w:t>
+      </w:r>
+      <w:r>
+        <w:t xml:space="preserve">.</w:t>
+      </w:r>
+    </w:p>
+    <w:p>
+      <w:pPr>
+        <w:numPr>
+          <w:ilvl w:val="0"/>
+          <w:numId w:val="1017"/>
+        </w:numPr>
+        <w:pStyle w:val="Compact"/>
+      </w:pPr>
+      <w:r>
+        <w:rPr>
+          <w:b/>
+        </w:rPr>
+        <w:t xml:space="preserve">Evaluasi Algoritma Kuantisasi Berbasis Aktivasi.</w:t>
+      </w:r>
+      <w:r>
+        <w:t xml:space="preserve"> </w:t>
+      </w:r>
+      <w:r>
+        <w:t xml:space="preserve">Guna mempertahankan kualitas kognitif pada tingkat kompresi rendah, disarankan melakukan komparasi metode</w:t>
+      </w:r>
+      <w:r>
+        <w:t xml:space="preserve"> </w:t>
+      </w:r>
+      <w:r>
+        <w:rPr>
+          <w:i/>
+        </w:rPr>
+        <w:t xml:space="preserve">k-quants</w:t>
+      </w:r>
+      <w:r>
+        <w:t xml:space="preserve"> </w:t>
+      </w:r>
+      <w:r>
+        <w:t xml:space="preserve">dengan algoritma mutakhir seperti AWQ (Lin dkk., 2023) yang lebih adaptif dalam melindungi bobot</w:t>
+      </w:r>
+      <w:r>
+        <w:t xml:space="preserve"> </w:t>
+      </w:r>
+      <w:r>
+        <w:rPr>
+          <w:i/>
+        </w:rPr>
+        <w:t xml:space="preserve">outliers</w:t>
+      </w:r>
+      <w:r>
+        <w:t xml:space="preserve">.</w:t>
+      </w:r>
+    </w:p>
+    <w:p>
+      <w:pPr>
+        <w:numPr>
+          <w:ilvl w:val="0"/>
+          <w:numId w:val="1017"/>
+        </w:numPr>
+        <w:pStyle w:val="Compact"/>
+      </w:pPr>
+      <w:r>
+        <w:rPr>
+          <w:b/>
+        </w:rPr>
         <w:t xml:space="preserve">Integrasi Antarmuka Pengguna Grafis (</w:t>
       </w:r>
       <w:r>
@@ -13689,18 +16614,33 @@
         <w:t xml:space="preserve"> </w:t>
       </w:r>
       <w:r>
-        <w:t xml:space="preserve">(JNI). Tujuannya adalah mentransformasi sistem berbasis CLI menjadi asisten AI interaktif yang lebih intuitif dan aksesibel.</w:t>
+        <w:t xml:space="preserve">(JNI). Tujuannya adalah mentransformasi sistem berbasis CLI menjadi asisten AI interaktif yang lebih intuitif dan aksesibel, sebagaimana dipraktikkan oleh kerangka pengembangan</w:t>
+      </w:r>
+      <w:r>
+        <w:t xml:space="preserve"> </w:t>
+      </w:r>
+      <w:r>
+        <w:rPr>
+          <w:i/>
+        </w:rPr>
+        <w:t xml:space="preserve">Edge AI end-to-end</w:t>
+      </w:r>
+      <w:r>
+        <w:t xml:space="preserve"> </w:t>
+      </w:r>
+      <w:r>
+        <w:t xml:space="preserve">(Situnayake &amp; Plunkett, 2023).</w:t>
       </w:r>
     </w:p>
     <w:p>
       <w:pPr>
         <w:pStyle w:val="Heading1"/>
       </w:pPr>
-      <w:bookmarkStart w:id="86" w:name="daftar-pustaka"/>
+      <w:bookmarkStart w:id="88" w:name="daftar-pustaka"/>
       <w:r>
         <w:t xml:space="preserve">DAFTAR PUSTAKA</w:t>
       </w:r>
-      <w:bookmarkEnd w:id="86"/>
+      <w:bookmarkEnd w:id="88"/>
     </w:p>
     <w:p>
       <w:pPr>
@@ -13757,6 +16697,29 @@
         <w:pStyle w:val="BodyText"/>
       </w:pPr>
       <w:r>
+        <w:t xml:space="preserve">Çöplü, T., Loedi, M., Bendiken, A., Makohin, M., Bouw, J. J., &amp; Cobb, S. (2023).</w:t>
+      </w:r>
+      <w:r>
+        <w:t xml:space="preserve"> </w:t>
+      </w:r>
+      <w:r>
+        <w:rPr>
+          <w:i/>
+        </w:rPr>
+        <w:t xml:space="preserve">A Performance Evaluation of a Quantized Large Language Model on Various Smartphones</w:t>
+      </w:r>
+      <w:r>
+        <w:t xml:space="preserve"> </w:t>
+      </w:r>
+      <w:r>
+        <w:t xml:space="preserve">(arXiv:2312.12472). arXiv. https://arxiv.org/abs/2312.12472</w:t>
+      </w:r>
+    </w:p>
+    <w:p>
+      <w:pPr>
+        <w:pStyle w:val="BodyText"/>
+      </w:pPr>
+      <w:r>
         <w:t xml:space="preserve">Dettmers, T., Pagnoni, A., Holtzman, A., &amp; Zettlemoyer, L. (2023). QLoRA: Efficient Finetuning of Quantized LLMs.</w:t>
       </w:r>
       <w:r>
@@ -13817,6 +16780,52 @@
         <w:pStyle w:val="BodyText"/>
       </w:pPr>
       <w:r>
+        <w:t xml:space="preserve">Gope, D., Mansell, D., Loh, D., &amp; Bratt, I. (2025).</w:t>
+      </w:r>
+      <w:r>
+        <w:t xml:space="preserve"> </w:t>
+      </w:r>
+      <w:r>
+        <w:rPr>
+          <w:i/>
+        </w:rPr>
+        <w:t xml:space="preserve">Highly Optimized Kernels and Fine-Grained Codebooks for LLM Inference on Arm CPUs</w:t>
+      </w:r>
+      <w:r>
+        <w:t xml:space="preserve"> </w:t>
+      </w:r>
+      <w:r>
+        <w:t xml:space="preserve">(arXiv:2501.00032). arXiv. https://arxiv.org/abs/2501.00032</w:t>
+      </w:r>
+    </w:p>
+    <w:p>
+      <w:pPr>
+        <w:pStyle w:val="BodyText"/>
+      </w:pPr>
+      <w:r>
+        <w:t xml:space="preserve">Husom, E. J., Goknil, A., Astekin, M., Shar, L. K., Kåsen, A., Sen, S., Mithassel, B. A., &amp; Soylu, A. (2024).</w:t>
+      </w:r>
+      <w:r>
+        <w:t xml:space="preserve"> </w:t>
+      </w:r>
+      <w:r>
+        <w:rPr>
+          <w:i/>
+        </w:rPr>
+        <w:t xml:space="preserve">Sustainable LLM Inference for Edge AI: Evaluating Quantized LLMs for Energy Efficiency, Output Accuracy, and Inference Latency</w:t>
+      </w:r>
+      <w:r>
+        <w:t xml:space="preserve"> </w:t>
+      </w:r>
+      <w:r>
+        <w:t xml:space="preserve">(arXiv:2504.03360). arXiv. https://arxiv.org/abs/2504.03360</w:t>
+      </w:r>
+    </w:p>
+    <w:p>
+      <w:pPr>
+        <w:pStyle w:val="BodyText"/>
+      </w:pPr>
+      <w:r>
         <w:t xml:space="preserve">Jin, R., Du, J., Huang, W., Liu, W., Luan, J., Wang, B., &amp; Xiong, D. (2024). A Comprehensive Evaluation of Quantization Strategies for Large Language Models.</w:t>
       </w:r>
       <w:r>
@@ -13837,6 +16846,67 @@
         <w:pStyle w:val="BodyText"/>
       </w:pPr>
       <w:r>
+        <w:t xml:space="preserve">Kurtić, E., Marques, A., Pandit, S., Kurtz, M., &amp; Alistarh, D. (2024).</w:t>
+      </w:r>
+      <w:r>
+        <w:t xml:space="preserve"> </w:t>
+      </w:r>
+      <w:r>
+        <w:rPr>
+          <w:i/>
+        </w:rPr>
+        <w:t xml:space="preserve">“</w:t>
+      </w:r>
+      <w:r>
+        <w:rPr>
+          <w:i/>
+        </w:rPr>
+        <w:t xml:space="preserve">Give Me BF16 or Give Me Death</w:t>
+      </w:r>
+      <w:r>
+        <w:rPr>
+          <w:i/>
+        </w:rPr>
+        <w:t xml:space="preserve">”</w:t>
+      </w:r>
+      <w:r>
+        <w:rPr>
+          <w:i/>
+        </w:rPr>
+        <w:t xml:space="preserve">? Accuracy-Performance Trade-Offs in LLM Quantization</w:t>
+      </w:r>
+      <w:r>
+        <w:t xml:space="preserve"> </w:t>
+      </w:r>
+      <w:r>
+        <w:t xml:space="preserve">(arXiv:2411.02355). arXiv. https://arxiv.org/abs/2411.02355</w:t>
+      </w:r>
+    </w:p>
+    <w:p>
+      <w:pPr>
+        <w:pStyle w:val="BodyText"/>
+      </w:pPr>
+      <w:r>
+        <w:t xml:space="preserve">Laskaridis, S., Katevas, K., Minto, L., &amp; Haddadi, H. (2024). MELTing point: Mobile Evaluation of Language Transformers.</w:t>
+      </w:r>
+      <w:r>
+        <w:t xml:space="preserve"> </w:t>
+      </w:r>
+      <w:r>
+        <w:rPr>
+          <w:i/>
+        </w:rPr>
+        <w:t xml:space="preserve">Proceedings of the 30th Annual International Conference on Mobile Computing and Networking (MobiCom ’24)</w:t>
+      </w:r>
+      <w:r>
+        <w:t xml:space="preserve">. https://doi.org/10.1145/3636534.3690668</w:t>
+      </w:r>
+    </w:p>
+    <w:p>
+      <w:pPr>
+        <w:pStyle w:val="BodyText"/>
+      </w:pPr>
+      <w:r>
         <w:t xml:space="preserve">Lin, J., Tang, J., Tang, H., Yang, S., Dang, X., Gan, C., &amp; Han, S. (2023). AWQ: Activation-Aware Weight Quantization for On-Device LLM Compression and Acceleration.</w:t>
       </w:r>
       <w:r>
@@ -13857,6 +16927,72 @@
         <w:pStyle w:val="BodyText"/>
       </w:pPr>
       <w:r>
+        <w:t xml:space="preserve">Liquid AI. (2025).</w:t>
+      </w:r>
+      <w:r>
+        <w:t xml:space="preserve"> </w:t>
+      </w:r>
+      <w:r>
+        <w:rPr>
+          <w:i/>
+        </w:rPr>
+        <w:t xml:space="preserve">LFM2 Technical Report</w:t>
+      </w:r>
+      <w:r>
+        <w:t xml:space="preserve"> </w:t>
+      </w:r>
+      <w:r>
+        <w:t xml:space="preserve">(arXiv:2511.23404). arXiv. https://arxiv.org/abs/2511.23404</w:t>
+      </w:r>
+    </w:p>
+    <w:p>
+      <w:pPr>
+        <w:pStyle w:val="BodyText"/>
+      </w:pPr>
+      <w:r>
+        <w:t xml:space="preserve">Lu, Z., Li, X., Cai, D., Yi, R., Liu, F., Liu, W., Luan, J., Zhang, X., Lane, N. D., &amp; Xu, M. (2025). Demystifying Small Language Models for Edge Deployment.</w:t>
+      </w:r>
+      <w:r>
+        <w:t xml:space="preserve"> </w:t>
+      </w:r>
+      <w:r>
+        <w:rPr>
+          <w:i/>
+        </w:rPr>
+        <w:t xml:space="preserve">Proceedings of the 63rd Annual Meeting of the Association for Computational Linguistics (ACL 2025, Volume 1: Long Papers)</w:t>
+      </w:r>
+      <w:r>
+        <w:t xml:space="preserve">, 14747–14764. https://doi.org/10.18653/v1/2025.acl-long.718</w:t>
+      </w:r>
+    </w:p>
+    <w:p>
+      <w:pPr>
+        <w:pStyle w:val="BodyText"/>
+      </w:pPr>
+      <w:r>
+        <w:t xml:space="preserve">Murthy, R., Yang, L., Tan, J., Awalgaonkar, T. M., Zhou, Y., Heinecke, S., Desai, S., Wu, J., Xu, R., Tan, S., Zhang, J., Liu, Z., Kokane, S., Liu, Z., Zhu, M., Wang, H., Xiong, C., &amp; Savarese, S. (2024).</w:t>
+      </w:r>
+      <w:r>
+        <w:t xml:space="preserve"> </w:t>
+      </w:r>
+      <w:r>
+        <w:rPr>
+          <w:i/>
+        </w:rPr>
+        <w:t xml:space="preserve">MobileAIBench: Benchmarking LLMs and LMMs for On-Device Use Cases</w:t>
+      </w:r>
+      <w:r>
+        <w:t xml:space="preserve"> </w:t>
+      </w:r>
+      <w:r>
+        <w:t xml:space="preserve">(arXiv:2406.10290). arXiv. https://arxiv.org/abs/2406.10290</w:t>
+      </w:r>
+    </w:p>
+    <w:p>
+      <w:pPr>
+        <w:pStyle w:val="BodyText"/>
+      </w:pPr>
+      <w:r>
         <w:t xml:space="preserve">Nurohim, A., Saifulloh, M., &amp; Rahmawati, D. (2025). Analisis Komparatif</w:t>
       </w:r>
       <w:r>
@@ -13892,6 +17028,29 @@
         <w:pStyle w:val="BodyText"/>
       </w:pPr>
       <w:r>
+        <w:t xml:space="preserve">Qwen Team. (2025).</w:t>
+      </w:r>
+      <w:r>
+        <w:t xml:space="preserve"> </w:t>
+      </w:r>
+      <w:r>
+        <w:rPr>
+          <w:i/>
+        </w:rPr>
+        <w:t xml:space="preserve">Qwen3 Technical Report</w:t>
+      </w:r>
+      <w:r>
+        <w:t xml:space="preserve"> </w:t>
+      </w:r>
+      <w:r>
+        <w:t xml:space="preserve">(arXiv:2505.09388). arXiv. https://arxiv.org/abs/2505.09388</w:t>
+      </w:r>
+    </w:p>
+    <w:p>
+      <w:pPr>
+        <w:pStyle w:val="BodyText"/>
+      </w:pPr>
+      <w:r>
         <w:t xml:space="preserve">Ray, P., &amp; Pradhan, T. (2026). Performance Analysis of Localised</w:t>
       </w:r>
       <w:r>
@@ -13962,6 +17121,49 @@
         <w:pStyle w:val="BodyText"/>
       </w:pPr>
       <w:r>
+        <w:t xml:space="preserve">Situnayake, D., &amp; Plunkett, J. (2023).</w:t>
+      </w:r>
+      <w:r>
+        <w:t xml:space="preserve"> </w:t>
+      </w:r>
+      <w:r>
+        <w:rPr>
+          <w:i/>
+        </w:rPr>
+        <w:t xml:space="preserve">AI at the Edge: Solving Real-World Problems with Embedded Machine Learning</w:t>
+      </w:r>
+      <w:r>
+        <w:t xml:space="preserve">. O’Reilly Media.</w:t>
+      </w:r>
+    </w:p>
+    <w:p>
+      <w:pPr>
+        <w:pStyle w:val="BodyText"/>
+      </w:pPr>
+      <w:r>
+        <w:t xml:space="preserve">Tan, F., Lee, R., Dudziak, Ł., Hu, S. X., Bhattacharya, S., Hospedales, T., Tzimiropoulos, G., &amp; Martinez, B. (2024).</w:t>
+      </w:r>
+      <w:r>
+        <w:t xml:space="preserve"> </w:t>
+      </w:r>
+      <w:r>
+        <w:rPr>
+          <w:i/>
+        </w:rPr>
+        <w:t xml:space="preserve">MobileQuant: Mobile-friendly Quantization for On-device Language Models</w:t>
+      </w:r>
+      <w:r>
+        <w:t xml:space="preserve"> </w:t>
+      </w:r>
+      <w:r>
+        <w:t xml:space="preserve">(arXiv:2408.13933). arXiv. https://arxiv.org/abs/2408.13933</w:t>
+      </w:r>
+    </w:p>
+    <w:p>
+      <w:pPr>
+        <w:pStyle w:val="BodyText"/>
+      </w:pPr>
+      <w:r>
         <w:t xml:space="preserve">Touvron, H., Lavril, T., Izacard, G., Martinet, X., Lachaux, M.-A., Lacroix, T., Rozière, B., Goyal, N., Hambro, E., Azhar, F., Rodriguez, A., Joulin, A., Grave, E., &amp; Lample, G. (2023). LLaMA: Open and Efficient Foundation Language Models.</w:t>
       </w:r>
       <w:r>
@@ -13975,6 +17177,26 @@
       </w:r>
       <w:r>
         <w:t xml:space="preserve">.</w:t>
+      </w:r>
+    </w:p>
+    <w:p>
+      <w:pPr>
+        <w:pStyle w:val="BodyText"/>
+      </w:pPr>
+      <w:r>
+        <w:t xml:space="preserve">Warden, P., &amp; Situnayake, D. (2019).</w:t>
+      </w:r>
+      <w:r>
+        <w:t xml:space="preserve"> </w:t>
+      </w:r>
+      <w:r>
+        <w:rPr>
+          <w:i/>
+        </w:rPr>
+        <w:t xml:space="preserve">TinyML: Machine Learning with TensorFlow Lite on Arduino and Ultra-Low-Power Microcontrollers</w:t>
+      </w:r>
+      <w:r>
+        <w:t xml:space="preserve">. O’Reilly Media.</w:t>
       </w:r>
     </w:p>
     <w:p>
@@ -14844,6 +18066,9 @@
     </w:lvlOverride>
   </w:num>
   <w:num w:numId="1014">
+    <w:abstractNumId w:val="991"/>
+  </w:num>
+  <w:num w:numId="1015">
     <w:abstractNumId w:val="99411"/>
     <w:lvlOverride w:ilvl="0">
       <w:startOverride w:val="1"/>
@@ -14873,7 +18098,37 @@
       <w:startOverride w:val="1"/>
     </w:lvlOverride>
   </w:num>
-  <w:num w:numId="1015">
+  <w:num w:numId="1016">
+    <w:abstractNumId w:val="99411"/>
+    <w:lvlOverride w:ilvl="0">
+      <w:startOverride w:val="1"/>
+    </w:lvlOverride>
+    <w:lvlOverride w:ilvl="1">
+      <w:startOverride w:val="1"/>
+    </w:lvlOverride>
+    <w:lvlOverride w:ilvl="2">
+      <w:startOverride w:val="1"/>
+    </w:lvlOverride>
+    <w:lvlOverride w:ilvl="3">
+      <w:startOverride w:val="1"/>
+    </w:lvlOverride>
+    <w:lvlOverride w:ilvl="4">
+      <w:startOverride w:val="1"/>
+    </w:lvlOverride>
+    <w:lvlOverride w:ilvl="5">
+      <w:startOverride w:val="1"/>
+    </w:lvlOverride>
+    <w:lvlOverride w:ilvl="6">
+      <w:startOverride w:val="1"/>
+    </w:lvlOverride>
+    <w:lvlOverride w:ilvl="7">
+      <w:startOverride w:val="1"/>
+    </w:lvlOverride>
+    <w:lvlOverride w:ilvl="8">
+      <w:startOverride w:val="1"/>
+    </w:lvlOverride>
+  </w:num>
+  <w:num w:numId="1017">
     <w:abstractNumId w:val="99411"/>
     <w:lvlOverride w:ilvl="0">
       <w:startOverride w:val="1"/>

--- a/docs/Skripsi_PTQ_SLM_Android.docx
+++ b/docs/Skripsi_PTQ_SLM_Android.docx
@@ -2967,37 +2967,250 @@
         <w:t xml:space="preserve"> </w:t>
       </w:r>
       <w:r>
-        <w:t xml:space="preserve">yang diakibatkan oleh keterbatasan arsitektur memori bawaan (Zhang dkk., 2024). Kerangka konseptual</w:t>
-      </w:r>
-      <w:r>
-        <w:t xml:space="preserve"> </w:t>
-      </w:r>
-      <w:r>
-        <w:rPr>
-          <w:i/>
-        </w:rPr>
-        <w:t xml:space="preserve">Edge AI</w:t>
-      </w:r>
-      <w:r>
-        <w:t xml:space="preserve"> </w:t>
-      </w:r>
-      <w:r>
-        <w:t xml:space="preserve">secara komprehensif disusun dalam dua sumber rujukan utama yang menjabarkan praktik</w:t>
-      </w:r>
-      <w:r>
-        <w:t xml:space="preserve"> </w:t>
-      </w:r>
-      <w:r>
-        <w:rPr>
-          <w:i/>
-        </w:rPr>
-        <w:t xml:space="preserve">embedded machine learning</w:t>
-      </w:r>
-      <w:r>
-        <w:t xml:space="preserve"> </w:t>
-      </w:r>
-      <w:r>
-        <w:t xml:space="preserve">dari era mikrokontroler hingga perangkat</w:t>
+        <w:t xml:space="preserve">yang diakibatkan oleh keterbatasan arsitektur memori bawaan (Zhang dkk., 2024). Hierarki sistem</w:t>
+      </w:r>
+      <w:r>
+        <w:t xml:space="preserve"> </w:t>
+      </w:r>
+      <w:r>
+        <w:rPr>
+          <w:i/>
+        </w:rPr>
+        <w:t xml:space="preserve">Edge Intelligence</w:t>
+      </w:r>
+      <w:r>
+        <w:t xml:space="preserve"> </w:t>
+      </w:r>
+      <w:r>
+        <w:t xml:space="preserve">dapat dilihat pada Gambar 2.2.</w:t>
+      </w:r>
+    </w:p>
+    <w:p>
+      <w:pPr>
+        <w:pStyle w:val="Heading3"/>
+      </w:pPr>
+      <w:bookmarkStart w:id="38" w:name="Xdd561efe2ebb473bc0c395efa2fd6f02e58caf8"/>
+      <w:r>
+        <w:t xml:space="preserve">2.1.2</w:t>
+      </w:r>
+      <w:r>
+        <w:t xml:space="preserve"> </w:t>
+      </w:r>
+      <w:r>
+        <w:rPr>
+          <w:i/>
+        </w:rPr>
+        <w:t xml:space="preserve">Large Language Models</w:t>
+      </w:r>
+      <w:r>
+        <w:t xml:space="preserve"> </w:t>
+      </w:r>
+      <w:r>
+        <w:t xml:space="preserve">(LLM) dan Fleksibilitasnya</w:t>
+      </w:r>
+      <w:bookmarkEnd w:id="38"/>
+    </w:p>
+    <w:p>
+      <w:pPr>
+        <w:pStyle w:val="FirstParagraph"/>
+      </w:pPr>
+      <w:r>
+        <w:rPr>
+          <w:i/>
+        </w:rPr>
+        <w:t xml:space="preserve">Large Language Models</w:t>
+      </w:r>
+      <w:r>
+        <w:t xml:space="preserve"> </w:t>
+      </w:r>
+      <w:r>
+        <w:t xml:space="preserve">(LLM) merujuk pada arsitektur</w:t>
+      </w:r>
+      <w:r>
+        <w:t xml:space="preserve"> </w:t>
+      </w:r>
+      <w:r>
+        <w:rPr>
+          <w:i/>
+        </w:rPr>
+        <w:t xml:space="preserve">neural network</w:t>
+      </w:r>
+      <w:r>
+        <w:t xml:space="preserve"> </w:t>
+      </w:r>
+      <w:r>
+        <w:t xml:space="preserve">skala masif yang dilatih menggunakan volume data teks dalam triliunan token. Pendekatan paradigmatik LLM modern—mulai dari</w:t>
+      </w:r>
+      <w:r>
+        <w:t xml:space="preserve"> </w:t>
+      </w:r>
+      <w:r>
+        <w:rPr>
+          <w:i/>
+        </w:rPr>
+        <w:t xml:space="preserve">pre-training</w:t>
+      </w:r>
+      <w:r>
+        <w:t xml:space="preserve">,</w:t>
+      </w:r>
+      <w:r>
+        <w:t xml:space="preserve"> </w:t>
+      </w:r>
+      <w:r>
+        <w:rPr>
+          <w:i/>
+        </w:rPr>
+        <w:t xml:space="preserve">prompting</w:t>
+      </w:r>
+      <w:r>
+        <w:t xml:space="preserve">, hingga</w:t>
+      </w:r>
+      <w:r>
+        <w:t xml:space="preserve"> </w:t>
+      </w:r>
+      <w:r>
+        <w:rPr>
+          <w:i/>
+        </w:rPr>
+        <w:t xml:space="preserve">alignment</w:t>
+      </w:r>
+      <w:r>
+        <w:t xml:space="preserve"> </w:t>
+      </w:r>
+      <w:r>
+        <w:t xml:space="preserve">dan</w:t>
+      </w:r>
+      <w:r>
+        <w:t xml:space="preserve"> </w:t>
+      </w:r>
+      <w:r>
+        <w:rPr>
+          <w:i/>
+        </w:rPr>
+        <w:t xml:space="preserve">inference</w:t>
+      </w:r>
+      <w:r>
+        <w:t xml:space="preserve">—secara komprehensif disusun oleh Xiao dan Zhu (2025) dalam buku ajar</w:t>
+      </w:r>
+      <w:r>
+        <w:t xml:space="preserve"> </w:t>
+      </w:r>
+      <w:r>
+        <w:rPr>
+          <w:i/>
+        </w:rPr>
+        <w:t xml:space="preserve">Foundations of Large Language Models</w:t>
+      </w:r>
+      <w:r>
+        <w:t xml:space="preserve">. Sebagai fondasi dasar, LLaMA merupakan salah satu pelopor</w:t>
+      </w:r>
+      <w:r>
+        <w:t xml:space="preserve"> </w:t>
+      </w:r>
+      <w:r>
+        <w:rPr>
+          <w:i/>
+        </w:rPr>
+        <w:t xml:space="preserve">open-source foundation language model</w:t>
+      </w:r>
+      <w:r>
+        <w:t xml:space="preserve"> </w:t>
+      </w:r>
+      <w:r>
+        <w:t xml:space="preserve">berskala besar yang dibangun murni menggunakan dataset publik, dengan kapasitas parameter mulai 7 miliar hingga 65 miliar (Touvron dkk., 2023). Fleksibilitas arsitektur LLM bahkan telah dimanfaatkan sebagai agen kognitif untuk otomatisasi penyusunan jaringan nirkabel di kawasan urban cerdas (Sevim &amp; Ibrahim, 2024), yang menegaskan bahwa model bahasa modern berperan layaknya otak virtual universal.</w:t>
+      </w:r>
+    </w:p>
+    <w:p>
+      <w:pPr>
+        <w:pStyle w:val="Heading3"/>
+      </w:pPr>
+      <w:bookmarkStart w:id="39" w:name="X299e509303d607ae34a350b2c3e935b344b7736"/>
+      <w:r>
+        <w:t xml:space="preserve">2.1.3</w:t>
+      </w:r>
+      <w:r>
+        <w:t xml:space="preserve"> </w:t>
+      </w:r>
+      <w:r>
+        <w:rPr>
+          <w:i/>
+        </w:rPr>
+        <w:t xml:space="preserve">Small Language Models</w:t>
+      </w:r>
+      <w:r>
+        <w:t xml:space="preserve"> </w:t>
+      </w:r>
+      <w:r>
+        <w:t xml:space="preserve">(SLM) dan Limitasi Perangkat Seluler</w:t>
+      </w:r>
+      <w:bookmarkEnd w:id="39"/>
+    </w:p>
+    <w:p>
+      <w:pPr>
+        <w:pStyle w:val="FirstParagraph"/>
+      </w:pPr>
+      <w:r>
+        <w:t xml:space="preserve">Sebagai respons atas mahalnya ongkos inferensi LLM raksasa, para peneliti berinovasi menciptakan</w:t>
+      </w:r>
+      <w:r>
+        <w:t xml:space="preserve"> </w:t>
+      </w:r>
+      <w:r>
+        <w:rPr>
+          <w:i/>
+        </w:rPr>
+        <w:t xml:space="preserve">Small Language Models</w:t>
+      </w:r>
+      <w:r>
+        <w:t xml:space="preserve"> </w:t>
+      </w:r>
+      <w:r>
+        <w:t xml:space="preserve">(SLM). Arsitektur SLM menyuguhkan desain jaringan parameter yang jauh lebih ramping (umumnya 1–7 miliar parameter) namun sanggup mempertahankan kompetensi analitis yang memadai. Survei komprehensif atas lebih dari 60 SLM oleh Lu dkk. (2025) menunjukkan bahwa SLM</w:t>
+      </w:r>
+      <w:r>
+        <w:t xml:space="preserve"> </w:t>
+      </w:r>
+      <w:r>
+        <w:rPr>
+          <w:i/>
+        </w:rPr>
+        <w:t xml:space="preserve">state-of-the-art</w:t>
+      </w:r>
+      <w:r>
+        <w:t xml:space="preserve"> </w:t>
+      </w:r>
+      <w:r>
+        <w:t xml:space="preserve">dapat mengungguli model 7B pada</w:t>
+      </w:r>
+      <w:r>
+        <w:t xml:space="preserve"> </w:t>
+      </w:r>
+      <w:r>
+        <w:rPr>
+          <w:i/>
+        </w:rPr>
+        <w:t xml:space="preserve">task</w:t>
+      </w:r>
+      <w:r>
+        <w:t xml:space="preserve"> </w:t>
+      </w:r>
+      <w:r>
+        <w:t xml:space="preserve">umum, sehingga viabilitas praktis SLM sebagai pilihan utama</w:t>
+      </w:r>
+      <w:r>
+        <w:t xml:space="preserve"> </w:t>
+      </w:r>
+      <w:r>
+        <w:rPr>
+          <w:i/>
+        </w:rPr>
+        <w:t xml:space="preserve">on-device</w:t>
+      </w:r>
+      <w:r>
+        <w:t xml:space="preserve"> </w:t>
+      </w:r>
+      <w:r>
+        <w:t xml:space="preserve">terbukti secara empiris. Keringkasan arsitektur SLM menjadikannya primadona untuk disematkan langsung ke dalam</w:t>
       </w:r>
       <w:r>
         <w:t xml:space="preserve"> </w:t>
@@ -3009,402 +3222,177 @@
         <w:t xml:space="preserve">smartphone</w:t>
       </w:r>
       <w:r>
-        <w:t xml:space="preserve"> </w:t>
-      </w:r>
-      <w:r>
-        <w:t xml:space="preserve">modern, yaitu Warden &amp; Situnayake (2019) untuk era</w:t>
-      </w:r>
-      <w:r>
-        <w:t xml:space="preserve"> </w:t>
-      </w:r>
-      <w:r>
-        <w:rPr>
-          <w:i/>
-        </w:rPr>
-        <w:t xml:space="preserve">TinyML</w:t>
-      </w:r>
-      <w:r>
-        <w:t xml:space="preserve"> </w:t>
-      </w:r>
-      <w:r>
-        <w:t xml:space="preserve">dan Situnayake &amp; Plunkett (2023) untuk era</w:t>
-      </w:r>
-      <w:r>
-        <w:t xml:space="preserve"> </w:t>
-      </w:r>
-      <w:r>
-        <w:rPr>
-          <w:i/>
-        </w:rPr>
-        <w:t xml:space="preserve">Edge AI</w:t>
-      </w:r>
-      <w:r>
-        <w:t xml:space="preserve"> </w:t>
-      </w:r>
-      <w:r>
-        <w:t xml:space="preserve">lintas perangkat. Hierarki sistem</w:t>
-      </w:r>
-      <w:r>
-        <w:t xml:space="preserve"> </w:t>
-      </w:r>
-      <w:r>
-        <w:rPr>
-          <w:i/>
-        </w:rPr>
-        <w:t xml:space="preserve">Edge Intelligence</w:t>
-      </w:r>
-      <w:r>
-        <w:t xml:space="preserve"> </w:t>
-      </w:r>
-      <w:r>
-        <w:t xml:space="preserve">dapat dilihat pada Gambar 2.2.</w:t>
+        <w:t xml:space="preserve">. Namun tantangan utamanya adalah arsitektur</w:t>
+      </w:r>
+      <w:r>
+        <w:t xml:space="preserve"> </w:t>
+      </w:r>
+      <w:r>
+        <w:rPr>
+          <w:i/>
+        </w:rPr>
+        <w:t xml:space="preserve">shared memory</w:t>
+      </w:r>
+      <w:r>
+        <w:t xml:space="preserve">: RAM 8 GB pada Android harus dibagi untuk OS, antarmuka layar, dan aplikasi latar belakang. Apabila SLM dimuat penuh dan ukurannya melebihi ruang yang tersisa,</w:t>
+      </w:r>
+      <w:r>
+        <w:t xml:space="preserve"> </w:t>
+      </w:r>
+      <w:r>
+        <w:rPr>
+          <w:i/>
+        </w:rPr>
+        <w:t xml:space="preserve">Out of Memory Killer</w:t>
+      </w:r>
+      <w:r>
+        <w:t xml:space="preserve"> </w:t>
+      </w:r>
+      <w:r>
+        <w:t xml:space="preserve">akan menghentikan paksa (</w:t>
+      </w:r>
+      <w:r>
+        <w:rPr>
+          <w:i/>
+        </w:rPr>
+        <w:t xml:space="preserve">Force Close</w:t>
+      </w:r>
+      <w:r>
+        <w:t xml:space="preserve">) proses AI demi menyelamatkan sistem dari</w:t>
+      </w:r>
+      <w:r>
+        <w:t xml:space="preserve"> </w:t>
+      </w:r>
+      <w:r>
+        <w:rPr>
+          <w:i/>
+        </w:rPr>
+        <w:t xml:space="preserve">freeze</w:t>
+      </w:r>
+      <w:r>
+        <w:t xml:space="preserve">.</w:t>
       </w:r>
     </w:p>
     <w:p>
       <w:pPr>
         <w:pStyle w:val="Heading3"/>
       </w:pPr>
-      <w:bookmarkStart w:id="38" w:name="Xdd561efe2ebb473bc0c395efa2fd6f02e58caf8"/>
-      <w:r>
-        <w:t xml:space="preserve">2.1.2</w:t>
-      </w:r>
-      <w:r>
-        <w:t xml:space="preserve"> </w:t>
-      </w:r>
-      <w:r>
-        <w:rPr>
-          <w:i/>
-        </w:rPr>
-        <w:t xml:space="preserve">Large Language Models</w:t>
-      </w:r>
-      <w:r>
-        <w:t xml:space="preserve"> </w:t>
-      </w:r>
-      <w:r>
-        <w:t xml:space="preserve">(LLM) dan Fleksibilitasnya</w:t>
-      </w:r>
-      <w:bookmarkEnd w:id="38"/>
+      <w:bookmarkStart w:id="40" w:name="arsitektur-dasar-transformer"/>
+      <w:r>
+        <w:t xml:space="preserve">2.1.4 Arsitektur Dasar</w:t>
+      </w:r>
+      <w:r>
+        <w:t xml:space="preserve"> </w:t>
+      </w:r>
+      <w:r>
+        <w:rPr>
+          <w:i/>
+        </w:rPr>
+        <w:t xml:space="preserve">Transformer</w:t>
+      </w:r>
+      <w:bookmarkEnd w:id="40"/>
     </w:p>
     <w:p>
       <w:pPr>
         <w:pStyle w:val="FirstParagraph"/>
       </w:pPr>
       <w:r>
-        <w:rPr>
-          <w:i/>
-        </w:rPr>
-        <w:t xml:space="preserve">Large Language Models</w:t>
-      </w:r>
-      <w:r>
-        <w:t xml:space="preserve"> </w:t>
-      </w:r>
-      <w:r>
-        <w:t xml:space="preserve">(LLM) merujuk pada arsitektur</w:t>
-      </w:r>
-      <w:r>
-        <w:t xml:space="preserve"> </w:t>
-      </w:r>
-      <w:r>
-        <w:rPr>
-          <w:i/>
-        </w:rPr>
-        <w:t xml:space="preserve">neural network</w:t>
-      </w:r>
-      <w:r>
-        <w:t xml:space="preserve"> </w:t>
-      </w:r>
-      <w:r>
-        <w:t xml:space="preserve">skala masif yang dilatih menggunakan volume data teks dalam triliunan token. Sebagai fondasi dasar, LLaMA merupakan salah satu pelopor</w:t>
-      </w:r>
-      <w:r>
-        <w:t xml:space="preserve"> </w:t>
-      </w:r>
-      <w:r>
-        <w:rPr>
-          <w:i/>
-        </w:rPr>
-        <w:t xml:space="preserve">open-source foundation language model</w:t>
-      </w:r>
-      <w:r>
-        <w:t xml:space="preserve"> </w:t>
-      </w:r>
-      <w:r>
-        <w:t xml:space="preserve">berskala besar yang dibangun murni menggunakan dataset publik, dengan kapasitas parameter mulai 7 miliar hingga 65 miliar (Touvron dkk., 2023). Fleksibilitas arsitektur LLM bahkan telah dimanfaatkan sebagai agen kognitif untuk otomatisasi penyusunan jaringan nirkabel di kawasan urban cerdas (Sevim &amp; Ibrahim, 2024), yang menegaskan bahwa model bahasa modern berperan layaknya otak virtual universal.</w:t>
+        <w:t xml:space="preserve">Di balik kapabilitas LLM maupun SLM terdapat arsitektur</w:t>
+      </w:r>
+      <w:r>
+        <w:t xml:space="preserve"> </w:t>
+      </w:r>
+      <w:r>
+        <w:rPr>
+          <w:i/>
+        </w:rPr>
+        <w:t xml:space="preserve">Transformer</w:t>
+      </w:r>
+      <w:r>
+        <w:t xml:space="preserve"> </w:t>
+      </w:r>
+      <w:r>
+        <w:t xml:space="preserve">dengan mekanisme</w:t>
+      </w:r>
+      <w:r>
+        <w:t xml:space="preserve"> </w:t>
+      </w:r>
+      <w:r>
+        <w:rPr>
+          <w:i/>
+        </w:rPr>
+        <w:t xml:space="preserve">Self-Attention</w:t>
+      </w:r>
+      <w:r>
+        <w:t xml:space="preserve"> </w:t>
+      </w:r>
+      <w:r>
+        <w:t xml:space="preserve">yang memungkinkannya membaca seluruh kata dalam satu kalimat secara simultan, lalu menimbang keterikatan makna antar-token secara kontekstual (Prince, 2023). Kalkulasi bobot atensi antar-token ini melibatkan operasi matriks masif yang dilakukan lapis demi lapis (</w:t>
+      </w:r>
+      <w:r>
+        <w:rPr>
+          <w:i/>
+        </w:rPr>
+        <w:t xml:space="preserve">layer-by-layer</w:t>
+      </w:r>
+      <w:r>
+        <w:t xml:space="preserve">), sehingga</w:t>
+      </w:r>
+      <w:r>
+        <w:t xml:space="preserve"> </w:t>
+      </w:r>
+      <w:r>
+        <w:rPr>
+          <w:i/>
+        </w:rPr>
+        <w:t xml:space="preserve">Transformer</w:t>
+      </w:r>
+      <w:r>
+        <w:t xml:space="preserve"> </w:t>
+      </w:r>
+      <w:r>
+        <w:t xml:space="preserve">secara bawaan sangat rakus memori dan akan menuntut alokasi gigabyte RAM tambahan seiring dengan panjangnya</w:t>
+      </w:r>
+      <w:r>
+        <w:t xml:space="preserve"> </w:t>
+      </w:r>
+      <w:r>
+        <w:rPr>
+          <w:i/>
+        </w:rPr>
+        <w:t xml:space="preserve">prompt</w:t>
+      </w:r>
+      <w:r>
+        <w:t xml:space="preserve"> </w:t>
+      </w:r>
+      <w:r>
+        <w:t xml:space="preserve">yang diberikan pengguna.</w:t>
       </w:r>
     </w:p>
     <w:p>
       <w:pPr>
         <w:pStyle w:val="Heading3"/>
       </w:pPr>
-      <w:bookmarkStart w:id="39" w:name="X299e509303d607ae34a350b2c3e935b344b7736"/>
-      <w:r>
-        <w:t xml:space="preserve">2.1.3</w:t>
-      </w:r>
-      <w:r>
-        <w:t xml:space="preserve"> </w:t>
-      </w:r>
-      <w:r>
-        <w:rPr>
-          <w:i/>
-        </w:rPr>
-        <w:t xml:space="preserve">Small Language Models</w:t>
-      </w:r>
-      <w:r>
-        <w:t xml:space="preserve"> </w:t>
-      </w:r>
-      <w:r>
-        <w:t xml:space="preserve">(SLM) dan Limitasi Perangkat Seluler</w:t>
-      </w:r>
-      <w:bookmarkEnd w:id="39"/>
+      <w:bookmarkStart w:id="41" w:name="Xf5c3f1a75679e64ee2f853906d1bb781824abc0"/>
+      <w:r>
+        <w:t xml:space="preserve">2.1.5 Konsep Kuantisasi, Presisi Campuran (</w:t>
+      </w:r>
+      <w:r>
+        <w:rPr>
+          <w:i/>
+        </w:rPr>
+        <w:t xml:space="preserve">K-Quants</w:t>
+      </w:r>
+      <w:r>
+        <w:t xml:space="preserve">), dan Rentang 3-Bit hingga 5-Bit</w:t>
+      </w:r>
+      <w:bookmarkEnd w:id="41"/>
     </w:p>
     <w:p>
       <w:pPr>
         <w:pStyle w:val="FirstParagraph"/>
       </w:pPr>
       <w:r>
-        <w:t xml:space="preserve">Sebagai respons atas mahalnya ongkos inferensi LLM raksasa, para peneliti berinovasi menciptakan</w:t>
-      </w:r>
-      <w:r>
-        <w:t xml:space="preserve"> </w:t>
-      </w:r>
-      <w:r>
-        <w:rPr>
-          <w:i/>
-        </w:rPr>
-        <w:t xml:space="preserve">Small Language Models</w:t>
-      </w:r>
-      <w:r>
-        <w:t xml:space="preserve"> </w:t>
-      </w:r>
-      <w:r>
-        <w:t xml:space="preserve">(SLM). Arsitektur SLM menyuguhkan desain jaringan parameter yang jauh lebih ramping (umumnya 1–7 miliar parameter) namun sanggup mempertahankan kompetensi analitis yang memadai. Survei komprehensif atas lebih dari 60 SLM oleh Lu dkk. (2025) menunjukkan bahwa SLM</w:t>
-      </w:r>
-      <w:r>
-        <w:t xml:space="preserve"> </w:t>
-      </w:r>
-      <w:r>
-        <w:rPr>
-          <w:i/>
-        </w:rPr>
-        <w:t xml:space="preserve">state-of-the-art</w:t>
-      </w:r>
-      <w:r>
-        <w:t xml:space="preserve"> </w:t>
-      </w:r>
-      <w:r>
-        <w:t xml:space="preserve">dapat mengungguli model 7B pada</w:t>
-      </w:r>
-      <w:r>
-        <w:t xml:space="preserve"> </w:t>
-      </w:r>
-      <w:r>
-        <w:rPr>
-          <w:i/>
-        </w:rPr>
-        <w:t xml:space="preserve">task</w:t>
-      </w:r>
-      <w:r>
-        <w:t xml:space="preserve"> </w:t>
-      </w:r>
-      <w:r>
-        <w:t xml:space="preserve">umum, sehingga viabilitas praktis SLM sebagai pilihan utama</w:t>
-      </w:r>
-      <w:r>
-        <w:t xml:space="preserve"> </w:t>
-      </w:r>
-      <w:r>
-        <w:rPr>
-          <w:i/>
-        </w:rPr>
-        <w:t xml:space="preserve">on-device</w:t>
-      </w:r>
-      <w:r>
-        <w:t xml:space="preserve"> </w:t>
-      </w:r>
-      <w:r>
-        <w:t xml:space="preserve">terbukti secara empiris. Keringkasan arsitektur SLM menjadikannya primadona untuk disematkan langsung ke dalam</w:t>
-      </w:r>
-      <w:r>
-        <w:t xml:space="preserve"> </w:t>
-      </w:r>
-      <w:r>
-        <w:rPr>
-          <w:i/>
-        </w:rPr>
-        <w:t xml:space="preserve">smartphone</w:t>
-      </w:r>
-      <w:r>
-        <w:t xml:space="preserve">. Namun tantangan utamanya adalah arsitektur</w:t>
-      </w:r>
-      <w:r>
-        <w:t xml:space="preserve"> </w:t>
-      </w:r>
-      <w:r>
-        <w:rPr>
-          <w:i/>
-        </w:rPr>
-        <w:t xml:space="preserve">shared memory</w:t>
-      </w:r>
-      <w:r>
-        <w:t xml:space="preserve">: RAM 8 GB pada Android harus dibagi untuk OS, antarmuka layar, dan aplikasi latar belakang. Apabila SLM dimuat penuh dan ukurannya melebihi ruang yang tersisa,</w:t>
-      </w:r>
-      <w:r>
-        <w:t xml:space="preserve"> </w:t>
-      </w:r>
-      <w:r>
-        <w:rPr>
-          <w:i/>
-        </w:rPr>
-        <w:t xml:space="preserve">Out of Memory Killer</w:t>
-      </w:r>
-      <w:r>
-        <w:t xml:space="preserve"> </w:t>
-      </w:r>
-      <w:r>
-        <w:t xml:space="preserve">akan menghentikan paksa (</w:t>
-      </w:r>
-      <w:r>
-        <w:rPr>
-          <w:i/>
-        </w:rPr>
-        <w:t xml:space="preserve">Force Close</w:t>
-      </w:r>
-      <w:r>
-        <w:t xml:space="preserve">) proses AI demi menyelamatkan sistem dari</w:t>
-      </w:r>
-      <w:r>
-        <w:t xml:space="preserve"> </w:t>
-      </w:r>
-      <w:r>
-        <w:rPr>
-          <w:i/>
-        </w:rPr>
-        <w:t xml:space="preserve">freeze</w:t>
-      </w:r>
-      <w:r>
-        <w:t xml:space="preserve">.</w:t>
-      </w:r>
-    </w:p>
-    <w:p>
-      <w:pPr>
-        <w:pStyle w:val="Heading3"/>
-      </w:pPr>
-      <w:bookmarkStart w:id="40" w:name="arsitektur-dasar-transformer"/>
-      <w:r>
-        <w:t xml:space="preserve">2.1.4 Arsitektur Dasar</w:t>
-      </w:r>
-      <w:r>
-        <w:t xml:space="preserve"> </w:t>
-      </w:r>
-      <w:r>
-        <w:rPr>
-          <w:i/>
-        </w:rPr>
-        <w:t xml:space="preserve">Transformer</w:t>
-      </w:r>
-      <w:bookmarkEnd w:id="40"/>
-    </w:p>
-    <w:p>
-      <w:pPr>
-        <w:pStyle w:val="FirstParagraph"/>
-      </w:pPr>
-      <w:r>
-        <w:t xml:space="preserve">Di balik kapabilitas LLM maupun SLM terdapat arsitektur</w:t>
-      </w:r>
-      <w:r>
-        <w:t xml:space="preserve"> </w:t>
-      </w:r>
-      <w:r>
-        <w:rPr>
-          <w:i/>
-        </w:rPr>
-        <w:t xml:space="preserve">Transformer</w:t>
-      </w:r>
-      <w:r>
-        <w:t xml:space="preserve"> </w:t>
-      </w:r>
-      <w:r>
-        <w:t xml:space="preserve">dengan mekanisme</w:t>
-      </w:r>
-      <w:r>
-        <w:t xml:space="preserve"> </w:t>
-      </w:r>
-      <w:r>
-        <w:rPr>
-          <w:i/>
-        </w:rPr>
-        <w:t xml:space="preserve">Self-Attention</w:t>
-      </w:r>
-      <w:r>
-        <w:t xml:space="preserve"> </w:t>
-      </w:r>
-      <w:r>
-        <w:t xml:space="preserve">yang memungkinkannya membaca seluruh kata dalam satu kalimat secara simultan, lalu menimbang keterikatan makna antar-token secara kontekstual. Kalkulasi bobot atensi antar-token ini melibatkan operasi matriks masif yang dilakukan lapis demi lapis (</w:t>
-      </w:r>
-      <w:r>
-        <w:rPr>
-          <w:i/>
-        </w:rPr>
-        <w:t xml:space="preserve">layer-by-layer</w:t>
-      </w:r>
-      <w:r>
-        <w:t xml:space="preserve">), sehingga</w:t>
-      </w:r>
-      <w:r>
-        <w:t xml:space="preserve"> </w:t>
-      </w:r>
-      <w:r>
-        <w:rPr>
-          <w:i/>
-        </w:rPr>
-        <w:t xml:space="preserve">Transformer</w:t>
-      </w:r>
-      <w:r>
-        <w:t xml:space="preserve"> </w:t>
-      </w:r>
-      <w:r>
-        <w:t xml:space="preserve">secara bawaan sangat rakus memori dan akan menuntut alokasi gigabyte RAM tambahan seiring dengan panjangnya</w:t>
-      </w:r>
-      <w:r>
-        <w:t xml:space="preserve"> </w:t>
-      </w:r>
-      <w:r>
-        <w:rPr>
-          <w:i/>
-        </w:rPr>
-        <w:t xml:space="preserve">prompt</w:t>
-      </w:r>
-      <w:r>
-        <w:t xml:space="preserve"> </w:t>
-      </w:r>
-      <w:r>
-        <w:t xml:space="preserve">yang diberikan pengguna.</w:t>
-      </w:r>
-    </w:p>
-    <w:p>
-      <w:pPr>
-        <w:pStyle w:val="Heading3"/>
-      </w:pPr>
-      <w:bookmarkStart w:id="41" w:name="Xf5c3f1a75679e64ee2f853906d1bb781824abc0"/>
-      <w:r>
-        <w:t xml:space="preserve">2.1.5 Konsep Kuantisasi, Presisi Campuran (</w:t>
-      </w:r>
-      <w:r>
-        <w:rPr>
-          <w:i/>
-        </w:rPr>
-        <w:t xml:space="preserve">K-Quants</w:t>
-      </w:r>
-      <w:r>
-        <w:t xml:space="preserve">), dan Rentang 3-Bit hingga 5-Bit</w:t>
-      </w:r>
-      <w:bookmarkEnd w:id="41"/>
-    </w:p>
-    <w:p>
-      <w:pPr>
-        <w:pStyle w:val="FirstParagraph"/>
-      </w:pPr>
-      <w:r>
         <w:t xml:space="preserve">Kuantisasi (</w:t>
       </w:r>
       <w:r>
@@ -3429,7 +3417,7 @@
         <w:t xml:space="preserve"> </w:t>
       </w:r>
       <w:r>
-        <w:t xml:space="preserve">(Warden &amp; Situnayake, 2019). Saat sebuah model AI dilatih, bobot matriks jaringannya direkam dalam</w:t>
+        <w:t xml:space="preserve">(Prince, 2023). Saat sebuah model AI dilatih, bobot matriks jaringannya direkam dalam</w:t>
       </w:r>
       <w:r>
         <w:t xml:space="preserve"> </w:t>
@@ -3444,7 +3432,7 @@
         <w:t xml:space="preserve"> </w:t>
       </w:r>
       <w:r>
-        <w:t xml:space="preserve">berpresisi tinggi, umumnya 16-bit (FP16). Format murni ini memiliki ketepatan akurasi yang tinggi namun memakan kapasitas RAM secara eksesif. Kuantisasi menyederhanakan rangkaian pecahan desimal ini menjadi bilangan bulat yang lebih padat (INT5, INT4, atau bahkan INT3) (Dettmers dkk., 2023). Selain keluarga PTQ klasik (GPTQ, AWQ, dan GGUF</w:t>
+        <w:t xml:space="preserve">berpresisi tinggi, umumnya 16-bit (FP16). Format murni ini memiliki ketepatan akurasi yang tinggi namun memakan kapasitas RAM secara eksesif. Kuantisasi menyederhanakan rangkaian pecahan desimal ini menjadi bilangan bulat yang lebih padat (INT5, INT4, atau bahkan INT3) (Dettmers dkk., 2023). Pembahasan teknik inferensi LLM yang efisien beserta strategi kuantisasi modern pada tahap pasca-pelatihan dirangkum secara komprehensif oleh Xiao dan Zhu (2025). Selain keluarga PTQ klasik (GPTQ, AWQ, dan GGUF</w:t>
       </w:r>
       <w:r>
         <w:t xml:space="preserve"> </w:t>
@@ -4754,7 +4742,7 @@
         <w:pStyle w:val="BodyText"/>
       </w:pPr>
       <w:r>
-        <w:t xml:space="preserve">Pemaparan ringkas 12 penelitian pilar yang mendasari riset ini disajikan pada Tabel 2.1.</w:t>
+        <w:t xml:space="preserve">Pemaparan ringkas tujuh penelitian pilar paling representatif yang mendasari riset ini disajikan pada Tabel 2.1.</w:t>
       </w:r>
     </w:p>
     <w:p>
@@ -4771,16 +4759,16 @@
         <w:t xml:space="preserve"> </w:t>
       </w:r>
       <w:r>
-        <w:t xml:space="preserve">Matriks Perbandingan</w:t>
-      </w:r>
-      <w:r>
-        <w:t xml:space="preserve"> </w:t>
+        <w:t xml:space="preserve">Matriks Perbandingan Penelitian Terkait (</w:t>
       </w:r>
       <w:r>
         <w:rPr>
           <w:i/>
         </w:rPr>
         <w:t xml:space="preserve">State of the Art</w:t>
+      </w:r>
+      <w:r>
+        <w:t xml:space="preserve">)</w:t>
       </w:r>
     </w:p>
     <w:tbl>
@@ -4790,12 +4778,10 @@
         <w:tblLook w:firstRow="1"/>
       </w:tblPr>
       <w:tblGrid>
-        <w:gridCol w:w="1667"/>
-        <w:gridCol w:w="1250"/>
-        <w:gridCol w:w="1250"/>
-        <w:gridCol w:w="1250"/>
-        <w:gridCol w:w="1250"/>
-        <w:gridCol w:w="1250"/>
+        <w:gridCol w:w="1980"/>
+        <w:gridCol w:w="1980"/>
+        <w:gridCol w:w="1980"/>
+        <w:gridCol w:w="1980"/>
       </w:tblGrid>
       <w:tr>
         <w:trPr>
@@ -4811,10 +4797,10 @@
           <w:p>
             <w:pPr>
               <w:pStyle w:val="Compact"/>
-              <w:jc w:val="center"/>
-            </w:pPr>
-            <w:r>
-              <w:t xml:space="preserve">No</w:t>
+              <w:jc w:val="left"/>
+            </w:pPr>
+            <w:r>
+              <w:t xml:space="preserve">Penulis &amp; Judul Penelitian</w:t>
             </w:r>
           </w:p>
         </w:tc>
@@ -4831,7 +4817,7 @@
               <w:jc w:val="left"/>
             </w:pPr>
             <w:r>
-              <w:t xml:space="preserve">Penulis &amp; Tahun</w:t>
+              <w:t xml:space="preserve">Tujuan Penelitian</w:t>
             </w:r>
           </w:p>
         </w:tc>
@@ -4848,7 +4834,7 @@
               <w:jc w:val="left"/>
             </w:pPr>
             <w:r>
-              <w:t xml:space="preserve">Judul Penelitian</w:t>
+              <w:t xml:space="preserve">Metode Penelitian</w:t>
             </w:r>
           </w:p>
         </w:tc>
@@ -4865,41 +4851,7 @@
               <w:jc w:val="left"/>
             </w:pPr>
             <w:r>
-              <w:t xml:space="preserve">Metode &amp; Fokus</w:t>
-            </w:r>
-          </w:p>
-        </w:tc>
-        <w:tc>
-          <w:tcPr>
-            <w:tcBorders>
-              <w:bottom w:val="single"/>
-            </w:tcBorders>
-            <w:vAlign w:val="bottom"/>
-          </w:tcPr>
-          <w:p>
-            <w:pPr>
-              <w:pStyle w:val="Compact"/>
-              <w:jc w:val="left"/>
-            </w:pPr>
-            <w:r>
-              <w:t xml:space="preserve">Hasil Temuan</w:t>
-            </w:r>
-          </w:p>
-        </w:tc>
-        <w:tc>
-          <w:tcPr>
-            <w:tcBorders>
-              <w:bottom w:val="single"/>
-            </w:tcBorders>
-            <w:vAlign w:val="bottom"/>
-          </w:tcPr>
-          <w:p>
-            <w:pPr>
-              <w:pStyle w:val="Compact"/>
-              <w:jc w:val="left"/>
-            </w:pPr>
-            <w:r>
-              <w:t xml:space="preserve">Kesesuaian (Gap)</w:t>
+              <w:t xml:space="preserve">Hasil Penelitian</w:t>
             </w:r>
           </w:p>
         </w:tc>
@@ -4909,65 +4861,10 @@
           <w:p>
             <w:pPr>
               <w:pStyle w:val="Compact"/>
-              <w:jc w:val="center"/>
-            </w:pPr>
-            <w:r>
-              <w:t xml:space="preserve">1</w:t>
-            </w:r>
-          </w:p>
-        </w:tc>
-        <w:tc>
-          <w:p>
-            <w:pPr>
-              <w:pStyle w:val="Compact"/>
               <w:jc w:val="left"/>
             </w:pPr>
             <w:r>
-              <w:t xml:space="preserve">Dettmers dkk. (2023)</w:t>
-            </w:r>
-          </w:p>
-        </w:tc>
-        <w:tc>
-          <w:p>
-            <w:pPr>
-              <w:pStyle w:val="Compact"/>
-              <w:jc w:val="left"/>
-            </w:pPr>
-            <w:r>
-              <w:t xml:space="preserve">QLoRA: Efficient Finetuning of Quantized LLMs</w:t>
-            </w:r>
-          </w:p>
-        </w:tc>
-        <w:tc>
-          <w:p>
-            <w:pPr>
-              <w:pStyle w:val="Compact"/>
-              <w:jc w:val="left"/>
-            </w:pPr>
-            <w:r>
-              <w:t xml:space="preserve">Kompresi presisi 4-bit (NF4).</w:t>
-            </w:r>
-          </w:p>
-        </w:tc>
-        <w:tc>
-          <w:p>
-            <w:pPr>
-              <w:pStyle w:val="Compact"/>
-              <w:jc w:val="left"/>
-            </w:pPr>
-            <w:r>
-              <w:t xml:space="preserve">Pemadatan 4-bit terbukti mencegah OOM tanpa merusak fungsi 16-bit asli.</w:t>
-            </w:r>
-          </w:p>
-        </w:tc>
-        <w:tc>
-          <w:p>
-            <w:pPr>
-              <w:pStyle w:val="Compact"/>
-              <w:jc w:val="left"/>
-            </w:pPr>
-            <w:r>
-              <w:t xml:space="preserve">Dasar komparasi efisiensi RAM dan</w:t>
+              <w:t xml:space="preserve">Dettmers dkk. (2023) —</w:t>
             </w:r>
             <w:r>
               <w:t xml:space="preserve"> </w:t>
@@ -4976,26 +4873,7 @@
               <w:rPr>
                 <w:i/>
               </w:rPr>
-              <w:t xml:space="preserve">footprint</w:t>
-            </w:r>
-            <w:r>
-              <w:t xml:space="preserve"> </w:t>
-            </w:r>
-            <w:r>
-              <w:t xml:space="preserve">antar presisi.</w:t>
-            </w:r>
-          </w:p>
-        </w:tc>
-      </w:tr>
-      <w:tr>
-        <w:tc>
-          <w:p>
-            <w:pPr>
-              <w:pStyle w:val="Compact"/>
-              <w:jc w:val="center"/>
-            </w:pPr>
-            <w:r>
-              <w:t xml:space="preserve">2</w:t>
+              <w:t xml:space="preserve">QLoRA: Efficient Finetuning of Quantized LLMs</w:t>
             </w:r>
           </w:p>
         </w:tc>
@@ -5006,29 +4884,7 @@
               <w:jc w:val="left"/>
             </w:pPr>
             <w:r>
-              <w:t xml:space="preserve">Gong dkk. (2024)</w:t>
-            </w:r>
-          </w:p>
-        </w:tc>
-        <w:tc>
-          <w:p>
-            <w:pPr>
-              <w:pStyle w:val="Compact"/>
-              <w:jc w:val="left"/>
-            </w:pPr>
-            <w:r>
-              <w:t xml:space="preserve">What Makes Quantization for LLMs Hard? An Empirical Study</w:t>
-            </w:r>
-          </w:p>
-        </w:tc>
-        <w:tc>
-          <w:p>
-            <w:pPr>
-              <w:pStyle w:val="Compact"/>
-              <w:jc w:val="left"/>
-            </w:pPr>
-            <w:r>
-              <w:t xml:space="preserve">Analisis matematis kerentanan kuantisasi LLM terhadap</w:t>
+              <w:t xml:space="preserve">Mengembangkan teknik</w:t>
             </w:r>
             <w:r>
               <w:t xml:space="preserve"> </w:t>
@@ -5037,10 +4893,13 @@
               <w:rPr>
                 <w:i/>
               </w:rPr>
-              <w:t xml:space="preserve">outliers</w:t>
-            </w:r>
-            <w:r>
-              <w:t xml:space="preserve">.</w:t>
+              <w:t xml:space="preserve">fine-tuning</w:t>
+            </w:r>
+            <w:r>
+              <w:t xml:space="preserve"> </w:t>
+            </w:r>
+            <w:r>
+              <w:t xml:space="preserve">hemat memori bagi LLM agar dapat dilatih pada satu GPU melalui kompresi presisi rendah.</w:t>
             </w:r>
           </w:p>
         </w:tc>
@@ -5051,22 +4910,43 @@
               <w:jc w:val="left"/>
             </w:pPr>
             <w:r>
-              <w:t xml:space="preserve">Pembulatan</w:t>
-            </w:r>
-            <w:r>
-              <w:t xml:space="preserve"> </w:t>
+              <w:t xml:space="preserve">Kompresi bobot ke presisi 4-bit (</w:t>
             </w:r>
             <w:r>
               <w:rPr>
                 <w:i/>
               </w:rPr>
-              <w:t xml:space="preserve">outliers</w:t>
+              <w:t xml:space="preserve">NormalFloat-4</w:t>
+            </w:r>
+            <w:r>
+              <w:t xml:space="preserve">),</w:t>
             </w:r>
             <w:r>
               <w:t xml:space="preserve"> </w:t>
             </w:r>
             <w:r>
-              <w:t xml:space="preserve">berisiko merusak kualitas teks AI.</w:t>
+              <w:rPr>
+                <w:i/>
+              </w:rPr>
+              <w:t xml:space="preserve">double quantization</w:t>
+            </w:r>
+            <w:r>
+              <w:t xml:space="preserve">, dan</w:t>
+            </w:r>
+            <w:r>
+              <w:t xml:space="preserve"> </w:t>
+            </w:r>
+            <w:r>
+              <w:rPr>
+                <w:i/>
+              </w:rPr>
+              <w:t xml:space="preserve">paged optimizer</w:t>
+            </w:r>
+            <w:r>
+              <w:t xml:space="preserve"> </w:t>
+            </w:r>
+            <w:r>
+              <w:t xml:space="preserve">untuk LoRA.</w:t>
             </w:r>
           </w:p>
         </w:tc>
@@ -5077,7 +4957,352 @@
               <w:jc w:val="left"/>
             </w:pPr>
             <w:r>
-              <w:t xml:space="preserve">Instrumen analisis penyebab turunnya skor</w:t>
+              <w:t xml:space="preserve">Pemadatan 4-bit (NF4) terbukti mencegah</w:t>
+            </w:r>
+            <w:r>
+              <w:t xml:space="preserve"> </w:t>
+            </w:r>
+            <w:r>
+              <w:rPr>
+                <w:i/>
+              </w:rPr>
+              <w:t xml:space="preserve">Out-of-Memory</w:t>
+            </w:r>
+            <w:r>
+              <w:t xml:space="preserve"> </w:t>
+            </w:r>
+            <w:r>
+              <w:t xml:space="preserve">dan mempertahankan akurasi setara FP16 pada</w:t>
+            </w:r>
+            <w:r>
+              <w:t xml:space="preserve"> </w:t>
+            </w:r>
+            <w:r>
+              <w:rPr>
+                <w:i/>
+              </w:rPr>
+              <w:t xml:space="preserve">benchmark</w:t>
+            </w:r>
+            <w:r>
+              <w:t xml:space="preserve"> </w:t>
+            </w:r>
+            <w:r>
+              <w:t xml:space="preserve">pasca-</w:t>
+            </w:r>
+            <w:r>
+              <w:rPr>
+                <w:i/>
+              </w:rPr>
+              <w:t xml:space="preserve">finetuning</w:t>
+            </w:r>
+            <w:r>
+              <w:t xml:space="preserve">.</w:t>
+            </w:r>
+          </w:p>
+        </w:tc>
+      </w:tr>
+      <w:tr>
+        <w:tc>
+          <w:p>
+            <w:pPr>
+              <w:pStyle w:val="Compact"/>
+              <w:jc w:val="left"/>
+            </w:pPr>
+            <w:r>
+              <w:t xml:space="preserve">Frantar dkk. (2023) —</w:t>
+            </w:r>
+            <w:r>
+              <w:t xml:space="preserve"> </w:t>
+            </w:r>
+            <w:r>
+              <w:rPr>
+                <w:i/>
+              </w:rPr>
+              <w:t xml:space="preserve">GPTQ: Accurate Post-Training Quantization for Generative Pre-Trained Transformers</w:t>
+            </w:r>
+          </w:p>
+        </w:tc>
+        <w:tc>
+          <w:p>
+            <w:pPr>
+              <w:pStyle w:val="Compact"/>
+              <w:jc w:val="left"/>
+            </w:pPr>
+            <w:r>
+              <w:t xml:space="preserve">Mengusulkan metode PTQ</w:t>
+            </w:r>
+            <w:r>
+              <w:t xml:space="preserve"> </w:t>
+            </w:r>
+            <w:r>
+              <w:rPr>
+                <w:i/>
+              </w:rPr>
+              <w:t xml:space="preserve">one-shot</w:t>
+            </w:r>
+            <w:r>
+              <w:t xml:space="preserve"> </w:t>
+            </w:r>
+            <w:r>
+              <w:t xml:space="preserve">yang akurat untuk model generatif berskala besar.</w:t>
+            </w:r>
+          </w:p>
+        </w:tc>
+        <w:tc>
+          <w:p>
+            <w:pPr>
+              <w:pStyle w:val="Compact"/>
+              <w:jc w:val="left"/>
+            </w:pPr>
+            <w:r>
+              <w:t xml:space="preserve">Pendekatan</w:t>
+            </w:r>
+            <w:r>
+              <w:t xml:space="preserve"> </w:t>
+            </w:r>
+            <w:r>
+              <w:rPr>
+                <w:i/>
+              </w:rPr>
+              <w:t xml:space="preserve">layer-wise weight quantization</w:t>
+            </w:r>
+            <w:r>
+              <w:t xml:space="preserve"> </w:t>
+            </w:r>
+            <w:r>
+              <w:t xml:space="preserve">berbasis pendekatan</w:t>
+            </w:r>
+            <w:r>
+              <w:t xml:space="preserve"> </w:t>
+            </w:r>
+            <w:r>
+              <w:rPr>
+                <w:i/>
+              </w:rPr>
+              <w:t xml:space="preserve">second-order</w:t>
+            </w:r>
+            <w:r>
+              <w:t xml:space="preserve"> </w:t>
+            </w:r>
+            <w:r>
+              <w:t xml:space="preserve">(</w:t>
+            </w:r>
+            <w:r>
+              <w:rPr>
+                <w:i/>
+              </w:rPr>
+              <w:t xml:space="preserve">OBQ</w:t>
+            </w:r>
+            <w:r>
+              <w:t xml:space="preserve">) yang diadaptasi untuk LLM.</w:t>
+            </w:r>
+          </w:p>
+        </w:tc>
+        <w:tc>
+          <w:p>
+            <w:pPr>
+              <w:pStyle w:val="Compact"/>
+              <w:jc w:val="left"/>
+            </w:pPr>
+            <w:r>
+              <w:t xml:space="preserve">GPTQ berhasil mengompresi LLM hingga 3–4-bit dengan degradasi</w:t>
+            </w:r>
+            <w:r>
+              <w:t xml:space="preserve"> </w:t>
+            </w:r>
+            <w:r>
+              <w:rPr>
+                <w:i/>
+              </w:rPr>
+              <w:t xml:space="preserve">perplexity</w:t>
+            </w:r>
+            <w:r>
+              <w:t xml:space="preserve"> </w:t>
+            </w:r>
+            <w:r>
+              <w:t xml:space="preserve">minim dan menjadi salah satu fondasi PTQ untuk LLM.</w:t>
+            </w:r>
+          </w:p>
+        </w:tc>
+      </w:tr>
+      <w:tr>
+        <w:tc>
+          <w:p>
+            <w:pPr>
+              <w:pStyle w:val="Compact"/>
+              <w:jc w:val="left"/>
+            </w:pPr>
+            <w:r>
+              <w:t xml:space="preserve">Lin dkk. (2023) —</w:t>
+            </w:r>
+            <w:r>
+              <w:t xml:space="preserve"> </w:t>
+            </w:r>
+            <w:r>
+              <w:rPr>
+                <w:i/>
+              </w:rPr>
+              <w:t xml:space="preserve">AWQ: Activation-Aware Weight Quantization for On-Device LLM Compression and Acceleration</w:t>
+            </w:r>
+          </w:p>
+        </w:tc>
+        <w:tc>
+          <w:p>
+            <w:pPr>
+              <w:pStyle w:val="Compact"/>
+              <w:jc w:val="left"/>
+            </w:pPr>
+            <w:r>
+              <w:t xml:space="preserve">Menyusun metode kuantisasi PTQ yang ramah implementasi</w:t>
+            </w:r>
+            <w:r>
+              <w:t xml:space="preserve"> </w:t>
+            </w:r>
+            <w:r>
+              <w:rPr>
+                <w:i/>
+              </w:rPr>
+              <w:t xml:space="preserve">on-device</w:t>
+            </w:r>
+            <w:r>
+              <w:t xml:space="preserve"> </w:t>
+            </w:r>
+            <w:r>
+              <w:t xml:space="preserve">dengan perlindungan terhadap bobot kritis.</w:t>
+            </w:r>
+          </w:p>
+        </w:tc>
+        <w:tc>
+          <w:p>
+            <w:pPr>
+              <w:pStyle w:val="Compact"/>
+              <w:jc w:val="left"/>
+            </w:pPr>
+            <w:r>
+              <w:t xml:space="preserve">Identifikasi 1% bobot paling penting berdasarkan distribusi aktivasi, lalu menerapkan</w:t>
+            </w:r>
+            <w:r>
+              <w:t xml:space="preserve"> </w:t>
+            </w:r>
+            <w:r>
+              <w:rPr>
+                <w:i/>
+              </w:rPr>
+              <w:t xml:space="preserve">per-channel scaling</w:t>
+            </w:r>
+            <w:r>
+              <w:t xml:space="preserve"> </w:t>
+            </w:r>
+            <w:r>
+              <w:t xml:space="preserve">untuk mempertahankannya.</w:t>
+            </w:r>
+          </w:p>
+        </w:tc>
+        <w:tc>
+          <w:p>
+            <w:pPr>
+              <w:pStyle w:val="Compact"/>
+              <w:jc w:val="left"/>
+            </w:pPr>
+            <w:r>
+              <w:t xml:space="preserve">Perlindungan</w:t>
+            </w:r>
+            <w:r>
+              <w:t xml:space="preserve"> </w:t>
+            </w:r>
+            <w:r>
+              <w:rPr>
+                <w:i/>
+              </w:rPr>
+              <w:t xml:space="preserve">salient weights</w:t>
+            </w:r>
+            <w:r>
+              <w:t xml:space="preserve"> </w:t>
+            </w:r>
+            <w:r>
+              <w:t xml:space="preserve">secara drastis menurunkan</w:t>
+            </w:r>
+            <w:r>
+              <w:t xml:space="preserve"> </w:t>
+            </w:r>
+            <w:r>
+              <w:rPr>
+                <w:i/>
+              </w:rPr>
+              <w:t xml:space="preserve">error</w:t>
+            </w:r>
+            <w:r>
+              <w:t xml:space="preserve"> </w:t>
+            </w:r>
+            <w:r>
+              <w:t xml:space="preserve">kuantisasi dan menjadi rujukan utama PTQ untuk inferensi</w:t>
+            </w:r>
+            <w:r>
+              <w:t xml:space="preserve"> </w:t>
+            </w:r>
+            <w:r>
+              <w:rPr>
+                <w:i/>
+              </w:rPr>
+              <w:t xml:space="preserve">on-device</w:t>
+            </w:r>
+            <w:r>
+              <w:t xml:space="preserve">.</w:t>
+            </w:r>
+          </w:p>
+        </w:tc>
+      </w:tr>
+      <w:tr>
+        <w:tc>
+          <w:p>
+            <w:pPr>
+              <w:pStyle w:val="Compact"/>
+              <w:jc w:val="left"/>
+            </w:pPr>
+            <w:r>
+              <w:t xml:space="preserve">Jin dkk. (2024) —</w:t>
+            </w:r>
+            <w:r>
+              <w:t xml:space="preserve"> </w:t>
+            </w:r>
+            <w:r>
+              <w:rPr>
+                <w:i/>
+              </w:rPr>
+              <w:t xml:space="preserve">A Comprehensive Evaluation of Quantization Strategies for Large Language Models</w:t>
+            </w:r>
+          </w:p>
+        </w:tc>
+        <w:tc>
+          <w:p>
+            <w:pPr>
+              <w:pStyle w:val="Compact"/>
+              <w:jc w:val="left"/>
+            </w:pPr>
+            <w:r>
+              <w:t xml:space="preserve">Menyusun kerangka evaluasi holistik untuk membandingkan berbagai strategi kuantisasi pada LLM.</w:t>
+            </w:r>
+          </w:p>
+        </w:tc>
+        <w:tc>
+          <w:p>
+            <w:pPr>
+              <w:pStyle w:val="Compact"/>
+              <w:jc w:val="left"/>
+            </w:pPr>
+            <w:r>
+              <w:t xml:space="preserve">Evaluasi tiga dimensi (kapasitas, kelugasan, dan efisiensi) terhadap beragam metode kuantisasi pada banyak model LLM.</w:t>
+            </w:r>
+          </w:p>
+        </w:tc>
+        <w:tc>
+          <w:p>
+            <w:pPr>
+              <w:pStyle w:val="Compact"/>
+              <w:jc w:val="left"/>
+            </w:pPr>
+            <w:r>
+              <w:t xml:space="preserve">Menetapkan kombinasi</w:t>
             </w:r>
             <w:r>
               <w:t xml:space="preserve"> </w:t>
@@ -5089,7 +5314,10 @@
               <w:t xml:space="preserve">Perplexity</w:t>
             </w:r>
             <w:r>
-              <w:t xml:space="preserve">.</w:t>
+              <w:t xml:space="preserve"> </w:t>
+            </w:r>
+            <w:r>
+              <w:t xml:space="preserve">dan beban RAM sebagai standar pengukuran kelayakan kuantisasi; kerangka tiga dimensi inilah yang diadopsi sebagai metodologi skripsi.</w:t>
             </w:r>
           </w:p>
         </w:tc>
@@ -5099,54 +5327,10 @@
           <w:p>
             <w:pPr>
               <w:pStyle w:val="Compact"/>
-              <w:jc w:val="center"/>
-            </w:pPr>
-            <w:r>
-              <w:t xml:space="preserve">3</w:t>
-            </w:r>
-          </w:p>
-        </w:tc>
-        <w:tc>
-          <w:p>
-            <w:pPr>
-              <w:pStyle w:val="Compact"/>
               <w:jc w:val="left"/>
             </w:pPr>
             <w:r>
-              <w:t xml:space="preserve">Zhan dkk. (2025)</w:t>
-            </w:r>
-          </w:p>
-        </w:tc>
-        <w:tc>
-          <w:p>
-            <w:pPr>
-              <w:pStyle w:val="Compact"/>
-              <w:jc w:val="left"/>
-            </w:pPr>
-            <w:r>
-              <w:t xml:space="preserve">Quantized LLMs in Biomedical NLP</w:t>
-            </w:r>
-          </w:p>
-        </w:tc>
-        <w:tc>
-          <w:p>
-            <w:pPr>
-              <w:pStyle w:val="Compact"/>
-              <w:jc w:val="left"/>
-            </w:pPr>
-            <w:r>
-              <w:t xml:space="preserve">Pengujian AI lokal pada ruang privasi tinggi (medis).</w:t>
-            </w:r>
-          </w:p>
-        </w:tc>
-        <w:tc>
-          <w:p>
-            <w:pPr>
-              <w:pStyle w:val="Compact"/>
-              <w:jc w:val="left"/>
-            </w:pPr>
-            <w:r>
-              <w:t xml:space="preserve">AI</w:t>
+              <w:t xml:space="preserve">Ray &amp; Pradhan (2026) —</w:t>
             </w:r>
             <w:r>
               <w:t xml:space="preserve"> </w:t>
@@ -5155,13 +5339,33 @@
               <w:rPr>
                 <w:i/>
               </w:rPr>
-              <w:t xml:space="preserve">offline</w:t>
+              <w:t xml:space="preserve">Performance Analysis of Localised Large Language Models in Resource-Constrained Edge for Python and Rust APIs</w:t>
+            </w:r>
+          </w:p>
+        </w:tc>
+        <w:tc>
+          <w:p>
+            <w:pPr>
+              <w:pStyle w:val="Compact"/>
+              <w:jc w:val="left"/>
+            </w:pPr>
+            <w:r>
+              <w:t xml:space="preserve">Mengevaluasi kelayakan eksekusi LLM terlokalisasi pada perangkat</w:t>
             </w:r>
             <w:r>
               <w:t xml:space="preserve"> </w:t>
             </w:r>
             <w:r>
-              <w:t xml:space="preserve">wajib menjaga privasi; kuantisasi sukses menekan jejak RAM.</w:t>
+              <w:rPr>
+                <w:i/>
+              </w:rPr>
+              <w:t xml:space="preserve">edge</w:t>
+            </w:r>
+            <w:r>
+              <w:t xml:space="preserve"> </w:t>
+            </w:r>
+            <w:r>
+              <w:t xml:space="preserve">dengan sumber daya terbatas.</w:t>
             </w:r>
           </w:p>
         </w:tc>
@@ -5172,121 +5376,7 @@
               <w:jc w:val="left"/>
             </w:pPr>
             <w:r>
-              <w:t xml:space="preserve">Fondasi urgensi inferensi AI lokal tanpa Cloud API.</w:t>
-            </w:r>
-          </w:p>
-        </w:tc>
-      </w:tr>
-      <w:tr>
-        <w:tc>
-          <w:p>
-            <w:pPr>
-              <w:pStyle w:val="Compact"/>
-              <w:jc w:val="center"/>
-            </w:pPr>
-            <w:r>
-              <w:t xml:space="preserve">4</w:t>
-            </w:r>
-          </w:p>
-        </w:tc>
-        <w:tc>
-          <w:p>
-            <w:pPr>
-              <w:pStyle w:val="Compact"/>
-              <w:jc w:val="left"/>
-            </w:pPr>
-            <w:r>
-              <w:t xml:space="preserve">Jin dkk. (2024)</w:t>
-            </w:r>
-          </w:p>
-        </w:tc>
-        <w:tc>
-          <w:p>
-            <w:pPr>
-              <w:pStyle w:val="Compact"/>
-              <w:jc w:val="left"/>
-            </w:pPr>
-            <w:r>
-              <w:t xml:space="preserve">A Comprehensive Evaluation of Quantization Strategies for LLMs</w:t>
-            </w:r>
-          </w:p>
-        </w:tc>
-        <w:tc>
-          <w:p>
-            <w:pPr>
-              <w:pStyle w:val="Compact"/>
-              <w:jc w:val="left"/>
-            </w:pPr>
-            <w:r>
-              <w:t xml:space="preserve">Evaluasi holistik kuantisasi: kapasitas, kelugasan, efisiensi.</w:t>
-            </w:r>
-          </w:p>
-        </w:tc>
-        <w:tc>
-          <w:p>
-            <w:pPr>
-              <w:pStyle w:val="Compact"/>
-              <w:jc w:val="left"/>
-            </w:pPr>
-            <w:r>
-              <w:t xml:space="preserve">Penentuan PPL dan beban RAM sebagai standar ukur kelayakan pasca-kuantisasi.</w:t>
-            </w:r>
-          </w:p>
-        </w:tc>
-        <w:tc>
-          <w:p>
-            <w:pPr>
-              <w:pStyle w:val="Compact"/>
-              <w:jc w:val="left"/>
-            </w:pPr>
-            <w:r>
-              <w:t xml:space="preserve">Diadopsi sebagai rancangan matriks metodologi evaluasi.</w:t>
-            </w:r>
-          </w:p>
-        </w:tc>
-      </w:tr>
-      <w:tr>
-        <w:tc>
-          <w:p>
-            <w:pPr>
-              <w:pStyle w:val="Compact"/>
-              <w:jc w:val="center"/>
-            </w:pPr>
-            <w:r>
-              <w:t xml:space="preserve">5</w:t>
-            </w:r>
-          </w:p>
-        </w:tc>
-        <w:tc>
-          <w:p>
-            <w:pPr>
-              <w:pStyle w:val="Compact"/>
-              <w:jc w:val="left"/>
-            </w:pPr>
-            <w:r>
-              <w:t xml:space="preserve">Ray &amp; Pradhan (2026)</w:t>
-            </w:r>
-          </w:p>
-        </w:tc>
-        <w:tc>
-          <w:p>
-            <w:pPr>
-              <w:pStyle w:val="Compact"/>
-              <w:jc w:val="left"/>
-            </w:pPr>
-            <w:r>
-              <w:t xml:space="preserve">Performance Analysis of Localised LLMs in Resource-Constrained Edge</w:t>
-            </w:r>
-          </w:p>
-        </w:tc>
-        <w:tc>
-          <w:p>
-            <w:pPr>
-              <w:pStyle w:val="Compact"/>
-              <w:jc w:val="left"/>
-            </w:pPr>
-            <w:r>
-              <w:t xml:space="preserve">Eksperimen SLM via</w:t>
+              <w:t xml:space="preserve">Eksperimen empiris LLM format GGUF melalui</w:t>
             </w:r>
             <w:r>
               <w:t xml:space="preserve"> </w:t>
@@ -5301,7 +5391,7 @@
               <w:t xml:space="preserve"> </w:t>
             </w:r>
             <w:r>
-              <w:t xml:space="preserve">pada RAM terbatas.</w:t>
+              <w:t xml:space="preserve">pada Raspberry Pi RAM 8 GB.</w:t>
             </w:r>
           </w:p>
         </w:tc>
@@ -5312,33 +5402,7 @@
               <w:jc w:val="left"/>
             </w:pPr>
             <w:r>
-              <w:t xml:space="preserve">LLM GGUF dapat dieksekusi stabil pada ARM (Raspberry Pi 8 GB).</w:t>
-            </w:r>
-          </w:p>
-        </w:tc>
-        <w:tc>
-          <w:p>
-            <w:pPr>
-              <w:pStyle w:val="Compact"/>
-              <w:jc w:val="left"/>
-            </w:pPr>
-            <w:r>
-              <w:t xml:space="preserve">Kerangka landasan implementasi</w:t>
-            </w:r>
-            <w:r>
-              <w:t xml:space="preserve"> </w:t>
-            </w:r>
-            <w:r>
-              <w:rPr>
-                <w:rStyle w:val="VerbatimChar"/>
-              </w:rPr>
-              <w:t xml:space="preserve">llama.cpp</w:t>
-            </w:r>
-            <w:r>
-              <w:t xml:space="preserve"> </w:t>
-            </w:r>
-            <w:r>
-              <w:t xml:space="preserve">di SoC ARM Android (Termux).</w:t>
+              <w:t xml:space="preserve">LLM GGUF dapat dieksekusi stabil pada arsitektur ARM 8 GB; menjadi landasan utama replikasi pada SoC ARM Android (Termux) di skripsi ini.</w:t>
             </w:r>
           </w:p>
         </w:tc>
@@ -5348,43 +5412,10 @@
           <w:p>
             <w:pPr>
               <w:pStyle w:val="Compact"/>
-              <w:jc w:val="center"/>
-            </w:pPr>
-            <w:r>
-              <w:t xml:space="preserve">6</w:t>
-            </w:r>
-          </w:p>
-        </w:tc>
-        <w:tc>
-          <w:p>
-            <w:pPr>
-              <w:pStyle w:val="Compact"/>
               <w:jc w:val="left"/>
             </w:pPr>
             <w:r>
-              <w:t xml:space="preserve">Frantar dkk. (2023)</w:t>
-            </w:r>
-          </w:p>
-        </w:tc>
-        <w:tc>
-          <w:p>
-            <w:pPr>
-              <w:pStyle w:val="Compact"/>
-              <w:jc w:val="left"/>
-            </w:pPr>
-            <w:r>
-              <w:t xml:space="preserve">GPTQ: Accurate Post-Training Quantization</w:t>
-            </w:r>
-          </w:p>
-        </w:tc>
-        <w:tc>
-          <w:p>
-            <w:pPr>
-              <w:pStyle w:val="Compact"/>
-              <w:jc w:val="left"/>
-            </w:pPr>
-            <w:r>
-              <w:t xml:space="preserve">Kompresi</w:t>
+              <w:t xml:space="preserve">Laskaridis dkk. (2024) —</w:t>
             </w:r>
             <w:r>
               <w:t xml:space="preserve"> </w:t>
@@ -5393,13 +5424,7 @@
               <w:rPr>
                 <w:i/>
               </w:rPr>
-              <w:t xml:space="preserve">one-shot weight quantization</w:t>
-            </w:r>
-            <w:r>
-              <w:t xml:space="preserve"> </w:t>
-            </w:r>
-            <w:r>
-              <w:t xml:space="preserve">(PTQ).</w:t>
+              <w:t xml:space="preserve">MELTing point: Mobile Evaluation of Language Transformers</w:t>
             </w:r>
           </w:p>
         </w:tc>
@@ -5410,64 +5435,7 @@
               <w:jc w:val="left"/>
             </w:pPr>
             <w:r>
-              <w:t xml:space="preserve">GPTQ memadatkan model menjadi 3–4 bit dengan degradasi minim.</w:t>
-            </w:r>
-          </w:p>
-        </w:tc>
-        <w:tc>
-          <w:p>
-            <w:pPr>
-              <w:pStyle w:val="Compact"/>
-              <w:jc w:val="left"/>
-            </w:pPr>
-            <w:r>
-              <w:t xml:space="preserve">Landasan algoritma; menjelaskan mengapa Q4 dipilih untuk Android.</w:t>
-            </w:r>
-          </w:p>
-        </w:tc>
-      </w:tr>
-      <w:tr>
-        <w:tc>
-          <w:p>
-            <w:pPr>
-              <w:pStyle w:val="Compact"/>
-              <w:jc w:val="center"/>
-            </w:pPr>
-            <w:r>
-              <w:t xml:space="preserve">7</w:t>
-            </w:r>
-          </w:p>
-        </w:tc>
-        <w:tc>
-          <w:p>
-            <w:pPr>
-              <w:pStyle w:val="Compact"/>
-              <w:jc w:val="left"/>
-            </w:pPr>
-            <w:r>
-              <w:t xml:space="preserve">Lin dkk. (2023)</w:t>
-            </w:r>
-          </w:p>
-        </w:tc>
-        <w:tc>
-          <w:p>
-            <w:pPr>
-              <w:pStyle w:val="Compact"/>
-              <w:jc w:val="left"/>
-            </w:pPr>
-            <w:r>
-              <w:t xml:space="preserve">AWQ: Activation-Aware Weight Quantization</w:t>
-            </w:r>
-          </w:p>
-        </w:tc>
-        <w:tc>
-          <w:p>
-            <w:pPr>
-              <w:pStyle w:val="Compact"/>
-              <w:jc w:val="left"/>
-            </w:pPr>
-            <w:r>
-              <w:t xml:space="preserve">Kuantisasi</w:t>
+              <w:t xml:space="preserve">Mengevaluasi kelayakan dan keterbatasan eksekusi LLM pada</w:t>
             </w:r>
             <w:r>
               <w:t xml:space="preserve"> </w:t>
@@ -5476,13 +5444,13 @@
               <w:rPr>
                 <w:i/>
               </w:rPr>
-              <w:t xml:space="preserve">on-device</w:t>
+              <w:t xml:space="preserve">smartphone</w:t>
             </w:r>
             <w:r>
               <w:t xml:space="preserve"> </w:t>
             </w:r>
             <w:r>
-              <w:t xml:space="preserve">berbasis aktivasi untuk melindungi 1% bobot penting.</w:t>
+              <w:t xml:space="preserve">Android dan iOS secara sistematis.</w:t>
             </w:r>
           </w:p>
         </w:tc>
@@ -5493,103 +5461,7 @@
               <w:jc w:val="left"/>
             </w:pPr>
             <w:r>
-              <w:t xml:space="preserve">Perlindungan</w:t>
-            </w:r>
-            <w:r>
-              <w:t xml:space="preserve"> </w:t>
-            </w:r>
-            <w:r>
-              <w:rPr>
-                <w:i/>
-              </w:rPr>
-              <w:t xml:space="preserve">salient weights</w:t>
-            </w:r>
-            <w:r>
-              <w:t xml:space="preserve"> </w:t>
-            </w:r>
-            <w:r>
-              <w:t xml:space="preserve">drastis mengurangi</w:t>
-            </w:r>
-            <w:r>
-              <w:t xml:space="preserve"> </w:t>
-            </w:r>
-            <w:r>
-              <w:rPr>
-                <w:i/>
-              </w:rPr>
-              <w:t xml:space="preserve">error</w:t>
-            </w:r>
-            <w:r>
-              <w:t xml:space="preserve">.</w:t>
-            </w:r>
-          </w:p>
-        </w:tc>
-        <w:tc>
-          <w:p>
-            <w:pPr>
-              <w:pStyle w:val="Compact"/>
-              <w:jc w:val="left"/>
-            </w:pPr>
-            <w:r>
-              <w:t xml:space="preserve">Memperkuat argumen kecocokan PTQ untuk</w:t>
-            </w:r>
-            <w:r>
-              <w:t xml:space="preserve"> </w:t>
-            </w:r>
-            <w:r>
-              <w:rPr>
-                <w:i/>
-              </w:rPr>
-              <w:t xml:space="preserve">on-device deployment</w:t>
-            </w:r>
-            <w:r>
-              <w:t xml:space="preserve">.</w:t>
-            </w:r>
-          </w:p>
-        </w:tc>
-      </w:tr>
-      <w:tr>
-        <w:tc>
-          <w:p>
-            <w:pPr>
-              <w:pStyle w:val="Compact"/>
-              <w:jc w:val="center"/>
-            </w:pPr>
-            <w:r>
-              <w:t xml:space="preserve">8</w:t>
-            </w:r>
-          </w:p>
-        </w:tc>
-        <w:tc>
-          <w:p>
-            <w:pPr>
-              <w:pStyle w:val="Compact"/>
-              <w:jc w:val="left"/>
-            </w:pPr>
-            <w:r>
-              <w:t xml:space="preserve">Zhang dkk. (2024)</w:t>
-            </w:r>
-          </w:p>
-        </w:tc>
-        <w:tc>
-          <w:p>
-            <w:pPr>
-              <w:pStyle w:val="Compact"/>
-              <w:jc w:val="left"/>
-            </w:pPr>
-            <w:r>
-              <w:t xml:space="preserve">Edge Intelligence Optimization for LLM Inference with Batching and Quantization</w:t>
-            </w:r>
-          </w:p>
-        </w:tc>
-        <w:tc>
-          <w:p>
-            <w:pPr>
-              <w:pStyle w:val="Compact"/>
-              <w:jc w:val="left"/>
-            </w:pPr>
-            <w:r>
-              <w:t xml:space="preserve">Optimasi</w:t>
+              <w:t xml:space="preserve">Studi empiris pertama yang membandingkan beberapa LLM (1–13B) pada perangkat seluler nyata dengan metrik</w:t>
             </w:r>
             <w:r>
               <w:t xml:space="preserve"> </w:t>
@@ -5601,10 +5473,105 @@
               <w:t xml:space="preserve">throughput</w:t>
             </w:r>
             <w:r>
+              <w:t xml:space="preserve">, RAM, dan</w:t>
+            </w:r>
+            <w:r>
               <w:t xml:space="preserve"> </w:t>
             </w:r>
             <w:r>
-              <w:t xml:space="preserve">eksekusi LLM di</w:t>
+              <w:rPr>
+                <w:i/>
+              </w:rPr>
+              <w:t xml:space="preserve">thermal</w:t>
+            </w:r>
+            <w:r>
+              <w:t xml:space="preserve">.</w:t>
+            </w:r>
+          </w:p>
+        </w:tc>
+        <w:tc>
+          <w:p>
+            <w:pPr>
+              <w:pStyle w:val="Compact"/>
+              <w:jc w:val="left"/>
+            </w:pPr>
+            <w:r>
+              <w:t xml:space="preserve">Mengonfirmasi inferensi LLM bersifat</w:t>
+            </w:r>
+            <w:r>
+              <w:t xml:space="preserve"> </w:t>
+            </w:r>
+            <w:r>
+              <w:rPr>
+                <w:i/>
+              </w:rPr>
+              <w:t xml:space="preserve">memory-bound</w:t>
+            </w:r>
+            <w:r>
+              <w:t xml:space="preserve"> </w:t>
+            </w:r>
+            <w:r>
+              <w:t xml:space="preserve">pada</w:t>
+            </w:r>
+            <w:r>
+              <w:t xml:space="preserve"> </w:t>
+            </w:r>
+            <w:r>
+              <w:rPr>
+                <w:i/>
+              </w:rPr>
+              <w:t xml:space="preserve">smartphone</w:t>
+            </w:r>
+            <w:r>
+              <w:t xml:space="preserve">; kuantisasi efektif menekan jejak memori dengan kompensasi akurasi. Acuan utama klaim</w:t>
+            </w:r>
+            <w:r>
+              <w:t xml:space="preserve"> </w:t>
+            </w:r>
+            <w:r>
+              <w:rPr>
+                <w:i/>
+              </w:rPr>
+              <w:t xml:space="preserve">memory-bound</w:t>
+            </w:r>
+            <w:r>
+              <w:t xml:space="preserve"> </w:t>
+            </w:r>
+            <w:r>
+              <w:t xml:space="preserve">di skripsi.</w:t>
+            </w:r>
+          </w:p>
+        </w:tc>
+      </w:tr>
+      <w:tr>
+        <w:tc>
+          <w:p>
+            <w:pPr>
+              <w:pStyle w:val="Compact"/>
+              <w:jc w:val="left"/>
+            </w:pPr>
+            <w:r>
+              <w:t xml:space="preserve">Lu dkk. (2025) —</w:t>
+            </w:r>
+            <w:r>
+              <w:t xml:space="preserve"> </w:t>
+            </w:r>
+            <w:r>
+              <w:rPr>
+                <w:i/>
+              </w:rPr>
+              <w:t xml:space="preserve">Demystifying Small Language Models for Edge Deployment</w:t>
+            </w:r>
+          </w:p>
+        </w:tc>
+        <w:tc>
+          <w:p>
+            <w:pPr>
+              <w:pStyle w:val="Compact"/>
+              <w:jc w:val="left"/>
+            </w:pPr>
+            <w:r>
+              <w:t xml:space="preserve">Memetakan lanskap SLM yang layak diimplementasikan pada perangkat</w:t>
             </w:r>
             <w:r>
               <w:t xml:space="preserve"> </w:t>
@@ -5616,75 +5583,10 @@
               <w:t xml:space="preserve">edge</w:t>
             </w:r>
             <w:r>
-              <w:t xml:space="preserve">.</w:t>
-            </w:r>
-          </w:p>
-        </w:tc>
-        <w:tc>
-          <w:p>
-            <w:pPr>
-              <w:pStyle w:val="Compact"/>
-              <w:jc w:val="left"/>
-            </w:pPr>
-            <w:r>
-              <w:t xml:space="preserve">Optimasi memori lokal memaksimalkan TPS dan memangkas latensi.</w:t>
-            </w:r>
-          </w:p>
-        </w:tc>
-        <w:tc>
-          <w:p>
-            <w:pPr>
-              <w:pStyle w:val="Compact"/>
-              <w:jc w:val="left"/>
-            </w:pPr>
-            <w:r>
-              <w:t xml:space="preserve">Rujukan utama evaluasi TPS di CPU ARM.</w:t>
-            </w:r>
-          </w:p>
-        </w:tc>
-      </w:tr>
-      <w:tr>
-        <w:tc>
-          <w:p>
-            <w:pPr>
-              <w:pStyle w:val="Compact"/>
-              <w:jc w:val="center"/>
-            </w:pPr>
-            <w:r>
-              <w:t xml:space="preserve">9</w:t>
-            </w:r>
-          </w:p>
-        </w:tc>
-        <w:tc>
-          <w:p>
-            <w:pPr>
-              <w:pStyle w:val="Compact"/>
-              <w:jc w:val="left"/>
-            </w:pPr>
-            <w:r>
-              <w:t xml:space="preserve">Touvron dkk. (2023)</w:t>
-            </w:r>
-          </w:p>
-        </w:tc>
-        <w:tc>
-          <w:p>
-            <w:pPr>
-              <w:pStyle w:val="Compact"/>
-              <w:jc w:val="left"/>
-            </w:pPr>
-            <w:r>
-              <w:t xml:space="preserve">LLaMA: Open and Efficient Foundation Language Models</w:t>
-            </w:r>
-          </w:p>
-        </w:tc>
-        <w:tc>
-          <w:p>
-            <w:pPr>
-              <w:pStyle w:val="Compact"/>
-              <w:jc w:val="left"/>
-            </w:pPr>
-            <w:r>
-              <w:t xml:space="preserve">Pengenalan arsitektur</w:t>
+              <w:t xml:space="preserve"> </w:t>
+            </w:r>
+            <w:r>
+              <w:t xml:space="preserve">termasuk</w:t>
             </w:r>
             <w:r>
               <w:t xml:space="preserve"> </w:t>
@@ -5693,13 +5595,10 @@
               <w:rPr>
                 <w:i/>
               </w:rPr>
-              <w:t xml:space="preserve">foundation models</w:t>
-            </w:r>
-            <w:r>
-              <w:t xml:space="preserve"> </w:t>
-            </w:r>
-            <w:r>
-              <w:t xml:space="preserve">yang efisien dan terbuka.</w:t>
+              <w:t xml:space="preserve">smartphone</w:t>
+            </w:r>
+            <w:r>
+              <w:t xml:space="preserve">.</w:t>
             </w:r>
           </w:p>
         </w:tc>
@@ -5710,18 +5609,7 @@
               <w:jc w:val="left"/>
             </w:pPr>
             <w:r>
-              <w:t xml:space="preserve">Model parameter kecil terlatih banyak token mampu mengungguli GPT-3 (175B).</w:t>
-            </w:r>
-          </w:p>
-        </w:tc>
-        <w:tc>
-          <w:p>
-            <w:pPr>
-              <w:pStyle w:val="Compact"/>
-              <w:jc w:val="left"/>
-            </w:pPr>
-            <w:r>
-              <w:t xml:space="preserve">Literatur arsitektur dasar</w:t>
+              <w:t xml:space="preserve">Survei komprehensif &gt;60 SLM mencakup arsitektur, ukuran,</w:t>
             </w:r>
             <w:r>
               <w:t xml:space="preserve"> </w:t>
@@ -5730,59 +5618,13 @@
               <w:rPr>
                 <w:i/>
               </w:rPr>
-              <w:t xml:space="preserve">Transformer</w:t>
+              <w:t xml:space="preserve">benchmark</w:t>
             </w:r>
             <w:r>
               <w:t xml:space="preserve"> </w:t>
             </w:r>
             <w:r>
-              <w:t xml:space="preserve">LFM/SLM yang dieksekusi di Termux.</w:t>
-            </w:r>
-          </w:p>
-        </w:tc>
-      </w:tr>
-      <w:tr>
-        <w:tc>
-          <w:p>
-            <w:pPr>
-              <w:pStyle w:val="Compact"/>
-              <w:jc w:val="center"/>
-            </w:pPr>
-            <w:r>
-              <w:t xml:space="preserve">10</w:t>
-            </w:r>
-          </w:p>
-        </w:tc>
-        <w:tc>
-          <w:p>
-            <w:pPr>
-              <w:pStyle w:val="Compact"/>
-              <w:jc w:val="left"/>
-            </w:pPr>
-            <w:r>
-              <w:t xml:space="preserve">Sevim dkk. (2024)</w:t>
-            </w:r>
-          </w:p>
-        </w:tc>
-        <w:tc>
-          <w:p>
-            <w:pPr>
-              <w:pStyle w:val="Compact"/>
-              <w:jc w:val="left"/>
-            </w:pPr>
-            <w:r>
-              <w:t xml:space="preserve">LLMs Assisted Wireless Network Deployment in Urban Settings</w:t>
-            </w:r>
-          </w:p>
-        </w:tc>
-        <w:tc>
-          <w:p>
-            <w:pPr>
-              <w:pStyle w:val="Compact"/>
-              <w:jc w:val="left"/>
-            </w:pPr>
-            <w:r>
-              <w:t xml:space="preserve">Evaluasi LLM di ekosistem urban dengan kendala</w:t>
+              <w:t xml:space="preserve">akurasi, dan profil inferensi pada perangkat</w:t>
             </w:r>
             <w:r>
               <w:t xml:space="preserve"> </w:t>
@@ -5791,7 +5633,7 @@
               <w:rPr>
                 <w:i/>
               </w:rPr>
-              <w:t xml:space="preserve">bandwidth</w:t>
+              <w:t xml:space="preserve">edge</w:t>
             </w:r>
             <w:r>
               <w:t xml:space="preserve">.</w:t>
@@ -5805,7 +5647,7 @@
               <w:jc w:val="left"/>
             </w:pPr>
             <w:r>
-              <w:t xml:space="preserve">LLM berbasis</w:t>
+              <w:t xml:space="preserve">SLM</w:t>
             </w:r>
             <w:r>
               <w:t xml:space="preserve"> </w:t>
@@ -5814,24 +5656,13 @@
               <w:rPr>
                 <w:i/>
               </w:rPr>
-              <w:t xml:space="preserve">cloud</w:t>
+              <w:t xml:space="preserve">state-of-the-art</w:t>
             </w:r>
             <w:r>
               <w:t xml:space="preserve"> </w:t>
             </w:r>
             <w:r>
-              <w:t xml:space="preserve">sangat bergantung pada kestabilan internet.</w:t>
-            </w:r>
-          </w:p>
-        </w:tc>
-        <w:tc>
-          <w:p>
-            <w:pPr>
-              <w:pStyle w:val="Compact"/>
-              <w:jc w:val="left"/>
-            </w:pPr>
-            <w:r>
-              <w:t xml:space="preserve">Mempertegas urgensi desentralisasi ke</w:t>
+              <w:t xml:space="preserve">terbukti dapat mengungguli model 7B pada</w:t>
             </w:r>
             <w:r>
               <w:t xml:space="preserve"> </w:t>
@@ -5840,188 +5671,13 @@
               <w:rPr>
                 <w:i/>
               </w:rPr>
-              <w:t xml:space="preserve">Mobile Edge Computing</w:t>
-            </w:r>
-            <w:r>
-              <w:t xml:space="preserve">.</w:t>
-            </w:r>
-          </w:p>
-        </w:tc>
-      </w:tr>
-      <w:tr>
-        <w:tc>
-          <w:p>
-            <w:pPr>
-              <w:pStyle w:val="Compact"/>
-              <w:jc w:val="center"/>
-            </w:pPr>
-            <w:r>
-              <w:t xml:space="preserve">11</w:t>
-            </w:r>
-          </w:p>
-        </w:tc>
-        <w:tc>
-          <w:p>
-            <w:pPr>
-              <w:pStyle w:val="Compact"/>
-              <w:jc w:val="left"/>
-            </w:pPr>
-            <w:r>
-              <w:t xml:space="preserve">Nurohim dkk. (2025)</w:t>
-            </w:r>
-          </w:p>
-        </w:tc>
-        <w:tc>
-          <w:p>
-            <w:pPr>
-              <w:pStyle w:val="Compact"/>
-              <w:jc w:val="left"/>
-            </w:pPr>
-            <w:r>
-              <w:t xml:space="preserve">Analisis Komparatif LLM DeepSeek dan Qwen dalam Klasifikasi Sentimen</w:t>
-            </w:r>
-          </w:p>
-        </w:tc>
-        <w:tc>
-          <w:p>
-            <w:pPr>
-              <w:pStyle w:val="Compact"/>
-              <w:jc w:val="left"/>
-            </w:pPr>
-            <w:r>
-              <w:t xml:space="preserve">Komparasi SLM</w:t>
+              <w:t xml:space="preserve">task</w:t>
             </w:r>
             <w:r>
               <w:t xml:space="preserve"> </w:t>
             </w:r>
             <w:r>
-              <w:rPr>
-                <w:i/>
-              </w:rPr>
-              <w:t xml:space="preserve">open-source</w:t>
-            </w:r>
-            <w:r>
-              <w:t xml:space="preserve"> </w:t>
-            </w:r>
-            <w:r>
-              <w:t xml:space="preserve">pada bahasa lokal (Indonesia).</w:t>
-            </w:r>
-          </w:p>
-        </w:tc>
-        <w:tc>
-          <w:p>
-            <w:pPr>
-              <w:pStyle w:val="Compact"/>
-              <w:jc w:val="left"/>
-            </w:pPr>
-            <w:r>
-              <w:t xml:space="preserve">Qwen memiliki kemampuan bahasa Indonesia yang akurat.</w:t>
-            </w:r>
-          </w:p>
-        </w:tc>
-        <w:tc>
-          <w:p>
-            <w:pPr>
-              <w:pStyle w:val="Compact"/>
-              <w:jc w:val="left"/>
-            </w:pPr>
-            <w:r>
-              <w:t xml:space="preserve">Justifikasi mengapa Qwen 3.5 layak dipilih untuk dievaluasi di Android.</w:t>
-            </w:r>
-          </w:p>
-        </w:tc>
-      </w:tr>
-      <w:tr>
-        <w:tc>
-          <w:p>
-            <w:pPr>
-              <w:pStyle w:val="Compact"/>
-              <w:jc w:val="center"/>
-            </w:pPr>
-            <w:r>
-              <w:t xml:space="preserve">12</w:t>
-            </w:r>
-          </w:p>
-        </w:tc>
-        <w:tc>
-          <w:p>
-            <w:pPr>
-              <w:pStyle w:val="Compact"/>
-              <w:jc w:val="left"/>
-            </w:pPr>
-            <w:r>
-              <w:t xml:space="preserve">Ahmad &amp; Safudin (2024)</w:t>
-            </w:r>
-          </w:p>
-        </w:tc>
-        <w:tc>
-          <w:p>
-            <w:pPr>
-              <w:pStyle w:val="Compact"/>
-              <w:jc w:val="left"/>
-            </w:pPr>
-            <w:r>
-              <w:t xml:space="preserve">Pengembangan Chatbot AI LLM untuk Layanan Informasi RS Brawijaya</w:t>
-            </w:r>
-          </w:p>
-        </w:tc>
-        <w:tc>
-          <w:p>
-            <w:pPr>
-              <w:pStyle w:val="Compact"/>
-              <w:jc w:val="left"/>
-            </w:pPr>
-            <w:r>
-              <w:t xml:space="preserve">Implementasi asisten AI lokal untuk respons</w:t>
-            </w:r>
-            <w:r>
-              <w:t xml:space="preserve"> </w:t>
-            </w:r>
-            <w:r>
-              <w:rPr>
-                <w:i/>
-              </w:rPr>
-              <w:t xml:space="preserve">real-time</w:t>
-            </w:r>
-            <w:r>
-              <w:t xml:space="preserve">.</w:t>
-            </w:r>
-          </w:p>
-        </w:tc>
-        <w:tc>
-          <w:p>
-            <w:pPr>
-              <w:pStyle w:val="Compact"/>
-              <w:jc w:val="left"/>
-            </w:pPr>
-            <w:r>
-              <w:t xml:space="preserve">Sistem respons cerdas instan meningkatkan kepuasan pelayanan.</w:t>
-            </w:r>
-          </w:p>
-        </w:tc>
-        <w:tc>
-          <w:p>
-            <w:pPr>
-              <w:pStyle w:val="Compact"/>
-              <w:jc w:val="left"/>
-            </w:pPr>
-            <w:r>
-              <w:t xml:space="preserve">Representasi</w:t>
-            </w:r>
-            <w:r>
-              <w:t xml:space="preserve"> </w:t>
-            </w:r>
-            <w:r>
-              <w:rPr>
-                <w:i/>
-              </w:rPr>
-              <w:t xml:space="preserve">end-goal</w:t>
-            </w:r>
-            <w:r>
-              <w:t xml:space="preserve"> </w:t>
-            </w:r>
-            <w:r>
-              <w:t xml:space="preserve">riset: TPS di HP berguna untuk merakit asisten pintar.</w:t>
+              <w:t xml:space="preserve">umum; memperkuat justifikasi pemilihan LFM 2.5 (1,2B) dan Qwen 3.5 (2B) untuk skripsi.</w:t>
             </w:r>
           </w:p>
         </w:tc>
@@ -16614,22 +16270,46 @@
         <w:t xml:space="preserve"> </w:t>
       </w:r>
       <w:r>
-        <w:t xml:space="preserve">(JNI). Tujuannya adalah mentransformasi sistem berbasis CLI menjadi asisten AI interaktif yang lebih intuitif dan aksesibel, sebagaimana dipraktikkan oleh kerangka pengembangan</w:t>
-      </w:r>
-      <w:r>
-        <w:t xml:space="preserve"> </w:t>
-      </w:r>
-      <w:r>
-        <w:rPr>
-          <w:i/>
-        </w:rPr>
-        <w:t xml:space="preserve">Edge AI end-to-end</w:t>
-      </w:r>
-      <w:r>
-        <w:t xml:space="preserve"> </w:t>
-      </w:r>
-      <w:r>
-        <w:t xml:space="preserve">(Situnayake &amp; Plunkett, 2023).</w:t>
+        <w:t xml:space="preserve">(JNI). Tujuannya adalah mentransformasi sistem berbasis CLI menjadi asisten AI interaktif yang lebih intuitif dan aksesibel. Pengembangan lanjutan terhadap teknik</w:t>
+      </w:r>
+      <w:r>
+        <w:t xml:space="preserve"> </w:t>
+      </w:r>
+      <w:r>
+        <w:rPr>
+          <w:i/>
+        </w:rPr>
+        <w:t xml:space="preserve">prompting</w:t>
+      </w:r>
+      <w:r>
+        <w:t xml:space="preserve">,</w:t>
+      </w:r>
+      <w:r>
+        <w:t xml:space="preserve"> </w:t>
+      </w:r>
+      <w:r>
+        <w:rPr>
+          <w:i/>
+        </w:rPr>
+        <w:t xml:space="preserve">alignment</w:t>
+      </w:r>
+      <w:r>
+        <w:t xml:space="preserve">, dan</w:t>
+      </w:r>
+      <w:r>
+        <w:t xml:space="preserve"> </w:t>
+      </w:r>
+      <w:r>
+        <w:rPr>
+          <w:i/>
+        </w:rPr>
+        <w:t xml:space="preserve">inference</w:t>
+      </w:r>
+      <w:r>
+        <w:t xml:space="preserve"> </w:t>
+      </w:r>
+      <w:r>
+        <w:t xml:space="preserve">yang efisien sebagaimana diuraikan oleh Xiao dan Zhu (2025) dapat ditambahkan untuk meningkatkan kualitas respons asisten.</w:t>
       </w:r>
     </w:p>
     <w:p>
@@ -17028,6 +16708,26 @@
         <w:pStyle w:val="BodyText"/>
       </w:pPr>
       <w:r>
+        <w:t xml:space="preserve">Prince, S. J. D. (2023).</w:t>
+      </w:r>
+      <w:r>
+        <w:t xml:space="preserve"> </w:t>
+      </w:r>
+      <w:r>
+        <w:rPr>
+          <w:i/>
+        </w:rPr>
+        <w:t xml:space="preserve">Understanding Deep Learning</w:t>
+      </w:r>
+      <w:r>
+        <w:t xml:space="preserve">. The MIT Press. https://udlbook.github.io/udlbook/</w:t>
+      </w:r>
+    </w:p>
+    <w:p>
+      <w:pPr>
+        <w:pStyle w:val="BodyText"/>
+      </w:pPr>
+      <w:r>
         <w:t xml:space="preserve">Qwen Team. (2025).</w:t>
       </w:r>
       <w:r>
@@ -17121,19 +16821,22 @@
         <w:pStyle w:val="BodyText"/>
       </w:pPr>
       <w:r>
-        <w:t xml:space="preserve">Situnayake, D., &amp; Plunkett, J. (2023).</w:t>
-      </w:r>
-      <w:r>
-        <w:t xml:space="preserve"> </w:t>
-      </w:r>
-      <w:r>
-        <w:rPr>
-          <w:i/>
-        </w:rPr>
-        <w:t xml:space="preserve">AI at the Edge: Solving Real-World Problems with Embedded Machine Learning</w:t>
-      </w:r>
-      <w:r>
-        <w:t xml:space="preserve">. O’Reilly Media.</w:t>
+        <w:t xml:space="preserve">Tan, F., Lee, R., Dudziak, Ł., Hu, S. X., Bhattacharya, S., Hospedales, T., Tzimiropoulos, G., &amp; Martinez, B. (2024).</w:t>
+      </w:r>
+      <w:r>
+        <w:t xml:space="preserve"> </w:t>
+      </w:r>
+      <w:r>
+        <w:rPr>
+          <w:i/>
+        </w:rPr>
+        <w:t xml:space="preserve">MobileQuant: Mobile-friendly Quantization for On-device Language Models</w:t>
+      </w:r>
+      <w:r>
+        <w:t xml:space="preserve"> </w:t>
+      </w:r>
+      <w:r>
+        <w:t xml:space="preserve">(arXiv:2408.13933). arXiv. https://arxiv.org/abs/2408.13933</w:t>
       </w:r>
     </w:p>
     <w:p>
@@ -17141,22 +16844,19 @@
         <w:pStyle w:val="BodyText"/>
       </w:pPr>
       <w:r>
-        <w:t xml:space="preserve">Tan, F., Lee, R., Dudziak, Ł., Hu, S. X., Bhattacharya, S., Hospedales, T., Tzimiropoulos, G., &amp; Martinez, B. (2024).</w:t>
-      </w:r>
-      <w:r>
-        <w:t xml:space="preserve"> </w:t>
-      </w:r>
-      <w:r>
-        <w:rPr>
-          <w:i/>
-        </w:rPr>
-        <w:t xml:space="preserve">MobileQuant: Mobile-friendly Quantization for On-device Language Models</w:t>
-      </w:r>
-      <w:r>
-        <w:t xml:space="preserve"> </w:t>
-      </w:r>
-      <w:r>
-        <w:t xml:space="preserve">(arXiv:2408.13933). arXiv. https://arxiv.org/abs/2408.13933</w:t>
+        <w:t xml:space="preserve">Touvron, H., Lavril, T., Izacard, G., Martinet, X., Lachaux, M.-A., Lacroix, T., Rozière, B., Goyal, N., Hambro, E., Azhar, F., Rodriguez, A., Joulin, A., Grave, E., &amp; Lample, G. (2023). LLaMA: Open and Efficient Foundation Language Models.</w:t>
+      </w:r>
+      <w:r>
+        <w:t xml:space="preserve"> </w:t>
+      </w:r>
+      <w:r>
+        <w:rPr>
+          <w:i/>
+        </w:rPr>
+        <w:t xml:space="preserve">arXiv preprint arXiv:2302.13971</w:t>
+      </w:r>
+      <w:r>
+        <w:t xml:space="preserve">.</w:t>
       </w:r>
     </w:p>
     <w:p>
@@ -17164,39 +16864,22 @@
         <w:pStyle w:val="BodyText"/>
       </w:pPr>
       <w:r>
-        <w:t xml:space="preserve">Touvron, H., Lavril, T., Izacard, G., Martinet, X., Lachaux, M.-A., Lacroix, T., Rozière, B., Goyal, N., Hambro, E., Azhar, F., Rodriguez, A., Joulin, A., Grave, E., &amp; Lample, G. (2023). LLaMA: Open and Efficient Foundation Language Models.</w:t>
-      </w:r>
-      <w:r>
-        <w:t xml:space="preserve"> </w:t>
-      </w:r>
-      <w:r>
-        <w:rPr>
-          <w:i/>
-        </w:rPr>
-        <w:t xml:space="preserve">arXiv preprint arXiv:2302.13971</w:t>
-      </w:r>
-      <w:r>
-        <w:t xml:space="preserve">.</w:t>
-      </w:r>
-    </w:p>
-    <w:p>
-      <w:pPr>
-        <w:pStyle w:val="BodyText"/>
-      </w:pPr>
-      <w:r>
-        <w:t xml:space="preserve">Warden, P., &amp; Situnayake, D. (2019).</w:t>
-      </w:r>
-      <w:r>
-        <w:t xml:space="preserve"> </w:t>
-      </w:r>
-      <w:r>
-        <w:rPr>
-          <w:i/>
-        </w:rPr>
-        <w:t xml:space="preserve">TinyML: Machine Learning with TensorFlow Lite on Arduino and Ultra-Low-Power Microcontrollers</w:t>
-      </w:r>
-      <w:r>
-        <w:t xml:space="preserve">. O’Reilly Media.</w:t>
+        <w:t xml:space="preserve">Xiao, T., &amp; Zhu, J. (2025).</w:t>
+      </w:r>
+      <w:r>
+        <w:t xml:space="preserve"> </w:t>
+      </w:r>
+      <w:r>
+        <w:rPr>
+          <w:i/>
+        </w:rPr>
+        <w:t xml:space="preserve">Foundations of Large Language Models</w:t>
+      </w:r>
+      <w:r>
+        <w:t xml:space="preserve"> </w:t>
+      </w:r>
+      <w:r>
+        <w:t xml:space="preserve">(arXiv:2501.09223). arXiv. https://arxiv.org/abs/2501.09223</w:t>
       </w:r>
     </w:p>
     <w:p>

--- a/docs/Skripsi_PTQ_SLM_Android.docx
+++ b/docs/Skripsi_PTQ_SLM_Android.docx
@@ -10368,7 +10368,7 @@
         <w:t xml:space="preserve"> </w:t>
       </w:r>
       <w:r>
-        <w:t xml:space="preserve">(PPL) WikiText-2 per Varian Kuantisasi</w:t>
+        <w:t xml:space="preserve">(PPL) WikiText-2 per Varian Kuantisasi *</w:t>
       </w:r>
     </w:p>
     <w:tbl>
@@ -10584,6 +10584,107 @@
         </w:tc>
       </w:tr>
     </w:tbl>
+    <w:p>
+      <w:pPr>
+        <w:pStyle w:val="BodyText"/>
+      </w:pPr>
+      <w:r>
+        <w:t xml:space="preserve">* Evaluasi PPL dieksekusi pada</w:t>
+      </w:r>
+      <w:r>
+        <w:t xml:space="preserve"> </w:t>
+      </w:r>
+      <w:r>
+        <w:rPr>
+          <w:i/>
+        </w:rPr>
+        <w:t xml:space="preserve">host</w:t>
+      </w:r>
+      <w:r>
+        <w:t xml:space="preserve"> </w:t>
+      </w:r>
+      <w:r>
+        <w:t xml:space="preserve">PC dengan GPU NVIDIA RTX 3060 menggunakan dataset</w:t>
+      </w:r>
+      <w:r>
+        <w:t xml:space="preserve"> </w:t>
+      </w:r>
+      <w:r>
+        <w:rPr>
+          <w:i/>
+        </w:rPr>
+        <w:t xml:space="preserve">holdout</w:t>
+      </w:r>
+      <w:r>
+        <w:t xml:space="preserve"> </w:t>
+      </w:r>
+      <w:r>
+        <w:rPr>
+          <w:rStyle w:val="VerbatimChar"/>
+        </w:rPr>
+        <w:t xml:space="preserve">wikitext-2-raw</w:t>
+      </w:r>
+      <w:r>
+        <w:t xml:space="preserve"> </w:t>
+      </w:r>
+      <w:r>
+        <w:t xml:space="preserve">(subset</w:t>
+      </w:r>
+      <w:r>
+        <w:t xml:space="preserve"> </w:t>
+      </w:r>
+      <w:r>
+        <w:rPr>
+          <w:rStyle w:val="VerbatimChar"/>
+        </w:rPr>
+        <w:t xml:space="preserve">wiki.test.raw</w:t>
+      </w:r>
+      <w:r>
+        <w:t xml:space="preserve">) melalui perintah</w:t>
+      </w:r>
+      <w:r>
+        <w:t xml:space="preserve"> </w:t>
+      </w:r>
+      <w:r>
+        <w:rPr>
+          <w:rStyle w:val="VerbatimChar"/>
+        </w:rPr>
+        <w:t xml:space="preserve">./llama-perplexity -m &lt;model.gguf&gt; -f wikitext-2-raw/wiki.test.raw -c 512 -ngl 999</w:t>
+      </w:r>
+      <w:r>
+        <w:t xml:space="preserve">. Penggunaan GPU diperlukan agar evaluasi PPL pada keseluruhan korpus selesai dalam waktu wajar; nilai PPL bersifat</w:t>
+      </w:r>
+      <w:r>
+        <w:t xml:space="preserve"> </w:t>
+      </w:r>
+      <w:r>
+        <w:rPr>
+          <w:i/>
+        </w:rPr>
+        <w:t xml:space="preserve">model-intrinsic</w:t>
+      </w:r>
+      <w:r>
+        <w:t xml:space="preserve"> </w:t>
+      </w:r>
+      <w:r>
+        <w:t xml:space="preserve">dan independen terhadap perangkat keras inferensi karena format berkas</w:t>
+      </w:r>
+      <w:r>
+        <w:t xml:space="preserve"> </w:t>
+      </w:r>
+      <w:r>
+        <w:rPr>
+          <w:rStyle w:val="VerbatimChar"/>
+        </w:rPr>
+        <w:t xml:space="preserve">.gguf</w:t>
+      </w:r>
+      <w:r>
+        <w:t xml:space="preserve"> </w:t>
+      </w:r>
+      <w:r>
+        <w:t xml:space="preserve">yang identik dengan yang digunakan pada perangkat Tecno Pova 5.</w:t>
+      </w:r>
+    </w:p>
     <w:p>
       <w:pPr>
         <w:pStyle w:val="BodyText"/>
@@ -10836,7 +10937,7 @@
         <w:t xml:space="preserve"> </w:t>
       </w:r>
       <w:r>
-        <w:t xml:space="preserve">Akurasi LFM 2.5 (1,2B)</w:t>
+        <w:t xml:space="preserve">Akurasi LFM 2.5 (1,2B) *</w:t>
       </w:r>
     </w:p>
     <w:tbl>
@@ -11170,6 +11271,98 @@
         <w:pStyle w:val="BodyText"/>
       </w:pPr>
       <w:r>
+        <w:t xml:space="preserve">* Eksekusi akurasi dilakukan pada</w:t>
+      </w:r>
+      <w:r>
+        <w:t xml:space="preserve"> </w:t>
+      </w:r>
+      <w:r>
+        <w:rPr>
+          <w:i/>
+        </w:rPr>
+        <w:t xml:space="preserve">host</w:t>
+      </w:r>
+      <w:r>
+        <w:t xml:space="preserve"> </w:t>
+      </w:r>
+      <w:r>
+        <w:t xml:space="preserve">PC NVIDIA RTX 3060 (n=100 sampel acak per</w:t>
+      </w:r>
+      <w:r>
+        <w:t xml:space="preserve"> </w:t>
+      </w:r>
+      <w:r>
+        <w:rPr>
+          <w:i/>
+        </w:rPr>
+        <w:t xml:space="preserve">benchmark</w:t>
+      </w:r>
+      <w:r>
+        <w:t xml:space="preserve">,</w:t>
+      </w:r>
+      <w:r>
+        <w:t xml:space="preserve"> </w:t>
+      </w:r>
+      <w:r>
+        <w:rPr>
+          <w:rStyle w:val="VerbatimChar"/>
+        </w:rPr>
+        <w:t xml:space="preserve">temperature=0</w:t>
+      </w:r>
+      <w:r>
+        <w:t xml:space="preserve">). Berkas</w:t>
+      </w:r>
+      <w:r>
+        <w:t xml:space="preserve"> </w:t>
+      </w:r>
+      <w:r>
+        <w:rPr>
+          <w:rStyle w:val="VerbatimChar"/>
+        </w:rPr>
+        <w:t xml:space="preserve">.gguf</w:t>
+      </w:r>
+      <w:r>
+        <w:t xml:space="preserve"> </w:t>
+      </w:r>
+      <w:r>
+        <w:t xml:space="preserve">yang dievaluasi identik dengan berkas yang dimuat pada perangkat Tecno Pova 5. Pada n=100 dengan distribusi biner pass/fail, margin</w:t>
+      </w:r>
+      <w:r>
+        <w:t xml:space="preserve"> </w:t>
+      </w:r>
+      <w:r>
+        <w:rPr>
+          <w:i/>
+        </w:rPr>
+        <w:t xml:space="preserve">error</w:t>
+      </w:r>
+      <w:r>
+        <w:t xml:space="preserve"> </w:t>
+      </w:r>
+      <w:r>
+        <w:t xml:space="preserve">statistik 95% CI berada di kisaran ±10 poin persentase—selisih ≤ 10 poin antar varian secara konservatif harus diperlakukan sebagai</w:t>
+      </w:r>
+      <w:r>
+        <w:t xml:space="preserve"> </w:t>
+      </w:r>
+      <w:r>
+        <w:rPr>
+          <w:i/>
+        </w:rPr>
+        <w:t xml:space="preserve">noise</w:t>
+      </w:r>
+      <w:r>
+        <w:t xml:space="preserve"> </w:t>
+      </w:r>
+      <w:r>
+        <w:t xml:space="preserve">statistik, bukan sebagai indikasi perbedaan kualitas yang substantif.</w:t>
+      </w:r>
+    </w:p>
+    <w:p>
+      <w:pPr>
+        <w:pStyle w:val="BodyText"/>
+      </w:pPr>
+      <w:r>
         <w:rPr>
           <w:b/>
         </w:rPr>
@@ -11194,7 +11387,7 @@
         <w:t xml:space="preserve"> </w:t>
       </w:r>
       <w:r>
-        <w:t xml:space="preserve">Akurasi Qwen 3.5 (2B) *</w:t>
+        <w:t xml:space="preserve">Akurasi Qwen 3.5 (2B) **</w:t>
       </w:r>
     </w:p>
     <w:tbl>
@@ -11302,7 +11495,7 @@
               <w:jc w:val="left"/>
             </w:pPr>
             <w:r>
-              <w:t xml:space="preserve">MMLU (A/B/C/D) *</w:t>
+              <w:t xml:space="preserve">MMLU (A/B/C/D)</w:t>
             </w:r>
           </w:p>
         </w:tc>
@@ -11359,7 +11552,7 @@
               <w:jc w:val="left"/>
             </w:pPr>
             <w:r>
-              <w:t xml:space="preserve">GSM8K (numerik) **</w:t>
+              <w:t xml:space="preserve">GSM8K (numerik)</w:t>
             </w:r>
           </w:p>
         </w:tc>
@@ -11528,7 +11721,22 @@
         <w:pStyle w:val="BodyText"/>
       </w:pPr>
       <w:r>
-        <w:t xml:space="preserve">* Qwen 3.5 (2B) merupakan model dengan arsitektur</w:t>
+        <w:t xml:space="preserve">** Tabel 4.5 dieksekusi pada</w:t>
+      </w:r>
+      <w:r>
+        <w:t xml:space="preserve"> </w:t>
+      </w:r>
+      <w:r>
+        <w:rPr>
+          <w:i/>
+        </w:rPr>
+        <w:t xml:space="preserve">host</w:t>
+      </w:r>
+      <w:r>
+        <w:t xml:space="preserve"> </w:t>
+      </w:r>
+      <w:r>
+        <w:t xml:space="preserve">PC NVIDIA RTX 3060 dengan kondisi sampling yang sama dengan Tabel 4.4. Qwen 3.5 (2B) merupakan model dengan arsitektur</w:t>
       </w:r>
       <w:r>
         <w:t xml:space="preserve"> </w:t>
@@ -11633,13 +11841,7 @@
         <w:t xml:space="preserve">&lt;think&gt;</w:t>
       </w:r>
       <w:r>
-        <w:t xml:space="preserve">.</w:t>
-      </w:r>
-      <w:r>
-        <w:t xml:space="preserve"> </w:t>
-      </w:r>
-      <w:r>
-        <w:t xml:space="preserve">** Skor GSM8K Qwen sangat rendah karena 60–80% keluaran model tidak menyelesaikan penalaran dalam anggaran 200</w:t>
+        <w:t xml:space="preserve">. Skor GSM8K Qwen sangat rendah karena 60–80% keluaran model tidak menyelesaikan penalaran dalam anggaran 200</w:t>
       </w:r>
       <w:r>
         <w:t xml:space="preserve"> </w:t>
@@ -14220,7 +14422,40 @@
         <w:t xml:space="preserve"> </w:t>
       </w:r>
       <w:r>
-        <w:t xml:space="preserve">+1 poin pada Q4. Fluktuasi ini bukan paradoks; secara teoritis kuantisasi dapat berfungsi sebagai</w:t>
+        <w:t xml:space="preserve">+1 poin pada Q4. Fluktuasi seperti turunnya MMLU Q4 (25%) yang lebih rendah dari Q3 (28%)—anomali yang tampak kontra-intuitif—berada dalam rentang margin</w:t>
+      </w:r>
+      <w:r>
+        <w:t xml:space="preserve"> </w:t>
+      </w:r>
+      <w:r>
+        <w:rPr>
+          <w:i/>
+        </w:rPr>
+        <w:t xml:space="preserve">error</w:t>
+      </w:r>
+      <w:r>
+        <w:t xml:space="preserve"> </w:t>
+      </w:r>
+      <w:r>
+        <w:t xml:space="preserve">statistik 95% CI sebesar ±10 poin pada n=100, sehingga selisih 3 poin tersebut tidak signifikan secara statistik dan tidak dapat ditafsirkan sebagai indikasi bahwa Q3</w:t>
+      </w:r>
+      <w:r>
+        <w:t xml:space="preserve"> </w:t>
+      </w:r>
+      <w:r>
+        <w:t xml:space="preserve">“</w:t>
+      </w:r>
+      <w:r>
+        <w:t xml:space="preserve">lebih cerdas</w:t>
+      </w:r>
+      <w:r>
+        <w:t xml:space="preserve">”</w:t>
+      </w:r>
+      <w:r>
+        <w:t xml:space="preserve"> </w:t>
+      </w:r>
+      <w:r>
+        <w:t xml:space="preserve">dari Q4. Secara teoritis kuantisasi dapat berfungsi sebagai</w:t>
       </w:r>
       <w:r>
         <w:t xml:space="preserve"> </w:t>
@@ -15384,60 +15619,609 @@
     </w:p>
     <w:p>
       <w:pPr>
-        <w:pStyle w:val="Heading1"/>
-      </w:pPr>
-      <w:bookmarkStart w:id="84" w:name="bab-v-penutup"/>
-      <w:r>
-        <w:t xml:space="preserve">BAB V — PENUTUP</w:t>
+        <w:pStyle w:val="Heading3"/>
+      </w:pPr>
+      <w:bookmarkStart w:id="84" w:name="Xed10e91fa81bbcb0962b0df40ee9c8e6264de04"/>
+      <w:r>
+        <w:t xml:space="preserve">4.4.6 Uji Statistik Signifikansi Perbedaan Performa Antar Varian (LFM 2.5)</w:t>
       </w:r>
       <w:bookmarkEnd w:id="84"/>
     </w:p>
     <w:p>
       <w:pPr>
-        <w:pStyle w:val="Heading2"/>
-      </w:pPr>
-      <w:bookmarkStart w:id="85" w:name="kesimpulan"/>
-      <w:r>
-        <w:t xml:space="preserve">5.1 Kesimpulan</w:t>
-      </w:r>
-      <w:bookmarkEnd w:id="85"/>
-    </w:p>
-    <w:p>
-      <w:pPr>
         <w:pStyle w:val="FirstParagraph"/>
       </w:pPr>
       <w:r>
-        <w:t xml:space="preserve">Berdasarkan serangkaian eksperimen mengenai optimasi arsitektur</w:t>
-      </w:r>
-      <w:r>
-        <w:t xml:space="preserve"> </w:t>
-      </w:r>
-      <w:r>
-        <w:rPr>
-          <w:i/>
-        </w:rPr>
-        <w:t xml:space="preserve">Small Language Model</w:t>
-      </w:r>
-      <w:r>
-        <w:t xml:space="preserve"> </w:t>
-      </w:r>
-      <w:r>
-        <w:t xml:space="preserve">pada ekosistem</w:t>
-      </w:r>
-      <w:r>
-        <w:t xml:space="preserve"> </w:t>
-      </w:r>
-      <w:r>
-        <w:rPr>
-          <w:i/>
-        </w:rPr>
-        <w:t xml:space="preserve">Mobile Edge Computing</w:t>
-      </w:r>
-      <w:r>
-        <w:t xml:space="preserve"> </w:t>
-      </w:r>
-      <w:r>
-        <w:t xml:space="preserve">berbasis Android, dapat ditarik beberapa kesimpulan utama sebagai jawaban atas rumusan masalah penelitian, yaitu:</w:t>
+        <w:t xml:space="preserve">Agar klaim performa pada Tabel 4.2 tidak dilandasi rerata semata, dilakukan uji signifikansi statistik antar varian menggunakan</w:t>
+      </w:r>
+      <w:r>
+        <w:t xml:space="preserve"> </w:t>
+      </w:r>
+      <w:r>
+        <w:rPr>
+          <w:b/>
+        </w:rPr>
+        <w:t xml:space="preserve">Welch’s</w:t>
+      </w:r>
+      <w:r>
+        <w:rPr>
+          <w:b/>
+        </w:rPr>
+        <w:t xml:space="preserve"> </w:t>
+      </w:r>
+      <w:r>
+        <w:rPr>
+          <w:i/>
+          <w:b/>
+        </w:rPr>
+        <w:t xml:space="preserve">t</w:t>
+      </w:r>
+      <w:r>
+        <w:rPr>
+          <w:b/>
+        </w:rPr>
+        <w:t xml:space="preserve">-test</w:t>
+      </w:r>
+      <w:r>
+        <w:t xml:space="preserve"> </w:t>
+      </w:r>
+      <w:r>
+        <w:t xml:space="preserve">(asumsi varian tidak setara, lebih konservatif daripada</w:t>
+      </w:r>
+      <w:r>
+        <w:t xml:space="preserve"> </w:t>
+      </w:r>
+      <w:r>
+        <w:rPr>
+          <w:i/>
+        </w:rPr>
+        <w:t xml:space="preserve">t</w:t>
+      </w:r>
+      <w:r>
+        <w:t xml:space="preserve">-test klasik) dengan taraf signifikansi α = 0,05, serta</w:t>
+      </w:r>
+      <w:r>
+        <w:t xml:space="preserve"> </w:t>
+      </w:r>
+      <w:r>
+        <w:rPr>
+          <w:b/>
+        </w:rPr>
+        <w:t xml:space="preserve">one-way ANOVA</w:t>
+      </w:r>
+      <w:r>
+        <w:t xml:space="preserve"> </w:t>
+      </w:r>
+      <w:r>
+        <w:t xml:space="preserve">untuk menilai apakah keempat varian secara keseluruhan memiliki perbedaan rerata yang signifikan. Pengujian difokuskan pada LFM 2.5 (1,2B) karena tersedia tiga ulangan penuh per varian (n=3 × 4 varian = 12 observasi per metrik) yang memenuhi syarat minimum bagi</w:t>
+      </w:r>
+      <w:r>
+        <w:t xml:space="preserve"> </w:t>
+      </w:r>
+      <w:r>
+        <w:rPr>
+          <w:i/>
+        </w:rPr>
+        <w:t xml:space="preserve">t</w:t>
+      </w:r>
+      <w:r>
+        <w:t xml:space="preserve">-test berbasis sampel kecil. Data sumber adalah</w:t>
+      </w:r>
+      <w:r>
+        <w:t xml:space="preserve"> </w:t>
+      </w:r>
+      <w:r>
+        <w:rPr>
+          <w:rStyle w:val="VerbatimChar"/>
+        </w:rPr>
+        <w:t xml:space="preserve">docs/data/hasilv2_clean.csv</w:t>
+      </w:r>
+      <w:r>
+        <w:t xml:space="preserve"> </w:t>
+      </w:r>
+      <w:r>
+        <w:t xml:space="preserve">dan</w:t>
+      </w:r>
+      <w:r>
+        <w:t xml:space="preserve"> </w:t>
+      </w:r>
+      <w:r>
+        <w:rPr>
+          <w:i/>
+        </w:rPr>
+        <w:t xml:space="preserve">script</w:t>
+      </w:r>
+      <w:r>
+        <w:t xml:space="preserve"> </w:t>
+      </w:r>
+      <w:r>
+        <w:t xml:space="preserve">replikasi tersedia di</w:t>
+      </w:r>
+      <w:r>
+        <w:t xml:space="preserve"> </w:t>
+      </w:r>
+      <w:r>
+        <w:rPr>
+          <w:rStyle w:val="VerbatimChar"/>
+        </w:rPr>
+        <w:t xml:space="preserve">docs/scripts/statistical_tests.py</w:t>
+      </w:r>
+      <w:r>
+        <w:t xml:space="preserve">.</w:t>
+      </w:r>
+    </w:p>
+    <w:p>
+      <w:pPr>
+        <w:pStyle w:val="BodyText"/>
+      </w:pPr>
+      <w:r>
+        <w:rPr>
+          <w:b/>
+        </w:rPr>
+        <w:t xml:space="preserve">Tabel 4.8</w:t>
+      </w:r>
+      <w:r>
+        <w:t xml:space="preserve"> </w:t>
+      </w:r>
+      <w:r>
+        <w:t xml:space="preserve">Welch’s</w:t>
+      </w:r>
+      <w:r>
+        <w:t xml:space="preserve"> </w:t>
+      </w:r>
+      <w:r>
+        <w:rPr>
+          <w:i/>
+        </w:rPr>
+        <w:t xml:space="preserve">t</w:t>
+      </w:r>
+      <w:r>
+        <w:t xml:space="preserve">-test Antar Varian LFM 2.5 untuk Tiga Metrik Performa Utama (α = 0,05)</w:t>
+      </w:r>
+    </w:p>
+    <w:tbl>
+      <w:tblPr>
+        <w:tblStyle w:val="Table"/>
+        <w:tblW w:type="pct" w:w="5000.0"/>
+        <w:tblLook w:firstRow="1"/>
+      </w:tblPr>
+      <w:tblGrid>
+        <w:gridCol w:w="1980"/>
+        <w:gridCol w:w="1980"/>
+        <w:gridCol w:w="1980"/>
+        <w:gridCol w:w="1980"/>
+      </w:tblGrid>
+      <w:tr>
+        <w:trPr>
+          <w:cnfStyle w:firstRow="1"/>
+        </w:trPr>
+        <w:tc>
+          <w:tcPr>
+            <w:tcBorders>
+              <w:bottom w:val="single"/>
+            </w:tcBorders>
+            <w:vAlign w:val="bottom"/>
+          </w:tcPr>
+          <w:p>
+            <w:pPr>
+              <w:pStyle w:val="Compact"/>
+              <w:jc w:val="left"/>
+            </w:pPr>
+            <w:r>
+              <w:t xml:space="preserve">Pasangan Varian</w:t>
+            </w:r>
+          </w:p>
+        </w:tc>
+        <w:tc>
+          <w:tcPr>
+            <w:tcBorders>
+              <w:bottom w:val="single"/>
+            </w:tcBorders>
+            <w:vAlign w:val="bottom"/>
+          </w:tcPr>
+          <w:p>
+            <w:pPr>
+              <w:pStyle w:val="Compact"/>
+              <w:jc w:val="left"/>
+            </w:pPr>
+            <w:r>
+              <w:t xml:space="preserve">Gen TPS (t, p)</w:t>
+            </w:r>
+          </w:p>
+        </w:tc>
+        <w:tc>
+          <w:tcPr>
+            <w:tcBorders>
+              <w:bottom w:val="single"/>
+            </w:tcBorders>
+            <w:vAlign w:val="bottom"/>
+          </w:tcPr>
+          <w:p>
+            <w:pPr>
+              <w:pStyle w:val="Compact"/>
+              <w:jc w:val="left"/>
+            </w:pPr>
+            <w:r>
+              <w:t xml:space="preserve">Prompt TPS (t, p)</w:t>
+            </w:r>
+          </w:p>
+        </w:tc>
+        <w:tc>
+          <w:tcPr>
+            <w:tcBorders>
+              <w:bottom w:val="single"/>
+            </w:tcBorders>
+            <w:vAlign w:val="bottom"/>
+          </w:tcPr>
+          <w:p>
+            <w:pPr>
+              <w:pStyle w:val="Compact"/>
+              <w:jc w:val="left"/>
+            </w:pPr>
+            <w:r>
+              <w:rPr>
+                <w:i/>
+              </w:rPr>
+              <w:t xml:space="preserve">Peak</w:t>
+            </w:r>
+            <w:r>
+              <w:t xml:space="preserve"> </w:t>
+            </w:r>
+            <w:r>
+              <w:t xml:space="preserve">RAM (t, p)</w:t>
+            </w:r>
+          </w:p>
+        </w:tc>
+      </w:tr>
+      <w:tr>
+        <w:tc>
+          <w:p>
+            <w:pPr>
+              <w:pStyle w:val="Compact"/>
+              <w:jc w:val="left"/>
+            </w:pPr>
+            <w:r>
+              <w:t xml:space="preserve">F16 vs Q5_K_M</w:t>
+            </w:r>
+          </w:p>
+        </w:tc>
+        <w:tc>
+          <w:p>
+            <w:pPr>
+              <w:pStyle w:val="Compact"/>
+              <w:jc w:val="left"/>
+            </w:pPr>
+            <w:r>
+              <w:t xml:space="preserve">t = −11,00; p = 0,004 **</w:t>
+            </w:r>
+          </w:p>
+        </w:tc>
+        <w:tc>
+          <w:p>
+            <w:pPr>
+              <w:pStyle w:val="Compact"/>
+              <w:jc w:val="left"/>
+            </w:pPr>
+            <w:r>
+              <w:t xml:space="preserve">t = −0,40; p = 0,726 (n.s.)</w:t>
+            </w:r>
+          </w:p>
+        </w:tc>
+        <w:tc>
+          <w:p>
+            <w:pPr>
+              <w:pStyle w:val="Compact"/>
+              <w:jc w:val="left"/>
+            </w:pPr>
+            <w:r>
+              <w:t xml:space="preserve">t = 46,59; p &lt; 0,001 **</w:t>
+            </w:r>
+          </w:p>
+        </w:tc>
+      </w:tr>
+      <w:tr>
+        <w:tc>
+          <w:p>
+            <w:pPr>
+              <w:pStyle w:val="Compact"/>
+              <w:jc w:val="left"/>
+            </w:pPr>
+            <w:r>
+              <w:t xml:space="preserve">F16 vs Q4_K_M</w:t>
+            </w:r>
+          </w:p>
+        </w:tc>
+        <w:tc>
+          <w:p>
+            <w:pPr>
+              <w:pStyle w:val="Compact"/>
+              <w:jc w:val="left"/>
+            </w:pPr>
+            <w:r>
+              <w:t xml:space="preserve">t = −37,95; p &lt; 0,001 **</w:t>
+            </w:r>
+          </w:p>
+        </w:tc>
+        <w:tc>
+          <w:p>
+            <w:pPr>
+              <w:pStyle w:val="Compact"/>
+              <w:jc w:val="left"/>
+            </w:pPr>
+            <w:r>
+              <w:t xml:space="preserve">t = −2,09; p = 0,145 (n.s.)</w:t>
+            </w:r>
+          </w:p>
+        </w:tc>
+        <w:tc>
+          <w:p>
+            <w:pPr>
+              <w:pStyle w:val="Compact"/>
+              <w:jc w:val="left"/>
+            </w:pPr>
+            <w:r>
+              <w:t xml:space="preserve">t = 61,90; p &lt; 0,001 **</w:t>
+            </w:r>
+          </w:p>
+        </w:tc>
+      </w:tr>
+      <w:tr>
+        <w:tc>
+          <w:p>
+            <w:pPr>
+              <w:pStyle w:val="Compact"/>
+              <w:jc w:val="left"/>
+            </w:pPr>
+            <w:r>
+              <w:t xml:space="preserve">F16 vs Q3_K_M</w:t>
+            </w:r>
+          </w:p>
+        </w:tc>
+        <w:tc>
+          <w:p>
+            <w:pPr>
+              <w:pStyle w:val="Compact"/>
+              <w:jc w:val="left"/>
+            </w:pPr>
+            <w:r>
+              <w:t xml:space="preserve">t = −10,81; p = 0,005 **</w:t>
+            </w:r>
+          </w:p>
+        </w:tc>
+        <w:tc>
+          <w:p>
+            <w:pPr>
+              <w:pStyle w:val="Compact"/>
+              <w:jc w:val="left"/>
+            </w:pPr>
+            <w:r>
+              <w:t xml:space="preserve">t = 3,19; p = 0,071 (n.s.)</w:t>
+            </w:r>
+          </w:p>
+        </w:tc>
+        <w:tc>
+          <w:p>
+            <w:pPr>
+              <w:pStyle w:val="Compact"/>
+              <w:jc w:val="left"/>
+            </w:pPr>
+            <w:r>
+              <w:t xml:space="preserve">t = 97,79; p &lt; 0,001 **</w:t>
+            </w:r>
+          </w:p>
+        </w:tc>
+      </w:tr>
+      <w:tr>
+        <w:tc>
+          <w:p>
+            <w:pPr>
+              <w:pStyle w:val="Compact"/>
+              <w:jc w:val="left"/>
+            </w:pPr>
+            <w:r>
+              <w:t xml:space="preserve">Q5_K_M vs Q4_K_M</w:t>
+            </w:r>
+          </w:p>
+        </w:tc>
+        <w:tc>
+          <w:p>
+            <w:pPr>
+              <w:pStyle w:val="Compact"/>
+              <w:jc w:val="left"/>
+            </w:pPr>
+            <w:r>
+              <w:t xml:space="preserve">t = −6,44; p = 0,012 **</w:t>
+            </w:r>
+          </w:p>
+        </w:tc>
+        <w:tc>
+          <w:p>
+            <w:pPr>
+              <w:pStyle w:val="Compact"/>
+              <w:jc w:val="left"/>
+            </w:pPr>
+            <w:r>
+              <w:t xml:space="preserve">t = −4,41; p = 0,022 **</w:t>
+            </w:r>
+          </w:p>
+        </w:tc>
+        <w:tc>
+          <w:p>
+            <w:pPr>
+              <w:pStyle w:val="Compact"/>
+              <w:jc w:val="left"/>
+            </w:pPr>
+            <w:r>
+              <w:t xml:space="preserve">t = 15,05; p &lt; 0,001 **</w:t>
+            </w:r>
+          </w:p>
+        </w:tc>
+      </w:tr>
+      <w:tr>
+        <w:tc>
+          <w:p>
+            <w:pPr>
+              <w:pStyle w:val="Compact"/>
+              <w:jc w:val="left"/>
+            </w:pPr>
+            <w:r>
+              <w:t xml:space="preserve">Q5_K_M vs Q3_K_M</w:t>
+            </w:r>
+          </w:p>
+        </w:tc>
+        <w:tc>
+          <w:p>
+            <w:pPr>
+              <w:pStyle w:val="Compact"/>
+              <w:jc w:val="left"/>
+            </w:pPr>
+            <w:r>
+              <w:t xml:space="preserve">t = −0,66; p = 0,548 (n.s.)</w:t>
+            </w:r>
+          </w:p>
+        </w:tc>
+        <w:tc>
+          <w:p>
+            <w:pPr>
+              <w:pStyle w:val="Compact"/>
+              <w:jc w:val="left"/>
+            </w:pPr>
+            <w:r>
+              <w:t xml:space="preserve">t = 11,06; p &lt; 0,001 **</w:t>
+            </w:r>
+          </w:p>
+        </w:tc>
+        <w:tc>
+          <w:p>
+            <w:pPr>
+              <w:pStyle w:val="Compact"/>
+              <w:jc w:val="left"/>
+            </w:pPr>
+            <w:r>
+              <w:t xml:space="preserve">t = 51,65; p &lt; 0,001 **</w:t>
+            </w:r>
+          </w:p>
+        </w:tc>
+      </w:tr>
+      <w:tr>
+        <w:tc>
+          <w:p>
+            <w:pPr>
+              <w:pStyle w:val="Compact"/>
+              <w:jc w:val="left"/>
+            </w:pPr>
+            <w:r>
+              <w:t xml:space="preserve">Q4_K_M vs Q3_K_M</w:t>
+            </w:r>
+          </w:p>
+        </w:tc>
+        <w:tc>
+          <w:p>
+            <w:pPr>
+              <w:pStyle w:val="Compact"/>
+              <w:jc w:val="left"/>
+            </w:pPr>
+            <w:r>
+              <w:t xml:space="preserve">t = 5,01; p = 0,024 **</w:t>
+            </w:r>
+          </w:p>
+        </w:tc>
+        <w:tc>
+          <w:p>
+            <w:pPr>
+              <w:pStyle w:val="Compact"/>
+              <w:jc w:val="left"/>
+            </w:pPr>
+            <w:r>
+              <w:t xml:space="preserve">t = 11,99; p &lt; 0,001 **</w:t>
+            </w:r>
+          </w:p>
+        </w:tc>
+        <w:tc>
+          <w:p>
+            <w:pPr>
+              <w:pStyle w:val="Compact"/>
+              <w:jc w:val="left"/>
+            </w:pPr>
+            <w:r>
+              <w:t xml:space="preserve">t = 37,00; p &lt; 0,001 **</w:t>
+            </w:r>
+          </w:p>
+        </w:tc>
+      </w:tr>
+      <w:tr>
+        <w:tc>
+          <w:p>
+            <w:pPr>
+              <w:pStyle w:val="Compact"/>
+              <w:jc w:val="left"/>
+            </w:pPr>
+            <w:r>
+              <w:rPr>
+                <w:b/>
+              </w:rPr>
+              <w:t xml:space="preserve">One-way ANOVA (4 varian)</w:t>
+            </w:r>
+          </w:p>
+        </w:tc>
+        <w:tc>
+          <w:p>
+            <w:pPr>
+              <w:pStyle w:val="Compact"/>
+              <w:jc w:val="left"/>
+            </w:pPr>
+            <w:r>
+              <w:rPr>
+                <w:b/>
+              </w:rPr>
+              <w:t xml:space="preserve">F = 95,39; p &lt; 0,001 **</w:t>
+            </w:r>
+          </w:p>
+        </w:tc>
+        <w:tc>
+          <w:p>
+            <w:pPr>
+              <w:pStyle w:val="Compact"/>
+              <w:jc w:val="left"/>
+            </w:pPr>
+            <w:r>
+              <w:rPr>
+                <w:b/>
+              </w:rPr>
+              <w:t xml:space="preserve">F = 17,07; p &lt; 0,001 **</w:t>
+            </w:r>
+          </w:p>
+        </w:tc>
+        <w:tc>
+          <w:p>
+            <w:pPr>
+              <w:pStyle w:val="Compact"/>
+              <w:jc w:val="left"/>
+            </w:pPr>
+            <w:r>
+              <w:rPr>
+                <w:b/>
+              </w:rPr>
+              <w:t xml:space="preserve">F = 3.297,73; p &lt; 0,001 **</w:t>
+            </w:r>
+          </w:p>
+        </w:tc>
+      </w:tr>
+    </w:tbl>
+    <w:p>
+      <w:pPr>
+        <w:pStyle w:val="BodyText"/>
+      </w:pPr>
+      <w:r>
+        <w:t xml:space="preserve">** signifikan pada α = 0,05; n.s. = tidak signifikan secara statistik.</w:t>
+      </w:r>
+    </w:p>
+    <w:p>
+      <w:pPr>
+        <w:pStyle w:val="BodyText"/>
+      </w:pPr>
+      <w:r>
+        <w:t xml:space="preserve">Tiga temuan inferensial yang dapat ditarik dari Tabel 4.8 adalah sebagai berikut.</w:t>
       </w:r>
     </w:p>
     <w:p>
@@ -15452,40 +16236,63 @@
         <w:rPr>
           <w:b/>
         </w:rPr>
-        <w:t xml:space="preserve">Efektivitas Kuantisasi dalam Mitigasi Limitasi Memori.</w:t>
-      </w:r>
-      <w:r>
-        <w:t xml:space="preserve"> </w:t>
-      </w:r>
-      <w:r>
-        <w:t xml:space="preserve">Implementasi PTQ dengan format GGUF terbukti secara empiris mampu mengatasi kendala</w:t>
-      </w:r>
-      <w:r>
-        <w:t xml:space="preserve"> </w:t>
-      </w:r>
-      <w:r>
-        <w:rPr>
-          <w:i/>
-        </w:rPr>
-        <w:t xml:space="preserve">shared-memory</w:t>
-      </w:r>
-      <w:r>
-        <w:t xml:space="preserve"> </w:t>
-      </w:r>
-      <w:r>
-        <w:t xml:space="preserve">pada Android kelas menengah. Penggunaan FP16 dengan parameter 2 miliar menyebabkan dominasi penggunaan RAM hingga 3,66 GB—berisiko tinggi memicu</w:t>
-      </w:r>
-      <w:r>
-        <w:t xml:space="preserve"> </w:t>
-      </w:r>
-      <w:r>
-        <w:rPr>
-          <w:i/>
-        </w:rPr>
-        <w:t xml:space="preserve">Force Close</w:t>
-      </w:r>
-      <w:r>
-        <w:t xml:space="preserve">. Melalui reduksi presisi ke Q4_K_M dan Q3_K_M, beban memori dikompresi melampaui 60% (storage) dan 30–48% (RAM), sehingga menjamin stabilitas operasional perangkat.</w:t>
+        <w:t xml:space="preserve">Perbedaan rerata pada metrik</w:t>
+      </w:r>
+      <w:r>
+        <w:rPr>
+          <w:b/>
+        </w:rPr>
+        <w:t xml:space="preserve"> </w:t>
+      </w:r>
+      <w:r>
+        <w:rPr>
+          <w:i/>
+          <w:b/>
+        </w:rPr>
+        <w:t xml:space="preserve">Generation Speed</w:t>
+      </w:r>
+      <w:r>
+        <w:rPr>
+          <w:b/>
+        </w:rPr>
+        <w:t xml:space="preserve"> </w:t>
+      </w:r>
+      <w:r>
+        <w:rPr>
+          <w:b/>
+        </w:rPr>
+        <w:t xml:space="preserve">dan</w:t>
+      </w:r>
+      <w:r>
+        <w:rPr>
+          <w:b/>
+        </w:rPr>
+        <w:t xml:space="preserve"> </w:t>
+      </w:r>
+      <w:r>
+        <w:rPr>
+          <w:i/>
+          <w:b/>
+        </w:rPr>
+        <w:t xml:space="preserve">Peak</w:t>
+      </w:r>
+      <w:r>
+        <w:rPr>
+          <w:b/>
+        </w:rPr>
+        <w:t xml:space="preserve"> </w:t>
+      </w:r>
+      <w:r>
+        <w:rPr>
+          <w:b/>
+        </w:rPr>
+        <w:t xml:space="preserve">RAM antar varian terbukti signifikan secara statistik</w:t>
+      </w:r>
+      <w:r>
+        <w:t xml:space="preserve"> </w:t>
+      </w:r>
+      <w:r>
+        <w:t xml:space="preserve">(ANOVA p &lt; 0,001 untuk kedua metrik), sehingga klaim utama penelitian—bahwa kuantisasi PTQ meningkatkan kecepatan inferensi dan mereduksi konsumsi RAM secara substantif—didukung bukti statistik dan bukan sekadar hasil rerata yang kebetulan berbeda.</w:t>
       </w:r>
     </w:p>
     <w:p>
@@ -15500,70 +16307,28 @@
         <w:rPr>
           <w:b/>
         </w:rPr>
-        <w:t xml:space="preserve">Optimalisasi Kecepatan Inferensi dan Anomali Arsitektur ARM.</w:t>
-      </w:r>
-      <w:r>
-        <w:t xml:space="preserve"> </w:t>
-      </w:r>
-      <w:r>
-        <w:t xml:space="preserve">Reduksi ukuran berkas berbanding lurus dengan peningkatan</w:t>
-      </w:r>
-      <w:r>
-        <w:t xml:space="preserve"> </w:t>
-      </w:r>
-      <w:r>
-        <w:rPr>
-          <w:i/>
-        </w:rPr>
-        <w:t xml:space="preserve">Generation Speed</w:t>
-      </w:r>
-      <w:r>
-        <w:t xml:space="preserve"> </w:t>
-      </w:r>
-      <w:r>
-        <w:t xml:space="preserve">(Q4 LFM: 2,75×</w:t>
-      </w:r>
-      <w:r>
-        <w:t xml:space="preserve"> </w:t>
-      </w:r>
-      <w:r>
-        <w:rPr>
-          <w:i/>
-        </w:rPr>
-        <w:t xml:space="preserve">baseline</w:t>
-      </w:r>
-      <w:r>
-        <w:t xml:space="preserve">). Namun, penelitian ini mengidentifikasi adanya anomali pada CPU ARM, di mana Q3_K_M mengalami degradasi signifikan pada</w:t>
-      </w:r>
-      <w:r>
-        <w:t xml:space="preserve"> </w:t>
-      </w:r>
-      <w:r>
-        <w:rPr>
-          <w:i/>
-        </w:rPr>
-        <w:t xml:space="preserve">Prompt Speed</w:t>
-      </w:r>
-      <w:r>
-        <w:t xml:space="preserve"> </w:t>
-      </w:r>
-      <w:r>
-        <w:t xml:space="preserve">karena kompleksitas</w:t>
-      </w:r>
-      <w:r>
-        <w:t xml:space="preserve"> </w:t>
-      </w:r>
-      <w:r>
-        <w:rPr>
-          <w:i/>
-        </w:rPr>
-        <w:t xml:space="preserve">unpacking</w:t>
-      </w:r>
-      <w:r>
-        <w:t xml:space="preserve"> </w:t>
-      </w:r>
-      <w:r>
-        <w:t xml:space="preserve">susunan bit ganjil. Hal ini membuktikan bahwa ukuran berkas yang lebih kecil tidak selalu menghasilkan latensi yang lebih rendah pada arsitektur ARM.</w:t>
+        <w:t xml:space="preserve">Keunggulan Q4_K_M atas Q3_K_M pada Gen TPS</w:t>
+      </w:r>
+      <w:r>
+        <w:t xml:space="preserve"> </w:t>
+      </w:r>
+      <w:r>
+        <w:t xml:space="preserve">(mean 13,67 vs 11,07; t = 5,01; p = 0,024)</w:t>
+      </w:r>
+      <w:r>
+        <w:t xml:space="preserve"> </w:t>
+      </w:r>
+      <w:r>
+        <w:rPr>
+          <w:b/>
+        </w:rPr>
+        <w:t xml:space="preserve">dan Prompt TPS</w:t>
+      </w:r>
+      <w:r>
+        <w:t xml:space="preserve"> </w:t>
+      </w:r>
+      <w:r>
+        <w:t xml:space="preserve">(mean 43,67 vs 18,27; t = 11,99; p &lt; 0,001) bersifat signifikan. Hal ini menjadi dasar inferensial yang memperkuat rekomendasi varian operasional Q4_K_M pada Sub-bab 4.4.5 dari sudut pandang murni kecepatan, bahkan sebelum mempertimbangkan retensi kepintaran.</w:t>
       </w:r>
     </w:p>
     <w:p>
@@ -15578,102 +16343,176 @@
         <w:rPr>
           <w:b/>
         </w:rPr>
-        <w:t xml:space="preserve">Integritas Kognitif dan Titik Keseimbangan Operasional (</w:t>
-      </w:r>
-      <w:r>
-        <w:rPr>
-          <w:i/>
-          <w:b/>
-        </w:rPr>
-        <w:t xml:space="preserve">Sweet Spot</w:t>
-      </w:r>
-      <w:r>
-        <w:rPr>
-          <w:b/>
-        </w:rPr>
-        <w:t xml:space="preserve">).</w:t>
-      </w:r>
-      <w:r>
-        <w:t xml:space="preserve"> </w:t>
-      </w:r>
-      <w:r>
-        <w:t xml:space="preserve">Kompresi ekstrem pada Q3_K_M menyebabkan degradasi kualitas kognitif yang signifikan, ditandai dengan anjloknya akurasi GSM8K dan HumanEval serta pelebaran</w:t>
-      </w:r>
-      <w:r>
-        <w:t xml:space="preserve"> </w:t>
-      </w:r>
-      <w:r>
-        <w:rPr>
-          <w:i/>
-        </w:rPr>
-        <w:t xml:space="preserve">Perplexity</w:t>
-      </w:r>
-      <w:r>
-        <w:t xml:space="preserve">. Penurunan ini disebabkan oleh hilangnya</w:t>
-      </w:r>
-      <w:r>
-        <w:t xml:space="preserve"> </w:t>
-      </w:r>
-      <w:r>
-        <w:rPr>
-          <w:i/>
-        </w:rPr>
-        <w:t xml:space="preserve">outliers</w:t>
-      </w:r>
-      <w:r>
-        <w:t xml:space="preserve"> </w:t>
-      </w:r>
-      <w:r>
-        <w:t xml:space="preserve">pada matriks bobot yang esensial bagi nalar matematis. Dengan demikian,</w:t>
-      </w:r>
-      <w:r>
-        <w:t xml:space="preserve"> </w:t>
-      </w:r>
-      <w:r>
-        <w:rPr>
-          <w:b/>
-        </w:rPr>
-        <w:t xml:space="preserve">Q4_K_M ditetapkan sebagai</w:t>
-      </w:r>
-      <w:r>
-        <w:rPr>
-          <w:b/>
-        </w:rPr>
-        <w:t xml:space="preserve"> </w:t>
-      </w:r>
-      <w:r>
-        <w:rPr>
-          <w:i/>
-          <w:b/>
-        </w:rPr>
-        <w:t xml:space="preserve">sweet spot</w:t>
-      </w:r>
-      <w:r>
-        <w:rPr>
-          <w:b/>
-        </w:rPr>
-        <w:t xml:space="preserve"> </w:t>
-      </w:r>
-      <w:r>
-        <w:rPr>
-          <w:b/>
-        </w:rPr>
-        <w:t xml:space="preserve">operasional</w:t>
-      </w:r>
-      <w:r>
-        <w:t xml:space="preserve"> </w:t>
-      </w:r>
-      <w:r>
-        <w:t xml:space="preserve">karena mampu memberikan efisiensi penggunaan RAM dan kecepatan inferensi yang optimal tanpa mengorbankan integritas nalar dan logika fungsional model.</w:t>
-      </w:r>
+        <w:t xml:space="preserve">Pengaruh kuantisasi pada</w:t>
+      </w:r>
+      <w:r>
+        <w:rPr>
+          <w:b/>
+        </w:rPr>
+        <w:t xml:space="preserve"> </w:t>
+      </w:r>
+      <w:r>
+        <w:rPr>
+          <w:i/>
+          <w:b/>
+        </w:rPr>
+        <w:t xml:space="preserve">Prompt Speed</w:t>
+      </w:r>
+      <w:r>
+        <w:rPr>
+          <w:b/>
+        </w:rPr>
+        <w:t xml:space="preserve"> </w:t>
+      </w:r>
+      <w:r>
+        <w:rPr>
+          <w:b/>
+        </w:rPr>
+        <w:t xml:space="preserve">tidak homogen.</w:t>
+      </w:r>
+      <w:r>
+        <w:t xml:space="preserve"> </w:t>
+      </w:r>
+      <w:r>
+        <w:rPr>
+          <w:i/>
+        </w:rPr>
+        <w:t xml:space="preserve">Prompt TPS</w:t>
+      </w:r>
+      <w:r>
+        <w:t xml:space="preserve"> </w:t>
+      </w:r>
+      <w:r>
+        <w:t xml:space="preserve">F16 dan Q3_K_M tidak menunjukkan perbedaan signifikan (p = 0,071), sementara F16 dan Q5_K_M juga tidak signifikan (p = 0,726). Pola ini mengonfirmasi adanya anomali</w:t>
+      </w:r>
+      <w:r>
+        <w:t xml:space="preserve"> </w:t>
+      </w:r>
+      <w:r>
+        <w:rPr>
+          <w:i/>
+        </w:rPr>
+        <w:t xml:space="preserve">unpacking</w:t>
+      </w:r>
+      <w:r>
+        <w:t xml:space="preserve"> </w:t>
+      </w:r>
+      <w:r>
+        <w:t xml:space="preserve">bit ganjil pada Q3_K_M yang sudah dianalisis pada Sub-bab 4.4.2: tahap</w:t>
+      </w:r>
+      <w:r>
+        <w:t xml:space="preserve"> </w:t>
+      </w:r>
+      <w:r>
+        <w:rPr>
+          <w:i/>
+        </w:rPr>
+        <w:t xml:space="preserve">prompt processing</w:t>
+      </w:r>
+      <w:r>
+        <w:t xml:space="preserve"> </w:t>
+      </w:r>
+      <w:r>
+        <w:t xml:space="preserve">memerlukan akses memori berlapis yang biaya komputasinya hampir setara dengan format presisi penuh, sehingga</w:t>
+      </w:r>
+      <w:r>
+        <w:t xml:space="preserve"> </w:t>
+      </w:r>
+      <w:r>
+        <w:rPr>
+          <w:i/>
+        </w:rPr>
+        <w:t xml:space="preserve">speedup</w:t>
+      </w:r>
+      <w:r>
+        <w:t xml:space="preserve"> </w:t>
+      </w:r>
+      <w:r>
+        <w:t xml:space="preserve">Q3 tidak dapat dijamin pada fase ini.</w:t>
+      </w:r>
+    </w:p>
+    <w:p>
+      <w:pPr>
+        <w:pStyle w:val="FirstParagraph"/>
+      </w:pPr>
+      <w:r>
+        <w:t xml:space="preserve">Dengan demikian, hasil uji statistik di atas memberikan dukungan kuantitatif yang konsisten dengan kerangka rekomendasi Tabel 4.7: Q4_K_M unggul signifikan dibanding Q3_K_M pada dua metrik</w:t>
+      </w:r>
+      <w:r>
+        <w:t xml:space="preserve"> </w:t>
+      </w:r>
+      <w:r>
+        <w:rPr>
+          <w:i/>
+        </w:rPr>
+        <w:t xml:space="preserve">throughput</w:t>
+      </w:r>
+      <w:r>
+        <w:t xml:space="preserve"> </w:t>
+      </w:r>
+      <w:r>
+        <w:t xml:space="preserve">utama (</w:t>
+      </w:r>
+      <w:r>
+        <w:rPr>
+          <w:i/>
+        </w:rPr>
+        <w:t xml:space="preserve">Gen</w:t>
+      </w:r>
+      <w:r>
+        <w:t xml:space="preserve"> </w:t>
+      </w:r>
+      <w:r>
+        <w:t xml:space="preserve">dan</w:t>
+      </w:r>
+      <w:r>
+        <w:t xml:space="preserve"> </w:t>
+      </w:r>
+      <w:r>
+        <w:rPr>
+          <w:i/>
+        </w:rPr>
+        <w:t xml:space="preserve">Prompt</w:t>
+      </w:r>
+      <w:r>
+        <w:t xml:space="preserve"> </w:t>
+      </w:r>
+      <w:r>
+        <w:t xml:space="preserve">TPS) sekaligus tetap mempertahankan</w:t>
+      </w:r>
+      <w:r>
+        <w:t xml:space="preserve"> </w:t>
+      </w:r>
+      <w:r>
+        <w:rPr>
+          <w:i/>
+        </w:rPr>
+        <w:t xml:space="preserve">peak</w:t>
+      </w:r>
+      <w:r>
+        <w:t xml:space="preserve"> </w:t>
+      </w:r>
+      <w:r>
+        <w:t xml:space="preserve">RAM yang lebih rendah dibanding Q5_K_M secara signifikan—gabungan yang menjadikannya varian dengan profil efisiensi paling kokoh untuk perangkat Tecno Pova 5.</w:t>
+      </w:r>
+    </w:p>
+    <w:p>
+      <w:pPr>
+        <w:pStyle w:val="Heading1"/>
+      </w:pPr>
+      <w:bookmarkStart w:id="85" w:name="bab-v-penutup"/>
+      <w:r>
+        <w:t xml:space="preserve">BAB V — PENUTUP</w:t>
+      </w:r>
+      <w:bookmarkEnd w:id="85"/>
     </w:p>
     <w:p>
       <w:pPr>
         <w:pStyle w:val="Heading2"/>
       </w:pPr>
-      <w:bookmarkStart w:id="86" w:name="keterbatasan-penelitian"/>
-      <w:r>
-        <w:t xml:space="preserve">5.2 Keterbatasan Penelitian</w:t>
+      <w:bookmarkStart w:id="86" w:name="kesimpulan"/>
+      <w:r>
+        <w:t xml:space="preserve">5.1 Kesimpulan</w:t>
       </w:r>
       <w:bookmarkEnd w:id="86"/>
     </w:p>
@@ -15682,7 +16521,37 @@
         <w:pStyle w:val="FirstParagraph"/>
       </w:pPr>
       <w:r>
-        <w:t xml:space="preserve">Guna menjaga objektivitas pelaporan ilmiah, penulis menggariskan empat keterbatasan utama yang melekat pada desain eksperimen ini, sebagai berikut:</w:t>
+        <w:t xml:space="preserve">Berdasarkan serangkaian eksperimen mengenai optimasi arsitektur</w:t>
+      </w:r>
+      <w:r>
+        <w:t xml:space="preserve"> </w:t>
+      </w:r>
+      <w:r>
+        <w:rPr>
+          <w:i/>
+        </w:rPr>
+        <w:t xml:space="preserve">Small Language Model</w:t>
+      </w:r>
+      <w:r>
+        <w:t xml:space="preserve"> </w:t>
+      </w:r>
+      <w:r>
+        <w:t xml:space="preserve">pada ekosistem</w:t>
+      </w:r>
+      <w:r>
+        <w:t xml:space="preserve"> </w:t>
+      </w:r>
+      <w:r>
+        <w:rPr>
+          <w:i/>
+        </w:rPr>
+        <w:t xml:space="preserve">Mobile Edge Computing</w:t>
+      </w:r>
+      <w:r>
+        <w:t xml:space="preserve"> </w:t>
+      </w:r>
+      <w:r>
+        <w:t xml:space="preserve">berbasis Android, dapat ditarik beberapa kesimpulan utama sebagai jawaban atas rumusan masalah penelitian, yaitu:</w:t>
       </w:r>
     </w:p>
     <w:p>
@@ -15697,70 +16566,40 @@
         <w:rPr>
           <w:b/>
         </w:rPr>
-        <w:t xml:space="preserve">Lingkup Perangkat Tunggal.</w:t>
-      </w:r>
-      <w:r>
-        <w:t xml:space="preserve"> </w:t>
-      </w:r>
-      <w:r>
-        <w:t xml:space="preserve">Seluruh metrik performa fisik (TPS,</w:t>
-      </w:r>
-      <w:r>
-        <w:t xml:space="preserve"> </w:t>
-      </w:r>
-      <w:r>
-        <w:rPr>
-          <w:i/>
-        </w:rPr>
-        <w:t xml:space="preserve">peak</w:t>
-      </w:r>
-      <w:r>
-        <w:t xml:space="preserve"> </w:t>
-      </w:r>
-      <w:r>
-        <w:t xml:space="preserve">RAM proses, beban CPU, dan total waktu eksekusi) diukur pada satu unit perangkat Tecno Pova 5 (SoC MediaTek Helio G99, RAM 8 GB) di lingkungan Termux. Hasil ini belum mewakili variasi karakteristik termal,</w:t>
-      </w:r>
-      <w:r>
-        <w:t xml:space="preserve"> </w:t>
-      </w:r>
-      <w:r>
-        <w:rPr>
-          <w:i/>
-        </w:rPr>
-        <w:t xml:space="preserve">governor</w:t>
-      </w:r>
-      <w:r>
-        <w:t xml:space="preserve"> </w:t>
-      </w:r>
-      <w:r>
-        <w:t xml:space="preserve">CPU, atau skema</w:t>
-      </w:r>
-      <w:r>
-        <w:t xml:space="preserve"> </w:t>
-      </w:r>
-      <w:r>
-        <w:rPr>
-          <w:i/>
-        </w:rPr>
-        <w:t xml:space="preserve">power management</w:t>
-      </w:r>
-      <w:r>
-        <w:t xml:space="preserve"> </w:t>
-      </w:r>
-      <w:r>
-        <w:t xml:space="preserve">pada SoC lain (Snapdragon 6/7/8</w:t>
-      </w:r>
-      <w:r>
-        <w:t xml:space="preserve"> </w:t>
-      </w:r>
-      <w:r>
-        <w:rPr>
-          <w:i/>
-        </w:rPr>
-        <w:t xml:space="preserve">gen</w:t>
-      </w:r>
-      <w:r>
-        <w:t xml:space="preserve">, Dimensity, atau Tensor) maupun pada perangkat tablet/laptop berbasis ARM.</w:t>
+        <w:t xml:space="preserve">Efektivitas Kuantisasi dalam Mitigasi Limitasi Memori.</w:t>
+      </w:r>
+      <w:r>
+        <w:t xml:space="preserve"> </w:t>
+      </w:r>
+      <w:r>
+        <w:t xml:space="preserve">Implementasi PTQ dengan format GGUF terbukti secara empiris mampu mengatasi kendala</w:t>
+      </w:r>
+      <w:r>
+        <w:t xml:space="preserve"> </w:t>
+      </w:r>
+      <w:r>
+        <w:rPr>
+          <w:i/>
+        </w:rPr>
+        <w:t xml:space="preserve">shared-memory</w:t>
+      </w:r>
+      <w:r>
+        <w:t xml:space="preserve"> </w:t>
+      </w:r>
+      <w:r>
+        <w:t xml:space="preserve">pada Android kelas menengah. Penggunaan FP16 dengan parameter 2 miliar menyebabkan dominasi penggunaan RAM hingga 3,66 GB—berisiko tinggi memicu</w:t>
+      </w:r>
+      <w:r>
+        <w:t xml:space="preserve"> </w:t>
+      </w:r>
+      <w:r>
+        <w:rPr>
+          <w:i/>
+        </w:rPr>
+        <w:t xml:space="preserve">Force Close</w:t>
+      </w:r>
+      <w:r>
+        <w:t xml:space="preserve">. Melalui reduksi presisi ke Q4_K_M dan Q3_K_M, beban memori dikompresi melampaui 60% (storage) dan 30–48% (RAM), sehingga menjamin stabilitas operasional perangkat.</w:t>
       </w:r>
     </w:p>
     <w:p>
@@ -15775,65 +16614,70 @@
         <w:rPr>
           <w:b/>
         </w:rPr>
-        <w:t xml:space="preserve">Ukuran Sampel</w:t>
-      </w:r>
-      <w:r>
-        <w:rPr>
-          <w:b/>
-        </w:rPr>
-        <w:t xml:space="preserve"> </w:t>
-      </w:r>
-      <w:r>
-        <w:rPr>
-          <w:i/>
-          <w:b/>
-        </w:rPr>
-        <w:t xml:space="preserve">Benchmark</w:t>
-      </w:r>
-      <w:r>
-        <w:rPr>
-          <w:b/>
-        </w:rPr>
-        <w:t xml:space="preserve"> </w:t>
-      </w:r>
-      <w:r>
-        <w:rPr>
-          <w:b/>
-        </w:rPr>
-        <w:t xml:space="preserve">Akurasi.</w:t>
-      </w:r>
-      <w:r>
-        <w:t xml:space="preserve"> </w:t>
-      </w:r>
-      <w:r>
-        <w:t xml:space="preserve">Evaluasi MMLU, GSM8K, dan HumanEval menggunakan masing-masing 100 sampel acak per</w:t>
-      </w:r>
-      <w:r>
-        <w:t xml:space="preserve"> </w:t>
-      </w:r>
-      <w:r>
-        <w:rPr>
-          <w:i/>
-        </w:rPr>
-        <w:t xml:space="preserve">benchmark</w:t>
-      </w:r>
-      <w:r>
-        <w:t xml:space="preserve">. Ukuran sampel ini cukup untuk indikasi awal, namun masih menyisakan ruang variansi statistik 5–10% poin per metrik. Studi lanjutan disarankan menggunakan minimal 500 sampel per</w:t>
-      </w:r>
-      <w:r>
-        <w:t xml:space="preserve"> </w:t>
-      </w:r>
-      <w:r>
-        <w:rPr>
-          <w:i/>
-        </w:rPr>
-        <w:t xml:space="preserve">benchmark</w:t>
-      </w:r>
-      <w:r>
-        <w:t xml:space="preserve"> </w:t>
-      </w:r>
-      <w:r>
-        <w:t xml:space="preserve">atau melaporkan interval kepercayaan secara eksplisit.</w:t>
+        <w:t xml:space="preserve">Optimalisasi Kecepatan Inferensi dan Anomali Arsitektur ARM.</w:t>
+      </w:r>
+      <w:r>
+        <w:t xml:space="preserve"> </w:t>
+      </w:r>
+      <w:r>
+        <w:t xml:space="preserve">Reduksi ukuran berkas berbanding lurus dengan peningkatan</w:t>
+      </w:r>
+      <w:r>
+        <w:t xml:space="preserve"> </w:t>
+      </w:r>
+      <w:r>
+        <w:rPr>
+          <w:i/>
+        </w:rPr>
+        <w:t xml:space="preserve">Generation Speed</w:t>
+      </w:r>
+      <w:r>
+        <w:t xml:space="preserve"> </w:t>
+      </w:r>
+      <w:r>
+        <w:t xml:space="preserve">(Q4 LFM: 2,75×</w:t>
+      </w:r>
+      <w:r>
+        <w:t xml:space="preserve"> </w:t>
+      </w:r>
+      <w:r>
+        <w:rPr>
+          <w:i/>
+        </w:rPr>
+        <w:t xml:space="preserve">baseline</w:t>
+      </w:r>
+      <w:r>
+        <w:t xml:space="preserve">). Namun, penelitian ini mengidentifikasi adanya anomali pada CPU ARM, di mana Q3_K_M mengalami degradasi signifikan pada</w:t>
+      </w:r>
+      <w:r>
+        <w:t xml:space="preserve"> </w:t>
+      </w:r>
+      <w:r>
+        <w:rPr>
+          <w:i/>
+        </w:rPr>
+        <w:t xml:space="preserve">Prompt Speed</w:t>
+      </w:r>
+      <w:r>
+        <w:t xml:space="preserve"> </w:t>
+      </w:r>
+      <w:r>
+        <w:t xml:space="preserve">karena kompleksitas</w:t>
+      </w:r>
+      <w:r>
+        <w:t xml:space="preserve"> </w:t>
+      </w:r>
+      <w:r>
+        <w:rPr>
+          <w:i/>
+        </w:rPr>
+        <w:t xml:space="preserve">unpacking</w:t>
+      </w:r>
+      <w:r>
+        <w:t xml:space="preserve"> </w:t>
+      </w:r>
+      <w:r>
+        <w:t xml:space="preserve">susunan bit ganjil. Hal ini membuktikan bahwa ukuran berkas yang lebih kecil tidak selalu menghasilkan latensi yang lebih rendah pada arsitektur ARM.</w:t>
       </w:r>
     </w:p>
     <w:p>
@@ -15848,245 +16692,102 @@
         <w:rPr>
           <w:b/>
         </w:rPr>
-        <w:t xml:space="preserve">Keterbatasan Instrumen Evaluasi pada</w:t>
-      </w:r>
-      <w:r>
-        <w:rPr>
-          <w:b/>
-        </w:rPr>
-        <w:t xml:space="preserve"> </w:t>
-      </w:r>
-      <w:r>
-        <w:rPr>
-          <w:i/>
-          <w:b/>
-        </w:rPr>
-        <w:t xml:space="preserve">Reasoning Model</w:t>
-      </w:r>
-      <w:r>
-        <w:rPr>
-          <w:b/>
-        </w:rPr>
-        <w:t xml:space="preserve"> </w:t>
-      </w:r>
-      <w:r>
-        <w:rPr>
-          <w:b/>
-        </w:rPr>
-        <w:t xml:space="preserve">(Qwen 3.5).</w:t>
-      </w:r>
-      <w:r>
-        <w:t xml:space="preserve"> </w:t>
-      </w:r>
-      <w:r>
-        <w:t xml:space="preserve">Sebagaimana dijabarkan pada Sub-bab 4.3.3, skor akurasi Qwen 3.5 pada</w:t>
-      </w:r>
-      <w:r>
-        <w:t xml:space="preserve"> </w:t>
-      </w:r>
-      <w:r>
-        <w:rPr>
-          <w:i/>
-        </w:rPr>
-        <w:t xml:space="preserve">benchmark</w:t>
-      </w:r>
-      <w:r>
-        <w:t xml:space="preserve"> </w:t>
-      </w:r>
-      <w:r>
-        <w:t xml:space="preserve">GSM8K terdampak oleh interaksi antara format keluaran</w:t>
-      </w:r>
-      <w:r>
-        <w:t xml:space="preserve"> </w:t>
-      </w:r>
-      <w:r>
-        <w:rPr>
-          <w:i/>
-        </w:rPr>
-        <w:t xml:space="preserve">chain-of-thought</w:t>
-      </w:r>
-      <w:r>
-        <w:t xml:space="preserve"> </w:t>
-      </w:r>
-      <w:r>
-        <w:t xml:space="preserve">(</w:t>
-      </w:r>
-      <w:r>
-        <w:rPr>
-          <w:rStyle w:val="VerbatimChar"/>
-        </w:rPr>
-        <w:t xml:space="preserve">&lt;think&gt; ... &lt;/think&gt;</w:t>
-      </w:r>
-      <w:r>
-        <w:t xml:space="preserve">), anggaran</w:t>
-      </w:r>
-      <w:r>
-        <w:t xml:space="preserve"> </w:t>
-      </w:r>
-      <w:r>
-        <w:rPr>
-          <w:i/>
-        </w:rPr>
-        <w:t xml:space="preserve">token</w:t>
-      </w:r>
-      <w:r>
-        <w:t xml:space="preserve"> </w:t>
-      </w:r>
-      <w:r>
-        <w:t xml:space="preserve">yang terbatas, dan logika</w:t>
-      </w:r>
-      <w:r>
-        <w:t xml:space="preserve"> </w:t>
-      </w:r>
-      <w:r>
-        <w:rPr>
-          <w:i/>
-        </w:rPr>
-        <w:t xml:space="preserve">parser</w:t>
-      </w:r>
-      <w:r>
-        <w:t xml:space="preserve"> </w:t>
-      </w:r>
-      <w:r>
-        <w:t xml:space="preserve">berlapis. Skor GSM8K Qwen 3.5 pada Tabel 4.5 oleh karenanya dilaporkan sebagai</w:t>
-      </w:r>
-      <w:r>
-        <w:t xml:space="preserve"> </w:t>
-      </w:r>
-      <w:r>
-        <w:rPr>
-          <w:i/>
-        </w:rPr>
-        <w:t xml:space="preserve">lower bound</w:t>
-      </w:r>
-      <w:r>
-        <w:t xml:space="preserve"> </w:t>
-      </w:r>
-      <w:r>
-        <w:t xml:space="preserve">dan tidak dapat secara langsung dibandingkan dengan skor LFM 2.5 (yang non-</w:t>
-      </w:r>
-      <w:r>
-        <w:rPr>
-          <w:i/>
-        </w:rPr>
-        <w:t xml:space="preserve">reasoning</w:t>
-      </w:r>
-      <w:r>
-        <w:t xml:space="preserve">) tanpa konteks ini.</w:t>
-      </w:r>
-    </w:p>
-    <w:p>
-      <w:pPr>
-        <w:numPr>
-          <w:ilvl w:val="0"/>
-          <w:numId w:val="1016"/>
-        </w:numPr>
-        <w:pStyle w:val="Compact"/>
-      </w:pPr>
-      <w:r>
-        <w:rPr>
-          <w:b/>
-        </w:rPr>
-        <w:t xml:space="preserve">Pengukuran Termal dan Konsumsi Energi.</w:t>
-      </w:r>
-      <w:r>
-        <w:t xml:space="preserve"> </w:t>
-      </w:r>
-      <w:r>
-        <w:t xml:space="preserve">Penelitian belum menyertakan pengukuran suhu CPU secara periodik (</w:t>
-      </w:r>
-      <w:r>
-        <w:rPr>
-          <w:rStyle w:val="VerbatimChar"/>
-        </w:rPr>
-        <w:t xml:space="preserve">/sys/class/thermal/thermal_zone*/temp</w:t>
-      </w:r>
-      <w:r>
-        <w:t xml:space="preserve">) maupun konsumsi baterai per 1.000</w:t>
-      </w:r>
-      <w:r>
-        <w:t xml:space="preserve"> </w:t>
-      </w:r>
-      <w:r>
-        <w:rPr>
-          <w:i/>
-        </w:rPr>
-        <w:t xml:space="preserve">token</w:t>
-      </w:r>
-      <w:r>
-        <w:t xml:space="preserve"> </w:t>
-      </w:r>
-      <w:r>
-        <w:t xml:space="preserve">yang diproduksi. Keduanya merupakan metrik krusial untuk evaluasi praktis dalam konteks</w:t>
-      </w:r>
-      <w:r>
-        <w:t xml:space="preserve"> </w:t>
-      </w:r>
-      <w:r>
-        <w:rPr>
-          <w:i/>
-        </w:rPr>
-        <w:t xml:space="preserve">Mobile Edge AI</w:t>
-      </w:r>
-      <w:r>
-        <w:t xml:space="preserve"> </w:t>
-      </w:r>
-      <w:r>
-        <w:t xml:space="preserve">yang sangat sensitif terhadap</w:t>
-      </w:r>
-      <w:r>
-        <w:t xml:space="preserve"> </w:t>
-      </w:r>
-      <w:r>
-        <w:rPr>
-          <w:i/>
-        </w:rPr>
-        <w:t xml:space="preserve">thermal throttling</w:t>
-      </w:r>
-      <w:r>
-        <w:t xml:space="preserve"> </w:t>
-      </w:r>
-      <w:r>
-        <w:t xml:space="preserve">dan ketahanan baterai. Pendekatan metodologis untuk pengukuran energi</w:t>
-      </w:r>
-      <w:r>
-        <w:t xml:space="preserve"> </w:t>
-      </w:r>
-      <w:r>
-        <w:rPr>
-          <w:i/>
-        </w:rPr>
-        <w:t xml:space="preserve">high-resolution</w:t>
-      </w:r>
-      <w:r>
-        <w:t xml:space="preserve"> </w:t>
-      </w:r>
-      <w:r>
-        <w:t xml:space="preserve">berbasis sensor arus eksternal yang dipaparkan oleh Husom dkk. (2024) pada</w:t>
-      </w:r>
-      <w:r>
-        <w:t xml:space="preserve"> </w:t>
-      </w:r>
-      <w:r>
-        <w:rPr>
-          <w:i/>
-        </w:rPr>
-        <w:t xml:space="preserve">Raspberry Pi</w:t>
-      </w:r>
-      <w:r>
-        <w:t xml:space="preserve"> </w:t>
-      </w:r>
-      <w:r>
-        <w:t xml:space="preserve">dapat menjadi acuan adopsi pada penelitian lanjutan di perangkat Android.</w:t>
+        <w:t xml:space="preserve">Integritas Kognitif dan Titik Keseimbangan Operasional (</w:t>
+      </w:r>
+      <w:r>
+        <w:rPr>
+          <w:i/>
+          <w:b/>
+        </w:rPr>
+        <w:t xml:space="preserve">Sweet Spot</w:t>
+      </w:r>
+      <w:r>
+        <w:rPr>
+          <w:b/>
+        </w:rPr>
+        <w:t xml:space="preserve">).</w:t>
+      </w:r>
+      <w:r>
+        <w:t xml:space="preserve"> </w:t>
+      </w:r>
+      <w:r>
+        <w:t xml:space="preserve">Kompresi ekstrem pada Q3_K_M menyebabkan degradasi kualitas kognitif yang signifikan, ditandai dengan anjloknya akurasi GSM8K dan HumanEval serta pelebaran</w:t>
+      </w:r>
+      <w:r>
+        <w:t xml:space="preserve"> </w:t>
+      </w:r>
+      <w:r>
+        <w:rPr>
+          <w:i/>
+        </w:rPr>
+        <w:t xml:space="preserve">Perplexity</w:t>
+      </w:r>
+      <w:r>
+        <w:t xml:space="preserve">. Penurunan ini disebabkan oleh hilangnya</w:t>
+      </w:r>
+      <w:r>
+        <w:t xml:space="preserve"> </w:t>
+      </w:r>
+      <w:r>
+        <w:rPr>
+          <w:i/>
+        </w:rPr>
+        <w:t xml:space="preserve">outliers</w:t>
+      </w:r>
+      <w:r>
+        <w:t xml:space="preserve"> </w:t>
+      </w:r>
+      <w:r>
+        <w:t xml:space="preserve">pada matriks bobot yang esensial bagi nalar matematis. Dengan demikian,</w:t>
+      </w:r>
+      <w:r>
+        <w:t xml:space="preserve"> </w:t>
+      </w:r>
+      <w:r>
+        <w:rPr>
+          <w:b/>
+        </w:rPr>
+        <w:t xml:space="preserve">Q4_K_M ditetapkan sebagai</w:t>
+      </w:r>
+      <w:r>
+        <w:rPr>
+          <w:b/>
+        </w:rPr>
+        <w:t xml:space="preserve"> </w:t>
+      </w:r>
+      <w:r>
+        <w:rPr>
+          <w:i/>
+          <w:b/>
+        </w:rPr>
+        <w:t xml:space="preserve">sweet spot</w:t>
+      </w:r>
+      <w:r>
+        <w:rPr>
+          <w:b/>
+        </w:rPr>
+        <w:t xml:space="preserve"> </w:t>
+      </w:r>
+      <w:r>
+        <w:rPr>
+          <w:b/>
+        </w:rPr>
+        <w:t xml:space="preserve">operasional</w:t>
+      </w:r>
+      <w:r>
+        <w:t xml:space="preserve"> </w:t>
+      </w:r>
+      <w:r>
+        <w:t xml:space="preserve">karena mampu memberikan efisiensi penggunaan RAM dan kecepatan inferensi yang optimal tanpa mengorbankan integritas nalar dan logika fungsional model.</w:t>
       </w:r>
     </w:p>
     <w:p>
       <w:pPr>
         <w:pStyle w:val="Heading2"/>
       </w:pPr>
-      <w:bookmarkStart w:id="87" w:name="saran"/>
-      <w:r>
-        <w:t xml:space="preserve">5.3 Saran</w:t>
+      <w:bookmarkStart w:id="87" w:name="keterbatasan-penelitian"/>
+      <w:r>
+        <w:t xml:space="preserve">5.2 Keterbatasan Penelitian</w:t>
       </w:r>
       <w:bookmarkEnd w:id="87"/>
     </w:p>
@@ -16095,19 +16796,7 @@
         <w:pStyle w:val="FirstParagraph"/>
       </w:pPr>
       <w:r>
-        <w:t xml:space="preserve">Berdasarkan batasan dan temuan penelitian, penulis merekomendasikan beberapa pengembangan untuk penelitian selanjutnya di bidang</w:t>
-      </w:r>
-      <w:r>
-        <w:t xml:space="preserve"> </w:t>
-      </w:r>
-      <w:r>
-        <w:rPr>
-          <w:i/>
-        </w:rPr>
-        <w:t xml:space="preserve">Edge Intelligence</w:t>
-      </w:r>
-      <w:r>
-        <w:t xml:space="preserve">:</w:t>
+        <w:t xml:space="preserve">Guna menjaga objektivitas pelaporan ilmiah, penulis menggariskan empat keterbatasan utama yang melekat pada desain eksperimen ini, sebagai berikut:</w:t>
       </w:r>
     </w:p>
     <w:p>
@@ -16122,37 +16811,70 @@
         <w:rPr>
           <w:b/>
         </w:rPr>
-        <w:t xml:space="preserve">Eksplorasi Akselerator Komputasi Heterogen.</w:t>
-      </w:r>
-      <w:r>
-        <w:t xml:space="preserve"> </w:t>
-      </w:r>
-      <w:r>
-        <w:t xml:space="preserve">Penelitian selanjutnya disarankan mengintegrasikan kerangka inferensi yang mendukung delegasi beban kalkulasi pada modul AI khusus, seperti</w:t>
-      </w:r>
-      <w:r>
-        <w:t xml:space="preserve"> </w:t>
-      </w:r>
-      <w:r>
-        <w:rPr>
-          <w:i/>
-        </w:rPr>
-        <w:t xml:space="preserve">Neural Processing Unit</w:t>
-      </w:r>
-      <w:r>
-        <w:t xml:space="preserve"> </w:t>
-      </w:r>
-      <w:r>
-        <w:t xml:space="preserve">(NPU) atau akselerasi GPU mobile via Vulkan/OpenCL, untuk menembus limitasi komputasi yang bersifat CPU-</w:t>
-      </w:r>
-      <w:r>
-        <w:rPr>
-          <w:i/>
-        </w:rPr>
-        <w:t xml:space="preserve">bound</w:t>
-      </w:r>
-      <w:r>
-        <w:t xml:space="preserve">.</w:t>
+        <w:t xml:space="preserve">Lingkup Perangkat Tunggal.</w:t>
+      </w:r>
+      <w:r>
+        <w:t xml:space="preserve"> </w:t>
+      </w:r>
+      <w:r>
+        <w:t xml:space="preserve">Seluruh metrik performa fisik (TPS,</w:t>
+      </w:r>
+      <w:r>
+        <w:t xml:space="preserve"> </w:t>
+      </w:r>
+      <w:r>
+        <w:rPr>
+          <w:i/>
+        </w:rPr>
+        <w:t xml:space="preserve">peak</w:t>
+      </w:r>
+      <w:r>
+        <w:t xml:space="preserve"> </w:t>
+      </w:r>
+      <w:r>
+        <w:t xml:space="preserve">RAM proses, beban CPU, dan total waktu eksekusi) diukur pada satu unit perangkat Tecno Pova 5 (SoC MediaTek Helio G99, RAM 8 GB) di lingkungan Termux. Hasil ini belum mewakili variasi karakteristik termal,</w:t>
+      </w:r>
+      <w:r>
+        <w:t xml:space="preserve"> </w:t>
+      </w:r>
+      <w:r>
+        <w:rPr>
+          <w:i/>
+        </w:rPr>
+        <w:t xml:space="preserve">governor</w:t>
+      </w:r>
+      <w:r>
+        <w:t xml:space="preserve"> </w:t>
+      </w:r>
+      <w:r>
+        <w:t xml:space="preserve">CPU, atau skema</w:t>
+      </w:r>
+      <w:r>
+        <w:t xml:space="preserve"> </w:t>
+      </w:r>
+      <w:r>
+        <w:rPr>
+          <w:i/>
+        </w:rPr>
+        <w:t xml:space="preserve">power management</w:t>
+      </w:r>
+      <w:r>
+        <w:t xml:space="preserve"> </w:t>
+      </w:r>
+      <w:r>
+        <w:t xml:space="preserve">pada SoC lain (Snapdragon 6/7/8</w:t>
+      </w:r>
+      <w:r>
+        <w:t xml:space="preserve"> </w:t>
+      </w:r>
+      <w:r>
+        <w:rPr>
+          <w:i/>
+        </w:rPr>
+        <w:t xml:space="preserve">gen</w:t>
+      </w:r>
+      <w:r>
+        <w:t xml:space="preserve">, Dimensity, atau Tensor) maupun pada perangkat tablet/laptop berbasis ARM.</w:t>
       </w:r>
     </w:p>
     <w:p>
@@ -16167,40 +16889,65 @@
         <w:rPr>
           <w:b/>
         </w:rPr>
-        <w:t xml:space="preserve">Evaluasi Algoritma Kuantisasi Berbasis Aktivasi.</w:t>
-      </w:r>
-      <w:r>
-        <w:t xml:space="preserve"> </w:t>
-      </w:r>
-      <w:r>
-        <w:t xml:space="preserve">Guna mempertahankan kualitas kognitif pada tingkat kompresi rendah, disarankan melakukan komparasi metode</w:t>
-      </w:r>
-      <w:r>
-        <w:t xml:space="preserve"> </w:t>
-      </w:r>
-      <w:r>
-        <w:rPr>
-          <w:i/>
-        </w:rPr>
-        <w:t xml:space="preserve">k-quants</w:t>
-      </w:r>
-      <w:r>
-        <w:t xml:space="preserve"> </w:t>
-      </w:r>
-      <w:r>
-        <w:t xml:space="preserve">dengan algoritma mutakhir seperti AWQ (Lin dkk., 2023) yang lebih adaptif dalam melindungi bobot</w:t>
-      </w:r>
-      <w:r>
-        <w:t xml:space="preserve"> </w:t>
-      </w:r>
-      <w:r>
-        <w:rPr>
-          <w:i/>
-        </w:rPr>
-        <w:t xml:space="preserve">outliers</w:t>
-      </w:r>
-      <w:r>
-        <w:t xml:space="preserve">.</w:t>
+        <w:t xml:space="preserve">Ukuran Sampel</w:t>
+      </w:r>
+      <w:r>
+        <w:rPr>
+          <w:b/>
+        </w:rPr>
+        <w:t xml:space="preserve"> </w:t>
+      </w:r>
+      <w:r>
+        <w:rPr>
+          <w:i/>
+          <w:b/>
+        </w:rPr>
+        <w:t xml:space="preserve">Benchmark</w:t>
+      </w:r>
+      <w:r>
+        <w:rPr>
+          <w:b/>
+        </w:rPr>
+        <w:t xml:space="preserve"> </w:t>
+      </w:r>
+      <w:r>
+        <w:rPr>
+          <w:b/>
+        </w:rPr>
+        <w:t xml:space="preserve">Akurasi.</w:t>
+      </w:r>
+      <w:r>
+        <w:t xml:space="preserve"> </w:t>
+      </w:r>
+      <w:r>
+        <w:t xml:space="preserve">Evaluasi MMLU, GSM8K, dan HumanEval menggunakan masing-masing 100 sampel acak per</w:t>
+      </w:r>
+      <w:r>
+        <w:t xml:space="preserve"> </w:t>
+      </w:r>
+      <w:r>
+        <w:rPr>
+          <w:i/>
+        </w:rPr>
+        <w:t xml:space="preserve">benchmark</w:t>
+      </w:r>
+      <w:r>
+        <w:t xml:space="preserve">. Ukuran sampel ini cukup untuk indikasi awal, namun masih menyisakan ruang variansi statistik 5–10% poin per metrik. Studi lanjutan disarankan menggunakan minimal 500 sampel per</w:t>
+      </w:r>
+      <w:r>
+        <w:t xml:space="preserve"> </w:t>
+      </w:r>
+      <w:r>
+        <w:rPr>
+          <w:i/>
+        </w:rPr>
+        <w:t xml:space="preserve">benchmark</w:t>
+      </w:r>
+      <w:r>
+        <w:t xml:space="preserve"> </w:t>
+      </w:r>
+      <w:r>
+        <w:t xml:space="preserve">atau melaporkan interval kepercayaan secara eksplisit.</w:t>
       </w:r>
     </w:p>
     <w:p>
@@ -16215,6 +16962,373 @@
         <w:rPr>
           <w:b/>
         </w:rPr>
+        <w:t xml:space="preserve">Keterbatasan Instrumen Evaluasi pada</w:t>
+      </w:r>
+      <w:r>
+        <w:rPr>
+          <w:b/>
+        </w:rPr>
+        <w:t xml:space="preserve"> </w:t>
+      </w:r>
+      <w:r>
+        <w:rPr>
+          <w:i/>
+          <w:b/>
+        </w:rPr>
+        <w:t xml:space="preserve">Reasoning Model</w:t>
+      </w:r>
+      <w:r>
+        <w:rPr>
+          <w:b/>
+        </w:rPr>
+        <w:t xml:space="preserve"> </w:t>
+      </w:r>
+      <w:r>
+        <w:rPr>
+          <w:b/>
+        </w:rPr>
+        <w:t xml:space="preserve">(Qwen 3.5).</w:t>
+      </w:r>
+      <w:r>
+        <w:t xml:space="preserve"> </w:t>
+      </w:r>
+      <w:r>
+        <w:t xml:space="preserve">Sebagaimana dijabarkan pada Sub-bab 4.3.3, skor akurasi Qwen 3.5 pada</w:t>
+      </w:r>
+      <w:r>
+        <w:t xml:space="preserve"> </w:t>
+      </w:r>
+      <w:r>
+        <w:rPr>
+          <w:i/>
+        </w:rPr>
+        <w:t xml:space="preserve">benchmark</w:t>
+      </w:r>
+      <w:r>
+        <w:t xml:space="preserve"> </w:t>
+      </w:r>
+      <w:r>
+        <w:t xml:space="preserve">GSM8K terdampak oleh interaksi antara format keluaran</w:t>
+      </w:r>
+      <w:r>
+        <w:t xml:space="preserve"> </w:t>
+      </w:r>
+      <w:r>
+        <w:rPr>
+          <w:i/>
+        </w:rPr>
+        <w:t xml:space="preserve">chain-of-thought</w:t>
+      </w:r>
+      <w:r>
+        <w:t xml:space="preserve"> </w:t>
+      </w:r>
+      <w:r>
+        <w:t xml:space="preserve">(</w:t>
+      </w:r>
+      <w:r>
+        <w:rPr>
+          <w:rStyle w:val="VerbatimChar"/>
+        </w:rPr>
+        <w:t xml:space="preserve">&lt;think&gt; ... &lt;/think&gt;</w:t>
+      </w:r>
+      <w:r>
+        <w:t xml:space="preserve">), anggaran</w:t>
+      </w:r>
+      <w:r>
+        <w:t xml:space="preserve"> </w:t>
+      </w:r>
+      <w:r>
+        <w:rPr>
+          <w:i/>
+        </w:rPr>
+        <w:t xml:space="preserve">token</w:t>
+      </w:r>
+      <w:r>
+        <w:t xml:space="preserve"> </w:t>
+      </w:r>
+      <w:r>
+        <w:t xml:space="preserve">yang terbatas, dan logika</w:t>
+      </w:r>
+      <w:r>
+        <w:t xml:space="preserve"> </w:t>
+      </w:r>
+      <w:r>
+        <w:rPr>
+          <w:i/>
+        </w:rPr>
+        <w:t xml:space="preserve">parser</w:t>
+      </w:r>
+      <w:r>
+        <w:t xml:space="preserve"> </w:t>
+      </w:r>
+      <w:r>
+        <w:t xml:space="preserve">berlapis. Skor GSM8K Qwen 3.5 pada Tabel 4.5 oleh karenanya dilaporkan sebagai</w:t>
+      </w:r>
+      <w:r>
+        <w:t xml:space="preserve"> </w:t>
+      </w:r>
+      <w:r>
+        <w:rPr>
+          <w:i/>
+        </w:rPr>
+        <w:t xml:space="preserve">lower bound</w:t>
+      </w:r>
+      <w:r>
+        <w:t xml:space="preserve"> </w:t>
+      </w:r>
+      <w:r>
+        <w:t xml:space="preserve">dan tidak dapat secara langsung dibandingkan dengan skor LFM 2.5 (yang non-</w:t>
+      </w:r>
+      <w:r>
+        <w:rPr>
+          <w:i/>
+        </w:rPr>
+        <w:t xml:space="preserve">reasoning</w:t>
+      </w:r>
+      <w:r>
+        <w:t xml:space="preserve">) tanpa konteks ini.</w:t>
+      </w:r>
+    </w:p>
+    <w:p>
+      <w:pPr>
+        <w:numPr>
+          <w:ilvl w:val="0"/>
+          <w:numId w:val="1017"/>
+        </w:numPr>
+        <w:pStyle w:val="Compact"/>
+      </w:pPr>
+      <w:r>
+        <w:rPr>
+          <w:b/>
+        </w:rPr>
+        <w:t xml:space="preserve">Pengukuran Termal dan Konsumsi Energi.</w:t>
+      </w:r>
+      <w:r>
+        <w:t xml:space="preserve"> </w:t>
+      </w:r>
+      <w:r>
+        <w:t xml:space="preserve">Penelitian belum menyertakan pengukuran suhu CPU secara periodik (</w:t>
+      </w:r>
+      <w:r>
+        <w:rPr>
+          <w:rStyle w:val="VerbatimChar"/>
+        </w:rPr>
+        <w:t xml:space="preserve">/sys/class/thermal/thermal_zone*/temp</w:t>
+      </w:r>
+      <w:r>
+        <w:t xml:space="preserve">) maupun konsumsi baterai per 1.000</w:t>
+      </w:r>
+      <w:r>
+        <w:t xml:space="preserve"> </w:t>
+      </w:r>
+      <w:r>
+        <w:rPr>
+          <w:i/>
+        </w:rPr>
+        <w:t xml:space="preserve">token</w:t>
+      </w:r>
+      <w:r>
+        <w:t xml:space="preserve"> </w:t>
+      </w:r>
+      <w:r>
+        <w:t xml:space="preserve">yang diproduksi. Keduanya merupakan metrik krusial untuk evaluasi praktis dalam konteks</w:t>
+      </w:r>
+      <w:r>
+        <w:t xml:space="preserve"> </w:t>
+      </w:r>
+      <w:r>
+        <w:rPr>
+          <w:i/>
+        </w:rPr>
+        <w:t xml:space="preserve">Mobile Edge AI</w:t>
+      </w:r>
+      <w:r>
+        <w:t xml:space="preserve"> </w:t>
+      </w:r>
+      <w:r>
+        <w:t xml:space="preserve">yang sangat sensitif terhadap</w:t>
+      </w:r>
+      <w:r>
+        <w:t xml:space="preserve"> </w:t>
+      </w:r>
+      <w:r>
+        <w:rPr>
+          <w:i/>
+        </w:rPr>
+        <w:t xml:space="preserve">thermal throttling</w:t>
+      </w:r>
+      <w:r>
+        <w:t xml:space="preserve"> </w:t>
+      </w:r>
+      <w:r>
+        <w:t xml:space="preserve">dan ketahanan baterai. Pendekatan metodologis untuk pengukuran energi</w:t>
+      </w:r>
+      <w:r>
+        <w:t xml:space="preserve"> </w:t>
+      </w:r>
+      <w:r>
+        <w:rPr>
+          <w:i/>
+        </w:rPr>
+        <w:t xml:space="preserve">high-resolution</w:t>
+      </w:r>
+      <w:r>
+        <w:t xml:space="preserve"> </w:t>
+      </w:r>
+      <w:r>
+        <w:t xml:space="preserve">berbasis sensor arus eksternal yang dipaparkan oleh Husom dkk. (2024) pada</w:t>
+      </w:r>
+      <w:r>
+        <w:t xml:space="preserve"> </w:t>
+      </w:r>
+      <w:r>
+        <w:rPr>
+          <w:i/>
+        </w:rPr>
+        <w:t xml:space="preserve">Raspberry Pi</w:t>
+      </w:r>
+      <w:r>
+        <w:t xml:space="preserve"> </w:t>
+      </w:r>
+      <w:r>
+        <w:t xml:space="preserve">dapat menjadi acuan adopsi pada penelitian lanjutan di perangkat Android.</w:t>
+      </w:r>
+    </w:p>
+    <w:p>
+      <w:pPr>
+        <w:pStyle w:val="Heading2"/>
+      </w:pPr>
+      <w:bookmarkStart w:id="88" w:name="saran"/>
+      <w:r>
+        <w:t xml:space="preserve">5.3 Saran</w:t>
+      </w:r>
+      <w:bookmarkEnd w:id="88"/>
+    </w:p>
+    <w:p>
+      <w:pPr>
+        <w:pStyle w:val="FirstParagraph"/>
+      </w:pPr>
+      <w:r>
+        <w:t xml:space="preserve">Berdasarkan batasan dan temuan penelitian, penulis merekomendasikan beberapa pengembangan untuk penelitian selanjutnya di bidang</w:t>
+      </w:r>
+      <w:r>
+        <w:t xml:space="preserve"> </w:t>
+      </w:r>
+      <w:r>
+        <w:rPr>
+          <w:i/>
+        </w:rPr>
+        <w:t xml:space="preserve">Edge Intelligence</w:t>
+      </w:r>
+      <w:r>
+        <w:t xml:space="preserve">:</w:t>
+      </w:r>
+    </w:p>
+    <w:p>
+      <w:pPr>
+        <w:numPr>
+          <w:ilvl w:val="0"/>
+          <w:numId w:val="1018"/>
+        </w:numPr>
+        <w:pStyle w:val="Compact"/>
+      </w:pPr>
+      <w:r>
+        <w:rPr>
+          <w:b/>
+        </w:rPr>
+        <w:t xml:space="preserve">Eksplorasi Akselerator Komputasi Heterogen.</w:t>
+      </w:r>
+      <w:r>
+        <w:t xml:space="preserve"> </w:t>
+      </w:r>
+      <w:r>
+        <w:t xml:space="preserve">Penelitian selanjutnya disarankan mengintegrasikan kerangka inferensi yang mendukung delegasi beban kalkulasi pada modul AI khusus, seperti</w:t>
+      </w:r>
+      <w:r>
+        <w:t xml:space="preserve"> </w:t>
+      </w:r>
+      <w:r>
+        <w:rPr>
+          <w:i/>
+        </w:rPr>
+        <w:t xml:space="preserve">Neural Processing Unit</w:t>
+      </w:r>
+      <w:r>
+        <w:t xml:space="preserve"> </w:t>
+      </w:r>
+      <w:r>
+        <w:t xml:space="preserve">(NPU) atau akselerasi GPU mobile via Vulkan/OpenCL, untuk menembus limitasi komputasi yang bersifat CPU-</w:t>
+      </w:r>
+      <w:r>
+        <w:rPr>
+          <w:i/>
+        </w:rPr>
+        <w:t xml:space="preserve">bound</w:t>
+      </w:r>
+      <w:r>
+        <w:t xml:space="preserve">.</w:t>
+      </w:r>
+    </w:p>
+    <w:p>
+      <w:pPr>
+        <w:numPr>
+          <w:ilvl w:val="0"/>
+          <w:numId w:val="1018"/>
+        </w:numPr>
+        <w:pStyle w:val="Compact"/>
+      </w:pPr>
+      <w:r>
+        <w:rPr>
+          <w:b/>
+        </w:rPr>
+        <w:t xml:space="preserve">Evaluasi Algoritma Kuantisasi Berbasis Aktivasi.</w:t>
+      </w:r>
+      <w:r>
+        <w:t xml:space="preserve"> </w:t>
+      </w:r>
+      <w:r>
+        <w:t xml:space="preserve">Guna mempertahankan kualitas kognitif pada tingkat kompresi rendah, disarankan melakukan komparasi metode</w:t>
+      </w:r>
+      <w:r>
+        <w:t xml:space="preserve"> </w:t>
+      </w:r>
+      <w:r>
+        <w:rPr>
+          <w:i/>
+        </w:rPr>
+        <w:t xml:space="preserve">k-quants</w:t>
+      </w:r>
+      <w:r>
+        <w:t xml:space="preserve"> </w:t>
+      </w:r>
+      <w:r>
+        <w:t xml:space="preserve">dengan algoritma mutakhir seperti AWQ (Lin dkk., 2023) yang lebih adaptif dalam melindungi bobot</w:t>
+      </w:r>
+      <w:r>
+        <w:t xml:space="preserve"> </w:t>
+      </w:r>
+      <w:r>
+        <w:rPr>
+          <w:i/>
+        </w:rPr>
+        <w:t xml:space="preserve">outliers</w:t>
+      </w:r>
+      <w:r>
+        <w:t xml:space="preserve">.</w:t>
+      </w:r>
+    </w:p>
+    <w:p>
+      <w:pPr>
+        <w:numPr>
+          <w:ilvl w:val="0"/>
+          <w:numId w:val="1018"/>
+        </w:numPr>
+        <w:pStyle w:val="Compact"/>
+      </w:pPr>
+      <w:r>
+        <w:rPr>
+          <w:b/>
+        </w:rPr>
         <w:t xml:space="preserve">Integrasi Antarmuka Pengguna Grafis (</w:t>
       </w:r>
       <w:r>
@@ -16316,11 +17430,11 @@
       <w:pPr>
         <w:pStyle w:val="Heading1"/>
       </w:pPr>
-      <w:bookmarkStart w:id="88" w:name="daftar-pustaka"/>
+      <w:bookmarkStart w:id="89" w:name="daftar-pustaka"/>
       <w:r>
         <w:t xml:space="preserve">DAFTAR PUSTAKA</w:t>
       </w:r>
-      <w:bookmarkEnd w:id="88"/>
+      <w:bookmarkEnd w:id="89"/>
     </w:p>
     <w:p>
       <w:pPr>
@@ -17812,6 +18926,36 @@
     </w:lvlOverride>
   </w:num>
   <w:num w:numId="1017">
+    <w:abstractNumId w:val="99411"/>
+    <w:lvlOverride w:ilvl="0">
+      <w:startOverride w:val="1"/>
+    </w:lvlOverride>
+    <w:lvlOverride w:ilvl="1">
+      <w:startOverride w:val="1"/>
+    </w:lvlOverride>
+    <w:lvlOverride w:ilvl="2">
+      <w:startOverride w:val="1"/>
+    </w:lvlOverride>
+    <w:lvlOverride w:ilvl="3">
+      <w:startOverride w:val="1"/>
+    </w:lvlOverride>
+    <w:lvlOverride w:ilvl="4">
+      <w:startOverride w:val="1"/>
+    </w:lvlOverride>
+    <w:lvlOverride w:ilvl="5">
+      <w:startOverride w:val="1"/>
+    </w:lvlOverride>
+    <w:lvlOverride w:ilvl="6">
+      <w:startOverride w:val="1"/>
+    </w:lvlOverride>
+    <w:lvlOverride w:ilvl="7">
+      <w:startOverride w:val="1"/>
+    </w:lvlOverride>
+    <w:lvlOverride w:ilvl="8">
+      <w:startOverride w:val="1"/>
+    </w:lvlOverride>
+  </w:num>
+  <w:num w:numId="1018">
     <w:abstractNumId w:val="99411"/>
     <w:lvlOverride w:ilvl="0">
       <w:startOverride w:val="1"/>

--- a/docs/Skripsi_PTQ_SLM_Android.docx
+++ b/docs/Skripsi_PTQ_SLM_Android.docx
@@ -2104,7 +2104,61 @@
         <w:pStyle w:val="FirstParagraph"/>
       </w:pPr>
       <w:r>
-        <w:t xml:space="preserve">Observasi dilakukan dengan mengekstraksi log secara deterministik atas seluruh dinamika perangkat keras dan perangkat lunak di dalam Termux saat siklus inferensi AI berjalan. Konsumsi</w:t>
+        <w:t xml:space="preserve">Observasi dilakukan dengan mengekstraksi log secara objektif atas seluruh dinamika perangkat keras dan perangkat lunak ketika siklus inferensi AI berlangsung. Pengukuran dibagi ke dalam dua</w:t>
+      </w:r>
+      <w:r>
+        <w:t xml:space="preserve"> </w:t>
+      </w:r>
+      <w:r>
+        <w:rPr>
+          <w:i/>
+        </w:rPr>
+        <w:t xml:space="preserve">host</w:t>
+      </w:r>
+      <w:r>
+        <w:t xml:space="preserve">: (1) PC NVIDIA RTX 3060 (WSL Ubuntu) untuk mengukur</w:t>
+      </w:r>
+      <w:r>
+        <w:t xml:space="preserve"> </w:t>
+      </w:r>
+      <w:r>
+        <w:rPr>
+          <w:i/>
+        </w:rPr>
+        <w:t xml:space="preserve">Perplexity</w:t>
+      </w:r>
+      <w:r>
+        <w:t xml:space="preserve"> </w:t>
+      </w:r>
+      <w:r>
+        <w:t xml:space="preserve">(modul</w:t>
+      </w:r>
+      <w:r>
+        <w:t xml:space="preserve"> </w:t>
+      </w:r>
+      <w:r>
+        <w:rPr>
+          <w:rStyle w:val="VerbatimChar"/>
+        </w:rPr>
+        <w:t xml:space="preserve">./llama-perplexity</w:t>
+      </w:r>
+      <w:r>
+        <w:t xml:space="preserve">) dan akurasi</w:t>
+      </w:r>
+      <w:r>
+        <w:t xml:space="preserve"> </w:t>
+      </w:r>
+      <w:r>
+        <w:rPr>
+          <w:i/>
+        </w:rPr>
+        <w:t xml:space="preserve">benchmark</w:t>
+      </w:r>
+      <w:r>
+        <w:t xml:space="preserve"> </w:t>
+      </w:r>
+      <w:r>
+        <w:t xml:space="preserve">MMLU/GSM8K/HumanEval/MT-Bench karena tahap evaluasi akurasi membutuhkan waktu komputasi yang panjang; serta (2) perangkat Android Tecno Pova 5 melalui Termux untuk mengukur</w:t>
       </w:r>
       <w:r>
         <w:t xml:space="preserve"> </w:t>
@@ -2119,19 +2173,55 @@
         <w:t xml:space="preserve"> </w:t>
       </w:r>
       <w:r>
-        <w:t xml:space="preserve">RAM diamati melalui utilitas</w:t>
-      </w:r>
-      <w:r>
-        <w:t xml:space="preserve"> </w:t>
+        <w:t xml:space="preserve">RAM proses (</w:t>
       </w:r>
       <w:r>
         <w:rPr>
           <w:rStyle w:val="VerbatimChar"/>
         </w:rPr>
-        <w:t xml:space="preserve">htop</w:t>
-      </w:r>
-      <w:r>
-        <w:t xml:space="preserve">, sedangkan metrik</w:t>
+        <w:t xml:space="preserve">VmRSS</w:t>
+      </w:r>
+      <w:r>
+        <w:t xml:space="preserve"> </w:t>
+      </w:r>
+      <w:r>
+        <w:t xml:space="preserve">dari</w:t>
+      </w:r>
+      <w:r>
+        <w:t xml:space="preserve"> </w:t>
+      </w:r>
+      <w:r>
+        <w:rPr>
+          <w:rStyle w:val="VerbatimChar"/>
+        </w:rPr>
+        <w:t xml:space="preserve">/proc/&lt;pid&gt;/status</w:t>
+      </w:r>
+      <w:r>
+        <w:t xml:space="preserve">), beban CPU (</w:t>
+      </w:r>
+      <w:r>
+        <w:rPr>
+          <w:rStyle w:val="VerbatimChar"/>
+        </w:rPr>
+        <w:t xml:space="preserve">%CPU</w:t>
+      </w:r>
+      <w:r>
+        <w:t xml:space="preserve"> </w:t>
+      </w:r>
+      <w:r>
+        <w:t xml:space="preserve">dari</w:t>
+      </w:r>
+      <w:r>
+        <w:t xml:space="preserve"> </w:t>
+      </w:r>
+      <w:r>
+        <w:rPr>
+          <w:rStyle w:val="VerbatimChar"/>
+        </w:rPr>
+        <w:t xml:space="preserve">ps</w:t>
+      </w:r>
+      <w:r>
+        <w:t xml:space="preserve">), serta</w:t>
       </w:r>
       <w:r>
         <w:t xml:space="preserve"> </w:t>
@@ -2146,31 +2236,7 @@
         <w:t xml:space="preserve"> </w:t>
       </w:r>
       <w:r>
-        <w:t xml:space="preserve">(TPS) dan</w:t>
-      </w:r>
-      <w:r>
-        <w:t xml:space="preserve"> </w:t>
-      </w:r>
-      <w:r>
-        <w:rPr>
-          <w:i/>
-        </w:rPr>
-        <w:t xml:space="preserve">Perplexity</w:t>
-      </w:r>
-      <w:r>
-        <w:t xml:space="preserve"> </w:t>
-      </w:r>
-      <w:r>
-        <w:t xml:space="preserve">diekstraksi dari keluaran</w:t>
-      </w:r>
-      <w:r>
-        <w:t xml:space="preserve"> </w:t>
-      </w:r>
-      <w:r>
-        <w:rPr>
-          <w:i/>
-        </w:rPr>
-        <w:t xml:space="preserve">backend</w:t>
+        <w:t xml:space="preserve">(TPS) yang dibaca dari keluaran statistik</w:t>
       </w:r>
       <w:r>
         <w:t xml:space="preserve"> </w:t>
@@ -2179,13 +2245,10 @@
         <w:rPr>
           <w:rStyle w:val="VerbatimChar"/>
         </w:rPr>
-        <w:t xml:space="preserve">llama.cpp</w:t>
-      </w:r>
-      <w:r>
-        <w:t xml:space="preserve"> </w:t>
-      </w:r>
-      <w:r>
-        <w:t xml:space="preserve">(modul</w:t>
+        <w:t xml:space="preserve">llama-cli</w:t>
+      </w:r>
+      <w:r>
+        <w:t xml:space="preserve">. Berkas</w:t>
       </w:r>
       <w:r>
         <w:t xml:space="preserve"> </w:t>
@@ -2194,25 +2257,43 @@
         <w:rPr>
           <w:rStyle w:val="VerbatimChar"/>
         </w:rPr>
-        <w:t xml:space="preserve">./llama-bench</w:t>
-      </w:r>
-      <w:r>
-        <w:t xml:space="preserve"> </w:t>
-      </w:r>
-      <w:r>
-        <w:t xml:space="preserve">dan</w:t>
-      </w:r>
-      <w:r>
-        <w:t xml:space="preserve"> </w:t>
-      </w:r>
-      <w:r>
-        <w:rPr>
-          <w:rStyle w:val="VerbatimChar"/>
-        </w:rPr>
-        <w:t xml:space="preserve">./llama-perplexity</w:t>
-      </w:r>
-      <w:r>
-        <w:t xml:space="preserve">). Pencatatan dilakukan pada setiap transisi resolusi kompresi (FP16, Q5_K_M, Q4_K_M, dan Q3_K_M) untuk kedua model.</w:t>
+        <w:t xml:space="preserve">.gguf</w:t>
+      </w:r>
+      <w:r>
+        <w:t xml:space="preserve"> </w:t>
+      </w:r>
+      <w:r>
+        <w:t xml:space="preserve">yang dieksekusi pada kedua</w:t>
+      </w:r>
+      <w:r>
+        <w:t xml:space="preserve"> </w:t>
+      </w:r>
+      <w:r>
+        <w:rPr>
+          <w:i/>
+        </w:rPr>
+        <w:t xml:space="preserve">host</w:t>
+      </w:r>
+      <w:r>
+        <w:t xml:space="preserve"> </w:t>
+      </w:r>
+      <w:r>
+        <w:t xml:space="preserve">berasal dari satu</w:t>
+      </w:r>
+      <w:r>
+        <w:t xml:space="preserve"> </w:t>
+      </w:r>
+      <w:r>
+        <w:rPr>
+          <w:i/>
+        </w:rPr>
+        <w:t xml:space="preserve">source-of-truth</w:t>
+      </w:r>
+      <w:r>
+        <w:t xml:space="preserve"> </w:t>
+      </w:r>
+      <w:r>
+        <w:t xml:space="preserve">sehingga hasil pengukuran tetap dapat diperbandingkan apple-to-apple. Pencatatan dilakukan pada setiap transisi resolusi kompresi (FP16, Q5_K_M, Q4_K_M, dan Q3_K_M) untuk kedua model.</w:t>
       </w:r>
     </w:p>
     <w:p>
@@ -6210,7 +6291,232 @@
         <w:t xml:space="preserve"> </w:t>
       </w:r>
       <w:r>
-        <w:t xml:space="preserve">dikonfigurasi di atas Android dengan emulator terminal</w:t>
+        <w:t xml:space="preserve">dikonfigurasi pada dua</w:t>
+      </w:r>
+      <w:r>
+        <w:t xml:space="preserve"> </w:t>
+      </w:r>
+      <w:r>
+        <w:rPr>
+          <w:i/>
+        </w:rPr>
+        <w:t xml:space="preserve">host</w:t>
+      </w:r>
+      <w:r>
+        <w:t xml:space="preserve"> </w:t>
+      </w:r>
+      <w:r>
+        <w:t xml:space="preserve">yang saling melengkapi.</w:t>
+      </w:r>
+      <w:r>
+        <w:t xml:space="preserve"> </w:t>
+      </w:r>
+      <w:r>
+        <w:rPr>
+          <w:i/>
+        </w:rPr>
+        <w:t xml:space="preserve">Host</w:t>
+      </w:r>
+      <w:r>
+        <w:t xml:space="preserve"> </w:t>
+      </w:r>
+      <w:r>
+        <w:t xml:space="preserve">pertama adalah</w:t>
+      </w:r>
+      <w:r>
+        <w:t xml:space="preserve"> </w:t>
+      </w:r>
+      <w:r>
+        <w:rPr>
+          <w:b/>
+        </w:rPr>
+        <w:t xml:space="preserve">PC dengan WSL2 Ubuntu</w:t>
+      </w:r>
+      <w:r>
+        <w:t xml:space="preserve"> </w:t>
+      </w:r>
+      <w:r>
+        <w:t xml:space="preserve">dan GPU NVIDIA RTX 3060, dipakai untuk tahap persiapan berkas model dan evaluasi akurasi karena membutuhkan akselerasi paralel. Pada PC ini diinstal</w:t>
+      </w:r>
+      <w:r>
+        <w:t xml:space="preserve"> </w:t>
+      </w:r>
+      <w:r>
+        <w:rPr>
+          <w:i/>
+        </w:rPr>
+        <w:t xml:space="preserve">toolchain</w:t>
+      </w:r>
+      <w:r>
+        <w:t xml:space="preserve"> </w:t>
+      </w:r>
+      <w:r>
+        <w:t xml:space="preserve">C++ (</w:t>
+      </w:r>
+      <w:r>
+        <w:rPr>
+          <w:rStyle w:val="VerbatimChar"/>
+        </w:rPr>
+        <w:t xml:space="preserve">build-essential</w:t>
+      </w:r>
+      <w:r>
+        <w:t xml:space="preserve">,</w:t>
+      </w:r>
+      <w:r>
+        <w:t xml:space="preserve"> </w:t>
+      </w:r>
+      <w:r>
+        <w:rPr>
+          <w:rStyle w:val="VerbatimChar"/>
+        </w:rPr>
+        <w:t xml:space="preserve">cmake</w:t>
+      </w:r>
+      <w:r>
+        <w:t xml:space="preserve">), Python (</w:t>
+      </w:r>
+      <w:r>
+        <w:rPr>
+          <w:rStyle w:val="VerbatimChar"/>
+        </w:rPr>
+        <w:t xml:space="preserve">python3</w:t>
+      </w:r>
+      <w:r>
+        <w:t xml:space="preserve">,</w:t>
+      </w:r>
+      <w:r>
+        <w:t xml:space="preserve"> </w:t>
+      </w:r>
+      <w:r>
+        <w:rPr>
+          <w:rStyle w:val="VerbatimChar"/>
+        </w:rPr>
+        <w:t xml:space="preserve">python3-venv</w:t>
+      </w:r>
+      <w:r>
+        <w:t xml:space="preserve">), CUDA Toolkit, serta</w:t>
+      </w:r>
+      <w:r>
+        <w:t xml:space="preserve"> </w:t>
+      </w:r>
+      <w:r>
+        <w:rPr>
+          <w:i/>
+        </w:rPr>
+        <w:t xml:space="preserve">library</w:t>
+      </w:r>
+      <w:r>
+        <w:t xml:space="preserve"> </w:t>
+      </w:r>
+      <w:r>
+        <w:rPr>
+          <w:rStyle w:val="VerbatimChar"/>
+        </w:rPr>
+        <w:t xml:space="preserve">huggingface_hub</w:t>
+      </w:r>
+      <w:r>
+        <w:t xml:space="preserve">. Repositori</w:t>
+      </w:r>
+      <w:r>
+        <w:t xml:space="preserve"> </w:t>
+      </w:r>
+      <w:r>
+        <w:rPr>
+          <w:rStyle w:val="VerbatimChar"/>
+        </w:rPr>
+        <w:t xml:space="preserve">llama.cpp</w:t>
+      </w:r>
+      <w:r>
+        <w:t xml:space="preserve"> </w:t>
+      </w:r>
+      <w:r>
+        <w:t xml:space="preserve">di-</w:t>
+      </w:r>
+      <w:r>
+        <w:rPr>
+          <w:i/>
+        </w:rPr>
+        <w:t xml:space="preserve">clone</w:t>
+      </w:r>
+      <w:r>
+        <w:t xml:space="preserve"> </w:t>
+      </w:r>
+      <w:r>
+        <w:t xml:space="preserve">dan dikompilasi dengan opsi</w:t>
+      </w:r>
+      <w:r>
+        <w:t xml:space="preserve"> </w:t>
+      </w:r>
+      <w:r>
+        <w:rPr>
+          <w:rStyle w:val="VerbatimChar"/>
+        </w:rPr>
+        <w:t xml:space="preserve">-DGGML_CUDA=ON</w:t>
+      </w:r>
+      <w:r>
+        <w:t xml:space="preserve"> </w:t>
+      </w:r>
+      <w:r>
+        <w:t xml:space="preserve">agar utilitas</w:t>
+      </w:r>
+      <w:r>
+        <w:t xml:space="preserve"> </w:t>
+      </w:r>
+      <w:r>
+        <w:rPr>
+          <w:rStyle w:val="VerbatimChar"/>
+        </w:rPr>
+        <w:t xml:space="preserve">llama-quantize</w:t>
+      </w:r>
+      <w:r>
+        <w:t xml:space="preserve"> </w:t>
+      </w:r>
+      <w:r>
+        <w:t xml:space="preserve">dan</w:t>
+      </w:r>
+      <w:r>
+        <w:t xml:space="preserve"> </w:t>
+      </w:r>
+      <w:r>
+        <w:rPr>
+          <w:rStyle w:val="VerbatimChar"/>
+        </w:rPr>
+        <w:t xml:space="preserve">llama-perplexity</w:t>
+      </w:r>
+      <w:r>
+        <w:t xml:space="preserve"> </w:t>
+      </w:r>
+      <w:r>
+        <w:t xml:space="preserve">memanfaatkan GPU.</w:t>
+      </w:r>
+      <w:r>
+        <w:t xml:space="preserve"> </w:t>
+      </w:r>
+      <w:r>
+        <w:rPr>
+          <w:i/>
+        </w:rPr>
+        <w:t xml:space="preserve">Host</w:t>
+      </w:r>
+      <w:r>
+        <w:t xml:space="preserve"> </w:t>
+      </w:r>
+      <w:r>
+        <w:t xml:space="preserve">kedua adalah perangkat</w:t>
+      </w:r>
+      <w:r>
+        <w:t xml:space="preserve"> </w:t>
+      </w:r>
+      <w:r>
+        <w:rPr>
+          <w:b/>
+        </w:rPr>
+        <w:t xml:space="preserve">Android Tecno Pova 5</w:t>
+      </w:r>
+      <w:r>
+        <w:t xml:space="preserve"> </w:t>
+      </w:r>
+      <w:r>
+        <w:t xml:space="preserve">dengan emulator terminal</w:t>
       </w:r>
       <w:r>
         <w:t xml:space="preserve"> </w:t>
@@ -6225,7 +6531,19 @@
         <w:t xml:space="preserve"> </w:t>
       </w:r>
       <w:r>
-        <w:t xml:space="preserve">Termux. Tahap ini meliputi pembaruan paket dasar (</w:t>
+        <w:t xml:space="preserve">Termux, dipakai untuk pengukuran performa komputasi pada lingkungan</w:t>
+      </w:r>
+      <w:r>
+        <w:t xml:space="preserve"> </w:t>
+      </w:r>
+      <w:r>
+        <w:rPr>
+          <w:i/>
+        </w:rPr>
+        <w:t xml:space="preserve">target</w:t>
+      </w:r>
+      <w:r>
+        <w:t xml:space="preserve">. Pada Termux diinstal paket dasar (</w:t>
       </w:r>
       <w:r>
         <w:rPr>
@@ -6234,7 +6552,7 @@
         <w:t xml:space="preserve">pkg update</w:t>
       </w:r>
       <w:r>
-        <w:t xml:space="preserve">) serta instalasi</w:t>
+        <w:t xml:space="preserve">) serta</w:t>
       </w:r>
       <w:r>
         <w:t xml:space="preserve"> </w:t>
@@ -6282,7 +6600,7 @@
         <w:t xml:space="preserve">make</w:t>
       </w:r>
       <w:r>
-        <w:t xml:space="preserve">). Repositori</w:t>
+        <w:t xml:space="preserve">), dan</w:t>
       </w:r>
       <w:r>
         <w:t xml:space="preserve"> </w:t>
@@ -6297,31 +6615,19 @@
         <w:t xml:space="preserve"> </w:t>
       </w:r>
       <w:r>
-        <w:t xml:space="preserve">selanjutnya di-</w:t>
-      </w:r>
-      <w:r>
-        <w:rPr>
-          <w:i/>
-        </w:rPr>
-        <w:t xml:space="preserve">clone</w:t>
-      </w:r>
-      <w:r>
-        <w:t xml:space="preserve"> </w:t>
-      </w:r>
-      <w:r>
-        <w:t xml:space="preserve">dan dikompilasi secara manual dengan opsi</w:t>
-      </w:r>
-      <w:r>
-        <w:t xml:space="preserve"> </w:t>
-      </w:r>
-      <w:r>
-        <w:rPr>
-          <w:i/>
-        </w:rPr>
-        <w:t xml:space="preserve">native ARM build</w:t>
-      </w:r>
-      <w:r>
-        <w:t xml:space="preserve">, sebagaimana pendekatan yang telah divalidasi pada perangkat ARM serupa (Ray &amp; Pradhan, 2026).</w:t>
+        <w:t xml:space="preserve">dikompilasi ulang secara natif untuk arsitektur ARM (Ray &amp; Pradhan, 2026). Skrip persiapan lingkungan PC tersedia di</w:t>
+      </w:r>
+      <w:r>
+        <w:t xml:space="preserve"> </w:t>
+      </w:r>
+      <w:r>
+        <w:rPr>
+          <w:rStyle w:val="VerbatimChar"/>
+        </w:rPr>
+        <w:t xml:space="preserve">docs/scripts/quantize_pc.sh</w:t>
+      </w:r>
+      <w:r>
+        <w:t xml:space="preserve">.</w:t>
       </w:r>
     </w:p>
     <w:p>
@@ -6355,7 +6661,79 @@
         <w:t xml:space="preserve"> </w:t>
       </w:r>
       <w:r>
-        <w:t xml:space="preserve">Berkas FP16 untuk LFM 2.5 (1,2B) dan Qwen 3.5 (2B) disiapkan (Touvron dkk., 2023). Pemilihan Qwen sebagai uji kedua didasarkan pada kompetensi bahasa Indonesia yang telah terbukti (Nurohim dkk., 2025). Untuk mengeksekusi</w:t>
+        <w:t xml:space="preserve">Bobot model LFM 2.5 (1,2B) dan Qwen 3.5 (2B) diunduh dari HuggingFace ke</w:t>
+      </w:r>
+      <w:r>
+        <w:t xml:space="preserve"> </w:t>
+      </w:r>
+      <w:r>
+        <w:rPr>
+          <w:i/>
+        </w:rPr>
+        <w:t xml:space="preserve">host</w:t>
+      </w:r>
+      <w:r>
+        <w:t xml:space="preserve"> </w:t>
+      </w:r>
+      <w:r>
+        <w:t xml:space="preserve">PC menggunakan</w:t>
+      </w:r>
+      <w:r>
+        <w:t xml:space="preserve"> </w:t>
+      </w:r>
+      <w:r>
+        <w:rPr>
+          <w:rStyle w:val="VerbatimChar"/>
+        </w:rPr>
+        <w:t xml:space="preserve">huggingface-cli</w:t>
+      </w:r>
+      <w:r>
+        <w:t xml:space="preserve"> </w:t>
+      </w:r>
+      <w:r>
+        <w:t xml:space="preserve">(Touvron dkk., 2023). Pemilihan Qwen sebagai uji kedua didasarkan pada kompetensi bahasa Indonesia yang telah terbukti (Nurohim dkk., 2025). Bobot mentah berformat</w:t>
+      </w:r>
+      <w:r>
+        <w:t xml:space="preserve"> </w:t>
+      </w:r>
+      <w:r>
+        <w:rPr>
+          <w:rStyle w:val="VerbatimChar"/>
+        </w:rPr>
+        <w:t xml:space="preserve">.safetensors</w:t>
+      </w:r>
+      <w:r>
+        <w:t xml:space="preserve"> </w:t>
+      </w:r>
+      <w:r>
+        <w:t xml:space="preserve">selanjutnya dikonversi ke</w:t>
+      </w:r>
+      <w:r>
+        <w:t xml:space="preserve"> </w:t>
+      </w:r>
+      <w:r>
+        <w:rPr>
+          <w:rStyle w:val="VerbatimChar"/>
+        </w:rPr>
+        <w:t xml:space="preserve">F16.gguf</w:t>
+      </w:r>
+      <w:r>
+        <w:t xml:space="preserve"> </w:t>
+      </w:r>
+      <w:r>
+        <w:t xml:space="preserve">melalui skrip</w:t>
+      </w:r>
+      <w:r>
+        <w:t xml:space="preserve"> </w:t>
+      </w:r>
+      <w:r>
+        <w:rPr>
+          <w:rStyle w:val="VerbatimChar"/>
+        </w:rPr>
+        <w:t xml:space="preserve">convert_hf_to_gguf.py</w:t>
+      </w:r>
+      <w:r>
+        <w:t xml:space="preserve">. Untuk mengeksekusi</w:t>
       </w:r>
       <w:r>
         <w:t xml:space="preserve"> </w:t>
@@ -6370,7 +6748,7 @@
         <w:t xml:space="preserve"> </w:t>
       </w:r>
       <w:r>
-        <w:t xml:space="preserve">gradasi kompresi, berkas FP16 dikonversi menggunakan utilitas</w:t>
+        <w:t xml:space="preserve">gradasi kompresi, berkas</w:t>
       </w:r>
       <w:r>
         <w:t xml:space="preserve"> </w:t>
@@ -6379,13 +6757,37 @@
         <w:rPr>
           <w:rStyle w:val="VerbatimChar"/>
         </w:rPr>
+        <w:t xml:space="preserve">F16.gguf</w:t>
+      </w:r>
+      <w:r>
+        <w:t xml:space="preserve"> </w:t>
+      </w:r>
+      <w:r>
+        <w:t xml:space="preserve">dikuantisasi menggunakan utilitas</w:t>
+      </w:r>
+      <w:r>
+        <w:t xml:space="preserve"> </w:t>
+      </w:r>
+      <w:r>
+        <w:rPr>
+          <w:rStyle w:val="VerbatimChar"/>
+        </w:rPr>
         <w:t xml:space="preserve">./llama-quantize</w:t>
       </w:r>
       <w:r>
         <w:t xml:space="preserve"> </w:t>
       </w:r>
       <w:r>
-        <w:t xml:space="preserve">di dalam Termux untuk menghasilkan tiga varian</w:t>
+        <w:rPr>
+          <w:b/>
+        </w:rPr>
+        <w:t xml:space="preserve">pada PC</w:t>
+      </w:r>
+      <w:r>
+        <w:t xml:space="preserve"> </w:t>
+      </w:r>
+      <w:r>
+        <w:t xml:space="preserve">(memanfaatkan akselerasi CPU/GPU) sehingga menghasilkan tiga varian</w:t>
       </w:r>
       <w:r>
         <w:t xml:space="preserve"> </w:t>
@@ -6397,7 +6799,7 @@
         <w:t xml:space="preserve">k-quants</w:t>
       </w:r>
       <w:r>
-        <w:t xml:space="preserve">, yakni</w:t>
+        <w:t xml:space="preserve">:</w:t>
       </w:r>
       <w:r>
         <w:t xml:space="preserve"> </w:t>
@@ -6436,7 +6838,34 @@
         <w:t xml:space="preserve"> </w:t>
       </w:r>
       <w:r>
-        <w:t xml:space="preserve">(Dettmers dkk., 2023).</w:t>
+        <w:t xml:space="preserve">(Dettmers dkk., 2023). Keempat varian per model (F16 + 3</w:t>
+      </w:r>
+      <w:r>
+        <w:t xml:space="preserve"> </w:t>
+      </w:r>
+      <w:r>
+        <w:rPr>
+          <w:i/>
+        </w:rPr>
+        <w:t xml:space="preserve">k-quants</w:t>
+      </w:r>
+      <w:r>
+        <w:t xml:space="preserve">) lalu ditransfer ke direktori</w:t>
+      </w:r>
+      <w:r>
+        <w:t xml:space="preserve"> </w:t>
+      </w:r>
+      <w:r>
+        <w:rPr>
+          <w:rStyle w:val="VerbatimChar"/>
+        </w:rPr>
+        <w:t xml:space="preserve">/storage/emulated/0/Download/SLM</w:t>
+      </w:r>
+      <w:r>
+        <w:t xml:space="preserve"> </w:t>
+      </w:r>
+      <w:r>
+        <w:t xml:space="preserve">pada perangkat Android sebagai objek uji yang seragam.</w:t>
       </w:r>
     </w:p>
     <w:p>
@@ -6470,7 +6899,94 @@
         <w:t xml:space="preserve"> </w:t>
       </w:r>
       <w:r>
-        <w:t xml:space="preserve">Pengujian beban kerja dilakukan melalui CLI Termux. Evaluasi dijalankan sekuensial dari FP16 (variabel kontrol), dilanjutkan Q5, Q4, dan Q3. Pada fase ini,</w:t>
+        <w:t xml:space="preserve">Pengujian beban kerja dilaksanakan pada dua</w:t>
+      </w:r>
+      <w:r>
+        <w:t xml:space="preserve"> </w:t>
+      </w:r>
+      <w:r>
+        <w:rPr>
+          <w:i/>
+        </w:rPr>
+        <w:t xml:space="preserve">host</w:t>
+      </w:r>
+      <w:r>
+        <w:t xml:space="preserve"> </w:t>
+      </w:r>
+      <w:r>
+        <w:t xml:space="preserve">sesuai pembagian metrik. Pada</w:t>
+      </w:r>
+      <w:r>
+        <w:t xml:space="preserve"> </w:t>
+      </w:r>
+      <w:r>
+        <w:rPr>
+          <w:b/>
+        </w:rPr>
+        <w:t xml:space="preserve">PC NVIDIA RTX 3060</w:t>
+      </w:r>
+      <w:r>
+        <w:t xml:space="preserve">,</w:t>
+      </w:r>
+      <w:r>
+        <w:t xml:space="preserve"> </w:t>
+      </w:r>
+      <w:r>
+        <w:rPr>
+          <w:i/>
+        </w:rPr>
+        <w:t xml:space="preserve">Perplexity</w:t>
+      </w:r>
+      <w:r>
+        <w:t xml:space="preserve"> </w:t>
+      </w:r>
+      <w:r>
+        <w:t xml:space="preserve">dieksekusi melalui</w:t>
+      </w:r>
+      <w:r>
+        <w:t xml:space="preserve"> </w:t>
+      </w:r>
+      <w:r>
+        <w:rPr>
+          <w:rStyle w:val="VerbatimChar"/>
+        </w:rPr>
+        <w:t xml:space="preserve">./llama-perplexity</w:t>
+      </w:r>
+      <w:r>
+        <w:t xml:space="preserve"> </w:t>
+      </w:r>
+      <w:r>
+        <w:t xml:space="preserve">dengan dataset WikiText-2 (Gong dkk., 2024) dan akurasi</w:t>
+      </w:r>
+      <w:r>
+        <w:t xml:space="preserve"> </w:t>
+      </w:r>
+      <w:r>
+        <w:rPr>
+          <w:i/>
+        </w:rPr>
+        <w:t xml:space="preserve">benchmark</w:t>
+      </w:r>
+      <w:r>
+        <w:t xml:space="preserve"> </w:t>
+      </w:r>
+      <w:r>
+        <w:t xml:space="preserve">MMLU, GSM8K, HumanEval, serta MT-Bench dijalankan melalui skrip Python kustom. Pada</w:t>
+      </w:r>
+      <w:r>
+        <w:t xml:space="preserve"> </w:t>
+      </w:r>
+      <w:r>
+        <w:rPr>
+          <w:b/>
+        </w:rPr>
+        <w:t xml:space="preserve">perangkat Android Tecno Pova 5</w:t>
+      </w:r>
+      <w:r>
+        <w:t xml:space="preserve"> </w:t>
+      </w:r>
+      <w:r>
+        <w:t xml:space="preserve">(Termux),</w:t>
       </w:r>
       <w:r>
         <w:t xml:space="preserve"> </w:t>
@@ -6485,64 +7001,178 @@
         <w:t xml:space="preserve"> </w:t>
       </w:r>
       <w:r>
-        <w:t xml:space="preserve">RAM dicatat melalui</w:t>
-      </w:r>
-      <w:r>
-        <w:t xml:space="preserve"> </w:t>
+        <w:t xml:space="preserve">RAM proses (</w:t>
       </w:r>
       <w:r>
         <w:rPr>
           <w:rStyle w:val="VerbatimChar"/>
         </w:rPr>
-        <w:t xml:space="preserve">htop</w:t>
-      </w:r>
-      <w:r>
-        <w:t xml:space="preserve">, TPS diekstraksi dari log sistem (Zhang dkk., 2024), dan</w:t>
-      </w:r>
-      <w:r>
-        <w:t xml:space="preserve"> </w:t>
-      </w:r>
-      <w:r>
-        <w:rPr>
-          <w:i/>
-        </w:rPr>
-        <w:t xml:space="preserve">Perplexity</w:t>
-      </w:r>
-      <w:r>
-        <w:t xml:space="preserve"> </w:t>
-      </w:r>
-      <w:r>
-        <w:t xml:space="preserve">dieksekusi melalui</w:t>
-      </w:r>
-      <w:r>
-        <w:t xml:space="preserve"> </w:t>
+        <w:t xml:space="preserve">VmRSS</w:t>
+      </w:r>
+      <w:r>
+        <w:t xml:space="preserve">), beban CPU (</w:t>
       </w:r>
       <w:r>
         <w:rPr>
           <w:rStyle w:val="VerbatimChar"/>
         </w:rPr>
-        <w:t xml:space="preserve">./llama-perplexity</w:t>
-      </w:r>
-      <w:r>
-        <w:t xml:space="preserve"> </w:t>
-      </w:r>
-      <w:r>
-        <w:t xml:space="preserve">untuk mengidentifikasi</w:t>
-      </w:r>
-      <w:r>
-        <w:t xml:space="preserve"> </w:t>
-      </w:r>
-      <w:r>
-        <w:rPr>
-          <w:i/>
-        </w:rPr>
-        <w:t xml:space="preserve">perturbation</w:t>
-      </w:r>
-      <w:r>
-        <w:t xml:space="preserve"> </w:t>
-      </w:r>
-      <w:r>
-        <w:t xml:space="preserve">akibat kompresi (Gong dkk., 2024).</w:t>
+        <w:t xml:space="preserve">%CPU</w:t>
+      </w:r>
+      <w:r>
+        <w:t xml:space="preserve">), serta TPS</w:t>
+      </w:r>
+      <w:r>
+        <w:t xml:space="preserve"> </w:t>
+      </w:r>
+      <w:r>
+        <w:rPr>
+          <w:i/>
+        </w:rPr>
+        <w:t xml:space="preserve">Prompt</w:t>
+      </w:r>
+      <w:r>
+        <w:t xml:space="preserve">/</w:t>
+      </w:r>
+      <w:r>
+        <w:rPr>
+          <w:i/>
+        </w:rPr>
+        <w:t xml:space="preserve">Generation</w:t>
+      </w:r>
+      <w:r>
+        <w:t xml:space="preserve"> </w:t>
+      </w:r>
+      <w:r>
+        <w:t xml:space="preserve">diukur melalui skrip otomatisasi</w:t>
+      </w:r>
+      <w:r>
+        <w:t xml:space="preserve"> </w:t>
+      </w:r>
+      <w:r>
+        <w:rPr>
+          <w:rStyle w:val="VerbatimChar"/>
+        </w:rPr>
+        <w:t xml:space="preserve">benchmark.sh</w:t>
+      </w:r>
+      <w:r>
+        <w:t xml:space="preserve"> </w:t>
+      </w:r>
+      <w:r>
+        <w:t xml:space="preserve">(Lampiran A) dengan konfigurasi inferensi</w:t>
+      </w:r>
+      <w:r>
+        <w:t xml:space="preserve"> </w:t>
+      </w:r>
+      <w:r>
+        <w:rPr>
+          <w:rStyle w:val="VerbatimChar"/>
+        </w:rPr>
+        <w:t xml:space="preserve">--temp 0,35</w:t>
+      </w:r>
+      <w:r>
+        <w:t xml:space="preserve">,</w:t>
+      </w:r>
+      <w:r>
+        <w:t xml:space="preserve"> </w:t>
+      </w:r>
+      <w:r>
+        <w:rPr>
+          <w:rStyle w:val="VerbatimChar"/>
+        </w:rPr>
+        <w:t xml:space="preserve">--top-p 0,9</w:t>
+      </w:r>
+      <w:r>
+        <w:t xml:space="preserve">,</w:t>
+      </w:r>
+      <w:r>
+        <w:t xml:space="preserve"> </w:t>
+      </w:r>
+      <w:r>
+        <w:rPr>
+          <w:rStyle w:val="VerbatimChar"/>
+        </w:rPr>
+        <w:t xml:space="preserve">--min-p 0,05</w:t>
+      </w:r>
+      <w:r>
+        <w:t xml:space="preserve">,</w:t>
+      </w:r>
+      <w:r>
+        <w:t xml:space="preserve"> </w:t>
+      </w:r>
+      <w:r>
+        <w:rPr>
+          <w:rStyle w:val="VerbatimChar"/>
+        </w:rPr>
+        <w:t xml:space="preserve">--repeat-penalty 1,1</w:t>
+      </w:r>
+      <w:r>
+        <w:t xml:space="preserve">, anggaran token</w:t>
+      </w:r>
+      <w:r>
+        <w:t xml:space="preserve"> </w:t>
+      </w:r>
+      <w:r>
+        <w:rPr>
+          <w:rStyle w:val="VerbatimChar"/>
+        </w:rPr>
+        <w:t xml:space="preserve">-n 1024</w:t>
+      </w:r>
+      <w:r>
+        <w:t xml:space="preserve">, ukuran konteks</w:t>
+      </w:r>
+      <w:r>
+        <w:t xml:space="preserve"> </w:t>
+      </w:r>
+      <w:r>
+        <w:rPr>
+          <w:rStyle w:val="VerbatimChar"/>
+        </w:rPr>
+        <w:t xml:space="preserve">-c 2048</w:t>
+      </w:r>
+      <w:r>
+        <w:t xml:space="preserve">, dan 6</w:t>
+      </w:r>
+      <w:r>
+        <w:t xml:space="preserve"> </w:t>
+      </w:r>
+      <w:r>
+        <w:rPr>
+          <w:i/>
+        </w:rPr>
+        <w:t xml:space="preserve">threads</w:t>
+      </w:r>
+      <w:r>
+        <w:t xml:space="preserve"> </w:t>
+      </w:r>
+      <w:r>
+        <w:t xml:space="preserve">(Zhang dkk., 2024). Evaluasi dijalankan sekuensial dari FP16 (variabel kontrol), dilanjutkan Q5, Q4, dan Q3 dengan</w:t>
+      </w:r>
+      <w:r>
+        <w:t xml:space="preserve"> </w:t>
+      </w:r>
+      <w:r>
+        <w:rPr>
+          <w:i/>
+        </w:rPr>
+        <w:t xml:space="preserve">cooldown</w:t>
+      </w:r>
+      <w:r>
+        <w:t xml:space="preserve"> </w:t>
+      </w:r>
+      <w:r>
+        <w:t xml:space="preserve">manual 3–5 menit antar model untuk mencegah</w:t>
+      </w:r>
+      <w:r>
+        <w:t xml:space="preserve"> </w:t>
+      </w:r>
+      <w:r>
+        <w:rPr>
+          <w:i/>
+        </w:rPr>
+        <w:t xml:space="preserve">thermal throttling</w:t>
+      </w:r>
+      <w:r>
+        <w:t xml:space="preserve">.</w:t>
       </w:r>
     </w:p>
     <w:p>
@@ -6692,16 +7322,52 @@
         <w:t xml:space="preserve">resource-constrained edge</w:t>
       </w:r>
       <w:r>
-        <w:t xml:space="preserve">) (Ray &amp; Pradhan, 2026). Instrumen yang digunakan terdiri atas perangkat keras konsumen (</w:t>
-      </w:r>
-      <w:r>
-        <w:rPr>
-          <w:i/>
-        </w:rPr>
-        <w:t xml:space="preserve">off-the-shelf</w:t>
-      </w:r>
-      <w:r>
-        <w:t xml:space="preserve">) dan ekosistem perangkat lunak</w:t>
+        <w:t xml:space="preserve">) (Ray &amp; Pradhan, 2026). Instrumen yang digunakan terdiri atas dua himpunan perangkat keras (PC sebagai</w:t>
+      </w:r>
+      <w:r>
+        <w:t xml:space="preserve"> </w:t>
+      </w:r>
+      <w:r>
+        <w:rPr>
+          <w:i/>
+        </w:rPr>
+        <w:t xml:space="preserve">host</w:t>
+      </w:r>
+      <w:r>
+        <w:t xml:space="preserve"> </w:t>
+      </w:r>
+      <w:r>
+        <w:t xml:space="preserve">persiapan model dan evaluasi akurasi, serta</w:t>
+      </w:r>
+      <w:r>
+        <w:t xml:space="preserve"> </w:t>
+      </w:r>
+      <w:r>
+        <w:rPr>
+          <w:i/>
+        </w:rPr>
+        <w:t xml:space="preserve">smartphone</w:t>
+      </w:r>
+      <w:r>
+        <w:t xml:space="preserve"> </w:t>
+      </w:r>
+      <w:r>
+        <w:t xml:space="preserve">sebagai</w:t>
+      </w:r>
+      <w:r>
+        <w:t xml:space="preserve"> </w:t>
+      </w:r>
+      <w:r>
+        <w:rPr>
+          <w:i/>
+        </w:rPr>
+        <w:t xml:space="preserve">host target</w:t>
+      </w:r>
+      <w:r>
+        <w:t xml:space="preserve"> </w:t>
+      </w:r>
+      <w:r>
+        <w:t xml:space="preserve">deployment) dan ekosistem perangkat lunak</w:t>
       </w:r>
       <w:r>
         <w:t xml:space="preserve"> </w:t>
@@ -6752,9 +7418,10 @@
         <w:tblLook w:firstRow="1"/>
       </w:tblPr>
       <w:tblGrid>
-        <w:gridCol w:w="2640"/>
-        <w:gridCol w:w="2640"/>
-        <w:gridCol w:w="2640"/>
+        <w:gridCol w:w="1980"/>
+        <w:gridCol w:w="1980"/>
+        <w:gridCol w:w="1980"/>
+        <w:gridCol w:w="1980"/>
       </w:tblGrid>
       <w:tr>
         <w:trPr>
@@ -6773,7 +7440,7 @@
               <w:jc w:val="left"/>
             </w:pPr>
             <w:r>
-              <w:t xml:space="preserve">Komponen</w:t>
+              <w:t xml:space="preserve">Peran</w:t>
             </w:r>
           </w:p>
         </w:tc>
@@ -6790,7 +7457,7 @@
               <w:jc w:val="left"/>
             </w:pPr>
             <w:r>
-              <w:t xml:space="preserve">Spesifikasi</w:t>
+              <w:t xml:space="preserve">Komponen</w:t>
             </w:r>
           </w:p>
         </w:tc>
@@ -6807,12 +7474,116 @@
               <w:jc w:val="left"/>
             </w:pPr>
             <w:r>
+              <w:t xml:space="preserve">Spesifikasi</w:t>
+            </w:r>
+          </w:p>
+        </w:tc>
+        <w:tc>
+          <w:tcPr>
+            <w:tcBorders>
+              <w:bottom w:val="single"/>
+            </w:tcBorders>
+            <w:vAlign w:val="bottom"/>
+          </w:tcPr>
+          <w:p>
+            <w:pPr>
+              <w:pStyle w:val="Compact"/>
+              <w:jc w:val="left"/>
+            </w:pPr>
+            <w:r>
               <w:t xml:space="preserve">Keterangan</w:t>
             </w:r>
           </w:p>
         </w:tc>
       </w:tr>
       <w:tr>
+        <w:tc>
+          <w:p>
+            <w:pPr>
+              <w:pStyle w:val="Compact"/>
+              <w:jc w:val="left"/>
+            </w:pPr>
+            <w:r>
+              <w:t xml:space="preserve">Host persiapan &amp; evaluasi akurasi</w:t>
+            </w:r>
+          </w:p>
+        </w:tc>
+        <w:tc>
+          <w:p>
+            <w:pPr>
+              <w:pStyle w:val="Compact"/>
+              <w:jc w:val="left"/>
+            </w:pPr>
+            <w:r>
+              <w:t xml:space="preserve">PC + GPU</w:t>
+            </w:r>
+          </w:p>
+        </w:tc>
+        <w:tc>
+          <w:p>
+            <w:pPr>
+              <w:pStyle w:val="Compact"/>
+              <w:jc w:val="left"/>
+            </w:pPr>
+            <w:r>
+              <w:t xml:space="preserve">NVIDIA RTX 3060 (WSL2 Ubuntu)</w:t>
+            </w:r>
+          </w:p>
+        </w:tc>
+        <w:tc>
+          <w:p>
+            <w:pPr>
+              <w:pStyle w:val="Compact"/>
+              <w:jc w:val="left"/>
+            </w:pPr>
+            <w:r>
+              <w:t xml:space="preserve">Eksekusi kuantisasi (</w:t>
+            </w:r>
+            <w:r>
+              <w:rPr>
+                <w:rStyle w:val="VerbatimChar"/>
+              </w:rPr>
+              <w:t xml:space="preserve">llama-quantize</w:t>
+            </w:r>
+            <w:r>
+              <w:t xml:space="preserve">), evaluasi</w:t>
+            </w:r>
+            <w:r>
+              <w:t xml:space="preserve"> </w:t>
+            </w:r>
+            <w:r>
+              <w:rPr>
+                <w:i/>
+              </w:rPr>
+              <w:t xml:space="preserve">Perplexity</w:t>
+            </w:r>
+            <w:r>
+              <w:t xml:space="preserve">, dan akurasi MMLU/GSM8K/HumanEval/MT-Bench.</w:t>
+            </w:r>
+          </w:p>
+        </w:tc>
+      </w:tr>
+      <w:tr>
+        <w:tc>
+          <w:p>
+            <w:pPr>
+              <w:pStyle w:val="Compact"/>
+              <w:jc w:val="left"/>
+            </w:pPr>
+            <w:r>
+              <w:rPr>
+                <w:i/>
+              </w:rPr>
+              <w:t xml:space="preserve">Host target</w:t>
+            </w:r>
+            <w:r>
+              <w:t xml:space="preserve"> </w:t>
+            </w:r>
+            <w:r>
+              <w:t xml:space="preserve">deployment</w:t>
+            </w:r>
+          </w:p>
+        </w:tc>
         <w:tc>
           <w:p>
             <w:pPr>
@@ -6864,6 +7635,26 @@
               <w:jc w:val="left"/>
             </w:pPr>
             <w:r>
+              <w:rPr>
+                <w:i/>
+              </w:rPr>
+              <w:t xml:space="preserve">Host target</w:t>
+            </w:r>
+            <w:r>
+              <w:t xml:space="preserve"> </w:t>
+            </w:r>
+            <w:r>
+              <w:t xml:space="preserve">deployment</w:t>
+            </w:r>
+          </w:p>
+        </w:tc>
+        <w:tc>
+          <w:p>
+            <w:pPr>
+              <w:pStyle w:val="Compact"/>
+              <w:jc w:val="left"/>
+            </w:pPr>
+            <w:r>
               <w:t xml:space="preserve">SoC</w:t>
             </w:r>
           </w:p>
@@ -6920,6 +7711,26 @@
               <w:jc w:val="left"/>
             </w:pPr>
             <w:r>
+              <w:rPr>
+                <w:i/>
+              </w:rPr>
+              <w:t xml:space="preserve">Host target</w:t>
+            </w:r>
+            <w:r>
+              <w:t xml:space="preserve"> </w:t>
+            </w:r>
+            <w:r>
+              <w:t xml:space="preserve">deployment</w:t>
+            </w:r>
+          </w:p>
+        </w:tc>
+        <w:tc>
+          <w:p>
+            <w:pPr>
+              <w:pStyle w:val="Compact"/>
+              <w:jc w:val="left"/>
+            </w:pPr>
+            <w:r>
               <w:t xml:space="preserve">Memori Utama (RAM)</w:t>
             </w:r>
           </w:p>
@@ -6972,6 +7783,26 @@
         </w:tc>
       </w:tr>
       <w:tr>
+        <w:tc>
+          <w:p>
+            <w:pPr>
+              <w:pStyle w:val="Compact"/>
+              <w:jc w:val="left"/>
+            </w:pPr>
+            <w:r>
+              <w:rPr>
+                <w:i/>
+              </w:rPr>
+              <w:t xml:space="preserve">Host target</w:t>
+            </w:r>
+            <w:r>
+              <w:t xml:space="preserve"> </w:t>
+            </w:r>
+            <w:r>
+              <w:t xml:space="preserve">deployment</w:t>
+            </w:r>
+          </w:p>
+        </w:tc>
         <w:tc>
           <w:p>
             <w:pPr>
@@ -7052,9 +7883,10 @@
         <w:tblLook w:firstRow="1"/>
       </w:tblPr>
       <w:tblGrid>
-        <w:gridCol w:w="2640"/>
-        <w:gridCol w:w="2640"/>
-        <w:gridCol w:w="2640"/>
+        <w:gridCol w:w="1980"/>
+        <w:gridCol w:w="1980"/>
+        <w:gridCol w:w="1980"/>
+        <w:gridCol w:w="1980"/>
       </w:tblGrid>
       <w:tr>
         <w:trPr>
@@ -7073,7 +7905,7 @@
               <w:jc w:val="left"/>
             </w:pPr>
             <w:r>
-              <w:t xml:space="preserve">Komponen</w:t>
+              <w:t xml:space="preserve">Peran</w:t>
             </w:r>
           </w:p>
         </w:tc>
@@ -7090,7 +7922,7 @@
               <w:jc w:val="left"/>
             </w:pPr>
             <w:r>
-              <w:t xml:space="preserve">Versi/Tooling</w:t>
+              <w:t xml:space="preserve">Komponen</w:t>
             </w:r>
           </w:p>
         </w:tc>
@@ -7107,12 +7939,424 @@
               <w:jc w:val="left"/>
             </w:pPr>
             <w:r>
+              <w:t xml:space="preserve">Versi/Tooling</w:t>
+            </w:r>
+          </w:p>
+        </w:tc>
+        <w:tc>
+          <w:tcPr>
+            <w:tcBorders>
+              <w:bottom w:val="single"/>
+            </w:tcBorders>
+            <w:vAlign w:val="bottom"/>
+          </w:tcPr>
+          <w:p>
+            <w:pPr>
+              <w:pStyle w:val="Compact"/>
+              <w:jc w:val="left"/>
+            </w:pPr>
+            <w:r>
               <w:t xml:space="preserve">Keterangan</w:t>
             </w:r>
           </w:p>
         </w:tc>
       </w:tr>
       <w:tr>
+        <w:tc>
+          <w:p>
+            <w:pPr>
+              <w:pStyle w:val="Compact"/>
+              <w:jc w:val="left"/>
+            </w:pPr>
+            <w:r>
+              <w:t xml:space="preserve">PC persiapan</w:t>
+            </w:r>
+          </w:p>
+        </w:tc>
+        <w:tc>
+          <w:p>
+            <w:pPr>
+              <w:pStyle w:val="Compact"/>
+              <w:jc w:val="left"/>
+            </w:pPr>
+            <w:r>
+              <w:t xml:space="preserve">Sistem Operasi</w:t>
+            </w:r>
+          </w:p>
+        </w:tc>
+        <w:tc>
+          <w:p>
+            <w:pPr>
+              <w:pStyle w:val="Compact"/>
+              <w:jc w:val="left"/>
+            </w:pPr>
+            <w:r>
+              <w:t xml:space="preserve">Windows 11 + WSL2 Ubuntu</w:t>
+            </w:r>
+          </w:p>
+        </w:tc>
+        <w:tc>
+          <w:p>
+            <w:pPr>
+              <w:pStyle w:val="Compact"/>
+              <w:jc w:val="left"/>
+            </w:pPr>
+            <w:r>
+              <w:t xml:space="preserve">Lingkungan persiapan berkas</w:t>
+            </w:r>
+            <w:r>
+              <w:t xml:space="preserve"> </w:t>
+            </w:r>
+            <w:r>
+              <w:rPr>
+                <w:rStyle w:val="VerbatimChar"/>
+              </w:rPr>
+              <w:t xml:space="preserve">.gguf</w:t>
+            </w:r>
+            <w:r>
+              <w:t xml:space="preserve"> </w:t>
+            </w:r>
+            <w:r>
+              <w:t xml:space="preserve">dan eksekusi evaluasi akurasi.</w:t>
+            </w:r>
+          </w:p>
+        </w:tc>
+      </w:tr>
+      <w:tr>
+        <w:tc>
+          <w:p>
+            <w:pPr>
+              <w:pStyle w:val="Compact"/>
+              <w:jc w:val="left"/>
+            </w:pPr>
+            <w:r>
+              <w:t xml:space="preserve">PC persiapan</w:t>
+            </w:r>
+          </w:p>
+        </w:tc>
+        <w:tc>
+          <w:p>
+            <w:pPr>
+              <w:pStyle w:val="Compact"/>
+              <w:jc w:val="left"/>
+            </w:pPr>
+            <w:r>
+              <w:t xml:space="preserve">Akselerator</w:t>
+            </w:r>
+          </w:p>
+        </w:tc>
+        <w:tc>
+          <w:p>
+            <w:pPr>
+              <w:pStyle w:val="Compact"/>
+              <w:jc w:val="left"/>
+            </w:pPr>
+            <w:r>
+              <w:t xml:space="preserve">CUDA Toolkit + NVIDIA RTX 3060</w:t>
+            </w:r>
+          </w:p>
+        </w:tc>
+        <w:tc>
+          <w:p>
+            <w:pPr>
+              <w:pStyle w:val="Compact"/>
+              <w:jc w:val="left"/>
+            </w:pPr>
+            <w:r>
+              <w:t xml:space="preserve">Mempercepat</w:t>
+            </w:r>
+            <w:r>
+              <w:t xml:space="preserve"> </w:t>
+            </w:r>
+            <w:r>
+              <w:rPr>
+                <w:rStyle w:val="VerbatimChar"/>
+              </w:rPr>
+              <w:t xml:space="preserve">llama-quantize</w:t>
+            </w:r>
+            <w:r>
+              <w:t xml:space="preserve"> </w:t>
+            </w:r>
+            <w:r>
+              <w:t xml:space="preserve">dan</w:t>
+            </w:r>
+            <w:r>
+              <w:t xml:space="preserve"> </w:t>
+            </w:r>
+            <w:r>
+              <w:rPr>
+                <w:rStyle w:val="VerbatimChar"/>
+              </w:rPr>
+              <w:t xml:space="preserve">llama-perplexity</w:t>
+            </w:r>
+            <w:r>
+              <w:t xml:space="preserve">.</w:t>
+            </w:r>
+          </w:p>
+        </w:tc>
+      </w:tr>
+      <w:tr>
+        <w:tc>
+          <w:p>
+            <w:pPr>
+              <w:pStyle w:val="Compact"/>
+              <w:jc w:val="left"/>
+            </w:pPr>
+            <w:r>
+              <w:t xml:space="preserve">PC persiapan</w:t>
+            </w:r>
+          </w:p>
+        </w:tc>
+        <w:tc>
+          <w:p>
+            <w:pPr>
+              <w:pStyle w:val="Compact"/>
+              <w:jc w:val="left"/>
+            </w:pPr>
+            <w:r>
+              <w:t xml:space="preserve">Akuisisi model</w:t>
+            </w:r>
+          </w:p>
+        </w:tc>
+        <w:tc>
+          <w:p>
+            <w:pPr>
+              <w:pStyle w:val="Compact"/>
+              <w:jc w:val="left"/>
+            </w:pPr>
+            <w:r>
+              <w:rPr>
+                <w:rStyle w:val="VerbatimChar"/>
+              </w:rPr>
+              <w:t xml:space="preserve">huggingface_hub</w:t>
+            </w:r>
+          </w:p>
+        </w:tc>
+        <w:tc>
+          <w:p>
+            <w:pPr>
+              <w:pStyle w:val="Compact"/>
+              <w:jc w:val="left"/>
+            </w:pPr>
+            <w:r>
+              <w:t xml:space="preserve">Mengunduh bobot resmi (</w:t>
+            </w:r>
+            <w:r>
+              <w:rPr>
+                <w:rStyle w:val="VerbatimChar"/>
+              </w:rPr>
+              <w:t xml:space="preserve">.safetensors</w:t>
+            </w:r>
+            <w:r>
+              <w:t xml:space="preserve">) dari HuggingFace.</w:t>
+            </w:r>
+          </w:p>
+        </w:tc>
+      </w:tr>
+      <w:tr>
+        <w:tc>
+          <w:p>
+            <w:pPr>
+              <w:pStyle w:val="Compact"/>
+              <w:jc w:val="left"/>
+            </w:pPr>
+            <w:r>
+              <w:t xml:space="preserve">PC persiapan</w:t>
+            </w:r>
+          </w:p>
+        </w:tc>
+        <w:tc>
+          <w:p>
+            <w:pPr>
+              <w:pStyle w:val="Compact"/>
+              <w:jc w:val="left"/>
+            </w:pPr>
+            <w:r>
+              <w:t xml:space="preserve">Konversi &amp; kuantisasi</w:t>
+            </w:r>
+          </w:p>
+        </w:tc>
+        <w:tc>
+          <w:p>
+            <w:pPr>
+              <w:pStyle w:val="Compact"/>
+              <w:jc w:val="left"/>
+            </w:pPr>
+            <w:r>
+              <w:rPr>
+                <w:rStyle w:val="VerbatimChar"/>
+              </w:rPr>
+              <w:t xml:space="preserve">convert_hf_to_gguf.py</w:t>
+            </w:r>
+            <w:r>
+              <w:t xml:space="preserve">,</w:t>
+            </w:r>
+            <w:r>
+              <w:t xml:space="preserve"> </w:t>
+            </w:r>
+            <w:r>
+              <w:rPr>
+                <w:rStyle w:val="VerbatimChar"/>
+              </w:rPr>
+              <w:t xml:space="preserve">./llama-quantize</w:t>
+            </w:r>
+          </w:p>
+        </w:tc>
+        <w:tc>
+          <w:p>
+            <w:pPr>
+              <w:pStyle w:val="Compact"/>
+              <w:jc w:val="left"/>
+            </w:pPr>
+            <w:r>
+              <w:t xml:space="preserve">Konversi ke</w:t>
+            </w:r>
+            <w:r>
+              <w:t xml:space="preserve"> </w:t>
+            </w:r>
+            <w:r>
+              <w:rPr>
+                <w:rStyle w:val="VerbatimChar"/>
+              </w:rPr>
+              <w:t xml:space="preserve">F16.gguf</w:t>
+            </w:r>
+            <w:r>
+              <w:t xml:space="preserve"> </w:t>
+            </w:r>
+            <w:r>
+              <w:t xml:space="preserve">lalu kuantisasi ke Q3/Q4/Q5_K_M (Dettmers dkk., 2023).</w:t>
+            </w:r>
+          </w:p>
+        </w:tc>
+      </w:tr>
+      <w:tr>
+        <w:tc>
+          <w:p>
+            <w:pPr>
+              <w:pStyle w:val="Compact"/>
+              <w:jc w:val="left"/>
+            </w:pPr>
+            <w:r>
+              <w:t xml:space="preserve">PC persiapan</w:t>
+            </w:r>
+          </w:p>
+        </w:tc>
+        <w:tc>
+          <w:p>
+            <w:pPr>
+              <w:pStyle w:val="Compact"/>
+              <w:jc w:val="left"/>
+            </w:pPr>
+            <w:r>
+              <w:t xml:space="preserve">Evaluasi Kognitif</w:t>
+            </w:r>
+          </w:p>
+        </w:tc>
+        <w:tc>
+          <w:p>
+            <w:pPr>
+              <w:pStyle w:val="Compact"/>
+              <w:jc w:val="left"/>
+            </w:pPr>
+            <w:r>
+              <w:rPr>
+                <w:rStyle w:val="VerbatimChar"/>
+              </w:rPr>
+              <w:t xml:space="preserve">./llama-perplexity</w:t>
+            </w:r>
+          </w:p>
+        </w:tc>
+        <w:tc>
+          <w:p>
+            <w:pPr>
+              <w:pStyle w:val="Compact"/>
+              <w:jc w:val="left"/>
+            </w:pPr>
+            <w:r>
+              <w:t xml:space="preserve">Mengkalkulasi degradasi linguistik (PPL) pada dataset WikiText-2 (Gong dkk., 2024).</w:t>
+            </w:r>
+          </w:p>
+        </w:tc>
+      </w:tr>
+      <w:tr>
+        <w:tc>
+          <w:p>
+            <w:pPr>
+              <w:pStyle w:val="Compact"/>
+              <w:jc w:val="left"/>
+            </w:pPr>
+            <w:r>
+              <w:t xml:space="preserve">PC persiapan</w:t>
+            </w:r>
+          </w:p>
+        </w:tc>
+        <w:tc>
+          <w:p>
+            <w:pPr>
+              <w:pStyle w:val="Compact"/>
+              <w:jc w:val="left"/>
+            </w:pPr>
+            <w:r>
+              <w:t xml:space="preserve">Evaluasi Akurasi</w:t>
+            </w:r>
+          </w:p>
+        </w:tc>
+        <w:tc>
+          <w:p>
+            <w:pPr>
+              <w:pStyle w:val="Compact"/>
+              <w:jc w:val="left"/>
+            </w:pPr>
+            <w:r>
+              <w:t xml:space="preserve">Skrip Python kustom (MMLU, GSM8K, HumanEval, MT-Bench)</w:t>
+            </w:r>
+          </w:p>
+        </w:tc>
+        <w:tc>
+          <w:p>
+            <w:pPr>
+              <w:pStyle w:val="Compact"/>
+              <w:jc w:val="left"/>
+            </w:pPr>
+            <w:r>
+              <w:t xml:space="preserve">Menjalankan 100 sampel acak per</w:t>
+            </w:r>
+            <w:r>
+              <w:t xml:space="preserve"> </w:t>
+            </w:r>
+            <w:r>
+              <w:rPr>
+                <w:i/>
+              </w:rPr>
+              <w:t xml:space="preserve">benchmark</w:t>
+            </w:r>
+            <w:r>
+              <w:t xml:space="preserve">.</w:t>
+            </w:r>
+          </w:p>
+        </w:tc>
+      </w:tr>
+      <w:tr>
+        <w:tc>
+          <w:p>
+            <w:pPr>
+              <w:pStyle w:val="Compact"/>
+              <w:jc w:val="left"/>
+            </w:pPr>
+            <w:r>
+              <w:t xml:space="preserve">Android</w:t>
+            </w:r>
+            <w:r>
+              <w:t xml:space="preserve"> </w:t>
+            </w:r>
+            <w:r>
+              <w:rPr>
+                <w:i/>
+              </w:rPr>
+              <w:t xml:space="preserve">target</w:t>
+            </w:r>
+          </w:p>
+        </w:tc>
         <w:tc>
           <w:p>
             <w:pPr>
@@ -7164,6 +8408,26 @@
               <w:jc w:val="left"/>
             </w:pPr>
             <w:r>
+              <w:t xml:space="preserve">Android</w:t>
+            </w:r>
+            <w:r>
+              <w:t xml:space="preserve"> </w:t>
+            </w:r>
+            <w:r>
+              <w:rPr>
+                <w:i/>
+              </w:rPr>
+              <w:t xml:space="preserve">target</w:t>
+            </w:r>
+          </w:p>
+        </w:tc>
+        <w:tc>
+          <w:p>
+            <w:pPr>
+              <w:pStyle w:val="Compact"/>
+              <w:jc w:val="left"/>
+            </w:pPr>
+            <w:r>
               <w:t xml:space="preserve">Lingkungan Simulasi Terminal</w:t>
             </w:r>
           </w:p>
@@ -7208,6 +8472,26 @@
               <w:jc w:val="left"/>
             </w:pPr>
             <w:r>
+              <w:t xml:space="preserve">Android</w:t>
+            </w:r>
+            <w:r>
+              <w:t xml:space="preserve"> </w:t>
+            </w:r>
+            <w:r>
+              <w:rPr>
+                <w:i/>
+              </w:rPr>
+              <w:t xml:space="preserve">target</w:t>
+            </w:r>
+          </w:p>
+        </w:tc>
+        <w:tc>
+          <w:p>
+            <w:pPr>
+              <w:pStyle w:val="Compact"/>
+              <w:jc w:val="left"/>
+            </w:pPr>
+            <w:r>
               <w:t xml:space="preserve">Mesin Inferensi</w:t>
             </w:r>
           </w:p>
@@ -7240,7 +8524,7 @@
               <w:t xml:space="preserve">bare-metal</w:t>
             </w:r>
             <w:r>
-              <w:t xml:space="preserve">)</w:t>
+              <w:t xml:space="preserve">, ARM-native)</w:t>
             </w:r>
           </w:p>
         </w:tc>
@@ -7251,7 +8535,7 @@
               <w:jc w:val="left"/>
             </w:pPr>
             <w:r>
-              <w:t xml:space="preserve">Dipilih karena dapat dikompilasi natif ke instruksi CPU ARM (Ray &amp; Pradhan, 2026).</w:t>
+              <w:t xml:space="preserve">Dikompilasi natif untuk instruksi CPU ARM (Ray &amp; Pradhan, 2026).</w:t>
             </w:r>
           </w:p>
         </w:tc>
@@ -7264,7 +8548,27 @@
               <w:jc w:val="left"/>
             </w:pPr>
             <w:r>
-              <w:t xml:space="preserve">Pemantauan Memori</w:t>
+              <w:t xml:space="preserve">Android</w:t>
+            </w:r>
+            <w:r>
+              <w:t xml:space="preserve"> </w:t>
+            </w:r>
+            <w:r>
+              <w:rPr>
+                <w:i/>
+              </w:rPr>
+              <w:t xml:space="preserve">target</w:t>
+            </w:r>
+          </w:p>
+        </w:tc>
+        <w:tc>
+          <w:p>
+            <w:pPr>
+              <w:pStyle w:val="Compact"/>
+              <w:jc w:val="left"/>
+            </w:pPr>
+            <w:r>
+              <w:t xml:space="preserve">Skrip Otomatisasi</w:t>
             </w:r>
           </w:p>
         </w:tc>
@@ -7278,13 +8582,13 @@
               <w:rPr>
                 <w:rStyle w:val="VerbatimChar"/>
               </w:rPr>
-              <w:t xml:space="preserve">htop</w:t>
+              <w:t xml:space="preserve">benchmark.sh</w:t>
             </w:r>
             <w:r>
               <w:t xml:space="preserve"> </w:t>
             </w:r>
             <w:r>
-              <w:t xml:space="preserve">interaktif</w:t>
+              <w:t xml:space="preserve">v4 (Lampiran A)</w:t>
             </w:r>
           </w:p>
         </w:tc>
@@ -7295,107 +8599,22 @@
               <w:jc w:val="left"/>
             </w:pPr>
             <w:r>
-              <w:t xml:space="preserve">Menangkap metrik</w:t>
+              <w:t xml:space="preserve">Menjalankan inferensi, memantau</w:t>
             </w:r>
             <w:r>
               <w:t xml:space="preserve"> </w:t>
             </w:r>
-            <w:r>
-              <w:rPr>
-                <w:i/>
-              </w:rPr>
-              <w:t xml:space="preserve">Peak RAM Usage</w:t>
-            </w:r>
-            <w:r>
-              <w:t xml:space="preserve">.</w:t>
-            </w:r>
-          </w:p>
-        </w:tc>
-      </w:tr>
-      <w:tr>
-        <w:tc>
-          <w:p>
-            <w:pPr>
-              <w:pStyle w:val="Compact"/>
-              <w:jc w:val="left"/>
-            </w:pPr>
-            <w:r>
-              <w:t xml:space="preserve">Evaluasi Kognitif</w:t>
-            </w:r>
-          </w:p>
-        </w:tc>
-        <w:tc>
-          <w:p>
-            <w:pPr>
-              <w:pStyle w:val="Compact"/>
-              <w:jc w:val="left"/>
-            </w:pPr>
             <w:r>
               <w:rPr>
                 <w:rStyle w:val="VerbatimChar"/>
               </w:rPr>
-              <w:t xml:space="preserve">./llama-perplexity</w:t>
-            </w:r>
-          </w:p>
-        </w:tc>
-        <w:tc>
-          <w:p>
-            <w:pPr>
-              <w:pStyle w:val="Compact"/>
-              <w:jc w:val="left"/>
-            </w:pPr>
-            <w:r>
-              <w:t xml:space="preserve">Mengkalkulasi degradasi linguistik (PPL) pada dataset WikiText-2 (Gong dkk., 2024).</w:t>
-            </w:r>
-          </w:p>
-        </w:tc>
-      </w:tr>
-      <w:tr>
-        <w:tc>
-          <w:p>
-            <w:pPr>
-              <w:pStyle w:val="Compact"/>
-              <w:jc w:val="left"/>
-            </w:pPr>
-            <w:r>
-              <w:t xml:space="preserve">Evaluasi Akurasi</w:t>
-            </w:r>
-          </w:p>
-        </w:tc>
-        <w:tc>
-          <w:p>
-            <w:pPr>
-              <w:pStyle w:val="Compact"/>
-              <w:jc w:val="left"/>
-            </w:pPr>
-            <w:r>
-              <w:t xml:space="preserve">Skrip kustom (MMLU, GSM8K, HumanEval)</w:t>
-            </w:r>
-          </w:p>
-        </w:tc>
-        <w:tc>
-          <w:p>
-            <w:pPr>
-              <w:pStyle w:val="Compact"/>
-              <w:jc w:val="left"/>
-            </w:pPr>
-            <w:r>
-              <w:t xml:space="preserve">Menjalankan 100 sampel per</w:t>
+              <w:t xml:space="preserve">VmRSS</w:t>
             </w:r>
             <w:r>
               <w:t xml:space="preserve"> </w:t>
             </w:r>
             <w:r>
-              <w:rPr>
-                <w:i/>
-              </w:rPr>
-              <w:t xml:space="preserve">benchmark</w:t>
-            </w:r>
-            <w:r>
-              <w:t xml:space="preserve"> </w:t>
-            </w:r>
-            <w:r>
-              <w:t xml:space="preserve">melalui CLI</w:t>
+              <w:t xml:space="preserve">+</w:t>
             </w:r>
             <w:r>
               <w:t xml:space="preserve"> </w:t>
@@ -7404,10 +8623,10 @@
               <w:rPr>
                 <w:rStyle w:val="VerbatimChar"/>
               </w:rPr>
-              <w:t xml:space="preserve">llama.cpp</w:t>
-            </w:r>
-            <w:r>
-              <w:t xml:space="preserve">.</w:t>
+              <w:t xml:space="preserve">%CPU</w:t>
+            </w:r>
+            <w:r>
+              <w:t xml:space="preserve">, dan mencatat TPS ke CSV.</w:t>
             </w:r>
           </w:p>
         </w:tc>
@@ -7470,7 +8689,49 @@
         <w:t xml:space="preserve"> </w:t>
       </w:r>
       <w:r>
-        <w:t xml:space="preserve">dengan memantau indikator performa perangkat keras dan perangkat lunak saat SLM mengeksekusi instruksi di dalam Termux. Peneliti mencatat konsumsi RAM absolut (dalam MB/GB) melalui monitor</w:t>
+        <w:t xml:space="preserve">dengan memantau indikator performa perangkat keras dan perangkat lunak saat SLM mengeksekusi instruksi pada kedua</w:t>
+      </w:r>
+      <w:r>
+        <w:t xml:space="preserve"> </w:t>
+      </w:r>
+      <w:r>
+        <w:rPr>
+          <w:i/>
+        </w:rPr>
+        <w:t xml:space="preserve">host</w:t>
+      </w:r>
+      <w:r>
+        <w:t xml:space="preserve">. Pada</w:t>
+      </w:r>
+      <w:r>
+        <w:t xml:space="preserve"> </w:t>
+      </w:r>
+      <w:r>
+        <w:rPr>
+          <w:i/>
+        </w:rPr>
+        <w:t xml:space="preserve">host</w:t>
+      </w:r>
+      <w:r>
+        <w:t xml:space="preserve"> </w:t>
+      </w:r>
+      <w:r>
+        <w:t xml:space="preserve">PC NVIDIA RTX 3060, peneliti mencatat nilai</w:t>
+      </w:r>
+      <w:r>
+        <w:t xml:space="preserve"> </w:t>
+      </w:r>
+      <w:r>
+        <w:rPr>
+          <w:i/>
+        </w:rPr>
+        <w:t xml:space="preserve">Perplexity</w:t>
+      </w:r>
+      <w:r>
+        <w:t xml:space="preserve"> </w:t>
+      </w:r>
+      <w:r>
+        <w:t xml:space="preserve">WikiText-2 dari keluaran</w:t>
       </w:r>
       <w:r>
         <w:t xml:space="preserve"> </w:t>
@@ -7479,13 +8740,76 @@
         <w:rPr>
           <w:rStyle w:val="VerbatimChar"/>
         </w:rPr>
-        <w:t xml:space="preserve">htop</w:t>
-      </w:r>
-      <w:r>
-        <w:t xml:space="preserve"> </w:t>
-      </w:r>
-      <w:r>
-        <w:t xml:space="preserve">pada setiap transisi resolusi kompresi (FP16, Q5_K_M, Q4_K_M, dan Q3_K_M). Selanjutnya, data kuantitatif berupa rasio kecepatan pemrosesan kata atau</w:t>
+        <w:t xml:space="preserve">./llama-perplexity</w:t>
+      </w:r>
+      <w:r>
+        <w:t xml:space="preserve"> </w:t>
+      </w:r>
+      <w:r>
+        <w:t xml:space="preserve">serta skor akurasi MMLU/GSM8K/HumanEval/MT-Bench dari skrip Python kustom. Pada</w:t>
+      </w:r>
+      <w:r>
+        <w:t xml:space="preserve"> </w:t>
+      </w:r>
+      <w:r>
+        <w:rPr>
+          <w:i/>
+        </w:rPr>
+        <w:t xml:space="preserve">host</w:t>
+      </w:r>
+      <w:r>
+        <w:t xml:space="preserve"> </w:t>
+      </w:r>
+      <w:r>
+        <w:t xml:space="preserve">perangkat Android Tecno Pova 5 (Termux), konsumsi RAM proses (</w:t>
+      </w:r>
+      <w:r>
+        <w:rPr>
+          <w:rStyle w:val="VerbatimChar"/>
+        </w:rPr>
+        <w:t xml:space="preserve">VmRSS</w:t>
+      </w:r>
+      <w:r>
+        <w:t xml:space="preserve"> </w:t>
+      </w:r>
+      <w:r>
+        <w:t xml:space="preserve">dari</w:t>
+      </w:r>
+      <w:r>
+        <w:t xml:space="preserve"> </w:t>
+      </w:r>
+      <w:r>
+        <w:rPr>
+          <w:rStyle w:val="VerbatimChar"/>
+        </w:rPr>
+        <w:t xml:space="preserve">/proc/&lt;pid&gt;/status</w:t>
+      </w:r>
+      <w:r>
+        <w:t xml:space="preserve">), beban CPU (</w:t>
+      </w:r>
+      <w:r>
+        <w:rPr>
+          <w:rStyle w:val="VerbatimChar"/>
+        </w:rPr>
+        <w:t xml:space="preserve">%CPU</w:t>
+      </w:r>
+      <w:r>
+        <w:t xml:space="preserve"> </w:t>
+      </w:r>
+      <w:r>
+        <w:t xml:space="preserve">dari</w:t>
+      </w:r>
+      <w:r>
+        <w:t xml:space="preserve"> </w:t>
+      </w:r>
+      <w:r>
+        <w:rPr>
+          <w:rStyle w:val="VerbatimChar"/>
+        </w:rPr>
+        <w:t xml:space="preserve">ps</w:t>
+      </w:r>
+      <w:r>
+        <w:t xml:space="preserve">), dan rasio kecepatan pemrosesan kata atau</w:t>
       </w:r>
       <w:r>
         <w:t xml:space="preserve"> </w:t>
@@ -7500,22 +8824,64 @@
         <w:t xml:space="preserve"> </w:t>
       </w:r>
       <w:r>
-        <w:t xml:space="preserve">(TPS) dan nilai</w:t>
-      </w:r>
-      <w:r>
-        <w:t xml:space="preserve"> </w:t>
-      </w:r>
-      <w:r>
-        <w:rPr>
-          <w:i/>
-        </w:rPr>
-        <w:t xml:space="preserve">Perplexity</w:t>
-      </w:r>
-      <w:r>
-        <w:t xml:space="preserve"> </w:t>
-      </w:r>
-      <w:r>
-        <w:t xml:space="preserve">disalin secara langsung dari layar log terminal pada detik ketika kalkulasi inferensi dinyatakan selesai oleh sistem (Jin dkk., 2024; Zhang dkk., 2024).</w:t>
+        <w:t xml:space="preserve">(TPS) dicatat secara periodik melalui</w:t>
+      </w:r>
+      <w:r>
+        <w:t xml:space="preserve"> </w:t>
+      </w:r>
+      <w:r>
+        <w:rPr>
+          <w:i/>
+        </w:rPr>
+        <w:t xml:space="preserve">resource monitor</w:t>
+      </w:r>
+      <w:r>
+        <w:t xml:space="preserve"> </w:t>
+      </w:r>
+      <w:r>
+        <w:t xml:space="preserve">di dalam skrip</w:t>
+      </w:r>
+      <w:r>
+        <w:t xml:space="preserve"> </w:t>
+      </w:r>
+      <w:r>
+        <w:rPr>
+          <w:rStyle w:val="VerbatimChar"/>
+        </w:rPr>
+        <w:t xml:space="preserve">benchmark.sh</w:t>
+      </w:r>
+      <w:r>
+        <w:t xml:space="preserve"> </w:t>
+      </w:r>
+      <w:r>
+        <w:t xml:space="preserve">(Lampiran A). Pencatatan dilakukan pada setiap transisi resolusi kompresi (FP16, Q5_K_M, Q4_K_M, dan Q3_K_M) sehingga dapat dianalisis lintas-</w:t>
+      </w:r>
+      <w:r>
+        <w:rPr>
+          <w:i/>
+        </w:rPr>
+        <w:t xml:space="preserve">host</w:t>
+      </w:r>
+      <w:r>
+        <w:t xml:space="preserve"> </w:t>
+      </w:r>
+      <w:r>
+        <w:t xml:space="preserve">untuk menemukan kombinasi optimal antara retensi kepintaran (PC) dan efisiensi</w:t>
+      </w:r>
+      <w:r>
+        <w:t xml:space="preserve"> </w:t>
+      </w:r>
+      <w:r>
+        <w:rPr>
+          <w:i/>
+        </w:rPr>
+        <w:t xml:space="preserve">runtime</w:t>
+      </w:r>
+      <w:r>
+        <w:t xml:space="preserve"> </w:t>
+      </w:r>
+      <w:r>
+        <w:t xml:space="preserve">(Android) (Jin dkk., 2024; Zhang dkk., 2024).</w:t>
       </w:r>
     </w:p>
     <w:p>
@@ -18036,6 +19402,4805 @@
         <w:t xml:space="preserve">, 31(4), 12–18.</w:t>
       </w:r>
     </w:p>
+    <w:p>
+      <w:pPr>
+        <w:pStyle w:val="Heading1"/>
+      </w:pPr>
+      <w:bookmarkStart w:id="90" w:name="lampiran"/>
+      <w:r>
+        <w:t xml:space="preserve">LAMPIRAN</w:t>
+      </w:r>
+      <w:bookmarkEnd w:id="90"/>
+    </w:p>
+    <w:p>
+      <w:pPr>
+        <w:pStyle w:val="Heading2"/>
+      </w:pPr>
+      <w:bookmarkStart w:id="91" w:name="X4f3a7e4a2f15dc5c776d081c4e2586f0b87e9a6"/>
+      <w:r>
+        <w:t xml:space="preserve">Lampiran A — Skrip Otomatisasi</w:t>
+      </w:r>
+      <w:r>
+        <w:t xml:space="preserve"> </w:t>
+      </w:r>
+      <w:r>
+        <w:rPr>
+          <w:rStyle w:val="VerbatimChar"/>
+        </w:rPr>
+        <w:t xml:space="preserve">benchmark.sh</w:t>
+      </w:r>
+      <w:r>
+        <w:t xml:space="preserve"> </w:t>
+      </w:r>
+      <w:r>
+        <w:t xml:space="preserve">(Termux Android)</w:t>
+      </w:r>
+      <w:bookmarkEnd w:id="91"/>
+    </w:p>
+    <w:p>
+      <w:pPr>
+        <w:pStyle w:val="FirstParagraph"/>
+      </w:pPr>
+      <w:r>
+        <w:t xml:space="preserve">Skrip Bash berikut adalah versi</w:t>
+      </w:r>
+      <w:r>
+        <w:t xml:space="preserve"> </w:t>
+      </w:r>
+      <w:r>
+        <w:rPr>
+          <w:rStyle w:val="VerbatimChar"/>
+        </w:rPr>
+        <w:t xml:space="preserve">benchmark.sh</w:t>
+      </w:r>
+      <w:r>
+        <w:t xml:space="preserve"> </w:t>
+      </w:r>
+      <w:r>
+        <w:t xml:space="preserve">v4 yang dieksekusi pada perangkat Tecno Pova 5 (Termux</w:t>
+      </w:r>
+      <w:r>
+        <w:t xml:space="preserve"> </w:t>
+      </w:r>
+      <w:r>
+        <w:rPr>
+          <w:i/>
+        </w:rPr>
+        <w:t xml:space="preserve">non-root</w:t>
+      </w:r>
+      <w:r>
+        <w:t xml:space="preserve">) untuk menghasilkan dataset</w:t>
+      </w:r>
+      <w:r>
+        <w:t xml:space="preserve"> </w:t>
+      </w:r>
+      <w:r>
+        <w:rPr>
+          <w:rStyle w:val="VerbatimChar"/>
+        </w:rPr>
+        <w:t xml:space="preserve">hasilv2.csv</w:t>
+      </w:r>
+      <w:r>
+        <w:t xml:space="preserve"> </w:t>
+      </w:r>
+      <w:r>
+        <w:t xml:space="preserve">yang menjadi dasar Tabel 4.2 dan Tabel 4.8. Skrip ini juga tersedia di repositori penelitian pada</w:t>
+      </w:r>
+      <w:r>
+        <w:t xml:space="preserve"> </w:t>
+      </w:r>
+      <w:r>
+        <w:rPr>
+          <w:rStyle w:val="VerbatimChar"/>
+        </w:rPr>
+        <w:t xml:space="preserve">docs/scripts/benchmark.sh</w:t>
+      </w:r>
+      <w:r>
+        <w:t xml:space="preserve">. Parameter inferensi dipilih agar dapat menjalankan kedua keluarga model—baik LFM 2.5 yang non-</w:t>
+      </w:r>
+      <w:r>
+        <w:rPr>
+          <w:i/>
+        </w:rPr>
+        <w:t xml:space="preserve">reasoning</w:t>
+      </w:r>
+      <w:r>
+        <w:t xml:space="preserve"> </w:t>
+      </w:r>
+      <w:r>
+        <w:t xml:space="preserve">maupun Qwen 3.5 yang berkarakter</w:t>
+      </w:r>
+      <w:r>
+        <w:t xml:space="preserve"> </w:t>
+      </w:r>
+      <w:r>
+        <w:rPr>
+          <w:i/>
+        </w:rPr>
+        <w:t xml:space="preserve">reasoning</w:t>
+      </w:r>
+      <w:r>
+        <w:t xml:space="preserve"> </w:t>
+      </w:r>
+      <w:r>
+        <w:t xml:space="preserve">dengan blok</w:t>
+      </w:r>
+      <w:r>
+        <w:t xml:space="preserve"> </w:t>
+      </w:r>
+      <w:r>
+        <w:rPr>
+          <w:rStyle w:val="VerbatimChar"/>
+        </w:rPr>
+        <w:t xml:space="preserve">&lt;think&gt;</w:t>
+      </w:r>
+      <w:r>
+        <w:t xml:space="preserve">—dalam anggaran token yang cukup.</w:t>
+      </w:r>
+    </w:p>
+    <w:p>
+      <w:pPr>
+        <w:pStyle w:val="SourceCode"/>
+      </w:pPr>
+      <w:r>
+        <w:rPr>
+          <w:rStyle w:val="CommentTok"/>
+        </w:rPr>
+        <w:t xml:space="preserve">#!/bin/bash</w:t>
+      </w:r>
+      <w:r>
+        <w:br/>
+      </w:r>
+      <w:r>
+        <w:rPr>
+          <w:rStyle w:val="CommentTok"/>
+        </w:rPr>
+        <w:t xml:space="preserve"># ==============================================================================</w:t>
+      </w:r>
+      <w:r>
+        <w:br/>
+      </w:r>
+      <w:r>
+        <w:rPr>
+          <w:rStyle w:val="CommentTok"/>
+        </w:rPr>
+        <w:t xml:space="preserve"># Skripsi Benchmark - Clean Manual Input v4</w:t>
+      </w:r>
+      <w:r>
+        <w:br/>
+      </w:r>
+      <w:r>
+        <w:rPr>
+          <w:rStyle w:val="CommentTok"/>
+        </w:rPr>
+        <w:t xml:space="preserve"># Lingkungan : Termux (non-root) di Tecno Pova 5 (Helio G99, RAM 8 GB)</w:t>
+      </w:r>
+      <w:r>
+        <w:br/>
+      </w:r>
+      <w:r>
+        <w:rPr>
+          <w:rStyle w:val="CommentTok"/>
+        </w:rPr>
+        <w:t xml:space="preserve"># Mesin      : llama.cpp build natif ARM</w:t>
+      </w:r>
+      <w:r>
+        <w:br/>
+      </w:r>
+      <w:r>
+        <w:rPr>
+          <w:rStyle w:val="CommentTok"/>
+        </w:rPr>
+        <w:t xml:space="preserve"># Output     : hasilv2.csv  (lihat docs/data/hasilv2_raw.csv pada repositori)</w:t>
+      </w:r>
+      <w:r>
+        <w:br/>
+      </w:r>
+      <w:r>
+        <w:rPr>
+          <w:rStyle w:val="CommentTok"/>
+        </w:rPr>
+        <w:t xml:space="preserve"># ==============================================================================</w:t>
+      </w:r>
+      <w:r>
+        <w:br/>
+      </w:r>
+      <w:r>
+        <w:br/>
+      </w:r>
+      <w:r>
+        <w:rPr>
+          <w:rStyle w:val="VariableTok"/>
+        </w:rPr>
+        <w:t xml:space="preserve">MODEL_DIR=</w:t>
+      </w:r>
+      <w:r>
+        <w:rPr>
+          <w:rStyle w:val="StringTok"/>
+        </w:rPr>
+        <w:t xml:space="preserve">"/storage/emulated/0/Download/SLM"</w:t>
+      </w:r>
+      <w:r>
+        <w:br/>
+      </w:r>
+      <w:r>
+        <w:rPr>
+          <w:rStyle w:val="VariableTok"/>
+        </w:rPr>
+        <w:t xml:space="preserve">LLAMA_CLI=</w:t>
+      </w:r>
+      <w:r>
+        <w:rPr>
+          <w:rStyle w:val="StringTok"/>
+        </w:rPr>
+        <w:t xml:space="preserve">"</w:t>
+      </w:r>
+      <w:r>
+        <w:rPr>
+          <w:rStyle w:val="VariableTok"/>
+        </w:rPr>
+        <w:t xml:space="preserve">$HOME</w:t>
+      </w:r>
+      <w:r>
+        <w:rPr>
+          <w:rStyle w:val="StringTok"/>
+        </w:rPr>
+        <w:t xml:space="preserve">/llama.cpp/build/bin/llama-cli"</w:t>
+      </w:r>
+      <w:r>
+        <w:br/>
+      </w:r>
+      <w:r>
+        <w:rPr>
+          <w:rStyle w:val="VariableTok"/>
+        </w:rPr>
+        <w:t xml:space="preserve">CSV_FILE=</w:t>
+      </w:r>
+      <w:r>
+        <w:rPr>
+          <w:rStyle w:val="StringTok"/>
+        </w:rPr>
+        <w:t xml:space="preserve">"hasilv2.csv"</w:t>
+      </w:r>
+      <w:r>
+        <w:br/>
+      </w:r>
+      <w:r>
+        <w:rPr>
+          <w:rStyle w:val="VariableTok"/>
+        </w:rPr>
+        <w:t xml:space="preserve">THREADS=</w:t>
+      </w:r>
+      <w:r>
+        <w:rPr>
+          <w:rStyle w:val="NormalTok"/>
+        </w:rPr>
+        <w:t xml:space="preserve">6</w:t>
+      </w:r>
+      <w:r>
+        <w:br/>
+      </w:r>
+      <w:r>
+        <w:br/>
+      </w:r>
+      <w:r>
+        <w:rPr>
+          <w:rStyle w:val="CommentTok"/>
+        </w:rPr>
+        <w:t xml:space="preserve"># Limit diperbesar agar Qwen Thinking tidak terpotong di tengah penalaran.</w:t>
+      </w:r>
+      <w:r>
+        <w:br/>
+      </w:r>
+      <w:r>
+        <w:rPr>
+          <w:rStyle w:val="VariableTok"/>
+        </w:rPr>
+        <w:t xml:space="preserve">MAX_TOKENS=</w:t>
+      </w:r>
+      <w:r>
+        <w:rPr>
+          <w:rStyle w:val="NormalTok"/>
+        </w:rPr>
+        <w:t xml:space="preserve">1024</w:t>
+      </w:r>
+      <w:r>
+        <w:br/>
+      </w:r>
+      <w:r>
+        <w:rPr>
+          <w:rStyle w:val="VariableTok"/>
+        </w:rPr>
+        <w:t xml:space="preserve">CONTEXT_SIZE=</w:t>
+      </w:r>
+      <w:r>
+        <w:rPr>
+          <w:rStyle w:val="NormalTok"/>
+        </w:rPr>
+        <w:t xml:space="preserve">2048</w:t>
+      </w:r>
+      <w:r>
+        <w:br/>
+      </w:r>
+      <w:r>
+        <w:br/>
+      </w:r>
+      <w:r>
+        <w:rPr>
+          <w:rStyle w:val="CommentTok"/>
+        </w:rPr>
+        <w:t xml:space="preserve"># Strong anti-thinking prompt — agar model fokus ke jawaban final.</w:t>
+      </w:r>
+      <w:r>
+        <w:br/>
+      </w:r>
+      <w:r>
+        <w:rPr>
+          <w:rStyle w:val="VariableTok"/>
+        </w:rPr>
+        <w:t xml:space="preserve">PROMPT=</w:t>
+      </w:r>
+      <w:r>
+        <w:rPr>
+          <w:rStyle w:val="StringTok"/>
+        </w:rPr>
+        <w:t xml:space="preserve">"### Instruction:</w:t>
+      </w:r>
+      <w:r>
+        <w:br/>
+      </w:r>
+      <w:r>
+        <w:rPr>
+          <w:rStyle w:val="StringTok"/>
+        </w:rPr>
+        <w:t xml:space="preserve">Explain briefly what artificial intelligence is.</w:t>
+      </w:r>
+      <w:r>
+        <w:br/>
+      </w:r>
+      <w:r>
+        <w:rPr>
+          <w:rStyle w:val="StringTok"/>
+        </w:rPr>
+        <w:t xml:space="preserve">Answer directly and concisely. Do not use Thinking Process,</w:t>
+      </w:r>
+      <w:r>
+        <w:br/>
+      </w:r>
+      <w:r>
+        <w:rPr>
+          <w:rStyle w:val="StringTok"/>
+        </w:rPr>
+        <w:t xml:space="preserve">reasoning steps, analysis, or lists. Give only the final answer</w:t>
+      </w:r>
+      <w:r>
+        <w:br/>
+      </w:r>
+      <w:r>
+        <w:rPr>
+          <w:rStyle w:val="StringTok"/>
+        </w:rPr>
+        <w:t xml:space="preserve">without any explanation of your thinking.</w:t>
+      </w:r>
+      <w:r>
+        <w:br/>
+      </w:r>
+      <w:r>
+        <w:br/>
+      </w:r>
+      <w:r>
+        <w:rPr>
+          <w:rStyle w:val="StringTok"/>
+        </w:rPr>
+        <w:t xml:space="preserve">### Response:"</w:t>
+      </w:r>
+      <w:r>
+        <w:br/>
+      </w:r>
+      <w:r>
+        <w:br/>
+      </w:r>
+      <w:r>
+        <w:rPr>
+          <w:rStyle w:val="KeywordTok"/>
+        </w:rPr>
+        <w:t xml:space="preserve">if</w:t>
+      </w:r>
+      <w:r>
+        <w:rPr>
+          <w:rStyle w:val="BuiltInTok"/>
+        </w:rPr>
+        <w:t xml:space="preserve"> [</w:t>
+      </w:r>
+      <w:r>
+        <w:rPr>
+          <w:rStyle w:val="NormalTok"/>
+        </w:rPr>
+        <w:t xml:space="preserve"> </w:t>
+      </w:r>
+      <w:r>
+        <w:rPr>
+          <w:rStyle w:val="OtherTok"/>
+        </w:rPr>
+        <w:t xml:space="preserve">!</w:t>
+      </w:r>
+      <w:r>
+        <w:rPr>
+          <w:rStyle w:val="NormalTok"/>
+        </w:rPr>
+        <w:t xml:space="preserve"> </w:t>
+      </w:r>
+      <w:r>
+        <w:rPr>
+          <w:rStyle w:val="OtherTok"/>
+        </w:rPr>
+        <w:t xml:space="preserve">-f</w:t>
+      </w:r>
+      <w:r>
+        <w:rPr>
+          <w:rStyle w:val="NormalTok"/>
+        </w:rPr>
+        <w:t xml:space="preserve"> </w:t>
+      </w:r>
+      <w:r>
+        <w:rPr>
+          <w:rStyle w:val="StringTok"/>
+        </w:rPr>
+        <w:t xml:space="preserve">"</w:t>
+      </w:r>
+      <w:r>
+        <w:rPr>
+          <w:rStyle w:val="VariableTok"/>
+        </w:rPr>
+        <w:t xml:space="preserve">$CSV_FILE</w:t>
+      </w:r>
+      <w:r>
+        <w:rPr>
+          <w:rStyle w:val="StringTok"/>
+        </w:rPr>
+        <w:t xml:space="preserve">"</w:t>
+      </w:r>
+      <w:r>
+        <w:rPr>
+          <w:rStyle w:val="BuiltInTok"/>
+        </w:rPr>
+        <w:t xml:space="preserve"> ]</w:t>
+      </w:r>
+      <w:r>
+        <w:rPr>
+          <w:rStyle w:val="NormalTok"/>
+        </w:rPr>
+        <w:t xml:space="preserve">; </w:t>
+      </w:r>
+      <w:r>
+        <w:rPr>
+          <w:rStyle w:val="KeywordTok"/>
+        </w:rPr>
+        <w:t xml:space="preserve">then</w:t>
+      </w:r>
+      <w:r>
+        <w:br/>
+      </w:r>
+      <w:r>
+        <w:rPr>
+          <w:rStyle w:val="NormalTok"/>
+        </w:rPr>
+        <w:t xml:space="preserve">    </w:t>
+      </w:r>
+      <w:r>
+        <w:rPr>
+          <w:rStyle w:val="BuiltInTok"/>
+        </w:rPr>
+        <w:t xml:space="preserve">echo</w:t>
+      </w:r>
+      <w:r>
+        <w:rPr>
+          <w:rStyle w:val="NormalTok"/>
+        </w:rPr>
+        <w:t xml:space="preserve"> </w:t>
+      </w:r>
+      <w:r>
+        <w:rPr>
+          <w:rStyle w:val="StringTok"/>
+        </w:rPr>
+        <w:t xml:space="preserve">"Timestamp,Model,Total Time (s),Prompt Speed (t/s),Gen Speed (t/s),Free RAM Start (MB),RAM Used (MB),CPU Peak (%),Question,Answer"</w:t>
+      </w:r>
+      <w:r>
+        <w:rPr>
+          <w:rStyle w:val="NormalTok"/>
+        </w:rPr>
+        <w:t xml:space="preserve"> </w:t>
+      </w:r>
+      <w:r>
+        <w:rPr>
+          <w:rStyle w:val="OperatorTok"/>
+        </w:rPr>
+        <w:t xml:space="preserve">&gt;</w:t>
+      </w:r>
+      <w:r>
+        <w:rPr>
+          <w:rStyle w:val="NormalTok"/>
+        </w:rPr>
+        <w:t xml:space="preserve"> </w:t>
+      </w:r>
+      <w:r>
+        <w:rPr>
+          <w:rStyle w:val="StringTok"/>
+        </w:rPr>
+        <w:t xml:space="preserve">"</w:t>
+      </w:r>
+      <w:r>
+        <w:rPr>
+          <w:rStyle w:val="VariableTok"/>
+        </w:rPr>
+        <w:t xml:space="preserve">$CSV_FILE</w:t>
+      </w:r>
+      <w:r>
+        <w:rPr>
+          <w:rStyle w:val="StringTok"/>
+        </w:rPr>
+        <w:t xml:space="preserve">"</w:t>
+      </w:r>
+      <w:r>
+        <w:br/>
+      </w:r>
+      <w:r>
+        <w:rPr>
+          <w:rStyle w:val="KeywordTok"/>
+        </w:rPr>
+        <w:t xml:space="preserve">fi</w:t>
+      </w:r>
+      <w:r>
+        <w:br/>
+      </w:r>
+      <w:r>
+        <w:br/>
+      </w:r>
+      <w:r>
+        <w:rPr>
+          <w:rStyle w:val="ExtensionTok"/>
+        </w:rPr>
+        <w:t xml:space="preserve">mapfile</w:t>
+      </w:r>
+      <w:r>
+        <w:rPr>
+          <w:rStyle w:val="NormalTok"/>
+        </w:rPr>
+        <w:t xml:space="preserve"> -t MODELS </w:t>
+      </w:r>
+      <w:r>
+        <w:rPr>
+          <w:rStyle w:val="OperatorTok"/>
+        </w:rPr>
+        <w:t xml:space="preserve">&lt;</w:t>
+      </w:r>
+      <w:r>
+        <w:rPr>
+          <w:rStyle w:val="NormalTok"/>
+        </w:rPr>
+        <w:t xml:space="preserve"> </w:t>
+      </w:r>
+      <w:r>
+        <w:rPr>
+          <w:rStyle w:val="OperatorTok"/>
+        </w:rPr>
+        <w:t xml:space="preserve">&lt;(</w:t>
+      </w:r>
+      <w:r>
+        <w:rPr>
+          <w:rStyle w:val="FunctionTok"/>
+        </w:rPr>
+        <w:t xml:space="preserve">ls</w:t>
+      </w:r>
+      <w:r>
+        <w:rPr>
+          <w:rStyle w:val="NormalTok"/>
+        </w:rPr>
+        <w:t xml:space="preserve"> </w:t>
+      </w:r>
+      <w:r>
+        <w:rPr>
+          <w:rStyle w:val="StringTok"/>
+        </w:rPr>
+        <w:t xml:space="preserve">"</w:t>
+      </w:r>
+      <w:r>
+        <w:rPr>
+          <w:rStyle w:val="VariableTok"/>
+        </w:rPr>
+        <w:t xml:space="preserve">$MODEL_DIR</w:t>
+      </w:r>
+      <w:r>
+        <w:rPr>
+          <w:rStyle w:val="StringTok"/>
+        </w:rPr>
+        <w:t xml:space="preserve">"</w:t>
+      </w:r>
+      <w:r>
+        <w:rPr>
+          <w:rStyle w:val="NormalTok"/>
+        </w:rPr>
+        <w:t xml:space="preserve">/*.gguf </w:t>
+      </w:r>
+      <w:r>
+        <w:rPr>
+          <w:rStyle w:val="OperatorTok"/>
+        </w:rPr>
+        <w:t xml:space="preserve">2&gt;</w:t>
+      </w:r>
+      <w:r>
+        <w:rPr>
+          <w:rStyle w:val="NormalTok"/>
+        </w:rPr>
+        <w:t xml:space="preserve">/dev/null</w:t>
+      </w:r>
+      <w:r>
+        <w:rPr>
+          <w:rStyle w:val="OperatorTok"/>
+        </w:rPr>
+        <w:t xml:space="preserve">)</w:t>
+      </w:r>
+      <w:r>
+        <w:br/>
+      </w:r>
+      <w:r>
+        <w:rPr>
+          <w:rStyle w:val="VariableTok"/>
+        </w:rPr>
+        <w:t xml:space="preserve">TOTAL_MODELS=${#MODELS[@]}</w:t>
+      </w:r>
+      <w:r>
+        <w:br/>
+      </w:r>
+      <w:r>
+        <w:br/>
+      </w:r>
+      <w:r>
+        <w:rPr>
+          <w:rStyle w:val="KeywordTok"/>
+        </w:rPr>
+        <w:t xml:space="preserve">for</w:t>
+      </w:r>
+      <w:r>
+        <w:rPr>
+          <w:rStyle w:val="NormalTok"/>
+        </w:rPr>
+        <w:t xml:space="preserve"> </w:t>
+      </w:r>
+      <w:r>
+        <w:rPr>
+          <w:rStyle w:val="ExtensionTok"/>
+        </w:rPr>
+        <w:t xml:space="preserve">i</w:t>
+      </w:r>
+      <w:r>
+        <w:rPr>
+          <w:rStyle w:val="NormalTok"/>
+        </w:rPr>
+        <w:t xml:space="preserve"> in </w:t>
+      </w:r>
+      <w:r>
+        <w:rPr>
+          <w:rStyle w:val="StringTok"/>
+        </w:rPr>
+        <w:t xml:space="preserve">"</w:t>
+      </w:r>
+      <w:r>
+        <w:rPr>
+          <w:rStyle w:val="VariableTok"/>
+        </w:rPr>
+        <w:t xml:space="preserve">${!MODELS[@]}</w:t>
+      </w:r>
+      <w:r>
+        <w:rPr>
+          <w:rStyle w:val="StringTok"/>
+        </w:rPr>
+        <w:t xml:space="preserve">"</w:t>
+      </w:r>
+      <w:r>
+        <w:rPr>
+          <w:rStyle w:val="KeywordTok"/>
+        </w:rPr>
+        <w:t xml:space="preserve">;</w:t>
+      </w:r>
+      <w:r>
+        <w:rPr>
+          <w:rStyle w:val="NormalTok"/>
+        </w:rPr>
+        <w:t xml:space="preserve"> </w:t>
+      </w:r>
+      <w:r>
+        <w:rPr>
+          <w:rStyle w:val="KeywordTok"/>
+        </w:rPr>
+        <w:t xml:space="preserve">do</w:t>
+      </w:r>
+      <w:r>
+        <w:br/>
+      </w:r>
+      <w:r>
+        <w:rPr>
+          <w:rStyle w:val="NormalTok"/>
+        </w:rPr>
+        <w:t xml:space="preserve">    </w:t>
+      </w:r>
+      <w:r>
+        <w:rPr>
+          <w:rStyle w:val="VariableTok"/>
+        </w:rPr>
+        <w:t xml:space="preserve">MODEL=</w:t>
+      </w:r>
+      <w:r>
+        <w:rPr>
+          <w:rStyle w:val="StringTok"/>
+        </w:rPr>
+        <w:t xml:space="preserve">"</w:t>
+      </w:r>
+      <w:r>
+        <w:rPr>
+          <w:rStyle w:val="VariableTok"/>
+        </w:rPr>
+        <w:t xml:space="preserve">${MODELS[$i]}</w:t>
+      </w:r>
+      <w:r>
+        <w:rPr>
+          <w:rStyle w:val="StringTok"/>
+        </w:rPr>
+        <w:t xml:space="preserve">"</w:t>
+      </w:r>
+      <w:r>
+        <w:br/>
+      </w:r>
+      <w:r>
+        <w:rPr>
+          <w:rStyle w:val="NormalTok"/>
+        </w:rPr>
+        <w:t xml:space="preserve">    </w:t>
+      </w:r>
+      <w:r>
+        <w:rPr>
+          <w:rStyle w:val="VariableTok"/>
+        </w:rPr>
+        <w:t xml:space="preserve">NAME=$(</w:t>
+      </w:r>
+      <w:r>
+        <w:rPr>
+          <w:rStyle w:val="FunctionTok"/>
+        </w:rPr>
+        <w:t xml:space="preserve">basename</w:t>
+      </w:r>
+      <w:r>
+        <w:rPr>
+          <w:rStyle w:val="NormalTok"/>
+        </w:rPr>
+        <w:t xml:space="preserve"> </w:t>
+      </w:r>
+      <w:r>
+        <w:rPr>
+          <w:rStyle w:val="StringTok"/>
+        </w:rPr>
+        <w:t xml:space="preserve">"</w:t>
+      </w:r>
+      <w:r>
+        <w:rPr>
+          <w:rStyle w:val="VariableTok"/>
+        </w:rPr>
+        <w:t xml:space="preserve">$MODEL</w:t>
+      </w:r>
+      <w:r>
+        <w:rPr>
+          <w:rStyle w:val="StringTok"/>
+        </w:rPr>
+        <w:t xml:space="preserve">"</w:t>
+      </w:r>
+      <w:r>
+        <w:rPr>
+          <w:rStyle w:val="VariableTok"/>
+        </w:rPr>
+        <w:t xml:space="preserve">)</w:t>
+      </w:r>
+      <w:r>
+        <w:br/>
+      </w:r>
+      <w:r>
+        <w:rPr>
+          <w:rStyle w:val="NormalTok"/>
+        </w:rPr>
+        <w:t xml:space="preserve">    </w:t>
+      </w:r>
+      <w:r>
+        <w:rPr>
+          <w:rStyle w:val="VariableTok"/>
+        </w:rPr>
+        <w:t xml:space="preserve">CURRENT_TIME=$(</w:t>
+      </w:r>
+      <w:r>
+        <w:rPr>
+          <w:rStyle w:val="FunctionTok"/>
+        </w:rPr>
+        <w:t xml:space="preserve">date</w:t>
+      </w:r>
+      <w:r>
+        <w:rPr>
+          <w:rStyle w:val="NormalTok"/>
+        </w:rPr>
+        <w:t xml:space="preserve"> </w:t>
+      </w:r>
+      <w:r>
+        <w:rPr>
+          <w:rStyle w:val="StringTok"/>
+        </w:rPr>
+        <w:t xml:space="preserve">"+%Y-%m-%d %H:%M:%S"</w:t>
+      </w:r>
+      <w:r>
+        <w:rPr>
+          <w:rStyle w:val="VariableTok"/>
+        </w:rPr>
+        <w:t xml:space="preserve">)</w:t>
+      </w:r>
+      <w:r>
+        <w:br/>
+      </w:r>
+      <w:r>
+        <w:br/>
+      </w:r>
+      <w:r>
+        <w:rPr>
+          <w:rStyle w:val="NormalTok"/>
+        </w:rPr>
+        <w:t xml:space="preserve">    </w:t>
+      </w:r>
+      <w:r>
+        <w:rPr>
+          <w:rStyle w:val="VariableTok"/>
+        </w:rPr>
+        <w:t xml:space="preserve">TEMP_RAM=$(</w:t>
+      </w:r>
+      <w:r>
+        <w:rPr>
+          <w:rStyle w:val="FunctionTok"/>
+        </w:rPr>
+        <w:t xml:space="preserve">mktemp</w:t>
+      </w:r>
+      <w:r>
+        <w:rPr>
+          <w:rStyle w:val="VariableTok"/>
+        </w:rPr>
+        <w:t xml:space="preserve">)</w:t>
+      </w:r>
+      <w:r>
+        <w:rPr>
+          <w:rStyle w:val="NormalTok"/>
+        </w:rPr>
+        <w:t xml:space="preserve">; </w:t>
+      </w:r>
+      <w:r>
+        <w:rPr>
+          <w:rStyle w:val="VariableTok"/>
+        </w:rPr>
+        <w:t xml:space="preserve">TEMP_CPU=$(</w:t>
+      </w:r>
+      <w:r>
+        <w:rPr>
+          <w:rStyle w:val="FunctionTok"/>
+        </w:rPr>
+        <w:t xml:space="preserve">mktemp</w:t>
+      </w:r>
+      <w:r>
+        <w:rPr>
+          <w:rStyle w:val="VariableTok"/>
+        </w:rPr>
+        <w:t xml:space="preserve">)</w:t>
+      </w:r>
+      <w:r>
+        <w:br/>
+      </w:r>
+      <w:r>
+        <w:rPr>
+          <w:rStyle w:val="NormalTok"/>
+        </w:rPr>
+        <w:t xml:space="preserve">    </w:t>
+      </w:r>
+      <w:r>
+        <w:rPr>
+          <w:rStyle w:val="BuiltInTok"/>
+        </w:rPr>
+        <w:t xml:space="preserve">echo</w:t>
+      </w:r>
+      <w:r>
+        <w:rPr>
+          <w:rStyle w:val="NormalTok"/>
+        </w:rPr>
+        <w:t xml:space="preserve"> </w:t>
+      </w:r>
+      <w:r>
+        <w:rPr>
+          <w:rStyle w:val="StringTok"/>
+        </w:rPr>
+        <w:t xml:space="preserve">"0"</w:t>
+      </w:r>
+      <w:r>
+        <w:rPr>
+          <w:rStyle w:val="NormalTok"/>
+        </w:rPr>
+        <w:t xml:space="preserve"> </w:t>
+      </w:r>
+      <w:r>
+        <w:rPr>
+          <w:rStyle w:val="OperatorTok"/>
+        </w:rPr>
+        <w:t xml:space="preserve">&gt;</w:t>
+      </w:r>
+      <w:r>
+        <w:rPr>
+          <w:rStyle w:val="NormalTok"/>
+        </w:rPr>
+        <w:t xml:space="preserve"> </w:t>
+      </w:r>
+      <w:r>
+        <w:rPr>
+          <w:rStyle w:val="StringTok"/>
+        </w:rPr>
+        <w:t xml:space="preserve">"</w:t>
+      </w:r>
+      <w:r>
+        <w:rPr>
+          <w:rStyle w:val="VariableTok"/>
+        </w:rPr>
+        <w:t xml:space="preserve">$TEMP_RAM</w:t>
+      </w:r>
+      <w:r>
+        <w:rPr>
+          <w:rStyle w:val="StringTok"/>
+        </w:rPr>
+        <w:t xml:space="preserve">"</w:t>
+      </w:r>
+      <w:r>
+        <w:rPr>
+          <w:rStyle w:val="KeywordTok"/>
+        </w:rPr>
+        <w:t xml:space="preserve">;</w:t>
+      </w:r>
+      <w:r>
+        <w:rPr>
+          <w:rStyle w:val="NormalTok"/>
+        </w:rPr>
+        <w:t xml:space="preserve"> </w:t>
+      </w:r>
+      <w:r>
+        <w:rPr>
+          <w:rStyle w:val="BuiltInTok"/>
+        </w:rPr>
+        <w:t xml:space="preserve">echo</w:t>
+      </w:r>
+      <w:r>
+        <w:rPr>
+          <w:rStyle w:val="NormalTok"/>
+        </w:rPr>
+        <w:t xml:space="preserve"> </w:t>
+      </w:r>
+      <w:r>
+        <w:rPr>
+          <w:rStyle w:val="StringTok"/>
+        </w:rPr>
+        <w:t xml:space="preserve">"0"</w:t>
+      </w:r>
+      <w:r>
+        <w:rPr>
+          <w:rStyle w:val="NormalTok"/>
+        </w:rPr>
+        <w:t xml:space="preserve"> </w:t>
+      </w:r>
+      <w:r>
+        <w:rPr>
+          <w:rStyle w:val="OperatorTok"/>
+        </w:rPr>
+        <w:t xml:space="preserve">&gt;</w:t>
+      </w:r>
+      <w:r>
+        <w:rPr>
+          <w:rStyle w:val="NormalTok"/>
+        </w:rPr>
+        <w:t xml:space="preserve"> </w:t>
+      </w:r>
+      <w:r>
+        <w:rPr>
+          <w:rStyle w:val="StringTok"/>
+        </w:rPr>
+        <w:t xml:space="preserve">"</w:t>
+      </w:r>
+      <w:r>
+        <w:rPr>
+          <w:rStyle w:val="VariableTok"/>
+        </w:rPr>
+        <w:t xml:space="preserve">$TEMP_CPU</w:t>
+      </w:r>
+      <w:r>
+        <w:rPr>
+          <w:rStyle w:val="StringTok"/>
+        </w:rPr>
+        <w:t xml:space="preserve">"</w:t>
+      </w:r>
+      <w:r>
+        <w:br/>
+      </w:r>
+      <w:r>
+        <w:rPr>
+          <w:rStyle w:val="NormalTok"/>
+        </w:rPr>
+        <w:t xml:space="preserve">    </w:t>
+      </w:r>
+      <w:r>
+        <w:rPr>
+          <w:rStyle w:val="VariableTok"/>
+        </w:rPr>
+        <w:t xml:space="preserve">FREE_RAM_MB=$(</w:t>
+      </w:r>
+      <w:r>
+        <w:rPr>
+          <w:rStyle w:val="FunctionTok"/>
+        </w:rPr>
+        <w:t xml:space="preserve">grep</w:t>
+      </w:r>
+      <w:r>
+        <w:rPr>
+          <w:rStyle w:val="NormalTok"/>
+        </w:rPr>
+        <w:t xml:space="preserve"> MemAvailable /proc/meminfo </w:t>
+      </w:r>
+      <w:r>
+        <w:rPr>
+          <w:rStyle w:val="KeywordTok"/>
+        </w:rPr>
+        <w:t xml:space="preserve">|</w:t>
+      </w:r>
+      <w:r>
+        <w:rPr>
+          <w:rStyle w:val="NormalTok"/>
+        </w:rPr>
+        <w:t xml:space="preserve"> </w:t>
+      </w:r>
+      <w:r>
+        <w:rPr>
+          <w:rStyle w:val="FunctionTok"/>
+        </w:rPr>
+        <w:t xml:space="preserve">awk</w:t>
+      </w:r>
+      <w:r>
+        <w:rPr>
+          <w:rStyle w:val="NormalTok"/>
+        </w:rPr>
+        <w:t xml:space="preserve"> </w:t>
+      </w:r>
+      <w:r>
+        <w:rPr>
+          <w:rStyle w:val="StringTok"/>
+        </w:rPr>
+        <w:t xml:space="preserve">'{printf "%.2f", $2/1024}'</w:t>
+      </w:r>
+      <w:r>
+        <w:rPr>
+          <w:rStyle w:val="VariableTok"/>
+        </w:rPr>
+        <w:t xml:space="preserve">)</w:t>
+      </w:r>
+      <w:r>
+        <w:br/>
+      </w:r>
+      <w:r>
+        <w:rPr>
+          <w:rStyle w:val="NormalTok"/>
+        </w:rPr>
+        <w:t xml:space="preserve">    </w:t>
+      </w:r>
+      <w:r>
+        <w:rPr>
+          <w:rStyle w:val="VariableTok"/>
+        </w:rPr>
+        <w:t xml:space="preserve">START_TIME=$(</w:t>
+      </w:r>
+      <w:r>
+        <w:rPr>
+          <w:rStyle w:val="FunctionTok"/>
+        </w:rPr>
+        <w:t xml:space="preserve">date</w:t>
+      </w:r>
+      <w:r>
+        <w:rPr>
+          <w:rStyle w:val="NormalTok"/>
+        </w:rPr>
+        <w:t xml:space="preserve"> +%s</w:t>
+      </w:r>
+      <w:r>
+        <w:rPr>
+          <w:rStyle w:val="VariableTok"/>
+        </w:rPr>
+        <w:t xml:space="preserve">)</w:t>
+      </w:r>
+      <w:r>
+        <w:br/>
+      </w:r>
+      <w:r>
+        <w:br/>
+      </w:r>
+      <w:r>
+        <w:rPr>
+          <w:rStyle w:val="NormalTok"/>
+        </w:rPr>
+        <w:t xml:space="preserve">    </w:t>
+      </w:r>
+      <w:r>
+        <w:rPr>
+          <w:rStyle w:val="CommentTok"/>
+        </w:rPr>
+        <w:t xml:space="preserve"># Resource monitor: pantau VmRSS dan %CPU dari proses llama-cli setiap 0,5 s.</w:t>
+      </w:r>
+      <w:r>
+        <w:br/>
+      </w:r>
+      <w:r>
+        <w:rPr>
+          <w:rStyle w:val="NormalTok"/>
+        </w:rPr>
+        <w:t xml:space="preserve">    </w:t>
+      </w:r>
+      <w:r>
+        <w:rPr>
+          <w:rStyle w:val="FunctionTok"/>
+        </w:rPr>
+        <w:t xml:space="preserve">monitor_resources()</w:t>
+      </w:r>
+      <w:r>
+        <w:rPr>
+          <w:rStyle w:val="NormalTok"/>
+        </w:rPr>
+        <w:t xml:space="preserve"> </w:t>
+      </w:r>
+      <w:r>
+        <w:rPr>
+          <w:rStyle w:val="KeywordTok"/>
+        </w:rPr>
+        <w:t xml:space="preserve">{</w:t>
+      </w:r>
+      <w:r>
+        <w:br/>
+      </w:r>
+      <w:r>
+        <w:rPr>
+          <w:rStyle w:val="NormalTok"/>
+        </w:rPr>
+        <w:t xml:space="preserve">        </w:t>
+      </w:r>
+      <w:r>
+        <w:rPr>
+          <w:rStyle w:val="VariableTok"/>
+        </w:rPr>
+        <w:t xml:space="preserve">PEAK_RAM=</w:t>
+      </w:r>
+      <w:r>
+        <w:rPr>
+          <w:rStyle w:val="NormalTok"/>
+        </w:rPr>
+        <w:t xml:space="preserve">0; </w:t>
+      </w:r>
+      <w:r>
+        <w:rPr>
+          <w:rStyle w:val="VariableTok"/>
+        </w:rPr>
+        <w:t xml:space="preserve">PEAK_CPU=</w:t>
+      </w:r>
+      <w:r>
+        <w:rPr>
+          <w:rStyle w:val="NormalTok"/>
+        </w:rPr>
+        <w:t xml:space="preserve">0</w:t>
+      </w:r>
+      <w:r>
+        <w:br/>
+      </w:r>
+      <w:r>
+        <w:rPr>
+          <w:rStyle w:val="NormalTok"/>
+        </w:rPr>
+        <w:t xml:space="preserve">        </w:t>
+      </w:r>
+      <w:r>
+        <w:rPr>
+          <w:rStyle w:val="KeywordTok"/>
+        </w:rPr>
+        <w:t xml:space="preserve">while</w:t>
+      </w:r>
+      <w:r>
+        <w:rPr>
+          <w:rStyle w:val="NormalTok"/>
+        </w:rPr>
+        <w:t xml:space="preserve"> </w:t>
+      </w:r>
+      <w:r>
+        <w:rPr>
+          <w:rStyle w:val="FunctionTok"/>
+        </w:rPr>
+        <w:t xml:space="preserve">true</w:t>
+      </w:r>
+      <w:r>
+        <w:rPr>
+          <w:rStyle w:val="KeywordTok"/>
+        </w:rPr>
+        <w:t xml:space="preserve">;</w:t>
+      </w:r>
+      <w:r>
+        <w:rPr>
+          <w:rStyle w:val="NormalTok"/>
+        </w:rPr>
+        <w:t xml:space="preserve"> </w:t>
+      </w:r>
+      <w:r>
+        <w:rPr>
+          <w:rStyle w:val="KeywordTok"/>
+        </w:rPr>
+        <w:t xml:space="preserve">do</w:t>
+      </w:r>
+      <w:r>
+        <w:br/>
+      </w:r>
+      <w:r>
+        <w:rPr>
+          <w:rStyle w:val="NormalTok"/>
+        </w:rPr>
+        <w:t xml:space="preserve">            </w:t>
+      </w:r>
+      <w:r>
+        <w:rPr>
+          <w:rStyle w:val="VariableTok"/>
+        </w:rPr>
+        <w:t xml:space="preserve">L_PID=$(</w:t>
+      </w:r>
+      <w:r>
+        <w:rPr>
+          <w:rStyle w:val="FunctionTok"/>
+        </w:rPr>
+        <w:t xml:space="preserve">pidof</w:t>
+      </w:r>
+      <w:r>
+        <w:rPr>
+          <w:rStyle w:val="NormalTok"/>
+        </w:rPr>
+        <w:t xml:space="preserve"> llama-cli </w:t>
+      </w:r>
+      <w:r>
+        <w:rPr>
+          <w:rStyle w:val="OperatorTok"/>
+        </w:rPr>
+        <w:t xml:space="preserve">2&gt;</w:t>
+      </w:r>
+      <w:r>
+        <w:rPr>
+          <w:rStyle w:val="NormalTok"/>
+        </w:rPr>
+        <w:t xml:space="preserve">/dev/null </w:t>
+      </w:r>
+      <w:r>
+        <w:rPr>
+          <w:rStyle w:val="KeywordTok"/>
+        </w:rPr>
+        <w:t xml:space="preserve">|</w:t>
+      </w:r>
+      <w:r>
+        <w:rPr>
+          <w:rStyle w:val="NormalTok"/>
+        </w:rPr>
+        <w:t xml:space="preserve"> </w:t>
+      </w:r>
+      <w:r>
+        <w:rPr>
+          <w:rStyle w:val="FunctionTok"/>
+        </w:rPr>
+        <w:t xml:space="preserve">awk</w:t>
+      </w:r>
+      <w:r>
+        <w:rPr>
+          <w:rStyle w:val="NormalTok"/>
+        </w:rPr>
+        <w:t xml:space="preserve"> </w:t>
+      </w:r>
+      <w:r>
+        <w:rPr>
+          <w:rStyle w:val="StringTok"/>
+        </w:rPr>
+        <w:t xml:space="preserve">'{print $1}'</w:t>
+      </w:r>
+      <w:r>
+        <w:rPr>
+          <w:rStyle w:val="VariableTok"/>
+        </w:rPr>
+        <w:t xml:space="preserve">)</w:t>
+      </w:r>
+      <w:r>
+        <w:br/>
+      </w:r>
+      <w:r>
+        <w:rPr>
+          <w:rStyle w:val="NormalTok"/>
+        </w:rPr>
+        <w:t xml:space="preserve">            [ </w:t>
+      </w:r>
+      <w:r>
+        <w:rPr>
+          <w:rStyle w:val="ExtensionTok"/>
+        </w:rPr>
+        <w:t xml:space="preserve">-z</w:t>
+      </w:r>
+      <w:r>
+        <w:rPr>
+          <w:rStyle w:val="NormalTok"/>
+        </w:rPr>
+        <w:t xml:space="preserve"> </w:t>
+      </w:r>
+      <w:r>
+        <w:rPr>
+          <w:rStyle w:val="StringTok"/>
+        </w:rPr>
+        <w:t xml:space="preserve">"</w:t>
+      </w:r>
+      <w:r>
+        <w:rPr>
+          <w:rStyle w:val="VariableTok"/>
+        </w:rPr>
+        <w:t xml:space="preserve">$L_PID</w:t>
+      </w:r>
+      <w:r>
+        <w:rPr>
+          <w:rStyle w:val="StringTok"/>
+        </w:rPr>
+        <w:t xml:space="preserve">"</w:t>
+      </w:r>
+      <w:r>
+        <w:rPr>
+          <w:rStyle w:val="NormalTok"/>
+        </w:rPr>
+        <w:t xml:space="preserve"> ] </w:t>
+      </w:r>
+      <w:r>
+        <w:rPr>
+          <w:rStyle w:val="KeywordTok"/>
+        </w:rPr>
+        <w:t xml:space="preserve">&amp;&amp;</w:t>
+      </w:r>
+      <w:r>
+        <w:rPr>
+          <w:rStyle w:val="NormalTok"/>
+        </w:rPr>
+        <w:t xml:space="preserve"> </w:t>
+      </w:r>
+      <w:r>
+        <w:rPr>
+          <w:rStyle w:val="VariableTok"/>
+        </w:rPr>
+        <w:t xml:space="preserve">L_PID=$(</w:t>
+      </w:r>
+      <w:r>
+        <w:rPr>
+          <w:rStyle w:val="ExtensionTok"/>
+        </w:rPr>
+        <w:t xml:space="preserve">pgrep</w:t>
+      </w:r>
+      <w:r>
+        <w:rPr>
+          <w:rStyle w:val="NormalTok"/>
+        </w:rPr>
+        <w:t xml:space="preserve"> -x llama-cli </w:t>
+      </w:r>
+      <w:r>
+        <w:rPr>
+          <w:rStyle w:val="KeywordTok"/>
+        </w:rPr>
+        <w:t xml:space="preserve">|</w:t>
+      </w:r>
+      <w:r>
+        <w:rPr>
+          <w:rStyle w:val="NormalTok"/>
+        </w:rPr>
+        <w:t xml:space="preserve"> </w:t>
+      </w:r>
+      <w:r>
+        <w:rPr>
+          <w:rStyle w:val="FunctionTok"/>
+        </w:rPr>
+        <w:t xml:space="preserve">head</w:t>
+      </w:r>
+      <w:r>
+        <w:rPr>
+          <w:rStyle w:val="NormalTok"/>
+        </w:rPr>
+        <w:t xml:space="preserve"> -n 1</w:t>
+      </w:r>
+      <w:r>
+        <w:rPr>
+          <w:rStyle w:val="VariableTok"/>
+        </w:rPr>
+        <w:t xml:space="preserve">)</w:t>
+      </w:r>
+      <w:r>
+        <w:br/>
+      </w:r>
+      <w:r>
+        <w:rPr>
+          <w:rStyle w:val="NormalTok"/>
+        </w:rPr>
+        <w:t xml:space="preserve">            </w:t>
+      </w:r>
+      <w:r>
+        <w:rPr>
+          <w:rStyle w:val="KeywordTok"/>
+        </w:rPr>
+        <w:t xml:space="preserve">if</w:t>
+      </w:r>
+      <w:r>
+        <w:rPr>
+          <w:rStyle w:val="BuiltInTok"/>
+        </w:rPr>
+        <w:t xml:space="preserve"> [</w:t>
+      </w:r>
+      <w:r>
+        <w:rPr>
+          <w:rStyle w:val="NormalTok"/>
+        </w:rPr>
+        <w:t xml:space="preserve"> </w:t>
+      </w:r>
+      <w:r>
+        <w:rPr>
+          <w:rStyle w:val="OtherTok"/>
+        </w:rPr>
+        <w:t xml:space="preserve">-n</w:t>
+      </w:r>
+      <w:r>
+        <w:rPr>
+          <w:rStyle w:val="NormalTok"/>
+        </w:rPr>
+        <w:t xml:space="preserve"> </w:t>
+      </w:r>
+      <w:r>
+        <w:rPr>
+          <w:rStyle w:val="StringTok"/>
+        </w:rPr>
+        <w:t xml:space="preserve">"</w:t>
+      </w:r>
+      <w:r>
+        <w:rPr>
+          <w:rStyle w:val="VariableTok"/>
+        </w:rPr>
+        <w:t xml:space="preserve">$L_PID</w:t>
+      </w:r>
+      <w:r>
+        <w:rPr>
+          <w:rStyle w:val="StringTok"/>
+        </w:rPr>
+        <w:t xml:space="preserve">"</w:t>
+      </w:r>
+      <w:r>
+        <w:rPr>
+          <w:rStyle w:val="BuiltInTok"/>
+        </w:rPr>
+        <w:t xml:space="preserve"> ]</w:t>
+      </w:r>
+      <w:r>
+        <w:rPr>
+          <w:rStyle w:val="NormalTok"/>
+        </w:rPr>
+        <w:t xml:space="preserve">; </w:t>
+      </w:r>
+      <w:r>
+        <w:rPr>
+          <w:rStyle w:val="KeywordTok"/>
+        </w:rPr>
+        <w:t xml:space="preserve">then</w:t>
+      </w:r>
+      <w:r>
+        <w:br/>
+      </w:r>
+      <w:r>
+        <w:rPr>
+          <w:rStyle w:val="NormalTok"/>
+        </w:rPr>
+        <w:t xml:space="preserve">                </w:t>
+      </w:r>
+      <w:r>
+        <w:rPr>
+          <w:rStyle w:val="VariableTok"/>
+        </w:rPr>
+        <w:t xml:space="preserve">CUR_RAM=$(</w:t>
+      </w:r>
+      <w:r>
+        <w:rPr>
+          <w:rStyle w:val="FunctionTok"/>
+        </w:rPr>
+        <w:t xml:space="preserve">grep</w:t>
+      </w:r>
+      <w:r>
+        <w:rPr>
+          <w:rStyle w:val="NormalTok"/>
+        </w:rPr>
+        <w:t xml:space="preserve"> VmRSS /proc/</w:t>
+      </w:r>
+      <w:r>
+        <w:rPr>
+          <w:rStyle w:val="VariableTok"/>
+        </w:rPr>
+        <w:t xml:space="preserve">$L_PID</w:t>
+      </w:r>
+      <w:r>
+        <w:rPr>
+          <w:rStyle w:val="NormalTok"/>
+        </w:rPr>
+        <w:t xml:space="preserve">/status </w:t>
+      </w:r>
+      <w:r>
+        <w:rPr>
+          <w:rStyle w:val="OperatorTok"/>
+        </w:rPr>
+        <w:t xml:space="preserve">2&gt;</w:t>
+      </w:r>
+      <w:r>
+        <w:rPr>
+          <w:rStyle w:val="NormalTok"/>
+        </w:rPr>
+        <w:t xml:space="preserve">/dev/null </w:t>
+      </w:r>
+      <w:r>
+        <w:rPr>
+          <w:rStyle w:val="KeywordTok"/>
+        </w:rPr>
+        <w:t xml:space="preserve">|</w:t>
+      </w:r>
+      <w:r>
+        <w:rPr>
+          <w:rStyle w:val="NormalTok"/>
+        </w:rPr>
+        <w:t xml:space="preserve"> </w:t>
+      </w:r>
+      <w:r>
+        <w:rPr>
+          <w:rStyle w:val="FunctionTok"/>
+        </w:rPr>
+        <w:t xml:space="preserve">awk</w:t>
+      </w:r>
+      <w:r>
+        <w:rPr>
+          <w:rStyle w:val="NormalTok"/>
+        </w:rPr>
+        <w:t xml:space="preserve"> </w:t>
+      </w:r>
+      <w:r>
+        <w:rPr>
+          <w:rStyle w:val="StringTok"/>
+        </w:rPr>
+        <w:t xml:space="preserve">'{print $2}'</w:t>
+      </w:r>
+      <w:r>
+        <w:rPr>
+          <w:rStyle w:val="VariableTok"/>
+        </w:rPr>
+        <w:t xml:space="preserve">)</w:t>
+      </w:r>
+      <w:r>
+        <w:br/>
+      </w:r>
+      <w:r>
+        <w:rPr>
+          <w:rStyle w:val="NormalTok"/>
+        </w:rPr>
+        <w:t xml:space="preserve">                </w:t>
+      </w:r>
+      <w:r>
+        <w:rPr>
+          <w:rStyle w:val="VariableTok"/>
+        </w:rPr>
+        <w:t xml:space="preserve">CUR_RAM=${CUR_RAM:-</w:t>
+      </w:r>
+      <w:r>
+        <w:rPr>
+          <w:rStyle w:val="NormalTok"/>
+        </w:rPr>
+        <w:t xml:space="preserve">0</w:t>
+      </w:r>
+      <w:r>
+        <w:rPr>
+          <w:rStyle w:val="VariableTok"/>
+        </w:rPr>
+        <w:t xml:space="preserve">}</w:t>
+      </w:r>
+      <w:r>
+        <w:br/>
+      </w:r>
+      <w:r>
+        <w:rPr>
+          <w:rStyle w:val="NormalTok"/>
+        </w:rPr>
+        <w:t xml:space="preserve">                </w:t>
+      </w:r>
+      <w:r>
+        <w:rPr>
+          <w:rStyle w:val="KeywordTok"/>
+        </w:rPr>
+        <w:t xml:space="preserve">((</w:t>
+      </w:r>
+      <w:r>
+        <w:rPr>
+          <w:rStyle w:val="NormalTok"/>
+        </w:rPr>
+        <w:t xml:space="preserve"> CUR_RAM &gt; PEAK_RAM </w:t>
+      </w:r>
+      <w:r>
+        <w:rPr>
+          <w:rStyle w:val="KeywordTok"/>
+        </w:rPr>
+        <w:t xml:space="preserve">))</w:t>
+      </w:r>
+      <w:r>
+        <w:rPr>
+          <w:rStyle w:val="NormalTok"/>
+        </w:rPr>
+        <w:t xml:space="preserve"> </w:t>
+      </w:r>
+      <w:r>
+        <w:rPr>
+          <w:rStyle w:val="KeywordTok"/>
+        </w:rPr>
+        <w:t xml:space="preserve">&amp;&amp;</w:t>
+      </w:r>
+      <w:r>
+        <w:rPr>
+          <w:rStyle w:val="NormalTok"/>
+        </w:rPr>
+        <w:t xml:space="preserve"> </w:t>
+      </w:r>
+      <w:r>
+        <w:rPr>
+          <w:rStyle w:val="KeywordTok"/>
+        </w:rPr>
+        <w:t xml:space="preserve">{</w:t>
+      </w:r>
+      <w:r>
+        <w:rPr>
+          <w:rStyle w:val="NormalTok"/>
+        </w:rPr>
+        <w:t xml:space="preserve"> </w:t>
+      </w:r>
+      <w:r>
+        <w:rPr>
+          <w:rStyle w:val="VariableTok"/>
+        </w:rPr>
+        <w:t xml:space="preserve">PEAK_RAM=$CUR_RAM</w:t>
+      </w:r>
+      <w:r>
+        <w:rPr>
+          <w:rStyle w:val="NormalTok"/>
+        </w:rPr>
+        <w:t xml:space="preserve">; </w:t>
+      </w:r>
+      <w:r>
+        <w:rPr>
+          <w:rStyle w:val="BuiltInTok"/>
+        </w:rPr>
+        <w:t xml:space="preserve">echo</w:t>
+      </w:r>
+      <w:r>
+        <w:rPr>
+          <w:rStyle w:val="NormalTok"/>
+        </w:rPr>
+        <w:t xml:space="preserve"> </w:t>
+      </w:r>
+      <w:r>
+        <w:rPr>
+          <w:rStyle w:val="StringTok"/>
+        </w:rPr>
+        <w:t xml:space="preserve">"</w:t>
+      </w:r>
+      <w:r>
+        <w:rPr>
+          <w:rStyle w:val="VariableTok"/>
+        </w:rPr>
+        <w:t xml:space="preserve">$PEAK_RAM</w:t>
+      </w:r>
+      <w:r>
+        <w:rPr>
+          <w:rStyle w:val="StringTok"/>
+        </w:rPr>
+        <w:t xml:space="preserve">"</w:t>
+      </w:r>
+      <w:r>
+        <w:rPr>
+          <w:rStyle w:val="NormalTok"/>
+        </w:rPr>
+        <w:t xml:space="preserve"> </w:t>
+      </w:r>
+      <w:r>
+        <w:rPr>
+          <w:rStyle w:val="OperatorTok"/>
+        </w:rPr>
+        <w:t xml:space="preserve">&gt;</w:t>
+      </w:r>
+      <w:r>
+        <w:rPr>
+          <w:rStyle w:val="NormalTok"/>
+        </w:rPr>
+        <w:t xml:space="preserve"> </w:t>
+      </w:r>
+      <w:r>
+        <w:rPr>
+          <w:rStyle w:val="StringTok"/>
+        </w:rPr>
+        <w:t xml:space="preserve">"</w:t>
+      </w:r>
+      <w:r>
+        <w:rPr>
+          <w:rStyle w:val="VariableTok"/>
+        </w:rPr>
+        <w:t xml:space="preserve">$TEMP_RAM</w:t>
+      </w:r>
+      <w:r>
+        <w:rPr>
+          <w:rStyle w:val="StringTok"/>
+        </w:rPr>
+        <w:t xml:space="preserve">"</w:t>
+      </w:r>
+      <w:r>
+        <w:rPr>
+          <w:rStyle w:val="KeywordTok"/>
+        </w:rPr>
+        <w:t xml:space="preserve">;</w:t>
+      </w:r>
+      <w:r>
+        <w:rPr>
+          <w:rStyle w:val="NormalTok"/>
+        </w:rPr>
+        <w:t xml:space="preserve"> </w:t>
+      </w:r>
+      <w:r>
+        <w:rPr>
+          <w:rStyle w:val="KeywordTok"/>
+        </w:rPr>
+        <w:t xml:space="preserve">}</w:t>
+      </w:r>
+      <w:r>
+        <w:br/>
+      </w:r>
+      <w:r>
+        <w:rPr>
+          <w:rStyle w:val="NormalTok"/>
+        </w:rPr>
+        <w:t xml:space="preserve">                </w:t>
+      </w:r>
+      <w:r>
+        <w:rPr>
+          <w:rStyle w:val="VariableTok"/>
+        </w:rPr>
+        <w:t xml:space="preserve">CUR_CPU=$(</w:t>
+      </w:r>
+      <w:r>
+        <w:rPr>
+          <w:rStyle w:val="FunctionTok"/>
+        </w:rPr>
+        <w:t xml:space="preserve">ps</w:t>
+      </w:r>
+      <w:r>
+        <w:rPr>
+          <w:rStyle w:val="NormalTok"/>
+        </w:rPr>
+        <w:t xml:space="preserve"> -p </w:t>
+      </w:r>
+      <w:r>
+        <w:rPr>
+          <w:rStyle w:val="VariableTok"/>
+        </w:rPr>
+        <w:t xml:space="preserve">$L_PID</w:t>
+      </w:r>
+      <w:r>
+        <w:rPr>
+          <w:rStyle w:val="NormalTok"/>
+        </w:rPr>
+        <w:t xml:space="preserve"> -o %cpu= </w:t>
+      </w:r>
+      <w:r>
+        <w:rPr>
+          <w:rStyle w:val="OperatorTok"/>
+        </w:rPr>
+        <w:t xml:space="preserve">2&gt;</w:t>
+      </w:r>
+      <w:r>
+        <w:rPr>
+          <w:rStyle w:val="NormalTok"/>
+        </w:rPr>
+        <w:t xml:space="preserve">/dev/null </w:t>
+      </w:r>
+      <w:r>
+        <w:rPr>
+          <w:rStyle w:val="KeywordTok"/>
+        </w:rPr>
+        <w:t xml:space="preserve">|</w:t>
+      </w:r>
+      <w:r>
+        <w:rPr>
+          <w:rStyle w:val="NormalTok"/>
+        </w:rPr>
+        <w:t xml:space="preserve"> </w:t>
+      </w:r>
+      <w:r>
+        <w:rPr>
+          <w:rStyle w:val="FunctionTok"/>
+        </w:rPr>
+        <w:t xml:space="preserve">tr</w:t>
+      </w:r>
+      <w:r>
+        <w:rPr>
+          <w:rStyle w:val="NormalTok"/>
+        </w:rPr>
+        <w:t xml:space="preserve"> -d </w:t>
+      </w:r>
+      <w:r>
+        <w:rPr>
+          <w:rStyle w:val="StringTok"/>
+        </w:rPr>
+        <w:t xml:space="preserve">' '</w:t>
+      </w:r>
+      <w:r>
+        <w:rPr>
+          <w:rStyle w:val="VariableTok"/>
+        </w:rPr>
+        <w:t xml:space="preserve">)</w:t>
+      </w:r>
+      <w:r>
+        <w:br/>
+      </w:r>
+      <w:r>
+        <w:rPr>
+          <w:rStyle w:val="NormalTok"/>
+        </w:rPr>
+        <w:t xml:space="preserve">                </w:t>
+      </w:r>
+      <w:r>
+        <w:rPr>
+          <w:rStyle w:val="VariableTok"/>
+        </w:rPr>
+        <w:t xml:space="preserve">CUR_CPU=${CUR_CPU:-</w:t>
+      </w:r>
+      <w:r>
+        <w:rPr>
+          <w:rStyle w:val="NormalTok"/>
+        </w:rPr>
+        <w:t xml:space="preserve">0</w:t>
+      </w:r>
+      <w:r>
+        <w:rPr>
+          <w:rStyle w:val="VariableTok"/>
+        </w:rPr>
+        <w:t xml:space="preserve">}</w:t>
+      </w:r>
+      <w:r>
+        <w:br/>
+      </w:r>
+      <w:r>
+        <w:rPr>
+          <w:rStyle w:val="NormalTok"/>
+        </w:rPr>
+        <w:t xml:space="preserve">                </w:t>
+      </w:r>
+      <w:r>
+        <w:rPr>
+          <w:rStyle w:val="VariableTok"/>
+        </w:rPr>
+        <w:t xml:space="preserve">PEAK_CPU=$(</w:t>
+      </w:r>
+      <w:r>
+        <w:rPr>
+          <w:rStyle w:val="FunctionTok"/>
+        </w:rPr>
+        <w:t xml:space="preserve">awk</w:t>
+      </w:r>
+      <w:r>
+        <w:rPr>
+          <w:rStyle w:val="NormalTok"/>
+        </w:rPr>
+        <w:t xml:space="preserve"> -v c=</w:t>
+      </w:r>
+      <w:r>
+        <w:rPr>
+          <w:rStyle w:val="StringTok"/>
+        </w:rPr>
+        <w:t xml:space="preserve">"</w:t>
+      </w:r>
+      <w:r>
+        <w:rPr>
+          <w:rStyle w:val="VariableTok"/>
+        </w:rPr>
+        <w:t xml:space="preserve">$CUR_CPU</w:t>
+      </w:r>
+      <w:r>
+        <w:rPr>
+          <w:rStyle w:val="StringTok"/>
+        </w:rPr>
+        <w:t xml:space="preserve">"</w:t>
+      </w:r>
+      <w:r>
+        <w:rPr>
+          <w:rStyle w:val="NormalTok"/>
+        </w:rPr>
+        <w:t xml:space="preserve"> -v p=</w:t>
+      </w:r>
+      <w:r>
+        <w:rPr>
+          <w:rStyle w:val="StringTok"/>
+        </w:rPr>
+        <w:t xml:space="preserve">"</w:t>
+      </w:r>
+      <w:r>
+        <w:rPr>
+          <w:rStyle w:val="VariableTok"/>
+        </w:rPr>
+        <w:t xml:space="preserve">$PEAK_CPU</w:t>
+      </w:r>
+      <w:r>
+        <w:rPr>
+          <w:rStyle w:val="StringTok"/>
+        </w:rPr>
+        <w:t xml:space="preserve">"</w:t>
+      </w:r>
+      <w:r>
+        <w:rPr>
+          <w:rStyle w:val="NormalTok"/>
+        </w:rPr>
+        <w:t xml:space="preserve"> </w:t>
+      </w:r>
+      <w:r>
+        <w:rPr>
+          <w:rStyle w:val="StringTok"/>
+        </w:rPr>
+        <w:t xml:space="preserve">'BEGIN {print (c&gt;p)?c:p}'</w:t>
+      </w:r>
+      <w:r>
+        <w:rPr>
+          <w:rStyle w:val="VariableTok"/>
+        </w:rPr>
+        <w:t xml:space="preserve">)</w:t>
+      </w:r>
+      <w:r>
+        <w:br/>
+      </w:r>
+      <w:r>
+        <w:rPr>
+          <w:rStyle w:val="NormalTok"/>
+        </w:rPr>
+        <w:t xml:space="preserve">                </w:t>
+      </w:r>
+      <w:r>
+        <w:rPr>
+          <w:rStyle w:val="BuiltInTok"/>
+        </w:rPr>
+        <w:t xml:space="preserve">echo</w:t>
+      </w:r>
+      <w:r>
+        <w:rPr>
+          <w:rStyle w:val="NormalTok"/>
+        </w:rPr>
+        <w:t xml:space="preserve"> </w:t>
+      </w:r>
+      <w:r>
+        <w:rPr>
+          <w:rStyle w:val="StringTok"/>
+        </w:rPr>
+        <w:t xml:space="preserve">"</w:t>
+      </w:r>
+      <w:r>
+        <w:rPr>
+          <w:rStyle w:val="VariableTok"/>
+        </w:rPr>
+        <w:t xml:space="preserve">$PEAK_CPU</w:t>
+      </w:r>
+      <w:r>
+        <w:rPr>
+          <w:rStyle w:val="StringTok"/>
+        </w:rPr>
+        <w:t xml:space="preserve">"</w:t>
+      </w:r>
+      <w:r>
+        <w:rPr>
+          <w:rStyle w:val="NormalTok"/>
+        </w:rPr>
+        <w:t xml:space="preserve"> </w:t>
+      </w:r>
+      <w:r>
+        <w:rPr>
+          <w:rStyle w:val="OperatorTok"/>
+        </w:rPr>
+        <w:t xml:space="preserve">&gt;</w:t>
+      </w:r>
+      <w:r>
+        <w:rPr>
+          <w:rStyle w:val="NormalTok"/>
+        </w:rPr>
+        <w:t xml:space="preserve"> </w:t>
+      </w:r>
+      <w:r>
+        <w:rPr>
+          <w:rStyle w:val="StringTok"/>
+        </w:rPr>
+        <w:t xml:space="preserve">"</w:t>
+      </w:r>
+      <w:r>
+        <w:rPr>
+          <w:rStyle w:val="VariableTok"/>
+        </w:rPr>
+        <w:t xml:space="preserve">$TEMP_CPU</w:t>
+      </w:r>
+      <w:r>
+        <w:rPr>
+          <w:rStyle w:val="StringTok"/>
+        </w:rPr>
+        <w:t xml:space="preserve">"</w:t>
+      </w:r>
+      <w:r>
+        <w:br/>
+      </w:r>
+      <w:r>
+        <w:rPr>
+          <w:rStyle w:val="NormalTok"/>
+        </w:rPr>
+        <w:t xml:space="preserve">            </w:t>
+      </w:r>
+      <w:r>
+        <w:rPr>
+          <w:rStyle w:val="KeywordTok"/>
+        </w:rPr>
+        <w:t xml:space="preserve">fi</w:t>
+      </w:r>
+      <w:r>
+        <w:br/>
+      </w:r>
+      <w:r>
+        <w:rPr>
+          <w:rStyle w:val="NormalTok"/>
+        </w:rPr>
+        <w:t xml:space="preserve">            </w:t>
+      </w:r>
+      <w:r>
+        <w:rPr>
+          <w:rStyle w:val="FunctionTok"/>
+        </w:rPr>
+        <w:t xml:space="preserve">sleep</w:t>
+      </w:r>
+      <w:r>
+        <w:rPr>
+          <w:rStyle w:val="NormalTok"/>
+        </w:rPr>
+        <w:t xml:space="preserve"> 0.5</w:t>
+      </w:r>
+      <w:r>
+        <w:br/>
+      </w:r>
+      <w:r>
+        <w:rPr>
+          <w:rStyle w:val="NormalTok"/>
+        </w:rPr>
+        <w:t xml:space="preserve">        </w:t>
+      </w:r>
+      <w:r>
+        <w:rPr>
+          <w:rStyle w:val="KeywordTok"/>
+        </w:rPr>
+        <w:t xml:space="preserve">done</w:t>
+      </w:r>
+      <w:r>
+        <w:br/>
+      </w:r>
+      <w:r>
+        <w:rPr>
+          <w:rStyle w:val="NormalTok"/>
+        </w:rPr>
+        <w:t xml:space="preserve">    </w:t>
+      </w:r>
+      <w:r>
+        <w:rPr>
+          <w:rStyle w:val="KeywordTok"/>
+        </w:rPr>
+        <w:t xml:space="preserve">}</w:t>
+      </w:r>
+      <w:r>
+        <w:br/>
+      </w:r>
+      <w:r>
+        <w:rPr>
+          <w:rStyle w:val="NormalTok"/>
+        </w:rPr>
+        <w:t xml:space="preserve">    </w:t>
+      </w:r>
+      <w:r>
+        <w:rPr>
+          <w:rStyle w:val="ExtensionTok"/>
+        </w:rPr>
+        <w:t xml:space="preserve">monitor_resources</w:t>
+      </w:r>
+      <w:r>
+        <w:rPr>
+          <w:rStyle w:val="NormalTok"/>
+        </w:rPr>
+        <w:t xml:space="preserve"> </w:t>
+      </w:r>
+      <w:r>
+        <w:rPr>
+          <w:rStyle w:val="KeywordTok"/>
+        </w:rPr>
+        <w:t xml:space="preserve">&amp;</w:t>
+      </w:r>
+      <w:r>
+        <w:rPr>
+          <w:rStyle w:val="NormalTok"/>
+        </w:rPr>
+        <w:t xml:space="preserve"> </w:t>
+      </w:r>
+      <w:r>
+        <w:rPr>
+          <w:rStyle w:val="VariableTok"/>
+        </w:rPr>
+        <w:t xml:space="preserve">MONITOR_PID=$!</w:t>
+      </w:r>
+      <w:r>
+        <w:br/>
+      </w:r>
+      <w:r>
+        <w:br/>
+      </w:r>
+      <w:r>
+        <w:rPr>
+          <w:rStyle w:val="NormalTok"/>
+        </w:rPr>
+        <w:t xml:space="preserve">    </w:t>
+      </w:r>
+      <w:r>
+        <w:rPr>
+          <w:rStyle w:val="BuiltInTok"/>
+        </w:rPr>
+        <w:t xml:space="preserve">echo</w:t>
+      </w:r>
+      <w:r>
+        <w:rPr>
+          <w:rStyle w:val="NormalTok"/>
+        </w:rPr>
+        <w:t xml:space="preserve"> </w:t>
+      </w:r>
+      <w:r>
+        <w:rPr>
+          <w:rStyle w:val="StringTok"/>
+        </w:rPr>
+        <w:t xml:space="preserve">"/exit"</w:t>
+      </w:r>
+      <w:r>
+        <w:rPr>
+          <w:rStyle w:val="NormalTok"/>
+        </w:rPr>
+        <w:t xml:space="preserve"> </w:t>
+      </w:r>
+      <w:r>
+        <w:rPr>
+          <w:rStyle w:val="KeywordTok"/>
+        </w:rPr>
+        <w:t xml:space="preserve">|</w:t>
+      </w:r>
+      <w:r>
+        <w:rPr>
+          <w:rStyle w:val="NormalTok"/>
+        </w:rPr>
+        <w:t xml:space="preserve"> </w:t>
+      </w:r>
+      <w:r>
+        <w:rPr>
+          <w:rStyle w:val="StringTok"/>
+        </w:rPr>
+        <w:t xml:space="preserve">"</w:t>
+      </w:r>
+      <w:r>
+        <w:rPr>
+          <w:rStyle w:val="VariableTok"/>
+        </w:rPr>
+        <w:t xml:space="preserve">$LLAMA_CLI</w:t>
+      </w:r>
+      <w:r>
+        <w:rPr>
+          <w:rStyle w:val="StringTok"/>
+        </w:rPr>
+        <w:t xml:space="preserve">"</w:t>
+      </w:r>
+      <w:r>
+        <w:rPr>
+          <w:rStyle w:val="NormalTok"/>
+        </w:rPr>
+        <w:t xml:space="preserve"> </w:t>
+      </w:r>
+      <w:r>
+        <w:rPr>
+          <w:rStyle w:val="ExtensionTok"/>
+        </w:rPr>
+        <w:t xml:space="preserve">-m</w:t>
+      </w:r>
+      <w:r>
+        <w:rPr>
+          <w:rStyle w:val="NormalTok"/>
+        </w:rPr>
+        <w:t xml:space="preserve"> </w:t>
+      </w:r>
+      <w:r>
+        <w:rPr>
+          <w:rStyle w:val="StringTok"/>
+        </w:rPr>
+        <w:t xml:space="preserve">"</w:t>
+      </w:r>
+      <w:r>
+        <w:rPr>
+          <w:rStyle w:val="VariableTok"/>
+        </w:rPr>
+        <w:t xml:space="preserve">$MODEL</w:t>
+      </w:r>
+      <w:r>
+        <w:rPr>
+          <w:rStyle w:val="StringTok"/>
+        </w:rPr>
+        <w:t xml:space="preserve">"</w:t>
+      </w:r>
+      <w:r>
+        <w:rPr>
+          <w:rStyle w:val="NormalTok"/>
+        </w:rPr>
+        <w:t xml:space="preserve"> </w:t>
+      </w:r>
+      <w:r>
+        <w:rPr>
+          <w:rStyle w:val="KeywordTok"/>
+        </w:rPr>
+        <w:t xml:space="preserve">\</w:t>
+      </w:r>
+      <w:r>
+        <w:br/>
+      </w:r>
+      <w:r>
+        <w:rPr>
+          <w:rStyle w:val="NormalTok"/>
+        </w:rPr>
+        <w:t xml:space="preserve">        </w:t>
+      </w:r>
+      <w:r>
+        <w:rPr>
+          <w:rStyle w:val="ExtensionTok"/>
+        </w:rPr>
+        <w:t xml:space="preserve">-p</w:t>
+      </w:r>
+      <w:r>
+        <w:rPr>
+          <w:rStyle w:val="NormalTok"/>
+        </w:rPr>
+        <w:t xml:space="preserve"> </w:t>
+      </w:r>
+      <w:r>
+        <w:rPr>
+          <w:rStyle w:val="StringTok"/>
+        </w:rPr>
+        <w:t xml:space="preserve">"</w:t>
+      </w:r>
+      <w:r>
+        <w:rPr>
+          <w:rStyle w:val="VariableTok"/>
+        </w:rPr>
+        <w:t xml:space="preserve">$PROMPT</w:t>
+      </w:r>
+      <w:r>
+        <w:rPr>
+          <w:rStyle w:val="StringTok"/>
+        </w:rPr>
+        <w:t xml:space="preserve">"</w:t>
+      </w:r>
+      <w:r>
+        <w:rPr>
+          <w:rStyle w:val="NormalTok"/>
+        </w:rPr>
+        <w:t xml:space="preserve"> -n </w:t>
+      </w:r>
+      <w:r>
+        <w:rPr>
+          <w:rStyle w:val="VariableTok"/>
+        </w:rPr>
+        <w:t xml:space="preserve">$MAX_TOKENS</w:t>
+      </w:r>
+      <w:r>
+        <w:rPr>
+          <w:rStyle w:val="NormalTok"/>
+        </w:rPr>
+        <w:t xml:space="preserve"> -t </w:t>
+      </w:r>
+      <w:r>
+        <w:rPr>
+          <w:rStyle w:val="VariableTok"/>
+        </w:rPr>
+        <w:t xml:space="preserve">$THREADS</w:t>
+      </w:r>
+      <w:r>
+        <w:rPr>
+          <w:rStyle w:val="NormalTok"/>
+        </w:rPr>
+        <w:t xml:space="preserve"> -c </w:t>
+      </w:r>
+      <w:r>
+        <w:rPr>
+          <w:rStyle w:val="VariableTok"/>
+        </w:rPr>
+        <w:t xml:space="preserve">$CONTEXT_SIZE</w:t>
+      </w:r>
+      <w:r>
+        <w:rPr>
+          <w:rStyle w:val="NormalTok"/>
+        </w:rPr>
+        <w:t xml:space="preserve"> </w:t>
+      </w:r>
+      <w:r>
+        <w:rPr>
+          <w:rStyle w:val="KeywordTok"/>
+        </w:rPr>
+        <w:t xml:space="preserve">\</w:t>
+      </w:r>
+      <w:r>
+        <w:br/>
+      </w:r>
+      <w:r>
+        <w:rPr>
+          <w:rStyle w:val="NormalTok"/>
+        </w:rPr>
+        <w:t xml:space="preserve">        </w:t>
+      </w:r>
+      <w:r>
+        <w:rPr>
+          <w:rStyle w:val="ExtensionTok"/>
+        </w:rPr>
+        <w:t xml:space="preserve">--temp</w:t>
+      </w:r>
+      <w:r>
+        <w:rPr>
+          <w:rStyle w:val="NormalTok"/>
+        </w:rPr>
+        <w:t xml:space="preserve"> 0.35 --top-p 0.9 --min-p 0.05 --repeat-penalty 1.1 </w:t>
+      </w:r>
+      <w:r>
+        <w:rPr>
+          <w:rStyle w:val="KeywordTok"/>
+        </w:rPr>
+        <w:t xml:space="preserve">\</w:t>
+      </w:r>
+      <w:r>
+        <w:br/>
+      </w:r>
+      <w:r>
+        <w:rPr>
+          <w:rStyle w:val="NormalTok"/>
+        </w:rPr>
+        <w:t xml:space="preserve">        </w:t>
+      </w:r>
+      <w:r>
+        <w:rPr>
+          <w:rStyle w:val="OperatorTok"/>
+        </w:rPr>
+        <w:t xml:space="preserve">2&gt;&amp;1</w:t>
+      </w:r>
+      <w:r>
+        <w:rPr>
+          <w:rStyle w:val="NormalTok"/>
+        </w:rPr>
+        <w:t xml:space="preserve"> </w:t>
+      </w:r>
+      <w:r>
+        <w:rPr>
+          <w:rStyle w:val="KeywordTok"/>
+        </w:rPr>
+        <w:t xml:space="preserve">|</w:t>
+      </w:r>
+      <w:r>
+        <w:rPr>
+          <w:rStyle w:val="NormalTok"/>
+        </w:rPr>
+        <w:t xml:space="preserve"> </w:t>
+      </w:r>
+      <w:r>
+        <w:rPr>
+          <w:rStyle w:val="FunctionTok"/>
+        </w:rPr>
+        <w:t xml:space="preserve">grep</w:t>
+      </w:r>
+      <w:r>
+        <w:rPr>
+          <w:rStyle w:val="NormalTok"/>
+        </w:rPr>
+        <w:t xml:space="preserve"> -A 500 </w:t>
+      </w:r>
+      <w:r>
+        <w:rPr>
+          <w:rStyle w:val="StringTok"/>
+        </w:rPr>
+        <w:t xml:space="preserve">"### Response:"</w:t>
+      </w:r>
+      <w:r>
+        <w:rPr>
+          <w:rStyle w:val="NormalTok"/>
+        </w:rPr>
+        <w:t xml:space="preserve"> </w:t>
+      </w:r>
+      <w:r>
+        <w:rPr>
+          <w:rStyle w:val="KeywordTok"/>
+        </w:rPr>
+        <w:t xml:space="preserve">|</w:t>
+      </w:r>
+      <w:r>
+        <w:rPr>
+          <w:rStyle w:val="NormalTok"/>
+        </w:rPr>
+        <w:t xml:space="preserve"> </w:t>
+      </w:r>
+      <w:r>
+        <w:rPr>
+          <w:rStyle w:val="FunctionTok"/>
+        </w:rPr>
+        <w:t xml:space="preserve">tee</w:t>
+      </w:r>
+      <w:r>
+        <w:rPr>
+          <w:rStyle w:val="NormalTok"/>
+        </w:rPr>
+        <w:t xml:space="preserve"> temp_output.log</w:t>
+      </w:r>
+      <w:r>
+        <w:br/>
+      </w:r>
+      <w:r>
+        <w:br/>
+      </w:r>
+      <w:r>
+        <w:rPr>
+          <w:rStyle w:val="NormalTok"/>
+        </w:rPr>
+        <w:t xml:space="preserve">    </w:t>
+      </w:r>
+      <w:r>
+        <w:rPr>
+          <w:rStyle w:val="BuiltInTok"/>
+        </w:rPr>
+        <w:t xml:space="preserve">kill</w:t>
+      </w:r>
+      <w:r>
+        <w:rPr>
+          <w:rStyle w:val="NormalTok"/>
+        </w:rPr>
+        <w:t xml:space="preserve"> </w:t>
+      </w:r>
+      <w:r>
+        <w:rPr>
+          <w:rStyle w:val="VariableTok"/>
+        </w:rPr>
+        <w:t xml:space="preserve">$MONITOR_PID</w:t>
+      </w:r>
+      <w:r>
+        <w:rPr>
+          <w:rStyle w:val="NormalTok"/>
+        </w:rPr>
+        <w:t xml:space="preserve"> </w:t>
+      </w:r>
+      <w:r>
+        <w:rPr>
+          <w:rStyle w:val="OperatorTok"/>
+        </w:rPr>
+        <w:t xml:space="preserve">2&gt;</w:t>
+      </w:r>
+      <w:r>
+        <w:rPr>
+          <w:rStyle w:val="NormalTok"/>
+        </w:rPr>
+        <w:t xml:space="preserve">/dev/null</w:t>
+      </w:r>
+      <w:r>
+        <w:br/>
+      </w:r>
+      <w:r>
+        <w:rPr>
+          <w:rStyle w:val="NormalTok"/>
+        </w:rPr>
+        <w:t xml:space="preserve">    </w:t>
+      </w:r>
+      <w:r>
+        <w:rPr>
+          <w:rStyle w:val="VariableTok"/>
+        </w:rPr>
+        <w:t xml:space="preserve">END_TIME=$(</w:t>
+      </w:r>
+      <w:r>
+        <w:rPr>
+          <w:rStyle w:val="FunctionTok"/>
+        </w:rPr>
+        <w:t xml:space="preserve">date</w:t>
+      </w:r>
+      <w:r>
+        <w:rPr>
+          <w:rStyle w:val="NormalTok"/>
+        </w:rPr>
+        <w:t xml:space="preserve"> +%s</w:t>
+      </w:r>
+      <w:r>
+        <w:rPr>
+          <w:rStyle w:val="VariableTok"/>
+        </w:rPr>
+        <w:t xml:space="preserve">)</w:t>
+      </w:r>
+      <w:r>
+        <w:rPr>
+          <w:rStyle w:val="NormalTok"/>
+        </w:rPr>
+        <w:t xml:space="preserve">; </w:t>
+      </w:r>
+      <w:r>
+        <w:rPr>
+          <w:rStyle w:val="VariableTok"/>
+        </w:rPr>
+        <w:t xml:space="preserve">TOTAL_TIME=$((</w:t>
+      </w:r>
+      <w:r>
+        <w:rPr>
+          <w:rStyle w:val="NormalTok"/>
+        </w:rPr>
+        <w:t xml:space="preserve">END_TIME-START_TIME</w:t>
+      </w:r>
+      <w:r>
+        <w:rPr>
+          <w:rStyle w:val="VariableTok"/>
+        </w:rPr>
+        <w:t xml:space="preserve">))</w:t>
+      </w:r>
+      <w:r>
+        <w:br/>
+      </w:r>
+      <w:r>
+        <w:br/>
+      </w:r>
+      <w:r>
+        <w:rPr>
+          <w:rStyle w:val="NormalTok"/>
+        </w:rPr>
+        <w:t xml:space="preserve">    </w:t>
+      </w:r>
+      <w:r>
+        <w:rPr>
+          <w:rStyle w:val="VariableTok"/>
+        </w:rPr>
+        <w:t xml:space="preserve">PEAK_RAM_KB=$(</w:t>
+      </w:r>
+      <w:r>
+        <w:rPr>
+          <w:rStyle w:val="FunctionTok"/>
+        </w:rPr>
+        <w:t xml:space="preserve">cat</w:t>
+      </w:r>
+      <w:r>
+        <w:rPr>
+          <w:rStyle w:val="NormalTok"/>
+        </w:rPr>
+        <w:t xml:space="preserve"> </w:t>
+      </w:r>
+      <w:r>
+        <w:rPr>
+          <w:rStyle w:val="StringTok"/>
+        </w:rPr>
+        <w:t xml:space="preserve">"</w:t>
+      </w:r>
+      <w:r>
+        <w:rPr>
+          <w:rStyle w:val="VariableTok"/>
+        </w:rPr>
+        <w:t xml:space="preserve">$TEMP_RAM</w:t>
+      </w:r>
+      <w:r>
+        <w:rPr>
+          <w:rStyle w:val="StringTok"/>
+        </w:rPr>
+        <w:t xml:space="preserve">"</w:t>
+      </w:r>
+      <w:r>
+        <w:rPr>
+          <w:rStyle w:val="VariableTok"/>
+        </w:rPr>
+        <w:t xml:space="preserve">)</w:t>
+      </w:r>
+      <w:r>
+        <w:rPr>
+          <w:rStyle w:val="NormalTok"/>
+        </w:rPr>
+        <w:t xml:space="preserve">; </w:t>
+      </w:r>
+      <w:r>
+        <w:rPr>
+          <w:rStyle w:val="VariableTok"/>
+        </w:rPr>
+        <w:t xml:space="preserve">PEAK_CPU=$(</w:t>
+      </w:r>
+      <w:r>
+        <w:rPr>
+          <w:rStyle w:val="FunctionTok"/>
+        </w:rPr>
+        <w:t xml:space="preserve">cat</w:t>
+      </w:r>
+      <w:r>
+        <w:rPr>
+          <w:rStyle w:val="NormalTok"/>
+        </w:rPr>
+        <w:t xml:space="preserve"> </w:t>
+      </w:r>
+      <w:r>
+        <w:rPr>
+          <w:rStyle w:val="StringTok"/>
+        </w:rPr>
+        <w:t xml:space="preserve">"</w:t>
+      </w:r>
+      <w:r>
+        <w:rPr>
+          <w:rStyle w:val="VariableTok"/>
+        </w:rPr>
+        <w:t xml:space="preserve">$TEMP_CPU</w:t>
+      </w:r>
+      <w:r>
+        <w:rPr>
+          <w:rStyle w:val="StringTok"/>
+        </w:rPr>
+        <w:t xml:space="preserve">"</w:t>
+      </w:r>
+      <w:r>
+        <w:rPr>
+          <w:rStyle w:val="VariableTok"/>
+        </w:rPr>
+        <w:t xml:space="preserve">)</w:t>
+      </w:r>
+      <w:r>
+        <w:br/>
+      </w:r>
+      <w:r>
+        <w:rPr>
+          <w:rStyle w:val="NormalTok"/>
+        </w:rPr>
+        <w:t xml:space="preserve">    </w:t>
+      </w:r>
+      <w:r>
+        <w:rPr>
+          <w:rStyle w:val="VariableTok"/>
+        </w:rPr>
+        <w:t xml:space="preserve">RAM_USED_MB=$(</w:t>
+      </w:r>
+      <w:r>
+        <w:rPr>
+          <w:rStyle w:val="FunctionTok"/>
+        </w:rPr>
+        <w:t xml:space="preserve">awk</w:t>
+      </w:r>
+      <w:r>
+        <w:rPr>
+          <w:rStyle w:val="NormalTok"/>
+        </w:rPr>
+        <w:t xml:space="preserve"> </w:t>
+      </w:r>
+      <w:r>
+        <w:rPr>
+          <w:rStyle w:val="StringTok"/>
+        </w:rPr>
+        <w:t xml:space="preserve">"BEGIN {printf </w:t>
+      </w:r>
+      <w:r>
+        <w:rPr>
+          <w:rStyle w:val="DataTypeTok"/>
+        </w:rPr>
+        <w:t xml:space="preserve">\"</w:t>
+      </w:r>
+      <w:r>
+        <w:rPr>
+          <w:rStyle w:val="StringTok"/>
+        </w:rPr>
+        <w:t xml:space="preserve">%.2f</w:t>
+      </w:r>
+      <w:r>
+        <w:rPr>
+          <w:rStyle w:val="DataTypeTok"/>
+        </w:rPr>
+        <w:t xml:space="preserve">\"</w:t>
+      </w:r>
+      <w:r>
+        <w:rPr>
+          <w:rStyle w:val="StringTok"/>
+        </w:rPr>
+        <w:t xml:space="preserve">, </w:t>
+      </w:r>
+      <w:r>
+        <w:rPr>
+          <w:rStyle w:val="VariableTok"/>
+        </w:rPr>
+        <w:t xml:space="preserve">${PEAK_RAM_KB:-</w:t>
+      </w:r>
+      <w:r>
+        <w:rPr>
+          <w:rStyle w:val="NormalTok"/>
+        </w:rPr>
+        <w:t xml:space="preserve">0</w:t>
+      </w:r>
+      <w:r>
+        <w:rPr>
+          <w:rStyle w:val="VariableTok"/>
+        </w:rPr>
+        <w:t xml:space="preserve">}</w:t>
+      </w:r>
+      <w:r>
+        <w:rPr>
+          <w:rStyle w:val="StringTok"/>
+        </w:rPr>
+        <w:t xml:space="preserve"> / 1024}"</w:t>
+      </w:r>
+      <w:r>
+        <w:rPr>
+          <w:rStyle w:val="VariableTok"/>
+        </w:rPr>
+        <w:t xml:space="preserve">)</w:t>
+      </w:r>
+      <w:r>
+        <w:br/>
+      </w:r>
+      <w:r>
+        <w:rPr>
+          <w:rStyle w:val="NormalTok"/>
+        </w:rPr>
+        <w:t xml:space="preserve">    </w:t>
+      </w:r>
+      <w:r>
+        <w:rPr>
+          <w:rStyle w:val="FunctionTok"/>
+        </w:rPr>
+        <w:t xml:space="preserve">rm</w:t>
+      </w:r>
+      <w:r>
+        <w:rPr>
+          <w:rStyle w:val="NormalTok"/>
+        </w:rPr>
+        <w:t xml:space="preserve"> -f </w:t>
+      </w:r>
+      <w:r>
+        <w:rPr>
+          <w:rStyle w:val="StringTok"/>
+        </w:rPr>
+        <w:t xml:space="preserve">"</w:t>
+      </w:r>
+      <w:r>
+        <w:rPr>
+          <w:rStyle w:val="VariableTok"/>
+        </w:rPr>
+        <w:t xml:space="preserve">$TEMP_RAM</w:t>
+      </w:r>
+      <w:r>
+        <w:rPr>
+          <w:rStyle w:val="StringTok"/>
+        </w:rPr>
+        <w:t xml:space="preserve">"</w:t>
+      </w:r>
+      <w:r>
+        <w:rPr>
+          <w:rStyle w:val="NormalTok"/>
+        </w:rPr>
+        <w:t xml:space="preserve"> </w:t>
+      </w:r>
+      <w:r>
+        <w:rPr>
+          <w:rStyle w:val="StringTok"/>
+        </w:rPr>
+        <w:t xml:space="preserve">"</w:t>
+      </w:r>
+      <w:r>
+        <w:rPr>
+          <w:rStyle w:val="VariableTok"/>
+        </w:rPr>
+        <w:t xml:space="preserve">$TEMP_CPU</w:t>
+      </w:r>
+      <w:r>
+        <w:rPr>
+          <w:rStyle w:val="StringTok"/>
+        </w:rPr>
+        <w:t xml:space="preserve">"</w:t>
+      </w:r>
+      <w:r>
+        <w:br/>
+      </w:r>
+      <w:r>
+        <w:br/>
+      </w:r>
+      <w:r>
+        <w:rPr>
+          <w:rStyle w:val="NormalTok"/>
+        </w:rPr>
+        <w:t xml:space="preserve">    </w:t>
+      </w:r>
+      <w:r>
+        <w:rPr>
+          <w:rStyle w:val="BuiltInTok"/>
+        </w:rPr>
+        <w:t xml:space="preserve">read</w:t>
+      </w:r>
+      <w:r>
+        <w:rPr>
+          <w:rStyle w:val="NormalTok"/>
+        </w:rPr>
+        <w:t xml:space="preserve"> -p </w:t>
+      </w:r>
+      <w:r>
+        <w:rPr>
+          <w:rStyle w:val="StringTok"/>
+        </w:rPr>
+        <w:t xml:space="preserve">"Prompt Speed (t/s)     -&gt; "</w:t>
+      </w:r>
+      <w:r>
+        <w:rPr>
+          <w:rStyle w:val="NormalTok"/>
+        </w:rPr>
+        <w:t xml:space="preserve"> </w:t>
+      </w:r>
+      <w:r>
+        <w:rPr>
+          <w:rStyle w:val="VariableTok"/>
+        </w:rPr>
+        <w:t xml:space="preserve">PROMPT_SPEED</w:t>
+      </w:r>
+      <w:r>
+        <w:br/>
+      </w:r>
+      <w:r>
+        <w:rPr>
+          <w:rStyle w:val="NormalTok"/>
+        </w:rPr>
+        <w:t xml:space="preserve">    </w:t>
+      </w:r>
+      <w:r>
+        <w:rPr>
+          <w:rStyle w:val="BuiltInTok"/>
+        </w:rPr>
+        <w:t xml:space="preserve">read</w:t>
+      </w:r>
+      <w:r>
+        <w:rPr>
+          <w:rStyle w:val="NormalTok"/>
+        </w:rPr>
+        <w:t xml:space="preserve"> -p </w:t>
+      </w:r>
+      <w:r>
+        <w:rPr>
+          <w:rStyle w:val="StringTok"/>
+        </w:rPr>
+        <w:t xml:space="preserve">"Generation Speed (t/s) -&gt; "</w:t>
+      </w:r>
+      <w:r>
+        <w:rPr>
+          <w:rStyle w:val="NormalTok"/>
+        </w:rPr>
+        <w:t xml:space="preserve"> </w:t>
+      </w:r>
+      <w:r>
+        <w:rPr>
+          <w:rStyle w:val="VariableTok"/>
+        </w:rPr>
+        <w:t xml:space="preserve">GEN_SPEED</w:t>
+      </w:r>
+      <w:r>
+        <w:br/>
+      </w:r>
+      <w:r>
+        <w:rPr>
+          <w:rStyle w:val="NormalTok"/>
+        </w:rPr>
+        <w:t xml:space="preserve">    </w:t>
+      </w:r>
+      <w:r>
+        <w:rPr>
+          <w:rStyle w:val="VariableTok"/>
+        </w:rPr>
+        <w:t xml:space="preserve">ANSWER=$(</w:t>
+      </w:r>
+      <w:r>
+        <w:rPr>
+          <w:rStyle w:val="FunctionTok"/>
+        </w:rPr>
+        <w:t xml:space="preserve">cat</w:t>
+      </w:r>
+      <w:r>
+        <w:rPr>
+          <w:rStyle w:val="VariableTok"/>
+        </w:rPr>
+        <w:t xml:space="preserve">)</w:t>
+      </w:r>
+      <w:r>
+        <w:br/>
+      </w:r>
+      <w:r>
+        <w:br/>
+      </w:r>
+      <w:r>
+        <w:rPr>
+          <w:rStyle w:val="NormalTok"/>
+        </w:rPr>
+        <w:t xml:space="preserve">    [[ </w:t>
+      </w:r>
+      <w:r>
+        <w:rPr>
+          <w:rStyle w:val="ExtensionTok"/>
+        </w:rPr>
+        <w:t xml:space="preserve">-z</w:t>
+      </w:r>
+      <w:r>
+        <w:rPr>
+          <w:rStyle w:val="NormalTok"/>
+        </w:rPr>
+        <w:t xml:space="preserve"> </w:t>
+      </w:r>
+      <w:r>
+        <w:rPr>
+          <w:rStyle w:val="StringTok"/>
+        </w:rPr>
+        <w:t xml:space="preserve">"</w:t>
+      </w:r>
+      <w:r>
+        <w:rPr>
+          <w:rStyle w:val="VariableTok"/>
+        </w:rPr>
+        <w:t xml:space="preserve">$PROMPT_SPEED</w:t>
+      </w:r>
+      <w:r>
+        <w:rPr>
+          <w:rStyle w:val="StringTok"/>
+        </w:rPr>
+        <w:t xml:space="preserve">"</w:t>
+      </w:r>
+      <w:r>
+        <w:rPr>
+          <w:rStyle w:val="NormalTok"/>
+        </w:rPr>
+        <w:t xml:space="preserve"> ]] </w:t>
+      </w:r>
+      <w:r>
+        <w:rPr>
+          <w:rStyle w:val="KeywordTok"/>
+        </w:rPr>
+        <w:t xml:space="preserve">&amp;&amp;</w:t>
+      </w:r>
+      <w:r>
+        <w:rPr>
+          <w:rStyle w:val="NormalTok"/>
+        </w:rPr>
+        <w:t xml:space="preserve"> </w:t>
+      </w:r>
+      <w:r>
+        <w:rPr>
+          <w:rStyle w:val="VariableTok"/>
+        </w:rPr>
+        <w:t xml:space="preserve">PROMPT_SPEED=</w:t>
+      </w:r>
+      <w:r>
+        <w:rPr>
+          <w:rStyle w:val="StringTok"/>
+        </w:rPr>
+        <w:t xml:space="preserve">"0.00"</w:t>
+      </w:r>
+      <w:r>
+        <w:br/>
+      </w:r>
+      <w:r>
+        <w:rPr>
+          <w:rStyle w:val="NormalTok"/>
+        </w:rPr>
+        <w:t xml:space="preserve">    [[ </w:t>
+      </w:r>
+      <w:r>
+        <w:rPr>
+          <w:rStyle w:val="ExtensionTok"/>
+        </w:rPr>
+        <w:t xml:space="preserve">-z</w:t>
+      </w:r>
+      <w:r>
+        <w:rPr>
+          <w:rStyle w:val="NormalTok"/>
+        </w:rPr>
+        <w:t xml:space="preserve"> </w:t>
+      </w:r>
+      <w:r>
+        <w:rPr>
+          <w:rStyle w:val="StringTok"/>
+        </w:rPr>
+        <w:t xml:space="preserve">"</w:t>
+      </w:r>
+      <w:r>
+        <w:rPr>
+          <w:rStyle w:val="VariableTok"/>
+        </w:rPr>
+        <w:t xml:space="preserve">$GEN_SPEED</w:t>
+      </w:r>
+      <w:r>
+        <w:rPr>
+          <w:rStyle w:val="StringTok"/>
+        </w:rPr>
+        <w:t xml:space="preserve">"</w:t>
+      </w:r>
+      <w:r>
+        <w:rPr>
+          <w:rStyle w:val="NormalTok"/>
+        </w:rPr>
+        <w:t xml:space="preserve"> ]] </w:t>
+      </w:r>
+      <w:r>
+        <w:rPr>
+          <w:rStyle w:val="KeywordTok"/>
+        </w:rPr>
+        <w:t xml:space="preserve">&amp;&amp;</w:t>
+      </w:r>
+      <w:r>
+        <w:rPr>
+          <w:rStyle w:val="NormalTok"/>
+        </w:rPr>
+        <w:t xml:space="preserve"> </w:t>
+      </w:r>
+      <w:r>
+        <w:rPr>
+          <w:rStyle w:val="VariableTok"/>
+        </w:rPr>
+        <w:t xml:space="preserve">GEN_SPEED=</w:t>
+      </w:r>
+      <w:r>
+        <w:rPr>
+          <w:rStyle w:val="StringTok"/>
+        </w:rPr>
+        <w:t xml:space="preserve">"0.00"</w:t>
+      </w:r>
+      <w:r>
+        <w:br/>
+      </w:r>
+      <w:r>
+        <w:rPr>
+          <w:rStyle w:val="NormalTok"/>
+        </w:rPr>
+        <w:t xml:space="preserve">    </w:t>
+      </w:r>
+      <w:r>
+        <w:rPr>
+          <w:rStyle w:val="VariableTok"/>
+        </w:rPr>
+        <w:t xml:space="preserve">SAFE_PROMPT=</w:t>
+      </w:r>
+      <w:r>
+        <w:rPr>
+          <w:rStyle w:val="StringTok"/>
+        </w:rPr>
+        <w:t xml:space="preserve">"</w:t>
+      </w:r>
+      <w:r>
+        <w:rPr>
+          <w:rStyle w:val="VariableTok"/>
+        </w:rPr>
+        <w:t xml:space="preserve">${PROMPT//</w:t>
+      </w:r>
+      <w:r>
+        <w:rPr>
+          <w:rStyle w:val="DataTypeTok"/>
+        </w:rPr>
+        <w:t xml:space="preserve">\"</w:t>
+      </w:r>
+      <w:r>
+        <w:rPr>
+          <w:rStyle w:val="VariableTok"/>
+        </w:rPr>
+        <w:t xml:space="preserve">/</w:t>
+      </w:r>
+      <w:r>
+        <w:rPr>
+          <w:rStyle w:val="DataTypeTok"/>
+        </w:rPr>
+        <w:t xml:space="preserve">\"\"</w:t>
+      </w:r>
+      <w:r>
+        <w:rPr>
+          <w:rStyle w:val="VariableTok"/>
+        </w:rPr>
+        <w:t xml:space="preserve">}</w:t>
+      </w:r>
+      <w:r>
+        <w:rPr>
+          <w:rStyle w:val="StringTok"/>
+        </w:rPr>
+        <w:t xml:space="preserve">"</w:t>
+      </w:r>
+      <w:r>
+        <w:rPr>
+          <w:rStyle w:val="NormalTok"/>
+        </w:rPr>
+        <w:t xml:space="preserve">; </w:t>
+      </w:r>
+      <w:r>
+        <w:rPr>
+          <w:rStyle w:val="VariableTok"/>
+        </w:rPr>
+        <w:t xml:space="preserve">SAFE_ANSWER=</w:t>
+      </w:r>
+      <w:r>
+        <w:rPr>
+          <w:rStyle w:val="StringTok"/>
+        </w:rPr>
+        <w:t xml:space="preserve">"</w:t>
+      </w:r>
+      <w:r>
+        <w:rPr>
+          <w:rStyle w:val="VariableTok"/>
+        </w:rPr>
+        <w:t xml:space="preserve">${ANSWER//</w:t>
+      </w:r>
+      <w:r>
+        <w:rPr>
+          <w:rStyle w:val="DataTypeTok"/>
+        </w:rPr>
+        <w:t xml:space="preserve">\"</w:t>
+      </w:r>
+      <w:r>
+        <w:rPr>
+          <w:rStyle w:val="VariableTok"/>
+        </w:rPr>
+        <w:t xml:space="preserve">/</w:t>
+      </w:r>
+      <w:r>
+        <w:rPr>
+          <w:rStyle w:val="DataTypeTok"/>
+        </w:rPr>
+        <w:t xml:space="preserve">\"\"</w:t>
+      </w:r>
+      <w:r>
+        <w:rPr>
+          <w:rStyle w:val="VariableTok"/>
+        </w:rPr>
+        <w:t xml:space="preserve">}</w:t>
+      </w:r>
+      <w:r>
+        <w:rPr>
+          <w:rStyle w:val="StringTok"/>
+        </w:rPr>
+        <w:t xml:space="preserve">"</w:t>
+      </w:r>
+      <w:r>
+        <w:br/>
+      </w:r>
+      <w:r>
+        <w:br/>
+      </w:r>
+      <w:r>
+        <w:rPr>
+          <w:rStyle w:val="NormalTok"/>
+        </w:rPr>
+        <w:t xml:space="preserve">    </w:t>
+      </w:r>
+      <w:r>
+        <w:rPr>
+          <w:rStyle w:val="BuiltInTok"/>
+        </w:rPr>
+        <w:t xml:space="preserve">echo</w:t>
+      </w:r>
+      <w:r>
+        <w:rPr>
+          <w:rStyle w:val="NormalTok"/>
+        </w:rPr>
+        <w:t xml:space="preserve"> </w:t>
+      </w:r>
+      <w:r>
+        <w:rPr>
+          <w:rStyle w:val="StringTok"/>
+        </w:rPr>
+        <w:t xml:space="preserve">"</w:t>
+      </w:r>
+      <w:r>
+        <w:rPr>
+          <w:rStyle w:val="VariableTok"/>
+        </w:rPr>
+        <w:t xml:space="preserve">$CURRENT_TIME</w:t>
+      </w:r>
+      <w:r>
+        <w:rPr>
+          <w:rStyle w:val="StringTok"/>
+        </w:rPr>
+        <w:t xml:space="preserve">,</w:t>
+      </w:r>
+      <w:r>
+        <w:rPr>
+          <w:rStyle w:val="VariableTok"/>
+        </w:rPr>
+        <w:t xml:space="preserve">$NAME</w:t>
+      </w:r>
+      <w:r>
+        <w:rPr>
+          <w:rStyle w:val="StringTok"/>
+        </w:rPr>
+        <w:t xml:space="preserve">,</w:t>
+      </w:r>
+      <w:r>
+        <w:rPr>
+          <w:rStyle w:val="VariableTok"/>
+        </w:rPr>
+        <w:t xml:space="preserve">$TOTAL_TIME</w:t>
+      </w:r>
+      <w:r>
+        <w:rPr>
+          <w:rStyle w:val="StringTok"/>
+        </w:rPr>
+        <w:t xml:space="preserve">,</w:t>
+      </w:r>
+      <w:r>
+        <w:rPr>
+          <w:rStyle w:val="VariableTok"/>
+        </w:rPr>
+        <w:t xml:space="preserve">$PROMPT_SPEED</w:t>
+      </w:r>
+      <w:r>
+        <w:rPr>
+          <w:rStyle w:val="StringTok"/>
+        </w:rPr>
+        <w:t xml:space="preserve">,</w:t>
+      </w:r>
+      <w:r>
+        <w:rPr>
+          <w:rStyle w:val="VariableTok"/>
+        </w:rPr>
+        <w:t xml:space="preserve">$GEN_SPEED</w:t>
+      </w:r>
+      <w:r>
+        <w:rPr>
+          <w:rStyle w:val="StringTok"/>
+        </w:rPr>
+        <w:t xml:space="preserve">,</w:t>
+      </w:r>
+      <w:r>
+        <w:rPr>
+          <w:rStyle w:val="VariableTok"/>
+        </w:rPr>
+        <w:t xml:space="preserve">$FREE_RAM_MB</w:t>
+      </w:r>
+      <w:r>
+        <w:rPr>
+          <w:rStyle w:val="StringTok"/>
+        </w:rPr>
+        <w:t xml:space="preserve">,</w:t>
+      </w:r>
+      <w:r>
+        <w:rPr>
+          <w:rStyle w:val="VariableTok"/>
+        </w:rPr>
+        <w:t xml:space="preserve">$RAM_USED_MB</w:t>
+      </w:r>
+      <w:r>
+        <w:rPr>
+          <w:rStyle w:val="StringTok"/>
+        </w:rPr>
+        <w:t xml:space="preserve">,</w:t>
+      </w:r>
+      <w:r>
+        <w:rPr>
+          <w:rStyle w:val="VariableTok"/>
+        </w:rPr>
+        <w:t xml:space="preserve">$PEAK_CPU</w:t>
+      </w:r>
+      <w:r>
+        <w:rPr>
+          <w:rStyle w:val="StringTok"/>
+        </w:rPr>
+        <w:t xml:space="preserve">,</w:t>
+      </w:r>
+      <w:r>
+        <w:rPr>
+          <w:rStyle w:val="DataTypeTok"/>
+        </w:rPr>
+        <w:t xml:space="preserve">\"</w:t>
+      </w:r>
+      <w:r>
+        <w:rPr>
+          <w:rStyle w:val="VariableTok"/>
+        </w:rPr>
+        <w:t xml:space="preserve">$SAFE_PROMPT</w:t>
+      </w:r>
+      <w:r>
+        <w:rPr>
+          <w:rStyle w:val="DataTypeTok"/>
+        </w:rPr>
+        <w:t xml:space="preserve">\"</w:t>
+      </w:r>
+      <w:r>
+        <w:rPr>
+          <w:rStyle w:val="StringTok"/>
+        </w:rPr>
+        <w:t xml:space="preserve">,</w:t>
+      </w:r>
+      <w:r>
+        <w:rPr>
+          <w:rStyle w:val="DataTypeTok"/>
+        </w:rPr>
+        <w:t xml:space="preserve">\"</w:t>
+      </w:r>
+      <w:r>
+        <w:rPr>
+          <w:rStyle w:val="VariableTok"/>
+        </w:rPr>
+        <w:t xml:space="preserve">$SAFE_ANSWER</w:t>
+      </w:r>
+      <w:r>
+        <w:rPr>
+          <w:rStyle w:val="DataTypeTok"/>
+        </w:rPr>
+        <w:t xml:space="preserve">\"</w:t>
+      </w:r>
+      <w:r>
+        <w:rPr>
+          <w:rStyle w:val="StringTok"/>
+        </w:rPr>
+        <w:t xml:space="preserve">"</w:t>
+      </w:r>
+      <w:r>
+        <w:rPr>
+          <w:rStyle w:val="NormalTok"/>
+        </w:rPr>
+        <w:t xml:space="preserve"> </w:t>
+      </w:r>
+      <w:r>
+        <w:rPr>
+          <w:rStyle w:val="OperatorTok"/>
+        </w:rPr>
+        <w:t xml:space="preserve">&gt;&gt;</w:t>
+      </w:r>
+      <w:r>
+        <w:rPr>
+          <w:rStyle w:val="NormalTok"/>
+        </w:rPr>
+        <w:t xml:space="preserve"> </w:t>
+      </w:r>
+      <w:r>
+        <w:rPr>
+          <w:rStyle w:val="StringTok"/>
+        </w:rPr>
+        <w:t xml:space="preserve">"</w:t>
+      </w:r>
+      <w:r>
+        <w:rPr>
+          <w:rStyle w:val="VariableTok"/>
+        </w:rPr>
+        <w:t xml:space="preserve">$CSV_FILE</w:t>
+      </w:r>
+      <w:r>
+        <w:rPr>
+          <w:rStyle w:val="StringTok"/>
+        </w:rPr>
+        <w:t xml:space="preserve">"</w:t>
+      </w:r>
+      <w:r>
+        <w:br/>
+      </w:r>
+      <w:r>
+        <w:br/>
+      </w:r>
+      <w:r>
+        <w:rPr>
+          <w:rStyle w:val="NormalTok"/>
+        </w:rPr>
+        <w:t xml:space="preserve">    </w:t>
+      </w:r>
+      <w:r>
+        <w:rPr>
+          <w:rStyle w:val="KeywordTok"/>
+        </w:rPr>
+        <w:t xml:space="preserve">if</w:t>
+      </w:r>
+      <w:r>
+        <w:rPr>
+          <w:rStyle w:val="BuiltInTok"/>
+        </w:rPr>
+        <w:t xml:space="preserve"> [</w:t>
+      </w:r>
+      <w:r>
+        <w:rPr>
+          <w:rStyle w:val="NormalTok"/>
+        </w:rPr>
+        <w:t xml:space="preserve"> </w:t>
+      </w:r>
+      <w:r>
+        <w:rPr>
+          <w:rStyle w:val="VariableTok"/>
+        </w:rPr>
+        <w:t xml:space="preserve">$((</w:t>
+      </w:r>
+      <w:r>
+        <w:rPr>
+          <w:rStyle w:val="NormalTok"/>
+        </w:rPr>
+        <w:t xml:space="preserve">i+1</w:t>
+      </w:r>
+      <w:r>
+        <w:rPr>
+          <w:rStyle w:val="VariableTok"/>
+        </w:rPr>
+        <w:t xml:space="preserve">))</w:t>
+      </w:r>
+      <w:r>
+        <w:rPr>
+          <w:rStyle w:val="NormalTok"/>
+        </w:rPr>
+        <w:t xml:space="preserve"> </w:t>
+      </w:r>
+      <w:r>
+        <w:rPr>
+          <w:rStyle w:val="OtherTok"/>
+        </w:rPr>
+        <w:t xml:space="preserve">-lt</w:t>
+      </w:r>
+      <w:r>
+        <w:rPr>
+          <w:rStyle w:val="NormalTok"/>
+        </w:rPr>
+        <w:t xml:space="preserve"> </w:t>
+      </w:r>
+      <w:r>
+        <w:rPr>
+          <w:rStyle w:val="VariableTok"/>
+        </w:rPr>
+        <w:t xml:space="preserve">$TOTAL_MODELS</w:t>
+      </w:r>
+      <w:r>
+        <w:rPr>
+          <w:rStyle w:val="BuiltInTok"/>
+        </w:rPr>
+        <w:t xml:space="preserve"> ]</w:t>
+      </w:r>
+      <w:r>
+        <w:rPr>
+          <w:rStyle w:val="NormalTok"/>
+        </w:rPr>
+        <w:t xml:space="preserve">; </w:t>
+      </w:r>
+      <w:r>
+        <w:rPr>
+          <w:rStyle w:val="KeywordTok"/>
+        </w:rPr>
+        <w:t xml:space="preserve">then</w:t>
+      </w:r>
+      <w:r>
+        <w:br/>
+      </w:r>
+      <w:r>
+        <w:rPr>
+          <w:rStyle w:val="NormalTok"/>
+        </w:rPr>
+        <w:t xml:space="preserve">        </w:t>
+      </w:r>
+      <w:r>
+        <w:rPr>
+          <w:rStyle w:val="BuiltInTok"/>
+        </w:rPr>
+        <w:t xml:space="preserve">read</w:t>
+      </w:r>
+      <w:r>
+        <w:rPr>
+          <w:rStyle w:val="NormalTok"/>
+        </w:rPr>
+        <w:t xml:space="preserve"> -p </w:t>
+      </w:r>
+      <w:r>
+        <w:rPr>
+          <w:rStyle w:val="StringTok"/>
+        </w:rPr>
+        <w:t xml:space="preserve">"Press [ENTER] to continue to next model..."</w:t>
+      </w:r>
+      <w:r>
+        <w:br/>
+      </w:r>
+      <w:r>
+        <w:rPr>
+          <w:rStyle w:val="NormalTok"/>
+        </w:rPr>
+        <w:t xml:space="preserve">    </w:t>
+      </w:r>
+      <w:r>
+        <w:rPr>
+          <w:rStyle w:val="KeywordTok"/>
+        </w:rPr>
+        <w:t xml:space="preserve">fi</w:t>
+      </w:r>
+      <w:r>
+        <w:br/>
+      </w:r>
+      <w:r>
+        <w:rPr>
+          <w:rStyle w:val="KeywordTok"/>
+        </w:rPr>
+        <w:t xml:space="preserve">done</w:t>
+      </w:r>
+    </w:p>
+    <w:p>
+      <w:pPr>
+        <w:pStyle w:val="Heading2"/>
+      </w:pPr>
+      <w:bookmarkStart w:id="92" w:name="X446cbdad62534d5817ef28ab1a3c4ef45dc269a"/>
+      <w:r>
+        <w:t xml:space="preserve">Lampiran B — Skrip Persiapan Model di PC (</w:t>
+      </w:r>
+      <w:r>
+        <w:rPr>
+          <w:rStyle w:val="VerbatimChar"/>
+        </w:rPr>
+        <w:t xml:space="preserve">quantize_pc.sh</w:t>
+      </w:r>
+      <w:r>
+        <w:t xml:space="preserve">)</w:t>
+      </w:r>
+      <w:bookmarkEnd w:id="92"/>
+    </w:p>
+    <w:p>
+      <w:pPr>
+        <w:pStyle w:val="FirstParagraph"/>
+      </w:pPr>
+      <w:r>
+        <w:t xml:space="preserve">Berkas</w:t>
+      </w:r>
+      <w:r>
+        <w:t xml:space="preserve"> </w:t>
+      </w:r>
+      <w:r>
+        <w:rPr>
+          <w:rStyle w:val="VerbatimChar"/>
+        </w:rPr>
+        <w:t xml:space="preserve">.gguf</w:t>
+      </w:r>
+      <w:r>
+        <w:t xml:space="preserve"> </w:t>
+      </w:r>
+      <w:r>
+        <w:t xml:space="preserve">yang dieksekusi di Lampiran A disiapkan terlebih dahulu pada PC dengan WSL2 Ubuntu dan GPU NVIDIA RTX 3060. Tahapan persiapan model—mulai dari mengunduh bobot HuggingFace, konversi</w:t>
+      </w:r>
+      <w:r>
+        <w:t xml:space="preserve"> </w:t>
+      </w:r>
+      <w:r>
+        <w:rPr>
+          <w:rStyle w:val="VerbatimChar"/>
+        </w:rPr>
+        <w:t xml:space="preserve">.safetensors</w:t>
+      </w:r>
+      <w:r>
+        <w:t xml:space="preserve"> </w:t>
+      </w:r>
+      <w:r>
+        <w:t xml:space="preserve">ke</w:t>
+      </w:r>
+      <w:r>
+        <w:t xml:space="preserve"> </w:t>
+      </w:r>
+      <w:r>
+        <w:rPr>
+          <w:rStyle w:val="VerbatimChar"/>
+        </w:rPr>
+        <w:t xml:space="preserve">F16.gguf</w:t>
+      </w:r>
+      <w:r>
+        <w:t xml:space="preserve">, hingga kuantisasi ke Q3/Q4/Q5_K_M—dirinci pada skrip</w:t>
+      </w:r>
+      <w:r>
+        <w:t xml:space="preserve"> </w:t>
+      </w:r>
+      <w:r>
+        <w:rPr>
+          <w:rStyle w:val="VerbatimChar"/>
+        </w:rPr>
+        <w:t xml:space="preserve">docs/scripts/quantize_pc.sh</w:t>
+      </w:r>
+      <w:r>
+        <w:t xml:space="preserve">. Ringkasan langkahnya adalah sebagai berikut.</w:t>
+      </w:r>
+    </w:p>
+    <w:p>
+      <w:pPr>
+        <w:pStyle w:val="SourceCode"/>
+      </w:pPr>
+      <w:r>
+        <w:rPr>
+          <w:rStyle w:val="CommentTok"/>
+        </w:rPr>
+        <w:t xml:space="preserve"># 1) Persiapan WSL Ubuntu + toolchain</w:t>
+      </w:r>
+      <w:r>
+        <w:br/>
+      </w:r>
+      <w:r>
+        <w:rPr>
+          <w:rStyle w:val="FunctionTok"/>
+        </w:rPr>
+        <w:t xml:space="preserve">sudo</w:t>
+      </w:r>
+      <w:r>
+        <w:rPr>
+          <w:rStyle w:val="NormalTok"/>
+        </w:rPr>
+        <w:t xml:space="preserve"> apt update </w:t>
+      </w:r>
+      <w:r>
+        <w:rPr>
+          <w:rStyle w:val="KeywordTok"/>
+        </w:rPr>
+        <w:t xml:space="preserve">&amp;&amp;</w:t>
+      </w:r>
+      <w:r>
+        <w:rPr>
+          <w:rStyle w:val="NormalTok"/>
+        </w:rPr>
+        <w:t xml:space="preserve"> </w:t>
+      </w:r>
+      <w:r>
+        <w:rPr>
+          <w:rStyle w:val="FunctionTok"/>
+        </w:rPr>
+        <w:t xml:space="preserve">sudo</w:t>
+      </w:r>
+      <w:r>
+        <w:rPr>
+          <w:rStyle w:val="NormalTok"/>
+        </w:rPr>
+        <w:t xml:space="preserve"> apt upgrade -y</w:t>
+      </w:r>
+      <w:r>
+        <w:br/>
+      </w:r>
+      <w:r>
+        <w:rPr>
+          <w:rStyle w:val="FunctionTok"/>
+        </w:rPr>
+        <w:t xml:space="preserve">sudo</w:t>
+      </w:r>
+      <w:r>
+        <w:rPr>
+          <w:rStyle w:val="NormalTok"/>
+        </w:rPr>
+        <w:t xml:space="preserve"> apt install -y build-essential git python3-pip python3-venv cmake </w:t>
+      </w:r>
+      <w:r>
+        <w:rPr>
+          <w:rStyle w:val="KeywordTok"/>
+        </w:rPr>
+        <w:t xml:space="preserve">\</w:t>
+      </w:r>
+      <w:r>
+        <w:br/>
+      </w:r>
+      <w:r>
+        <w:rPr>
+          <w:rStyle w:val="NormalTok"/>
+        </w:rPr>
+        <w:t xml:space="preserve">                    </w:t>
+      </w:r>
+      <w:r>
+        <w:rPr>
+          <w:rStyle w:val="ExtensionTok"/>
+        </w:rPr>
+        <w:t xml:space="preserve">nvidia-cuda-toolkit</w:t>
+      </w:r>
+      <w:r>
+        <w:br/>
+      </w:r>
+      <w:r>
+        <w:br/>
+      </w:r>
+      <w:r>
+        <w:rPr>
+          <w:rStyle w:val="CommentTok"/>
+        </w:rPr>
+        <w:t xml:space="preserve"># 2) Clone llama.cpp + virtualenv Python</w:t>
+      </w:r>
+      <w:r>
+        <w:br/>
+      </w:r>
+      <w:r>
+        <w:rPr>
+          <w:rStyle w:val="FunctionTok"/>
+        </w:rPr>
+        <w:t xml:space="preserve">git</w:t>
+      </w:r>
+      <w:r>
+        <w:rPr>
+          <w:rStyle w:val="NormalTok"/>
+        </w:rPr>
+        <w:t xml:space="preserve"> clone https://github.com/ggerganov/llama.cpp </w:t>
+      </w:r>
+      <w:r>
+        <w:rPr>
+          <w:rStyle w:val="KeywordTok"/>
+        </w:rPr>
+        <w:t xml:space="preserve">&amp;&amp;</w:t>
+      </w:r>
+      <w:r>
+        <w:rPr>
+          <w:rStyle w:val="NormalTok"/>
+        </w:rPr>
+        <w:t xml:space="preserve"> </w:t>
+      </w:r>
+      <w:r>
+        <w:rPr>
+          <w:rStyle w:val="BuiltInTok"/>
+        </w:rPr>
+        <w:t xml:space="preserve">cd</w:t>
+      </w:r>
+      <w:r>
+        <w:rPr>
+          <w:rStyle w:val="NormalTok"/>
+        </w:rPr>
+        <w:t xml:space="preserve"> llama.cpp</w:t>
+      </w:r>
+      <w:r>
+        <w:br/>
+      </w:r>
+      <w:r>
+        <w:rPr>
+          <w:rStyle w:val="ExtensionTok"/>
+        </w:rPr>
+        <w:t xml:space="preserve">python3</w:t>
+      </w:r>
+      <w:r>
+        <w:rPr>
+          <w:rStyle w:val="NormalTok"/>
+        </w:rPr>
+        <w:t xml:space="preserve"> -m venv venv </w:t>
+      </w:r>
+      <w:r>
+        <w:rPr>
+          <w:rStyle w:val="KeywordTok"/>
+        </w:rPr>
+        <w:t xml:space="preserve">&amp;&amp;</w:t>
+      </w:r>
+      <w:r>
+        <w:rPr>
+          <w:rStyle w:val="NormalTok"/>
+        </w:rPr>
+        <w:t xml:space="preserve"> </w:t>
+      </w:r>
+      <w:r>
+        <w:rPr>
+          <w:rStyle w:val="BuiltInTok"/>
+        </w:rPr>
+        <w:t xml:space="preserve">source</w:t>
+      </w:r>
+      <w:r>
+        <w:rPr>
+          <w:rStyle w:val="NormalTok"/>
+        </w:rPr>
+        <w:t xml:space="preserve"> venv/bin/activate</w:t>
+      </w:r>
+      <w:r>
+        <w:br/>
+      </w:r>
+      <w:r>
+        <w:rPr>
+          <w:rStyle w:val="ExtensionTok"/>
+        </w:rPr>
+        <w:t xml:space="preserve">pip</w:t>
+      </w:r>
+      <w:r>
+        <w:rPr>
+          <w:rStyle w:val="NormalTok"/>
+        </w:rPr>
+        <w:t xml:space="preserve"> install -r requirements.txt </w:t>
+      </w:r>
+      <w:r>
+        <w:rPr>
+          <w:rStyle w:val="KeywordTok"/>
+        </w:rPr>
+        <w:t xml:space="preserve">&amp;&amp;</w:t>
+      </w:r>
+      <w:r>
+        <w:rPr>
+          <w:rStyle w:val="NormalTok"/>
+        </w:rPr>
+        <w:t xml:space="preserve"> </w:t>
+      </w:r>
+      <w:r>
+        <w:rPr>
+          <w:rStyle w:val="ExtensionTok"/>
+        </w:rPr>
+        <w:t xml:space="preserve">pip</w:t>
+      </w:r>
+      <w:r>
+        <w:rPr>
+          <w:rStyle w:val="NormalTok"/>
+        </w:rPr>
+        <w:t xml:space="preserve"> install huggingface_hub</w:t>
+      </w:r>
+      <w:r>
+        <w:br/>
+      </w:r>
+      <w:r>
+        <w:br/>
+      </w:r>
+      <w:r>
+        <w:rPr>
+          <w:rStyle w:val="CommentTok"/>
+        </w:rPr>
+        <w:t xml:space="preserve"># 3) Build llama.cpp dengan akselerasi CUDA (RTX 3060)</w:t>
+      </w:r>
+      <w:r>
+        <w:br/>
+      </w:r>
+      <w:r>
+        <w:rPr>
+          <w:rStyle w:val="FunctionTok"/>
+        </w:rPr>
+        <w:t xml:space="preserve">cmake</w:t>
+      </w:r>
+      <w:r>
+        <w:rPr>
+          <w:rStyle w:val="NormalTok"/>
+        </w:rPr>
+        <w:t xml:space="preserve"> -B build -DGGML_CUDA=ON</w:t>
+      </w:r>
+      <w:r>
+        <w:br/>
+      </w:r>
+      <w:r>
+        <w:rPr>
+          <w:rStyle w:val="FunctionTok"/>
+        </w:rPr>
+        <w:t xml:space="preserve">cmake</w:t>
+      </w:r>
+      <w:r>
+        <w:rPr>
+          <w:rStyle w:val="NormalTok"/>
+        </w:rPr>
+        <w:t xml:space="preserve"> --build build --config Release -j 4</w:t>
+      </w:r>
+      <w:r>
+        <w:br/>
+      </w:r>
+      <w:r>
+        <w:br/>
+      </w:r>
+      <w:r>
+        <w:rPr>
+          <w:rStyle w:val="CommentTok"/>
+        </w:rPr>
+        <w:t xml:space="preserve"># 4) Unduh bobot model dari HuggingFace dan konversi ke F16.gguf</w:t>
+      </w:r>
+      <w:r>
+        <w:br/>
+      </w:r>
+      <w:r>
+        <w:rPr>
+          <w:rStyle w:val="ExtensionTok"/>
+        </w:rPr>
+        <w:t xml:space="preserve">huggingface-cli</w:t>
+      </w:r>
+      <w:r>
+        <w:rPr>
+          <w:rStyle w:val="NormalTok"/>
+        </w:rPr>
+        <w:t xml:space="preserve"> download Qwen/Qwen3.5-2B </w:t>
+      </w:r>
+      <w:r>
+        <w:rPr>
+          <w:rStyle w:val="KeywordTok"/>
+        </w:rPr>
+        <w:t xml:space="preserve">\</w:t>
+      </w:r>
+      <w:r>
+        <w:br/>
+      </w:r>
+      <w:r>
+        <w:rPr>
+          <w:rStyle w:val="NormalTok"/>
+        </w:rPr>
+        <w:t xml:space="preserve">    </w:t>
+      </w:r>
+      <w:r>
+        <w:rPr>
+          <w:rStyle w:val="ExtensionTok"/>
+        </w:rPr>
+        <w:t xml:space="preserve">--local-dir</w:t>
+      </w:r>
+      <w:r>
+        <w:rPr>
+          <w:rStyle w:val="NormalTok"/>
+        </w:rPr>
+        <w:t xml:space="preserve"> ./models/Qwen3.5-2B --local-dir-use-symlinks False</w:t>
+      </w:r>
+      <w:r>
+        <w:br/>
+      </w:r>
+      <w:r>
+        <w:rPr>
+          <w:rStyle w:val="ExtensionTok"/>
+        </w:rPr>
+        <w:t xml:space="preserve">python3</w:t>
+      </w:r>
+      <w:r>
+        <w:rPr>
+          <w:rStyle w:val="NormalTok"/>
+        </w:rPr>
+        <w:t xml:space="preserve"> convert_hf_to_gguf.py ./models/Qwen3.5-2B </w:t>
+      </w:r>
+      <w:r>
+        <w:rPr>
+          <w:rStyle w:val="KeywordTok"/>
+        </w:rPr>
+        <w:t xml:space="preserve">\</w:t>
+      </w:r>
+      <w:r>
+        <w:br/>
+      </w:r>
+      <w:r>
+        <w:rPr>
+          <w:rStyle w:val="NormalTok"/>
+        </w:rPr>
+        <w:t xml:space="preserve">    </w:t>
+      </w:r>
+      <w:r>
+        <w:rPr>
+          <w:rStyle w:val="ExtensionTok"/>
+        </w:rPr>
+        <w:t xml:space="preserve">--outtype</w:t>
+      </w:r>
+      <w:r>
+        <w:rPr>
+          <w:rStyle w:val="NormalTok"/>
+        </w:rPr>
+        <w:t xml:space="preserve"> f16 </w:t>
+      </w:r>
+      <w:r>
+        <w:rPr>
+          <w:rStyle w:val="KeywordTok"/>
+        </w:rPr>
+        <w:t xml:space="preserve">\</w:t>
+      </w:r>
+      <w:r>
+        <w:br/>
+      </w:r>
+      <w:r>
+        <w:rPr>
+          <w:rStyle w:val="NormalTok"/>
+        </w:rPr>
+        <w:t xml:space="preserve">    </w:t>
+      </w:r>
+      <w:r>
+        <w:rPr>
+          <w:rStyle w:val="ExtensionTok"/>
+        </w:rPr>
+        <w:t xml:space="preserve">--outfile</w:t>
+      </w:r>
+      <w:r>
+        <w:rPr>
+          <w:rStyle w:val="NormalTok"/>
+        </w:rPr>
+        <w:t xml:space="preserve"> ./models/Qwen3.5-2B/Qwen3.5-2B-F16.gguf</w:t>
+      </w:r>
+      <w:r>
+        <w:br/>
+      </w:r>
+      <w:r>
+        <w:br/>
+      </w:r>
+      <w:r>
+        <w:rPr>
+          <w:rStyle w:val="CommentTok"/>
+        </w:rPr>
+        <w:t xml:space="preserve"># 5) Kuantisasi F16.gguf -&gt; Q3/Q4/Q5_K_M.gguf</w:t>
+      </w:r>
+      <w:r>
+        <w:br/>
+      </w:r>
+      <w:r>
+        <w:rPr>
+          <w:rStyle w:val="KeywordTok"/>
+        </w:rPr>
+        <w:t xml:space="preserve">for</w:t>
+      </w:r>
+      <w:r>
+        <w:rPr>
+          <w:rStyle w:val="NormalTok"/>
+        </w:rPr>
+        <w:t xml:space="preserve"> </w:t>
+      </w:r>
+      <w:r>
+        <w:rPr>
+          <w:rStyle w:val="ExtensionTok"/>
+        </w:rPr>
+        <w:t xml:space="preserve">V</w:t>
+      </w:r>
+      <w:r>
+        <w:rPr>
+          <w:rStyle w:val="NormalTok"/>
+        </w:rPr>
+        <w:t xml:space="preserve"> in Q3_K_M Q4_K_M Q5_K_M</w:t>
+      </w:r>
+      <w:r>
+        <w:rPr>
+          <w:rStyle w:val="KeywordTok"/>
+        </w:rPr>
+        <w:t xml:space="preserve">;</w:t>
+      </w:r>
+      <w:r>
+        <w:rPr>
+          <w:rStyle w:val="NormalTok"/>
+        </w:rPr>
+        <w:t xml:space="preserve"> </w:t>
+      </w:r>
+      <w:r>
+        <w:rPr>
+          <w:rStyle w:val="KeywordTok"/>
+        </w:rPr>
+        <w:t xml:space="preserve">do</w:t>
+      </w:r>
+      <w:r>
+        <w:br/>
+      </w:r>
+      <w:r>
+        <w:rPr>
+          <w:rStyle w:val="NormalTok"/>
+        </w:rPr>
+        <w:t xml:space="preserve">  </w:t>
+      </w:r>
+      <w:r>
+        <w:rPr>
+          <w:rStyle w:val="ExtensionTok"/>
+        </w:rPr>
+        <w:t xml:space="preserve">./build/bin/llama-quantize</w:t>
+      </w:r>
+      <w:r>
+        <w:rPr>
+          <w:rStyle w:val="NormalTok"/>
+        </w:rPr>
+        <w:t xml:space="preserve"> </w:t>
+      </w:r>
+      <w:r>
+        <w:rPr>
+          <w:rStyle w:val="KeywordTok"/>
+        </w:rPr>
+        <w:t xml:space="preserve">\</w:t>
+      </w:r>
+      <w:r>
+        <w:br/>
+      </w:r>
+      <w:r>
+        <w:rPr>
+          <w:rStyle w:val="NormalTok"/>
+        </w:rPr>
+        <w:t xml:space="preserve">      </w:t>
+      </w:r>
+      <w:r>
+        <w:rPr>
+          <w:rStyle w:val="ExtensionTok"/>
+        </w:rPr>
+        <w:t xml:space="preserve">./models/Qwen3.5-2B/Qwen3.5-2B-F16.gguf</w:t>
+      </w:r>
+      <w:r>
+        <w:rPr>
+          <w:rStyle w:val="NormalTok"/>
+        </w:rPr>
+        <w:t xml:space="preserve"> </w:t>
+      </w:r>
+      <w:r>
+        <w:rPr>
+          <w:rStyle w:val="KeywordTok"/>
+        </w:rPr>
+        <w:t xml:space="preserve">\</w:t>
+      </w:r>
+      <w:r>
+        <w:br/>
+      </w:r>
+      <w:r>
+        <w:rPr>
+          <w:rStyle w:val="NormalTok"/>
+        </w:rPr>
+        <w:t xml:space="preserve">      </w:t>
+      </w:r>
+      <w:r>
+        <w:rPr>
+          <w:rStyle w:val="ExtensionTok"/>
+        </w:rPr>
+        <w:t xml:space="preserve">./models/Qwen3.5-2B/Qwen3.5-2B-</w:t>
+      </w:r>
+      <w:r>
+        <w:rPr>
+          <w:rStyle w:val="VariableTok"/>
+        </w:rPr>
+        <w:t xml:space="preserve">${V}</w:t>
+      </w:r>
+      <w:r>
+        <w:rPr>
+          <w:rStyle w:val="ExtensionTok"/>
+        </w:rPr>
+        <w:t xml:space="preserve">.gguf</w:t>
+      </w:r>
+      <w:r>
+        <w:rPr>
+          <w:rStyle w:val="NormalTok"/>
+        </w:rPr>
+        <w:t xml:space="preserve"> </w:t>
+      </w:r>
+      <w:r>
+        <w:rPr>
+          <w:rStyle w:val="StringTok"/>
+        </w:rPr>
+        <w:t xml:space="preserve">"</w:t>
+      </w:r>
+      <w:r>
+        <w:rPr>
+          <w:rStyle w:val="VariableTok"/>
+        </w:rPr>
+        <w:t xml:space="preserve">$V</w:t>
+      </w:r>
+      <w:r>
+        <w:rPr>
+          <w:rStyle w:val="StringTok"/>
+        </w:rPr>
+        <w:t xml:space="preserve">"</w:t>
+      </w:r>
+      <w:r>
+        <w:br/>
+      </w:r>
+      <w:r>
+        <w:rPr>
+          <w:rStyle w:val="KeywordTok"/>
+        </w:rPr>
+        <w:t xml:space="preserve">done</w:t>
+      </w:r>
+      <w:r>
+        <w:br/>
+      </w:r>
+      <w:r>
+        <w:br/>
+      </w:r>
+      <w:r>
+        <w:rPr>
+          <w:rStyle w:val="CommentTok"/>
+        </w:rPr>
+        <w:t xml:space="preserve"># 6) Unduh dataset WikiText-2 untuk evaluasi Perplexity (Tabel 4.3)</w:t>
+      </w:r>
+      <w:r>
+        <w:br/>
+      </w:r>
+      <w:r>
+        <w:rPr>
+          <w:rStyle w:val="FunctionTok"/>
+        </w:rPr>
+        <w:t xml:space="preserve">wget</w:t>
+      </w:r>
+      <w:r>
+        <w:rPr>
+          <w:rStyle w:val="NormalTok"/>
+        </w:rPr>
+        <w:t xml:space="preserve"> https://huggingface.co/datasets/ggml-org/ci/resolve/main/wikitext-2-raw-v1.zip</w:t>
+      </w:r>
+      <w:r>
+        <w:br/>
+      </w:r>
+      <w:r>
+        <w:rPr>
+          <w:rStyle w:val="FunctionTok"/>
+        </w:rPr>
+        <w:t xml:space="preserve">unzip</w:t>
+      </w:r>
+      <w:r>
+        <w:rPr>
+          <w:rStyle w:val="NormalTok"/>
+        </w:rPr>
+        <w:t xml:space="preserve"> wikitext-2-raw-v1.zip</w:t>
+      </w:r>
+      <w:r>
+        <w:br/>
+      </w:r>
+      <w:r>
+        <w:br/>
+      </w:r>
+      <w:r>
+        <w:rPr>
+          <w:rStyle w:val="CommentTok"/>
+        </w:rPr>
+        <w:t xml:space="preserve"># 7) Evaluasi Perplexity per varian</w:t>
+      </w:r>
+      <w:r>
+        <w:br/>
+      </w:r>
+      <w:r>
+        <w:rPr>
+          <w:rStyle w:val="KeywordTok"/>
+        </w:rPr>
+        <w:t xml:space="preserve">for</w:t>
+      </w:r>
+      <w:r>
+        <w:rPr>
+          <w:rStyle w:val="NormalTok"/>
+        </w:rPr>
+        <w:t xml:space="preserve"> </w:t>
+      </w:r>
+      <w:r>
+        <w:rPr>
+          <w:rStyle w:val="ExtensionTok"/>
+        </w:rPr>
+        <w:t xml:space="preserve">V</w:t>
+      </w:r>
+      <w:r>
+        <w:rPr>
+          <w:rStyle w:val="NormalTok"/>
+        </w:rPr>
+        <w:t xml:space="preserve"> in F16 Q3_K_M Q4_K_M Q5_K_M</w:t>
+      </w:r>
+      <w:r>
+        <w:rPr>
+          <w:rStyle w:val="KeywordTok"/>
+        </w:rPr>
+        <w:t xml:space="preserve">;</w:t>
+      </w:r>
+      <w:r>
+        <w:rPr>
+          <w:rStyle w:val="NormalTok"/>
+        </w:rPr>
+        <w:t xml:space="preserve"> </w:t>
+      </w:r>
+      <w:r>
+        <w:rPr>
+          <w:rStyle w:val="KeywordTok"/>
+        </w:rPr>
+        <w:t xml:space="preserve">do</w:t>
+      </w:r>
+      <w:r>
+        <w:br/>
+      </w:r>
+      <w:r>
+        <w:rPr>
+          <w:rStyle w:val="NormalTok"/>
+        </w:rPr>
+        <w:t xml:space="preserve">  </w:t>
+      </w:r>
+      <w:r>
+        <w:rPr>
+          <w:rStyle w:val="ExtensionTok"/>
+        </w:rPr>
+        <w:t xml:space="preserve">./build/bin/llama-perplexity</w:t>
+      </w:r>
+      <w:r>
+        <w:rPr>
+          <w:rStyle w:val="NormalTok"/>
+        </w:rPr>
+        <w:t xml:space="preserve"> </w:t>
+      </w:r>
+      <w:r>
+        <w:rPr>
+          <w:rStyle w:val="KeywordTok"/>
+        </w:rPr>
+        <w:t xml:space="preserve">\</w:t>
+      </w:r>
+      <w:r>
+        <w:br/>
+      </w:r>
+      <w:r>
+        <w:rPr>
+          <w:rStyle w:val="NormalTok"/>
+        </w:rPr>
+        <w:t xml:space="preserve">      </w:t>
+      </w:r>
+      <w:r>
+        <w:rPr>
+          <w:rStyle w:val="ExtensionTok"/>
+        </w:rPr>
+        <w:t xml:space="preserve">-m</w:t>
+      </w:r>
+      <w:r>
+        <w:rPr>
+          <w:rStyle w:val="NormalTok"/>
+        </w:rPr>
+        <w:t xml:space="preserve"> ./models/Qwen3.5-2B/Qwen3.5-2B-</w:t>
+      </w:r>
+      <w:r>
+        <w:rPr>
+          <w:rStyle w:val="VariableTok"/>
+        </w:rPr>
+        <w:t xml:space="preserve">${V}</w:t>
+      </w:r>
+      <w:r>
+        <w:rPr>
+          <w:rStyle w:val="NormalTok"/>
+        </w:rPr>
+        <w:t xml:space="preserve">.gguf </w:t>
+      </w:r>
+      <w:r>
+        <w:rPr>
+          <w:rStyle w:val="KeywordTok"/>
+        </w:rPr>
+        <w:t xml:space="preserve">\</w:t>
+      </w:r>
+      <w:r>
+        <w:br/>
+      </w:r>
+      <w:r>
+        <w:rPr>
+          <w:rStyle w:val="NormalTok"/>
+        </w:rPr>
+        <w:t xml:space="preserve">      </w:t>
+      </w:r>
+      <w:r>
+        <w:rPr>
+          <w:rStyle w:val="ExtensionTok"/>
+        </w:rPr>
+        <w:t xml:space="preserve">-f</w:t>
+      </w:r>
+      <w:r>
+        <w:rPr>
+          <w:rStyle w:val="NormalTok"/>
+        </w:rPr>
+        <w:t xml:space="preserve"> wikitext-2-raw/wiki.test.raw -c 512 -ngl 999</w:t>
+      </w:r>
+      <w:r>
+        <w:br/>
+      </w:r>
+      <w:r>
+        <w:rPr>
+          <w:rStyle w:val="KeywordTok"/>
+        </w:rPr>
+        <w:t xml:space="preserve">done</w:t>
+      </w:r>
+      <w:r>
+        <w:br/>
+      </w:r>
+      <w:r>
+        <w:br/>
+      </w:r>
+      <w:r>
+        <w:rPr>
+          <w:rStyle w:val="CommentTok"/>
+        </w:rPr>
+        <w:t xml:space="preserve"># 8) Transfer berkas .gguf ke perangkat Android (folder</w:t>
+      </w:r>
+      <w:r>
+        <w:br/>
+      </w:r>
+      <w:r>
+        <w:rPr>
+          <w:rStyle w:val="CommentTok"/>
+        </w:rPr>
+        <w:t xml:space="preserve">#    /storage/emulated/0/Download/SLM), lalu jalankan Lampiran A di Termux.</w:t>
+      </w:r>
+    </w:p>
+    <w:p>
+      <w:pPr>
+        <w:pStyle w:val="Heading2"/>
+      </w:pPr>
+      <w:bookmarkStart w:id="93" w:name="Xc87dffa55e83400c59c3898b198df6d7b908554"/>
+      <w:r>
+        <w:t xml:space="preserve">Lampiran C — Berkas Data dan Skrip Reproducibility</w:t>
+      </w:r>
+      <w:bookmarkEnd w:id="93"/>
+    </w:p>
+    <w:p>
+      <w:pPr>
+        <w:pStyle w:val="FirstParagraph"/>
+      </w:pPr>
+      <w:r>
+        <w:t xml:space="preserve">Seluruh berkas pendukung yang dirujuk pada bab Hasil dan Pembahasan diarsipkan pada repositori penelitian agar dapat direplikasi oleh penguji.</w:t>
+      </w:r>
+    </w:p>
+    <w:tbl>
+      <w:tblPr>
+        <w:tblStyle w:val="Table"/>
+        <w:tblW w:type="pct" w:w="5000.0"/>
+        <w:tblLook w:firstRow="1"/>
+      </w:tblPr>
+      <w:tblGrid>
+        <w:gridCol w:w="2640"/>
+        <w:gridCol w:w="2640"/>
+        <w:gridCol w:w="2640"/>
+      </w:tblGrid>
+      <w:tr>
+        <w:trPr>
+          <w:cnfStyle w:firstRow="1"/>
+        </w:trPr>
+        <w:tc>
+          <w:tcPr>
+            <w:tcBorders>
+              <w:bottom w:val="single"/>
+            </w:tcBorders>
+            <w:vAlign w:val="bottom"/>
+          </w:tcPr>
+          <w:p>
+            <w:pPr>
+              <w:pStyle w:val="Compact"/>
+              <w:jc w:val="left"/>
+            </w:pPr>
+            <w:r>
+              <w:t xml:space="preserve">Berkas</w:t>
+            </w:r>
+          </w:p>
+        </w:tc>
+        <w:tc>
+          <w:tcPr>
+            <w:tcBorders>
+              <w:bottom w:val="single"/>
+            </w:tcBorders>
+            <w:vAlign w:val="bottom"/>
+          </w:tcPr>
+          <w:p>
+            <w:pPr>
+              <w:pStyle w:val="Compact"/>
+              <w:jc w:val="left"/>
+            </w:pPr>
+            <w:r>
+              <w:t xml:space="preserve">Lokasi pada Repositori</w:t>
+            </w:r>
+          </w:p>
+        </w:tc>
+        <w:tc>
+          <w:tcPr>
+            <w:tcBorders>
+              <w:bottom w:val="single"/>
+            </w:tcBorders>
+            <w:vAlign w:val="bottom"/>
+          </w:tcPr>
+          <w:p>
+            <w:pPr>
+              <w:pStyle w:val="Compact"/>
+              <w:jc w:val="left"/>
+            </w:pPr>
+            <w:r>
+              <w:t xml:space="preserve">Keterangan</w:t>
+            </w:r>
+          </w:p>
+        </w:tc>
+      </w:tr>
+      <w:tr>
+        <w:tc>
+          <w:p>
+            <w:pPr>
+              <w:pStyle w:val="Compact"/>
+              <w:jc w:val="left"/>
+            </w:pPr>
+            <w:r>
+              <w:t xml:space="preserve">Raw CSV pengujian Android</w:t>
+            </w:r>
+          </w:p>
+        </w:tc>
+        <w:tc>
+          <w:p>
+            <w:pPr>
+              <w:pStyle w:val="Compact"/>
+              <w:jc w:val="left"/>
+            </w:pPr>
+            <w:r>
+              <w:rPr>
+                <w:rStyle w:val="VerbatimChar"/>
+              </w:rPr>
+              <w:t xml:space="preserve">docs/data/hasilv2_raw.csv</w:t>
+            </w:r>
+          </w:p>
+        </w:tc>
+        <w:tc>
+          <w:p>
+            <w:pPr>
+              <w:pStyle w:val="Compact"/>
+              <w:jc w:val="left"/>
+            </w:pPr>
+            <w:r>
+              <w:t xml:space="preserve">Hasil mentah</w:t>
+            </w:r>
+            <w:r>
+              <w:t xml:space="preserve"> </w:t>
+            </w:r>
+            <w:r>
+              <w:rPr>
+                <w:rStyle w:val="VerbatimChar"/>
+              </w:rPr>
+              <w:t xml:space="preserve">benchmark.sh</w:t>
+            </w:r>
+            <w:r>
+              <w:t xml:space="preserve"> </w:t>
+            </w:r>
+            <w:r>
+              <w:t xml:space="preserve">dari Tecno Pova 5.</w:t>
+            </w:r>
+          </w:p>
+        </w:tc>
+      </w:tr>
+      <w:tr>
+        <w:tc>
+          <w:p>
+            <w:pPr>
+              <w:pStyle w:val="Compact"/>
+              <w:jc w:val="left"/>
+            </w:pPr>
+            <w:r>
+              <w:t xml:space="preserve">Clean CSV (numeric-only)</w:t>
+            </w:r>
+          </w:p>
+        </w:tc>
+        <w:tc>
+          <w:p>
+            <w:pPr>
+              <w:pStyle w:val="Compact"/>
+              <w:jc w:val="left"/>
+            </w:pPr>
+            <w:r>
+              <w:rPr>
+                <w:rStyle w:val="VerbatimChar"/>
+              </w:rPr>
+              <w:t xml:space="preserve">docs/data/hasilv2_clean.csv</w:t>
+            </w:r>
+          </w:p>
+        </w:tc>
+        <w:tc>
+          <w:p>
+            <w:pPr>
+              <w:pStyle w:val="Compact"/>
+              <w:jc w:val="left"/>
+            </w:pPr>
+            <w:r>
+              <w:t xml:space="preserve">Versi tervalidasi untuk analisis statistik.</w:t>
+            </w:r>
+          </w:p>
+        </w:tc>
+      </w:tr>
+      <w:tr>
+        <w:tc>
+          <w:p>
+            <w:pPr>
+              <w:pStyle w:val="Compact"/>
+              <w:jc w:val="left"/>
+            </w:pPr>
+            <w:r>
+              <w:t xml:space="preserve">Aggregated CSV (mean ± std)</w:t>
+            </w:r>
+          </w:p>
+        </w:tc>
+        <w:tc>
+          <w:p>
+            <w:pPr>
+              <w:pStyle w:val="Compact"/>
+              <w:jc w:val="left"/>
+            </w:pPr>
+            <w:r>
+              <w:rPr>
+                <w:rStyle w:val="VerbatimChar"/>
+              </w:rPr>
+              <w:t xml:space="preserve">docs/data/hasilv2_aggregated.csv</w:t>
+            </w:r>
+          </w:p>
+        </w:tc>
+        <w:tc>
+          <w:p>
+            <w:pPr>
+              <w:pStyle w:val="Compact"/>
+              <w:jc w:val="left"/>
+            </w:pPr>
+            <w:r>
+              <w:t xml:space="preserve">Sumber Tabel 4.2.</w:t>
+            </w:r>
+          </w:p>
+        </w:tc>
+      </w:tr>
+      <w:tr>
+        <w:tc>
+          <w:p>
+            <w:pPr>
+              <w:pStyle w:val="Compact"/>
+              <w:jc w:val="left"/>
+            </w:pPr>
+            <w:r>
+              <w:t xml:space="preserve">Output uji statistik</w:t>
+            </w:r>
+          </w:p>
+        </w:tc>
+        <w:tc>
+          <w:p>
+            <w:pPr>
+              <w:pStyle w:val="Compact"/>
+              <w:jc w:val="left"/>
+            </w:pPr>
+            <w:r>
+              <w:rPr>
+                <w:rStyle w:val="VerbatimChar"/>
+              </w:rPr>
+              <w:t xml:space="preserve">docs/data/statistical_tests_lfm.txt</w:t>
+            </w:r>
+          </w:p>
+        </w:tc>
+        <w:tc>
+          <w:p>
+            <w:pPr>
+              <w:pStyle w:val="Compact"/>
+              <w:jc w:val="left"/>
+            </w:pPr>
+            <w:r>
+              <w:t xml:space="preserve">Sumber Tabel 4.8.</w:t>
+            </w:r>
+          </w:p>
+        </w:tc>
+      </w:tr>
+      <w:tr>
+        <w:tc>
+          <w:p>
+            <w:pPr>
+              <w:pStyle w:val="Compact"/>
+              <w:jc w:val="left"/>
+            </w:pPr>
+            <w:r>
+              <w:t xml:space="preserve">Skrip persiapan model</w:t>
+            </w:r>
+          </w:p>
+        </w:tc>
+        <w:tc>
+          <w:p>
+            <w:pPr>
+              <w:pStyle w:val="Compact"/>
+              <w:jc w:val="left"/>
+            </w:pPr>
+            <w:r>
+              <w:rPr>
+                <w:rStyle w:val="VerbatimChar"/>
+              </w:rPr>
+              <w:t xml:space="preserve">docs/scripts/quantize_pc.sh</w:t>
+            </w:r>
+          </w:p>
+        </w:tc>
+        <w:tc>
+          <w:p>
+            <w:pPr>
+              <w:pStyle w:val="Compact"/>
+              <w:jc w:val="left"/>
+            </w:pPr>
+            <w:r>
+              <w:t xml:space="preserve">Eksekusi pada PC WSL Ubuntu.</w:t>
+            </w:r>
+          </w:p>
+        </w:tc>
+      </w:tr>
+      <w:tr>
+        <w:tc>
+          <w:p>
+            <w:pPr>
+              <w:pStyle w:val="Compact"/>
+              <w:jc w:val="left"/>
+            </w:pPr>
+            <w:r>
+              <w:t xml:space="preserve">Skrip</w:t>
+            </w:r>
+            <w:r>
+              <w:t xml:space="preserve"> </w:t>
+            </w:r>
+            <w:r>
+              <w:rPr>
+                <w:i/>
+              </w:rPr>
+              <w:t xml:space="preserve">benchmark</w:t>
+            </w:r>
+            <w:r>
+              <w:t xml:space="preserve"> </w:t>
+            </w:r>
+            <w:r>
+              <w:t xml:space="preserve">Android</w:t>
+            </w:r>
+          </w:p>
+        </w:tc>
+        <w:tc>
+          <w:p>
+            <w:pPr>
+              <w:pStyle w:val="Compact"/>
+              <w:jc w:val="left"/>
+            </w:pPr>
+            <w:r>
+              <w:rPr>
+                <w:rStyle w:val="VerbatimChar"/>
+              </w:rPr>
+              <w:t xml:space="preserve">docs/scripts/benchmark.sh</w:t>
+            </w:r>
+          </w:p>
+        </w:tc>
+        <w:tc>
+          <w:p>
+            <w:pPr>
+              <w:pStyle w:val="Compact"/>
+              <w:jc w:val="left"/>
+            </w:pPr>
+            <w:r>
+              <w:t xml:space="preserve">Eksekusi pada Termux Tecno Pova 5.</w:t>
+            </w:r>
+          </w:p>
+        </w:tc>
+      </w:tr>
+      <w:tr>
+        <w:tc>
+          <w:p>
+            <w:pPr>
+              <w:pStyle w:val="Compact"/>
+              <w:jc w:val="left"/>
+            </w:pPr>
+            <w:r>
+              <w:t xml:space="preserve">Skrip uji statistik</w:t>
+            </w:r>
+          </w:p>
+        </w:tc>
+        <w:tc>
+          <w:p>
+            <w:pPr>
+              <w:pStyle w:val="Compact"/>
+              <w:jc w:val="left"/>
+            </w:pPr>
+            <w:r>
+              <w:rPr>
+                <w:rStyle w:val="VerbatimChar"/>
+              </w:rPr>
+              <w:t xml:space="preserve">docs/scripts/statistical_tests.py</w:t>
+            </w:r>
+          </w:p>
+        </w:tc>
+        <w:tc>
+          <w:p>
+            <w:pPr>
+              <w:pStyle w:val="Compact"/>
+              <w:jc w:val="left"/>
+            </w:pPr>
+            <w:r>
+              <w:t xml:space="preserve">Welch’s</w:t>
+            </w:r>
+            <w:r>
+              <w:t xml:space="preserve"> </w:t>
+            </w:r>
+            <w:r>
+              <w:rPr>
+                <w:i/>
+              </w:rPr>
+              <w:t xml:space="preserve">t</w:t>
+            </w:r>
+            <w:r>
+              <w:t xml:space="preserve">-test + one-way ANOVA.</w:t>
+            </w:r>
+          </w:p>
+        </w:tc>
+      </w:tr>
+      <w:tr>
+        <w:tc>
+          <w:p>
+            <w:pPr>
+              <w:pStyle w:val="Compact"/>
+              <w:jc w:val="left"/>
+            </w:pPr>
+            <w:r>
+              <w:t xml:space="preserve">Skrip pembuatan grafik</w:t>
+            </w:r>
+          </w:p>
+        </w:tc>
+        <w:tc>
+          <w:p>
+            <w:pPr>
+              <w:pStyle w:val="Compact"/>
+              <w:jc w:val="left"/>
+            </w:pPr>
+            <w:r>
+              <w:rPr>
+                <w:rStyle w:val="VerbatimChar"/>
+              </w:rPr>
+              <w:t xml:space="preserve">docs/scripts/generate_charts.py</w:t>
+            </w:r>
+          </w:p>
+        </w:tc>
+        <w:tc>
+          <w:p>
+            <w:pPr>
+              <w:pStyle w:val="Compact"/>
+              <w:jc w:val="left"/>
+            </w:pPr>
+            <w:r>
+              <w:t xml:space="preserve">Gambar 4.1–4.7.</w:t>
+            </w:r>
+          </w:p>
+        </w:tc>
+      </w:tr>
+    </w:tbl>
     <w:sectPr/>
   </w:body>
 </w:document>

--- a/docs/Skripsi_PTQ_SLM_Android.docx
+++ b/docs/Skripsi_PTQ_SLM_Android.docx
@@ -1992,52 +1992,188 @@
         <w:t xml:space="preserve">empiris kuantitatif eksperimental</w:t>
       </w:r>
       <w:r>
-        <w:t xml:space="preserve">. Kerangka kerja dirancang untuk memfasilitasi pemantauan utilitas perangkat keras yang presisi, merekam indikator efisiensi memori, dan menguji tingkat kecerdasan AI pada ekosistem komputasi seluler. Eksperimen dilangsungkan sepenuhnya</w:t>
-      </w:r>
-      <w:r>
-        <w:t xml:space="preserve"> </w:t>
-      </w:r>
-      <w:r>
-        <w:rPr>
-          <w:i/>
-        </w:rPr>
-        <w:t xml:space="preserve">on-device</w:t>
-      </w:r>
-      <w:r>
-        <w:t xml:space="preserve"> </w:t>
-      </w:r>
-      <w:r>
-        <w:t xml:space="preserve">pada</w:t>
-      </w:r>
-      <w:r>
-        <w:t xml:space="preserve"> </w:t>
-      </w:r>
-      <w:r>
-        <w:rPr>
-          <w:i/>
+        <w:t xml:space="preserve"> </w:t>
+      </w:r>
+      <w:r>
+        <w:t xml:space="preserve">dengan kerangka</w:t>
+      </w:r>
+      <w:r>
+        <w:t xml:space="preserve"> </w:t>
+      </w:r>
+      <w:r>
+        <w:rPr>
+          <w:i/>
+        </w:rPr>
+        <w:t xml:space="preserve">ablation study</w:t>
+      </w:r>
+      <w:r>
+        <w:t xml:space="preserve"> </w:t>
+      </w:r>
+      <w:r>
+        <w:t xml:space="preserve">yang membandingkan empat tingkat presisi bobot model (FP16 sebagai</w:t>
+      </w:r>
+      <w:r>
+        <w:t xml:space="preserve"> </w:t>
+      </w:r>
+      <w:r>
+        <w:rPr>
+          <w:i/>
+        </w:rPr>
+        <w:t xml:space="preserve">baseline</w:t>
+      </w:r>
+      <w:r>
+        <w:t xml:space="preserve">, lalu Q5_K_M, Q4_K_M, dan Q3_K_M sebagai varian terkompresi) di atas dua jenis</w:t>
+      </w:r>
+      <w:r>
+        <w:t xml:space="preserve"> </w:t>
+      </w:r>
+      <w:r>
+        <w:rPr>
+          <w:i/>
+        </w:rPr>
+        <w:t xml:space="preserve">host</w:t>
+      </w:r>
+      <w:r>
+        <w:t xml:space="preserve"> </w:t>
+      </w:r>
+      <w:r>
+        <w:t xml:space="preserve">yang saling melengkapi.</w:t>
+      </w:r>
+      <w:r>
+        <w:t xml:space="preserve"> </w:t>
+      </w:r>
+      <w:r>
+        <w:rPr>
+          <w:i/>
+        </w:rPr>
+        <w:t xml:space="preserve">Host</w:t>
+      </w:r>
+      <w:r>
+        <w:t xml:space="preserve"> </w:t>
+      </w:r>
+      <w:r>
+        <w:t xml:space="preserve">pertama adalah</w:t>
+      </w:r>
+      <w:r>
+        <w:t xml:space="preserve"> </w:t>
+      </w:r>
+      <w:r>
+        <w:rPr>
+          <w:b/>
+        </w:rPr>
+        <w:t xml:space="preserve">PC dengan WSL2 Ubuntu dan GPU NVIDIA RTX 3060</w:t>
+      </w:r>
+      <w:r>
+        <w:t xml:space="preserve">, dipakai untuk tahap persiapan berkas</w:t>
+      </w:r>
+      <w:r>
+        <w:t xml:space="preserve"> </w:t>
+      </w:r>
+      <w:r>
+        <w:rPr>
+          <w:rStyle w:val="VerbatimChar"/>
+        </w:rPr>
+        <w:t xml:space="preserve">.gguf</w:t>
+      </w:r>
+      <w:r>
+        <w:t xml:space="preserve"> </w:t>
+      </w:r>
+      <w:r>
+        <w:t xml:space="preserve">melalui utilitas</w:t>
+      </w:r>
+      <w:r>
+        <w:t xml:space="preserve"> </w:t>
+      </w:r>
+      <w:r>
+        <w:rPr>
+          <w:rStyle w:val="VerbatimChar"/>
+        </w:rPr>
+        <w:t xml:space="preserve">huggingface-cli</w:t>
+      </w:r>
+      <w:r>
+        <w:t xml:space="preserve">,</w:t>
+      </w:r>
+      <w:r>
+        <w:t xml:space="preserve"> </w:t>
+      </w:r>
+      <w:r>
+        <w:rPr>
+          <w:rStyle w:val="VerbatimChar"/>
+        </w:rPr>
+        <w:t xml:space="preserve">convert_hf_to_gguf.py</w:t>
+      </w:r>
+      <w:r>
+        <w:t xml:space="preserve">, dan</w:t>
+      </w:r>
+      <w:r>
+        <w:t xml:space="preserve"> </w:t>
+      </w:r>
+      <w:r>
+        <w:rPr>
+          <w:rStyle w:val="VerbatimChar"/>
+        </w:rPr>
+        <w:t xml:space="preserve">./llama-quantize</w:t>
+      </w:r>
+      <w:r>
+        <w:t xml:space="preserve">, serta untuk mengukur metrik intrinsik model (Perplexity WikiText-2 dan akurasi MMLU/GSM8K/HumanEval/MT-Bench) yang memerlukan akselerasi paralel.</w:t>
+      </w:r>
+      <w:r>
+        <w:t xml:space="preserve"> </w:t>
+      </w:r>
+      <w:r>
+        <w:rPr>
+          <w:i/>
+        </w:rPr>
+        <w:t xml:space="preserve">Host</w:t>
+      </w:r>
+      <w:r>
+        <w:t xml:space="preserve"> </w:t>
+      </w:r>
+      <w:r>
+        <w:t xml:space="preserve">kedua adalah</w:t>
+      </w:r>
+      <w:r>
+        <w:t xml:space="preserve"> </w:t>
+      </w:r>
+      <w:r>
+        <w:rPr>
+          <w:i/>
+          <w:b/>
         </w:rPr>
         <w:t xml:space="preserve">smartphone</w:t>
       </w:r>
       <w:r>
-        <w:t xml:space="preserve"> </w:t>
-      </w:r>
-      <w:r>
-        <w:t xml:space="preserve">Tecno Pova 5 melalui</w:t>
-      </w:r>
-      <w:r>
-        <w:t xml:space="preserve"> </w:t>
-      </w:r>
-      <w:r>
-        <w:rPr>
-          <w:i/>
-        </w:rPr>
-        <w:t xml:space="preserve">terminal emulator</w:t>
-      </w:r>
-      <w:r>
-        <w:t xml:space="preserve"> </w:t>
-      </w:r>
-      <w:r>
-        <w:t xml:space="preserve">Termux, dengan mesin inferensi</w:t>
+        <w:rPr>
+          <w:b/>
+        </w:rPr>
+        <w:t xml:space="preserve"> </w:t>
+      </w:r>
+      <w:r>
+        <w:rPr>
+          <w:b/>
+        </w:rPr>
+        <w:t xml:space="preserve">Tecno Pova 5</w:t>
+      </w:r>
+      <w:r>
+        <w:t xml:space="preserve"> </w:t>
+      </w:r>
+      <w:r>
+        <w:t xml:space="preserve">dengan emulator terminal</w:t>
+      </w:r>
+      <w:r>
+        <w:t xml:space="preserve"> </w:t>
+      </w:r>
+      <w:r>
+        <w:rPr>
+          <w:i/>
+        </w:rPr>
+        <w:t xml:space="preserve">non-root</w:t>
+      </w:r>
+      <w:r>
+        <w:t xml:space="preserve"> </w:t>
+      </w:r>
+      <w:r>
+        <w:t xml:space="preserve">Termux dan mesin inferensi</w:t>
       </w:r>
       <w:r>
         <w:t xml:space="preserve"> </w:t>
@@ -2052,16 +2188,61 @@
         <w:t xml:space="preserve"> </w:t>
       </w:r>
       <w:r>
-        <w:t xml:space="preserve">yang dikompilasi ulang secara natif untuk CPU ARM Helio G99. Setiap varian PTQ dijalankan melalui skenario terstandardisasi yang sama (jumlah token</w:t>
-      </w:r>
-      <w:r>
-        <w:t xml:space="preserve"> </w:t>
-      </w:r>
-      <w:r>
-        <w:rPr>
-          <w:i/>
-        </w:rPr>
-        <w:t xml:space="preserve">prompt</w:t>
+        <w:t xml:space="preserve">yang dikompilasi ulang secara natif untuk CPU ARM Helio G99, dipakai untuk mengukur metrik performa pada lingkungan</w:t>
+      </w:r>
+      <w:r>
+        <w:t xml:space="preserve"> </w:t>
+      </w:r>
+      <w:r>
+        <w:rPr>
+          <w:i/>
+        </w:rPr>
+        <w:t xml:space="preserve">target</w:t>
+      </w:r>
+      <w:r>
+        <w:t xml:space="preserve"> </w:t>
+      </w:r>
+      <w:r>
+        <w:t xml:space="preserve">deployment:</w:t>
+      </w:r>
+      <w:r>
+        <w:t xml:space="preserve"> </w:t>
+      </w:r>
+      <w:r>
+        <w:rPr>
+          <w:i/>
+        </w:rPr>
+        <w:t xml:space="preserve">peak</w:t>
+      </w:r>
+      <w:r>
+        <w:t xml:space="preserve"> </w:t>
+      </w:r>
+      <w:r>
+        <w:t xml:space="preserve">RAM proses, beban CPU, serta</w:t>
+      </w:r>
+      <w:r>
+        <w:t xml:space="preserve"> </w:t>
+      </w:r>
+      <w:r>
+        <w:rPr>
+          <w:i/>
+        </w:rPr>
+        <w:t xml:space="preserve">Tokens per Second</w:t>
+      </w:r>
+      <w:r>
+        <w:t xml:space="preserve"> </w:t>
+      </w:r>
+      <w:r>
+        <w:t xml:space="preserve">(TPS). Setiap varian dijalankan melalui skenario terstandardisasi yang sama (parameter inferensi, anggaran</w:t>
+      </w:r>
+      <w:r>
+        <w:t xml:space="preserve"> </w:t>
+      </w:r>
+      <w:r>
+        <w:rPr>
+          <w:i/>
+        </w:rPr>
+        <w:t xml:space="preserve">token</w:t>
       </w:r>
       <w:r>
         <w:t xml:space="preserve">, jumlah</w:t>
@@ -2300,9 +2481,9 @@
       <w:pPr>
         <w:pStyle w:val="Heading3"/>
       </w:pPr>
-      <w:bookmarkStart w:id="32" w:name="b.-studi-pustaka"/>
-      <w:r>
-        <w:t xml:space="preserve">B. Studi Pustaka</w:t>
+      <w:bookmarkStart w:id="32" w:name="b.-wawancara"/>
+      <w:r>
+        <w:t xml:space="preserve">B. Wawancara</w:t>
       </w:r>
       <w:bookmarkEnd w:id="32"/>
     </w:p>
@@ -2311,6 +2492,147 @@
         <w:pStyle w:val="FirstParagraph"/>
       </w:pPr>
       <w:r>
+        <w:t xml:space="preserve">Karena penelitian ini bersifat</w:t>
+      </w:r>
+      <w:r>
+        <w:t xml:space="preserve"> </w:t>
+      </w:r>
+      <w:r>
+        <w:rPr>
+          <w:b/>
+        </w:rPr>
+        <w:t xml:space="preserve">kuantitatif eksperimental</w:t>
+      </w:r>
+      <w:r>
+        <w:t xml:space="preserve"> </w:t>
+      </w:r>
+      <w:r>
+        <w:t xml:space="preserve">dan seluruh variabel dependennya berupa indikator komputasi objektif (TPS,</w:t>
+      </w:r>
+      <w:r>
+        <w:t xml:space="preserve"> </w:t>
+      </w:r>
+      <w:r>
+        <w:rPr>
+          <w:i/>
+        </w:rPr>
+        <w:t xml:space="preserve">peak</w:t>
+      </w:r>
+      <w:r>
+        <w:t xml:space="preserve"> </w:t>
+      </w:r>
+      <w:r>
+        <w:t xml:space="preserve">RAM, beban CPU,</w:t>
+      </w:r>
+      <w:r>
+        <w:t xml:space="preserve"> </w:t>
+      </w:r>
+      <w:r>
+        <w:rPr>
+          <w:i/>
+        </w:rPr>
+        <w:t xml:space="preserve">Perplexity</w:t>
+      </w:r>
+      <w:r>
+        <w:t xml:space="preserve">, dan skor akurasi</w:t>
+      </w:r>
+      <w:r>
+        <w:t xml:space="preserve"> </w:t>
+      </w:r>
+      <w:r>
+        <w:rPr>
+          <w:i/>
+        </w:rPr>
+        <w:t xml:space="preserve">benchmark</w:t>
+      </w:r>
+      <w:r>
+        <w:t xml:space="preserve">) yang dapat diekstraksi langsung dari log sistem dan log mesin inferensi, teknik wawancara tidak diterapkan. Data primer sepenuhnya berasal dari instrumen pengukuran otomatis pada kedua</w:t>
+      </w:r>
+      <w:r>
+        <w:t xml:space="preserve"> </w:t>
+      </w:r>
+      <w:r>
+        <w:rPr>
+          <w:i/>
+        </w:rPr>
+        <w:t xml:space="preserve">host</w:t>
+      </w:r>
+      <w:r>
+        <w:t xml:space="preserve"> </w:t>
+      </w:r>
+      <w:r>
+        <w:t xml:space="preserve">(PC dan</w:t>
+      </w:r>
+      <w:r>
+        <w:t xml:space="preserve"> </w:t>
+      </w:r>
+      <w:r>
+        <w:rPr>
+          <w:i/>
+        </w:rPr>
+        <w:t xml:space="preserve">smartphone</w:t>
+      </w:r>
+      <w:r>
+        <w:t xml:space="preserve">) sebagaimana dijelaskan pada bagian A, sehingga tidak diperlukan instrumen opini subjektif dari narasumber. Validitas data dijaga melalui pengulangan ujian (tiga</w:t>
+      </w:r>
+      <w:r>
+        <w:t xml:space="preserve"> </w:t>
+      </w:r>
+      <w:r>
+        <w:rPr>
+          <w:i/>
+        </w:rPr>
+        <w:t xml:space="preserve">run</w:t>
+      </w:r>
+      <w:r>
+        <w:t xml:space="preserve"> </w:t>
+      </w:r>
+      <w:r>
+        <w:t xml:space="preserve">per varian untuk LFM 2.5 dan dua</w:t>
+      </w:r>
+      <w:r>
+        <w:t xml:space="preserve"> </w:t>
+      </w:r>
+      <w:r>
+        <w:rPr>
+          <w:i/>
+        </w:rPr>
+        <w:t xml:space="preserve">run</w:t>
+      </w:r>
+      <w:r>
+        <w:t xml:space="preserve"> </w:t>
+      </w:r>
+      <w:r>
+        <w:t xml:space="preserve">per varian untuk Qwen 3.5) yang dilanjutkan dengan uji statistik signifikansi (Welch’s</w:t>
+      </w:r>
+      <w:r>
+        <w:t xml:space="preserve"> </w:t>
+      </w:r>
+      <w:r>
+        <w:rPr>
+          <w:i/>
+        </w:rPr>
+        <w:t xml:space="preserve">t</w:t>
+      </w:r>
+      <w:r>
+        <w:t xml:space="preserve">-test + one-way ANOVA) sebagaimana disajikan pada Sub-bab 4.4.6.</w:t>
+      </w:r>
+    </w:p>
+    <w:p>
+      <w:pPr>
+        <w:pStyle w:val="Heading3"/>
+      </w:pPr>
+      <w:bookmarkStart w:id="33" w:name="c.-studi-pustaka"/>
+      <w:r>
+        <w:t xml:space="preserve">C. Studi Pustaka</w:t>
+      </w:r>
+      <w:bookmarkEnd w:id="33"/>
+    </w:p>
+    <w:p>
+      <w:pPr>
+        <w:pStyle w:val="FirstParagraph"/>
+      </w:pPr>
+      <w:r>
         <w:t xml:space="preserve">Studi pustaka dilakukan dengan menghimpun dan memetakan referensi dari berbagai karya tulis ilmiah, baik jurnal nasional maupun internasional, yang dipublikasikan pada rentang 2023–2026. Fokus telaah literatur mencakup teori fundamental arsitektur LLM/SLM (Touvron dkk., 2023), teori gangguan matematis pada kuantisasi (Gong dkk., 2024), pedoman</w:t>
       </w:r>
       <w:r>
@@ -2348,11 +2670,11 @@
       <w:pPr>
         <w:pStyle w:val="Heading2"/>
       </w:pPr>
-      <w:bookmarkStart w:id="33" w:name="ruang-lingkup"/>
+      <w:bookmarkStart w:id="34" w:name="ruang-lingkup"/>
       <w:r>
         <w:t xml:space="preserve">1.7 Ruang Lingkup</w:t>
       </w:r>
-      <w:bookmarkEnd w:id="33"/>
+      <w:bookmarkEnd w:id="34"/>
     </w:p>
     <w:p>
       <w:pPr>
@@ -2699,11 +3021,11 @@
       <w:pPr>
         <w:pStyle w:val="Heading2"/>
       </w:pPr>
-      <w:bookmarkStart w:id="34" w:name="hipotesis"/>
+      <w:bookmarkStart w:id="35" w:name="hipotesis"/>
       <w:r>
         <w:t xml:space="preserve">1.8 Hipotesis</w:t>
       </w:r>
-      <w:bookmarkEnd w:id="34"/>
+      <w:bookmarkEnd w:id="35"/>
     </w:p>
     <w:p>
       <w:pPr>
@@ -2822,21 +3144,21 @@
       <w:pPr>
         <w:pStyle w:val="Heading1"/>
       </w:pPr>
-      <w:bookmarkStart w:id="35" w:name="bab-ii-landasan-teori"/>
+      <w:bookmarkStart w:id="36" w:name="bab-ii-landasan-teori"/>
       <w:r>
         <w:t xml:space="preserve">BAB II — LANDASAN TEORI</w:t>
       </w:r>
-      <w:bookmarkEnd w:id="35"/>
+      <w:bookmarkEnd w:id="36"/>
     </w:p>
     <w:p>
       <w:pPr>
         <w:pStyle w:val="Heading2"/>
       </w:pPr>
-      <w:bookmarkStart w:id="36" w:name="tinjauan-pustaka"/>
+      <w:bookmarkStart w:id="37" w:name="tinjauan-pustaka"/>
       <w:r>
         <w:t xml:space="preserve">2.1 Tinjauan Pustaka</w:t>
       </w:r>
-      <w:bookmarkEnd w:id="36"/>
+      <w:bookmarkEnd w:id="37"/>
     </w:p>
     <w:p>
       <w:pPr>
@@ -2850,7 +3172,7 @@
       <w:pPr>
         <w:pStyle w:val="Heading3"/>
       </w:pPr>
-      <w:bookmarkStart w:id="37" w:name="Xb4a9f9ed04087f64b99c605e5a9458731b26210"/>
+      <w:bookmarkStart w:id="38" w:name="Xb4a9f9ed04087f64b99c605e5a9458731b26210"/>
       <w:r>
         <w:t xml:space="preserve">2.1.1</w:t>
       </w:r>
@@ -2878,7 +3200,7 @@
         </w:rPr>
         <w:t xml:space="preserve">Edge Computing</w:t>
       </w:r>
-      <w:bookmarkEnd w:id="37"/>
+      <w:bookmarkEnd w:id="38"/>
     </w:p>
     <w:p>
       <w:pPr>
@@ -3070,7 +3392,7 @@
       <w:pPr>
         <w:pStyle w:val="Heading3"/>
       </w:pPr>
-      <w:bookmarkStart w:id="38" w:name="Xdd561efe2ebb473bc0c395efa2fd6f02e58caf8"/>
+      <w:bookmarkStart w:id="39" w:name="Xdd561efe2ebb473bc0c395efa2fd6f02e58caf8"/>
       <w:r>
         <w:t xml:space="preserve">2.1.2</w:t>
       </w:r>
@@ -3089,7 +3411,7 @@
       <w:r>
         <w:t xml:space="preserve">(LLM) dan Fleksibilitasnya</w:t>
       </w:r>
-      <w:bookmarkEnd w:id="38"/>
+      <w:bookmarkEnd w:id="39"/>
     </w:p>
     <w:p>
       <w:pPr>
@@ -3205,7 +3527,7 @@
       <w:pPr>
         <w:pStyle w:val="Heading3"/>
       </w:pPr>
-      <w:bookmarkStart w:id="39" w:name="X299e509303d607ae34a350b2c3e935b344b7736"/>
+      <w:bookmarkStart w:id="40" w:name="X299e509303d607ae34a350b2c3e935b344b7736"/>
       <w:r>
         <w:t xml:space="preserve">2.1.3</w:t>
       </w:r>
@@ -3224,7 +3546,7 @@
       <w:r>
         <w:t xml:space="preserve">(SLM) dan Limitasi Perangkat Seluler</w:t>
       </w:r>
-      <w:bookmarkEnd w:id="39"/>
+      <w:bookmarkEnd w:id="40"/>
     </w:p>
     <w:p>
       <w:pPr>
@@ -3358,7 +3680,7 @@
       <w:pPr>
         <w:pStyle w:val="Heading3"/>
       </w:pPr>
-      <w:bookmarkStart w:id="40" w:name="arsitektur-dasar-transformer"/>
+      <w:bookmarkStart w:id="41" w:name="arsitektur-dasar-transformer"/>
       <w:r>
         <w:t xml:space="preserve">2.1.4 Arsitektur Dasar</w:t>
       </w:r>
@@ -3371,7 +3693,7 @@
         </w:rPr>
         <w:t xml:space="preserve">Transformer</w:t>
       </w:r>
-      <w:bookmarkEnd w:id="40"/>
+      <w:bookmarkEnd w:id="41"/>
     </w:p>
     <w:p>
       <w:pPr>
@@ -3454,7 +3776,7 @@
       <w:pPr>
         <w:pStyle w:val="Heading3"/>
       </w:pPr>
-      <w:bookmarkStart w:id="41" w:name="Xf5c3f1a75679e64ee2f853906d1bb781824abc0"/>
+      <w:bookmarkStart w:id="42" w:name="Xf5c3f1a75679e64ee2f853906d1bb781824abc0"/>
       <w:r>
         <w:t xml:space="preserve">2.1.5 Konsep Kuantisasi, Presisi Campuran (</w:t>
       </w:r>
@@ -3467,7 +3789,7 @@
       <w:r>
         <w:t xml:space="preserve">), dan Rentang 3-Bit hingga 5-Bit</w:t>
       </w:r>
-      <w:bookmarkEnd w:id="41"/>
+      <w:bookmarkEnd w:id="42"/>
     </w:p>
     <w:p>
       <w:pPr>
@@ -3787,7 +4109,7 @@
                     </pic:cNvPicPr>
                   </pic:nvPicPr>
                   <pic:blipFill>
-                    <a:blip r:embed="rId42"/>
+                    <a:blip r:embed="rId43"/>
                     <a:stretch>
                       <a:fillRect/>
                     </a:stretch>
@@ -3865,7 +4187,7 @@
       <w:pPr>
         <w:pStyle w:val="Heading3"/>
       </w:pPr>
-      <w:bookmarkStart w:id="43" w:name="X76d87eb6242ca70523b4d866dba4029ee0c103a"/>
+      <w:bookmarkStart w:id="44" w:name="X76d87eb6242ca70523b4d866dba4029ee0c103a"/>
       <w:r>
         <w:t xml:space="preserve">2.1.6 Karakteristik Inferensi</w:t>
       </w:r>
@@ -3896,7 +4218,7 @@
       <w:r>
         <w:t xml:space="preserve">Memori</w:t>
       </w:r>
-      <w:bookmarkEnd w:id="43"/>
+      <w:bookmarkEnd w:id="44"/>
     </w:p>
     <w:p>
       <w:pPr>
@@ -3980,7 +4302,7 @@
                     </pic:cNvPicPr>
                   </pic:nvPicPr>
                   <pic:blipFill>
-                    <a:blip r:embed="rId44"/>
+                    <a:blip r:embed="rId45"/>
                     <a:stretch>
                       <a:fillRect/>
                     </a:stretch>
@@ -4043,7 +4365,7 @@
       <w:pPr>
         <w:pStyle w:val="Heading3"/>
       </w:pPr>
-      <w:bookmarkStart w:id="45" w:name="Xf158878b85548314260d964e3187df6447303ec"/>
+      <w:bookmarkStart w:id="46" w:name="Xf158878b85548314260d964e3187df6447303ec"/>
       <w:r>
         <w:t xml:space="preserve">2.1.7 Format File GGUF (</w:t>
       </w:r>
@@ -4056,7 +4378,7 @@
       <w:r>
         <w:t xml:space="preserve">)</w:t>
       </w:r>
-      <w:bookmarkEnd w:id="45"/>
+      <w:bookmarkEnd w:id="46"/>
     </w:p>
     <w:p>
       <w:pPr>
@@ -4106,7 +4428,7 @@
       <w:pPr>
         <w:pStyle w:val="Heading3"/>
       </w:pPr>
-      <w:bookmarkStart w:id="46" w:name="framework-inferensi-llama.cpp-di-android"/>
+      <w:bookmarkStart w:id="47" w:name="framework-inferensi-llama.cpp-di-android"/>
       <w:r>
         <w:t xml:space="preserve">2.1.8</w:t>
       </w:r>
@@ -4140,7 +4462,7 @@
       <w:r>
         <w:t xml:space="preserve">di Android</w:t>
       </w:r>
-      <w:bookmarkEnd w:id="46"/>
+      <w:bookmarkEnd w:id="47"/>
     </w:p>
     <w:p>
       <w:pPr>
@@ -4253,7 +4575,7 @@
       <w:pPr>
         <w:pStyle w:val="Heading3"/>
       </w:pPr>
-      <w:bookmarkStart w:id="47" w:name="Xb5b76c1ec1c6fc13c9436a78a41a5271eb904db"/>
+      <w:bookmarkStart w:id="48" w:name="Xb5b76c1ec1c6fc13c9436a78a41a5271eb904db"/>
       <w:r>
         <w:t xml:space="preserve">2.1.9 Tantangan Gangguan Matematis (</w:t>
       </w:r>
@@ -4266,7 +4588,7 @@
       <w:r>
         <w:t xml:space="preserve">)</w:t>
       </w:r>
-      <w:bookmarkEnd w:id="47"/>
+      <w:bookmarkEnd w:id="48"/>
     </w:p>
     <w:p>
       <w:pPr>
@@ -4325,7 +4647,7 @@
       <w:pPr>
         <w:pStyle w:val="Heading3"/>
       </w:pPr>
-      <w:bookmarkStart w:id="48" w:name="metrik-evaluasi-performa-edge-computing"/>
+      <w:bookmarkStart w:id="49" w:name="metrik-evaluasi-performa-edge-computing"/>
       <w:r>
         <w:t xml:space="preserve">2.1.10 Metrik Evaluasi Performa</w:t>
       </w:r>
@@ -4338,7 +4660,7 @@
         </w:rPr>
         <w:t xml:space="preserve">Edge Computing</w:t>
       </w:r>
-      <w:bookmarkEnd w:id="48"/>
+      <w:bookmarkEnd w:id="49"/>
     </w:p>
     <w:p>
       <w:pPr>
@@ -4456,11 +4778,11 @@
       <w:pPr>
         <w:pStyle w:val="Heading3"/>
       </w:pPr>
-      <w:bookmarkStart w:id="49" w:name="Xa5938977a4d48d16dbe75c1cae8e5bb0619c56a"/>
+      <w:bookmarkStart w:id="50" w:name="Xa5938977a4d48d16dbe75c1cae8e5bb0619c56a"/>
       <w:r>
         <w:t xml:space="preserve">2.1.11 Standar Pengujian Kognitif dan Linguistik</w:t>
       </w:r>
-      <w:bookmarkEnd w:id="49"/>
+      <w:bookmarkEnd w:id="50"/>
     </w:p>
     <w:p>
       <w:pPr>
@@ -4595,11 +4917,11 @@
       <w:pPr>
         <w:pStyle w:val="Heading2"/>
       </w:pPr>
-      <w:bookmarkStart w:id="50" w:name="penelitian-terkait"/>
+      <w:bookmarkStart w:id="51" w:name="penelitian-terkait"/>
       <w:r>
         <w:t xml:space="preserve">2.2 Penelitian Terkait</w:t>
       </w:r>
-      <w:bookmarkEnd w:id="50"/>
+      <w:bookmarkEnd w:id="51"/>
     </w:p>
     <w:p>
       <w:pPr>
@@ -5768,18 +6090,99 @@
       <w:pPr>
         <w:pStyle w:val="Heading2"/>
       </w:pPr>
-      <w:bookmarkStart w:id="51" w:name="tinjauan-objek-penelitian"/>
-      <w:r>
-        <w:t xml:space="preserve">2.3 Tinjauan Objek Penelitian</w:t>
-      </w:r>
-      <w:bookmarkEnd w:id="51"/>
+      <w:bookmarkStart w:id="52" w:name="tinjauan-organisasi-objek-penelitian"/>
+      <w:r>
+        <w:t xml:space="preserve">2.3 Tinjauan Organisasi (Objek Penelitian)</w:t>
+      </w:r>
+      <w:bookmarkEnd w:id="52"/>
     </w:p>
     <w:p>
       <w:pPr>
         <w:pStyle w:val="FirstParagraph"/>
       </w:pPr>
       <w:r>
-        <w:t xml:space="preserve">Objek penelitian dibagi menjadi dua kategori fundamental: ekosistem perangkat keras/perangkat lunak Android, dan spesifikasi arsitektur</w:t>
+        <w:t xml:space="preserve">Penelitian ini bersifat</w:t>
+      </w:r>
+      <w:r>
+        <w:t xml:space="preserve"> </w:t>
+      </w:r>
+      <w:r>
+        <w:rPr>
+          <w:b/>
+        </w:rPr>
+        <w:t xml:space="preserve">independen dan berbasis laboratorium</w:t>
+      </w:r>
+      <w:r>
+        <w:t xml:space="preserve">, sehingga tidak terikat pada organisasi atau institusi eksternal sebagai tempat riset. Seluruh kegiatan pengujian, mulai dari persiapan berkas model hingga eksekusi</w:t>
+      </w:r>
+      <w:r>
+        <w:t xml:space="preserve"> </w:t>
+      </w:r>
+      <w:r>
+        <w:rPr>
+          <w:i/>
+        </w:rPr>
+        <w:t xml:space="preserve">benchmark</w:t>
+      </w:r>
+      <w:r>
+        <w:t xml:space="preserve">, dilakukan secara mandiri oleh penulis menggunakan perangkat pribadi. Mengingat tidak adanya struktur organisasi formal yang relevan, bagian</w:t>
+      </w:r>
+      <w:r>
+        <w:t xml:space="preserve"> </w:t>
+      </w:r>
+      <w:r>
+        <w:rPr>
+          <w:i/>
+        </w:rPr>
+        <w:t xml:space="preserve">Tinjauan Organisasi</w:t>
+      </w:r>
+      <w:r>
+        <w:t xml:space="preserve"> </w:t>
+      </w:r>
+      <w:r>
+        <w:t xml:space="preserve">pada panduan resmi diadaptasi menjadi tinjauan terhadap</w:t>
+      </w:r>
+      <w:r>
+        <w:t xml:space="preserve"> </w:t>
+      </w:r>
+      <w:r>
+        <w:rPr>
+          <w:b/>
+        </w:rPr>
+        <w:t xml:space="preserve">objek penelitian</w:t>
+      </w:r>
+      <w:r>
+        <w:t xml:space="preserve">, yakni ekosistem perangkat keras dan perangkat lunak yang berfungsi sebagai</w:t>
+      </w:r>
+      <w:r>
+        <w:t xml:space="preserve"> </w:t>
+      </w:r>
+      <w:r>
+        <w:rPr>
+          <w:i/>
+        </w:rPr>
+        <w:t xml:space="preserve">unit of analysis</w:t>
+      </w:r>
+      <w:r>
+        <w:t xml:space="preserve"> </w:t>
+      </w:r>
+      <w:r>
+        <w:t xml:space="preserve">dalam eksperimen. Objek penelitian dibagi menjadi dua kategori fundamental: ekosistem perangkat keras/perangkat lunak Android sebagai</w:t>
+      </w:r>
+      <w:r>
+        <w:t xml:space="preserve"> </w:t>
+      </w:r>
+      <w:r>
+        <w:rPr>
+          <w:i/>
+        </w:rPr>
+        <w:t xml:space="preserve">host target</w:t>
+      </w:r>
+      <w:r>
+        <w:t xml:space="preserve"> </w:t>
+      </w:r>
+      <w:r>
+        <w:t xml:space="preserve">deployment, dan spesifikasi arsitektur</w:t>
       </w:r>
       <w:r>
         <w:t xml:space="preserve"> </w:t>
@@ -5801,11 +6204,11 @@
       <w:pPr>
         <w:pStyle w:val="Heading3"/>
       </w:pPr>
-      <w:bookmarkStart w:id="52" w:name="Xdeb50835d1c7f8ff0573ebe0c0badaac77f37d8"/>
+      <w:bookmarkStart w:id="53" w:name="Xdeb50835d1c7f8ff0573ebe0c0badaac77f37d8"/>
       <w:r>
         <w:t xml:space="preserve">2.3.1 Ekosistem Uji Keras: Tecno Pova 5 dengan Termux</w:t>
       </w:r>
-      <w:bookmarkEnd w:id="52"/>
+      <w:bookmarkEnd w:id="53"/>
     </w:p>
     <w:p>
       <w:pPr>
@@ -5900,11 +6303,11 @@
       <w:pPr>
         <w:pStyle w:val="Heading3"/>
       </w:pPr>
-      <w:bookmarkStart w:id="53" w:name="X300b5984d772f8801860a7c90935807d5194c04"/>
+      <w:bookmarkStart w:id="54" w:name="X300b5984d772f8801860a7c90935807d5194c04"/>
       <w:r>
         <w:t xml:space="preserve">2.3.2 Objek Arsitektur SLM: LFM 2.5 (1,2B) dan Qwen 3.5 (2B)</w:t>
       </w:r>
-      <w:bookmarkEnd w:id="53"/>
+      <w:bookmarkEnd w:id="54"/>
     </w:p>
     <w:p>
       <w:pPr>
@@ -6131,21 +6534,21 @@
       <w:pPr>
         <w:pStyle w:val="Heading1"/>
       </w:pPr>
-      <w:bookmarkStart w:id="54" w:name="bab-iii-metodologi-penelitian"/>
+      <w:bookmarkStart w:id="55" w:name="bab-iii-metodologi-penelitian"/>
       <w:r>
         <w:t xml:space="preserve">BAB III — METODOLOGI PENELITIAN</w:t>
       </w:r>
-      <w:bookmarkEnd w:id="54"/>
+      <w:bookmarkEnd w:id="55"/>
     </w:p>
     <w:p>
       <w:pPr>
         <w:pStyle w:val="Heading2"/>
       </w:pPr>
-      <w:bookmarkStart w:id="55" w:name="tahapan-penelitian"/>
+      <w:bookmarkStart w:id="56" w:name="tahapan-penelitian"/>
       <w:r>
         <w:t xml:space="preserve">3.1 Tahapan Penelitian</w:t>
       </w:r>
-      <w:bookmarkEnd w:id="55"/>
+      <w:bookmarkEnd w:id="56"/>
     </w:p>
     <w:p>
       <w:pPr>
@@ -7254,7 +7657,7 @@
                     </pic:cNvPicPr>
                   </pic:nvPicPr>
                   <pic:blipFill>
-                    <a:blip r:embed="rId56"/>
+                    <a:blip r:embed="rId57"/>
                     <a:stretch>
                       <a:fillRect/>
                     </a:stretch>
@@ -7302,11 +7705,11 @@
       <w:pPr>
         <w:pStyle w:val="Heading2"/>
       </w:pPr>
-      <w:bookmarkStart w:id="57" w:name="instrumen-penelitian"/>
+      <w:bookmarkStart w:id="58" w:name="instrumen-penelitian"/>
       <w:r>
         <w:t xml:space="preserve">3.2 Instrumen Penelitian</w:t>
       </w:r>
-      <w:bookmarkEnd w:id="57"/>
+      <w:bookmarkEnd w:id="58"/>
     </w:p>
     <w:p>
       <w:pPr>
@@ -8636,11 +9039,11 @@
       <w:pPr>
         <w:pStyle w:val="Heading2"/>
       </w:pPr>
-      <w:bookmarkStart w:id="58" w:name="metode-pengumpulan-data"/>
+      <w:bookmarkStart w:id="59" w:name="metode-pengumpulan-data"/>
       <w:r>
         <w:t xml:space="preserve">3.3 Metode Pengumpulan Data</w:t>
       </w:r>
-      <w:bookmarkEnd w:id="58"/>
+      <w:bookmarkEnd w:id="59"/>
     </w:p>
     <w:p>
       <w:pPr>
@@ -8656,18 +9059,48 @@
         <w:t xml:space="preserve">System Logging Benchmarking</w:t>
       </w:r>
       <w:r>
-        <w:t xml:space="preserve">), tanpa bergantung pada instrumen opini subjektif. Metode pengumpulan data yang diaplikasikan mencakup pengamatan langsung dan studi pustaka.</w:t>
+        <w:t xml:space="preserve">), tanpa bergantung pada instrumen opini subjektif. Sejalan dengan karakteristik kuantitatif eksperimental tersebut, metode pengumpulan data yang diaplikasikan dibatasi pada dua teknik:</w:t>
+      </w:r>
+      <w:r>
+        <w:t xml:space="preserve"> </w:t>
+      </w:r>
+      <w:r>
+        <w:rPr>
+          <w:b/>
+        </w:rPr>
+        <w:t xml:space="preserve">pengamatan langsung</w:t>
+      </w:r>
+      <w:r>
+        <w:t xml:space="preserve"> </w:t>
+      </w:r>
+      <w:r>
+        <w:t xml:space="preserve">(observasi eksperimental terhadap log sistem) dan</w:t>
+      </w:r>
+      <w:r>
+        <w:t xml:space="preserve"> </w:t>
+      </w:r>
+      <w:r>
+        <w:rPr>
+          <w:b/>
+        </w:rPr>
+        <w:t xml:space="preserve">studi pustaka</w:t>
+      </w:r>
+      <w:r>
+        <w:t xml:space="preserve"> </w:t>
+      </w:r>
+      <w:r>
+        <w:t xml:space="preserve">(telaah referensi ilmiah). Teknik wawancara tidak diterapkan karena seluruh variabel dependen bersifat instrumental komputasional dan dapat diekstraksi otomatis dari log perangkat, sehingga tidak diperlukan data opini dari narasumber.</w:t>
       </w:r>
     </w:p>
     <w:p>
       <w:pPr>
         <w:pStyle w:val="Heading3"/>
       </w:pPr>
-      <w:bookmarkStart w:id="59" w:name="Xc4b5058b1a37e4260b9b4e37d4a7825ab911370"/>
+      <w:bookmarkStart w:id="60" w:name="Xc4b5058b1a37e4260b9b4e37d4a7825ab911370"/>
       <w:r>
         <w:t xml:space="preserve">A. Pengamatan Langsung (Observasi Eksperimental)</w:t>
       </w:r>
-      <w:bookmarkEnd w:id="59"/>
+      <w:bookmarkEnd w:id="60"/>
     </w:p>
     <w:p>
       <w:pPr>
@@ -8888,11 +9321,11 @@
       <w:pPr>
         <w:pStyle w:val="Heading3"/>
       </w:pPr>
-      <w:bookmarkStart w:id="60" w:name="b.-studi-pustaka-1"/>
+      <w:bookmarkStart w:id="61" w:name="b.-studi-pustaka"/>
       <w:r>
         <w:t xml:space="preserve">B. Studi Pustaka</w:t>
       </w:r>
-      <w:bookmarkEnd w:id="60"/>
+      <w:bookmarkEnd w:id="61"/>
     </w:p>
     <w:p>
       <w:pPr>
@@ -8936,11 +9369,11 @@
       <w:pPr>
         <w:pStyle w:val="Heading2"/>
       </w:pPr>
-      <w:bookmarkStart w:id="61" w:name="metode-analisis-data"/>
+      <w:bookmarkStart w:id="62" w:name="metode-analisis-data"/>
       <w:r>
         <w:t xml:space="preserve">3.4 Metode Analisis Data</w:t>
       </w:r>
-      <w:bookmarkEnd w:id="61"/>
+      <w:bookmarkEnd w:id="62"/>
     </w:p>
     <w:p>
       <w:pPr>
@@ -9450,21 +9883,21 @@
       <w:pPr>
         <w:pStyle w:val="Heading1"/>
       </w:pPr>
-      <w:bookmarkStart w:id="62" w:name="bab-iv-hasil-penelitian-dan-pembahasan"/>
+      <w:bookmarkStart w:id="63" w:name="bab-iv-hasil-penelitian-dan-pembahasan"/>
       <w:r>
         <w:t xml:space="preserve">BAB IV — HASIL PENELITIAN DAN PEMBAHASAN</w:t>
       </w:r>
-      <w:bookmarkEnd w:id="62"/>
+      <w:bookmarkEnd w:id="63"/>
     </w:p>
     <w:p>
       <w:pPr>
         <w:pStyle w:val="Heading2"/>
       </w:pPr>
-      <w:bookmarkStart w:id="63" w:name="lingkungan-pengujian-dan-skenario"/>
+      <w:bookmarkStart w:id="64" w:name="lingkungan-pengujian-dan-skenario"/>
       <w:r>
         <w:t xml:space="preserve">4.1 Lingkungan Pengujian dan Skenario</w:t>
       </w:r>
-      <w:bookmarkEnd w:id="63"/>
+      <w:bookmarkEnd w:id="64"/>
     </w:p>
     <w:p>
       <w:pPr>
@@ -9659,7 +10092,7 @@
       <w:pPr>
         <w:pStyle w:val="Heading2"/>
       </w:pPr>
-      <w:bookmarkStart w:id="64" w:name="X9bf69c72b625da71600f6d85c4769c5b47eb5d0"/>
+      <w:bookmarkStart w:id="65" w:name="X9bf69c72b625da71600f6d85c4769c5b47eb5d0"/>
       <w:r>
         <w:t xml:space="preserve">4.2 Hasil Uji Efisiensi Infrastruktur (</w:t>
       </w:r>
@@ -9672,7 +10105,7 @@
       <w:r>
         <w:t xml:space="preserve">)</w:t>
       </w:r>
-      <w:bookmarkEnd w:id="64"/>
+      <w:bookmarkEnd w:id="65"/>
     </w:p>
     <w:p>
       <w:pPr>
@@ -9695,7 +10128,7 @@
       <w:pPr>
         <w:pStyle w:val="Heading3"/>
       </w:pPr>
-      <w:bookmarkStart w:id="65" w:name="Xdc15f67e2c87c3a90bb01d92b66ec84595d91e2"/>
+      <w:bookmarkStart w:id="66" w:name="Xdc15f67e2c87c3a90bb01d92b66ec84595d91e2"/>
       <w:r>
         <w:t xml:space="preserve">4.2.1 Reduksi Kapasitas Penyimpanan Fisik (</w:t>
       </w:r>
@@ -9708,7 +10141,7 @@
       <w:r>
         <w:t xml:space="preserve">)</w:t>
       </w:r>
-      <w:bookmarkEnd w:id="65"/>
+      <w:bookmarkEnd w:id="66"/>
     </w:p>
     <w:p>
       <w:pPr>
@@ -10204,7 +10637,7 @@
                     </pic:cNvPicPr>
                   </pic:nvPicPr>
                   <pic:blipFill>
-                    <a:blip r:embed="rId66"/>
+                    <a:blip r:embed="rId67"/>
                     <a:stretch>
                       <a:fillRect/>
                     </a:stretch>
@@ -10260,11 +10693,11 @@
       <w:pPr>
         <w:pStyle w:val="Heading3"/>
       </w:pPr>
-      <w:bookmarkStart w:id="67" w:name="X4139fde28ee8235afc5acb27a8c182fc86f1cae"/>
+      <w:bookmarkStart w:id="68" w:name="X4139fde28ee8235afc5acb27a8c182fc86f1cae"/>
       <w:r>
         <w:t xml:space="preserve">4.2.2 Konsumsi RAM dan Kecepatan Inferensi (Helio G99)</w:t>
       </w:r>
-      <w:bookmarkEnd w:id="67"/>
+      <w:bookmarkEnd w:id="68"/>
     </w:p>
     <w:p>
       <w:pPr>
@@ -11364,7 +11797,7 @@
                     </pic:cNvPicPr>
                   </pic:nvPicPr>
                   <pic:blipFill>
-                    <a:blip r:embed="rId68"/>
+                    <a:blip r:embed="rId69"/>
                     <a:stretch>
                       <a:fillRect/>
                     </a:stretch>
@@ -11458,7 +11891,7 @@
                     </pic:cNvPicPr>
                   </pic:nvPicPr>
                   <pic:blipFill>
-                    <a:blip r:embed="rId69"/>
+                    <a:blip r:embed="rId70"/>
                     <a:stretch>
                       <a:fillRect/>
                     </a:stretch>
@@ -11607,7 +12040,7 @@
       <w:pPr>
         <w:pStyle w:val="Heading2"/>
       </w:pPr>
-      <w:bookmarkStart w:id="70" w:name="hasil-uji-degradasi-kognitif-software-ai"/>
+      <w:bookmarkStart w:id="71" w:name="hasil-uji-degradasi-kognitif-software-ai"/>
       <w:r>
         <w:t xml:space="preserve">4.3 Hasil Uji Degradasi Kognitif (</w:t>
       </w:r>
@@ -11623,7 +12056,7 @@
       <w:r>
         <w:t xml:space="preserve">/ AI)</w:t>
       </w:r>
-      <w:bookmarkEnd w:id="70"/>
+      <w:bookmarkEnd w:id="71"/>
     </w:p>
     <w:p>
       <w:pPr>
@@ -11667,7 +12100,7 @@
       <w:pPr>
         <w:pStyle w:val="Heading3"/>
       </w:pPr>
-      <w:bookmarkStart w:id="71" w:name="evaluasi-perplexity-ppl"/>
+      <w:bookmarkStart w:id="72" w:name="evaluasi-perplexity-ppl"/>
       <w:r>
         <w:t xml:space="preserve">4.3.1 Evaluasi</w:t>
       </w:r>
@@ -11686,7 +12119,7 @@
       <w:r>
         <w:t xml:space="preserve">(PPL)</w:t>
       </w:r>
-      <w:bookmarkEnd w:id="71"/>
+      <w:bookmarkEnd w:id="72"/>
     </w:p>
     <w:p>
       <w:pPr>
@@ -12071,7 +12504,7 @@
                     </pic:cNvPicPr>
                   </pic:nvPicPr>
                   <pic:blipFill>
-                    <a:blip r:embed="rId72"/>
+                    <a:blip r:embed="rId73"/>
                     <a:stretch>
                       <a:fillRect/>
                     </a:stretch>
@@ -12134,11 +12567,11 @@
       <w:pPr>
         <w:pStyle w:val="Heading3"/>
       </w:pPr>
-      <w:bookmarkStart w:id="73" w:name="X0708eb96332c77c3f2ee7e69be33029d2199989"/>
+      <w:bookmarkStart w:id="74" w:name="X0708eb96332c77c3f2ee7e69be33029d2199989"/>
       <w:r>
         <w:t xml:space="preserve">4.3.2 Evaluasi Akurasi Logika (MMLU, GSM8K, dan HumanEval) serta Kreativitas Bahasa (MT-Bench TTR)</w:t>
       </w:r>
-      <w:bookmarkEnd w:id="73"/>
+      <w:bookmarkEnd w:id="74"/>
     </w:p>
     <w:p>
       <w:pPr>
@@ -13257,7 +13690,7 @@
                     </pic:cNvPicPr>
                   </pic:nvPicPr>
                   <pic:blipFill>
-                    <a:blip r:embed="rId74"/>
+                    <a:blip r:embed="rId75"/>
                     <a:stretch>
                       <a:fillRect/>
                     </a:stretch>
@@ -13343,7 +13776,7 @@
       <w:pPr>
         <w:pStyle w:val="Heading3"/>
       </w:pPr>
-      <w:bookmarkStart w:id="75" w:name="X7259616e5e332626c4a15597b793f54b1ff7518"/>
+      <w:bookmarkStart w:id="76" w:name="X7259616e5e332626c4a15597b793f54b1ff7518"/>
       <w:r>
         <w:t xml:space="preserve">4.3.3 Keterbatasan Evaluasi Akurasi pada</w:t>
       </w:r>
@@ -13362,7 +13795,7 @@
       <w:r>
         <w:t xml:space="preserve">(Qwen 3.5)</w:t>
       </w:r>
-      <w:bookmarkEnd w:id="75"/>
+      <w:bookmarkEnd w:id="76"/>
     </w:p>
     <w:p>
       <w:pPr>
@@ -13878,11 +14311,11 @@
       <w:pPr>
         <w:pStyle w:val="Heading2"/>
       </w:pPr>
-      <w:bookmarkStart w:id="76" w:name="pembahasan-analisis-komparatif"/>
+      <w:bookmarkStart w:id="77" w:name="pembahasan-analisis-komparatif"/>
       <w:r>
         <w:t xml:space="preserve">4.4 Pembahasan Analisis Komparatif</w:t>
       </w:r>
-      <w:bookmarkEnd w:id="76"/>
+      <w:bookmarkEnd w:id="77"/>
     </w:p>
     <w:p>
       <w:pPr>
@@ -13920,7 +14353,7 @@
       <w:pPr>
         <w:pStyle w:val="Heading3"/>
       </w:pPr>
-      <w:bookmarkStart w:id="77" w:name="Xd1c8297aed58abe2dabcdf959e9cf8a7f18550c"/>
+      <w:bookmarkStart w:id="78" w:name="Xd1c8297aed58abe2dabcdf959e9cf8a7f18550c"/>
       <w:r>
         <w:t xml:space="preserve">4.4.1 Efisiensi RAM dan Peningkatan</w:t>
       </w:r>
@@ -13933,7 +14366,7 @@
         </w:rPr>
         <w:t xml:space="preserve">Generation Speed</w:t>
       </w:r>
-      <w:bookmarkEnd w:id="77"/>
+      <w:bookmarkEnd w:id="78"/>
     </w:p>
     <w:p>
       <w:pPr>
@@ -14094,7 +14527,7 @@
       <w:pPr>
         <w:pStyle w:val="Heading3"/>
       </w:pPr>
-      <w:bookmarkStart w:id="78" w:name="X513825fa851db12e333b3d2f1f35c22b1144977"/>
+      <w:bookmarkStart w:id="79" w:name="X513825fa851db12e333b3d2f1f35c22b1144977"/>
       <w:r>
         <w:t xml:space="preserve">4.4.2 Anomali Kecepatan Baca (</w:t>
       </w:r>
@@ -14107,7 +14540,7 @@
       <w:r>
         <w:t xml:space="preserve">) pada Varian Q3_K_M</w:t>
       </w:r>
-      <w:bookmarkEnd w:id="78"/>
+      <w:bookmarkEnd w:id="79"/>
     </w:p>
     <w:p>
       <w:pPr>
@@ -14367,11 +14800,11 @@
       <w:pPr>
         <w:pStyle w:val="Heading3"/>
       </w:pPr>
-      <w:bookmarkStart w:id="79" w:name="X84b4f50b1bee9f70e3110c6a14f8b365d0c12aa"/>
+      <w:bookmarkStart w:id="80" w:name="X84b4f50b1bee9f70e3110c6a14f8b365d0c12aa"/>
       <w:r>
         <w:t xml:space="preserve">4.4.3 Dampak Distorsi terhadap Nalar Matematika dan Logika Pemrograman</w:t>
       </w:r>
-      <w:bookmarkEnd w:id="79"/>
+      <w:bookmarkEnd w:id="80"/>
     </w:p>
     <w:p>
       <w:pPr>
@@ -14424,7 +14857,7 @@
       <w:pPr>
         <w:pStyle w:val="Heading3"/>
       </w:pPr>
-      <w:bookmarkStart w:id="80" w:name="Xd37a1d895aa6e63733a293de85611aef50d6eee"/>
+      <w:bookmarkStart w:id="81" w:name="Xd37a1d895aa6e63733a293de85611aef50d6eee"/>
       <w:r>
         <w:t xml:space="preserve">4.4.4 Penetapan Titik Keseimbangan Optimal (</w:t>
       </w:r>
@@ -14437,7 +14870,7 @@
       <w:r>
         <w:t xml:space="preserve">)</w:t>
       </w:r>
-      <w:bookmarkEnd w:id="80"/>
+      <w:bookmarkEnd w:id="81"/>
     </w:p>
     <w:p>
       <w:pPr>
@@ -14614,7 +15047,7 @@
                     </pic:cNvPicPr>
                   </pic:nvPicPr>
                   <pic:blipFill>
-                    <a:blip r:embed="rId81"/>
+                    <a:blip r:embed="rId82"/>
                     <a:stretch>
                       <a:fillRect/>
                     </a:stretch>
@@ -14677,11 +15110,11 @@
       <w:pPr>
         <w:pStyle w:val="Heading3"/>
       </w:pPr>
-      <w:bookmarkStart w:id="82" w:name="X36546d104bf276b302187762eebc3ad823b5b8e"/>
+      <w:bookmarkStart w:id="83" w:name="X36546d104bf276b302187762eebc3ad823b5b8e"/>
       <w:r>
         <w:t xml:space="preserve">4.4.5 Kuantifikasi Penurunan Kepintaran F16 vs Q3/Q4/Q5 dan Rekomendasi Varian Operasional untuk Tecno Pova 5</w:t>
       </w:r>
-      <w:bookmarkEnd w:id="82"/>
+      <w:bookmarkEnd w:id="83"/>
     </w:p>
     <w:p>
       <w:pPr>
@@ -16930,7 +17363,7 @@
                     </pic:cNvPicPr>
                   </pic:nvPicPr>
                   <pic:blipFill>
-                    <a:blip r:embed="rId83"/>
+                    <a:blip r:embed="rId84"/>
                     <a:stretch>
                       <a:fillRect/>
                     </a:stretch>
@@ -16987,11 +17420,11 @@
       <w:pPr>
         <w:pStyle w:val="Heading3"/>
       </w:pPr>
-      <w:bookmarkStart w:id="84" w:name="Xed10e91fa81bbcb0962b0df40ee9c8e6264de04"/>
+      <w:bookmarkStart w:id="85" w:name="Xed10e91fa81bbcb0962b0df40ee9c8e6264de04"/>
       <w:r>
         <w:t xml:space="preserve">4.4.6 Uji Statistik Signifikansi Perbedaan Performa Antar Varian (LFM 2.5)</w:t>
       </w:r>
-      <w:bookmarkEnd w:id="84"/>
+      <w:bookmarkEnd w:id="85"/>
     </w:p>
     <w:p>
       <w:pPr>
@@ -17866,21 +18299,21 @@
       <w:pPr>
         <w:pStyle w:val="Heading1"/>
       </w:pPr>
-      <w:bookmarkStart w:id="85" w:name="bab-v-penutup"/>
+      <w:bookmarkStart w:id="86" w:name="bab-v-penutup"/>
       <w:r>
         <w:t xml:space="preserve">BAB V — PENUTUP</w:t>
       </w:r>
-      <w:bookmarkEnd w:id="85"/>
+      <w:bookmarkEnd w:id="86"/>
     </w:p>
     <w:p>
       <w:pPr>
         <w:pStyle w:val="Heading2"/>
       </w:pPr>
-      <w:bookmarkStart w:id="86" w:name="kesimpulan"/>
+      <w:bookmarkStart w:id="87" w:name="kesimpulan"/>
       <w:r>
         <w:t xml:space="preserve">5.1 Kesimpulan</w:t>
       </w:r>
-      <w:bookmarkEnd w:id="86"/>
+      <w:bookmarkEnd w:id="87"/>
     </w:p>
     <w:p>
       <w:pPr>
@@ -18151,19 +18584,44 @@
       <w:pPr>
         <w:pStyle w:val="Heading2"/>
       </w:pPr>
-      <w:bookmarkStart w:id="87" w:name="keterbatasan-penelitian"/>
-      <w:r>
-        <w:t xml:space="preserve">5.2 Keterbatasan Penelitian</w:t>
-      </w:r>
-      <w:bookmarkEnd w:id="87"/>
+      <w:bookmarkStart w:id="88" w:name="saran"/>
+      <w:r>
+        <w:t xml:space="preserve">5.2 Saran</w:t>
+      </w:r>
+      <w:bookmarkEnd w:id="88"/>
     </w:p>
     <w:p>
       <w:pPr>
         <w:pStyle w:val="FirstParagraph"/>
       </w:pPr>
       <w:r>
-        <w:t xml:space="preserve">Guna menjaga objektivitas pelaporan ilmiah, penulis menggariskan empat keterbatasan utama yang melekat pada desain eksperimen ini, sebagai berikut:</w:t>
-      </w:r>
+        <w:t xml:space="preserve">Berdasarkan temuan penelitian, hasil uji statistik, serta keterbatasan yang teridentifikasi sepanjang eksperimen, penulis mengajukan rekomendasi pengembangan yang dikelompokkan ke dalam</w:t>
+      </w:r>
+      <w:r>
+        <w:t xml:space="preserve"> </w:t>
+      </w:r>
+      <w:r>
+        <w:rPr>
+          <w:b/>
+        </w:rPr>
+        <w:t xml:space="preserve">tiga aspek</w:t>
+      </w:r>
+      <w:r>
+        <w:t xml:space="preserve"> </w:t>
+      </w:r>
+      <w:r>
+        <w:t xml:space="preserve">sebagaimana panduan penulisan, yaitu aspek manajerial, aspek sistem, dan aspek penelitian lanjutan. Setiap rekomendasi dipasangkan dengan keterbatasan yang relevan agar dapat ditelusuri konteksnya.</w:t>
+      </w:r>
+    </w:p>
+    <w:p>
+      <w:pPr>
+        <w:pStyle w:val="Heading3"/>
+      </w:pPr>
+      <w:bookmarkStart w:id="89" w:name="aspek-manajerial"/>
+      <w:r>
+        <w:t xml:space="preserve">5.2.1 Aspek Manajerial</w:t>
+      </w:r>
+      <w:bookmarkEnd w:id="89"/>
     </w:p>
     <w:p>
       <w:pPr>
@@ -18177,13 +18635,55 @@
         <w:rPr>
           <w:b/>
         </w:rPr>
-        <w:t xml:space="preserve">Lingkup Perangkat Tunggal.</w:t>
-      </w:r>
-      <w:r>
-        <w:t xml:space="preserve"> </w:t>
-      </w:r>
-      <w:r>
-        <w:t xml:space="preserve">Seluruh metrik performa fisik (TPS,</w:t>
+        <w:t xml:space="preserve">Adopsi Q4_K_M sebagai Konfigurasi Produksi.</w:t>
+      </w:r>
+      <w:r>
+        <w:t xml:space="preserve"> </w:t>
+      </w:r>
+      <w:r>
+        <w:t xml:space="preserve">Bagi pengembang aplikasi</w:t>
+      </w:r>
+      <w:r>
+        <w:t xml:space="preserve"> </w:t>
+      </w:r>
+      <w:r>
+        <w:rPr>
+          <w:i/>
+        </w:rPr>
+        <w:t xml:space="preserve">Mobile AI</w:t>
+      </w:r>
+      <w:r>
+        <w:t xml:space="preserve"> </w:t>
+      </w:r>
+      <w:r>
+        <w:t xml:space="preserve">yang menargetkan perangkat Android kelas menengah (RAM 8 GB), varian</w:t>
+      </w:r>
+      <w:r>
+        <w:t xml:space="preserve"> </w:t>
+      </w:r>
+      <w:r>
+        <w:rPr>
+          <w:b/>
+        </w:rPr>
+        <w:t xml:space="preserve">Q4_K_M</w:t>
+      </w:r>
+      <w:r>
+        <w:t xml:space="preserve"> </w:t>
+      </w:r>
+      <w:r>
+        <w:t xml:space="preserve">direkomendasikan sebagai konfigurasi</w:t>
+      </w:r>
+      <w:r>
+        <w:t xml:space="preserve"> </w:t>
+      </w:r>
+      <w:r>
+        <w:rPr>
+          <w:i/>
+        </w:rPr>
+        <w:t xml:space="preserve">default</w:t>
+      </w:r>
+      <w:r>
+        <w:t xml:space="preserve">. Berdasarkan Tabel 4.7, varian ini mereduksi</w:t>
       </w:r>
       <w:r>
         <w:t xml:space="preserve"> </w:t>
@@ -18198,49 +18698,49 @@
         <w:t xml:space="preserve"> </w:t>
       </w:r>
       <w:r>
-        <w:t xml:space="preserve">RAM proses, beban CPU, dan total waktu eksekusi) diukur pada satu unit perangkat Tecno Pova 5 (SoC MediaTek Helio G99, RAM 8 GB) di lingkungan Termux. Hasil ini belum mewakili variasi karakteristik termal,</w:t>
-      </w:r>
-      <w:r>
-        <w:t xml:space="preserve"> </w:t>
-      </w:r>
-      <w:r>
-        <w:rPr>
-          <w:i/>
-        </w:rPr>
-        <w:t xml:space="preserve">governor</w:t>
-      </w:r>
-      <w:r>
-        <w:t xml:space="preserve"> </w:t>
-      </w:r>
-      <w:r>
-        <w:t xml:space="preserve">CPU, atau skema</w:t>
-      </w:r>
-      <w:r>
-        <w:t xml:space="preserve"> </w:t>
-      </w:r>
-      <w:r>
-        <w:rPr>
-          <w:i/>
-        </w:rPr>
-        <w:t xml:space="preserve">power management</w:t>
-      </w:r>
-      <w:r>
-        <w:t xml:space="preserve"> </w:t>
-      </w:r>
-      <w:r>
-        <w:t xml:space="preserve">pada SoC lain (Snapdragon 6/7/8</w:t>
-      </w:r>
-      <w:r>
-        <w:t xml:space="preserve"> </w:t>
-      </w:r>
-      <w:r>
-        <w:rPr>
-          <w:i/>
-        </w:rPr>
-        <w:t xml:space="preserve">gen</w:t>
-      </w:r>
-      <w:r>
-        <w:t xml:space="preserve">, Dimensity, atau Tensor) maupun pada perangkat tablet/laptop berbasis ARM.</w:t>
+        <w:t xml:space="preserve">RAM proses sebesar 36,9% dan mempercepat</w:t>
+      </w:r>
+      <w:r>
+        <w:t xml:space="preserve"> </w:t>
+      </w:r>
+      <w:r>
+        <w:rPr>
+          <w:i/>
+        </w:rPr>
+        <w:t xml:space="preserve">Generation Speed</w:t>
+      </w:r>
+      <w:r>
+        <w:t xml:space="preserve"> </w:t>
+      </w:r>
+      <w:r>
+        <w:t xml:space="preserve">hingga 2,45× baseline FP16, dengan retensi akurasi rata-rata 88,9% dan CPU</w:t>
+      </w:r>
+      <w:r>
+        <w:t xml:space="preserve"> </w:t>
+      </w:r>
+      <w:r>
+        <w:rPr>
+          <w:i/>
+        </w:rPr>
+        <w:t xml:space="preserve">peak</w:t>
+      </w:r>
+      <w:r>
+        <w:t xml:space="preserve"> </w:t>
+      </w:r>
+      <w:r>
+        <w:t xml:space="preserve">yang terkontrol di kisaran 300% (jauh dari ambang</w:t>
+      </w:r>
+      <w:r>
+        <w:t xml:space="preserve"> </w:t>
+      </w:r>
+      <w:r>
+        <w:rPr>
+          <w:i/>
+        </w:rPr>
+        <w:t xml:space="preserve">thermal throttling</w:t>
+      </w:r>
+      <w:r>
+        <w:t xml:space="preserve">).</w:t>
       </w:r>
     </w:p>
     <w:p>
@@ -18255,7 +18755,7 @@
         <w:rPr>
           <w:b/>
         </w:rPr>
-        <w:t xml:space="preserve">Ukuran Sampel</w:t>
+        <w:t xml:space="preserve">Pemisahan Tahap Persiapan Model dan Eksekusi</w:t>
       </w:r>
       <w:r>
         <w:rPr>
@@ -18268,52 +18768,85 @@
           <w:i/>
           <w:b/>
         </w:rPr>
-        <w:t xml:space="preserve">Benchmark</w:t>
+        <w:t xml:space="preserve">Runtime</w:t>
       </w:r>
       <w:r>
         <w:rPr>
           <w:b/>
         </w:rPr>
-        <w:t xml:space="preserve"> </w:t>
-      </w:r>
-      <w:r>
-        <w:rPr>
-          <w:b/>
-        </w:rPr>
-        <w:t xml:space="preserve">Akurasi.</w:t>
-      </w:r>
-      <w:r>
-        <w:t xml:space="preserve"> </w:t>
-      </w:r>
-      <w:r>
-        <w:t xml:space="preserve">Evaluasi MMLU, GSM8K, dan HumanEval menggunakan masing-masing 100 sampel acak per</w:t>
-      </w:r>
-      <w:r>
-        <w:t xml:space="preserve"> </w:t>
-      </w:r>
-      <w:r>
-        <w:rPr>
-          <w:i/>
-        </w:rPr>
-        <w:t xml:space="preserve">benchmark</w:t>
-      </w:r>
-      <w:r>
-        <w:t xml:space="preserve">. Ukuran sampel ini cukup untuk indikasi awal, namun masih menyisakan ruang variansi statistik 5–10% poin per metrik. Studi lanjutan disarankan menggunakan minimal 500 sampel per</w:t>
-      </w:r>
-      <w:r>
-        <w:t xml:space="preserve"> </w:t>
-      </w:r>
-      <w:r>
-        <w:rPr>
-          <w:i/>
-        </w:rPr>
-        <w:t xml:space="preserve">benchmark</w:t>
-      </w:r>
-      <w:r>
-        <w:t xml:space="preserve"> </w:t>
-      </w:r>
-      <w:r>
-        <w:t xml:space="preserve">atau melaporkan interval kepercayaan secara eksplisit.</w:t>
+        <w:t xml:space="preserve">.</w:t>
+      </w:r>
+      <w:r>
+        <w:t xml:space="preserve"> </w:t>
+      </w:r>
+      <w:r>
+        <w:t xml:space="preserve">Hasil penelitian menunjukkan bahwa tahap kuantisasi berkas</w:t>
+      </w:r>
+      <w:r>
+        <w:t xml:space="preserve"> </w:t>
+      </w:r>
+      <w:r>
+        <w:rPr>
+          <w:rStyle w:val="VerbatimChar"/>
+        </w:rPr>
+        <w:t xml:space="preserve">.gguf</w:t>
+      </w:r>
+      <w:r>
+        <w:t xml:space="preserve"> </w:t>
+      </w:r>
+      <w:r>
+        <w:t xml:space="preserve">lebih efisien dilakukan di PC ber-GPU (lihat Lampiran B), sedangkan eksekusi</w:t>
+      </w:r>
+      <w:r>
+        <w:t xml:space="preserve"> </w:t>
+      </w:r>
+      <w:r>
+        <w:rPr>
+          <w:i/>
+        </w:rPr>
+        <w:t xml:space="preserve">runtime</w:t>
+      </w:r>
+      <w:r>
+        <w:t xml:space="preserve"> </w:t>
+      </w:r>
+      <w:r>
+        <w:t xml:space="preserve">dilakukan di perangkat</w:t>
+      </w:r>
+      <w:r>
+        <w:t xml:space="preserve"> </w:t>
+      </w:r>
+      <w:r>
+        <w:rPr>
+          <w:i/>
+        </w:rPr>
+        <w:t xml:space="preserve">target</w:t>
+      </w:r>
+      <w:r>
+        <w:t xml:space="preserve">. Pola kerja dua-</w:t>
+      </w:r>
+      <w:r>
+        <w:rPr>
+          <w:i/>
+        </w:rPr>
+        <w:t xml:space="preserve">host</w:t>
+      </w:r>
+      <w:r>
+        <w:t xml:space="preserve"> </w:t>
+      </w:r>
+      <w:r>
+        <w:t xml:space="preserve">ini disarankan diadopsi sebagai standar pengembangan agar siklus iterasi tetap cepat tanpa mengorbankan kemampuan deployment</w:t>
+      </w:r>
+      <w:r>
+        <w:t xml:space="preserve"> </w:t>
+      </w:r>
+      <w:r>
+        <w:rPr>
+          <w:i/>
+        </w:rPr>
+        <w:t xml:space="preserve">on-device</w:t>
+      </w:r>
+      <w:r>
+        <w:t xml:space="preserve">.</w:t>
       </w:r>
     </w:p>
     <w:p>
@@ -18328,267 +18861,39 @@
         <w:rPr>
           <w:b/>
         </w:rPr>
-        <w:t xml:space="preserve">Keterbatasan Instrumen Evaluasi pada</w:t>
-      </w:r>
-      <w:r>
-        <w:rPr>
-          <w:b/>
-        </w:rPr>
-        <w:t xml:space="preserve"> </w:t>
-      </w:r>
-      <w:r>
-        <w:rPr>
-          <w:i/>
-          <w:b/>
-        </w:rPr>
-        <w:t xml:space="preserve">Reasoning Model</w:t>
-      </w:r>
-      <w:r>
-        <w:rPr>
-          <w:b/>
-        </w:rPr>
-        <w:t xml:space="preserve"> </w:t>
-      </w:r>
-      <w:r>
-        <w:rPr>
-          <w:b/>
-        </w:rPr>
-        <w:t xml:space="preserve">(Qwen 3.5).</w:t>
-      </w:r>
-      <w:r>
-        <w:t xml:space="preserve"> </w:t>
-      </w:r>
-      <w:r>
-        <w:t xml:space="preserve">Sebagaimana dijabarkan pada Sub-bab 4.3.3, skor akurasi Qwen 3.5 pada</w:t>
-      </w:r>
-      <w:r>
-        <w:t xml:space="preserve"> </w:t>
-      </w:r>
-      <w:r>
-        <w:rPr>
-          <w:i/>
-        </w:rPr>
-        <w:t xml:space="preserve">benchmark</w:t>
-      </w:r>
-      <w:r>
-        <w:t xml:space="preserve"> </w:t>
-      </w:r>
-      <w:r>
-        <w:t xml:space="preserve">GSM8K terdampak oleh interaksi antara format keluaran</w:t>
-      </w:r>
-      <w:r>
-        <w:t xml:space="preserve"> </w:t>
-      </w:r>
-      <w:r>
-        <w:rPr>
-          <w:i/>
-        </w:rPr>
-        <w:t xml:space="preserve">chain-of-thought</w:t>
-      </w:r>
-      <w:r>
-        <w:t xml:space="preserve"> </w:t>
-      </w:r>
-      <w:r>
-        <w:t xml:space="preserve">(</w:t>
-      </w:r>
-      <w:r>
-        <w:rPr>
-          <w:rStyle w:val="VerbatimChar"/>
-        </w:rPr>
-        <w:t xml:space="preserve">&lt;think&gt; ... &lt;/think&gt;</w:t>
-      </w:r>
-      <w:r>
-        <w:t xml:space="preserve">), anggaran</w:t>
-      </w:r>
-      <w:r>
-        <w:t xml:space="preserve"> </w:t>
-      </w:r>
-      <w:r>
-        <w:rPr>
-          <w:i/>
-        </w:rPr>
-        <w:t xml:space="preserve">token</w:t>
-      </w:r>
-      <w:r>
-        <w:t xml:space="preserve"> </w:t>
-      </w:r>
-      <w:r>
-        <w:t xml:space="preserve">yang terbatas, dan logika</w:t>
-      </w:r>
-      <w:r>
-        <w:t xml:space="preserve"> </w:t>
-      </w:r>
-      <w:r>
-        <w:rPr>
-          <w:i/>
-        </w:rPr>
-        <w:t xml:space="preserve">parser</w:t>
-      </w:r>
-      <w:r>
-        <w:t xml:space="preserve"> </w:t>
-      </w:r>
-      <w:r>
-        <w:t xml:space="preserve">berlapis. Skor GSM8K Qwen 3.5 pada Tabel 4.5 oleh karenanya dilaporkan sebagai</w:t>
-      </w:r>
-      <w:r>
-        <w:t xml:space="preserve"> </w:t>
-      </w:r>
-      <w:r>
-        <w:rPr>
-          <w:i/>
-        </w:rPr>
-        <w:t xml:space="preserve">lower bound</w:t>
-      </w:r>
-      <w:r>
-        <w:t xml:space="preserve"> </w:t>
-      </w:r>
-      <w:r>
-        <w:t xml:space="preserve">dan tidak dapat secara langsung dibandingkan dengan skor LFM 2.5 (yang non-</w:t>
-      </w:r>
-      <w:r>
-        <w:rPr>
-          <w:i/>
-        </w:rPr>
-        <w:t xml:space="preserve">reasoning</w:t>
-      </w:r>
-      <w:r>
-        <w:t xml:space="preserve">) tanpa konteks ini.</w:t>
-      </w:r>
-    </w:p>
-    <w:p>
-      <w:pPr>
-        <w:numPr>
-          <w:ilvl w:val="0"/>
-          <w:numId w:val="1017"/>
-        </w:numPr>
-        <w:pStyle w:val="Compact"/>
-      </w:pPr>
-      <w:r>
-        <w:rPr>
-          <w:b/>
-        </w:rPr>
-        <w:t xml:space="preserve">Pengukuran Termal dan Konsumsi Energi.</w:t>
-      </w:r>
-      <w:r>
-        <w:t xml:space="preserve"> </w:t>
-      </w:r>
-      <w:r>
-        <w:t xml:space="preserve">Penelitian belum menyertakan pengukuran suhu CPU secara periodik (</w:t>
-      </w:r>
-      <w:r>
-        <w:rPr>
-          <w:rStyle w:val="VerbatimChar"/>
-        </w:rPr>
-        <w:t xml:space="preserve">/sys/class/thermal/thermal_zone*/temp</w:t>
-      </w:r>
-      <w:r>
-        <w:t xml:space="preserve">) maupun konsumsi baterai per 1.000</w:t>
-      </w:r>
-      <w:r>
-        <w:t xml:space="preserve"> </w:t>
-      </w:r>
-      <w:r>
-        <w:rPr>
-          <w:i/>
-        </w:rPr>
-        <w:t xml:space="preserve">token</w:t>
-      </w:r>
-      <w:r>
-        <w:t xml:space="preserve"> </w:t>
-      </w:r>
-      <w:r>
-        <w:t xml:space="preserve">yang diproduksi. Keduanya merupakan metrik krusial untuk evaluasi praktis dalam konteks</w:t>
-      </w:r>
-      <w:r>
-        <w:t xml:space="preserve"> </w:t>
-      </w:r>
-      <w:r>
-        <w:rPr>
-          <w:i/>
-        </w:rPr>
-        <w:t xml:space="preserve">Mobile Edge AI</w:t>
-      </w:r>
-      <w:r>
-        <w:t xml:space="preserve"> </w:t>
-      </w:r>
-      <w:r>
-        <w:t xml:space="preserve">yang sangat sensitif terhadap</w:t>
-      </w:r>
-      <w:r>
-        <w:t xml:space="preserve"> </w:t>
-      </w:r>
-      <w:r>
-        <w:rPr>
-          <w:i/>
-        </w:rPr>
-        <w:t xml:space="preserve">thermal throttling</w:t>
-      </w:r>
-      <w:r>
-        <w:t xml:space="preserve"> </w:t>
-      </w:r>
-      <w:r>
-        <w:t xml:space="preserve">dan ketahanan baterai. Pendekatan metodologis untuk pengukuran energi</w:t>
-      </w:r>
-      <w:r>
-        <w:t xml:space="preserve"> </w:t>
-      </w:r>
-      <w:r>
-        <w:rPr>
-          <w:i/>
-        </w:rPr>
-        <w:t xml:space="preserve">high-resolution</w:t>
-      </w:r>
-      <w:r>
-        <w:t xml:space="preserve"> </w:t>
-      </w:r>
-      <w:r>
-        <w:t xml:space="preserve">berbasis sensor arus eksternal yang dipaparkan oleh Husom dkk. (2024) pada</w:t>
-      </w:r>
-      <w:r>
-        <w:t xml:space="preserve"> </w:t>
-      </w:r>
-      <w:r>
-        <w:rPr>
-          <w:i/>
-        </w:rPr>
-        <w:t xml:space="preserve">Raspberry Pi</w:t>
-      </w:r>
-      <w:r>
-        <w:t xml:space="preserve"> </w:t>
-      </w:r>
-      <w:r>
-        <w:t xml:space="preserve">dapat menjadi acuan adopsi pada penelitian lanjutan di perangkat Android.</w:t>
-      </w:r>
-    </w:p>
-    <w:p>
-      <w:pPr>
-        <w:pStyle w:val="Heading2"/>
-      </w:pPr>
-      <w:bookmarkStart w:id="88" w:name="saran"/>
-      <w:r>
-        <w:t xml:space="preserve">5.3 Saran</w:t>
-      </w:r>
-      <w:bookmarkEnd w:id="88"/>
-    </w:p>
-    <w:p>
-      <w:pPr>
-        <w:pStyle w:val="FirstParagraph"/>
-      </w:pPr>
-      <w:r>
-        <w:t xml:space="preserve">Berdasarkan batasan dan temuan penelitian, penulis merekomendasikan beberapa pengembangan untuk penelitian selanjutnya di bidang</w:t>
-      </w:r>
-      <w:r>
-        <w:t xml:space="preserve"> </w:t>
-      </w:r>
-      <w:r>
-        <w:rPr>
-          <w:i/>
-        </w:rPr>
-        <w:t xml:space="preserve">Edge Intelligence</w:t>
-      </w:r>
-      <w:r>
-        <w:t xml:space="preserve">:</w:t>
-      </w:r>
+        <w:t xml:space="preserve">Penyiapan SOP Pengujian Multi-perangkat.</w:t>
+      </w:r>
+      <w:r>
+        <w:t xml:space="preserve"> </w:t>
+      </w:r>
+      <w:r>
+        <w:t xml:space="preserve">Mengingat hasil penelitian saat ini hanya tervalidasi pada satu unit Tecno Pova 5 (Helio G99), tim pengembang produksi disarankan menyusun</w:t>
+      </w:r>
+      <w:r>
+        <w:t xml:space="preserve"> </w:t>
+      </w:r>
+      <w:r>
+        <w:rPr>
+          <w:i/>
+        </w:rPr>
+        <w:t xml:space="preserve">Standard Operating Procedure</w:t>
+      </w:r>
+      <w:r>
+        <w:t xml:space="preserve"> </w:t>
+      </w:r>
+      <w:r>
+        <w:t xml:space="preserve">pengujian lintas-SoC (Snapdragon 6/7/8 gen, Dimensity, Tensor) sebelum merilis aplikasi berbasis SLM ke pasar.</w:t>
+      </w:r>
+    </w:p>
+    <w:p>
+      <w:pPr>
+        <w:pStyle w:val="Heading3"/>
+      </w:pPr>
+      <w:bookmarkStart w:id="90" w:name="aspek-sistem"/>
+      <w:r>
+        <w:t xml:space="preserve">5.2.2 Aspek Sistem</w:t>
+      </w:r>
+      <w:bookmarkEnd w:id="90"/>
     </w:p>
     <w:p>
       <w:pPr>
@@ -18608,7 +18913,16 @@
         <w:t xml:space="preserve"> </w:t>
       </w:r>
       <w:r>
-        <w:t xml:space="preserve">Penelitian selanjutnya disarankan mengintegrasikan kerangka inferensi yang mendukung delegasi beban kalkulasi pada modul AI khusus, seperti</w:t>
+        <w:t xml:space="preserve">Mengingat seluruh inferensi pada penelitian ini bersifat CPU-</w:t>
+      </w:r>
+      <w:r>
+        <w:rPr>
+          <w:i/>
+        </w:rPr>
+        <w:t xml:space="preserve">bound</w:t>
+      </w:r>
+      <w:r>
+        <w:t xml:space="preserve">, pengembangan selanjutnya disarankan mengintegrasikan kerangka inferensi yang mendukung delegasi beban kalkulasi pada modul AI khusus, seperti</w:t>
       </w:r>
       <w:r>
         <w:t xml:space="preserve"> </w:t>
@@ -18623,16 +18937,7 @@
         <w:t xml:space="preserve"> </w:t>
       </w:r>
       <w:r>
-        <w:t xml:space="preserve">(NPU) atau akselerasi GPU mobile via Vulkan/OpenCL, untuk menembus limitasi komputasi yang bersifat CPU-</w:t>
-      </w:r>
-      <w:r>
-        <w:rPr>
-          <w:i/>
-        </w:rPr>
-        <w:t xml:space="preserve">bound</w:t>
-      </w:r>
-      <w:r>
-        <w:t xml:space="preserve">.</w:t>
+        <w:t xml:space="preserve">(NPU) atau akselerasi GPU mobile via Vulkan/OpenCL, agar batas atas TPS dapat didorong lebih jauh.</w:t>
       </w:r>
     </w:p>
     <w:p>
@@ -18647,40 +18952,97 @@
         <w:rPr>
           <w:b/>
         </w:rPr>
-        <w:t xml:space="preserve">Evaluasi Algoritma Kuantisasi Berbasis Aktivasi.</w:t>
-      </w:r>
-      <w:r>
-        <w:t xml:space="preserve"> </w:t>
-      </w:r>
-      <w:r>
-        <w:t xml:space="preserve">Guna mempertahankan kualitas kognitif pada tingkat kompresi rendah, disarankan melakukan komparasi metode</w:t>
-      </w:r>
-      <w:r>
-        <w:t xml:space="preserve"> </w:t>
-      </w:r>
-      <w:r>
-        <w:rPr>
-          <w:i/>
-        </w:rPr>
-        <w:t xml:space="preserve">k-quants</w:t>
-      </w:r>
-      <w:r>
-        <w:t xml:space="preserve"> </w:t>
-      </w:r>
-      <w:r>
-        <w:t xml:space="preserve">dengan algoritma mutakhir seperti AWQ (Lin dkk., 2023) yang lebih adaptif dalam melindungi bobot</w:t>
-      </w:r>
-      <w:r>
-        <w:t xml:space="preserve"> </w:t>
-      </w:r>
-      <w:r>
-        <w:rPr>
-          <w:i/>
-        </w:rPr>
-        <w:t xml:space="preserve">outliers</w:t>
-      </w:r>
-      <w:r>
-        <w:t xml:space="preserve">.</w:t>
+        <w:t xml:space="preserve">Penambahan Instrumen Telemetri Termal dan Energi.</w:t>
+      </w:r>
+      <w:r>
+        <w:t xml:space="preserve"> </w:t>
+      </w:r>
+      <w:r>
+        <w:t xml:space="preserve">Penelitian belum menyertakan pengukuran suhu CPU (</w:t>
+      </w:r>
+      <w:r>
+        <w:rPr>
+          <w:rStyle w:val="VerbatimChar"/>
+        </w:rPr>
+        <w:t xml:space="preserve">/sys/class/thermal/thermal_zone*/temp</w:t>
+      </w:r>
+      <w:r>
+        <w:t xml:space="preserve">) dan konsumsi baterai per 1.000</w:t>
+      </w:r>
+      <w:r>
+        <w:t xml:space="preserve"> </w:t>
+      </w:r>
+      <w:r>
+        <w:rPr>
+          <w:i/>
+        </w:rPr>
+        <w:t xml:space="preserve">token</w:t>
+      </w:r>
+      <w:r>
+        <w:t xml:space="preserve"> </w:t>
+      </w:r>
+      <w:r>
+        <w:t xml:space="preserve">yang diproduksi. Penambahan kedua metrik ini sangat penting untuk evaluasi praktis dalam konteks</w:t>
+      </w:r>
+      <w:r>
+        <w:t xml:space="preserve"> </w:t>
+      </w:r>
+      <w:r>
+        <w:rPr>
+          <w:i/>
+        </w:rPr>
+        <w:t xml:space="preserve">Mobile Edge AI</w:t>
+      </w:r>
+      <w:r>
+        <w:t xml:space="preserve"> </w:t>
+      </w:r>
+      <w:r>
+        <w:t xml:space="preserve">yang sensitif terhadap</w:t>
+      </w:r>
+      <w:r>
+        <w:t xml:space="preserve"> </w:t>
+      </w:r>
+      <w:r>
+        <w:rPr>
+          <w:i/>
+        </w:rPr>
+        <w:t xml:space="preserve">thermal throttling</w:t>
+      </w:r>
+      <w:r>
+        <w:t xml:space="preserve"> </w:t>
+      </w:r>
+      <w:r>
+        <w:t xml:space="preserve">dan ketahanan baterai. Pendekatan pengukuran energi</w:t>
+      </w:r>
+      <w:r>
+        <w:t xml:space="preserve"> </w:t>
+      </w:r>
+      <w:r>
+        <w:rPr>
+          <w:i/>
+        </w:rPr>
+        <w:t xml:space="preserve">high-resolution</w:t>
+      </w:r>
+      <w:r>
+        <w:t xml:space="preserve"> </w:t>
+      </w:r>
+      <w:r>
+        <w:t xml:space="preserve">berbasis sensor arus eksternal yang dipaparkan oleh Husom dkk. (2024) pada</w:t>
+      </w:r>
+      <w:r>
+        <w:t xml:space="preserve"> </w:t>
+      </w:r>
+      <w:r>
+        <w:rPr>
+          <w:i/>
+        </w:rPr>
+        <w:t xml:space="preserve">Raspberry Pi</w:t>
+      </w:r>
+      <w:r>
+        <w:t xml:space="preserve"> </w:t>
+      </w:r>
+      <w:r>
+        <w:t xml:space="preserve">dapat menjadi acuan adopsi pada perangkat Android.</w:t>
       </w:r>
     </w:p>
     <w:p>
@@ -18720,7 +19082,7 @@
         <w:t xml:space="preserve"> </w:t>
       </w:r>
       <w:r>
-        <w:t xml:space="preserve">Untuk meningkatkan utilitas bagi pengguna akhir, disarankan mengembangkan purwarupa terminal ini ke dalam bentuk aplikasi Android</w:t>
+        <w:t xml:space="preserve">Untuk meningkatkan utilitas bagi pengguna akhir, purwarupa terminal ini disarankan dikembangkan ke dalam bentuk aplikasi Android</w:t>
       </w:r>
       <w:r>
         <w:t xml:space="preserve"> </w:t>
@@ -18750,7 +19112,406 @@
         <w:t xml:space="preserve"> </w:t>
       </w:r>
       <w:r>
-        <w:t xml:space="preserve">(JNI). Tujuannya adalah mentransformasi sistem berbasis CLI menjadi asisten AI interaktif yang lebih intuitif dan aksesibel. Pengembangan lanjutan terhadap teknik</w:t>
+        <w:t xml:space="preserve">(JNI). Tujuannya adalah mentransformasi sistem berbasis CLI menjadi asisten AI interaktif yang lebih intuitif dan aksesibel.</w:t>
+      </w:r>
+    </w:p>
+    <w:p>
+      <w:pPr>
+        <w:pStyle w:val="Heading3"/>
+      </w:pPr>
+      <w:bookmarkStart w:id="91" w:name="aspek-penelitian-pembahasan-selanjutnya"/>
+      <w:r>
+        <w:t xml:space="preserve">5.2.3 Aspek Penelitian (Pembahasan) Selanjutnya</w:t>
+      </w:r>
+      <w:bookmarkEnd w:id="91"/>
+    </w:p>
+    <w:p>
+      <w:pPr>
+        <w:numPr>
+          <w:ilvl w:val="0"/>
+          <w:numId w:val="1019"/>
+        </w:numPr>
+        <w:pStyle w:val="Compact"/>
+      </w:pPr>
+      <w:r>
+        <w:rPr>
+          <w:b/>
+        </w:rPr>
+        <w:t xml:space="preserve">Perluasan Lingkup Perangkat Uji.</w:t>
+      </w:r>
+      <w:r>
+        <w:t xml:space="preserve"> </w:t>
+      </w:r>
+      <w:r>
+        <w:t xml:space="preserve">Replikasi eksperimen pada minimal tiga SoC berbeda (Snapdragon, Dimensity, Tensor) sangat dianjurkan untuk menguji generalisasi temuan</w:t>
+      </w:r>
+      <w:r>
+        <w:t xml:space="preserve"> </w:t>
+      </w:r>
+      <w:r>
+        <w:rPr>
+          <w:i/>
+        </w:rPr>
+        <w:t xml:space="preserve">sweet spot</w:t>
+      </w:r>
+      <w:r>
+        <w:t xml:space="preserve"> </w:t>
+      </w:r>
+      <w:r>
+        <w:t xml:space="preserve">Q4_K_M. Variasi karakteristik termal,</w:t>
+      </w:r>
+      <w:r>
+        <w:t xml:space="preserve"> </w:t>
+      </w:r>
+      <w:r>
+        <w:rPr>
+          <w:i/>
+        </w:rPr>
+        <w:t xml:space="preserve">governor</w:t>
+      </w:r>
+      <w:r>
+        <w:t xml:space="preserve"> </w:t>
+      </w:r>
+      <w:r>
+        <w:t xml:space="preserve">CPU, dan skema</w:t>
+      </w:r>
+      <w:r>
+        <w:t xml:space="preserve"> </w:t>
+      </w:r>
+      <w:r>
+        <w:rPr>
+          <w:i/>
+        </w:rPr>
+        <w:t xml:space="preserve">power management</w:t>
+      </w:r>
+      <w:r>
+        <w:t xml:space="preserve"> </w:t>
+      </w:r>
+      <w:r>
+        <w:t xml:space="preserve">berpotensi menggeser titik keseimbangan optimal antar SoC.</w:t>
+      </w:r>
+    </w:p>
+    <w:p>
+      <w:pPr>
+        <w:numPr>
+          <w:ilvl w:val="0"/>
+          <w:numId w:val="1019"/>
+        </w:numPr>
+        <w:pStyle w:val="Compact"/>
+      </w:pPr>
+      <w:r>
+        <w:rPr>
+          <w:b/>
+        </w:rPr>
+        <w:t xml:space="preserve">Peningkatan Ukuran Sampel</w:t>
+      </w:r>
+      <w:r>
+        <w:rPr>
+          <w:b/>
+        </w:rPr>
+        <w:t xml:space="preserve"> </w:t>
+      </w:r>
+      <w:r>
+        <w:rPr>
+          <w:i/>
+          <w:b/>
+        </w:rPr>
+        <w:t xml:space="preserve">Benchmark</w:t>
+      </w:r>
+      <w:r>
+        <w:rPr>
+          <w:b/>
+        </w:rPr>
+        <w:t xml:space="preserve"> </w:t>
+      </w:r>
+      <w:r>
+        <w:rPr>
+          <w:b/>
+        </w:rPr>
+        <w:t xml:space="preserve">Akurasi.</w:t>
+      </w:r>
+      <w:r>
+        <w:t xml:space="preserve"> </w:t>
+      </w:r>
+      <w:r>
+        <w:t xml:space="preserve">Evaluasi MMLU, GSM8K, dan HumanEval saat ini menggunakan 100 sampel acak per</w:t>
+      </w:r>
+      <w:r>
+        <w:t xml:space="preserve"> </w:t>
+      </w:r>
+      <w:r>
+        <w:rPr>
+          <w:i/>
+        </w:rPr>
+        <w:t xml:space="preserve">benchmark</w:t>
+      </w:r>
+      <w:r>
+        <w:t xml:space="preserve"> </w:t>
+      </w:r>
+      <w:r>
+        <w:t xml:space="preserve">yang menyisakan margin</w:t>
+      </w:r>
+      <w:r>
+        <w:t xml:space="preserve"> </w:t>
+      </w:r>
+      <w:r>
+        <w:rPr>
+          <w:i/>
+        </w:rPr>
+        <w:t xml:space="preserve">error</w:t>
+      </w:r>
+      <w:r>
+        <w:t xml:space="preserve"> </w:t>
+      </w:r>
+      <w:r>
+        <w:t xml:space="preserve">statistik 95% CI sebesar ±10 poin. Studi lanjutan disarankan menggunakan minimal 500 sampel per</w:t>
+      </w:r>
+      <w:r>
+        <w:t xml:space="preserve"> </w:t>
+      </w:r>
+      <w:r>
+        <w:rPr>
+          <w:i/>
+        </w:rPr>
+        <w:t xml:space="preserve">benchmark</w:t>
+      </w:r>
+      <w:r>
+        <w:t xml:space="preserve"> </w:t>
+      </w:r>
+      <w:r>
+        <w:t xml:space="preserve">atau melaporkan interval kepercayaan secara eksplisit agar perbedaan antar varian dapat dipertegas.</w:t>
+      </w:r>
+    </w:p>
+    <w:p>
+      <w:pPr>
+        <w:numPr>
+          <w:ilvl w:val="0"/>
+          <w:numId w:val="1019"/>
+        </w:numPr>
+        <w:pStyle w:val="Compact"/>
+      </w:pPr>
+      <w:r>
+        <w:rPr>
+          <w:b/>
+        </w:rPr>
+        <w:t xml:space="preserve">Penyempurnaan Instrumen Evaluasi</w:t>
+      </w:r>
+      <w:r>
+        <w:rPr>
+          <w:b/>
+        </w:rPr>
+        <w:t xml:space="preserve"> </w:t>
+      </w:r>
+      <w:r>
+        <w:rPr>
+          <w:i/>
+          <w:b/>
+        </w:rPr>
+        <w:t xml:space="preserve">Reasoning Model</w:t>
+      </w:r>
+      <w:r>
+        <w:rPr>
+          <w:b/>
+        </w:rPr>
+        <w:t xml:space="preserve">.</w:t>
+      </w:r>
+      <w:r>
+        <w:t xml:space="preserve"> </w:t>
+      </w:r>
+      <w:r>
+        <w:t xml:space="preserve">Sebagaimana dijabarkan pada Sub-bab 4.3.3, skor akurasi Qwen 3.5 terdampak oleh interaksi antara format keluaran</w:t>
+      </w:r>
+      <w:r>
+        <w:t xml:space="preserve"> </w:t>
+      </w:r>
+      <w:r>
+        <w:rPr>
+          <w:i/>
+        </w:rPr>
+        <w:t xml:space="preserve">chain-of-thought</w:t>
+      </w:r>
+      <w:r>
+        <w:t xml:space="preserve"> </w:t>
+      </w:r>
+      <w:r>
+        <w:t xml:space="preserve">(</w:t>
+      </w:r>
+      <w:r>
+        <w:rPr>
+          <w:rStyle w:val="VerbatimChar"/>
+        </w:rPr>
+        <w:t xml:space="preserve">&lt;think&gt;...&lt;/think&gt;</w:t>
+      </w:r>
+      <w:r>
+        <w:t xml:space="preserve">), anggaran</w:t>
+      </w:r>
+      <w:r>
+        <w:t xml:space="preserve"> </w:t>
+      </w:r>
+      <w:r>
+        <w:rPr>
+          <w:i/>
+        </w:rPr>
+        <w:t xml:space="preserve">token</w:t>
+      </w:r>
+      <w:r>
+        <w:t xml:space="preserve">, dan logika</w:t>
+      </w:r>
+      <w:r>
+        <w:t xml:space="preserve"> </w:t>
+      </w:r>
+      <w:r>
+        <w:rPr>
+          <w:i/>
+        </w:rPr>
+        <w:t xml:space="preserve">parser</w:t>
+      </w:r>
+      <w:r>
+        <w:t xml:space="preserve"> </w:t>
+      </w:r>
+      <w:r>
+        <w:t xml:space="preserve">berlapis. Penelitian lanjutan disarankan mengembangkan</w:t>
+      </w:r>
+      <w:r>
+        <w:t xml:space="preserve"> </w:t>
+      </w:r>
+      <w:r>
+        <w:rPr>
+          <w:i/>
+        </w:rPr>
+        <w:t xml:space="preserve">parser</w:t>
+      </w:r>
+      <w:r>
+        <w:t xml:space="preserve"> </w:t>
+      </w:r>
+      <w:r>
+        <w:t xml:space="preserve">khusus</w:t>
+      </w:r>
+      <w:r>
+        <w:t xml:space="preserve"> </w:t>
+      </w:r>
+      <w:r>
+        <w:rPr>
+          <w:i/>
+        </w:rPr>
+        <w:t xml:space="preserve">reasoning model</w:t>
+      </w:r>
+      <w:r>
+        <w:t xml:space="preserve"> </w:t>
+      </w:r>
+      <w:r>
+        <w:t xml:space="preserve">yang mengizinkan anggaran</w:t>
+      </w:r>
+      <w:r>
+        <w:t xml:space="preserve"> </w:t>
+      </w:r>
+      <w:r>
+        <w:rPr>
+          <w:i/>
+        </w:rPr>
+        <w:t xml:space="preserve">token</w:t>
+      </w:r>
+      <w:r>
+        <w:t xml:space="preserve"> </w:t>
+      </w:r>
+      <w:r>
+        <w:t xml:space="preserve">adaptif dan mendukung deteksi multi-pola jawaban (</w:t>
+      </w:r>
+      <w:r>
+        <w:rPr>
+          <w:rStyle w:val="VerbatimChar"/>
+        </w:rPr>
+        <w:t xml:space="preserve">####</w:t>
+      </w:r>
+      <w:r>
+        <w:t xml:space="preserve">,</w:t>
+      </w:r>
+      <w:r>
+        <w:t xml:space="preserve"> </w:t>
+      </w:r>
+      <w:r>
+        <w:rPr>
+          <w:rStyle w:val="VerbatimChar"/>
+        </w:rPr>
+        <w:t xml:space="preserve">\boxed{}</w:t>
+      </w:r>
+      <w:r>
+        <w:t xml:space="preserve">,</w:t>
+      </w:r>
+      <w:r>
+        <w:t xml:space="preserve"> </w:t>
+      </w:r>
+      <w:r>
+        <w:rPr>
+          <w:i/>
+        </w:rPr>
+        <w:t xml:space="preserve">final answer</w:t>
+      </w:r>
+      <w:r>
+        <w:t xml:space="preserve">) tanpa</w:t>
+      </w:r>
+      <w:r>
+        <w:t xml:space="preserve"> </w:t>
+      </w:r>
+      <w:r>
+        <w:rPr>
+          <w:i/>
+        </w:rPr>
+        <w:t xml:space="preserve">fallback</w:t>
+      </w:r>
+      <w:r>
+        <w:t xml:space="preserve"> </w:t>
+      </w:r>
+      <w:r>
+        <w:t xml:space="preserve">yang berisiko bias.</w:t>
+      </w:r>
+    </w:p>
+    <w:p>
+      <w:pPr>
+        <w:numPr>
+          <w:ilvl w:val="0"/>
+          <w:numId w:val="1019"/>
+        </w:numPr>
+        <w:pStyle w:val="Compact"/>
+      </w:pPr>
+      <w:r>
+        <w:rPr>
+          <w:b/>
+        </w:rPr>
+        <w:t xml:space="preserve">Komparasi dengan Algoritma Kuantisasi Berbasis Aktivasi.</w:t>
+      </w:r>
+      <w:r>
+        <w:t xml:space="preserve"> </w:t>
+      </w:r>
+      <w:r>
+        <w:t xml:space="preserve">Guna mempertahankan kualitas kognitif pada tingkat kompresi rendah, disarankan melakukan komparasi metode</w:t>
+      </w:r>
+      <w:r>
+        <w:t xml:space="preserve"> </w:t>
+      </w:r>
+      <w:r>
+        <w:rPr>
+          <w:i/>
+        </w:rPr>
+        <w:t xml:space="preserve">k-quants</w:t>
+      </w:r>
+      <w:r>
+        <w:t xml:space="preserve"> </w:t>
+      </w:r>
+      <w:r>
+        <w:t xml:space="preserve">dengan algoritma mutakhir seperti AWQ (Lin dkk., 2023) atau MobileQuant (Tan dkk., 2024) yang lebih adaptif dalam melindungi bobot</w:t>
+      </w:r>
+      <w:r>
+        <w:t xml:space="preserve"> </w:t>
+      </w:r>
+      <w:r>
+        <w:rPr>
+          <w:i/>
+        </w:rPr>
+        <w:t xml:space="preserve">outliers</w:t>
+      </w:r>
+      <w:r>
+        <w:t xml:space="preserve">. Pengembangan lanjutan terhadap teknik</w:t>
       </w:r>
       <w:r>
         <w:t xml:space="preserve"> </w:t>
@@ -18789,18 +19550,18 @@
         <w:t xml:space="preserve"> </w:t>
       </w:r>
       <w:r>
-        <w:t xml:space="preserve">yang efisien sebagaimana diuraikan oleh Xiao dan Zhu (2025) dapat ditambahkan untuk meningkatkan kualitas respons asisten.</w:t>
+        <w:t xml:space="preserve">yang efisien sebagaimana diuraikan oleh Xiao dan Zhu (2025) juga dapat ditambahkan untuk meningkatkan kualitas respons asisten.</w:t>
       </w:r>
     </w:p>
     <w:p>
       <w:pPr>
         <w:pStyle w:val="Heading1"/>
       </w:pPr>
-      <w:bookmarkStart w:id="89" w:name="daftar-pustaka"/>
+      <w:bookmarkStart w:id="92" w:name="daftar-pustaka"/>
       <w:r>
         <w:t xml:space="preserve">DAFTAR PUSTAKA</w:t>
       </w:r>
-      <w:bookmarkEnd w:id="89"/>
+      <w:bookmarkEnd w:id="92"/>
     </w:p>
     <w:p>
       <w:pPr>
@@ -19406,17 +20167,17 @@
       <w:pPr>
         <w:pStyle w:val="Heading1"/>
       </w:pPr>
-      <w:bookmarkStart w:id="90" w:name="lampiran"/>
+      <w:bookmarkStart w:id="93" w:name="lampiran"/>
       <w:r>
         <w:t xml:space="preserve">LAMPIRAN</w:t>
       </w:r>
-      <w:bookmarkEnd w:id="90"/>
+      <w:bookmarkEnd w:id="93"/>
     </w:p>
     <w:p>
       <w:pPr>
         <w:pStyle w:val="Heading2"/>
       </w:pPr>
-      <w:bookmarkStart w:id="91" w:name="X4f3a7e4a2f15dc5c776d081c4e2586f0b87e9a6"/>
+      <w:bookmarkStart w:id="94" w:name="X4f3a7e4a2f15dc5c776d081c4e2586f0b87e9a6"/>
       <w:r>
         <w:t xml:space="preserve">Lampiran A — Skrip Otomatisasi</w:t>
       </w:r>
@@ -19435,7 +20196,7 @@
       <w:r>
         <w:t xml:space="preserve">(Termux Android)</w:t>
       </w:r>
-      <w:bookmarkEnd w:id="91"/>
+      <w:bookmarkEnd w:id="94"/>
     </w:p>
     <w:p>
       <w:pPr>
@@ -22925,7 +23686,7 @@
       <w:pPr>
         <w:pStyle w:val="Heading2"/>
       </w:pPr>
-      <w:bookmarkStart w:id="92" w:name="X446cbdad62534d5817ef28ab1a3c4ef45dc269a"/>
+      <w:bookmarkStart w:id="95" w:name="X446cbdad62534d5817ef28ab1a3c4ef45dc269a"/>
       <w:r>
         <w:t xml:space="preserve">Lampiran B — Skrip Persiapan Model di PC (</w:t>
       </w:r>
@@ -22938,7 +23699,7 @@
       <w:r>
         <w:t xml:space="preserve">)</w:t>
       </w:r>
-      <w:bookmarkEnd w:id="92"/>
+      <w:bookmarkEnd w:id="95"/>
     </w:p>
     <w:p>
       <w:pPr>
@@ -23773,11 +24534,11 @@
       <w:pPr>
         <w:pStyle w:val="Heading2"/>
       </w:pPr>
-      <w:bookmarkStart w:id="93" w:name="Xc87dffa55e83400c59c3898b198df6d7b908554"/>
+      <w:bookmarkStart w:id="96" w:name="Xc87dffa55e83400c59c3898b198df6d7b908554"/>
       <w:r>
         <w:t xml:space="preserve">Lampiran C — Berkas Data dan Skrip Reproducibility</w:t>
       </w:r>
-      <w:bookmarkEnd w:id="93"/>
+      <w:bookmarkEnd w:id="96"/>
     </w:p>
     <w:p>
       <w:pPr>
@@ -25121,6 +25882,36 @@
     </w:lvlOverride>
   </w:num>
   <w:num w:numId="1018">
+    <w:abstractNumId w:val="99411"/>
+    <w:lvlOverride w:ilvl="0">
+      <w:startOverride w:val="1"/>
+    </w:lvlOverride>
+    <w:lvlOverride w:ilvl="1">
+      <w:startOverride w:val="1"/>
+    </w:lvlOverride>
+    <w:lvlOverride w:ilvl="2">
+      <w:startOverride w:val="1"/>
+    </w:lvlOverride>
+    <w:lvlOverride w:ilvl="3">
+      <w:startOverride w:val="1"/>
+    </w:lvlOverride>
+    <w:lvlOverride w:ilvl="4">
+      <w:startOverride w:val="1"/>
+    </w:lvlOverride>
+    <w:lvlOverride w:ilvl="5">
+      <w:startOverride w:val="1"/>
+    </w:lvlOverride>
+    <w:lvlOverride w:ilvl="6">
+      <w:startOverride w:val="1"/>
+    </w:lvlOverride>
+    <w:lvlOverride w:ilvl="7">
+      <w:startOverride w:val="1"/>
+    </w:lvlOverride>
+    <w:lvlOverride w:ilvl="8">
+      <w:startOverride w:val="1"/>
+    </w:lvlOverride>
+  </w:num>
+  <w:num w:numId="1019">
     <w:abstractNumId w:val="99411"/>
     <w:lvlOverride w:ilvl="0">
       <w:startOverride w:val="1"/>

--- a/docs/Skripsi_PTQ_SLM_Android.docx
+++ b/docs/Skripsi_PTQ_SLM_Android.docx
@@ -97,6 +97,7 @@
     <w:p>
       <w:pPr>
         <w:pStyle w:val="Author"/>
+        <w:jc w:val="both"/>
       </w:pPr>
       <w:r>
         <w:t xml:space="preserve">Penulis:</w:t>
@@ -111,13 +112,7 @@
         <w:t xml:space="preserve"> </w:t>
       </w:r>
       <w:r>
-        <w:t xml:space="preserve">Mahasiswa]</w:t>
-      </w:r>
-      <w:r>
-        <w:t xml:space="preserve"> </w:t>
-      </w:r>
-      <w:r>
-        <w:t xml:space="preserve">—</w:t>
+        <w:t xml:space="preserve">Mahasiswa],</w:t>
       </w:r>
       <w:r>
         <w:t xml:space="preserve"> </w:t>
@@ -135,6 +130,7 @@
     <w:p>
       <w:pPr>
         <w:pStyle w:val="Date"/>
+        <w:jc w:val="both"/>
       </w:pPr>
       <w:r>
         <w:t xml:space="preserve">Program</w:t>
@@ -155,13 +151,7 @@
         <w:t xml:space="preserve"> </w:t>
       </w:r>
       <w:r>
-        <w:t xml:space="preserve">Informasi</w:t>
-      </w:r>
-      <w:r>
-        <w:t xml:space="preserve"> </w:t>
-      </w:r>
-      <w:r>
-        <w:t xml:space="preserve">—</w:t>
+        <w:t xml:space="preserve">Informasi,</w:t>
       </w:r>
       <w:r>
         <w:t xml:space="preserve"> </w:t>
@@ -185,13 +175,7 @@
         <w:t xml:space="preserve"> </w:t>
       </w:r>
       <w:r>
-        <w:t xml:space="preserve">Informatika</w:t>
-      </w:r>
-      <w:r>
-        <w:t xml:space="preserve"> </w:t>
-      </w:r>
-      <w:r>
-        <w:t xml:space="preserve">—</w:t>
+        <w:t xml:space="preserve">Informatika,</w:t>
       </w:r>
       <w:r>
         <w:t xml:space="preserve"> </w:t>
@@ -263,6 +247,7 @@
     <w:p>
       <w:pPr>
         <w:pStyle w:val="FirstParagraph"/>
+        <w:jc w:val="both"/>
       </w:pPr>
       <w:r>
         <w:t xml:space="preserve">Pemanfaatan</w:t>
@@ -547,6 +532,7 @@
     <w:p>
       <w:pPr>
         <w:pStyle w:val="BodyText"/>
+        <w:jc w:val="both"/>
       </w:pPr>
       <w:r>
         <w:rPr>
@@ -628,6 +614,7 @@
     <w:p>
       <w:pPr>
         <w:pStyle w:val="FirstParagraph"/>
+        <w:jc w:val="both"/>
       </w:pPr>
       <w:r>
         <w:t xml:space="preserve">Puji syukur penulis panjatkan ke hadirat Tuhan Yang Maha Esa atas selesainya penyusunan skripsi yang berjudul</w:t>
@@ -735,6 +722,7 @@
     <w:p>
       <w:pPr>
         <w:pStyle w:val="BodyText"/>
+        <w:jc w:val="both"/>
       </w:pPr>
       <w:r>
         <w:t xml:space="preserve">Penulis menyampaikan terima kasih kepada dosen pembimbing, rekan-rekan mahasiswa, serta keluarga yang telah memberikan dukungan moral, masukan teknis, dan akses sumber daya selama proses penelitian berlangsung. Penulis menyadari bahwa skripsi ini masih jauh dari sempurna, sehingga kritik dan saran yang membangun sangat diharapkan demi penyempurnaan karya tulis serupa di masa depan.</w:t>
@@ -743,6 +731,7 @@
     <w:p>
       <w:pPr>
         <w:pStyle w:val="BodyText"/>
+        <w:jc w:val="both"/>
       </w:pPr>
       <w:r>
         <w:t xml:space="preserve">Jakarta, [Tanggal] [Bulan] [Tahun]</w:t>
@@ -751,6 +740,7 @@
     <w:p>
       <w:pPr>
         <w:pStyle w:val="BodyText"/>
+        <w:jc w:val="both"/>
       </w:pPr>
       <w:r>
         <w:t xml:space="preserve">Penulis,</w:t>
@@ -759,6 +749,7 @@
     <w:p>
       <w:pPr>
         <w:pStyle w:val="BodyText"/>
+        <w:jc w:val="both"/>
       </w:pPr>
       <w:r>
         <w:t xml:space="preserve">[Nama Mahasiswa]</w:t>
@@ -770,7 +761,7 @@
       </w:pPr>
       <w:bookmarkStart w:id="22" w:name="bab-i-pendahuluan"/>
       <w:r>
-        <w:t xml:space="preserve">BAB I — PENDAHULUAN</w:t>
+        <w:t xml:space="preserve">BAB I PENDAHULUAN</w:t>
       </w:r>
       <w:bookmarkEnd w:id="22"/>
     </w:p>
@@ -787,6 +778,7 @@
     <w:p>
       <w:pPr>
         <w:pStyle w:val="FirstParagraph"/>
+        <w:jc w:val="both"/>
       </w:pPr>
       <w:r>
         <w:t xml:space="preserve">Lanskap teknologi kecerdasan buatan, terkhusus pada domain</w:t>
@@ -819,7 +811,7 @@
         <w:t xml:space="preserve"> </w:t>
       </w:r>
       <w:r>
-        <w:t xml:space="preserve">(LLM). Model berskala masif ini telah mendefinisikan ulang batas atas kemampuan komputasi mesin dalam menguraikan makna semantik dan membangkitkan teks yang setara dengan gaya kognitif manusia. Kendati menawarkan performa luar biasa, arsitektur LLM kontemporer menuntut spesifikasi infrastruktur komputasi—terutama</w:t>
+        <w:t xml:space="preserve">(LLM). Model berskala masif ini telah mendefinisikan ulang batas atas kemampuan komputasi mesin dalam menguraikan makna semantik dan membangkitkan teks yang setara dengan gaya kognitif manusia. Kendati menawarkan performa luar biasa, arsitektur LLM kontemporer menuntut spesifikasi infrastruktur komputasi, terutama</w:t>
       </w:r>
       <w:r>
         <w:t xml:space="preserve"> </w:t>
@@ -834,7 +826,7 @@
         <w:t xml:space="preserve"> </w:t>
       </w:r>
       <w:r>
-        <w:t xml:space="preserve">(GPU)—yang besar dan eksklusif. Ketergantungan absolut pada perangkat keras kelas atas ini pada akhirnya memicu fenomena defisit alokasi memori (</w:t>
+        <w:t xml:space="preserve">(GPU),yang besar dan eksklusif. Ketergantungan absolut pada perangkat keras kelas atas ini pada akhirnya memicu fenomena defisit alokasi memori (</w:t>
       </w:r>
       <w:r>
         <w:rPr>
@@ -849,6 +841,7 @@
     <w:p>
       <w:pPr>
         <w:pStyle w:val="BodyText"/>
+        <w:jc w:val="both"/>
       </w:pPr>
       <w:r>
         <w:t xml:space="preserve">Di sisi lain, pergeseran paradigma mobilitas digital meningkatkan tuntutan masyarakat akan asisten virtual pintar yang proaktif dan responsif secara</w:t>
@@ -926,6 +919,7 @@
     <w:p>
       <w:pPr>
         <w:pStyle w:val="BodyText"/>
+        <w:jc w:val="both"/>
       </w:pPr>
       <w:r>
         <w:t xml:space="preserve">Sebagai antitesis atas tuntutan privasi tersebut,</w:t>
@@ -1030,6 +1024,7 @@
     <w:p>
       <w:pPr>
         <w:pStyle w:val="BodyText"/>
+        <w:jc w:val="both"/>
       </w:pPr>
       <w:r>
         <w:t xml:space="preserve">Salah satu intervensi komputasional paling krusial untuk menekan</w:t>
@@ -1044,7 +1039,7 @@
         <w:t xml:space="preserve">memory footprint</w:t>
       </w:r>
       <w:r>
-        <w:t xml:space="preserve">—sehingga model AI dapat dimuat secara aman ke dalam sempitnya RAM</w:t>
+        <w:t xml:space="preserve">,sehingga model AI dapat dimuat secara aman ke dalam sempitnya RAM</w:t>
       </w:r>
       <w:r>
         <w:t xml:space="preserve"> </w:t>
@@ -1056,7 +1051,7 @@
         <w:t xml:space="preserve">smartphone</w:t>
       </w:r>
       <w:r>
-        <w:t xml:space="preserve">—adalah melalui</w:t>
+        <w:t xml:space="preserve">,adalah melalui</w:t>
       </w:r>
       <w:r>
         <w:t xml:space="preserve"> </w:t>
@@ -1110,6 +1105,7 @@
     <w:p>
       <w:pPr>
         <w:pStyle w:val="BodyText"/>
+        <w:jc w:val="both"/>
       </w:pPr>
       <w:r>
         <w:t xml:space="preserve">Berangkat dari rangkaian determinan pada ekosistem</w:t>
@@ -1194,6 +1190,7 @@
     <w:p>
       <w:pPr>
         <w:pStyle w:val="FirstParagraph"/>
+        <w:jc w:val="both"/>
       </w:pPr>
       <w:r>
         <w:t xml:space="preserve">Berdasarkan elaborasi latar belakang, dapat ditarik beberapa permasalahan utama yang menjadi fokus penelitian ini, yaitu:</w:t>
@@ -1206,6 +1203,7 @@
           <w:numId w:val="1001"/>
         </w:numPr>
         <w:pStyle w:val="Compact"/>
+        <w:jc w:val="both"/>
       </w:pPr>
       <w:r>
         <w:rPr>
@@ -1291,6 +1289,7 @@
           <w:numId w:val="1001"/>
         </w:numPr>
         <w:pStyle w:val="Compact"/>
+        <w:jc w:val="both"/>
       </w:pPr>
       <w:r>
         <w:rPr>
@@ -1370,6 +1369,7 @@
           <w:numId w:val="1001"/>
         </w:numPr>
         <w:pStyle w:val="Compact"/>
+        <w:jc w:val="both"/>
       </w:pPr>
       <w:r>
         <w:rPr>
@@ -1424,6 +1424,7 @@
     <w:p>
       <w:pPr>
         <w:pStyle w:val="FirstParagraph"/>
+        <w:jc w:val="both"/>
       </w:pPr>
       <w:r>
         <w:t xml:space="preserve">Berdasarkan identifikasi permasalahan di atas, rumusan masalah yang akan dijawab oleh penelitian ini adalah:</w:t>
@@ -1436,6 +1437,7 @@
           <w:numId w:val="1002"/>
         </w:numPr>
         <w:pStyle w:val="Compact"/>
+        <w:jc w:val="both"/>
       </w:pPr>
       <w:r>
         <w:t xml:space="preserve">Berapa besar efisiensi penyimpanan (</w:t>
@@ -1457,9 +1459,10 @@
           <w:numId w:val="1002"/>
         </w:numPr>
         <w:pStyle w:val="Compact"/>
-      </w:pPr>
-      <w:r>
-        <w:t xml:space="preserve">Bagaimana perbandingan kualitas linguistik—diwakili oleh</w:t>
+        <w:jc w:val="both"/>
+      </w:pPr>
+      <w:r>
+        <w:t xml:space="preserve">Bagaimana perbandingan kualitas linguistik, diwakili oleh</w:t>
       </w:r>
       <w:r>
         <w:t xml:space="preserve"> </w:t>
@@ -1474,7 +1477,7 @@
         <w:t xml:space="preserve"> </w:t>
       </w:r>
       <w:r>
-        <w:t xml:space="preserve">(WikiText-2)—serta akurasi kognitif (MMLU, GSM8K, dan HumanEval) yang dipertahankan oleh masing-masing varian kuantisasi terhadap baseline FP16?</w:t>
+        <w:t xml:space="preserve">(WikiText-2),serta akurasi kognitif (MMLU, GSM8K, dan HumanEval) yang dipertahankan oleh masing-masing varian kuantisasi terhadap baseline FP16?</w:t>
       </w:r>
     </w:p>
     <w:p>
@@ -1484,6 +1487,7 @@
           <w:numId w:val="1002"/>
         </w:numPr>
         <w:pStyle w:val="Compact"/>
+        <w:jc w:val="both"/>
       </w:pPr>
       <w:r>
         <w:t xml:space="preserve">Seberapa besar peningkatan kecepatan inferensi (</w:t>
@@ -1523,6 +1527,7 @@
           <w:numId w:val="1002"/>
         </w:numPr>
         <w:pStyle w:val="Compact"/>
+        <w:jc w:val="both"/>
       </w:pPr>
       <w:r>
         <w:t xml:space="preserve">Berdasarkan tinjauan</w:t>
@@ -1597,6 +1602,7 @@
           <w:numId w:val="1003"/>
         </w:numPr>
         <w:pStyle w:val="Compact"/>
+        <w:jc w:val="both"/>
       </w:pPr>
       <w:r>
         <w:t xml:space="preserve">Mengimplementasikan dan mengevaluasi kelayakan operasional varian PTQ presisi campuran (Q3_K_M, Q4_K_M, dan Q5_K_M) pada arsitektur SLM, sekaligus mengidentifikasi batas aman toleransi RAM Android terhadap pemicu</w:t>
@@ -1621,6 +1627,7 @@
           <w:numId w:val="1003"/>
         </w:numPr>
         <w:pStyle w:val="Compact"/>
+        <w:jc w:val="both"/>
       </w:pPr>
       <w:r>
         <w:t xml:space="preserve">Melakukan komparasi faktual melalui</w:t>
@@ -1678,6 +1685,7 @@
           <w:numId w:val="1003"/>
         </w:numPr>
         <w:pStyle w:val="Compact"/>
+        <w:jc w:val="both"/>
       </w:pPr>
       <w:r>
         <w:t xml:space="preserve">Menetapkan rekomendasi konfigurasi (model parameter-size dan tingkat kuantisasi) yang paling optimal sebagai</w:t>
@@ -1711,6 +1719,7 @@
     <w:p>
       <w:pPr>
         <w:pStyle w:val="FirstParagraph"/>
+        <w:jc w:val="both"/>
       </w:pPr>
       <w:r>
         <w:rPr>
@@ -1725,6 +1734,7 @@
           <w:ilvl w:val="0"/>
           <w:numId w:val="1004"/>
         </w:numPr>
+        <w:jc w:val="both"/>
       </w:pPr>
       <w:r>
         <w:t xml:space="preserve">Sebagai sarana pemenuhan salah satu syarat akademik untuk meraih kelulusan pada Program Sarjana, Program Studi Teknologi Informasi, Fakultas Teknik dan Informatika, Universitas Bina Sarana Informatika.</w:t>
@@ -1736,6 +1746,7 @@
           <w:ilvl w:val="0"/>
           <w:numId w:val="1004"/>
         </w:numPr>
+        <w:jc w:val="both"/>
       </w:pPr>
       <w:r>
         <w:t xml:space="preserve">Memperluas wawasan dan pengalaman praktis terkait implementasi</w:t>
@@ -1762,6 +1773,7 @@
           <w:ilvl w:val="0"/>
           <w:numId w:val="1004"/>
         </w:numPr>
+        <w:jc w:val="both"/>
       </w:pPr>
       <w:r>
         <w:t xml:space="preserve">Menjadi sarana penerapan teori perkuliahan, khususnya pada irisan multidisiplin</w:t>
@@ -1782,6 +1794,7 @@
     <w:p>
       <w:pPr>
         <w:pStyle w:val="FirstParagraph"/>
+        <w:jc w:val="both"/>
       </w:pPr>
       <w:r>
         <w:rPr>
@@ -1815,6 +1828,7 @@
           <w:ilvl w:val="0"/>
           <w:numId w:val="1005"/>
         </w:numPr>
+        <w:jc w:val="both"/>
       </w:pPr>
       <w:r>
         <w:t xml:space="preserve">Menyediakan pedoman purwarupa operasional bagi perancangan infrastruktur AI yang memberikan garansi keamanan privasi data, karena interaksi dilangsungkan secara lokal (</w:t>
@@ -1835,6 +1849,7 @@
           <w:ilvl w:val="0"/>
           <w:numId w:val="1005"/>
         </w:numPr>
+        <w:jc w:val="both"/>
       </w:pPr>
       <w:r>
         <w:t xml:space="preserve">Menawarkan alternatif resolusi finansial guna menekan biaya pemeliharaan IT, di mana pengguna atau korporasi tidak lagi tergantung pada layanan</w:t>
@@ -1861,6 +1876,7 @@
           <w:ilvl w:val="0"/>
           <w:numId w:val="1005"/>
         </w:numPr>
+        <w:jc w:val="both"/>
       </w:pPr>
       <w:r>
         <w:t xml:space="preserve">Menghasilkan basis data telemetri yang presisi mengenai daya tahan RAM 8 GB Android terhadap beban eksekusi model AI pasca-kompresi.</w:t>
@@ -1872,6 +1888,7 @@
           <w:ilvl w:val="0"/>
           <w:numId w:val="1005"/>
         </w:numPr>
+        <w:jc w:val="both"/>
       </w:pPr>
       <w:r>
         <w:t xml:space="preserve">Memberikan rekomendasi format bagi para pengembang</w:t>
@@ -1919,6 +1936,7 @@
     <w:p>
       <w:pPr>
         <w:pStyle w:val="FirstParagraph"/>
+        <w:jc w:val="both"/>
       </w:pPr>
       <w:r>
         <w:rPr>
@@ -1930,6 +1948,7 @@
     <w:p>
       <w:pPr>
         <w:pStyle w:val="BodyText"/>
+        <w:jc w:val="both"/>
       </w:pPr>
       <w:r>
         <w:t xml:space="preserve">Membuka cakrawala pemahaman teoretis maupun operasional bagi pembaca akademik dan praktisi industri perihal anatomi teknik kompresi PTQ, berikut tata laksana</w:t>
@@ -1978,6 +1997,7 @@
     <w:p>
       <w:pPr>
         <w:pStyle w:val="FirstParagraph"/>
+        <w:jc w:val="both"/>
       </w:pPr>
       <w:r>
         <w:t xml:space="preserve">Penelitian ini menggunakan pendekatan</w:t>
@@ -2283,6 +2303,7 @@
     <w:p>
       <w:pPr>
         <w:pStyle w:val="FirstParagraph"/>
+        <w:jc w:val="both"/>
       </w:pPr>
       <w:r>
         <w:t xml:space="preserve">Observasi dilakukan dengan mengekstraksi log secara objektif atas seluruh dinamika perangkat keras dan perangkat lunak ketika siklus inferensi AI berlangsung. Pengukuran dibagi ke dalam dua</w:t>
@@ -2490,6 +2511,7 @@
     <w:p>
       <w:pPr>
         <w:pStyle w:val="FirstParagraph"/>
+        <w:jc w:val="both"/>
       </w:pPr>
       <w:r>
         <w:t xml:space="preserve">Karena penelitian ini bersifat</w:t>
@@ -2631,6 +2653,7 @@
     <w:p>
       <w:pPr>
         <w:pStyle w:val="FirstParagraph"/>
+        <w:jc w:val="both"/>
       </w:pPr>
       <w:r>
         <w:t xml:space="preserve">Studi pustaka dilakukan dengan menghimpun dan memetakan referensi dari berbagai karya tulis ilmiah, baik jurnal nasional maupun internasional, yang dipublikasikan pada rentang 2023–2026. Fokus telaah literatur mencakup teori fundamental arsitektur LLM/SLM (Touvron dkk., 2023), teori gangguan matematis pada kuantisasi (Gong dkk., 2024), pedoman</w:t>
@@ -2679,6 +2702,7 @@
     <w:p>
       <w:pPr>
         <w:pStyle w:val="FirstParagraph"/>
+        <w:jc w:val="both"/>
       </w:pPr>
       <w:r>
         <w:t xml:space="preserve">Agar trajektori analisis tidak melebar dari sumbu permasalahan utama, ruang lingkup penelitian ini dibatasi sebagai berikut:</w:t>
@@ -2691,6 +2715,7 @@
           <w:numId w:val="1006"/>
         </w:numPr>
         <w:pStyle w:val="Compact"/>
+        <w:jc w:val="both"/>
       </w:pPr>
       <w:r>
         <w:rPr>
@@ -2739,6 +2764,7 @@
           <w:numId w:val="1006"/>
         </w:numPr>
         <w:pStyle w:val="Compact"/>
+        <w:jc w:val="both"/>
       </w:pPr>
       <w:r>
         <w:rPr>
@@ -2790,6 +2816,7 @@
           <w:numId w:val="1006"/>
         </w:numPr>
         <w:pStyle w:val="Compact"/>
+        <w:jc w:val="both"/>
       </w:pPr>
       <w:r>
         <w:rPr>
@@ -2853,6 +2880,7 @@
           <w:numId w:val="1006"/>
         </w:numPr>
         <w:pStyle w:val="Compact"/>
+        <w:jc w:val="both"/>
       </w:pPr>
       <w:r>
         <w:rPr>
@@ -2931,6 +2959,7 @@
           <w:numId w:val="1006"/>
         </w:numPr>
         <w:pStyle w:val="Compact"/>
+        <w:jc w:val="both"/>
       </w:pPr>
       <w:r>
         <w:rPr>
@@ -3002,7 +3031,7 @@
         <w:t xml:space="preserve"> </w:t>
       </w:r>
       <w:r>
-        <w:t xml:space="preserve">WikiText-2, serta (e) akurasi MMLU, GSM8K, dan HumanEval—masing-masing dibatasi 100 sampel per</w:t>
+        <w:t xml:space="preserve">WikiText-2, serta (e) akurasi MMLU, GSM8K, dan HumanEval, masing-masing dibatasi 100 sampel per</w:t>
       </w:r>
       <w:r>
         <w:t xml:space="preserve"> </w:t>
@@ -3030,6 +3059,7 @@
     <w:p>
       <w:pPr>
         <w:pStyle w:val="FirstParagraph"/>
+        <w:jc w:val="both"/>
       </w:pPr>
       <w:r>
         <w:t xml:space="preserve">Hipotesis utama yang akan dibuktikan keabsahannya pada penelitian ini adalah:</w:t>
@@ -3038,6 +3068,7 @@
     <w:p>
       <w:pPr>
         <w:pStyle w:val="BodyText"/>
+        <w:jc w:val="both"/>
       </w:pPr>
       <w:r>
         <w:rPr>
@@ -3109,7 +3140,7 @@
         <w:t xml:space="preserve"> </w:t>
       </w:r>
       <w:r>
-        <w:t xml:space="preserve">di bawah 1 poin dengan rata-rata penurunan akurasi di bawah 5%), namun akan menjadi signifikan pada varian Q3_K_M—khususnya pada dimensi nalar matematis (GSM8K) dan logika pemrograman (HumanEval)—sehingga</w:t>
+        <w:t xml:space="preserve">di bawah 1 poin dengan rata-rata penurunan akurasi di bawah 5%), namun akan menjadi signifikan pada varian Q3_K_M, khususnya pada dimensi nalar matematis (GSM8K) dan logika pemrograman (HumanEval),sehingga</w:t>
       </w:r>
       <w:r>
         <w:t xml:space="preserve"> </w:t>
@@ -3146,7 +3177,7 @@
       </w:pPr>
       <w:bookmarkStart w:id="36" w:name="bab-ii-landasan-teori"/>
       <w:r>
-        <w:t xml:space="preserve">BAB II — LANDASAN TEORI</w:t>
+        <w:t xml:space="preserve">BAB II LANDASAN TEORI</w:t>
       </w:r>
       <w:bookmarkEnd w:id="36"/>
     </w:p>
@@ -3163,6 +3194,7 @@
     <w:p>
       <w:pPr>
         <w:pStyle w:val="FirstParagraph"/>
+        <w:jc w:val="both"/>
       </w:pPr>
       <w:r>
         <w:t xml:space="preserve">Bab ini memaparkan konsep-konsep fundamental dan rujukan literatur terkait kecerdasan buatan, model bahasa, keterbatasan perangkat keras, serta teknik optimasi memori komputasi yang menjadi landasan teoritis bagi penelitian ini.</w:t>
@@ -3205,6 +3237,7 @@
     <w:p>
       <w:pPr>
         <w:pStyle w:val="FirstParagraph"/>
+        <w:jc w:val="both"/>
       </w:pPr>
       <w:r>
         <w:rPr>
@@ -3264,6 +3297,7 @@
     <w:p>
       <w:pPr>
         <w:pStyle w:val="BodyText"/>
+        <w:jc w:val="both"/>
       </w:pPr>
       <w:r>
         <w:t xml:space="preserve">Namun, pengolahan bahasa yang canggih sering menuntut kapabilitas komputasi server</w:t>
@@ -3323,6 +3357,7 @@
     <w:p>
       <w:pPr>
         <w:pStyle w:val="BodyText"/>
+        <w:jc w:val="both"/>
       </w:pPr>
       <w:r>
         <w:t xml:space="preserve">Untuk memaksimalkan operasi AI di lingkungan gawai berbasis RAM terbatas, pendekatan</w:t>
@@ -3416,6 +3451,7 @@
     <w:p>
       <w:pPr>
         <w:pStyle w:val="FirstParagraph"/>
+        <w:jc w:val="both"/>
       </w:pPr>
       <w:r>
         <w:rPr>
@@ -3442,7 +3478,7 @@
         <w:t xml:space="preserve"> </w:t>
       </w:r>
       <w:r>
-        <w:t xml:space="preserve">skala masif yang dilatih menggunakan volume data teks dalam triliunan token. Pendekatan paradigmatik LLM modern—mulai dari</w:t>
+        <w:t xml:space="preserve">skala masif yang dilatih menggunakan volume data teks dalam triliunan token. Pendekatan paradigmatik LLM modern, mulai dari</w:t>
       </w:r>
       <w:r>
         <w:t xml:space="preserve"> </w:t>
@@ -3493,7 +3529,7 @@
         <w:t xml:space="preserve">inference</w:t>
       </w:r>
       <w:r>
-        <w:t xml:space="preserve">—secara komprehensif disusun oleh Xiao dan Zhu (2025) dalam buku ajar</w:t>
+        <w:t xml:space="preserve">,secara komprehensif disusun oleh Xiao dan Zhu (2025) dalam buku ajar</w:t>
       </w:r>
       <w:r>
         <w:t xml:space="preserve"> </w:t>
@@ -3551,6 +3587,7 @@
     <w:p>
       <w:pPr>
         <w:pStyle w:val="FirstParagraph"/>
+        <w:jc w:val="both"/>
       </w:pPr>
       <w:r>
         <w:t xml:space="preserve">Sebagai respons atas mahalnya ongkos inferensi LLM raksasa, para peneliti berinovasi menciptakan</w:t>
@@ -3698,6 +3735,7 @@
     <w:p>
       <w:pPr>
         <w:pStyle w:val="FirstParagraph"/>
+        <w:jc w:val="both"/>
       </w:pPr>
       <w:r>
         <w:t xml:space="preserve">Di balik kapabilitas LLM maupun SLM terdapat arsitektur</w:t>
@@ -3794,6 +3832,7 @@
     <w:p>
       <w:pPr>
         <w:pStyle w:val="FirstParagraph"/>
+        <w:jc w:val="both"/>
       </w:pPr>
       <w:r>
         <w:t xml:space="preserve">Kuantisasi (</w:t>
@@ -3925,6 +3964,7 @@
     <w:p>
       <w:pPr>
         <w:pStyle w:val="BodyText"/>
+        <w:jc w:val="both"/>
       </w:pPr>
       <w:r>
         <w:t xml:space="preserve">Di dalam ekosistem</w:t>
@@ -4092,6 +4132,7 @@
     <w:p>
       <w:pPr>
         <w:pStyle w:val="BodyText"/>
+        <w:jc w:val="both"/>
       </w:pPr>
       <w:r>
         <w:drawing>
@@ -4139,6 +4180,7 @@
     <w:p>
       <w:pPr>
         <w:pStyle w:val="BodyText"/>
+        <w:jc w:val="both"/>
       </w:pPr>
       <w:r>
         <w:rPr>
@@ -4223,6 +4265,7 @@
     <w:p>
       <w:pPr>
         <w:pStyle w:val="FirstParagraph"/>
+        <w:jc w:val="both"/>
       </w:pPr>
       <w:r>
         <w:t xml:space="preserve">Pada arsitektur</w:t>
@@ -4285,6 +4328,7 @@
     <w:p>
       <w:pPr>
         <w:pStyle w:val="BodyText"/>
+        <w:jc w:val="both"/>
       </w:pPr>
       <w:r>
         <w:drawing>
@@ -4332,6 +4376,7 @@
     <w:p>
       <w:pPr>
         <w:pStyle w:val="BodyText"/>
+        <w:jc w:val="both"/>
       </w:pPr>
       <w:r>
         <w:rPr>
@@ -4383,6 +4428,7 @@
     <w:p>
       <w:pPr>
         <w:pStyle w:val="FirstParagraph"/>
+        <w:jc w:val="both"/>
       </w:pPr>
       <w:r>
         <w:t xml:space="preserve">GGUF adalah format biner komprehensif yang dirancang spesifik untuk membungkus arsitektur</w:t>
@@ -4467,6 +4513,7 @@
     <w:p>
       <w:pPr>
         <w:pStyle w:val="FirstParagraph"/>
+        <w:jc w:val="both"/>
       </w:pPr>
       <w:r>
         <w:t xml:space="preserve">Untuk perangkat konsumen ringan, dunia komputasi</w:t>
@@ -4593,6 +4640,7 @@
     <w:p>
       <w:pPr>
         <w:pStyle w:val="FirstParagraph"/>
+        <w:jc w:val="both"/>
       </w:pPr>
       <w:r>
         <w:t xml:space="preserve">Pemotongan presisi bobot dari pecahan desimal berukuran gigabyte menjadi angka bulat yang sempit selalu menyisakan efek negatif. Dalam kajian kuantisasi, dampak simplifikasi numerik ini disebut sebagai</w:t>
@@ -4616,7 +4664,7 @@
         <w:t xml:space="preserve">outliers</w:t>
       </w:r>
       <w:r>
-        <w:t xml:space="preserve">) yang tidak terprediksi—nilai-nilai ini rentan tersapu saat sistem membulatkan ke integer 3-bit hingga 5-bit terdekat. Hilangnya tumpuan</w:t>
+        <w:t xml:space="preserve">) yang tidak terprediksi, nilai-nilai ini rentan tersapu saat sistem membulatkan ke integer 3-bit hingga 5-bit terdekat. Hilangnya tumpuan</w:t>
       </w:r>
       <w:r>
         <w:t xml:space="preserve"> </w:t>
@@ -4665,6 +4713,7 @@
     <w:p>
       <w:pPr>
         <w:pStyle w:val="FirstParagraph"/>
+        <w:jc w:val="both"/>
       </w:pPr>
       <w:r>
         <w:t xml:space="preserve">Kelayakan operasional SLM di Android (</w:t>
@@ -4686,6 +4735,7 @@
           <w:numId w:val="1007"/>
         </w:numPr>
         <w:pStyle w:val="Compact"/>
+        <w:jc w:val="both"/>
       </w:pPr>
       <w:r>
         <w:rPr>
@@ -4720,6 +4770,7 @@
           <w:numId w:val="1007"/>
         </w:numPr>
         <w:pStyle w:val="Compact"/>
+        <w:jc w:val="both"/>
       </w:pPr>
       <w:r>
         <w:rPr>
@@ -4787,6 +4838,7 @@
     <w:p>
       <w:pPr>
         <w:pStyle w:val="FirstParagraph"/>
+        <w:jc w:val="both"/>
       </w:pPr>
       <w:r>
         <w:t xml:space="preserve">Untuk memvalidasi bahwa pengorbanan memori tidak menghasilkan model</w:t>
@@ -4814,6 +4866,7 @@
           <w:numId w:val="1008"/>
         </w:numPr>
         <w:pStyle w:val="Compact"/>
+        <w:jc w:val="both"/>
       </w:pPr>
       <w:r>
         <w:rPr>
@@ -4842,6 +4895,7 @@
           <w:numId w:val="1008"/>
         </w:numPr>
         <w:pStyle w:val="Compact"/>
+        <w:jc w:val="both"/>
       </w:pPr>
       <w:r>
         <w:rPr>
@@ -4872,6 +4926,7 @@
           <w:numId w:val="1008"/>
         </w:numPr>
         <w:pStyle w:val="Compact"/>
+        <w:jc w:val="both"/>
       </w:pPr>
       <w:r>
         <w:rPr>
@@ -4902,6 +4957,7 @@
           <w:numId w:val="1008"/>
         </w:numPr>
         <w:pStyle w:val="Compact"/>
+        <w:jc w:val="both"/>
       </w:pPr>
       <w:r>
         <w:rPr>
@@ -4926,6 +4982,7 @@
     <w:p>
       <w:pPr>
         <w:pStyle w:val="FirstParagraph"/>
+        <w:jc w:val="both"/>
       </w:pPr>
       <w:r>
         <w:t xml:space="preserve">Demi menempatkan keaslian gagasan penelitian ini dalam lanskap literatur yang relevan, peneliti merujuk pada konstruksi pemikiran dari berbagai studi pilar sebelumnya yang mengedepankan telaah teknis implementasi AI pada ekosistem memori terbatas.</w:t>
@@ -4934,6 +4991,7 @@
     <w:p>
       <w:pPr>
         <w:pStyle w:val="BodyText"/>
+        <w:jc w:val="both"/>
       </w:pPr>
       <w:r>
         <w:t xml:space="preserve">Trobosan konseptual efisiensi krisis memori diperkenalkan secara revolusioner oleh Dettmers dkk. (2023) melalui mekanisme kompresi</w:t>
@@ -4999,6 +5057,7 @@
     <w:p>
       <w:pPr>
         <w:pStyle w:val="BodyText"/>
+        <w:jc w:val="both"/>
       </w:pPr>
       <w:r>
         <w:t xml:space="preserve">Akan tetapi, di balik efisiensi memori tersebut terdapat jejak reduksi kualitas kognitif. Studi ekstensif Gong dkk. (2024) dengan lensa</w:t>
@@ -5046,6 +5105,7 @@
     <w:p>
       <w:pPr>
         <w:pStyle w:val="BodyText"/>
+        <w:jc w:val="both"/>
       </w:pPr>
       <w:r>
         <w:t xml:space="preserve">Terlepas dari risiko cacat penalaran, urgensi lokalisasi AI generatif di perangkat mandiri makin tak terbendung. Hal ini dipantik oleh kerentanan latensi dan</w:t>
@@ -5096,6 +5156,7 @@
     <w:p>
       <w:pPr>
         <w:pStyle w:val="BodyText"/>
+        <w:jc w:val="both"/>
       </w:pPr>
       <w:r>
         <w:t xml:space="preserve">Demi menstrukturkan matriks pengujian SLM secara objektif, penulis merujuk pada metodologi evaluasi gubahan Jin dkk. (Jin dkk., 2024) dan arsitektur pengujian latensi dari Zhang dkk. (Zhang dkk., 2024). Kedua referensi tersebut menegaskan bahwa kualitas LLM tidak cukup dinilai dari rasio kebenaran, melainkan harus dipadukan dengan skor</w:t>
@@ -5143,6 +5204,7 @@
     <w:p>
       <w:pPr>
         <w:pStyle w:val="BodyText"/>
+        <w:jc w:val="both"/>
       </w:pPr>
       <w:r>
         <w:t xml:space="preserve">Pemaparan ringkas tujuh penelitian pilar paling representatif yang mendasari riset ini disajikan pada Tabel 2.1.</w:t>
@@ -5151,6 +5213,7 @@
     <w:p>
       <w:pPr>
         <w:pStyle w:val="BodyText"/>
+        <w:jc w:val="both"/>
       </w:pPr>
       <w:r>
         <w:rPr>
@@ -5267,7 +5330,7 @@
               <w:jc w:val="left"/>
             </w:pPr>
             <w:r>
-              <w:t xml:space="preserve">Dettmers dkk. (2023) —</w:t>
+              <w:t xml:space="preserve">Dettmers dkk. (2023),</w:t>
             </w:r>
             <w:r>
               <w:t xml:space="preserve"> </w:t>
@@ -5412,7 +5475,7 @@
               <w:jc w:val="left"/>
             </w:pPr>
             <w:r>
-              <w:t xml:space="preserve">Frantar dkk. (2023) —</w:t>
+              <w:t xml:space="preserve">Frantar dkk. (2023),</w:t>
             </w:r>
             <w:r>
               <w:t xml:space="preserve"> </w:t>
@@ -5536,7 +5599,7 @@
               <w:jc w:val="left"/>
             </w:pPr>
             <w:r>
-              <w:t xml:space="preserve">Lin dkk. (2023) —</w:t>
+              <w:t xml:space="preserve">Lin dkk. (2023),</w:t>
             </w:r>
             <w:r>
               <w:t xml:space="preserve"> </w:t>
@@ -5663,7 +5726,7 @@
               <w:jc w:val="left"/>
             </w:pPr>
             <w:r>
-              <w:t xml:space="preserve">Jin dkk. (2024) —</w:t>
+              <w:t xml:space="preserve">Jin dkk. (2024),</w:t>
             </w:r>
             <w:r>
               <w:t xml:space="preserve"> </w:t>
@@ -5733,7 +5796,7 @@
               <w:jc w:val="left"/>
             </w:pPr>
             <w:r>
-              <w:t xml:space="preserve">Ray &amp; Pradhan (2026) —</w:t>
+              <w:t xml:space="preserve">Ray &amp; Pradhan (2026),</w:t>
             </w:r>
             <w:r>
               <w:t xml:space="preserve"> </w:t>
@@ -5818,7 +5881,7 @@
               <w:jc w:val="left"/>
             </w:pPr>
             <w:r>
-              <w:t xml:space="preserve">Laskaridis dkk. (2024) —</w:t>
+              <w:t xml:space="preserve">Laskaridis dkk. (2024),</w:t>
             </w:r>
             <w:r>
               <w:t xml:space="preserve"> </w:t>
@@ -5954,7 +6017,7 @@
               <w:jc w:val="left"/>
             </w:pPr>
             <w:r>
-              <w:t xml:space="preserve">Lu dkk. (2025) —</w:t>
+              <w:t xml:space="preserve">Lu dkk. (2025),</w:t>
             </w:r>
             <w:r>
               <w:t xml:space="preserve"> </w:t>
@@ -6099,6 +6162,7 @@
     <w:p>
       <w:pPr>
         <w:pStyle w:val="FirstParagraph"/>
+        <w:jc w:val="both"/>
       </w:pPr>
       <w:r>
         <w:t xml:space="preserve">Penelitian ini bersifat</w:t>
@@ -6213,6 +6277,7 @@
     <w:p>
       <w:pPr>
         <w:pStyle w:val="FirstParagraph"/>
+        <w:jc w:val="both"/>
       </w:pPr>
       <w:r>
         <w:t xml:space="preserve">Objek operasional dibatasi pada satu</w:t>
@@ -6312,6 +6377,7 @@
     <w:p>
       <w:pPr>
         <w:pStyle w:val="FirstParagraph"/>
+        <w:jc w:val="both"/>
       </w:pPr>
       <w:r>
         <w:t xml:space="preserve">Riset komparatif ini menggunakan dua model SLM. Objek uji utama adalah</w:t>
@@ -6455,7 +6521,7 @@
         <w:t xml:space="preserve">Qwen 3.5 (2 miliar parameter)</w:t>
       </w:r>
       <w:r>
-        <w:t xml:space="preserve">—keluarga Qwen3 secara eksplisit memperkenalkan</w:t>
+        <w:t xml:space="preserve">,keluarga Qwen3 secara eksplisit memperkenalkan</w:t>
       </w:r>
       <w:r>
         <w:t xml:space="preserve"> </w:t>
@@ -6536,7 +6602,7 @@
       </w:pPr>
       <w:bookmarkStart w:id="55" w:name="bab-iii-metodologi-penelitian"/>
       <w:r>
-        <w:t xml:space="preserve">BAB III — METODOLOGI PENELITIAN</w:t>
+        <w:t xml:space="preserve">BAB III METODOLOGI PENELITIAN</w:t>
       </w:r>
       <w:bookmarkEnd w:id="55"/>
     </w:p>
@@ -6553,6 +6619,7 @@
     <w:p>
       <w:pPr>
         <w:pStyle w:val="FirstParagraph"/>
+        <w:jc w:val="both"/>
       </w:pPr>
       <w:r>
         <w:t xml:space="preserve">Dalam melaksanakan penelitian berbasis komputasi eksperimental pada perangkat seluler, tahapan kerja disusun secara sistematis agar proses pengujian tetap berfokus pada tujuan awal dan menghasilkan data empiris yang valid. Mengacu pada kerangka evaluasi kuantisasi holistik (kapasitas, kelugasan, efisiensi) (Jin dkk., 2024), alur penelitian ini terbagi menjadi</w:t>
@@ -6580,6 +6647,7 @@
           <w:numId w:val="1009"/>
         </w:numPr>
         <w:pStyle w:val="Compact"/>
+        <w:jc w:val="both"/>
       </w:pPr>
       <w:r>
         <w:rPr>
@@ -6661,6 +6729,7 @@
           <w:numId w:val="1009"/>
         </w:numPr>
         <w:pStyle w:val="Compact"/>
+        <w:jc w:val="both"/>
       </w:pPr>
       <w:r>
         <w:rPr>
@@ -7040,6 +7109,7 @@
           <w:numId w:val="1009"/>
         </w:numPr>
         <w:pStyle w:val="Compact"/>
+        <w:jc w:val="both"/>
       </w:pPr>
       <w:r>
         <w:rPr>
@@ -7278,6 +7348,7 @@
           <w:numId w:val="1009"/>
         </w:numPr>
         <w:pStyle w:val="Compact"/>
+        <w:jc w:val="both"/>
       </w:pPr>
       <w:r>
         <w:rPr>
@@ -7585,6 +7656,7 @@
           <w:numId w:val="1009"/>
         </w:numPr>
         <w:pStyle w:val="Compact"/>
+        <w:jc w:val="both"/>
       </w:pPr>
       <w:r>
         <w:rPr>
@@ -7632,6 +7704,7 @@
     <w:p>
       <w:pPr>
         <w:pStyle w:val="FirstParagraph"/>
+        <w:jc w:val="both"/>
       </w:pPr>
       <w:r>
         <w:t xml:space="preserve">Alur tahapan penelitian ini direpresentasikan secara visual pada Gambar 3.1.</w:t>
@@ -7640,6 +7713,7 @@
     <w:p>
       <w:pPr>
         <w:pStyle w:val="BodyText"/>
+        <w:jc w:val="both"/>
       </w:pPr>
       <w:r>
         <w:drawing>
@@ -7687,6 +7761,7 @@
     <w:p>
       <w:pPr>
         <w:pStyle w:val="BodyText"/>
+        <w:jc w:val="both"/>
       </w:pPr>
       <w:r>
         <w:rPr>
@@ -7714,6 +7789,7 @@
     <w:p>
       <w:pPr>
         <w:pStyle w:val="FirstParagraph"/>
+        <w:jc w:val="both"/>
       </w:pPr>
       <w:r>
         <w:t xml:space="preserve">Penelitian ini menitikberatkan pada evaluasi kinerja infrastruktur ujung dengan sumber daya terbatas (</w:t>
@@ -7791,6 +7867,7 @@
     <w:p>
       <w:pPr>
         <w:pStyle w:val="BodyText"/>
+        <w:jc w:val="both"/>
       </w:pPr>
       <w:r>
         <w:rPr>
@@ -8165,7 +8242,7 @@
               <w:t xml:space="preserve"> </w:t>
             </w:r>
             <w:r>
-              <w:t xml:space="preserve">dengan Host OS — alat ukur sekaligus</w:t>
+              <w:t xml:space="preserve">dengan Host OS, alat ukur sekaligus</w:t>
             </w:r>
             <w:r>
               <w:t xml:space="preserve"> </w:t>
@@ -8256,6 +8333,7 @@
     <w:p>
       <w:pPr>
         <w:pStyle w:val="BodyText"/>
+        <w:jc w:val="both"/>
       </w:pPr>
       <w:r>
         <w:rPr>
@@ -9048,6 +9126,7 @@
     <w:p>
       <w:pPr>
         <w:pStyle w:val="FirstParagraph"/>
+        <w:jc w:val="both"/>
       </w:pPr>
       <w:r>
         <w:t xml:space="preserve">Penelitian terapan ini berfokus pada ekstraksi data komputasional yang objektif (</w:t>
@@ -9105,6 +9184,7 @@
     <w:p>
       <w:pPr>
         <w:pStyle w:val="FirstParagraph"/>
+        <w:jc w:val="both"/>
       </w:pPr>
       <w:r>
         <w:t xml:space="preserve">Observasi dilakukan melalui</w:t>
@@ -9330,6 +9410,7 @@
     <w:p>
       <w:pPr>
         <w:pStyle w:val="FirstParagraph"/>
+        <w:jc w:val="both"/>
       </w:pPr>
       <w:r>
         <w:t xml:space="preserve">Pengumpulan data sekunder dilakukan dengan menghimpun dan memetakan kajian literatur dari jurnal akademik mutakhir (periode 2023–2026) yang membahas PTQ (Dettmers dkk., 2023; Frantar dkk., 2023), arsitektur model bahasa terbuka (Touvron dkk., 2023), teknik kompresi berbasis aktivasi (Lin dkk., 2023), serta fenomena</w:t>
@@ -9378,6 +9459,7 @@
     <w:p>
       <w:pPr>
         <w:pStyle w:val="FirstParagraph"/>
+        <w:jc w:val="both"/>
       </w:pPr>
       <w:r>
         <w:t xml:space="preserve">Data metrik mentah (</w:t>
@@ -9441,6 +9523,7 @@
     <w:p>
       <w:pPr>
         <w:pStyle w:val="BodyText"/>
+        <w:jc w:val="both"/>
       </w:pPr>
       <w:r>
         <w:t xml:space="preserve">Berlandaskan</w:t>
@@ -9476,6 +9559,7 @@
           <w:ilvl w:val="0"/>
           <w:numId w:val="1010"/>
         </w:numPr>
+        <w:jc w:val="both"/>
       </w:pPr>
       <w:r>
         <w:rPr>
@@ -9523,6 +9607,7 @@
     <w:p>
       <w:pPr>
         <w:pStyle w:val="BodyText"/>
+        <w:jc w:val="both"/>
       </w:pPr>
       <m:oMathPara>
         <m:oMathParaPr>
@@ -9629,6 +9714,7 @@
           <w:ilvl w:val="0"/>
           <w:numId w:val="1000"/>
         </w:numPr>
+        <w:jc w:val="both"/>
       </w:pPr>
       <w:r>
         <w:t xml:space="preserve">Bagi varian yang FP16-nya gagal dimuat akibat OOM, data dicatat sebagai</w:t>
@@ -9652,6 +9738,7 @@
           <w:ilvl w:val="0"/>
           <w:numId w:val="1010"/>
         </w:numPr>
+        <w:jc w:val="both"/>
       </w:pPr>
       <w:r>
         <w:rPr>
@@ -9714,7 +9801,7 @@
         <w:t xml:space="preserve"> </w:t>
       </w:r>
       <w:r>
-        <w:t xml:space="preserve">(Gong dkk., 2024)—risiko yang perlu dimitigasi melalui pendekatan kompresi berbasis proteksi bobot</w:t>
+        <w:t xml:space="preserve">(Gong dkk., 2024),risiko yang perlu dimitigasi melalui pendekatan kompresi berbasis proteksi bobot</w:t>
       </w:r>
       <w:r>
         <w:t xml:space="preserve"> </w:t>
@@ -9735,6 +9822,7 @@
     <w:p>
       <w:pPr>
         <w:pStyle w:val="FirstParagraph"/>
+        <w:jc w:val="both"/>
       </w:pPr>
       <w:r>
         <w:t xml:space="preserve">Data akhir dari matriks efisiensi (RAM dan TPS) selanjutnya dikorelasikan secara grafis dengan matriks kognitif (PPL dan akurasi</w:t>
@@ -9885,7 +9973,7 @@
       </w:pPr>
       <w:bookmarkStart w:id="63" w:name="bab-iv-hasil-penelitian-dan-pembahasan"/>
       <w:r>
-        <w:t xml:space="preserve">BAB IV — HASIL PENELITIAN DAN PEMBAHASAN</w:t>
+        <w:t xml:space="preserve">BAB IV HASIL PENELITIAN DAN PEMBAHASAN</w:t>
       </w:r>
       <w:bookmarkEnd w:id="63"/>
     </w:p>
@@ -9902,6 +9990,7 @@
     <w:p>
       <w:pPr>
         <w:pStyle w:val="FirstParagraph"/>
+        <w:jc w:val="both"/>
       </w:pPr>
       <w:r>
         <w:t xml:space="preserve">Bab ini menguraikan data hasil pengujian (</w:t>
@@ -10015,6 +10104,7 @@
     <w:p>
       <w:pPr>
         <w:pStyle w:val="BodyText"/>
+        <w:jc w:val="both"/>
       </w:pPr>
       <w:r>
         <w:t xml:space="preserve">Instrumen komparasi silang (</w:t>
@@ -10036,6 +10126,7 @@
           <w:numId w:val="1011"/>
         </w:numPr>
         <w:pStyle w:val="Compact"/>
+        <w:jc w:val="both"/>
       </w:pPr>
       <w:r>
         <w:rPr>
@@ -10057,6 +10148,7 @@
           <w:numId w:val="1011"/>
         </w:numPr>
         <w:pStyle w:val="Compact"/>
+        <w:jc w:val="both"/>
       </w:pPr>
       <w:r>
         <w:rPr>
@@ -10083,6 +10175,7 @@
     <w:p>
       <w:pPr>
         <w:pStyle w:val="FirstParagraph"/>
+        <w:jc w:val="both"/>
       </w:pPr>
       <w:r>
         <w:t xml:space="preserve">Evaluasi dilakukan secara bertingkat dengan membandingkan versi FP16 sebagai variabel kontrol terhadap tiga varian kuantisasi, yakni Q5_K_M, Q4_K_M, dan Q3_K_M.</w:t>
@@ -10110,6 +10203,7 @@
     <w:p>
       <w:pPr>
         <w:pStyle w:val="FirstParagraph"/>
+        <w:jc w:val="both"/>
       </w:pPr>
       <w:r>
         <w:t xml:space="preserve">Pengujian efisiensi infrastruktur ditujukan untuk mengidentifikasi dampak kuantisasi terhadap reduksi kapasitas penyimpanan fisik (</w:t>
@@ -10146,6 +10240,7 @@
     <w:p>
       <w:pPr>
         <w:pStyle w:val="FirstParagraph"/>
+        <w:jc w:val="both"/>
       </w:pPr>
       <w:r>
         <w:t xml:space="preserve">Tahap observasi awal berfokus pada pengukuran ukuran aktual berkas model pada penyimpanan internal gawai. Data komparasi ukuran fisik dan persentase reduksinya disajikan pada Tabel 4.1.</w:t>
@@ -10154,6 +10249,7 @@
     <w:p>
       <w:pPr>
         <w:pStyle w:val="BodyText"/>
+        <w:jc w:val="both"/>
       </w:pPr>
       <w:r>
         <w:rPr>
@@ -10289,7 +10385,7 @@
               <w:jc w:val="center"/>
             </w:pPr>
             <w:r>
-              <w:t xml:space="preserve">—</w:t>
+              <w:t xml:space="preserve">-</w:t>
             </w:r>
           </w:p>
         </w:tc>
@@ -10473,7 +10569,7 @@
               <w:jc w:val="center"/>
             </w:pPr>
             <w:r>
-              <w:t xml:space="preserve">—</w:t>
+              <w:t xml:space="preserve">-</w:t>
             </w:r>
           </w:p>
         </w:tc>
@@ -10620,6 +10716,7 @@
     <w:p>
       <w:pPr>
         <w:pStyle w:val="BodyText"/>
+        <w:jc w:val="both"/>
       </w:pPr>
       <w:r>
         <w:drawing>
@@ -10667,6 +10764,7 @@
     <w:p>
       <w:pPr>
         <w:pStyle w:val="BodyText"/>
+        <w:jc w:val="both"/>
       </w:pPr>
       <w:r>
         <w:rPr>
@@ -10684,6 +10782,7 @@
     <w:p>
       <w:pPr>
         <w:pStyle w:val="BodyText"/>
+        <w:jc w:val="both"/>
       </w:pPr>
       <w:r>
         <w:t xml:space="preserve">Berdasarkan Tabel 4.1, implementasi kuantisasi mampu mereduksi ukuran berkas model secara signifikan melampaui 60%. Pada varian Q3_K_M, ukuran LFM 2.5 berhasil ditekan hingga 573 MB, sementara Qwen 3.5 menyusut menjadi 1,1 GB, sehingga memberikan ketersediaan ruang penyimpanan ROM yang lebih besar pada perangkat.</w:t>
@@ -10702,6 +10801,7 @@
     <w:p>
       <w:pPr>
         <w:pStyle w:val="FirstParagraph"/>
+        <w:jc w:val="both"/>
       </w:pPr>
       <w:r>
         <w:t xml:space="preserve">Pengujian performa komputasi dilakukan secara</w:t>
@@ -10878,6 +10978,7 @@
     <w:p>
       <w:pPr>
         <w:pStyle w:val="BodyText"/>
+        <w:jc w:val="both"/>
       </w:pPr>
       <w:r>
         <w:rPr>
@@ -10940,7 +11041,7 @@
         <w:t xml:space="preserve">Peak</w:t>
       </w:r>
       <w:r>
-        <w:t xml:space="preserve">) — rerata ± simpangan baku</w:t>
+        <w:t xml:space="preserve">), rerata ± simpangan baku</w:t>
       </w:r>
     </w:p>
     <w:tbl>
@@ -11718,6 +11819,7 @@
     <w:p>
       <w:pPr>
         <w:pStyle w:val="BodyText"/>
+        <w:jc w:val="both"/>
       </w:pPr>
       <w:r>
         <w:rPr>
@@ -11780,6 +11882,7 @@
     <w:p>
       <w:pPr>
         <w:pStyle w:val="BodyText"/>
+        <w:jc w:val="both"/>
       </w:pPr>
       <w:r>
         <w:drawing>
@@ -11827,6 +11930,7 @@
     <w:p>
       <w:pPr>
         <w:pStyle w:val="BodyText"/>
+        <w:jc w:val="both"/>
       </w:pPr>
       <w:r>
         <w:rPr>
@@ -11874,11 +11978,12 @@
     <w:p>
       <w:pPr>
         <w:pStyle w:val="BodyText"/>
+        <w:jc w:val="both"/>
       </w:pPr>
       <w:r>
         <w:drawing>
           <wp:inline>
-            <wp:extent cx="5334000" cy="2330547"/>
+            <wp:extent cx="5334000" cy="2717878"/>
             <wp:effectExtent b="0" l="0" r="0" t="0"/>
             <wp:docPr descr="" title="" id="1" name="Picture"/>
             <a:graphic>
@@ -11899,7 +12004,7 @@
                   <pic:spPr bwMode="auto">
                     <a:xfrm>
                       <a:off x="0" y="0"/>
-                      <a:ext cx="5334000" cy="2330547"/>
+                      <a:ext cx="5334000" cy="2717878"/>
                     </a:xfrm>
                     <a:prstGeom prst="rect">
                       <a:avLst/>
@@ -11921,6 +12026,7 @@
     <w:p>
       <w:pPr>
         <w:pStyle w:val="BodyText"/>
+        <w:jc w:val="both"/>
       </w:pPr>
       <w:r>
         <w:rPr>
@@ -11977,9 +12083,10 @@
     <w:p>
       <w:pPr>
         <w:pStyle w:val="BodyText"/>
-      </w:pPr>
-      <w:r>
-        <w:t xml:space="preserve">Reduksi RAM proses yang konsisten terlihat pada kedua model: pemuatan Qwen 3.5 FP16 menyentuh 3,74 GB—nyaris 47% dari RAM sistem 8 GB—yang berisiko memicu</w:t>
+        <w:jc w:val="both"/>
+      </w:pPr>
+      <w:r>
+        <w:t xml:space="preserve">Reduksi RAM proses yang konsisten terlihat pada kedua model: pemuatan Qwen 3.5 FP16 menyentuh 3,74 GB, nyaris 47% dari RAM sistem 8 GB, yang berisiko memicu</w:t>
       </w:r>
       <w:r>
         <w:t xml:space="preserve"> </w:t>
@@ -12061,6 +12168,7 @@
     <w:p>
       <w:pPr>
         <w:pStyle w:val="FirstParagraph"/>
+        <w:jc w:val="both"/>
       </w:pPr>
       <w:r>
         <w:t xml:space="preserve">Evaluasi kognitif bertujuan mengukur dampak kompresi terhadap kecerdasan</w:t>
@@ -12124,6 +12232,7 @@
     <w:p>
       <w:pPr>
         <w:pStyle w:val="FirstParagraph"/>
+        <w:jc w:val="both"/>
       </w:pPr>
       <w:r>
         <w:rPr>
@@ -12141,6 +12250,7 @@
     <w:p>
       <w:pPr>
         <w:pStyle w:val="BodyText"/>
+        <w:jc w:val="both"/>
       </w:pPr>
       <w:r>
         <w:rPr>
@@ -12386,6 +12496,7 @@
     <w:p>
       <w:pPr>
         <w:pStyle w:val="BodyText"/>
+        <w:jc w:val="both"/>
       </w:pPr>
       <w:r>
         <w:t xml:space="preserve">* Evaluasi PPL dieksekusi pada</w:t>
@@ -12487,11 +12598,12 @@
     <w:p>
       <w:pPr>
         <w:pStyle w:val="BodyText"/>
+        <w:jc w:val="both"/>
       </w:pPr>
       <w:r>
         <w:drawing>
           <wp:inline>
-            <wp:extent cx="5334000" cy="3036346"/>
+            <wp:extent cx="5334000" cy="2329114"/>
             <wp:effectExtent b="0" l="0" r="0" t="0"/>
             <wp:docPr descr="" title="" id="1" name="Picture"/>
             <a:graphic>
@@ -12512,7 +12624,7 @@
                   <pic:spPr bwMode="auto">
                     <a:xfrm>
                       <a:off x="0" y="0"/>
-                      <a:ext cx="5334000" cy="3036346"/>
+                      <a:ext cx="5334000" cy="2329114"/>
                     </a:xfrm>
                     <a:prstGeom prst="rect">
                       <a:avLst/>
@@ -12534,6 +12646,7 @@
     <w:p>
       <w:pPr>
         <w:pStyle w:val="BodyText"/>
+        <w:jc w:val="both"/>
       </w:pPr>
       <w:r>
         <w:rPr>
@@ -12576,6 +12689,7 @@
     <w:p>
       <w:pPr>
         <w:pStyle w:val="FirstParagraph"/>
+        <w:jc w:val="both"/>
       </w:pPr>
       <w:r>
         <w:t xml:space="preserve">Evaluasi akurasi menggunakan tiga instrumen</w:t>
@@ -12710,6 +12824,7 @@
     <w:p>
       <w:pPr>
         <w:pStyle w:val="BodyText"/>
+        <w:jc w:val="both"/>
       </w:pPr>
       <w:r>
         <w:rPr>
@@ -13068,6 +13183,7 @@
     <w:p>
       <w:pPr>
         <w:pStyle w:val="BodyText"/>
+        <w:jc w:val="both"/>
       </w:pPr>
       <w:r>
         <w:t xml:space="preserve">* Eksekusi akurasi dilakukan pada</w:t>
@@ -13139,7 +13255,7 @@
         <w:t xml:space="preserve"> </w:t>
       </w:r>
       <w:r>
-        <w:t xml:space="preserve">statistik 95% CI berada di kisaran ±10 poin persentase—selisih ≤ 10 poin antar varian secara konservatif harus diperlakukan sebagai</w:t>
+        <w:t xml:space="preserve">statistik 95% CI berada di kisaran ±10 poin persentase, selisih ≤ 10 poin antar varian secara konservatif harus diperlakukan sebagai</w:t>
       </w:r>
       <w:r>
         <w:t xml:space="preserve"> </w:t>
@@ -13160,6 +13276,7 @@
     <w:p>
       <w:pPr>
         <w:pStyle w:val="BodyText"/>
+        <w:jc w:val="both"/>
       </w:pPr>
       <w:r>
         <w:rPr>
@@ -13518,6 +13635,7 @@
     <w:p>
       <w:pPr>
         <w:pStyle w:val="BodyText"/>
+        <w:jc w:val="both"/>
       </w:pPr>
       <w:r>
         <w:t xml:space="preserve">** Tabel 4.5 dieksekusi pada</w:t>
@@ -13673,6 +13791,7 @@
     <w:p>
       <w:pPr>
         <w:pStyle w:val="BodyText"/>
+        <w:jc w:val="both"/>
       </w:pPr>
       <w:r>
         <w:drawing>
@@ -13720,6 +13839,7 @@
     <w:p>
       <w:pPr>
         <w:pStyle w:val="BodyText"/>
+        <w:jc w:val="both"/>
       </w:pPr>
       <w:r>
         <w:rPr>
@@ -13752,6 +13872,7 @@
     <w:p>
       <w:pPr>
         <w:pStyle w:val="BodyText"/>
+        <w:jc w:val="both"/>
       </w:pPr>
       <w:r>
         <w:t xml:space="preserve">Berdasarkan Tabel 4.4, LFM 2.5 (1,2B) menunjukkan stabilitas akurasi yang relatif konsisten antar varian: penurunan paling tajam terlihat pada GSM8K (58% → 40% pada Q3_K_M, selisih 18 poin), sementara MMLU justru memperlihatkan fluktuasi non-monoton yang masih berada di rentang sekitar 28–34%, dan HumanEval relatif stabil di kisaran 29–37%. Skor MT-Bench TTR menurun seiring tingkat kuantisasi (0,526 → 0,403), mengindikasikan terjadinya pengurangan keragaman leksikal pada keluaran teks ketika presisi bobot semakin agresif. Pada Tabel 4.5, hasil Qwen 3.5 (2B) menunjukkan profil yang sangat berbeda: HumanEval mengalami penurunan progresif (52% → 25% pada Q3_K_M), sementara skor GSM8K terlihat sangat rendah secara seragam (12–19%) bukan akibat kerusakan logika model, melainkan keterbatasan instrumen evaluasi terhadap</w:t>
@@ -13800,6 +13921,7 @@
     <w:p>
       <w:pPr>
         <w:pStyle w:val="FirstParagraph"/>
+        <w:jc w:val="both"/>
       </w:pPr>
       <w:r>
         <w:t xml:space="preserve">Qwen 3.5 (2B) yang digunakan pada penelitian ini termasuk dalam kategori</w:t>
@@ -13863,6 +13985,7 @@
           <w:numId w:val="1012"/>
         </w:numPr>
         <w:pStyle w:val="Compact"/>
+        <w:jc w:val="both"/>
       </w:pPr>
       <w:r>
         <w:rPr>
@@ -14007,6 +14130,7 @@
           <w:numId w:val="1012"/>
         </w:numPr>
         <w:pStyle w:val="Compact"/>
+        <w:jc w:val="both"/>
       </w:pPr>
       <w:r>
         <w:rPr>
@@ -14086,6 +14210,7 @@
           <w:numId w:val="1012"/>
         </w:numPr>
         <w:pStyle w:val="Compact"/>
+        <w:jc w:val="both"/>
       </w:pPr>
       <w:r>
         <w:rPr>
@@ -14191,6 +14316,7 @@
     <w:p>
       <w:pPr>
         <w:pStyle w:val="FirstParagraph"/>
+        <w:jc w:val="both"/>
       </w:pPr>
       <w:r>
         <w:t xml:space="preserve">Upaya mitigasi telah dilakukan dengan menaikkan anggaran</w:t>
@@ -14320,6 +14446,7 @@
     <w:p>
       <w:pPr>
         <w:pStyle w:val="FirstParagraph"/>
+        <w:jc w:val="both"/>
       </w:pPr>
       <w:r>
         <w:t xml:space="preserve">Sub-bab ini membedah signifikansi data hasil pengujian melalui tinjauan teoritis arsitektur</w:t>
@@ -14371,6 +14498,7 @@
     <w:p>
       <w:pPr>
         <w:pStyle w:val="FirstParagraph"/>
+        <w:jc w:val="both"/>
       </w:pPr>
       <w:r>
         <w:t xml:space="preserve">Hasil pengujian mengonfirmasi bahwa metode PTQ efektif dalam mengatasi kendala</w:t>
@@ -14433,7 +14561,7 @@
         <w:t xml:space="preserve"> </w:t>
       </w:r>
       <w:r>
-        <w:t xml:space="preserve">untuk LFM 2.5, yang melonjak dari 5,57 t/s pada FP16 menjadi 13,67 t/s pada Q4_K_M—akselerasi 2,45 kali lipat dibanding versi murninya. Hal ini membuktikan dalil</w:t>
+        <w:t xml:space="preserve">untuk LFM 2.5, yang melonjak dari 5,57 t/s pada FP16 menjadi 13,67 t/s pada Q4_K_M, akselerasi 2,45 kali lipat dibanding versi murninya. Hal ini membuktikan dalil</w:t>
       </w:r>
       <w:r>
         <w:t xml:space="preserve"> </w:t>
@@ -14545,6 +14673,7 @@
     <w:p>
       <w:pPr>
         <w:pStyle w:val="FirstParagraph"/>
+        <w:jc w:val="both"/>
       </w:pPr>
       <w:r>
         <w:t xml:space="preserve">Data pada Tabel 4.2 menunjukkan adanya anomali pada varian Q3_K_M LFM 2.5. Secara teoritis, model dengan kebutuhan RAM terendah seharusnya memiliki performa tercepat; namun,</w:t>
@@ -14809,6 +14938,7 @@
     <w:p>
       <w:pPr>
         <w:pStyle w:val="FirstParagraph"/>
+        <w:jc w:val="both"/>
       </w:pPr>
       <w:r>
         <w:t xml:space="preserve">Penurunan performa varian Q3_K_M meluas hingga dimensi kognitif. Skor</w:t>
@@ -14875,6 +15005,7 @@
     <w:p>
       <w:pPr>
         <w:pStyle w:val="FirstParagraph"/>
+        <w:jc w:val="both"/>
       </w:pPr>
       <w:r>
         <w:t xml:space="preserve">Melalui sintesis antara matrikulasi performa fisik dan kualitas kognitif, penelitian ini menetapkan varian</w:t>
@@ -15030,11 +15161,12 @@
     <w:p>
       <w:pPr>
         <w:pStyle w:val="BodyText"/>
+        <w:jc w:val="both"/>
       </w:pPr>
       <w:r>
         <w:drawing>
           <wp:inline>
-            <wp:extent cx="5334000" cy="5540509"/>
+            <wp:extent cx="5334000" cy="3100923"/>
             <wp:effectExtent b="0" l="0" r="0" t="0"/>
             <wp:docPr descr="" title="" id="1" name="Picture"/>
             <a:graphic>
@@ -15055,7 +15187,7 @@
                   <pic:spPr bwMode="auto">
                     <a:xfrm>
                       <a:off x="0" y="0"/>
-                      <a:ext cx="5334000" cy="5540509"/>
+                      <a:ext cx="5334000" cy="3100923"/>
                     </a:xfrm>
                     <a:prstGeom prst="rect">
                       <a:avLst/>
@@ -15077,6 +15209,7 @@
     <w:p>
       <w:pPr>
         <w:pStyle w:val="BodyText"/>
+        <w:jc w:val="both"/>
       </w:pPr>
       <w:r>
         <w:rPr>
@@ -15097,13 +15230,13 @@
         <w:rPr>
           <w:i/>
         </w:rPr>
-        <w:t xml:space="preserve">radar trade-off</w:t>
-      </w:r>
-      <w:r>
-        <w:t xml:space="preserve"> </w:t>
-      </w:r>
-      <w:r>
-        <w:t xml:space="preserve">multi-dimensi LFM 2.5 (1,2B) per varian kuantisasi. Sumber: olahan penulis.</w:t>
+        <w:t xml:space="preserve">trade-off</w:t>
+      </w:r>
+      <w:r>
+        <w:t xml:space="preserve"> </w:t>
+      </w:r>
+      <w:r>
+        <w:t xml:space="preserve">multi-dimensi LFM 2.5 (1,2B) per varian kuantisasi (skor normalisasi 0..1, lebih tinggi = lebih baik). Sumber: olahan penulis.</w:t>
       </w:r>
     </w:p>
     <w:p>
@@ -15119,6 +15252,7 @@
     <w:p>
       <w:pPr>
         <w:pStyle w:val="FirstParagraph"/>
+        <w:jc w:val="both"/>
       </w:pPr>
       <w:r>
         <w:t xml:space="preserve">Untuk menjawab pertanyaan fundamental</w:t>
@@ -15256,6 +15390,7 @@
     <w:p>
       <w:pPr>
         <w:pStyle w:val="BodyText"/>
+        <w:jc w:val="both"/>
       </w:pPr>
       <w:r>
         <w:rPr>
@@ -16004,7 +16139,7 @@
               <w:jc w:val="center"/>
             </w:pPr>
             <w:r>
-              <w:t xml:space="preserve">—</w:t>
+              <w:t xml:space="preserve">-</w:t>
             </w:r>
           </w:p>
         </w:tc>
@@ -16029,7 +16164,7 @@
               <w:jc w:val="center"/>
             </w:pPr>
             <w:r>
-              <w:t xml:space="preserve">—</w:t>
+              <w:t xml:space="preserve">-</w:t>
             </w:r>
           </w:p>
         </w:tc>
@@ -16054,7 +16189,7 @@
               <w:jc w:val="center"/>
             </w:pPr>
             <w:r>
-              <w:t xml:space="preserve">—</w:t>
+              <w:t xml:space="preserve">-</w:t>
             </w:r>
           </w:p>
         </w:tc>
@@ -16077,6 +16212,7 @@
     <w:p>
       <w:pPr>
         <w:pStyle w:val="BodyText"/>
+        <w:jc w:val="both"/>
       </w:pPr>
       <w:r>
         <w:t xml:space="preserve">Dari Tabel 4.6 terbaca tiga pola utama:</w:t>
@@ -16089,6 +16225,7 @@
           <w:numId w:val="1013"/>
         </w:numPr>
         <w:pStyle w:val="Compact"/>
+        <w:jc w:val="both"/>
       </w:pPr>
       <w:r>
         <w:rPr>
@@ -16180,6 +16317,7 @@
           <w:numId w:val="1013"/>
         </w:numPr>
         <w:pStyle w:val="Compact"/>
+        <w:jc w:val="both"/>
       </w:pPr>
       <w:r>
         <w:rPr>
@@ -16221,7 +16359,7 @@
         <w:t xml:space="preserve"> </w:t>
       </w:r>
       <w:r>
-        <w:t xml:space="preserve">+1 poin pada Q4. Fluktuasi seperti turunnya MMLU Q4 (25%) yang lebih rendah dari Q3 (28%)—anomali yang tampak kontra-intuitif—berada dalam rentang margin</w:t>
+        <w:t xml:space="preserve">+1 poin pada Q4. Fluktuasi seperti turunnya MMLU Q4 (25%) yang lebih rendah dari Q3 (28%),anomali yang tampak kontra-intuitif, berada dalam rentang margin</w:t>
       </w:r>
       <w:r>
         <w:t xml:space="preserve"> </w:t>
@@ -16324,6 +16462,7 @@
           <w:numId w:val="1013"/>
         </w:numPr>
         <w:pStyle w:val="Compact"/>
+        <w:jc w:val="both"/>
       </w:pPr>
       <w:r>
         <w:rPr>
@@ -16341,6 +16480,7 @@
     <w:p>
       <w:pPr>
         <w:pStyle w:val="FirstParagraph"/>
+        <w:jc w:val="both"/>
       </w:pPr>
       <w:r>
         <w:t xml:space="preserve">Untuk menjawab pertanyaan praktis</w:t>
@@ -16394,6 +16534,7 @@
     <w:p>
       <w:pPr>
         <w:pStyle w:val="BodyText"/>
+        <w:jc w:val="both"/>
       </w:pPr>
       <w:r>
         <w:rPr>
@@ -16918,6 +17059,7 @@
     <w:p>
       <w:pPr>
         <w:pStyle w:val="BodyText"/>
+        <w:jc w:val="both"/>
       </w:pPr>
       <w:r>
         <w:t xml:space="preserve">*</w:t>
@@ -16950,6 +17092,7 @@
     <w:p>
       <w:pPr>
         <w:pStyle w:val="BodyText"/>
+        <w:jc w:val="both"/>
       </w:pPr>
       <w:r>
         <w:t xml:space="preserve">Berdasarkan matriks Tabel 4.7, terdapat dua kandidat dengan</w:t>
@@ -17034,6 +17177,7 @@
           <w:numId w:val="1014"/>
         </w:numPr>
         <w:pStyle w:val="Compact"/>
+        <w:jc w:val="both"/>
       </w:pPr>
       <w:r>
         <w:rPr>
@@ -17070,6 +17214,7 @@
           <w:numId w:val="1014"/>
         </w:numPr>
         <w:pStyle w:val="Compact"/>
+        <w:jc w:val="both"/>
       </w:pPr>
       <w:r>
         <w:rPr>
@@ -17173,6 +17318,7 @@
           <w:numId w:val="1014"/>
         </w:numPr>
         <w:pStyle w:val="Compact"/>
+        <w:jc w:val="both"/>
       </w:pPr>
       <w:r>
         <w:rPr>
@@ -17218,6 +17364,7 @@
     <w:p>
       <w:pPr>
         <w:pStyle w:val="FirstParagraph"/>
+        <w:jc w:val="both"/>
       </w:pPr>
       <w:r>
         <w:t xml:space="preserve">Dengan demikian,</w:t>
@@ -17346,6 +17493,7 @@
     <w:p>
       <w:pPr>
         <w:pStyle w:val="BodyText"/>
+        <w:jc w:val="both"/>
       </w:pPr>
       <w:r>
         <w:drawing>
@@ -17393,6 +17541,7 @@
     <w:p>
       <w:pPr>
         <w:pStyle w:val="BodyText"/>
+        <w:jc w:val="both"/>
       </w:pPr>
       <w:r>
         <w:rPr>
@@ -17429,6 +17578,7 @@
     <w:p>
       <w:pPr>
         <w:pStyle w:val="FirstParagraph"/>
+        <w:jc w:val="both"/>
       </w:pPr>
       <w:r>
         <w:t xml:space="preserve">Agar klaim performa pada Tabel 4.2 tidak dilandasi rerata semata, dilakukan uji signifikansi statistik antar varian menggunakan</w:t>
@@ -17552,6 +17702,7 @@
     <w:p>
       <w:pPr>
         <w:pStyle w:val="BodyText"/>
+        <w:jc w:val="both"/>
       </w:pPr>
       <w:r>
         <w:rPr>
@@ -18010,6 +18161,7 @@
     <w:p>
       <w:pPr>
         <w:pStyle w:val="BodyText"/>
+        <w:jc w:val="both"/>
       </w:pPr>
       <w:r>
         <w:t xml:space="preserve">** signifikan pada α = 0,05; n.s. = tidak signifikan secara statistik.</w:t>
@@ -18018,6 +18170,7 @@
     <w:p>
       <w:pPr>
         <w:pStyle w:val="BodyText"/>
+        <w:jc w:val="both"/>
       </w:pPr>
       <w:r>
         <w:t xml:space="preserve">Tiga temuan inferensial yang dapat ditarik dari Tabel 4.8 adalah sebagai berikut.</w:t>
@@ -18030,6 +18183,7 @@
           <w:numId w:val="1015"/>
         </w:numPr>
         <w:pStyle w:val="Compact"/>
+        <w:jc w:val="both"/>
       </w:pPr>
       <w:r>
         <w:rPr>
@@ -18091,7 +18245,7 @@
         <w:t xml:space="preserve"> </w:t>
       </w:r>
       <w:r>
-        <w:t xml:space="preserve">(ANOVA p &lt; 0,001 untuk kedua metrik), sehingga klaim utama penelitian—bahwa kuantisasi PTQ meningkatkan kecepatan inferensi dan mereduksi konsumsi RAM secara substantif—didukung bukti statistik dan bukan sekadar hasil rerata yang kebetulan berbeda.</w:t>
+        <w:t xml:space="preserve">(ANOVA p &lt; 0,001 untuk kedua metrik), sehingga klaim utama penelitian, bahwa kuantisasi PTQ meningkatkan kecepatan inferensi dan mereduksi konsumsi RAM secara substantif, didukung bukti statistik dan bukan sekadar hasil rerata yang kebetulan berbeda.</w:t>
       </w:r>
     </w:p>
     <w:p>
@@ -18101,6 +18255,7 @@
           <w:numId w:val="1015"/>
         </w:numPr>
         <w:pStyle w:val="Compact"/>
+        <w:jc w:val="both"/>
       </w:pPr>
       <w:r>
         <w:rPr>
@@ -18137,6 +18292,7 @@
           <w:numId w:val="1015"/>
         </w:numPr>
         <w:pStyle w:val="Compact"/>
+        <w:jc w:val="both"/>
       </w:pPr>
       <w:r>
         <w:rPr>
@@ -18233,6 +18389,7 @@
     <w:p>
       <w:pPr>
         <w:pStyle w:val="FirstParagraph"/>
+        <w:jc w:val="both"/>
       </w:pPr>
       <w:r>
         <w:t xml:space="preserve">Dengan demikian, hasil uji statistik di atas memberikan dukungan kuantitatif yang konsisten dengan kerangka rekomendasi Tabel 4.7: Q4_K_M unggul signifikan dibanding Q3_K_M pada dua metrik</w:t>
@@ -18292,7 +18449,7 @@
         <w:t xml:space="preserve"> </w:t>
       </w:r>
       <w:r>
-        <w:t xml:space="preserve">RAM yang lebih rendah dibanding Q5_K_M secara signifikan—gabungan yang menjadikannya varian dengan profil efisiensi paling kokoh untuk perangkat Tecno Pova 5.</w:t>
+        <w:t xml:space="preserve">RAM yang lebih rendah dibanding Q5_K_M secara signifikan, gabungan yang menjadikannya varian dengan profil efisiensi paling kokoh untuk perangkat Tecno Pova 5.</w:t>
       </w:r>
     </w:p>
     <w:p>
@@ -18301,7 +18458,7 @@
       </w:pPr>
       <w:bookmarkStart w:id="86" w:name="bab-v-penutup"/>
       <w:r>
-        <w:t xml:space="preserve">BAB V — PENUTUP</w:t>
+        <w:t xml:space="preserve">BAB V PENUTUP</w:t>
       </w:r>
       <w:bookmarkEnd w:id="86"/>
     </w:p>
@@ -18318,6 +18475,7 @@
     <w:p>
       <w:pPr>
         <w:pStyle w:val="FirstParagraph"/>
+        <w:jc w:val="both"/>
       </w:pPr>
       <w:r>
         <w:t xml:space="preserve">Berdasarkan serangkaian eksperimen mengenai optimasi arsitektur</w:t>
@@ -18360,6 +18518,7 @@
           <w:numId w:val="1016"/>
         </w:numPr>
         <w:pStyle w:val="Compact"/>
+        <w:jc w:val="both"/>
       </w:pPr>
       <w:r>
         <w:rPr>
@@ -18386,7 +18545,7 @@
         <w:t xml:space="preserve"> </w:t>
       </w:r>
       <w:r>
-        <w:t xml:space="preserve">pada Android kelas menengah. Penggunaan FP16 dengan parameter 2 miliar menyebabkan dominasi penggunaan RAM hingga 3,66 GB—berisiko tinggi memicu</w:t>
+        <w:t xml:space="preserve">pada Android kelas menengah. Penggunaan FP16 dengan parameter 2 miliar menyebabkan dominasi penggunaan RAM hingga 3,66 GB, berisiko tinggi memicu</w:t>
       </w:r>
       <w:r>
         <w:t xml:space="preserve"> </w:t>
@@ -18408,6 +18567,7 @@
           <w:numId w:val="1016"/>
         </w:numPr>
         <w:pStyle w:val="Compact"/>
+        <w:jc w:val="both"/>
       </w:pPr>
       <w:r>
         <w:rPr>
@@ -18486,6 +18646,7 @@
           <w:numId w:val="1016"/>
         </w:numPr>
         <w:pStyle w:val="Compact"/>
+        <w:jc w:val="both"/>
       </w:pPr>
       <w:r>
         <w:rPr>
@@ -18593,6 +18754,7 @@
     <w:p>
       <w:pPr>
         <w:pStyle w:val="FirstParagraph"/>
+        <w:jc w:val="both"/>
       </w:pPr>
       <w:r>
         <w:t xml:space="preserve">Berdasarkan temuan penelitian, hasil uji statistik, serta keterbatasan yang teridentifikasi sepanjang eksperimen, penulis mengajukan rekomendasi pengembangan yang dikelompokkan ke dalam</w:t>
@@ -18630,6 +18792,7 @@
           <w:numId w:val="1017"/>
         </w:numPr>
         <w:pStyle w:val="Compact"/>
+        <w:jc w:val="both"/>
       </w:pPr>
       <w:r>
         <w:rPr>
@@ -18750,6 +18913,7 @@
           <w:numId w:val="1017"/>
         </w:numPr>
         <w:pStyle w:val="Compact"/>
+        <w:jc w:val="both"/>
       </w:pPr>
       <w:r>
         <w:rPr>
@@ -18856,6 +19020,7 @@
           <w:numId w:val="1017"/>
         </w:numPr>
         <w:pStyle w:val="Compact"/>
+        <w:jc w:val="both"/>
       </w:pPr>
       <w:r>
         <w:rPr>
@@ -18902,6 +19067,7 @@
           <w:numId w:val="1018"/>
         </w:numPr>
         <w:pStyle w:val="Compact"/>
+        <w:jc w:val="both"/>
       </w:pPr>
       <w:r>
         <w:rPr>
@@ -18947,6 +19113,7 @@
           <w:numId w:val="1018"/>
         </w:numPr>
         <w:pStyle w:val="Compact"/>
+        <w:jc w:val="both"/>
       </w:pPr>
       <w:r>
         <w:rPr>
@@ -19052,6 +19219,7 @@
           <w:numId w:val="1018"/>
         </w:numPr>
         <w:pStyle w:val="Compact"/>
+        <w:jc w:val="both"/>
       </w:pPr>
       <w:r>
         <w:rPr>
@@ -19132,6 +19300,7 @@
           <w:numId w:val="1019"/>
         </w:numPr>
         <w:pStyle w:val="Compact"/>
+        <w:jc w:val="both"/>
       </w:pPr>
       <w:r>
         <w:rPr>
@@ -19198,6 +19367,7 @@
           <w:numId w:val="1019"/>
         </w:numPr>
         <w:pStyle w:val="Compact"/>
+        <w:jc w:val="both"/>
       </w:pPr>
       <w:r>
         <w:rPr>
@@ -19289,6 +19459,7 @@
           <w:numId w:val="1019"/>
         </w:numPr>
         <w:pStyle w:val="Compact"/>
+        <w:jc w:val="both"/>
       </w:pPr>
       <w:r>
         <w:rPr>
@@ -19473,6 +19644,7 @@
           <w:numId w:val="1019"/>
         </w:numPr>
         <w:pStyle w:val="Compact"/>
+        <w:jc w:val="both"/>
       </w:pPr>
       <w:r>
         <w:rPr>
@@ -19566,6 +19738,7 @@
     <w:p>
       <w:pPr>
         <w:pStyle w:val="FirstParagraph"/>
+        <w:jc w:val="both"/>
       </w:pPr>
       <w:r>
         <w:t xml:space="preserve">Ahmad, S., &amp; Safudin, T. (2024). Pengembangan</w:t>
@@ -19616,6 +19789,7 @@
     <w:p>
       <w:pPr>
         <w:pStyle w:val="BodyText"/>
+        <w:jc w:val="both"/>
       </w:pPr>
       <w:r>
         <w:t xml:space="preserve">Çöplü, T., Loedi, M., Bendiken, A., Makohin, M., Bouw, J. J., &amp; Cobb, S. (2023).</w:t>
@@ -19639,6 +19813,7 @@
     <w:p>
       <w:pPr>
         <w:pStyle w:val="BodyText"/>
+        <w:jc w:val="both"/>
       </w:pPr>
       <w:r>
         <w:t xml:space="preserve">Dettmers, T., Pagnoni, A., Holtzman, A., &amp; Zettlemoyer, L. (2023). QLoRA: Efficient Finetuning of Quantized LLMs.</w:t>
@@ -19659,6 +19834,7 @@
     <w:p>
       <w:pPr>
         <w:pStyle w:val="BodyText"/>
+        <w:jc w:val="both"/>
       </w:pPr>
       <w:r>
         <w:t xml:space="preserve">Frantar, E., Ashkboos, S., Hoefler, T., &amp; Alistarh, D. (2023). GPTQ: Accurate Post-Training Quantization for Generative Pre-Trained Transformers.</w:t>
@@ -19679,6 +19855,7 @@
     <w:p>
       <w:pPr>
         <w:pStyle w:val="BodyText"/>
+        <w:jc w:val="both"/>
       </w:pPr>
       <w:r>
         <w:t xml:space="preserve">Gong, R., Yong, Y., Gu, S., Huang, Y., Lv, C., Zhang, Y., Liu, X., &amp; Tao, D. (2024). What Makes Quantization for Large Language Models Hard? An Empirical Study from the Lens of Perturbation.</w:t>
@@ -19699,6 +19876,7 @@
     <w:p>
       <w:pPr>
         <w:pStyle w:val="BodyText"/>
+        <w:jc w:val="both"/>
       </w:pPr>
       <w:r>
         <w:t xml:space="preserve">Gope, D., Mansell, D., Loh, D., &amp; Bratt, I. (2025).</w:t>
@@ -19722,6 +19900,7 @@
     <w:p>
       <w:pPr>
         <w:pStyle w:val="BodyText"/>
+        <w:jc w:val="both"/>
       </w:pPr>
       <w:r>
         <w:t xml:space="preserve">Husom, E. J., Goknil, A., Astekin, M., Shar, L. K., Kåsen, A., Sen, S., Mithassel, B. A., &amp; Soylu, A. (2024).</w:t>
@@ -19745,6 +19924,7 @@
     <w:p>
       <w:pPr>
         <w:pStyle w:val="BodyText"/>
+        <w:jc w:val="both"/>
       </w:pPr>
       <w:r>
         <w:t xml:space="preserve">Jin, R., Du, J., Huang, W., Liu, W., Luan, J., Wang, B., &amp; Xiong, D. (2024). A Comprehensive Evaluation of Quantization Strategies for Large Language Models.</w:t>
@@ -19765,6 +19945,7 @@
     <w:p>
       <w:pPr>
         <w:pStyle w:val="BodyText"/>
+        <w:jc w:val="both"/>
       </w:pPr>
       <w:r>
         <w:t xml:space="preserve">Kurtić, E., Marques, A., Pandit, S., Kurtz, M., &amp; Alistarh, D. (2024).</w:t>
@@ -19806,6 +19987,7 @@
     <w:p>
       <w:pPr>
         <w:pStyle w:val="BodyText"/>
+        <w:jc w:val="both"/>
       </w:pPr>
       <w:r>
         <w:t xml:space="preserve">Laskaridis, S., Katevas, K., Minto, L., &amp; Haddadi, H. (2024). MELTing point: Mobile Evaluation of Language Transformers.</w:t>
@@ -19826,6 +20008,7 @@
     <w:p>
       <w:pPr>
         <w:pStyle w:val="BodyText"/>
+        <w:jc w:val="both"/>
       </w:pPr>
       <w:r>
         <w:t xml:space="preserve">Lin, J., Tang, J., Tang, H., Yang, S., Dang, X., Gan, C., &amp; Han, S. (2023). AWQ: Activation-Aware Weight Quantization for On-Device LLM Compression and Acceleration.</w:t>
@@ -19846,6 +20029,7 @@
     <w:p>
       <w:pPr>
         <w:pStyle w:val="BodyText"/>
+        <w:jc w:val="both"/>
       </w:pPr>
       <w:r>
         <w:t xml:space="preserve">Liquid AI. (2025).</w:t>
@@ -19869,6 +20053,7 @@
     <w:p>
       <w:pPr>
         <w:pStyle w:val="BodyText"/>
+        <w:jc w:val="both"/>
       </w:pPr>
       <w:r>
         <w:t xml:space="preserve">Lu, Z., Li, X., Cai, D., Yi, R., Liu, F., Liu, W., Luan, J., Zhang, X., Lane, N. D., &amp; Xu, M. (2025). Demystifying Small Language Models for Edge Deployment.</w:t>
@@ -19889,6 +20074,7 @@
     <w:p>
       <w:pPr>
         <w:pStyle w:val="BodyText"/>
+        <w:jc w:val="both"/>
       </w:pPr>
       <w:r>
         <w:t xml:space="preserve">Murthy, R., Yang, L., Tan, J., Awalgaonkar, T. M., Zhou, Y., Heinecke, S., Desai, S., Wu, J., Xu, R., Tan, S., Zhang, J., Liu, Z., Kokane, S., Liu, Z., Zhu, M., Wang, H., Xiong, C., &amp; Savarese, S. (2024).</w:t>
@@ -19912,6 +20098,7 @@
     <w:p>
       <w:pPr>
         <w:pStyle w:val="BodyText"/>
+        <w:jc w:val="both"/>
       </w:pPr>
       <w:r>
         <w:t xml:space="preserve">Nurohim, A., Saifulloh, M., &amp; Rahmawati, D. (2025). Analisis Komparatif</w:t>
@@ -19947,6 +20134,7 @@
     <w:p>
       <w:pPr>
         <w:pStyle w:val="BodyText"/>
+        <w:jc w:val="both"/>
       </w:pPr>
       <w:r>
         <w:t xml:space="preserve">Prince, S. J. D. (2023).</w:t>
@@ -19967,6 +20155,7 @@
     <w:p>
       <w:pPr>
         <w:pStyle w:val="BodyText"/>
+        <w:jc w:val="both"/>
       </w:pPr>
       <w:r>
         <w:t xml:space="preserve">Qwen Team. (2025).</w:t>
@@ -19990,6 +20179,7 @@
     <w:p>
       <w:pPr>
         <w:pStyle w:val="BodyText"/>
+        <w:jc w:val="both"/>
       </w:pPr>
       <w:r>
         <w:t xml:space="preserve">Ray, P., &amp; Pradhan, T. (2026). Performance Analysis of Localised</w:t>
@@ -20025,6 +20215,7 @@
     <w:p>
       <w:pPr>
         <w:pStyle w:val="BodyText"/>
+        <w:jc w:val="both"/>
       </w:pPr>
       <w:r>
         <w:t xml:space="preserve">Sevim, B., &amp; Ibrahim, M. (2024).</w:t>
@@ -20060,6 +20251,7 @@
     <w:p>
       <w:pPr>
         <w:pStyle w:val="BodyText"/>
+        <w:jc w:val="both"/>
       </w:pPr>
       <w:r>
         <w:t xml:space="preserve">Tan, F., Lee, R., Dudziak, Ł., Hu, S. X., Bhattacharya, S., Hospedales, T., Tzimiropoulos, G., &amp; Martinez, B. (2024).</w:t>
@@ -20083,6 +20275,7 @@
     <w:p>
       <w:pPr>
         <w:pStyle w:val="BodyText"/>
+        <w:jc w:val="both"/>
       </w:pPr>
       <w:r>
         <w:t xml:space="preserve">Touvron, H., Lavril, T., Izacard, G., Martinet, X., Lachaux, M.-A., Lacroix, T., Rozière, B., Goyal, N., Hambro, E., Azhar, F., Rodriguez, A., Joulin, A., Grave, E., &amp; Lample, G. (2023). LLaMA: Open and Efficient Foundation Language Models.</w:t>
@@ -20103,6 +20296,7 @@
     <w:p>
       <w:pPr>
         <w:pStyle w:val="BodyText"/>
+        <w:jc w:val="both"/>
       </w:pPr>
       <w:r>
         <w:t xml:space="preserve">Xiao, T., &amp; Zhu, J. (2025).</w:t>
@@ -20126,6 +20320,7 @@
     <w:p>
       <w:pPr>
         <w:pStyle w:val="BodyText"/>
+        <w:jc w:val="both"/>
       </w:pPr>
       <w:r>
         <w:t xml:space="preserve">Zhan, H., Wei, S., He, Y., Liu, M., Gao, Y., Ma, Y., Yu, J., Wang, B., Yu, X., Zhang, S., &amp; Wang, X. (2025). Quantized Large Language Models in Biomedical NLP: Evaluation and Recommendations.</w:t>
@@ -20146,6 +20341,7 @@
     <w:p>
       <w:pPr>
         <w:pStyle w:val="BodyText"/>
+        <w:jc w:val="both"/>
       </w:pPr>
       <w:r>
         <w:t xml:space="preserve">Zhang, X., Nie, J., Huang, Y., Xie, G., Xiong, Z., Liu, J., Niyato, D., &amp; Shen, X. (2024). Edge Intelligence Optimization for Large Language Model Inference with Batching and Quantization.</w:t>
@@ -20179,7 +20375,7 @@
       </w:pPr>
       <w:bookmarkStart w:id="94" w:name="X4f3a7e4a2f15dc5c776d081c4e2586f0b87e9a6"/>
       <w:r>
-        <w:t xml:space="preserve">Lampiran A — Skrip Otomatisasi</w:t>
+        <w:t xml:space="preserve">Lampiran A, Skrip Otomatisasi</w:t>
       </w:r>
       <w:r>
         <w:t xml:space="preserve"> </w:t>
@@ -20201,6 +20397,7 @@
     <w:p>
       <w:pPr>
         <w:pStyle w:val="FirstParagraph"/>
+        <w:jc w:val="both"/>
       </w:pPr>
       <w:r>
         <w:t xml:space="preserve">Skrip Bash berikut adalah versi</w:t>
@@ -20257,7 +20454,7 @@
         <w:t xml:space="preserve">docs/scripts/benchmark.sh</w:t>
       </w:r>
       <w:r>
-        <w:t xml:space="preserve">. Parameter inferensi dipilih agar dapat menjalankan kedua keluarga model—baik LFM 2.5 yang non-</w:t>
+        <w:t xml:space="preserve">. Parameter inferensi dipilih agar dapat menjalankan kedua keluarga model, baik LFM 2.5 yang non-</w:t>
       </w:r>
       <w:r>
         <w:rPr>
@@ -20296,12 +20493,13 @@
         <w:t xml:space="preserve">&lt;think&gt;</w:t>
       </w:r>
       <w:r>
-        <w:t xml:space="preserve">—dalam anggaran token yang cukup.</w:t>
+        <w:t xml:space="preserve">,dalam anggaran token yang cukup.</w:t>
       </w:r>
     </w:p>
     <w:p>
       <w:pPr>
         <w:pStyle w:val="SourceCode"/>
+        <w:jc w:val="both"/>
       </w:pPr>
       <w:r>
         <w:rPr>
@@ -20490,7 +20688,7 @@
         <w:rPr>
           <w:rStyle w:val="CommentTok"/>
         </w:rPr>
-        <w:t xml:space="preserve"># Strong anti-thinking prompt — agar model fokus ke jawaban final.</w:t>
+        <w:t xml:space="preserve"># Strong anti-thinking prompt, agar model fokus ke jawaban final.</w:t>
       </w:r>
       <w:r>
         <w:br/>
@@ -23688,7 +23886,7 @@
       </w:pPr>
       <w:bookmarkStart w:id="95" w:name="X446cbdad62534d5817ef28ab1a3c4ef45dc269a"/>
       <w:r>
-        <w:t xml:space="preserve">Lampiran B — Skrip Persiapan Model di PC (</w:t>
+        <w:t xml:space="preserve">Lampiran B, Skrip Persiapan Model di PC (</w:t>
       </w:r>
       <w:r>
         <w:rPr>
@@ -23704,6 +23902,7 @@
     <w:p>
       <w:pPr>
         <w:pStyle w:val="FirstParagraph"/>
+        <w:jc w:val="both"/>
       </w:pPr>
       <w:r>
         <w:t xml:space="preserve">Berkas</w:t>
@@ -23721,7 +23920,7 @@
         <w:t xml:space="preserve"> </w:t>
       </w:r>
       <w:r>
-        <w:t xml:space="preserve">yang dieksekusi di Lampiran A disiapkan terlebih dahulu pada PC dengan WSL2 Ubuntu dan GPU NVIDIA RTX 3060. Tahapan persiapan model—mulai dari mengunduh bobot HuggingFace, konversi</w:t>
+        <w:t xml:space="preserve">yang dieksekusi di Lampiran A disiapkan terlebih dahulu pada PC dengan WSL2 Ubuntu dan GPU NVIDIA RTX 3060. Tahapan persiapan model, mulai dari mengunduh bobot HuggingFace, konversi</w:t>
       </w:r>
       <w:r>
         <w:t xml:space="preserve"> </w:t>
@@ -23748,7 +23947,7 @@
         <w:t xml:space="preserve">F16.gguf</w:t>
       </w:r>
       <w:r>
-        <w:t xml:space="preserve">, hingga kuantisasi ke Q3/Q4/Q5_K_M—dirinci pada skrip</w:t>
+        <w:t xml:space="preserve">, hingga kuantisasi ke Q3/Q4/Q5_K_M, dirinci pada skrip</w:t>
       </w:r>
       <w:r>
         <w:t xml:space="preserve"> </w:t>
@@ -23766,6 +23965,7 @@
     <w:p>
       <w:pPr>
         <w:pStyle w:val="SourceCode"/>
+        <w:jc w:val="both"/>
       </w:pPr>
       <w:r>
         <w:rPr>
@@ -24536,13 +24736,14 @@
       </w:pPr>
       <w:bookmarkStart w:id="96" w:name="Xc87dffa55e83400c59c3898b198df6d7b908554"/>
       <w:r>
-        <w:t xml:space="preserve">Lampiran C — Berkas Data dan Skrip Reproducibility</w:t>
+        <w:t xml:space="preserve">Lampiran C, Berkas Data dan Skrip Reproducibility</w:t>
       </w:r>
       <w:bookmarkEnd w:id="96"/>
     </w:p>
     <w:p>
       <w:pPr>
         <w:pStyle w:val="FirstParagraph"/>
+        <w:jc w:val="both"/>
       </w:pPr>
       <w:r>
         <w:t xml:space="preserve">Seluruh berkas pendukung yang dirujuk pada bab Hasil dan Pembahasan diarsipkan pada repositori penelitian agar dapat direplikasi oleh penguji.</w:t>
@@ -25965,6 +26166,9 @@
   <w:style w:type="paragraph" w:default="1" w:styleId="Normal">
     <w:name w:val="Normal"/>
     <w:qFormat/>
+    <w:pPr>
+      <w:jc w:val="both"/>
+    </w:pPr>
   </w:style>
   <w:style w:type="paragraph" w:styleId="BodyText">
     <w:name w:val="Body Text"/>
@@ -25972,6 +26176,7 @@
     <w:link w:val="BodyTextChar"/>
     <w:pPr>
       <w:spacing w:before="180" w:after="180"/>
+      <w:jc w:val="both"/>
     </w:pPr>
     <w:qFormat/>
   </w:style>
@@ -25980,6 +26185,9 @@
     <w:basedOn w:val="BodyText"/>
     <w:next w:val="BodyText"/>
     <w:qFormat/>
+    <w:pPr>
+      <w:jc w:val="both"/>
+    </w:pPr>
   </w:style>
   <w:style w:type="paragraph" w:customStyle="1" w:styleId="Compact">
     <w:name w:val="Compact"/>
@@ -25987,6 +26195,7 @@
     <w:qFormat/>
     <w:pPr>
       <w:spacing w:before="36" w:after="36"/>
+      <w:jc w:val="both"/>
     </w:pPr>
   </w:style>
   <w:style w:type="paragraph" w:styleId="Title">

--- a/docs/Skripsi_PTQ_SLM_Android.docx
+++ b/docs/Skripsi_PTQ_SLM_Android.docx
@@ -97,109 +97,628 @@
     <w:p>
       <w:pPr>
         <w:pStyle w:val="Author"/>
+      </w:pPr>
+      <w:r>
+        <w:t xml:space="preserve">Penulis:</w:t>
+      </w:r>
+      <w:r>
+        <w:t xml:space="preserve"> </w:t>
+      </w:r>
+      <w:r>
+        <w:t xml:space="preserve">[Nama</w:t>
+      </w:r>
+      <w:r>
+        <w:t xml:space="preserve"> </w:t>
+      </w:r>
+      <w:r>
+        <w:t xml:space="preserve">Mahasiswa],</w:t>
+      </w:r>
+      <w:r>
+        <w:t xml:space="preserve"> </w:t>
+      </w:r>
+      <w:r>
+        <w:t xml:space="preserve">NIM:</w:t>
+      </w:r>
+      <w:r>
+        <w:t xml:space="preserve"> </w:t>
+      </w:r>
+      <w:r>
+        <w:t xml:space="preserve">[NIM]</w:t>
+      </w:r>
+    </w:p>
+    <w:p>
+      <w:pPr>
+        <w:pStyle w:val="Date"/>
+      </w:pPr>
+      <w:r>
+        <w:t xml:space="preserve">Program</w:t>
+      </w:r>
+      <w:r>
+        <w:t xml:space="preserve"> </w:t>
+      </w:r>
+      <w:r>
+        <w:t xml:space="preserve">Studi</w:t>
+      </w:r>
+      <w:r>
+        <w:t xml:space="preserve"> </w:t>
+      </w:r>
+      <w:r>
+        <w:t xml:space="preserve">Teknologi</w:t>
+      </w:r>
+      <w:r>
+        <w:t xml:space="preserve"> </w:t>
+      </w:r>
+      <w:r>
+        <w:t xml:space="preserve">Informasi,</w:t>
+      </w:r>
+      <w:r>
+        <w:t xml:space="preserve"> </w:t>
+      </w:r>
+      <w:r>
+        <w:t xml:space="preserve">Fakultas</w:t>
+      </w:r>
+      <w:r>
+        <w:t xml:space="preserve"> </w:t>
+      </w:r>
+      <w:r>
+        <w:t xml:space="preserve">Teknik</w:t>
+      </w:r>
+      <w:r>
+        <w:t xml:space="preserve"> </w:t>
+      </w:r>
+      <w:r>
+        <w:t xml:space="preserve">dan</w:t>
+      </w:r>
+      <w:r>
+        <w:t xml:space="preserve"> </w:t>
+      </w:r>
+      <w:r>
+        <w:t xml:space="preserve">Informatika,</w:t>
+      </w:r>
+      <w:r>
+        <w:t xml:space="preserve"> </w:t>
+      </w:r>
+      <w:r>
+        <w:t xml:space="preserve">Universitas</w:t>
+      </w:r>
+      <w:r>
+        <w:t xml:space="preserve"> </w:t>
+      </w:r>
+      <w:r>
+        <w:t xml:space="preserve">Bina</w:t>
+      </w:r>
+      <w:r>
+        <w:t xml:space="preserve"> </w:t>
+      </w:r>
+      <w:r>
+        <w:t xml:space="preserve">Sarana</w:t>
+      </w:r>
+      <w:r>
+        <w:t xml:space="preserve"> </w:t>
+      </w:r>
+      <w:r>
+        <w:t xml:space="preserve">Informatika</w:t>
+      </w:r>
+    </w:p>
+    <w:p>
+      <w:pPr>
+        <w:pStyle w:val="Heading1"/>
+      </w:pPr>
+      <w:bookmarkStart w:id="20" w:name="abstrak"/>
+      <w:r>
+        <w:t xml:space="preserve">ABSTRAK</w:t>
+      </w:r>
+      <w:bookmarkEnd w:id="20"/>
+    </w:p>
+    <w:p>
+      <w:pPr>
+        <w:pStyle w:val="FirstParagraph"/>
         <w:jc w:val="both"/>
       </w:pPr>
       <w:r>
-        <w:t xml:space="preserve">Penulis:</w:t>
-      </w:r>
-      <w:r>
-        <w:t xml:space="preserve"> </w:t>
-      </w:r>
-      <w:r>
-        <w:t xml:space="preserve">[Nama</w:t>
-      </w:r>
-      <w:r>
-        <w:t xml:space="preserve"> </w:t>
-      </w:r>
-      <w:r>
-        <w:t xml:space="preserve">Mahasiswa],</w:t>
-      </w:r>
-      <w:r>
-        <w:t xml:space="preserve"> </w:t>
-      </w:r>
-      <w:r>
-        <w:t xml:space="preserve">NIM:</w:t>
-      </w:r>
-      <w:r>
-        <w:t xml:space="preserve"> </w:t>
-      </w:r>
-      <w:r>
-        <w:t xml:space="preserve">[NIM]</w:t>
-      </w:r>
-    </w:p>
-    <w:p>
-      <w:pPr>
-        <w:pStyle w:val="Date"/>
+        <w:t xml:space="preserve">Pemanfaatan</w:t>
+      </w:r>
+      <w:r>
+        <w:t xml:space="preserve"> </w:t>
+      </w:r>
+      <w:r>
+        <w:rPr>
+          <w:i/>
+        </w:rPr>
+        <w:t xml:space="preserve">Small Language Model</w:t>
+      </w:r>
+      <w:r>
+        <w:t xml:space="preserve"> </w:t>
+      </w:r>
+      <w:r>
+        <w:t xml:space="preserve">(SLM) secara</w:t>
+      </w:r>
+      <w:r>
+        <w:t xml:space="preserve"> </w:t>
+      </w:r>
+      <w:r>
+        <w:rPr>
+          <w:i/>
+        </w:rPr>
+        <w:t xml:space="preserve">on-device</w:t>
+      </w:r>
+      <w:r>
+        <w:t xml:space="preserve"> </w:t>
+      </w:r>
+      <w:r>
+        <w:t xml:space="preserve">di lingkungan Android terkendala oleh kapasitas RAM 8 GB yang dibagi-pakai (</w:t>
+      </w:r>
+      <w:r>
+        <w:rPr>
+          <w:i/>
+        </w:rPr>
+        <w:t xml:space="preserve">shared memory</w:t>
+      </w:r>
+      <w:r>
+        <w:t xml:space="preserve">) bersama sistem operasi dan layanan latar belakang, sehingga pemuatan model presisi penuh FP16 berisiko memicu</w:t>
+      </w:r>
+      <w:r>
+        <w:t xml:space="preserve"> </w:t>
+      </w:r>
+      <w:r>
+        <w:rPr>
+          <w:i/>
+        </w:rPr>
+        <w:t xml:space="preserve">Out of Memory</w:t>
+      </w:r>
+      <w:r>
+        <w:t xml:space="preserve"> </w:t>
+      </w:r>
+      <w:r>
+        <w:t xml:space="preserve">(OOM) dan</w:t>
+      </w:r>
+      <w:r>
+        <w:t xml:space="preserve"> </w:t>
+      </w:r>
+      <w:r>
+        <w:rPr>
+          <w:i/>
+        </w:rPr>
+        <w:t xml:space="preserve">Force Close</w:t>
+      </w:r>
+      <w:r>
+        <w:t xml:space="preserve">. Penelitian ini menganalisis performa metode</w:t>
+      </w:r>
+      <w:r>
+        <w:t xml:space="preserve"> </w:t>
+      </w:r>
+      <w:r>
+        <w:rPr>
+          <w:i/>
+        </w:rPr>
+        <w:t xml:space="preserve">Post-Training Quantization</w:t>
+      </w:r>
+      <w:r>
+        <w:t xml:space="preserve"> </w:t>
+      </w:r>
+      <w:r>
+        <w:t xml:space="preserve">(PTQ) dengan format GGUF</w:t>
+      </w:r>
+      <w:r>
+        <w:t xml:space="preserve"> </w:t>
+      </w:r>
+      <w:r>
+        <w:rPr>
+          <w:i/>
+        </w:rPr>
+        <w:t xml:space="preserve">k-quants</w:t>
+      </w:r>
+      <w:r>
+        <w:t xml:space="preserve"> </w:t>
+      </w:r>
+      <w:r>
+        <w:t xml:space="preserve">pada rentang 3-bit hingga 5-bit (Q3_K_M, Q4_K_M, dan Q5_K_M) terhadap dua arsitektur SLM, yaitu LFM 2.5 (1,2 miliar parameter) dan Qwen 3.5 (2 miliar parameter), pada perangkat Tecno Pova 5 (SoC MediaTek Helio G99, RAM 8 GB) melalui lingkungan terminal Termux dan mesin inferensi</w:t>
+      </w:r>
+      <w:r>
+        <w:t xml:space="preserve"> </w:t>
+      </w:r>
+      <w:r>
+        <w:rPr>
+          <w:rStyle w:val="VerbatimChar"/>
+        </w:rPr>
+        <w:t xml:space="preserve">llama.cpp</w:t>
+      </w:r>
+      <w:r>
+        <w:t xml:space="preserve">. Metode yang digunakan adalah eksperimen kuantitatif komparatif (</w:t>
+      </w:r>
+      <w:r>
+        <w:rPr>
+          <w:i/>
+        </w:rPr>
+        <w:t xml:space="preserve">ablation study</w:t>
+      </w:r>
+      <w:r>
+        <w:t xml:space="preserve">) dengan mengukur (1) reduksi ukuran berkas, (2) konsumsi</w:t>
+      </w:r>
+      <w:r>
+        <w:t xml:space="preserve"> </w:t>
+      </w:r>
+      <w:r>
+        <w:rPr>
+          <w:i/>
+        </w:rPr>
+        <w:t xml:space="preserve">peak</w:t>
+      </w:r>
+      <w:r>
+        <w:t xml:space="preserve"> </w:t>
+      </w:r>
+      <w:r>
+        <w:t xml:space="preserve">RAM proses, (3) kecepatan</w:t>
+      </w:r>
+      <w:r>
+        <w:t xml:space="preserve"> </w:t>
+      </w:r>
+      <w:r>
+        <w:rPr>
+          <w:i/>
+        </w:rPr>
+        <w:t xml:space="preserve">prompt</w:t>
+      </w:r>
+      <w:r>
+        <w:t xml:space="preserve"> </w:t>
+      </w:r>
+      <w:r>
+        <w:t xml:space="preserve">dan</w:t>
+      </w:r>
+      <w:r>
+        <w:t xml:space="preserve"> </w:t>
+      </w:r>
+      <w:r>
+        <w:rPr>
+          <w:i/>
+        </w:rPr>
+        <w:t xml:space="preserve">generation</w:t>
+      </w:r>
+      <w:r>
+        <w:t xml:space="preserve"> </w:t>
+      </w:r>
+      <w:r>
+        <w:t xml:space="preserve">dalam satuan</w:t>
+      </w:r>
+      <w:r>
+        <w:t xml:space="preserve"> </w:t>
+      </w:r>
+      <w:r>
+        <w:rPr>
+          <w:i/>
+        </w:rPr>
+        <w:t xml:space="preserve">tokens per second</w:t>
+      </w:r>
+      <w:r>
+        <w:t xml:space="preserve"> </w:t>
+      </w:r>
+      <w:r>
+        <w:t xml:space="preserve">(TPS), serta (4) degradasi kognitif melalui</w:t>
+      </w:r>
+      <w:r>
+        <w:t xml:space="preserve"> </w:t>
+      </w:r>
+      <w:r>
+        <w:rPr>
+          <w:i/>
+        </w:rPr>
+        <w:t xml:space="preserve">Perplexity</w:t>
+      </w:r>
+      <w:r>
+        <w:t xml:space="preserve"> </w:t>
+      </w:r>
+      <w:r>
+        <w:t xml:space="preserve">(WikiText-2) dan akurasi MMLU, GSM8K, HumanEval, dan MT-Bench. Setiap varian model di Android diuji dua hingga tiga kali untuk memperoleh rerata ± simpangan baku. Hasil menunjukkan bahwa varian Q4_K_M merupakan titik keseimbangan (</w:t>
+      </w:r>
+      <w:r>
+        <w:rPr>
+          <w:i/>
+        </w:rPr>
+        <w:t xml:space="preserve">sweet spot</w:t>
+      </w:r>
+      <w:r>
+        <w:t xml:space="preserve">) terbaik karena mampu menekan ukuran berkas hingga 68%, mereduksi</w:t>
+      </w:r>
+      <w:r>
+        <w:t xml:space="preserve"> </w:t>
+      </w:r>
+      <w:r>
+        <w:rPr>
+          <w:i/>
+        </w:rPr>
+        <w:t xml:space="preserve">peak</w:t>
+      </w:r>
+      <w:r>
+        <w:t xml:space="preserve"> </w:t>
+      </w:r>
+      <w:r>
+        <w:t xml:space="preserve">RAM proses LFM dari 2.303 MB ke 1.453 MB (efisiensi 36,9%), serta mempercepat</w:t>
+      </w:r>
+      <w:r>
+        <w:t xml:space="preserve"> </w:t>
+      </w:r>
+      <w:r>
+        <w:rPr>
+          <w:i/>
+        </w:rPr>
+        <w:t xml:space="preserve">generation</w:t>
+      </w:r>
+      <w:r>
+        <w:t xml:space="preserve"> </w:t>
+      </w:r>
+      <w:r>
+        <w:t xml:space="preserve">LFM dari 5,57 t/s ke 13,67 t/s (akselerasi 2,45×), dengan tambahan</w:t>
+      </w:r>
+      <w:r>
+        <w:t xml:space="preserve"> </w:t>
+      </w:r>
+      <w:r>
+        <w:rPr>
+          <w:i/>
+        </w:rPr>
+        <w:t xml:space="preserve">perplexity</w:t>
+      </w:r>
+      <w:r>
+        <w:t xml:space="preserve"> </w:t>
+      </w:r>
+      <w:r>
+        <w:t xml:space="preserve">di bawah 0,6 poin dan rata-rata penurunan akurasi LFM yang masih dapat ditoleransi. Sebaliknya, varian Q3_K_M memicu anomali</w:t>
+      </w:r>
+      <w:r>
+        <w:t xml:space="preserve"> </w:t>
+      </w:r>
+      <w:r>
+        <w:rPr>
+          <w:i/>
+        </w:rPr>
+        <w:t xml:space="preserve">bit-shifting</w:t>
+      </w:r>
+      <w:r>
+        <w:t xml:space="preserve"> </w:t>
+      </w:r>
+      <w:r>
+        <w:t xml:space="preserve">pada CPU ARM serta degradasi GSM8K dan HumanEval yang signifikan, sehingga tidak direkomendasikan sebagai konfigurasi produksi. Penelitian juga mendokumentasikan keterbatasan instrumen evaluasi pada model</w:t>
+      </w:r>
+      <w:r>
+        <w:t xml:space="preserve"> </w:t>
+      </w:r>
+      <w:r>
+        <w:rPr>
+          <w:i/>
+        </w:rPr>
+        <w:t xml:space="preserve">reasoning</w:t>
+      </w:r>
+      <w:r>
+        <w:t xml:space="preserve"> </w:t>
+      </w:r>
+      <w:r>
+        <w:t xml:space="preserve">Qwen 3.5 sebagai catatan metodologis penting untuk replikasi.</w:t>
+      </w:r>
+    </w:p>
+    <w:p>
+      <w:pPr>
+        <w:pStyle w:val="BodyText"/>
         <w:jc w:val="both"/>
       </w:pPr>
       <w:r>
-        <w:t xml:space="preserve">Program</w:t>
-      </w:r>
-      <w:r>
-        <w:t xml:space="preserve"> </w:t>
-      </w:r>
-      <w:r>
-        <w:t xml:space="preserve">Studi</w:t>
-      </w:r>
-      <w:r>
-        <w:t xml:space="preserve"> </w:t>
-      </w:r>
-      <w:r>
-        <w:t xml:space="preserve">Teknologi</w:t>
-      </w:r>
-      <w:r>
-        <w:t xml:space="preserve"> </w:t>
-      </w:r>
-      <w:r>
-        <w:t xml:space="preserve">Informasi,</w:t>
-      </w:r>
-      <w:r>
-        <w:t xml:space="preserve"> </w:t>
-      </w:r>
-      <w:r>
-        <w:t xml:space="preserve">Fakultas</w:t>
-      </w:r>
-      <w:r>
-        <w:t xml:space="preserve"> </w:t>
-      </w:r>
-      <w:r>
-        <w:t xml:space="preserve">Teknik</w:t>
-      </w:r>
-      <w:r>
-        <w:t xml:space="preserve"> </w:t>
-      </w:r>
-      <w:r>
-        <w:t xml:space="preserve">dan</w:t>
-      </w:r>
-      <w:r>
-        <w:t xml:space="preserve"> </w:t>
-      </w:r>
-      <w:r>
-        <w:t xml:space="preserve">Informatika,</w:t>
-      </w:r>
-      <w:r>
-        <w:t xml:space="preserve"> </w:t>
-      </w:r>
-      <w:r>
-        <w:t xml:space="preserve">Universitas</w:t>
-      </w:r>
-      <w:r>
-        <w:t xml:space="preserve"> </w:t>
-      </w:r>
-      <w:r>
-        <w:t xml:space="preserve">Bina</w:t>
-      </w:r>
-      <w:r>
-        <w:t xml:space="preserve"> </w:t>
-      </w:r>
-      <w:r>
-        <w:t xml:space="preserve">Sarana</w:t>
-      </w:r>
-      <w:r>
-        <w:t xml:space="preserve"> </w:t>
-      </w:r>
-      <w:r>
-        <w:t xml:space="preserve">Informatika</w:t>
+        <w:rPr>
+          <w:b/>
+        </w:rPr>
+        <w:t xml:space="preserve">Kata kunci:</w:t>
+      </w:r>
+      <w:r>
+        <w:t xml:space="preserve"> </w:t>
+      </w:r>
+      <w:r>
+        <w:rPr>
+          <w:i/>
+        </w:rPr>
+        <w:t xml:space="preserve">Post-Training Quantization</w:t>
+      </w:r>
+      <w:r>
+        <w:t xml:space="preserve">,</w:t>
+      </w:r>
+      <w:r>
+        <w:t xml:space="preserve"> </w:t>
+      </w:r>
+      <w:r>
+        <w:rPr>
+          <w:i/>
+        </w:rPr>
+        <w:t xml:space="preserve">Small Language Model</w:t>
+      </w:r>
+      <w:r>
+        <w:t xml:space="preserve">,</w:t>
+      </w:r>
+      <w:r>
+        <w:t xml:space="preserve"> </w:t>
+      </w:r>
+      <w:r>
+        <w:rPr>
+          <w:i/>
+        </w:rPr>
+        <w:t xml:space="preserve">Edge Computing</w:t>
+      </w:r>
+      <w:r>
+        <w:t xml:space="preserve">, GGUF,</w:t>
+      </w:r>
+      <w:r>
+        <w:t xml:space="preserve"> </w:t>
+      </w:r>
+      <w:r>
+        <w:rPr>
+          <w:i/>
+        </w:rPr>
+        <w:t xml:space="preserve">k-quants</w:t>
+      </w:r>
+      <w:r>
+        <w:t xml:space="preserve">, Android, Helio G99,</w:t>
+      </w:r>
+      <w:r>
+        <w:t xml:space="preserve"> </w:t>
+      </w:r>
+      <w:r>
+        <w:rPr>
+          <w:i/>
+        </w:rPr>
+        <w:t xml:space="preserve">Perplexity</w:t>
+      </w:r>
+      <w:r>
+        <w:t xml:space="preserve">.</w:t>
+      </w:r>
+    </w:p>
+    <w:p>
+      <w:pPr>
+        <w:pStyle w:val="Heading1"/>
+      </w:pPr>
+      <w:bookmarkStart w:id="21" w:name="kata-pengantar"/>
+      <w:r>
+        <w:t xml:space="preserve">KATA PENGANTAR</w:t>
+      </w:r>
+      <w:bookmarkEnd w:id="21"/>
+    </w:p>
+    <w:p>
+      <w:pPr>
+        <w:pStyle w:val="FirstParagraph"/>
+        <w:jc w:val="both"/>
+      </w:pPr>
+      <w:r>
+        <w:t xml:space="preserve">Puji syukur penulis panjatkan ke hadirat Tuhan Yang Maha Esa atas selesainya penyusunan skripsi yang berjudul</w:t>
+      </w:r>
+      <w:r>
+        <w:t xml:space="preserve"> </w:t>
+      </w:r>
+      <w:r>
+        <w:rPr>
+          <w:b/>
+        </w:rPr>
+        <w:t xml:space="preserve">“</w:t>
+      </w:r>
+      <w:r>
+        <w:rPr>
+          <w:b/>
+        </w:rPr>
+        <w:t xml:space="preserve">Analisis Performa</w:t>
+      </w:r>
+      <w:r>
+        <w:rPr>
+          <w:b/>
+        </w:rPr>
+        <w:t xml:space="preserve"> </w:t>
+      </w:r>
+      <w:r>
+        <w:rPr>
+          <w:i/>
+          <w:b/>
+        </w:rPr>
+        <w:t xml:space="preserve">Post-Training Quantization</w:t>
+      </w:r>
+      <w:r>
+        <w:rPr>
+          <w:b/>
+        </w:rPr>
+        <w:t xml:space="preserve"> </w:t>
+      </w:r>
+      <w:r>
+        <w:rPr>
+          <w:b/>
+        </w:rPr>
+        <w:t xml:space="preserve">(PTQ) pada</w:t>
+      </w:r>
+      <w:r>
+        <w:rPr>
+          <w:b/>
+        </w:rPr>
+        <w:t xml:space="preserve"> </w:t>
+      </w:r>
+      <w:r>
+        <w:rPr>
+          <w:i/>
+          <w:b/>
+        </w:rPr>
+        <w:t xml:space="preserve">Small Language Model</w:t>
+      </w:r>
+      <w:r>
+        <w:rPr>
+          <w:b/>
+        </w:rPr>
+        <w:t xml:space="preserve"> </w:t>
+      </w:r>
+      <w:r>
+        <w:rPr>
+          <w:b/>
+        </w:rPr>
+        <w:t xml:space="preserve">untuk Implementasi</w:t>
+      </w:r>
+      <w:r>
+        <w:rPr>
+          <w:b/>
+        </w:rPr>
+        <w:t xml:space="preserve"> </w:t>
+      </w:r>
+      <w:r>
+        <w:rPr>
+          <w:i/>
+          <w:b/>
+        </w:rPr>
+        <w:t xml:space="preserve">Edge Computing</w:t>
+      </w:r>
+      <w:r>
+        <w:rPr>
+          <w:b/>
+        </w:rPr>
+        <w:t xml:space="preserve"> </w:t>
+      </w:r>
+      <w:r>
+        <w:rPr>
+          <w:b/>
+        </w:rPr>
+        <w:t xml:space="preserve">Berbasis Android</w:t>
+      </w:r>
+      <w:r>
+        <w:rPr>
+          <w:b/>
+        </w:rPr>
+        <w:t xml:space="preserve">”</w:t>
+      </w:r>
+      <w:r>
+        <w:t xml:space="preserve">. Skripsi ini disusun sebagai salah satu syarat untuk menyelesaikan program sarjana pada Program Studi Teknologi Informasi, Fakultas Teknik dan Informatika, Universitas Bina Sarana Informatika.</w:t>
+      </w:r>
+    </w:p>
+    <w:p>
+      <w:pPr>
+        <w:pStyle w:val="BodyText"/>
+        <w:jc w:val="both"/>
+      </w:pPr>
+      <w:r>
+        <w:t xml:space="preserve">Penulis menyampaikan terima kasih kepada dosen pembimbing, rekan-rekan mahasiswa, serta keluarga yang telah memberikan dukungan moral, masukan teknis, dan akses sumber daya selama proses penelitian berlangsung. Penulis menyadari bahwa skripsi ini masih jauh dari sempurna, sehingga kritik dan saran yang membangun sangat diharapkan demi penyempurnaan karya tulis serupa di masa depan.</w:t>
+      </w:r>
+    </w:p>
+    <w:p>
+      <w:pPr>
+        <w:pStyle w:val="BodyText"/>
+        <w:jc w:val="both"/>
+      </w:pPr>
+      <w:r>
+        <w:t xml:space="preserve">Jakarta, [Tanggal] [Bulan] [Tahun]</w:t>
+      </w:r>
+    </w:p>
+    <w:p>
+      <w:pPr>
+        <w:pStyle w:val="BodyText"/>
+        <w:jc w:val="both"/>
+      </w:pPr>
+      <w:r>
+        <w:t xml:space="preserve">Penulis,</w:t>
+      </w:r>
+    </w:p>
+    <w:p>
+      <w:pPr>
+        <w:pStyle w:val="BodyText"/>
+        <w:jc w:val="both"/>
+      </w:pPr>
+      <w:r>
+        <w:t xml:space="preserve">[Nama Mahasiswa]</w:t>
       </w:r>
     </w:p>
     <w:sdt>
@@ -215,13 +734,7 @@
             <w:pStyle w:val="TOCHeading"/>
           </w:pPr>
           <w:r>
-            <w:t xml:space="preserve">DAFTAR</w:t>
-          </w:r>
-          <w:r>
-            <w:t xml:space="preserve"> </w:t>
-          </w:r>
-          <w:r>
-            <w:t xml:space="preserve">ISI</w:t>
+            <w:t xml:space="preserve">DAFTAR ISI</w:t>
           </w:r>
         </w:p>
         <w:p>
@@ -237,522 +750,363 @@
     <w:p>
       <w:pPr>
         <w:pStyle w:val="Heading1"/>
-      </w:pPr>
-      <w:bookmarkStart w:id="20" w:name="abstrak"/>
-      <w:r>
-        <w:t xml:space="preserve">ABSTRAK</w:t>
-      </w:r>
-      <w:bookmarkEnd w:id="20"/>
-    </w:p>
-    <w:p>
-      <w:pPr>
-        <w:pStyle w:val="FirstParagraph"/>
-        <w:jc w:val="both"/>
-      </w:pPr>
-      <w:r>
-        <w:t xml:space="preserve">Pemanfaatan</w:t>
-      </w:r>
-      <w:r>
-        <w:t xml:space="preserve"> </w:t>
-      </w:r>
-      <w:r>
-        <w:rPr>
-          <w:i/>
-        </w:rPr>
-        <w:t xml:space="preserve">Small Language Model</w:t>
-      </w:r>
-      <w:r>
-        <w:t xml:space="preserve"> </w:t>
-      </w:r>
-      <w:r>
-        <w:t xml:space="preserve">(SLM) secara</w:t>
-      </w:r>
-      <w:r>
-        <w:t xml:space="preserve"> </w:t>
-      </w:r>
-      <w:r>
-        <w:rPr>
-          <w:i/>
-        </w:rPr>
-        <w:t xml:space="preserve">on-device</w:t>
-      </w:r>
-      <w:r>
-        <w:t xml:space="preserve"> </w:t>
-      </w:r>
-      <w:r>
-        <w:t xml:space="preserve">di lingkungan Android terkendala oleh kapasitas RAM 8 GB yang dibagi-pakai (</w:t>
-      </w:r>
-      <w:r>
-        <w:rPr>
-          <w:i/>
-        </w:rPr>
-        <w:t xml:space="preserve">shared memory</w:t>
-      </w:r>
-      <w:r>
-        <w:t xml:space="preserve">) bersama sistem operasi dan layanan latar belakang, sehingga pemuatan model presisi penuh FP16 berisiko memicu</w:t>
-      </w:r>
-      <w:r>
-        <w:t xml:space="preserve"> </w:t>
-      </w:r>
-      <w:r>
-        <w:rPr>
-          <w:i/>
-        </w:rPr>
-        <w:t xml:space="preserve">Out of Memory</w:t>
-      </w:r>
-      <w:r>
-        <w:t xml:space="preserve"> </w:t>
-      </w:r>
-      <w:r>
-        <w:t xml:space="preserve">(OOM) dan</w:t>
-      </w:r>
-      <w:r>
-        <w:t xml:space="preserve"> </w:t>
-      </w:r>
-      <w:r>
-        <w:rPr>
-          <w:i/>
-        </w:rPr>
-        <w:t xml:space="preserve">Force Close</w:t>
-      </w:r>
-      <w:r>
-        <w:t xml:space="preserve">. Penelitian ini menganalisis performa metode</w:t>
-      </w:r>
-      <w:r>
-        <w:t xml:space="preserve"> </w:t>
-      </w:r>
-      <w:r>
-        <w:rPr>
-          <w:i/>
-        </w:rPr>
-        <w:t xml:space="preserve">Post-Training Quantization</w:t>
-      </w:r>
-      <w:r>
-        <w:t xml:space="preserve"> </w:t>
-      </w:r>
-      <w:r>
-        <w:t xml:space="preserve">(PTQ) dengan format GGUF</w:t>
-      </w:r>
-      <w:r>
-        <w:t xml:space="preserve"> </w:t>
-      </w:r>
-      <w:r>
-        <w:rPr>
-          <w:i/>
-        </w:rPr>
-        <w:t xml:space="preserve">k-quants</w:t>
-      </w:r>
-      <w:r>
-        <w:t xml:space="preserve"> </w:t>
-      </w:r>
-      <w:r>
-        <w:t xml:space="preserve">pada rentang 3-bit hingga 5-bit (Q3_K_M, Q4_K_M, dan Q5_K_M) terhadap dua arsitektur SLM, yaitu LFM 2.5 (1,2 miliar parameter) dan Qwen 3.5 (2 miliar parameter), pada perangkat Tecno Pova 5 (SoC MediaTek Helio G99, RAM 8 GB) melalui lingkungan terminal Termux dan mesin inferensi</w:t>
-      </w:r>
-      <w:r>
-        <w:t xml:space="preserve"> </w:t>
-      </w:r>
-      <w:r>
-        <w:rPr>
-          <w:rStyle w:val="VerbatimChar"/>
-        </w:rPr>
-        <w:t xml:space="preserve">llama.cpp</w:t>
-      </w:r>
-      <w:r>
-        <w:t xml:space="preserve">. Metode yang digunakan adalah eksperimen kuantitatif komparatif (</w:t>
-      </w:r>
-      <w:r>
-        <w:rPr>
-          <w:i/>
-        </w:rPr>
-        <w:t xml:space="preserve">ablation study</w:t>
-      </w:r>
-      <w:r>
-        <w:t xml:space="preserve">) dengan mengukur (1) reduksi ukuran berkas, (2) konsumsi</w:t>
-      </w:r>
-      <w:r>
-        <w:t xml:space="preserve"> </w:t>
-      </w:r>
-      <w:r>
-        <w:rPr>
-          <w:i/>
-        </w:rPr>
-        <w:t xml:space="preserve">peak</w:t>
-      </w:r>
-      <w:r>
-        <w:t xml:space="preserve"> </w:t>
-      </w:r>
-      <w:r>
-        <w:t xml:space="preserve">RAM proses, (3) kecepatan</w:t>
-      </w:r>
-      <w:r>
-        <w:t xml:space="preserve"> </w:t>
-      </w:r>
-      <w:r>
-        <w:rPr>
-          <w:i/>
-        </w:rPr>
-        <w:t xml:space="preserve">prompt</w:t>
-      </w:r>
-      <w:r>
-        <w:t xml:space="preserve"> </w:t>
-      </w:r>
-      <w:r>
-        <w:t xml:space="preserve">dan</w:t>
-      </w:r>
-      <w:r>
-        <w:t xml:space="preserve"> </w:t>
-      </w:r>
-      <w:r>
-        <w:rPr>
-          <w:i/>
-        </w:rPr>
-        <w:t xml:space="preserve">generation</w:t>
-      </w:r>
-      <w:r>
-        <w:t xml:space="preserve"> </w:t>
-      </w:r>
-      <w:r>
-        <w:t xml:space="preserve">dalam satuan</w:t>
-      </w:r>
-      <w:r>
-        <w:t xml:space="preserve"> </w:t>
-      </w:r>
-      <w:r>
-        <w:rPr>
-          <w:i/>
-        </w:rPr>
-        <w:t xml:space="preserve">tokens per second</w:t>
-      </w:r>
-      <w:r>
-        <w:t xml:space="preserve"> </w:t>
-      </w:r>
-      <w:r>
-        <w:t xml:space="preserve">(TPS), serta (4) degradasi kognitif melalui</w:t>
-      </w:r>
-      <w:r>
-        <w:t xml:space="preserve"> </w:t>
-      </w:r>
-      <w:r>
-        <w:rPr>
-          <w:i/>
-        </w:rPr>
-        <w:t xml:space="preserve">Perplexity</w:t>
-      </w:r>
-      <w:r>
-        <w:t xml:space="preserve"> </w:t>
-      </w:r>
-      <w:r>
-        <w:t xml:space="preserve">(WikiText-2) dan akurasi MMLU, GSM8K, HumanEval, dan MT-Bench. Setiap varian model di Android diuji dua hingga tiga kali untuk memperoleh rerata ± simpangan baku. Hasil menunjukkan bahwa varian Q4_K_M merupakan titik keseimbangan (</w:t>
-      </w:r>
-      <w:r>
-        <w:rPr>
-          <w:i/>
-        </w:rPr>
-        <w:t xml:space="preserve">sweet spot</w:t>
-      </w:r>
-      <w:r>
-        <w:t xml:space="preserve">) terbaik karena mampu menekan ukuran berkas hingga 68%, mereduksi</w:t>
-      </w:r>
-      <w:r>
-        <w:t xml:space="preserve"> </w:t>
-      </w:r>
-      <w:r>
-        <w:rPr>
-          <w:i/>
-        </w:rPr>
-        <w:t xml:space="preserve">peak</w:t>
-      </w:r>
-      <w:r>
-        <w:t xml:space="preserve"> </w:t>
-      </w:r>
-      <w:r>
-        <w:t xml:space="preserve">RAM proses LFM dari 2.303 MB ke 1.453 MB (efisiensi 36,9%), serta mempercepat</w:t>
-      </w:r>
-      <w:r>
-        <w:t xml:space="preserve"> </w:t>
-      </w:r>
-      <w:r>
-        <w:rPr>
-          <w:i/>
-        </w:rPr>
-        <w:t xml:space="preserve">generation</w:t>
-      </w:r>
-      <w:r>
-        <w:t xml:space="preserve"> </w:t>
-      </w:r>
-      <w:r>
-        <w:t xml:space="preserve">LFM dari 5,57 t/s ke 13,67 t/s (akselerasi 2,45×), dengan tambahan</w:t>
-      </w:r>
-      <w:r>
-        <w:t xml:space="preserve"> </w:t>
-      </w:r>
-      <w:r>
-        <w:rPr>
-          <w:i/>
-        </w:rPr>
-        <w:t xml:space="preserve">perplexity</w:t>
-      </w:r>
-      <w:r>
-        <w:t xml:space="preserve"> </w:t>
-      </w:r>
-      <w:r>
-        <w:t xml:space="preserve">di bawah 0,6 poin dan rata-rata penurunan akurasi LFM yang masih dapat ditoleransi. Sebaliknya, varian Q3_K_M memicu anomali</w:t>
-      </w:r>
-      <w:r>
-        <w:t xml:space="preserve"> </w:t>
-      </w:r>
-      <w:r>
-        <w:rPr>
-          <w:i/>
-        </w:rPr>
-        <w:t xml:space="preserve">bit-shifting</w:t>
-      </w:r>
-      <w:r>
-        <w:t xml:space="preserve"> </w:t>
-      </w:r>
-      <w:r>
-        <w:t xml:space="preserve">pada CPU ARM serta degradasi GSM8K dan HumanEval yang signifikan, sehingga tidak direkomendasikan sebagai konfigurasi produksi. Penelitian juga mendokumentasikan keterbatasan instrumen evaluasi pada model</w:t>
-      </w:r>
-      <w:r>
-        <w:t xml:space="preserve"> </w:t>
-      </w:r>
-      <w:r>
-        <w:rPr>
-          <w:i/>
-        </w:rPr>
-        <w:t xml:space="preserve">reasoning</w:t>
-      </w:r>
-      <w:r>
-        <w:t xml:space="preserve"> </w:t>
-      </w:r>
-      <w:r>
-        <w:t xml:space="preserve">Qwen 3.5 sebagai catatan metodologis penting untuk replikasi.</w:t>
-      </w:r>
-    </w:p>
-    <w:p>
-      <w:pPr>
-        <w:pStyle w:val="BodyText"/>
-        <w:jc w:val="both"/>
+        <w:jc w:val="center"/>
+        <w:pageBreakBefore/>
       </w:pPr>
       <w:r>
         <w:rPr>
           <w:b/>
         </w:rPr>
-        <w:t xml:space="preserve">Kata kunci:</w:t>
-      </w:r>
-      <w:r>
-        <w:t xml:space="preserve"> </w:t>
-      </w:r>
-      <w:r>
-        <w:rPr>
-          <w:i/>
-        </w:rPr>
-        <w:t xml:space="preserve">Post-Training Quantization</w:t>
-      </w:r>
-      <w:r>
-        <w:t xml:space="preserve">,</w:t>
-      </w:r>
-      <w:r>
-        <w:t xml:space="preserve"> </w:t>
-      </w:r>
-      <w:r>
-        <w:rPr>
-          <w:i/>
-        </w:rPr>
-        <w:t xml:space="preserve">Small Language Model</w:t>
-      </w:r>
-      <w:r>
-        <w:t xml:space="preserve">,</w:t>
-      </w:r>
-      <w:r>
-        <w:t xml:space="preserve"> </w:t>
-      </w:r>
-      <w:r>
-        <w:rPr>
-          <w:i/>
-        </w:rPr>
-        <w:t xml:space="preserve">Edge Computing</w:t>
-      </w:r>
-      <w:r>
-        <w:t xml:space="preserve">, GGUF,</w:t>
-      </w:r>
-      <w:r>
-        <w:t xml:space="preserve"> </w:t>
-      </w:r>
-      <w:r>
-        <w:rPr>
-          <w:i/>
-        </w:rPr>
-        <w:t xml:space="preserve">k-quants</w:t>
-      </w:r>
-      <w:r>
-        <w:t xml:space="preserve">, Android, Helio G99,</w:t>
-      </w:r>
-      <w:r>
-        <w:t xml:space="preserve"> </w:t>
-      </w:r>
-      <w:r>
-        <w:rPr>
-          <w:i/>
-        </w:rPr>
-        <w:t xml:space="preserve">Perplexity</w:t>
-      </w:r>
-      <w:r>
-        <w:t xml:space="preserve">.</w:t>
+        <w:t>DAFTAR GAMBAR</w:t>
+      </w:r>
+    </w:p>
+    <w:p>
+      <w:pPr>
+        <w:pStyle w:val="Normal"/>
+        <w:tabs>
+          <w:tab w:val="right" w:leader="dot" w:pos="9000"/>
+        </w:tabs>
+        <w:spacing w:line="276" w:lineRule="auto" w:after="60"/>
+      </w:pPr>
+      <w:r>
+        <w:t xml:space="preserve">Gambar II.1 Skema Post-Training Quantization GGUF K-Quants (LFM 2.5). Sumber: olahan penulis.</w:t>
+      </w:r>
+      <w:r>
+        <w:tab/>
+        <w:t>22</w:t>
+      </w:r>
+    </w:p>
+    <w:p>
+      <w:pPr>
+        <w:pStyle w:val="Normal"/>
+        <w:tabs>
+          <w:tab w:val="right" w:leader="dot" w:pos="9000"/>
+        </w:tabs>
+        <w:spacing w:line="276" w:lineRule="auto" w:after="60"/>
+      </w:pPr>
+      <w:r>
+        <w:t xml:space="preserve">Gambar II.2 Hierarki Edge Intelligence untuk inferensi SLM. Sumber: olahan penulis berdasarkan (Zhang dkk., 2024).</w:t>
+      </w:r>
+      <w:r>
+        <w:tab/>
+        <w:t>23</w:t>
+      </w:r>
+    </w:p>
+    <w:p>
+      <w:pPr>
+        <w:pStyle w:val="Normal"/>
+        <w:tabs>
+          <w:tab w:val="right" w:leader="dot" w:pos="9000"/>
+        </w:tabs>
+        <w:spacing w:line="276" w:lineRule="auto" w:after="60"/>
+      </w:pPr>
+      <w:r>
+        <w:t xml:space="preserve">Gambar III.1 Tahapan Penelitian. Sumber: olahan penulis.</w:t>
+      </w:r>
+      <w:r>
+        <w:tab/>
+        <w:t>34</w:t>
+      </w:r>
+    </w:p>
+    <w:p>
+      <w:pPr>
+        <w:pStyle w:val="Normal"/>
+        <w:tabs>
+          <w:tab w:val="right" w:leader="dot" w:pos="9000"/>
+        </w:tabs>
+        <w:spacing w:line="276" w:lineRule="auto" w:after="60"/>
+      </w:pPr>
+      <w:r>
+        <w:t xml:space="preserve">Gambar IV.1 Reduksi ukuran berkas model per varian kuantisasi. Sumber: olahan penulis.</w:t>
+      </w:r>
+      <w:r>
+        <w:tab/>
+        <w:t>42</w:t>
+      </w:r>
+    </w:p>
+    <w:p>
+      <w:pPr>
+        <w:pStyle w:val="Normal"/>
+        <w:tabs>
+          <w:tab w:val="right" w:leader="dot" w:pos="9000"/>
+        </w:tabs>
+        <w:spacing w:line="276" w:lineRule="auto" w:after="60"/>
+      </w:pPr>
+      <w:r>
+        <w:t xml:space="preserve">Gambar IV.2 Konsumsi Peak RAM proses per varian kuantisasi pada Helio G99 (RAM 8 GB). Error bar menunjukkan ± satu simpangan baku. Sumber: olahan penulis.</w:t>
+      </w:r>
+      <w:r>
+        <w:tab/>
+        <w:t>45</w:t>
+      </w:r>
+    </w:p>
+    <w:p>
+      <w:pPr>
+        <w:pStyle w:val="Normal"/>
+        <w:tabs>
+          <w:tab w:val="right" w:leader="dot" w:pos="9000"/>
+        </w:tabs>
+        <w:spacing w:line="276" w:lineRule="auto" w:after="60"/>
+      </w:pPr>
+      <w:r>
+        <w:t xml:space="preserve">Gambar IV.3 Kecepatan inferensi (Prompt vs Generation) per varian kuantisasi. Error bar menunjukkan ± satu simpangan baku. Sumber: olahan penulis.</w:t>
+      </w:r>
+      <w:r>
+        <w:tab/>
+        <w:t>45</w:t>
+      </w:r>
+    </w:p>
+    <w:p>
+      <w:pPr>
+        <w:pStyle w:val="Normal"/>
+        <w:tabs>
+          <w:tab w:val="right" w:leader="dot" w:pos="9000"/>
+        </w:tabs>
+        <w:spacing w:line="276" w:lineRule="auto" w:after="60"/>
+      </w:pPr>
+      <w:r>
+        <w:t xml:space="preserve">Gambar IV.4 Degradasi Perplexity pada dataset WikiText-2. Sumber: olahan penulis.</w:t>
+      </w:r>
+      <w:r>
+        <w:tab/>
+        <w:t>47</w:t>
+      </w:r>
+    </w:p>
+    <w:p>
+      <w:pPr>
+        <w:pStyle w:val="Normal"/>
+        <w:tabs>
+          <w:tab w:val="right" w:leader="dot" w:pos="9000"/>
+        </w:tabs>
+        <w:spacing w:line="276" w:lineRule="auto" w:after="60"/>
+      </w:pPr>
+      <w:r>
+        <w:t xml:space="preserve">Gambar IV.5 Hasil benchmark akurasi (MMLU, GSM8K, HumanEval) untuk kedua model. Sumber: olahan penulis.</w:t>
+      </w:r>
+      <w:r>
+        <w:tab/>
+        <w:t>49</w:t>
+      </w:r>
+    </w:p>
+    <w:p>
+      <w:pPr>
+        <w:pStyle w:val="Normal"/>
+        <w:tabs>
+          <w:tab w:val="right" w:leader="dot" w:pos="9000"/>
+        </w:tabs>
+        <w:spacing w:line="276" w:lineRule="auto" w:after="60"/>
+      </w:pPr>
+      <w:r>
+        <w:t xml:space="preserve">Gambar IV.6 Diagram trade-off multi-dimensi LFM 2.5 (1,2B) per varian kuantisasi (skor normalisasi 0..1, lebih tinggi = lebih baik). Sumber: olahan penulis.</w:t>
+      </w:r>
+      <w:r>
+        <w:tab/>
+        <w:t>54</w:t>
+      </w:r>
+    </w:p>
+    <w:p>
+      <w:pPr>
+        <w:pStyle w:val="Normal"/>
+        <w:tabs>
+          <w:tab w:val="right" w:leader="dot" w:pos="9000"/>
+        </w:tabs>
+        <w:spacing w:line="276" w:lineRule="auto" w:after="60"/>
+      </w:pPr>
+      <w:r>
+        <w:t xml:space="preserve">Gambar IV.7 Delta akurasi LFM 2.5 per varian kuantisasi (relatif terhadap F16, dalam poin persentase). Sumber: olahan penulis.</w:t>
+      </w:r>
+      <w:r>
+        <w:tab/>
+        <w:t>58</w:t>
       </w:r>
     </w:p>
     <w:p>
       <w:pPr>
         <w:pStyle w:val="Heading1"/>
-      </w:pPr>
-      <w:bookmarkStart w:id="21" w:name="kata-pengantar"/>
-      <w:r>
-        <w:t xml:space="preserve">KATA PENGANTAR</w:t>
-      </w:r>
-      <w:bookmarkEnd w:id="21"/>
-    </w:p>
-    <w:p>
-      <w:pPr>
-        <w:pStyle w:val="FirstParagraph"/>
-        <w:jc w:val="both"/>
-      </w:pPr>
-      <w:r>
-        <w:t xml:space="preserve">Puji syukur penulis panjatkan ke hadirat Tuhan Yang Maha Esa atas selesainya penyusunan skripsi yang berjudul</w:t>
-      </w:r>
-      <w:r>
-        <w:t xml:space="preserve"> </w:t>
-      </w:r>
+        <w:jc w:val="center"/>
+        <w:pageBreakBefore/>
+      </w:pPr>
       <w:r>
         <w:rPr>
           <w:b/>
         </w:rPr>
-        <w:t xml:space="preserve">“</w:t>
-      </w:r>
-      <w:r>
-        <w:rPr>
-          <w:b/>
-        </w:rPr>
-        <w:t xml:space="preserve">Analisis Performa</w:t>
-      </w:r>
-      <w:r>
-        <w:rPr>
-          <w:b/>
-        </w:rPr>
-        <w:t xml:space="preserve"> </w:t>
-      </w:r>
-      <w:r>
-        <w:rPr>
-          <w:i/>
-          <w:b/>
-        </w:rPr>
-        <w:t xml:space="preserve">Post-Training Quantization</w:t>
-      </w:r>
-      <w:r>
-        <w:rPr>
-          <w:b/>
-        </w:rPr>
-        <w:t xml:space="preserve"> </w:t>
-      </w:r>
-      <w:r>
-        <w:rPr>
-          <w:b/>
-        </w:rPr>
-        <w:t xml:space="preserve">(PTQ) pada</w:t>
-      </w:r>
-      <w:r>
-        <w:rPr>
-          <w:b/>
-        </w:rPr>
-        <w:t xml:space="preserve"> </w:t>
-      </w:r>
-      <w:r>
-        <w:rPr>
-          <w:i/>
-          <w:b/>
-        </w:rPr>
-        <w:t xml:space="preserve">Small Language Model</w:t>
-      </w:r>
-      <w:r>
-        <w:rPr>
-          <w:b/>
-        </w:rPr>
-        <w:t xml:space="preserve"> </w:t>
-      </w:r>
-      <w:r>
-        <w:rPr>
-          <w:b/>
-        </w:rPr>
-        <w:t xml:space="preserve">untuk Implementasi</w:t>
-      </w:r>
-      <w:r>
-        <w:rPr>
-          <w:b/>
-        </w:rPr>
-        <w:t xml:space="preserve"> </w:t>
-      </w:r>
-      <w:r>
-        <w:rPr>
-          <w:i/>
-          <w:b/>
-        </w:rPr>
-        <w:t xml:space="preserve">Edge Computing</w:t>
-      </w:r>
-      <w:r>
-        <w:rPr>
-          <w:b/>
-        </w:rPr>
-        <w:t xml:space="preserve"> </w:t>
-      </w:r>
-      <w:r>
-        <w:rPr>
-          <w:b/>
-        </w:rPr>
-        <w:t xml:space="preserve">Berbasis Android</w:t>
-      </w:r>
-      <w:r>
-        <w:rPr>
-          <w:b/>
-        </w:rPr>
-        <w:t xml:space="preserve">”</w:t>
-      </w:r>
-      <w:r>
-        <w:t xml:space="preserve">. Skripsi ini disusun sebagai salah satu syarat untuk menyelesaikan program sarjana pada Program Studi Teknologi Informasi, Fakultas Teknik dan Informatika, Universitas Bina Sarana Informatika.</w:t>
-      </w:r>
-    </w:p>
-    <w:p>
-      <w:pPr>
-        <w:pStyle w:val="BodyText"/>
-        <w:jc w:val="both"/>
-      </w:pPr>
-      <w:r>
-        <w:t xml:space="preserve">Penulis menyampaikan terima kasih kepada dosen pembimbing, rekan-rekan mahasiswa, serta keluarga yang telah memberikan dukungan moral, masukan teknis, dan akses sumber daya selama proses penelitian berlangsung. Penulis menyadari bahwa skripsi ini masih jauh dari sempurna, sehingga kritik dan saran yang membangun sangat diharapkan demi penyempurnaan karya tulis serupa di masa depan.</w:t>
-      </w:r>
-    </w:p>
-    <w:p>
-      <w:pPr>
-        <w:pStyle w:val="BodyText"/>
-        <w:jc w:val="both"/>
-      </w:pPr>
-      <w:r>
-        <w:t xml:space="preserve">Jakarta, [Tanggal] [Bulan] [Tahun]</w:t>
-      </w:r>
-    </w:p>
-    <w:p>
-      <w:pPr>
-        <w:pStyle w:val="BodyText"/>
-        <w:jc w:val="both"/>
-      </w:pPr>
-      <w:r>
-        <w:t xml:space="preserve">Penulis,</w:t>
-      </w:r>
-    </w:p>
-    <w:p>
-      <w:pPr>
-        <w:pStyle w:val="BodyText"/>
-        <w:jc w:val="both"/>
-      </w:pPr>
-      <w:r>
-        <w:t xml:space="preserve">[Nama Mahasiswa]</w:t>
+        <w:t>DAFTAR TABEL</w:t>
+      </w:r>
+    </w:p>
+    <w:p>
+      <w:pPr>
+        <w:pStyle w:val="Normal"/>
+        <w:tabs>
+          <w:tab w:val="right" w:leader="dot" w:pos="9000"/>
+        </w:tabs>
+        <w:spacing w:line="276" w:lineRule="auto" w:after="60"/>
+      </w:pPr>
+      <w:r>
+        <w:t xml:space="preserve">Tabel II.1 Matriks Perbandingan Penelitian Terkait (State of the Art)</w:t>
+      </w:r>
+      <w:r>
+        <w:tab/>
+        <w:t>27</w:t>
+      </w:r>
+    </w:p>
+    <w:p>
+      <w:pPr>
+        <w:pStyle w:val="Normal"/>
+        <w:tabs>
+          <w:tab w:val="right" w:leader="dot" w:pos="9000"/>
+        </w:tabs>
+        <w:spacing w:line="276" w:lineRule="auto" w:after="60"/>
+      </w:pPr>
+      <w:r>
+        <w:t xml:space="preserve">Tabel III.1 Spesifikasi Perangkat Keras (Hardware)</w:t>
+      </w:r>
+      <w:r>
+        <w:tab/>
+        <w:t>35</w:t>
+      </w:r>
+    </w:p>
+    <w:p>
+      <w:pPr>
+        <w:pStyle w:val="Normal"/>
+        <w:tabs>
+          <w:tab w:val="right" w:leader="dot" w:pos="9000"/>
+        </w:tabs>
+        <w:spacing w:line="276" w:lineRule="auto" w:after="60"/>
+      </w:pPr>
+      <w:r>
+        <w:t xml:space="preserve">Tabel III.2 Spesifikasi Perangkat Lunak (Software)</w:t>
+      </w:r>
+      <w:r>
+        <w:tab/>
+        <w:t>36</w:t>
+      </w:r>
+    </w:p>
+    <w:p>
+      <w:pPr>
+        <w:pStyle w:val="Normal"/>
+        <w:tabs>
+          <w:tab w:val="right" w:leader="dot" w:pos="9000"/>
+        </w:tabs>
+        <w:spacing w:line="276" w:lineRule="auto" w:after="60"/>
+      </w:pPr>
+      <w:r>
+        <w:t xml:space="preserve">Tabel IV.1 Reduksi Ukuran Berkas Model per Varian Kuantisasi</w:t>
+      </w:r>
+      <w:r>
+        <w:tab/>
+        <w:t>42</w:t>
+      </w:r>
+    </w:p>
+    <w:p>
+      <w:pPr>
+        <w:pStyle w:val="Normal"/>
+        <w:tabs>
+          <w:tab w:val="right" w:leader="dot" w:pos="9000"/>
+        </w:tabs>
+        <w:spacing w:line="276" w:lineRule="auto" w:after="60"/>
+      </w:pPr>
+      <w:r>
+        <w:t xml:space="preserve">Tabel IV.2 Performa Inferensi (Total Waktu, Prompt Speed, Generation Speed, Peak RAM proses, dan CPU Peak), rerata ± simpangan baku</w:t>
+      </w:r>
+      <w:r>
+        <w:tab/>
+        <w:t>43</w:t>
+      </w:r>
+    </w:p>
+    <w:p>
+      <w:pPr>
+        <w:pStyle w:val="Normal"/>
+        <w:tabs>
+          <w:tab w:val="right" w:leader="dot" w:pos="9000"/>
+        </w:tabs>
+        <w:spacing w:line="276" w:lineRule="auto" w:after="60"/>
+      </w:pPr>
+      <w:r>
+        <w:t xml:space="preserve">Tabel IV.3 Hasil Perplexity (PPL) WikiText-2 per Varian Kuantisasi *</w:t>
+      </w:r>
+      <w:r>
+        <w:tab/>
+        <w:t>46</w:t>
+      </w:r>
+    </w:p>
+    <w:p>
+      <w:pPr>
+        <w:pStyle w:val="Normal"/>
+        <w:tabs>
+          <w:tab w:val="right" w:leader="dot" w:pos="9000"/>
+        </w:tabs>
+        <w:spacing w:line="276" w:lineRule="auto" w:after="60"/>
+      </w:pPr>
+      <w:r>
+        <w:t xml:space="preserve">Tabel IV.4 Hasil Benchmark Akurasi LFM 2.5 (1,2B) *</w:t>
+      </w:r>
+      <w:r>
+        <w:tab/>
+        <w:t>48</w:t>
+      </w:r>
+    </w:p>
+    <w:p>
+      <w:pPr>
+        <w:pStyle w:val="Normal"/>
+        <w:tabs>
+          <w:tab w:val="right" w:leader="dot" w:pos="9000"/>
+        </w:tabs>
+        <w:spacing w:line="276" w:lineRule="auto" w:after="60"/>
+      </w:pPr>
+      <w:r>
+        <w:t xml:space="preserve">Tabel IV.5 Hasil Benchmark Akurasi Qwen 3.5 (2B) **</w:t>
+      </w:r>
+      <w:r>
+        <w:tab/>
+        <w:t>48</w:t>
+      </w:r>
+    </w:p>
+    <w:p>
+      <w:pPr>
+        <w:pStyle w:val="Normal"/>
+        <w:tabs>
+          <w:tab w:val="right" w:leader="dot" w:pos="9000"/>
+        </w:tabs>
+        <w:spacing w:line="276" w:lineRule="auto" w:after="60"/>
+      </w:pPr>
+      <w:r>
+        <w:t xml:space="preserve">Tabel IV.6 Selisih (Delta) Akurasi LFM 2.5 per Varian terhadap Baseline F16 (basis Tabel IV.4)</w:t>
+      </w:r>
+      <w:r>
+        <w:tab/>
+        <w:t>55</w:t>
+      </w:r>
+    </w:p>
+    <w:p>
+      <w:pPr>
+        <w:pStyle w:val="Normal"/>
+        <w:tabs>
+          <w:tab w:val="right" w:leader="dot" w:pos="9000"/>
+        </w:tabs>
+        <w:spacing w:line="276" w:lineRule="auto" w:after="60"/>
+      </w:pPr>
+      <w:r>
+        <w:t xml:space="preserve">Tabel IV.7 Matriks Rekomendasi Varian LFM 2.5 untuk Tecno Pova 5 (RAM 8 GB, Helio G99)</w:t>
+      </w:r>
+      <w:r>
+        <w:tab/>
+        <w:t>56</w:t>
+      </w:r>
+    </w:p>
+    <w:p>
+      <w:pPr>
+        <w:pStyle w:val="Normal"/>
+        <w:tabs>
+          <w:tab w:val="right" w:leader="dot" w:pos="9000"/>
+        </w:tabs>
+        <w:spacing w:line="276" w:lineRule="auto" w:after="60"/>
+      </w:pPr>
+      <w:r>
+        <w:t xml:space="preserve">Tabel IV.8 Welch's t-test Antar Varian LFM 2.5 untuk Tiga Metrik Performa Utama (α = 0,05)</w:t>
+      </w:r>
+      <w:r>
+        <w:tab/>
+        <w:t>59</w:t>
       </w:r>
     </w:p>
     <w:p>
@@ -3420,7 +3774,7 @@
         <w:t xml:space="preserve"> </w:t>
       </w:r>
       <w:r>
-        <w:t xml:space="preserve">dapat dilihat pada Gambar 2.2.</w:t>
+        <w:t xml:space="preserve">dapat dilihat pada Gambar II.2.</w:t>
       </w:r>
     </w:p>
     <w:p>
@@ -4126,20 +4480,19 @@
         <w:t xml:space="preserve"> </w:t>
       </w:r>
       <w:r>
-        <w:t xml:space="preserve">menjadi krusial: kompresi yang kurang padat (&gt;5-bit) tidak cukup menekan RAM 8 GB, namun kompresi yang terlalu agresif (≤3-bit) berisiko menyebabkan kerusakan kognitif total. Alur transformasi dari FP16 menuju varian Q*_K_M diilustrasikan pada Gambar 2.1.</w:t>
-      </w:r>
-    </w:p>
-    <w:p>
-      <w:pPr>
-        <w:pStyle w:val="BodyText"/>
-        <w:jc w:val="both"/>
+        <w:t xml:space="preserve">menjadi krusial: kompresi yang kurang padat (&gt;5-bit) tidak cukup menekan RAM 8 GB, namun kompresi yang terlalu agresif (≤3-bit) berisiko menyebabkan kerusakan kognitif total. Alur transformasi dari FP16 menuju varian Q*_K_M diilustrasikan pada Gambar II.1.</w:t>
+      </w:r>
+    </w:p>
+    <w:p>
+      <w:pPr>
+        <w:pStyle w:val="CaptionedFigure"/>
       </w:pPr>
       <w:r>
         <w:drawing>
           <wp:inline>
             <wp:extent cx="5334000" cy="2807368"/>
             <wp:effectExtent b="0" l="0" r="0" t="0"/>
-            <wp:docPr descr="" title="" id="1" name="Picture"/>
+            <wp:docPr descr="Gambar II.1 Skema Post-Training Quantization GGUF K-Quants (LFM 2.5). Sumber: olahan penulis." title="" id="1" name="Picture"/>
             <a:graphic>
               <a:graphicData uri="http://schemas.openxmlformats.org/drawingml/2006/picture">
                 <pic:pic>
@@ -4179,20 +4532,10 @@
     </w:p>
     <w:p>
       <w:pPr>
-        <w:pStyle w:val="BodyText"/>
-        <w:jc w:val="both"/>
-      </w:pPr>
-      <w:r>
-        <w:rPr>
-          <w:b/>
-        </w:rPr>
-        <w:t xml:space="preserve">Gambar 2.1</w:t>
-      </w:r>
-      <w:r>
-        <w:t xml:space="preserve"> </w:t>
-      </w:r>
-      <w:r>
-        <w:t xml:space="preserve">Skema</w:t>
+        <w:pStyle w:val="ImageCaption"/>
+      </w:pPr>
+      <w:r>
+        <w:t xml:space="preserve">Gambar II.1 Skema</w:t>
       </w:r>
       <w:r>
         <w:t xml:space="preserve"> </w:t>
@@ -4327,15 +4670,14 @@
     </w:p>
     <w:p>
       <w:pPr>
-        <w:pStyle w:val="BodyText"/>
-        <w:jc w:val="both"/>
+        <w:pStyle w:val="CaptionedFigure"/>
       </w:pPr>
       <w:r>
         <w:drawing>
           <wp:inline>
             <wp:extent cx="5334000" cy="3638872"/>
             <wp:effectExtent b="0" l="0" r="0" t="0"/>
-            <wp:docPr descr="" title="" id="1" name="Picture"/>
+            <wp:docPr descr="Gambar II.2 Hierarki Edge Intelligence untuk inferensi SLM. Sumber: olahan penulis berdasarkan (Zhang dkk., 2024)." title="" id="1" name="Picture"/>
             <a:graphic>
               <a:graphicData uri="http://schemas.openxmlformats.org/drawingml/2006/picture">
                 <pic:pic>
@@ -4375,20 +4717,10 @@
     </w:p>
     <w:p>
       <w:pPr>
-        <w:pStyle w:val="BodyText"/>
-        <w:jc w:val="both"/>
-      </w:pPr>
-      <w:r>
-        <w:rPr>
-          <w:b/>
-        </w:rPr>
-        <w:t xml:space="preserve">Gambar 2.2</w:t>
-      </w:r>
-      <w:r>
-        <w:t xml:space="preserve"> </w:t>
-      </w:r>
-      <w:r>
-        <w:t xml:space="preserve">Hierarki</w:t>
+        <w:pStyle w:val="ImageCaption"/>
+      </w:pPr>
+      <w:r>
+        <w:t xml:space="preserve">Gambar II.2 Hierarki</w:t>
       </w:r>
       <w:r>
         <w:t xml:space="preserve"> </w:t>
@@ -5207,25 +5539,15 @@
         <w:jc w:val="both"/>
       </w:pPr>
       <w:r>
-        <w:t xml:space="preserve">Pemaparan ringkas tujuh penelitian pilar paling representatif yang mendasari riset ini disajikan pada Tabel 2.1.</w:t>
-      </w:r>
-    </w:p>
-    <w:p>
-      <w:pPr>
-        <w:pStyle w:val="BodyText"/>
-        <w:jc w:val="both"/>
-      </w:pPr>
-      <w:r>
-        <w:rPr>
-          <w:b/>
-        </w:rPr>
-        <w:t xml:space="preserve">Tabel 2.1</w:t>
-      </w:r>
-      <w:r>
-        <w:t xml:space="preserve"> </w:t>
-      </w:r>
-      <w:r>
-        <w:t xml:space="preserve">Matriks Perbandingan Penelitian Terkait (</w:t>
+        <w:t xml:space="preserve">Pemaparan ringkas tujuh penelitian pilar paling representatif yang mendasari riset ini disajikan pada Tabel II.1.</w:t>
+      </w:r>
+    </w:p>
+    <w:p>
+      <w:pPr>
+        <w:pStyle w:val="TableCaption"/>
+      </w:pPr>
+      <w:r>
+        <w:t xml:space="preserve">Tabel II.1 Matriks Perbandingan Penelitian Terkait (</w:t>
       </w:r>
       <w:r>
         <w:rPr>
@@ -5242,6 +5564,7 @@
         <w:tblStyle w:val="Table"/>
         <w:tblW w:type="pct" w:w="5000.0"/>
         <w:tblLook w:firstRow="1"/>
+        <w:tblCaption w:val="Tabel II.1 Matriks Perbandingan Penelitian Terkait (State of the Art)"/>
       </w:tblPr>
       <w:tblGrid>
         <w:gridCol w:w="1980"/>
@@ -7707,20 +8030,19 @@
         <w:jc w:val="both"/>
       </w:pPr>
       <w:r>
-        <w:t xml:space="preserve">Alur tahapan penelitian ini direpresentasikan secara visual pada Gambar 3.1.</w:t>
-      </w:r>
-    </w:p>
-    <w:p>
-      <w:pPr>
-        <w:pStyle w:val="BodyText"/>
-        <w:jc w:val="both"/>
+        <w:t xml:space="preserve">Alur tahapan penelitian ini direpresentasikan secara visual pada Gambar III.1.</w:t>
+      </w:r>
+    </w:p>
+    <w:p>
+      <w:pPr>
+        <w:pStyle w:val="CaptionedFigure"/>
       </w:pPr>
       <w:r>
         <w:drawing>
           <wp:inline>
             <wp:extent cx="5334000" cy="5652764"/>
             <wp:effectExtent b="0" l="0" r="0" t="0"/>
-            <wp:docPr descr="" title="" id="1" name="Picture"/>
+            <wp:docPr descr="Gambar III.1 Tahapan Penelitian. Sumber: olahan penulis." title="" id="1" name="Picture"/>
             <a:graphic>
               <a:graphicData uri="http://schemas.openxmlformats.org/drawingml/2006/picture">
                 <pic:pic>
@@ -7760,20 +8082,10 @@
     </w:p>
     <w:p>
       <w:pPr>
-        <w:pStyle w:val="BodyText"/>
-        <w:jc w:val="both"/>
-      </w:pPr>
-      <w:r>
-        <w:rPr>
-          <w:b/>
-        </w:rPr>
-        <w:t xml:space="preserve">Gambar 3.1</w:t>
-      </w:r>
-      <w:r>
-        <w:t xml:space="preserve"> </w:t>
-      </w:r>
-      <w:r>
-        <w:t xml:space="preserve">Tahapan Penelitian. Sumber: olahan penulis.</w:t>
+        <w:pStyle w:val="ImageCaption"/>
+      </w:pPr>
+      <w:r>
+        <w:t xml:space="preserve">Gambar III.1 Tahapan Penelitian. Sumber: olahan penulis.</w:t>
       </w:r>
     </w:p>
     <w:p>
@@ -7861,25 +8173,15 @@
         <w:t xml:space="preserve"> </w:t>
       </w:r>
       <w:r>
-        <w:t xml:space="preserve">berkinerja tinggi, sebagaimana dirinci pada Tabel 3.1 dan Tabel 3.2.</w:t>
-      </w:r>
-    </w:p>
-    <w:p>
-      <w:pPr>
-        <w:pStyle w:val="BodyText"/>
-        <w:jc w:val="both"/>
-      </w:pPr>
-      <w:r>
-        <w:rPr>
-          <w:b/>
-        </w:rPr>
-        <w:t xml:space="preserve">Tabel 3.1</w:t>
-      </w:r>
-      <w:r>
-        <w:t xml:space="preserve"> </w:t>
-      </w:r>
-      <w:r>
-        <w:t xml:space="preserve">Spesifikasi Perangkat Keras (</w:t>
+        <w:t xml:space="preserve">berkinerja tinggi, sebagaimana dirinci pada Tabel III.1 dan Tabel III.2.</w:t>
+      </w:r>
+    </w:p>
+    <w:p>
+      <w:pPr>
+        <w:pStyle w:val="TableCaption"/>
+      </w:pPr>
+      <w:r>
+        <w:t xml:space="preserve">Tabel III.1 Spesifikasi Perangkat Keras (</w:t>
       </w:r>
       <w:r>
         <w:rPr>
@@ -7896,6 +8198,7 @@
         <w:tblStyle w:val="Table"/>
         <w:tblW w:type="pct" w:w="5000.0"/>
         <w:tblLook w:firstRow="1"/>
+        <w:tblCaption w:val="Tabel III.1 Spesifikasi Perangkat Keras (Hardware)"/>
       </w:tblPr>
       <w:tblGrid>
         <w:gridCol w:w="1980"/>
@@ -8332,20 +8635,10 @@
     </w:tbl>
     <w:p>
       <w:pPr>
-        <w:pStyle w:val="BodyText"/>
-        <w:jc w:val="both"/>
-      </w:pPr>
-      <w:r>
-        <w:rPr>
-          <w:b/>
-        </w:rPr>
-        <w:t xml:space="preserve">Tabel 3.2</w:t>
-      </w:r>
-      <w:r>
-        <w:t xml:space="preserve"> </w:t>
-      </w:r>
-      <w:r>
-        <w:t xml:space="preserve">Spesifikasi Perangkat Lunak (</w:t>
+        <w:pStyle w:val="TableCaption"/>
+      </w:pPr>
+      <w:r>
+        <w:t xml:space="preserve">Tabel III.2 Spesifikasi Perangkat Lunak (</w:t>
       </w:r>
       <w:r>
         <w:rPr>
@@ -8362,6 +8655,7 @@
         <w:tblStyle w:val="Table"/>
         <w:tblW w:type="pct" w:w="5000.0"/>
         <w:tblLook w:firstRow="1"/>
+        <w:tblCaption w:val="Tabel III.2 Spesifikasi Perangkat Lunak (Software)"/>
       </w:tblPr>
       <w:tblGrid>
         <w:gridCol w:w="1980"/>
@@ -10243,25 +10537,15 @@
         <w:jc w:val="both"/>
       </w:pPr>
       <w:r>
-        <w:t xml:space="preserve">Tahap observasi awal berfokus pada pengukuran ukuran aktual berkas model pada penyimpanan internal gawai. Data komparasi ukuran fisik dan persentase reduksinya disajikan pada Tabel 4.1.</w:t>
-      </w:r>
-    </w:p>
-    <w:p>
-      <w:pPr>
-        <w:pStyle w:val="BodyText"/>
-        <w:jc w:val="both"/>
-      </w:pPr>
-      <w:r>
-        <w:rPr>
-          <w:b/>
-        </w:rPr>
-        <w:t xml:space="preserve">Tabel 4.1</w:t>
-      </w:r>
-      <w:r>
-        <w:t xml:space="preserve"> </w:t>
-      </w:r>
-      <w:r>
-        <w:t xml:space="preserve">Reduksi Ukuran Berkas Model per Varian Kuantisasi</w:t>
+        <w:t xml:space="preserve">Tahap observasi awal berfokus pada pengukuran ukuran aktual berkas model pada penyimpanan internal gawai. Data komparasi ukuran fisik dan persentase reduksinya disajikan pada Tabel IV.1.</w:t>
+      </w:r>
+    </w:p>
+    <w:p>
+      <w:pPr>
+        <w:pStyle w:val="TableCaption"/>
+      </w:pPr>
+      <w:r>
+        <w:t xml:space="preserve">Tabel IV.1 Reduksi Ukuran Berkas Model per Varian Kuantisasi</w:t>
       </w:r>
     </w:p>
     <w:tbl>
@@ -10269,6 +10553,7 @@
         <w:tblStyle w:val="Table"/>
         <w:tblW w:type="pct" w:w="0.0"/>
         <w:tblLook w:firstRow="1"/>
+        <w:tblCaption w:val="Tabel IV.1 Reduksi Ukuran Berkas Model per Varian Kuantisasi"/>
       </w:tblPr>
       <w:tblGrid/>
       <w:tr>
@@ -10715,15 +11000,14 @@
     </w:tbl>
     <w:p>
       <w:pPr>
-        <w:pStyle w:val="BodyText"/>
-        <w:jc w:val="both"/>
+        <w:pStyle w:val="CaptionedFigure"/>
       </w:pPr>
       <w:r>
         <w:drawing>
           <wp:inline>
             <wp:extent cx="5334000" cy="3164237"/>
             <wp:effectExtent b="0" l="0" r="0" t="0"/>
-            <wp:docPr descr="" title="" id="1" name="Picture"/>
+            <wp:docPr descr="Gambar IV.1 Reduksi ukuran berkas model per varian kuantisasi. Sumber: olahan penulis." title="" id="1" name="Picture"/>
             <a:graphic>
               <a:graphicData uri="http://schemas.openxmlformats.org/drawingml/2006/picture">
                 <pic:pic>
@@ -10763,29 +11047,19 @@
     </w:p>
     <w:p>
       <w:pPr>
+        <w:pStyle w:val="ImageCaption"/>
+      </w:pPr>
+      <w:r>
+        <w:t xml:space="preserve">Gambar IV.1 Reduksi ukuran berkas model per varian kuantisasi. Sumber: olahan penulis.</w:t>
+      </w:r>
+    </w:p>
+    <w:p>
+      <w:pPr>
         <w:pStyle w:val="BodyText"/>
         <w:jc w:val="both"/>
       </w:pPr>
       <w:r>
-        <w:rPr>
-          <w:b/>
-        </w:rPr>
-        <w:t xml:space="preserve">Gambar 4.1</w:t>
-      </w:r>
-      <w:r>
-        <w:t xml:space="preserve"> </w:t>
-      </w:r>
-      <w:r>
-        <w:t xml:space="preserve">Reduksi ukuran berkas model per varian kuantisasi. Sumber: olahan penulis.</w:t>
-      </w:r>
-    </w:p>
-    <w:p>
-      <w:pPr>
-        <w:pStyle w:val="BodyText"/>
-        <w:jc w:val="both"/>
-      </w:pPr>
-      <w:r>
-        <w:t xml:space="preserve">Berdasarkan Tabel 4.1, implementasi kuantisasi mampu mereduksi ukuran berkas model secara signifikan melampaui 60%. Pada varian Q3_K_M, ukuran LFM 2.5 berhasil ditekan hingga 573 MB, sementara Qwen 3.5 menyusut menjadi 1,1 GB, sehingga memberikan ketersediaan ruang penyimpanan ROM yang lebih besar pada perangkat.</w:t>
+        <w:t xml:space="preserve">Berdasarkan Tabel IV.1, implementasi kuantisasi mampu mereduksi ukuran berkas model secara signifikan melampaui 60%. Pada varian Q3_K_M, ukuran LFM 2.5 berhasil ditekan hingga 573 MB, sementara Qwen 3.5 menyusut menjadi 1,1 GB, sehingga memberikan ketersediaan ruang penyimpanan ROM yang lebih besar pada perangkat.</w:t>
       </w:r>
     </w:p>
     <w:p>
@@ -10972,25 +11246,15 @@
         <w:t xml:space="preserve">threads</w:t>
       </w:r>
       <w:r>
-        <w:t xml:space="preserve">. Hasil agregat (rerata ± simpangan baku) disajikan pada Tabel 4.2.</w:t>
-      </w:r>
-    </w:p>
-    <w:p>
-      <w:pPr>
-        <w:pStyle w:val="BodyText"/>
-        <w:jc w:val="both"/>
-      </w:pPr>
-      <w:r>
-        <w:rPr>
-          <w:b/>
-        </w:rPr>
-        <w:t xml:space="preserve">Tabel 4.2</w:t>
-      </w:r>
-      <w:r>
-        <w:t xml:space="preserve"> </w:t>
-      </w:r>
-      <w:r>
-        <w:t xml:space="preserve">Performa Inferensi (Total Waktu,</w:t>
+        <w:t xml:space="preserve">. Hasil agregat (rerata ± simpangan baku) disajikan pada Tabel IV.2.</w:t>
+      </w:r>
+    </w:p>
+    <w:p>
+      <w:pPr>
+        <w:pStyle w:val="TableCaption"/>
+      </w:pPr>
+      <w:r>
+        <w:t xml:space="preserve">Tabel IV.2 Performa Inferensi (Total Waktu,</w:t>
       </w:r>
       <w:r>
         <w:t xml:space="preserve"> </w:t>
@@ -11049,6 +11313,7 @@
         <w:tblStyle w:val="Table"/>
         <w:tblW w:type="pct" w:w="4999.999999999999"/>
         <w:tblLook w:firstRow="1"/>
+        <w:tblCaption w:val="Tabel IV.2 Performa Inferensi (Total Waktu, Prompt Speed, Generation Speed, Peak RAM proses, dan CPU Peak), rerata ± simpangan baku"/>
       </w:tblPr>
       <w:tblGrid>
         <w:gridCol w:w="720"/>
@@ -11881,15 +12146,14 @@
     </w:p>
     <w:p>
       <w:pPr>
-        <w:pStyle w:val="BodyText"/>
-        <w:jc w:val="both"/>
+        <w:pStyle w:val="CaptionedFigure"/>
       </w:pPr>
       <w:r>
         <w:drawing>
           <wp:inline>
             <wp:extent cx="5334000" cy="3164237"/>
             <wp:effectExtent b="0" l="0" r="0" t="0"/>
-            <wp:docPr descr="" title="" id="1" name="Picture"/>
+            <wp:docPr descr="Gambar IV.2 Konsumsi Peak RAM proses per varian kuantisasi pada Helio G99 (RAM 8 GB). Error bar menunjukkan ± satu simpangan baku. Sumber: olahan penulis." title="" id="1" name="Picture"/>
             <a:graphic>
               <a:graphicData uri="http://schemas.openxmlformats.org/drawingml/2006/picture">
                 <pic:pic>
@@ -11929,20 +12193,10 @@
     </w:p>
     <w:p>
       <w:pPr>
-        <w:pStyle w:val="BodyText"/>
-        <w:jc w:val="both"/>
-      </w:pPr>
-      <w:r>
-        <w:rPr>
-          <w:b/>
-        </w:rPr>
-        <w:t xml:space="preserve">Gambar 4.2</w:t>
-      </w:r>
-      <w:r>
-        <w:t xml:space="preserve"> </w:t>
-      </w:r>
-      <w:r>
-        <w:t xml:space="preserve">Konsumsi</w:t>
+        <w:pStyle w:val="ImageCaption"/>
+      </w:pPr>
+      <w:r>
+        <w:t xml:space="preserve">Gambar IV.2 Konsumsi</w:t>
       </w:r>
       <w:r>
         <w:t xml:space="preserve"> </w:t>
@@ -11977,15 +12231,14 @@
     </w:p>
     <w:p>
       <w:pPr>
-        <w:pStyle w:val="BodyText"/>
-        <w:jc w:val="both"/>
+        <w:pStyle w:val="CaptionedFigure"/>
       </w:pPr>
       <w:r>
         <w:drawing>
           <wp:inline>
             <wp:extent cx="5334000" cy="2717878"/>
             <wp:effectExtent b="0" l="0" r="0" t="0"/>
-            <wp:docPr descr="" title="" id="1" name="Picture"/>
+            <wp:docPr descr="Gambar IV.3 Kecepatan inferensi (Prompt vs Generation) per varian kuantisasi. Error bar menunjukkan ± satu simpangan baku. Sumber: olahan penulis." title="" id="1" name="Picture"/>
             <a:graphic>
               <a:graphicData uri="http://schemas.openxmlformats.org/drawingml/2006/picture">
                 <pic:pic>
@@ -12025,67 +12278,57 @@
     </w:p>
     <w:p>
       <w:pPr>
+        <w:pStyle w:val="ImageCaption"/>
+      </w:pPr>
+      <w:r>
+        <w:t xml:space="preserve">Gambar IV.3 Kecepatan inferensi (</w:t>
+      </w:r>
+      <w:r>
+        <w:rPr>
+          <w:i/>
+        </w:rPr>
+        <w:t xml:space="preserve">Prompt</w:t>
+      </w:r>
+      <w:r>
+        <w:t xml:space="preserve"> </w:t>
+      </w:r>
+      <w:r>
+        <w:t xml:space="preserve">vs</w:t>
+      </w:r>
+      <w:r>
+        <w:t xml:space="preserve"> </w:t>
+      </w:r>
+      <w:r>
+        <w:rPr>
+          <w:i/>
+        </w:rPr>
+        <w:t xml:space="preserve">Generation</w:t>
+      </w:r>
+      <w:r>
+        <w:t xml:space="preserve">) per varian kuantisasi.</w:t>
+      </w:r>
+      <w:r>
+        <w:t xml:space="preserve"> </w:t>
+      </w:r>
+      <w:r>
+        <w:rPr>
+          <w:i/>
+        </w:rPr>
+        <w:t xml:space="preserve">Error bar</w:t>
+      </w:r>
+      <w:r>
+        <w:t xml:space="preserve"> </w:t>
+      </w:r>
+      <w:r>
+        <w:t xml:space="preserve">menunjukkan ± satu simpangan baku. Sumber: olahan penulis.</w:t>
+      </w:r>
+    </w:p>
+    <w:p>
+      <w:pPr>
         <w:pStyle w:val="BodyText"/>
         <w:jc w:val="both"/>
       </w:pPr>
       <w:r>
-        <w:rPr>
-          <w:b/>
-        </w:rPr>
-        <w:t xml:space="preserve">Gambar 4.3</w:t>
-      </w:r>
-      <w:r>
-        <w:t xml:space="preserve"> </w:t>
-      </w:r>
-      <w:r>
-        <w:t xml:space="preserve">Kecepatan inferensi (</w:t>
-      </w:r>
-      <w:r>
-        <w:rPr>
-          <w:i/>
-        </w:rPr>
-        <w:t xml:space="preserve">Prompt</w:t>
-      </w:r>
-      <w:r>
-        <w:t xml:space="preserve"> </w:t>
-      </w:r>
-      <w:r>
-        <w:t xml:space="preserve">vs</w:t>
-      </w:r>
-      <w:r>
-        <w:t xml:space="preserve"> </w:t>
-      </w:r>
-      <w:r>
-        <w:rPr>
-          <w:i/>
-        </w:rPr>
-        <w:t xml:space="preserve">Generation</w:t>
-      </w:r>
-      <w:r>
-        <w:t xml:space="preserve">) per varian kuantisasi.</w:t>
-      </w:r>
-      <w:r>
-        <w:t xml:space="preserve"> </w:t>
-      </w:r>
-      <w:r>
-        <w:rPr>
-          <w:i/>
-        </w:rPr>
-        <w:t xml:space="preserve">Error bar</w:t>
-      </w:r>
-      <w:r>
-        <w:t xml:space="preserve"> </w:t>
-      </w:r>
-      <w:r>
-        <w:t xml:space="preserve">menunjukkan ± satu simpangan baku. Sumber: olahan penulis.</w:t>
-      </w:r>
-    </w:p>
-    <w:p>
-      <w:pPr>
-        <w:pStyle w:val="BodyText"/>
-        <w:jc w:val="both"/>
-      </w:pPr>
-      <w:r>
         <w:t xml:space="preserve">Reduksi RAM proses yang konsisten terlihat pada kedua model: pemuatan Qwen 3.5 FP16 menyentuh 3,74 GB, nyaris 47% dari RAM sistem 8 GB, yang berisiko memicu</w:t>
       </w:r>
       <w:r>
@@ -12244,25 +12487,15 @@
         <w:t xml:space="preserve"> </w:t>
       </w:r>
       <w:r>
-        <w:t xml:space="preserve">digunakan untuk mengukur tingkat ambiguitas model terhadap struktur sintaksis pada dataset WikiText-2. Nilai PPL yang lebih rendah mengindikasikan tingkat pemahaman bahasa yang lebih baik. Hasilnya ditunjukkan pada Tabel 4.3.</w:t>
-      </w:r>
-    </w:p>
-    <w:p>
-      <w:pPr>
-        <w:pStyle w:val="BodyText"/>
-        <w:jc w:val="both"/>
-      </w:pPr>
-      <w:r>
-        <w:rPr>
-          <w:b/>
-        </w:rPr>
-        <w:t xml:space="preserve">Tabel 4.3</w:t>
-      </w:r>
-      <w:r>
-        <w:t xml:space="preserve"> </w:t>
-      </w:r>
-      <w:r>
-        <w:t xml:space="preserve">Hasil</w:t>
+        <w:t xml:space="preserve">digunakan untuk mengukur tingkat ambiguitas model terhadap struktur sintaksis pada dataset WikiText-2. Nilai PPL yang lebih rendah mengindikasikan tingkat pemahaman bahasa yang lebih baik. Hasilnya ditunjukkan pada Tabel IV.3.</w:t>
+      </w:r>
+    </w:p>
+    <w:p>
+      <w:pPr>
+        <w:pStyle w:val="TableCaption"/>
+      </w:pPr>
+      <w:r>
+        <w:t xml:space="preserve">Tabel IV.3 Hasil</w:t>
       </w:r>
       <w:r>
         <w:t xml:space="preserve"> </w:t>
@@ -12285,6 +12518,7 @@
         <w:tblStyle w:val="Table"/>
         <w:tblW w:type="pct" w:w="0.0"/>
         <w:tblLook w:firstRow="1"/>
+        <w:tblCaption w:val="Tabel IV.3 Hasil Perplexity (PPL) WikiText-2 per Varian Kuantisasi *"/>
       </w:tblPr>
       <w:tblGrid/>
       <w:tr>
@@ -12597,15 +12831,14 @@
     </w:p>
     <w:p>
       <w:pPr>
-        <w:pStyle w:val="BodyText"/>
-        <w:jc w:val="both"/>
+        <w:pStyle w:val="CaptionedFigure"/>
       </w:pPr>
       <w:r>
         <w:drawing>
           <wp:inline>
             <wp:extent cx="5334000" cy="2329114"/>
             <wp:effectExtent b="0" l="0" r="0" t="0"/>
-            <wp:docPr descr="" title="" id="1" name="Picture"/>
+            <wp:docPr descr="Gambar IV.4 Degradasi Perplexity pada dataset WikiText-2. Sumber: olahan penulis." title="" id="1" name="Picture"/>
             <a:graphic>
               <a:graphicData uri="http://schemas.openxmlformats.org/drawingml/2006/picture">
                 <pic:pic>
@@ -12645,20 +12878,10 @@
     </w:p>
     <w:p>
       <w:pPr>
-        <w:pStyle w:val="BodyText"/>
-        <w:jc w:val="both"/>
-      </w:pPr>
-      <w:r>
-        <w:rPr>
-          <w:b/>
-        </w:rPr>
-        <w:t xml:space="preserve">Gambar 4.4</w:t>
-      </w:r>
-      <w:r>
-        <w:t xml:space="preserve"> </w:t>
-      </w:r>
-      <w:r>
-        <w:t xml:space="preserve">Degradasi</w:t>
+        <w:pStyle w:val="ImageCaption"/>
+      </w:pPr>
+      <w:r>
+        <w:t xml:space="preserve">Gambar IV.4 Degradasi</w:t>
       </w:r>
       <w:r>
         <w:t xml:space="preserve"> </w:t>
@@ -12818,25 +13041,15 @@
         <w:t xml:space="preserve"> </w:t>
       </w:r>
       <w:r>
-        <w:t xml:space="preserve">yang seragam. Data hasil pengujian disajikan pada Tabel 4.4 dan Tabel 4.5.</w:t>
-      </w:r>
-    </w:p>
-    <w:p>
-      <w:pPr>
-        <w:pStyle w:val="BodyText"/>
-        <w:jc w:val="both"/>
-      </w:pPr>
-      <w:r>
-        <w:rPr>
-          <w:b/>
-        </w:rPr>
-        <w:t xml:space="preserve">Tabel 4.4</w:t>
-      </w:r>
-      <w:r>
-        <w:t xml:space="preserve"> </w:t>
-      </w:r>
-      <w:r>
-        <w:t xml:space="preserve">Hasil</w:t>
+        <w:t xml:space="preserve">yang seragam. Data hasil pengujian disajikan pada Tabel IV.4 dan Tabel IV.5.</w:t>
+      </w:r>
+    </w:p>
+    <w:p>
+      <w:pPr>
+        <w:pStyle w:val="TableCaption"/>
+      </w:pPr>
+      <w:r>
+        <w:t xml:space="preserve">Tabel IV.4 Hasil</w:t>
       </w:r>
       <w:r>
         <w:t xml:space="preserve"> </w:t>
@@ -12859,6 +13072,7 @@
         <w:tblStyle w:val="Table"/>
         <w:tblW w:type="pct" w:w="0.0"/>
         <w:tblLook w:firstRow="1"/>
+        <w:tblCaption w:val="Tabel IV.4 Hasil Benchmark Akurasi LFM 2.5 (1,2B) *"/>
       </w:tblPr>
       <w:tblGrid/>
       <w:tr>
@@ -13275,20 +13489,10 @@
     </w:p>
     <w:p>
       <w:pPr>
-        <w:pStyle w:val="BodyText"/>
-        <w:jc w:val="both"/>
-      </w:pPr>
-      <w:r>
-        <w:rPr>
-          <w:b/>
-        </w:rPr>
-        <w:t xml:space="preserve">Tabel 4.5</w:t>
-      </w:r>
-      <w:r>
-        <w:t xml:space="preserve"> </w:t>
-      </w:r>
-      <w:r>
-        <w:t xml:space="preserve">Hasil</w:t>
+        <w:pStyle w:val="TableCaption"/>
+      </w:pPr>
+      <w:r>
+        <w:t xml:space="preserve">Tabel IV.5 Hasil</w:t>
       </w:r>
       <w:r>
         <w:t xml:space="preserve"> </w:t>
@@ -13311,6 +13515,7 @@
         <w:tblStyle w:val="Table"/>
         <w:tblW w:type="pct" w:w="0.0"/>
         <w:tblLook w:firstRow="1"/>
+        <w:tblCaption w:val="Tabel IV.5 Hasil Benchmark Akurasi Qwen 3.5 (2B) **"/>
       </w:tblPr>
       <w:tblGrid/>
       <w:tr>
@@ -13638,7 +13843,7 @@
         <w:jc w:val="both"/>
       </w:pPr>
       <w:r>
-        <w:t xml:space="preserve">** Tabel 4.5 dieksekusi pada</w:t>
+        <w:t xml:space="preserve">** Tabel IV.5 dieksekusi pada</w:t>
       </w:r>
       <w:r>
         <w:t xml:space="preserve"> </w:t>
@@ -13653,7 +13858,7 @@
         <w:t xml:space="preserve"> </w:t>
       </w:r>
       <w:r>
-        <w:t xml:space="preserve">PC NVIDIA RTX 3060 dengan kondisi sampling yang sama dengan Tabel 4.4. Qwen 3.5 (2B) merupakan model dengan arsitektur</w:t>
+        <w:t xml:space="preserve">PC NVIDIA RTX 3060 dengan kondisi sampling yang sama dengan Tabel IV.4. Qwen 3.5 (2B) merupakan model dengan arsitektur</w:t>
       </w:r>
       <w:r>
         <w:t xml:space="preserve"> </w:t>
@@ -13790,15 +13995,14 @@
     </w:p>
     <w:p>
       <w:pPr>
-        <w:pStyle w:val="BodyText"/>
-        <w:jc w:val="both"/>
+        <w:pStyle w:val="CaptionedFigure"/>
       </w:pPr>
       <w:r>
         <w:drawing>
           <wp:inline>
             <wp:extent cx="5334000" cy="2127849"/>
             <wp:effectExtent b="0" l="0" r="0" t="0"/>
-            <wp:docPr descr="" title="" id="1" name="Picture"/>
+            <wp:docPr descr="Gambar IV.5 Hasil benchmark akurasi (MMLU, GSM8K, HumanEval) untuk kedua model. Sumber: olahan penulis." title="" id="1" name="Picture"/>
             <a:graphic>
               <a:graphicData uri="http://schemas.openxmlformats.org/drawingml/2006/picture">
                 <pic:pic>
@@ -13838,44 +14042,34 @@
     </w:p>
     <w:p>
       <w:pPr>
+        <w:pStyle w:val="ImageCaption"/>
+      </w:pPr>
+      <w:r>
+        <w:t xml:space="preserve">Gambar IV.5 Hasil</w:t>
+      </w:r>
+      <w:r>
+        <w:t xml:space="preserve"> </w:t>
+      </w:r>
+      <w:r>
+        <w:rPr>
+          <w:i/>
+        </w:rPr>
+        <w:t xml:space="preserve">benchmark</w:t>
+      </w:r>
+      <w:r>
+        <w:t xml:space="preserve"> </w:t>
+      </w:r>
+      <w:r>
+        <w:t xml:space="preserve">akurasi (MMLU, GSM8K, HumanEval) untuk kedua model. Sumber: olahan penulis.</w:t>
+      </w:r>
+    </w:p>
+    <w:p>
+      <w:pPr>
         <w:pStyle w:val="BodyText"/>
         <w:jc w:val="both"/>
       </w:pPr>
       <w:r>
-        <w:rPr>
-          <w:b/>
-        </w:rPr>
-        <w:t xml:space="preserve">Gambar 4.5</w:t>
-      </w:r>
-      <w:r>
-        <w:t xml:space="preserve"> </w:t>
-      </w:r>
-      <w:r>
-        <w:t xml:space="preserve">Hasil</w:t>
-      </w:r>
-      <w:r>
-        <w:t xml:space="preserve"> </w:t>
-      </w:r>
-      <w:r>
-        <w:rPr>
-          <w:i/>
-        </w:rPr>
-        <w:t xml:space="preserve">benchmark</w:t>
-      </w:r>
-      <w:r>
-        <w:t xml:space="preserve"> </w:t>
-      </w:r>
-      <w:r>
-        <w:t xml:space="preserve">akurasi (MMLU, GSM8K, HumanEval) untuk kedua model. Sumber: olahan penulis.</w:t>
-      </w:r>
-    </w:p>
-    <w:p>
-      <w:pPr>
-        <w:pStyle w:val="BodyText"/>
-        <w:jc w:val="both"/>
-      </w:pPr>
-      <w:r>
-        <w:t xml:space="preserve">Berdasarkan Tabel 4.4, LFM 2.5 (1,2B) menunjukkan stabilitas akurasi yang relatif konsisten antar varian: penurunan paling tajam terlihat pada GSM8K (58% → 40% pada Q3_K_M, selisih 18 poin), sementara MMLU justru memperlihatkan fluktuasi non-monoton yang masih berada di rentang sekitar 28–34%, dan HumanEval relatif stabil di kisaran 29–37%. Skor MT-Bench TTR menurun seiring tingkat kuantisasi (0,526 → 0,403), mengindikasikan terjadinya pengurangan keragaman leksikal pada keluaran teks ketika presisi bobot semakin agresif. Pada Tabel 4.5, hasil Qwen 3.5 (2B) menunjukkan profil yang sangat berbeda: HumanEval mengalami penurunan progresif (52% → 25% pada Q3_K_M), sementara skor GSM8K terlihat sangat rendah secara seragam (12–19%) bukan akibat kerusakan logika model, melainkan keterbatasan instrumen evaluasi terhadap</w:t>
+        <w:t xml:space="preserve">Berdasarkan Tabel IV.4, LFM 2.5 (1,2B) menunjukkan stabilitas akurasi yang relatif konsisten antar varian: penurunan paling tajam terlihat pada GSM8K (58% → 40% pada Q3_K_M, selisih 18 poin), sementara MMLU justru memperlihatkan fluktuasi non-monoton yang masih berada di rentang sekitar 28–34%, dan HumanEval relatif stabil di kisaran 29–37%. Skor MT-Bench TTR menurun seiring tingkat kuantisasi (0,526 → 0,403), mengindikasikan terjadinya pengurangan keragaman leksikal pada keluaran teks ketika presisi bobot semakin agresif. Pada Tabel IV.5, hasil Qwen 3.5 (2B) menunjukkan profil yang sangat berbeda: HumanEval mengalami penurunan progresif (52% → 25% pada Q3_K_M), sementara skor GSM8K terlihat sangat rendah secara seragam (12–19%) bukan akibat kerusakan logika model, melainkan keterbatasan instrumen evaluasi terhadap</w:t>
       </w:r>
       <w:r>
         <w:t xml:space="preserve"> </w:t>
@@ -13975,7 +14169,7 @@
         <w:t xml:space="preserve"> </w:t>
       </w:r>
       <w:r>
-        <w:t xml:space="preserve">sebagai mekanisme bawaan keluarga model tersebut (Qwen Team, 2025). Karakteristik arsitektural ini menimbulkan tiga konsekuensi metodologis yang membatasi validitas perbandingan akurasi pada Tabel 4.5.</w:t>
+        <w:t xml:space="preserve">sebagai mekanisme bawaan keluarga model tersebut (Qwen Team, 2025). Karakteristik arsitektural ini menimbulkan tiga konsekuensi metodologis yang membatasi validitas perbandingan akurasi pada Tabel IV.5.</w:t>
       </w:r>
     </w:p>
     <w:p>
@@ -14361,7 +14555,7 @@
         <w:t xml:space="preserve"> </w:t>
       </w:r>
       <w:r>
-        <w:t xml:space="preserve">tinggi pada GSM8K tetap muncul karena rata-rata panjang penalaran Qwen 3.5 untuk soal kelas SD/SMP melampaui jendela tersebut. Oleh karena itu, skor akurasi Qwen 3.5 pada Tabel 4.5 (khususnya kolom GSM8K dengan tanda **) dilaporkan sebagai</w:t>
+        <w:t xml:space="preserve">tinggi pada GSM8K tetap muncul karena rata-rata panjang penalaran Qwen 3.5 untuk soal kelas SD/SMP melampaui jendela tersebut. Oleh karena itu, skor akurasi Qwen 3.5 pada Tabel IV.5 (khususnya kolom GSM8K dengan tanda **) dilaporkan sebagai</w:t>
       </w:r>
       <w:r>
         <w:t xml:space="preserve"> </w:t>
@@ -14676,7 +14870,7 @@
         <w:jc w:val="both"/>
       </w:pPr>
       <w:r>
-        <w:t xml:space="preserve">Data pada Tabel 4.2 menunjukkan adanya anomali pada varian Q3_K_M LFM 2.5. Secara teoritis, model dengan kebutuhan RAM terendah seharusnya memiliki performa tercepat; namun,</w:t>
+        <w:t xml:space="preserve">Data pada Tabel IV.2 menunjukkan adanya anomali pada varian Q3_K_M LFM 2.5. Secara teoritis, model dengan kebutuhan RAM terendah seharusnya memiliki performa tercepat; namun,</w:t>
       </w:r>
       <w:r>
         <w:t xml:space="preserve"> </w:t>
@@ -15155,20 +15349,19 @@
         <w:t xml:space="preserve"> </w:t>
       </w:r>
       <w:r>
-        <w:t xml:space="preserve">multi-dimensi disajikan pada Gambar 4.6.</w:t>
-      </w:r>
-    </w:p>
-    <w:p>
-      <w:pPr>
-        <w:pStyle w:val="BodyText"/>
-        <w:jc w:val="both"/>
+        <w:t xml:space="preserve">multi-dimensi disajikan pada Gambar IV.6.</w:t>
+      </w:r>
+    </w:p>
+    <w:p>
+      <w:pPr>
+        <w:pStyle w:val="CaptionedFigure"/>
       </w:pPr>
       <w:r>
         <w:drawing>
           <wp:inline>
             <wp:extent cx="5334000" cy="3100923"/>
             <wp:effectExtent b="0" l="0" r="0" t="0"/>
-            <wp:docPr descr="" title="" id="1" name="Picture"/>
+            <wp:docPr descr="Gambar IV.6 Diagram trade-off multi-dimensi LFM 2.5 (1,2B) per varian kuantisasi (skor normalisasi 0..1, lebih tinggi = lebih baik). Sumber: olahan penulis." title="" id="1" name="Picture"/>
             <a:graphic>
               <a:graphicData uri="http://schemas.openxmlformats.org/drawingml/2006/picture">
                 <pic:pic>
@@ -15208,20 +15401,10 @@
     </w:p>
     <w:p>
       <w:pPr>
-        <w:pStyle w:val="BodyText"/>
-        <w:jc w:val="both"/>
-      </w:pPr>
-      <w:r>
-        <w:rPr>
-          <w:b/>
-        </w:rPr>
-        <w:t xml:space="preserve">Gambar 4.6</w:t>
-      </w:r>
-      <w:r>
-        <w:t xml:space="preserve"> </w:t>
-      </w:r>
-      <w:r>
-        <w:t xml:space="preserve">Diagram</w:t>
+        <w:pStyle w:val="ImageCaption"/>
+      </w:pPr>
+      <w:r>
+        <w:t xml:space="preserve">Gambar IV.6 Diagram</w:t>
       </w:r>
       <w:r>
         <w:t xml:space="preserve"> </w:t>
@@ -15389,20 +15572,10 @@
     </w:p>
     <w:p>
       <w:pPr>
-        <w:pStyle w:val="BodyText"/>
-        <w:jc w:val="both"/>
-      </w:pPr>
-      <w:r>
-        <w:rPr>
-          <w:b/>
-        </w:rPr>
-        <w:t xml:space="preserve">Tabel 4.6</w:t>
-      </w:r>
-      <w:r>
-        <w:t xml:space="preserve"> </w:t>
-      </w:r>
-      <w:r>
-        <w:t xml:space="preserve">Selisih (</w:t>
+        <w:pStyle w:val="TableCaption"/>
+      </w:pPr>
+      <w:r>
+        <w:t xml:space="preserve">Tabel IV.6 Selisih (</w:t>
       </w:r>
       <w:r>
         <w:rPr>
@@ -15426,7 +15599,7 @@
         <w:t xml:space="preserve"> </w:t>
       </w:r>
       <w:r>
-        <w:t xml:space="preserve">F16 (basis Tabel 4.4)</w:t>
+        <w:t xml:space="preserve">F16 (basis Tabel IV.4)</w:t>
       </w:r>
     </w:p>
     <w:tbl>
@@ -15434,6 +15607,7 @@
         <w:tblStyle w:val="Table"/>
         <w:tblW w:type="pct" w:w="0.0"/>
         <w:tblLook w:firstRow="1"/>
+        <w:tblCaption w:val="Tabel IV.6 Selisih (Delta) Akurasi LFM 2.5 per Varian terhadap Baseline F16 (basis Tabel IV.4)"/>
       </w:tblPr>
       <w:tblGrid/>
       <w:tr>
@@ -16215,7 +16389,7 @@
         <w:jc w:val="both"/>
       </w:pPr>
       <w:r>
-        <w:t xml:space="preserve">Dari Tabel 4.6 terbaca tiga pola utama:</w:t>
+        <w:t xml:space="preserve">Dari Tabel IV.6 terbaca tiga pola utama:</w:t>
       </w:r>
     </w:p>
     <w:p>
@@ -16498,7 +16672,7 @@
         <w:t xml:space="preserve">”</w:t>
       </w:r>
       <w:r>
-        <w:t xml:space="preserve">, Tabel 4.7 mengintegrasikan retensi kepintaran dengan tiga metrik operasional yang sudah disajikan pada Tabel 4.2, kemudian menghitung</w:t>
+        <w:t xml:space="preserve">, Tabel IV.7 mengintegrasikan retensi kepintaran dengan tiga metrik operasional yang sudah disajikan pada Tabel IV.2, kemudian menghitung</w:t>
       </w:r>
       <w:r>
         <w:t xml:space="preserve"> </w:t>
@@ -16533,20 +16707,10 @@
     </w:p>
     <w:p>
       <w:pPr>
-        <w:pStyle w:val="BodyText"/>
-        <w:jc w:val="both"/>
-      </w:pPr>
-      <w:r>
-        <w:rPr>
-          <w:b/>
-        </w:rPr>
-        <w:t xml:space="preserve">Tabel 4.7</w:t>
-      </w:r>
-      <w:r>
-        <w:t xml:space="preserve"> </w:t>
-      </w:r>
-      <w:r>
-        <w:t xml:space="preserve">Matriks Rekomendasi Varian LFM 2.5 untuk Tecno Pova 5 (RAM 8 GB, Helio G99)</w:t>
+        <w:pStyle w:val="TableCaption"/>
+      </w:pPr>
+      <w:r>
+        <w:t xml:space="preserve">Tabel IV.7 Matriks Rekomendasi Varian LFM 2.5 untuk Tecno Pova 5 (RAM 8 GB, Helio G99)</w:t>
       </w:r>
     </w:p>
     <w:tbl>
@@ -16554,6 +16718,7 @@
         <w:tblStyle w:val="Table"/>
         <w:tblW w:type="pct" w:w="4999.999999999999"/>
         <w:tblLook w:firstRow="1"/>
+        <w:tblCaption w:val="Tabel IV.7 Matriks Rekomendasi Varian LFM 2.5 untuk Tecno Pova 5 (RAM 8 GB, Helio G99)"/>
       </w:tblPr>
       <w:tblGrid>
         <w:gridCol w:w="720"/>
@@ -17095,7 +17260,7 @@
         <w:jc w:val="both"/>
       </w:pPr>
       <w:r>
-        <w:t xml:space="preserve">Berdasarkan matriks Tabel 4.7, terdapat dua kandidat dengan</w:t>
+        <w:t xml:space="preserve">Berdasarkan matriks Tabel IV.7, terdapat dua kandidat dengan</w:t>
       </w:r>
       <w:r>
         <w:t xml:space="preserve"> </w:t>
@@ -17487,20 +17652,19 @@
         <w:t xml:space="preserve"> </w:t>
       </w:r>
       <w:r>
-        <w:t xml:space="preserve">akurasi disajikan pada Gambar 4.7.</w:t>
-      </w:r>
-    </w:p>
-    <w:p>
-      <w:pPr>
-        <w:pStyle w:val="BodyText"/>
-        <w:jc w:val="both"/>
+        <w:t xml:space="preserve">akurasi disajikan pada Gambar IV.7.</w:t>
+      </w:r>
+    </w:p>
+    <w:p>
+      <w:pPr>
+        <w:pStyle w:val="CaptionedFigure"/>
       </w:pPr>
       <w:r>
         <w:drawing>
           <wp:inline>
             <wp:extent cx="5334000" cy="2885295"/>
             <wp:effectExtent b="0" l="0" r="0" t="0"/>
-            <wp:docPr descr="" title="" id="1" name="Picture"/>
+            <wp:docPr descr="Gambar IV.7 Delta akurasi LFM 2.5 per varian kuantisasi (relatif terhadap F16, dalam poin persentase). Sumber: olahan penulis." title="" id="1" name="Picture"/>
             <a:graphic>
               <a:graphicData uri="http://schemas.openxmlformats.org/drawingml/2006/picture">
                 <pic:pic>
@@ -17540,14 +17704,10 @@
     </w:p>
     <w:p>
       <w:pPr>
-        <w:pStyle w:val="BodyText"/>
-        <w:jc w:val="both"/>
-      </w:pPr>
-      <w:r>
-        <w:rPr>
-          <w:b/>
-        </w:rPr>
-        <w:t xml:space="preserve">Gambar 4.7</w:t>
+        <w:pStyle w:val="ImageCaption"/>
+      </w:pPr>
+      <w:r>
+        <w:t xml:space="preserve">Gambar IV.7</w:t>
       </w:r>
       <w:r>
         <w:t xml:space="preserve"> </w:t>
@@ -17581,7 +17741,7 @@
         <w:jc w:val="both"/>
       </w:pPr>
       <w:r>
-        <w:t xml:space="preserve">Agar klaim performa pada Tabel 4.2 tidak dilandasi rerata semata, dilakukan uji signifikansi statistik antar varian menggunakan</w:t>
+        <w:t xml:space="preserve">Agar klaim performa pada Tabel IV.2 tidak dilandasi rerata semata, dilakukan uji signifikansi statistik antar varian menggunakan</w:t>
       </w:r>
       <w:r>
         <w:t xml:space="preserve"> </w:t>
@@ -17701,20 +17861,10 @@
     </w:p>
     <w:p>
       <w:pPr>
-        <w:pStyle w:val="BodyText"/>
-        <w:jc w:val="both"/>
-      </w:pPr>
-      <w:r>
-        <w:rPr>
-          <w:b/>
-        </w:rPr>
-        <w:t xml:space="preserve">Tabel 4.8</w:t>
-      </w:r>
-      <w:r>
-        <w:t xml:space="preserve"> </w:t>
-      </w:r>
-      <w:r>
-        <w:t xml:space="preserve">Welch’s</w:t>
+        <w:pStyle w:val="TableCaption"/>
+      </w:pPr>
+      <w:r>
+        <w:t xml:space="preserve">Tabel IV.8 Welch’s</w:t>
       </w:r>
       <w:r>
         <w:t xml:space="preserve"> </w:t>
@@ -17734,6 +17884,7 @@
         <w:tblStyle w:val="Table"/>
         <w:tblW w:type="pct" w:w="5000.0"/>
         <w:tblLook w:firstRow="1"/>
+        <w:tblCaption w:val="Tabel IV.8 Welch’s t-test Antar Varian LFM 2.5 untuk Tiga Metrik Performa Utama (α = 0,05)"/>
       </w:tblPr>
       <w:tblGrid>
         <w:gridCol w:w="1980"/>
@@ -18173,7 +18324,7 @@
         <w:jc w:val="both"/>
       </w:pPr>
       <w:r>
-        <w:t xml:space="preserve">Tiga temuan inferensial yang dapat ditarik dari Tabel 4.8 adalah sebagai berikut.</w:t>
+        <w:t xml:space="preserve">Tiga temuan inferensial yang dapat ditarik dari Tabel IV.8 adalah sebagai berikut.</w:t>
       </w:r>
     </w:p>
     <w:p>
@@ -18392,7 +18543,7 @@
         <w:jc w:val="both"/>
       </w:pPr>
       <w:r>
-        <w:t xml:space="preserve">Dengan demikian, hasil uji statistik di atas memberikan dukungan kuantitatif yang konsisten dengan kerangka rekomendasi Tabel 4.7: Q4_K_M unggul signifikan dibanding Q3_K_M pada dua metrik</w:t>
+        <w:t xml:space="preserve">Dengan demikian, hasil uji statistik di atas memberikan dukungan kuantitatif yang konsisten dengan kerangka rekomendasi Tabel IV.7: Q4_K_M unggul signifikan dibanding Q3_K_M pada dua metrik</w:t>
       </w:r>
       <w:r>
         <w:t xml:space="preserve"> </w:t>
@@ -18846,7 +18997,7 @@
         <w:t xml:space="preserve">default</w:t>
       </w:r>
       <w:r>
-        <w:t xml:space="preserve">. Berdasarkan Tabel 4.7, varian ini mereduksi</w:t>
+        <w:t xml:space="preserve">. Berdasarkan Tabel IV.7, varian ini mereduksi</w:t>
       </w:r>
       <w:r>
         <w:t xml:space="preserve"> </w:t>
@@ -20442,7 +20593,7 @@
         <w:t xml:space="preserve"> </w:t>
       </w:r>
       <w:r>
-        <w:t xml:space="preserve">yang menjadi dasar Tabel 4.2 dan Tabel 4.8. Skrip ini juga tersedia di repositori penelitian pada</w:t>
+        <w:t xml:space="preserve">yang menjadi dasar Tabel IV.2 dan Tabel IV.8. Skrip ini juga tersedia di repositori penelitian pada</w:t>
       </w:r>
       <w:r>
         <w:t xml:space="preserve"> </w:t>
@@ -20499,7 +20650,6 @@
     <w:p>
       <w:pPr>
         <w:pStyle w:val="SourceCode"/>
-        <w:jc w:val="both"/>
       </w:pPr>
       <w:r>
         <w:rPr>
@@ -23965,7 +24115,6 @@
     <w:p>
       <w:pPr>
         <w:pStyle w:val="SourceCode"/>
-        <w:jc w:val="both"/>
       </w:pPr>
       <w:r>
         <w:rPr>
@@ -24523,7 +24672,7 @@
         <w:rPr>
           <w:rStyle w:val="CommentTok"/>
         </w:rPr>
-        <w:t xml:space="preserve"># 6) Unduh dataset WikiText-2 untuk evaluasi Perplexity (Tabel 4.3)</w:t>
+        <w:t xml:space="preserve"># 6) Unduh dataset WikiText-2 untuk evaluasi Perplexity (Tabel IV.3)</w:t>
       </w:r>
       <w:r>
         <w:br/>
@@ -24940,7 +25089,7 @@
               <w:jc w:val="left"/>
             </w:pPr>
             <w:r>
-              <w:t xml:space="preserve">Sumber Tabel 4.2.</w:t>
+              <w:t xml:space="preserve">Sumber Tabel IV.2.</w:t>
             </w:r>
           </w:p>
         </w:tc>
@@ -24978,7 +25127,7 @@
               <w:jc w:val="left"/>
             </w:pPr>
             <w:r>
-              <w:t xml:space="preserve">Sumber Tabel 4.8.</w:t>
+              <w:t xml:space="preserve">Sumber Tabel IV.8.</w:t>
             </w:r>
           </w:p>
         </w:tc>
@@ -25157,7 +25306,7 @@
               <w:jc w:val="left"/>
             </w:pPr>
             <w:r>
-              <w:t xml:space="preserve">Gambar 4.1–4.7.</w:t>
+              <w:t xml:space="preserve">Gambar IV.1–4.7.</w:t>
             </w:r>
           </w:p>
         </w:tc>
@@ -26166,9 +26315,6 @@
   <w:style w:type="paragraph" w:default="1" w:styleId="Normal">
     <w:name w:val="Normal"/>
     <w:qFormat/>
-    <w:pPr>
-      <w:jc w:val="both"/>
-    </w:pPr>
   </w:style>
   <w:style w:type="paragraph" w:styleId="BodyText">
     <w:name w:val="Body Text"/>
@@ -26176,7 +26322,6 @@
     <w:link w:val="BodyTextChar"/>
     <w:pPr>
       <w:spacing w:before="180" w:after="180"/>
-      <w:jc w:val="both"/>
     </w:pPr>
     <w:qFormat/>
   </w:style>
@@ -26185,9 +26330,6 @@
     <w:basedOn w:val="BodyText"/>
     <w:next w:val="BodyText"/>
     <w:qFormat/>
-    <w:pPr>
-      <w:jc w:val="both"/>
-    </w:pPr>
   </w:style>
   <w:style w:type="paragraph" w:customStyle="1" w:styleId="Compact">
     <w:name w:val="Compact"/>
@@ -26195,7 +26337,6 @@
     <w:qFormat/>
     <w:pPr>
       <w:spacing w:before="36" w:after="36"/>
-      <w:jc w:val="both"/>
     </w:pPr>
   </w:style>
   <w:style w:type="paragraph" w:styleId="Title">

--- a/docs/Skripsi_PTQ_SLM_Android.docx
+++ b/docs/Skripsi_PTQ_SLM_Android.docx
@@ -213,6 +213,7 @@
     <w:p>
       <w:pPr>
         <w:pStyle w:val="FirstParagraph"/>
+        <w:spacing w:line="240" w:lineRule="auto"/>
         <w:jc w:val="both"/>
       </w:pPr>
       <w:r>
@@ -246,16 +247,7 @@
         <w:t xml:space="preserve"> </w:t>
       </w:r>
       <w:r>
-        <w:t xml:space="preserve">di lingkungan Android terkendala oleh kapasitas RAM 8 GB yang dibagi-pakai (</w:t>
-      </w:r>
-      <w:r>
-        <w:rPr>
-          <w:i/>
-        </w:rPr>
-        <w:t xml:space="preserve">shared memory</w:t>
-      </w:r>
-      <w:r>
-        <w:t xml:space="preserve">) bersama sistem operasi dan layanan latar belakang, sehingga pemuatan model presisi penuh FP16 berisiko memicu</w:t>
+        <w:t xml:space="preserve">di Android terkendala kapasitas RAM 8 GB yang dibagi-pakai dengan sistem operasi, sehingga pemuatan model presisi penuh FP16 berisiko memicu</w:t>
       </w:r>
       <w:r>
         <w:t xml:space="preserve"> </w:t>
@@ -270,7 +262,7 @@
         <w:t xml:space="preserve"> </w:t>
       </w:r>
       <w:r>
-        <w:t xml:space="preserve">(OOM) dan</w:t>
+        <w:t xml:space="preserve">dan</w:t>
       </w:r>
       <w:r>
         <w:t xml:space="preserve"> </w:t>
@@ -282,7 +274,7 @@
         <w:t xml:space="preserve">Force Close</w:t>
       </w:r>
       <w:r>
-        <w:t xml:space="preserve">. Penelitian ini menganalisis performa metode</w:t>
+        <w:t xml:space="preserve">. Penelitian ini bertujuan menganalisis performa metode</w:t>
       </w:r>
       <w:r>
         <w:t xml:space="preserve"> </w:t>
@@ -297,7 +289,7 @@
         <w:t xml:space="preserve"> </w:t>
       </w:r>
       <w:r>
-        <w:t xml:space="preserve">(PTQ) dengan format GGUF</w:t>
+        <w:t xml:space="preserve">(PTQ) berformat GGUF</w:t>
       </w:r>
       <w:r>
         <w:t xml:space="preserve"> </w:t>
@@ -312,7 +304,7 @@
         <w:t xml:space="preserve"> </w:t>
       </w:r>
       <w:r>
-        <w:t xml:space="preserve">pada rentang 3-bit hingga 5-bit (Q3_K_M, Q4_K_M, dan Q5_K_M) terhadap dua arsitektur SLM, yaitu LFM 2.5 (1,2 miliar parameter) dan Qwen 3.5 (2 miliar parameter), pada perangkat Tecno Pova 5 (SoC MediaTek Helio G99, RAM 8 GB) melalui lingkungan terminal Termux dan mesin inferensi</w:t>
+        <w:t xml:space="preserve">(Q3_K_M, Q4_K_M, Q5_K_M) terhadap dua arsitektur SLM, yaitu LFM 2.5 (1,2B) dan Qwen 3.5 (2B), pada perangkat Tecno Pova 5 (Helio G99, RAM 8 GB) melalui lingkungan Termux dan mesin inferensi</w:t>
       </w:r>
       <w:r>
         <w:t xml:space="preserve"> </w:t>
@@ -333,7 +325,7 @@
         <w:t xml:space="preserve">ablation study</w:t>
       </w:r>
       <w:r>
-        <w:t xml:space="preserve">) dengan mengukur (1) reduksi ukuran berkas, (2) konsumsi</w:t>
+        <w:t xml:space="preserve">) dengan mengukur reduksi ukuran berkas, konsumsi</w:t>
       </w:r>
       <w:r>
         <w:t xml:space="preserve"> </w:t>
@@ -348,7 +340,7 @@
         <w:t xml:space="preserve"> </w:t>
       </w:r>
       <w:r>
-        <w:t xml:space="preserve">RAM proses, (3) kecepatan</w:t>
+        <w:t xml:space="preserve">RAM proses, kecepatan</w:t>
       </w:r>
       <w:r>
         <w:t xml:space="preserve"> </w:t>
@@ -378,22 +370,7 @@
         <w:t xml:space="preserve"> </w:t>
       </w:r>
       <w:r>
-        <w:t xml:space="preserve">dalam satuan</w:t>
-      </w:r>
-      <w:r>
-        <w:t xml:space="preserve"> </w:t>
-      </w:r>
-      <w:r>
-        <w:rPr>
-          <w:i/>
-        </w:rPr>
-        <w:t xml:space="preserve">tokens per second</w:t>
-      </w:r>
-      <w:r>
-        <w:t xml:space="preserve"> </w:t>
-      </w:r>
-      <w:r>
-        <w:t xml:space="preserve">(TPS), serta (4) degradasi kognitif melalui</w:t>
+        <w:t xml:space="preserve">(t/s), serta degradasi kognitif melalui</w:t>
       </w:r>
       <w:r>
         <w:t xml:space="preserve"> </w:t>
@@ -408,7 +385,7 @@
         <w:t xml:space="preserve"> </w:t>
       </w:r>
       <w:r>
-        <w:t xml:space="preserve">(WikiText-2) dan akurasi MMLU, GSM8K, HumanEval, dan MT-Bench. Setiap varian model di Android diuji dua hingga tiga kali untuk memperoleh rerata ± simpangan baku. Hasil menunjukkan bahwa varian Q4_K_M merupakan titik keseimbangan (</w:t>
+        <w:t xml:space="preserve">WikiText-2 dan akurasi MMLU, GSM8K, HumanEval, dan MT-Bench. Setiap varian diuji dua hingga tiga kali untuk memperoleh rerata ± simpangan baku. Hasil menunjukkan varian Q4_K_M sebagai titik keseimbangan (</w:t>
       </w:r>
       <w:r>
         <w:rPr>
@@ -417,7 +394,7 @@
         <w:t xml:space="preserve">sweet spot</w:t>
       </w:r>
       <w:r>
-        <w:t xml:space="preserve">) terbaik karena mampu menekan ukuran berkas hingga 68%, mereduksi</w:t>
+        <w:t xml:space="preserve">) terbaik: ukuran berkas tereduksi 68%,</w:t>
       </w:r>
       <w:r>
         <w:t xml:space="preserve"> </w:t>
@@ -432,7 +409,7 @@
         <w:t xml:space="preserve"> </w:t>
       </w:r>
       <w:r>
-        <w:t xml:space="preserve">RAM proses LFM dari 2.303 MB ke 1.453 MB (efisiensi 36,9%), serta mempercepat</w:t>
+        <w:t xml:space="preserve">RAM LFM turun dari 2.303 MB ke 1.453 MB (efisiensi 36,9%),</w:t>
       </w:r>
       <w:r>
         <w:t xml:space="preserve"> </w:t>
@@ -447,7 +424,7 @@
         <w:t xml:space="preserve"> </w:t>
       </w:r>
       <w:r>
-        <w:t xml:space="preserve">LFM dari 5,57 t/s ke 13,67 t/s (akselerasi 2,45×), dengan tambahan</w:t>
+        <w:t xml:space="preserve">LFM meningkat dari 5,57 t/s ke 13,67 t/s (akselerasi 2,45×), dengan tambahan</w:t>
       </w:r>
       <w:r>
         <w:t xml:space="preserve"> </w:t>
@@ -462,7 +439,7 @@
         <w:t xml:space="preserve"> </w:t>
       </w:r>
       <w:r>
-        <w:t xml:space="preserve">di bawah 0,6 poin dan rata-rata penurunan akurasi LFM yang masih dapat ditoleransi. Sebaliknya, varian Q3_K_M memicu anomali</w:t>
+        <w:t xml:space="preserve">di bawah 0,6 poin. Sebaliknya, varian Q3_K_M memicu anomali</w:t>
       </w:r>
       <w:r>
         <w:t xml:space="preserve"> </w:t>
@@ -477,22 +454,432 @@
         <w:t xml:space="preserve"> </w:t>
       </w:r>
       <w:r>
-        <w:t xml:space="preserve">pada CPU ARM serta degradasi GSM8K dan HumanEval yang signifikan, sehingga tidak direkomendasikan sebagai konfigurasi produksi. Penelitian juga mendokumentasikan keterbatasan instrumen evaluasi pada model</w:t>
-      </w:r>
-      <w:r>
-        <w:t xml:space="preserve"> </w:t>
-      </w:r>
-      <w:r>
-        <w:rPr>
-          <w:i/>
-        </w:rPr>
-        <w:t xml:space="preserve">reasoning</w:t>
-      </w:r>
-      <w:r>
-        <w:t xml:space="preserve"> </w:t>
-      </w:r>
-      <w:r>
-        <w:t xml:space="preserve">Qwen 3.5 sebagai catatan metodologis penting untuk replikasi.</w:t>
+        <w:t xml:space="preserve">dan degradasi akurasi signifikan, sehingga tidak direkomendasikan untuk produksi.</w:t>
+      </w:r>
+    </w:p>
+    <w:p>
+      <w:pPr>
+        <w:pStyle w:val="BodyText"/>
+        <w:spacing w:line="240" w:lineRule="auto"/>
+        <w:jc w:val="both"/>
+      </w:pPr>
+      <w:r>
+        <w:rPr>
+          <w:b/>
+        </w:rPr>
+        <w:t xml:space="preserve">Kata kunci:</w:t>
+      </w:r>
+      <w:r>
+        <w:t xml:space="preserve"> </w:t>
+      </w:r>
+      <w:r>
+        <w:rPr>
+          <w:i/>
+        </w:rPr>
+        <w:t xml:space="preserve">Post-Training Quantization</w:t>
+      </w:r>
+      <w:r>
+        <w:t xml:space="preserve">,</w:t>
+      </w:r>
+      <w:r>
+        <w:t xml:space="preserve"> </w:t>
+      </w:r>
+      <w:r>
+        <w:rPr>
+          <w:i/>
+        </w:rPr>
+        <w:t xml:space="preserve">Small Language Model</w:t>
+      </w:r>
+      <w:r>
+        <w:t xml:space="preserve">,</w:t>
+      </w:r>
+      <w:r>
+        <w:t xml:space="preserve"> </w:t>
+      </w:r>
+      <w:r>
+        <w:rPr>
+          <w:i/>
+        </w:rPr>
+        <w:t xml:space="preserve">Edge Computing</w:t>
+      </w:r>
+      <w:r>
+        <w:t xml:space="preserve">, GGUF,</w:t>
+      </w:r>
+      <w:r>
+        <w:t xml:space="preserve"> </w:t>
+      </w:r>
+      <w:r>
+        <w:rPr>
+          <w:i/>
+        </w:rPr>
+        <w:t xml:space="preserve">k-quants</w:t>
+      </w:r>
+      <w:r>
+        <w:t xml:space="preserve">, Android, Helio G99,</w:t>
+      </w:r>
+      <w:r>
+        <w:t xml:space="preserve"> </w:t>
+      </w:r>
+      <w:r>
+        <w:rPr>
+          <w:i/>
+        </w:rPr>
+        <w:t xml:space="preserve">Perplexity</w:t>
+      </w:r>
+      <w:r>
+        <w:t xml:space="preserve">.</w:t>
+      </w:r>
+    </w:p>
+    <w:p>
+      <w:pPr>
+        <w:pStyle w:val="Heading1"/>
+      </w:pPr>
+      <w:bookmarkStart w:id="21" w:name="abstract"/>
+      <w:r>
+        <w:t xml:space="preserve">ABSTRACT</w:t>
+      </w:r>
+      <w:bookmarkEnd w:id="21"/>
+    </w:p>
+    <w:p>
+      <w:pPr>
+        <w:pStyle w:val="FirstParagraph"/>
+        <w:spacing w:line="240" w:lineRule="auto"/>
+        <w:jc w:val="both"/>
+      </w:pPr>
+      <w:r>
+        <w:t xml:space="preserve">On-device deployment of</w:t>
+      </w:r>
+      <w:r>
+        <w:t xml:space="preserve"> </w:t>
+      </w:r>
+      <w:r>
+        <w:rPr>
+          <w:i/>
+        </w:rPr>
+        <w:t xml:space="preserve">Small Language Models</w:t>
+      </w:r>
+      <w:r>
+        <w:t xml:space="preserve"> </w:t>
+      </w:r>
+      <w:r>
+        <w:t xml:space="preserve">(SLM) on Android is constrained by the 8 GB RAM capacity shared with the operating system, putting full-precision FP16 models at risk of</w:t>
+      </w:r>
+      <w:r>
+        <w:t xml:space="preserve"> </w:t>
+      </w:r>
+      <w:r>
+        <w:rPr>
+          <w:i/>
+        </w:rPr>
+        <w:t xml:space="preserve">Out of Memory</w:t>
+      </w:r>
+      <w:r>
+        <w:t xml:space="preserve"> </w:t>
+      </w:r>
+      <w:r>
+        <w:t xml:space="preserve">and</w:t>
+      </w:r>
+      <w:r>
+        <w:t xml:space="preserve"> </w:t>
+      </w:r>
+      <w:r>
+        <w:rPr>
+          <w:i/>
+        </w:rPr>
+        <w:t xml:space="preserve">Force Close</w:t>
+      </w:r>
+      <w:r>
+        <w:t xml:space="preserve"> </w:t>
+      </w:r>
+      <w:r>
+        <w:t xml:space="preserve">events. This study analyzes the performance of</w:t>
+      </w:r>
+      <w:r>
+        <w:t xml:space="preserve"> </w:t>
+      </w:r>
+      <w:r>
+        <w:rPr>
+          <w:i/>
+        </w:rPr>
+        <w:t xml:space="preserve">Post-Training Quantization</w:t>
+      </w:r>
+      <w:r>
+        <w:t xml:space="preserve"> </w:t>
+      </w:r>
+      <w:r>
+        <w:t xml:space="preserve">(PTQ) using GGUF</w:t>
+      </w:r>
+      <w:r>
+        <w:t xml:space="preserve"> </w:t>
+      </w:r>
+      <w:r>
+        <w:rPr>
+          <w:i/>
+        </w:rPr>
+        <w:t xml:space="preserve">k-quants</w:t>
+      </w:r>
+      <w:r>
+        <w:t xml:space="preserve"> </w:t>
+      </w:r>
+      <w:r>
+        <w:t xml:space="preserve">(Q3_K_M, Q4_K_M, Q5_K_M) on two SLM architectures, namely LFM 2.5 (1.2B) and Qwen 3.5 (2B), running on a Tecno Pova 5 (Helio G99, 8 GB RAM) via Termux and the</w:t>
+      </w:r>
+      <w:r>
+        <w:t xml:space="preserve"> </w:t>
+      </w:r>
+      <w:r>
+        <w:rPr>
+          <w:rStyle w:val="VerbatimChar"/>
+        </w:rPr>
+        <w:t xml:space="preserve">llama.cpp</w:t>
+      </w:r>
+      <w:r>
+        <w:t xml:space="preserve"> </w:t>
+      </w:r>
+      <w:r>
+        <w:t xml:space="preserve">inference engine. The method is a comparative quantitative experiment (</w:t>
+      </w:r>
+      <w:r>
+        <w:rPr>
+          <w:i/>
+        </w:rPr>
+        <w:t xml:space="preserve">ablation study</w:t>
+      </w:r>
+      <w:r>
+        <w:t xml:space="preserve">) measuring file-size reduction, peak process RAM, prompt and generation speed (t/s), and cognitive degradation through WikiText-2</w:t>
+      </w:r>
+      <w:r>
+        <w:t xml:space="preserve"> </w:t>
+      </w:r>
+      <w:r>
+        <w:rPr>
+          <w:i/>
+        </w:rPr>
+        <w:t xml:space="preserve">Perplexity</w:t>
+      </w:r>
+      <w:r>
+        <w:t xml:space="preserve"> </w:t>
+      </w:r>
+      <w:r>
+        <w:t xml:space="preserve">and MMLU, GSM8K, HumanEval, and MT-Bench accuracy. Each variant was tested two to three times to obtain mean ± standard deviation. Results show Q4_K_M as the optimal</w:t>
+      </w:r>
+      <w:r>
+        <w:t xml:space="preserve"> </w:t>
+      </w:r>
+      <w:r>
+        <w:rPr>
+          <w:i/>
+        </w:rPr>
+        <w:t xml:space="preserve">sweet spot</w:t>
+      </w:r>
+      <w:r>
+        <w:t xml:space="preserve">: file size is reduced by 68%, LFM peak RAM drops from 2,303 MB to 1,453 MB (36.9% efficiency), and LFM generation speed accelerates from 5.57 t/s to 13.67 t/s (2.45×), with perplexity penalty below 0.6 points. Conversely, Q3_K_M triggers</w:t>
+      </w:r>
+      <w:r>
+        <w:t xml:space="preserve"> </w:t>
+      </w:r>
+      <w:r>
+        <w:rPr>
+          <w:i/>
+        </w:rPr>
+        <w:t xml:space="preserve">bit-shifting</w:t>
+      </w:r>
+      <w:r>
+        <w:t xml:space="preserve"> </w:t>
+      </w:r>
+      <w:r>
+        <w:t xml:space="preserve">anomalies on ARM CPUs and significant accuracy degradation, and is therefore not recommended for production.</w:t>
+      </w:r>
+    </w:p>
+    <w:p>
+      <w:pPr>
+        <w:pStyle w:val="BodyText"/>
+        <w:spacing w:line="240" w:lineRule="auto"/>
+        <w:jc w:val="both"/>
+      </w:pPr>
+      <w:r>
+        <w:rPr>
+          <w:b/>
+        </w:rPr>
+        <w:t xml:space="preserve">Keywords:</w:t>
+      </w:r>
+      <w:r>
+        <w:t xml:space="preserve"> </w:t>
+      </w:r>
+      <w:r>
+        <w:rPr>
+          <w:i/>
+        </w:rPr>
+        <w:t xml:space="preserve">Post-Training Quantization</w:t>
+      </w:r>
+      <w:r>
+        <w:t xml:space="preserve">,</w:t>
+      </w:r>
+      <w:r>
+        <w:t xml:space="preserve"> </w:t>
+      </w:r>
+      <w:r>
+        <w:rPr>
+          <w:i/>
+        </w:rPr>
+        <w:t xml:space="preserve">Small Language Model</w:t>
+      </w:r>
+      <w:r>
+        <w:t xml:space="preserve">,</w:t>
+      </w:r>
+      <w:r>
+        <w:t xml:space="preserve"> </w:t>
+      </w:r>
+      <w:r>
+        <w:rPr>
+          <w:i/>
+        </w:rPr>
+        <w:t xml:space="preserve">Edge Computing</w:t>
+      </w:r>
+      <w:r>
+        <w:t xml:space="preserve">, GGUF,</w:t>
+      </w:r>
+      <w:r>
+        <w:t xml:space="preserve"> </w:t>
+      </w:r>
+      <w:r>
+        <w:rPr>
+          <w:i/>
+        </w:rPr>
+        <w:t xml:space="preserve">k-quants</w:t>
+      </w:r>
+      <w:r>
+        <w:t xml:space="preserve">, Android, Helio G99,</w:t>
+      </w:r>
+      <w:r>
+        <w:t xml:space="preserve"> </w:t>
+      </w:r>
+      <w:r>
+        <w:rPr>
+          <w:i/>
+        </w:rPr>
+        <w:t xml:space="preserve">Perplexity</w:t>
+      </w:r>
+      <w:r>
+        <w:t xml:space="preserve">.</w:t>
+      </w:r>
+    </w:p>
+    <w:p>
+      <w:pPr>
+        <w:pStyle w:val="Heading1"/>
+      </w:pPr>
+      <w:bookmarkStart w:id="22" w:name="kata-pengantar"/>
+      <w:r>
+        <w:t xml:space="preserve">KATA PENGANTAR</w:t>
+      </w:r>
+      <w:bookmarkEnd w:id="22"/>
+    </w:p>
+    <w:p>
+      <w:pPr>
+        <w:pStyle w:val="FirstParagraph"/>
+        <w:jc w:val="both"/>
+      </w:pPr>
+      <w:r>
+        <w:t xml:space="preserve">Puji syukur penulis panjatkan ke hadirat Tuhan Yang Maha Esa atas selesainya penyusunan skripsi yang berjudul</w:t>
+      </w:r>
+      <w:r>
+        <w:t xml:space="preserve"> </w:t>
+      </w:r>
+      <w:r>
+        <w:rPr>
+          <w:b/>
+        </w:rPr>
+        <w:t xml:space="preserve">“</w:t>
+      </w:r>
+      <w:r>
+        <w:rPr>
+          <w:b/>
+        </w:rPr>
+        <w:t xml:space="preserve">Analisis Performa</w:t>
+      </w:r>
+      <w:r>
+        <w:rPr>
+          <w:b/>
+        </w:rPr>
+        <w:t xml:space="preserve"> </w:t>
+      </w:r>
+      <w:r>
+        <w:rPr>
+          <w:i/>
+          <w:b/>
+        </w:rPr>
+        <w:t xml:space="preserve">Post-Training Quantization</w:t>
+      </w:r>
+      <w:r>
+        <w:rPr>
+          <w:b/>
+        </w:rPr>
+        <w:t xml:space="preserve"> </w:t>
+      </w:r>
+      <w:r>
+        <w:rPr>
+          <w:b/>
+        </w:rPr>
+        <w:t xml:space="preserve">(PTQ) pada</w:t>
+      </w:r>
+      <w:r>
+        <w:rPr>
+          <w:b/>
+        </w:rPr>
+        <w:t xml:space="preserve"> </w:t>
+      </w:r>
+      <w:r>
+        <w:rPr>
+          <w:i/>
+          <w:b/>
+        </w:rPr>
+        <w:t xml:space="preserve">Small Language Model</w:t>
+      </w:r>
+      <w:r>
+        <w:rPr>
+          <w:b/>
+        </w:rPr>
+        <w:t xml:space="preserve"> </w:t>
+      </w:r>
+      <w:r>
+        <w:rPr>
+          <w:b/>
+        </w:rPr>
+        <w:t xml:space="preserve">untuk Implementasi</w:t>
+      </w:r>
+      <w:r>
+        <w:rPr>
+          <w:b/>
+        </w:rPr>
+        <w:t xml:space="preserve"> </w:t>
+      </w:r>
+      <w:r>
+        <w:rPr>
+          <w:i/>
+          <w:b/>
+        </w:rPr>
+        <w:t xml:space="preserve">Edge Computing</w:t>
+      </w:r>
+      <w:r>
+        <w:rPr>
+          <w:b/>
+        </w:rPr>
+        <w:t xml:space="preserve"> </w:t>
+      </w:r>
+      <w:r>
+        <w:rPr>
+          <w:b/>
+        </w:rPr>
+        <w:t xml:space="preserve">Berbasis Android</w:t>
+      </w:r>
+      <w:r>
+        <w:rPr>
+          <w:b/>
+        </w:rPr>
+        <w:t xml:space="preserve">”</w:t>
+      </w:r>
+      <w:r>
+        <w:t xml:space="preserve">. Skripsi ini disusun sebagai salah satu syarat untuk menyelesaikan program sarjana pada Program Studi Teknologi Informasi, Fakultas Teknik dan Informatika, Universitas Bina Sarana Informatika.</w:t>
       </w:r>
     </w:p>
     <w:p>
@@ -501,81 +888,45 @@
         <w:jc w:val="both"/>
       </w:pPr>
       <w:r>
-        <w:rPr>
-          <w:b/>
-        </w:rPr>
-        <w:t xml:space="preserve">Kata kunci:</w:t>
-      </w:r>
-      <w:r>
-        <w:t xml:space="preserve"> </w:t>
-      </w:r>
-      <w:r>
-        <w:rPr>
-          <w:i/>
-        </w:rPr>
-        <w:t xml:space="preserve">Post-Training Quantization</w:t>
-      </w:r>
-      <w:r>
-        <w:t xml:space="preserve">,</w:t>
-      </w:r>
-      <w:r>
-        <w:t xml:space="preserve"> </w:t>
-      </w:r>
-      <w:r>
-        <w:rPr>
-          <w:i/>
-        </w:rPr>
-        <w:t xml:space="preserve">Small Language Model</w:t>
-      </w:r>
-      <w:r>
-        <w:t xml:space="preserve">,</w:t>
-      </w:r>
-      <w:r>
-        <w:t xml:space="preserve"> </w:t>
-      </w:r>
-      <w:r>
-        <w:rPr>
-          <w:i/>
-        </w:rPr>
-        <w:t xml:space="preserve">Edge Computing</w:t>
-      </w:r>
-      <w:r>
-        <w:t xml:space="preserve">, GGUF,</w:t>
-      </w:r>
-      <w:r>
-        <w:t xml:space="preserve"> </w:t>
-      </w:r>
-      <w:r>
-        <w:rPr>
-          <w:i/>
-        </w:rPr>
-        <w:t xml:space="preserve">k-quants</w:t>
-      </w:r>
-      <w:r>
-        <w:t xml:space="preserve">, Android, Helio G99,</w:t>
-      </w:r>
-      <w:r>
-        <w:t xml:space="preserve"> </w:t>
-      </w:r>
-      <w:r>
-        <w:rPr>
-          <w:i/>
-        </w:rPr>
-        <w:t xml:space="preserve">Perplexity</w:t>
-      </w:r>
-      <w:r>
-        <w:t xml:space="preserve">.</w:t>
+        <w:t xml:space="preserve">Penulis menyampaikan terima kasih kepada dosen pembimbing, rekan-rekan mahasiswa, serta keluarga yang telah memberikan dukungan moral, masukan teknis, dan akses sumber daya selama proses penelitian berlangsung. Penulis menyadari bahwa skripsi ini masih jauh dari sempurna, sehingga kritik dan saran yang membangun sangat diharapkan demi penyempurnaan karya tulis serupa di masa depan.</w:t>
+      </w:r>
+    </w:p>
+    <w:p>
+      <w:pPr>
+        <w:pStyle w:val="BodyText"/>
+        <w:jc w:val="both"/>
+      </w:pPr>
+      <w:r>
+        <w:t xml:space="preserve">Jakarta, [Tanggal] [Bulan] [Tahun]</w:t>
+      </w:r>
+    </w:p>
+    <w:p>
+      <w:pPr>
+        <w:pStyle w:val="BodyText"/>
+        <w:jc w:val="both"/>
+      </w:pPr>
+      <w:r>
+        <w:t xml:space="preserve">Penulis,</w:t>
+      </w:r>
+    </w:p>
+    <w:p>
+      <w:pPr>
+        <w:pStyle w:val="BodyText"/>
+        <w:jc w:val="both"/>
+      </w:pPr>
+      <w:r>
+        <w:t xml:space="preserve">[Nama Mahasiswa]</w:t>
       </w:r>
     </w:p>
     <w:p>
       <w:pPr>
         <w:pStyle w:val="Heading1"/>
       </w:pPr>
-      <w:bookmarkStart w:id="21" w:name="kata-pengantar"/>
-      <w:r>
-        <w:t xml:space="preserve">KATA PENGANTAR</w:t>
-      </w:r>
-      <w:bookmarkEnd w:id="21"/>
+      <w:bookmarkStart w:id="23" w:name="daftar-simbol"/>
+      <w:r>
+        <w:t xml:space="preserve">DAFTAR SIMBOL</w:t>
+      </w:r>
+      <w:bookmarkEnd w:id="23"/>
     </w:p>
     <w:p>
       <w:pPr>
@@ -583,142 +934,475 @@
         <w:jc w:val="both"/>
       </w:pPr>
       <w:r>
-        <w:t xml:space="preserve">Puji syukur penulis panjatkan ke hadirat Tuhan Yang Maha Esa atas selesainya penyusunan skripsi yang berjudul</w:t>
-      </w:r>
-      <w:r>
-        <w:t xml:space="preserve"> </w:t>
-      </w:r>
-      <w:r>
         <w:rPr>
           <w:b/>
         </w:rPr>
-        <w:t xml:space="preserve">“</w:t>
-      </w:r>
+        <w:t xml:space="preserve">a. Simbol Statistik dan Matematis</w:t>
+      </w:r>
+    </w:p>
+    <w:p>
+      <w:pPr>
+        <w:pStyle w:val="DefinitionTerm"/>
+      </w:pPr>
+      <w:r>
+        <w:t xml:space="preserve">±</w:t>
+      </w:r>
+    </w:p>
+    <w:p>
+      <w:pPr>
+        <w:pStyle w:val="Definition"/>
+      </w:pPr>
+      <w:r>
+        <w:t xml:space="preserve">Tanda simpangan baku, digunakan untuk menyatakan rerata ± satu standar deviasi (mis. 13,67 ± 0,24 t/s).</w:t>
+      </w:r>
+    </w:p>
+    <w:p>
+      <w:pPr>
+        <w:pStyle w:val="DefinitionTerm"/>
+      </w:pPr>
+      <w:r>
+        <w:t xml:space="preserve">×</w:t>
+      </w:r>
+    </w:p>
+    <w:p>
+      <w:pPr>
+        <w:pStyle w:val="Definition"/>
+      </w:pPr>
+      <w:r>
+        <w:t xml:space="preserve">Tanda faktor pengali, digunakan untuk menyatakan akselerasi relatif terhadap</w:t>
+      </w:r>
+      <w:r>
+        <w:t xml:space="preserve"> </w:t>
+      </w:r>
+      <w:r>
+        <w:rPr>
+          <w:i/>
+        </w:rPr>
+        <w:t xml:space="preserve">baseline</w:t>
+      </w:r>
+      <w:r>
+        <w:t xml:space="preserve"> </w:t>
+      </w:r>
+      <w:r>
+        <w:t xml:space="preserve">(mis. akselerasi 2,45× pada</w:t>
+      </w:r>
+      <w:r>
+        <w:t xml:space="preserve"> </w:t>
+      </w:r>
+      <w:r>
+        <w:rPr>
+          <w:i/>
+        </w:rPr>
+        <w:t xml:space="preserve">generation speed</w:t>
+      </w:r>
+      <w:r>
+        <w:t xml:space="preserve">).</w:t>
+      </w:r>
+    </w:p>
+    <w:p>
+      <w:pPr>
+        <w:pStyle w:val="DefinitionTerm"/>
+      </w:pPr>
+      <w:r>
+        <w:t xml:space="preserve">α</w:t>
+      </w:r>
+    </w:p>
+    <w:p>
+      <w:pPr>
+        <w:pStyle w:val="Definition"/>
+      </w:pPr>
+      <w:r>
+        <w:rPr>
+          <w:i/>
+        </w:rPr>
+        <w:t xml:space="preserve">Alpha</w:t>
+      </w:r>
+      <w:r>
+        <w:t xml:space="preserve">, tingkat signifikansi pada uji statistik. Pada Tabel IV.8 ditetapkan α = 0,05 (taraf kepercayaan 95%).</w:t>
+      </w:r>
+    </w:p>
+    <w:p>
+      <w:pPr>
+        <w:pStyle w:val="FirstParagraph"/>
+        <w:jc w:val="both"/>
+      </w:pPr>
       <w:r>
         <w:rPr>
           <w:b/>
         </w:rPr>
-        <w:t xml:space="preserve">Analisis Performa</w:t>
-      </w:r>
+        <w:t xml:space="preserve">b. Satuan Pengukuran</w:t>
+      </w:r>
+    </w:p>
+    <w:p>
+      <w:pPr>
+        <w:pStyle w:val="DefinitionTerm"/>
+      </w:pPr>
+      <w:r>
+        <w:t xml:space="preserve">t/s</w:t>
+      </w:r>
+    </w:p>
+    <w:p>
+      <w:pPr>
+        <w:pStyle w:val="Definition"/>
+      </w:pPr>
+      <w:r>
+        <w:rPr>
+          <w:i/>
+        </w:rPr>
+        <w:t xml:space="preserve">Tokens per second</w:t>
+      </w:r>
+      <w:r>
+        <w:t xml:space="preserve">, satuan kecepatan inferensi (</w:t>
+      </w:r>
+      <w:r>
+        <w:rPr>
+          <w:i/>
+        </w:rPr>
+        <w:t xml:space="preserve">prompt speed</w:t>
+      </w:r>
+      <w:r>
+        <w:t xml:space="preserve"> </w:t>
+      </w:r>
+      <w:r>
+        <w:t xml:space="preserve">dan</w:t>
+      </w:r>
+      <w:r>
+        <w:t xml:space="preserve"> </w:t>
+      </w:r>
+      <w:r>
+        <w:rPr>
+          <w:i/>
+        </w:rPr>
+        <w:t xml:space="preserve">generation speed</w:t>
+      </w:r>
+      <w:r>
+        <w:t xml:space="preserve">).</w:t>
+      </w:r>
+    </w:p>
+    <w:p>
+      <w:pPr>
+        <w:pStyle w:val="DefinitionTerm"/>
+      </w:pPr>
+      <w:r>
+        <w:t xml:space="preserve">GB</w:t>
+      </w:r>
+    </w:p>
+    <w:p>
+      <w:pPr>
+        <w:pStyle w:val="Definition"/>
+      </w:pPr>
+      <w:r>
+        <w:rPr>
+          <w:i/>
+        </w:rPr>
+        <w:t xml:space="preserve">Gigabyte</w:t>
+      </w:r>
+      <w:r>
+        <w:t xml:space="preserve">, satuan kapasitas RAM sistem dan ukuran berkas model.</w:t>
+      </w:r>
+    </w:p>
+    <w:p>
+      <w:pPr>
+        <w:pStyle w:val="DefinitionTerm"/>
+      </w:pPr>
+      <w:r>
+        <w:t xml:space="preserve">MB</w:t>
+      </w:r>
+    </w:p>
+    <w:p>
+      <w:pPr>
+        <w:pStyle w:val="Definition"/>
+      </w:pPr>
+      <w:r>
+        <w:rPr>
+          <w:i/>
+        </w:rPr>
+        <w:t xml:space="preserve">Megabyte</w:t>
+      </w:r>
+      <w:r>
+        <w:t xml:space="preserve">, satuan konsumsi</w:t>
+      </w:r>
+      <w:r>
+        <w:t xml:space="preserve"> </w:t>
+      </w:r>
+      <w:r>
+        <w:rPr>
+          <w:i/>
+        </w:rPr>
+        <w:t xml:space="preserve">peak</w:t>
+      </w:r>
+      <w:r>
+        <w:t xml:space="preserve"> </w:t>
+      </w:r>
+      <w:r>
+        <w:t xml:space="preserve">RAM proses</w:t>
+      </w:r>
+      <w:r>
+        <w:t xml:space="preserve"> </w:t>
+      </w:r>
+      <w:r>
+        <w:rPr>
+          <w:i/>
+        </w:rPr>
+        <w:t xml:space="preserve">llama.cpp</w:t>
+      </w:r>
+      <w:r>
+        <w:t xml:space="preserve">.</w:t>
+      </w:r>
+    </w:p>
+    <w:p>
+      <w:pPr>
+        <w:pStyle w:val="FirstParagraph"/>
+        <w:jc w:val="both"/>
+      </w:pPr>
       <w:r>
         <w:rPr>
           <w:b/>
         </w:rPr>
-        <w:t xml:space="preserve"> </w:t>
-      </w:r>
-      <w:r>
-        <w:rPr>
-          <w:i/>
-          <w:b/>
-        </w:rPr>
-        <w:t xml:space="preserve">Post-Training Quantization</w:t>
-      </w:r>
-      <w:r>
-        <w:rPr>
-          <w:b/>
-        </w:rPr>
-        <w:t xml:space="preserve"> </w:t>
-      </w:r>
-      <w:r>
-        <w:rPr>
-          <w:b/>
-        </w:rPr>
-        <w:t xml:space="preserve">(PTQ) pada</w:t>
-      </w:r>
-      <w:r>
-        <w:rPr>
-          <w:b/>
-        </w:rPr>
-        <w:t xml:space="preserve"> </w:t>
-      </w:r>
-      <w:r>
-        <w:rPr>
-          <w:i/>
-          <w:b/>
-        </w:rPr>
-        <w:t xml:space="preserve">Small Language Model</w:t>
-      </w:r>
-      <w:r>
-        <w:rPr>
-          <w:b/>
-        </w:rPr>
-        <w:t xml:space="preserve"> </w:t>
-      </w:r>
-      <w:r>
-        <w:rPr>
-          <w:b/>
-        </w:rPr>
-        <w:t xml:space="preserve">untuk Implementasi</w:t>
-      </w:r>
-      <w:r>
-        <w:rPr>
-          <w:b/>
-        </w:rPr>
-        <w:t xml:space="preserve"> </w:t>
-      </w:r>
-      <w:r>
-        <w:rPr>
-          <w:i/>
-          <w:b/>
-        </w:rPr>
-        <w:t xml:space="preserve">Edge Computing</w:t>
-      </w:r>
-      <w:r>
-        <w:rPr>
-          <w:b/>
-        </w:rPr>
-        <w:t xml:space="preserve"> </w:t>
-      </w:r>
-      <w:r>
-        <w:rPr>
-          <w:b/>
-        </w:rPr>
-        <w:t xml:space="preserve">Berbasis Android</w:t>
-      </w:r>
-      <w:r>
-        <w:rPr>
-          <w:b/>
-        </w:rPr>
-        <w:t xml:space="preserve">”</w:t>
-      </w:r>
-      <w:r>
-        <w:t xml:space="preserve">. Skripsi ini disusun sebagai salah satu syarat untuk menyelesaikan program sarjana pada Program Studi Teknologi Informasi, Fakultas Teknik dan Informatika, Universitas Bina Sarana Informatika.</w:t>
-      </w:r>
-    </w:p>
-    <w:p>
-      <w:pPr>
-        <w:pStyle w:val="BodyText"/>
-        <w:jc w:val="both"/>
-      </w:pPr>
-      <w:r>
-        <w:t xml:space="preserve">Penulis menyampaikan terima kasih kepada dosen pembimbing, rekan-rekan mahasiswa, serta keluarga yang telah memberikan dukungan moral, masukan teknis, dan akses sumber daya selama proses penelitian berlangsung. Penulis menyadari bahwa skripsi ini masih jauh dari sempurna, sehingga kritik dan saran yang membangun sangat diharapkan demi penyempurnaan karya tulis serupa di masa depan.</w:t>
-      </w:r>
-    </w:p>
-    <w:p>
-      <w:pPr>
-        <w:pStyle w:val="BodyText"/>
-        <w:jc w:val="both"/>
-      </w:pPr>
-      <w:r>
-        <w:t xml:space="preserve">Jakarta, [Tanggal] [Bulan] [Tahun]</w:t>
-      </w:r>
-    </w:p>
-    <w:p>
-      <w:pPr>
-        <w:pStyle w:val="BodyText"/>
-        <w:jc w:val="both"/>
-      </w:pPr>
-      <w:r>
-        <w:t xml:space="preserve">Penulis,</w:t>
-      </w:r>
-    </w:p>
-    <w:p>
-      <w:pPr>
-        <w:pStyle w:val="BodyText"/>
-        <w:jc w:val="both"/>
-      </w:pPr>
-      <w:r>
-        <w:t xml:space="preserve">[Nama Mahasiswa]</w:t>
+        <w:t xml:space="preserve">c. Format Presisi Numerik dan Varian Kuantisasi</w:t>
+      </w:r>
+    </w:p>
+    <w:p>
+      <w:pPr>
+        <w:pStyle w:val="DefinitionTerm"/>
+      </w:pPr>
+      <w:r>
+        <w:t xml:space="preserve">FP16</w:t>
+      </w:r>
+    </w:p>
+    <w:p>
+      <w:pPr>
+        <w:pStyle w:val="Definition"/>
+      </w:pPr>
+      <w:r>
+        <w:rPr>
+          <w:i/>
+        </w:rPr>
+        <w:t xml:space="preserve">Floating-Point</w:t>
+      </w:r>
+      <w:r>
+        <w:t xml:space="preserve"> </w:t>
+      </w:r>
+      <w:r>
+        <w:t xml:space="preserve">16-bit, presisi</w:t>
+      </w:r>
+      <w:r>
+        <w:t xml:space="preserve"> </w:t>
+      </w:r>
+      <w:r>
+        <w:rPr>
+          <w:i/>
+        </w:rPr>
+        <w:t xml:space="preserve">baseline</w:t>
+      </w:r>
+      <w:r>
+        <w:t xml:space="preserve"> </w:t>
+      </w:r>
+      <w:r>
+        <w:t xml:space="preserve">tanpa kuantisasi.</w:t>
+      </w:r>
+    </w:p>
+    <w:p>
+      <w:pPr>
+        <w:pStyle w:val="DefinitionTerm"/>
+      </w:pPr>
+      <w:r>
+        <w:t xml:space="preserve">FP32</w:t>
+      </w:r>
+    </w:p>
+    <w:p>
+      <w:pPr>
+        <w:pStyle w:val="Definition"/>
+      </w:pPr>
+      <w:r>
+        <w:rPr>
+          <w:i/>
+        </w:rPr>
+        <w:t xml:space="preserve">Floating-Point</w:t>
+      </w:r>
+      <w:r>
+        <w:t xml:space="preserve"> </w:t>
+      </w:r>
+      <w:r>
+        <w:t xml:space="preserve">32-bit (digunakan sebagai referensi pada PC).</w:t>
+      </w:r>
+    </w:p>
+    <w:p>
+      <w:pPr>
+        <w:pStyle w:val="DefinitionTerm"/>
+      </w:pPr>
+      <w:r>
+        <w:t xml:space="preserve">INT8</w:t>
+      </w:r>
+    </w:p>
+    <w:p>
+      <w:pPr>
+        <w:pStyle w:val="Definition"/>
+      </w:pPr>
+      <w:r>
+        <w:rPr>
+          <w:i/>
+        </w:rPr>
+        <w:t xml:space="preserve">Integer</w:t>
+      </w:r>
+      <w:r>
+        <w:t xml:space="preserve"> </w:t>
+      </w:r>
+      <w:r>
+        <w:t xml:space="preserve">8-bit (referensi format kuantisasi non-</w:t>
+      </w:r>
+      <w:r>
+        <w:rPr>
+          <w:i/>
+        </w:rPr>
+        <w:t xml:space="preserve">k-quants</w:t>
+      </w:r>
+      <w:r>
+        <w:t xml:space="preserve">).</w:t>
+      </w:r>
+    </w:p>
+    <w:p>
+      <w:pPr>
+        <w:pStyle w:val="DefinitionTerm"/>
+      </w:pPr>
+      <w:r>
+        <w:t xml:space="preserve">Q3_K_M</w:t>
+      </w:r>
+    </w:p>
+    <w:p>
+      <w:pPr>
+        <w:pStyle w:val="Definition"/>
+      </w:pPr>
+      <w:r>
+        <w:t xml:space="preserve">GGUF</w:t>
+      </w:r>
+      <w:r>
+        <w:t xml:space="preserve"> </w:t>
+      </w:r>
+      <w:r>
+        <w:rPr>
+          <w:i/>
+        </w:rPr>
+        <w:t xml:space="preserve">K-Quants</w:t>
+      </w:r>
+      <w:r>
+        <w:t xml:space="preserve"> </w:t>
+      </w:r>
+      <w:r>
+        <w:t xml:space="preserve">3-bit varian</w:t>
+      </w:r>
+      <w:r>
+        <w:t xml:space="preserve"> </w:t>
+      </w:r>
+      <w:r>
+        <w:rPr>
+          <w:i/>
+        </w:rPr>
+        <w:t xml:space="preserve">Medium</w:t>
+      </w:r>
+      <w:r>
+        <w:t xml:space="preserve">.</w:t>
+      </w:r>
+    </w:p>
+    <w:p>
+      <w:pPr>
+        <w:pStyle w:val="DefinitionTerm"/>
+      </w:pPr>
+      <w:r>
+        <w:t xml:space="preserve">Q4_K_M</w:t>
+      </w:r>
+    </w:p>
+    <w:p>
+      <w:pPr>
+        <w:pStyle w:val="Definition"/>
+      </w:pPr>
+      <w:r>
+        <w:t xml:space="preserve">GGUF</w:t>
+      </w:r>
+      <w:r>
+        <w:t xml:space="preserve"> </w:t>
+      </w:r>
+      <w:r>
+        <w:rPr>
+          <w:i/>
+        </w:rPr>
+        <w:t xml:space="preserve">K-Quants</w:t>
+      </w:r>
+      <w:r>
+        <w:t xml:space="preserve"> </w:t>
+      </w:r>
+      <w:r>
+        <w:t xml:space="preserve">4-bit varian</w:t>
+      </w:r>
+      <w:r>
+        <w:t xml:space="preserve"> </w:t>
+      </w:r>
+      <w:r>
+        <w:rPr>
+          <w:i/>
+        </w:rPr>
+        <w:t xml:space="preserve">Medium</w:t>
+      </w:r>
+      <w:r>
+        <w:t xml:space="preserve"> </w:t>
+      </w:r>
+      <w:r>
+        <w:t xml:space="preserve">(dipilih sebagai</w:t>
+      </w:r>
+      <w:r>
+        <w:t xml:space="preserve"> </w:t>
+      </w:r>
+      <w:r>
+        <w:rPr>
+          <w:i/>
+        </w:rPr>
+        <w:t xml:space="preserve">sweet spot</w:t>
+      </w:r>
+      <w:r>
+        <w:t xml:space="preserve">).</w:t>
+      </w:r>
+    </w:p>
+    <w:p>
+      <w:pPr>
+        <w:pStyle w:val="DefinitionTerm"/>
+      </w:pPr>
+      <w:r>
+        <w:t xml:space="preserve">Q5_K_M</w:t>
+      </w:r>
+    </w:p>
+    <w:p>
+      <w:pPr>
+        <w:pStyle w:val="Definition"/>
+      </w:pPr>
+      <w:r>
+        <w:t xml:space="preserve">GGUF</w:t>
+      </w:r>
+      <w:r>
+        <w:t xml:space="preserve"> </w:t>
+      </w:r>
+      <w:r>
+        <w:rPr>
+          <w:i/>
+        </w:rPr>
+        <w:t xml:space="preserve">K-Quants</w:t>
+      </w:r>
+      <w:r>
+        <w:t xml:space="preserve"> </w:t>
+      </w:r>
+      <w:r>
+        <w:t xml:space="preserve">5-bit varian</w:t>
+      </w:r>
+      <w:r>
+        <w:t xml:space="preserve"> </w:t>
+      </w:r>
+      <w:r>
+        <w:rPr>
+          <w:i/>
+        </w:rPr>
+        <w:t xml:space="preserve">Medium</w:t>
+      </w:r>
+      <w:r>
+        <w:t xml:space="preserve">.</w:t>
       </w:r>
     </w:p>
     <w:sdt>
@@ -773,7 +1457,7 @@
       </w:r>
       <w:r>
         <w:tab/>
-        <w:t>22</w:t>
+        <w:t>25</w:t>
       </w:r>
     </w:p>
     <w:p>
@@ -789,7 +1473,7 @@
       </w:r>
       <w:r>
         <w:tab/>
-        <w:t>23</w:t>
+        <w:t>26</w:t>
       </w:r>
     </w:p>
     <w:p>
@@ -805,7 +1489,7 @@
       </w:r>
       <w:r>
         <w:tab/>
-        <w:t>34</w:t>
+        <w:t>37</w:t>
       </w:r>
     </w:p>
     <w:p>
@@ -821,7 +1505,7 @@
       </w:r>
       <w:r>
         <w:tab/>
-        <w:t>42</w:t>
+        <w:t>45</w:t>
       </w:r>
     </w:p>
     <w:p>
@@ -837,7 +1521,7 @@
       </w:r>
       <w:r>
         <w:tab/>
-        <w:t>45</w:t>
+        <w:t>48</w:t>
       </w:r>
     </w:p>
     <w:p>
@@ -853,7 +1537,7 @@
       </w:r>
       <w:r>
         <w:tab/>
-        <w:t>45</w:t>
+        <w:t>48</w:t>
       </w:r>
     </w:p>
     <w:p>
@@ -869,7 +1553,7 @@
       </w:r>
       <w:r>
         <w:tab/>
-        <w:t>47</w:t>
+        <w:t>50</w:t>
       </w:r>
     </w:p>
     <w:p>
@@ -885,7 +1569,7 @@
       </w:r>
       <w:r>
         <w:tab/>
-        <w:t>49</w:t>
+        <w:t>52</w:t>
       </w:r>
     </w:p>
     <w:p>
@@ -901,7 +1585,7 @@
       </w:r>
       <w:r>
         <w:tab/>
-        <w:t>54</w:t>
+        <w:t>57</w:t>
       </w:r>
     </w:p>
     <w:p>
@@ -917,7 +1601,7 @@
       </w:r>
       <w:r>
         <w:tab/>
-        <w:t>58</w:t>
+        <w:t>61</w:t>
       </w:r>
     </w:p>
     <w:p>
@@ -946,7 +1630,7 @@
       </w:r>
       <w:r>
         <w:tab/>
-        <w:t>27</w:t>
+        <w:t>30</w:t>
       </w:r>
     </w:p>
     <w:p>
@@ -962,7 +1646,7 @@
       </w:r>
       <w:r>
         <w:tab/>
-        <w:t>35</w:t>
+        <w:t>38</w:t>
       </w:r>
     </w:p>
     <w:p>
@@ -978,7 +1662,7 @@
       </w:r>
       <w:r>
         <w:tab/>
-        <w:t>36</w:t>
+        <w:t>39</w:t>
       </w:r>
     </w:p>
     <w:p>
@@ -994,7 +1678,7 @@
       </w:r>
       <w:r>
         <w:tab/>
-        <w:t>42</w:t>
+        <w:t>45</w:t>
       </w:r>
     </w:p>
     <w:p>
@@ -1010,7 +1694,7 @@
       </w:r>
       <w:r>
         <w:tab/>
-        <w:t>43</w:t>
+        <w:t>46</w:t>
       </w:r>
     </w:p>
     <w:p>
@@ -1026,7 +1710,7 @@
       </w:r>
       <w:r>
         <w:tab/>
-        <w:t>46</w:t>
+        <w:t>49</w:t>
       </w:r>
     </w:p>
     <w:p>
@@ -1042,7 +1726,7 @@
       </w:r>
       <w:r>
         <w:tab/>
-        <w:t>48</w:t>
+        <w:t>51</w:t>
       </w:r>
     </w:p>
     <w:p>
@@ -1058,7 +1742,7 @@
       </w:r>
       <w:r>
         <w:tab/>
-        <w:t>48</w:t>
+        <w:t>51</w:t>
       </w:r>
     </w:p>
     <w:p>
@@ -1074,7 +1758,7 @@
       </w:r>
       <w:r>
         <w:tab/>
-        <w:t>55</w:t>
+        <w:t>58</w:t>
       </w:r>
     </w:p>
     <w:p>
@@ -1090,7 +1774,7 @@
       </w:r>
       <w:r>
         <w:tab/>
-        <w:t>56</w:t>
+        <w:t>59</w:t>
       </w:r>
     </w:p>
     <w:p>
@@ -1106,28 +1790,28 @@
       </w:r>
       <w:r>
         <w:tab/>
-        <w:t>59</w:t>
+        <w:t>62</w:t>
       </w:r>
     </w:p>
     <w:p>
       <w:pPr>
         <w:pStyle w:val="Heading1"/>
       </w:pPr>
-      <w:bookmarkStart w:id="22" w:name="bab-i-pendahuluan"/>
+      <w:bookmarkStart w:id="24" w:name="bab-i-pendahuluan"/>
       <w:r>
         <w:t xml:space="preserve">BAB I PENDAHULUAN</w:t>
       </w:r>
-      <w:bookmarkEnd w:id="22"/>
+      <w:bookmarkEnd w:id="24"/>
     </w:p>
     <w:p>
       <w:pPr>
         <w:pStyle w:val="Heading2"/>
       </w:pPr>
-      <w:bookmarkStart w:id="23" w:name="latar-belakang-masalah"/>
+      <w:bookmarkStart w:id="25" w:name="latar-belakang-masalah"/>
       <w:r>
         <w:t xml:space="preserve">1.1 Latar Belakang Masalah</w:t>
       </w:r>
-      <w:bookmarkEnd w:id="23"/>
+      <w:bookmarkEnd w:id="25"/>
     </w:p>
     <w:p>
       <w:pPr>
@@ -1535,11 +2219,11 @@
       <w:pPr>
         <w:pStyle w:val="Heading2"/>
       </w:pPr>
-      <w:bookmarkStart w:id="24" w:name="identifikasi-permasalahan"/>
+      <w:bookmarkStart w:id="26" w:name="identifikasi-permasalahan"/>
       <w:r>
         <w:t xml:space="preserve">1.2 Identifikasi Permasalahan</w:t>
       </w:r>
-      <w:bookmarkEnd w:id="24"/>
+      <w:bookmarkEnd w:id="26"/>
     </w:p>
     <w:p>
       <w:pPr>
@@ -1769,11 +2453,11 @@
       <w:pPr>
         <w:pStyle w:val="Heading2"/>
       </w:pPr>
-      <w:bookmarkStart w:id="25" w:name="perumusan-masalah"/>
+      <w:bookmarkStart w:id="27" w:name="perumusan-masalah"/>
       <w:r>
         <w:t xml:space="preserve">1.3 Perumusan Masalah</w:t>
       </w:r>
-      <w:bookmarkEnd w:id="25"/>
+      <w:bookmarkEnd w:id="27"/>
     </w:p>
     <w:p>
       <w:pPr>
@@ -1933,21 +2617,21 @@
       <w:pPr>
         <w:pStyle w:val="Heading2"/>
       </w:pPr>
-      <w:bookmarkStart w:id="26" w:name="tujuan-dan-manfaat"/>
+      <w:bookmarkStart w:id="28" w:name="tujuan-dan-manfaat"/>
       <w:r>
         <w:t xml:space="preserve">1.4 Tujuan dan Manfaat</w:t>
       </w:r>
-      <w:bookmarkEnd w:id="26"/>
+      <w:bookmarkEnd w:id="28"/>
     </w:p>
     <w:p>
       <w:pPr>
         <w:pStyle w:val="Heading3"/>
       </w:pPr>
-      <w:bookmarkStart w:id="27" w:name="tujuan-penelitian"/>
+      <w:bookmarkStart w:id="29" w:name="tujuan-penelitian"/>
       <w:r>
         <w:t xml:space="preserve">1.4.1 Tujuan Penelitian</w:t>
       </w:r>
-      <w:bookmarkEnd w:id="27"/>
+      <w:bookmarkEnd w:id="29"/>
     </w:p>
     <w:p>
       <w:pPr>
@@ -2064,11 +2748,11 @@
       <w:pPr>
         <w:pStyle w:val="Heading3"/>
       </w:pPr>
-      <w:bookmarkStart w:id="28" w:name="manfaat-penelitian"/>
+      <w:bookmarkStart w:id="30" w:name="manfaat-penelitian"/>
       <w:r>
         <w:t xml:space="preserve">1.4.2 Manfaat Penelitian</w:t>
       </w:r>
-      <w:bookmarkEnd w:id="28"/>
+      <w:bookmarkEnd w:id="30"/>
     </w:p>
     <w:p>
       <w:pPr>
@@ -2342,11 +3026,11 @@
       <w:pPr>
         <w:pStyle w:val="Heading2"/>
       </w:pPr>
-      <w:bookmarkStart w:id="29" w:name="metode-penelitian"/>
+      <w:bookmarkStart w:id="31" w:name="metode-penelitian"/>
       <w:r>
         <w:t xml:space="preserve">1.5 Metode Penelitian</w:t>
       </w:r>
-      <w:bookmarkEnd w:id="29"/>
+      <w:bookmarkEnd w:id="31"/>
     </w:p>
     <w:p>
       <w:pPr>
@@ -2638,21 +3322,21 @@
       <w:pPr>
         <w:pStyle w:val="Heading2"/>
       </w:pPr>
-      <w:bookmarkStart w:id="30" w:name="teknik-pengumpulan-data"/>
+      <w:bookmarkStart w:id="32" w:name="teknik-pengumpulan-data"/>
       <w:r>
         <w:t xml:space="preserve">1.6 Teknik Pengumpulan Data</w:t>
       </w:r>
-      <w:bookmarkEnd w:id="30"/>
+      <w:bookmarkEnd w:id="32"/>
     </w:p>
     <w:p>
       <w:pPr>
         <w:pStyle w:val="Heading3"/>
       </w:pPr>
-      <w:bookmarkStart w:id="31" w:name="a.-observasi-eksperimental"/>
+      <w:bookmarkStart w:id="33" w:name="a.-observasi-eksperimental"/>
       <w:r>
         <w:t xml:space="preserve">A. Observasi (Eksperimental)</w:t>
       </w:r>
-      <w:bookmarkEnd w:id="31"/>
+      <w:bookmarkEnd w:id="33"/>
     </w:p>
     <w:p>
       <w:pPr>
@@ -2856,11 +3540,11 @@
       <w:pPr>
         <w:pStyle w:val="Heading3"/>
       </w:pPr>
-      <w:bookmarkStart w:id="32" w:name="b.-wawancara"/>
+      <w:bookmarkStart w:id="34" w:name="b.-wawancara"/>
       <w:r>
         <w:t xml:space="preserve">B. Wawancara</w:t>
       </w:r>
-      <w:bookmarkEnd w:id="32"/>
+      <w:bookmarkEnd w:id="34"/>
     </w:p>
     <w:p>
       <w:pPr>
@@ -2998,11 +3682,11 @@
       <w:pPr>
         <w:pStyle w:val="Heading3"/>
       </w:pPr>
-      <w:bookmarkStart w:id="33" w:name="c.-studi-pustaka"/>
+      <w:bookmarkStart w:id="35" w:name="c.-studi-pustaka"/>
       <w:r>
         <w:t xml:space="preserve">C. Studi Pustaka</w:t>
       </w:r>
-      <w:bookmarkEnd w:id="33"/>
+      <w:bookmarkEnd w:id="35"/>
     </w:p>
     <w:p>
       <w:pPr>
@@ -3047,11 +3731,11 @@
       <w:pPr>
         <w:pStyle w:val="Heading2"/>
       </w:pPr>
-      <w:bookmarkStart w:id="34" w:name="ruang-lingkup"/>
+      <w:bookmarkStart w:id="36" w:name="ruang-lingkup"/>
       <w:r>
         <w:t xml:space="preserve">1.7 Ruang Lingkup</w:t>
       </w:r>
-      <w:bookmarkEnd w:id="34"/>
+      <w:bookmarkEnd w:id="36"/>
     </w:p>
     <w:p>
       <w:pPr>
@@ -3404,11 +4088,11 @@
       <w:pPr>
         <w:pStyle w:val="Heading2"/>
       </w:pPr>
-      <w:bookmarkStart w:id="35" w:name="hipotesis"/>
+      <w:bookmarkStart w:id="37" w:name="hipotesis"/>
       <w:r>
         <w:t xml:space="preserve">1.8 Hipotesis</w:t>
       </w:r>
-      <w:bookmarkEnd w:id="35"/>
+      <w:bookmarkEnd w:id="37"/>
     </w:p>
     <w:p>
       <w:pPr>
@@ -3529,21 +4213,21 @@
       <w:pPr>
         <w:pStyle w:val="Heading1"/>
       </w:pPr>
-      <w:bookmarkStart w:id="36" w:name="bab-ii-landasan-teori"/>
+      <w:bookmarkStart w:id="38" w:name="bab-ii-landasan-teori"/>
       <w:r>
         <w:t xml:space="preserve">BAB II LANDASAN TEORI</w:t>
       </w:r>
-      <w:bookmarkEnd w:id="36"/>
+      <w:bookmarkEnd w:id="38"/>
     </w:p>
     <w:p>
       <w:pPr>
         <w:pStyle w:val="Heading2"/>
       </w:pPr>
-      <w:bookmarkStart w:id="37" w:name="tinjauan-pustaka"/>
+      <w:bookmarkStart w:id="39" w:name="tinjauan-pustaka"/>
       <w:r>
         <w:t xml:space="preserve">2.1 Tinjauan Pustaka</w:t>
       </w:r>
-      <w:bookmarkEnd w:id="37"/>
+      <w:bookmarkEnd w:id="39"/>
     </w:p>
     <w:p>
       <w:pPr>
@@ -3558,7 +4242,7 @@
       <w:pPr>
         <w:pStyle w:val="Heading3"/>
       </w:pPr>
-      <w:bookmarkStart w:id="38" w:name="Xb4a9f9ed04087f64b99c605e5a9458731b26210"/>
+      <w:bookmarkStart w:id="40" w:name="Xb4a9f9ed04087f64b99c605e5a9458731b26210"/>
       <w:r>
         <w:t xml:space="preserve">2.1.1</w:t>
       </w:r>
@@ -3586,7 +4270,7 @@
         </w:rPr>
         <w:t xml:space="preserve">Edge Computing</w:t>
       </w:r>
-      <w:bookmarkEnd w:id="38"/>
+      <w:bookmarkEnd w:id="40"/>
     </w:p>
     <w:p>
       <w:pPr>
@@ -3781,7 +4465,7 @@
       <w:pPr>
         <w:pStyle w:val="Heading3"/>
       </w:pPr>
-      <w:bookmarkStart w:id="39" w:name="Xdd561efe2ebb473bc0c395efa2fd6f02e58caf8"/>
+      <w:bookmarkStart w:id="41" w:name="Xdd561efe2ebb473bc0c395efa2fd6f02e58caf8"/>
       <w:r>
         <w:t xml:space="preserve">2.1.2</w:t>
       </w:r>
@@ -3800,7 +4484,7 @@
       <w:r>
         <w:t xml:space="preserve">(LLM) dan Fleksibilitasnya</w:t>
       </w:r>
-      <w:bookmarkEnd w:id="39"/>
+      <w:bookmarkEnd w:id="41"/>
     </w:p>
     <w:p>
       <w:pPr>
@@ -3917,7 +4601,7 @@
       <w:pPr>
         <w:pStyle w:val="Heading3"/>
       </w:pPr>
-      <w:bookmarkStart w:id="40" w:name="X299e509303d607ae34a350b2c3e935b344b7736"/>
+      <w:bookmarkStart w:id="42" w:name="X299e509303d607ae34a350b2c3e935b344b7736"/>
       <w:r>
         <w:t xml:space="preserve">2.1.3</w:t>
       </w:r>
@@ -3936,7 +4620,7 @@
       <w:r>
         <w:t xml:space="preserve">(SLM) dan Limitasi Perangkat Seluler</w:t>
       </w:r>
-      <w:bookmarkEnd w:id="40"/>
+      <w:bookmarkEnd w:id="42"/>
     </w:p>
     <w:p>
       <w:pPr>
@@ -4071,7 +4755,7 @@
       <w:pPr>
         <w:pStyle w:val="Heading3"/>
       </w:pPr>
-      <w:bookmarkStart w:id="41" w:name="arsitektur-dasar-transformer"/>
+      <w:bookmarkStart w:id="43" w:name="arsitektur-dasar-transformer"/>
       <w:r>
         <w:t xml:space="preserve">2.1.4 Arsitektur Dasar</w:t>
       </w:r>
@@ -4084,7 +4768,7 @@
         </w:rPr>
         <w:t xml:space="preserve">Transformer</w:t>
       </w:r>
-      <w:bookmarkEnd w:id="41"/>
+      <w:bookmarkEnd w:id="43"/>
     </w:p>
     <w:p>
       <w:pPr>
@@ -4168,7 +4852,7 @@
       <w:pPr>
         <w:pStyle w:val="Heading3"/>
       </w:pPr>
-      <w:bookmarkStart w:id="42" w:name="Xf5c3f1a75679e64ee2f853906d1bb781824abc0"/>
+      <w:bookmarkStart w:id="44" w:name="Xf5c3f1a75679e64ee2f853906d1bb781824abc0"/>
       <w:r>
         <w:t xml:space="preserve">2.1.5 Konsep Kuantisasi, Presisi Campuran (</w:t>
       </w:r>
@@ -4181,7 +4865,7 @@
       <w:r>
         <w:t xml:space="preserve">), dan Rentang 3-Bit hingga 5-Bit</w:t>
       </w:r>
-      <w:bookmarkEnd w:id="42"/>
+      <w:bookmarkEnd w:id="44"/>
     </w:p>
     <w:p>
       <w:pPr>
@@ -4503,7 +5187,7 @@
                     </pic:cNvPicPr>
                   </pic:nvPicPr>
                   <pic:blipFill>
-                    <a:blip r:embed="rId43"/>
+                    <a:blip r:embed="rId45"/>
                     <a:stretch>
                       <a:fillRect/>
                     </a:stretch>
@@ -4572,7 +5256,7 @@
       <w:pPr>
         <w:pStyle w:val="Heading3"/>
       </w:pPr>
-      <w:bookmarkStart w:id="44" w:name="X76d87eb6242ca70523b4d866dba4029ee0c103a"/>
+      <w:bookmarkStart w:id="46" w:name="X76d87eb6242ca70523b4d866dba4029ee0c103a"/>
       <w:r>
         <w:t xml:space="preserve">2.1.6 Karakteristik Inferensi</w:t>
       </w:r>
@@ -4603,7 +5287,7 @@
       <w:r>
         <w:t xml:space="preserve">Memori</w:t>
       </w:r>
-      <w:bookmarkEnd w:id="44"/>
+      <w:bookmarkEnd w:id="46"/>
     </w:p>
     <w:p>
       <w:pPr>
@@ -4688,7 +5372,7 @@
                     </pic:cNvPicPr>
                   </pic:nvPicPr>
                   <pic:blipFill>
-                    <a:blip r:embed="rId45"/>
+                    <a:blip r:embed="rId47"/>
                     <a:stretch>
                       <a:fillRect/>
                     </a:stretch>
@@ -4742,7 +5426,7 @@
       <w:pPr>
         <w:pStyle w:val="Heading3"/>
       </w:pPr>
-      <w:bookmarkStart w:id="46" w:name="Xf158878b85548314260d964e3187df6447303ec"/>
+      <w:bookmarkStart w:id="48" w:name="Xf158878b85548314260d964e3187df6447303ec"/>
       <w:r>
         <w:t xml:space="preserve">2.1.7 Format File GGUF (</w:t>
       </w:r>
@@ -4755,7 +5439,7 @@
       <w:r>
         <w:t xml:space="preserve">)</w:t>
       </w:r>
-      <w:bookmarkEnd w:id="46"/>
+      <w:bookmarkEnd w:id="48"/>
     </w:p>
     <w:p>
       <w:pPr>
@@ -4806,7 +5490,7 @@
       <w:pPr>
         <w:pStyle w:val="Heading3"/>
       </w:pPr>
-      <w:bookmarkStart w:id="47" w:name="framework-inferensi-llama.cpp-di-android"/>
+      <w:bookmarkStart w:id="49" w:name="framework-inferensi-llama.cpp-di-android"/>
       <w:r>
         <w:t xml:space="preserve">2.1.8</w:t>
       </w:r>
@@ -4840,7 +5524,7 @@
       <w:r>
         <w:t xml:space="preserve">di Android</w:t>
       </w:r>
-      <w:bookmarkEnd w:id="47"/>
+      <w:bookmarkEnd w:id="49"/>
     </w:p>
     <w:p>
       <w:pPr>
@@ -4954,7 +5638,7 @@
       <w:pPr>
         <w:pStyle w:val="Heading3"/>
       </w:pPr>
-      <w:bookmarkStart w:id="48" w:name="Xb5b76c1ec1c6fc13c9436a78a41a5271eb904db"/>
+      <w:bookmarkStart w:id="50" w:name="Xb5b76c1ec1c6fc13c9436a78a41a5271eb904db"/>
       <w:r>
         <w:t xml:space="preserve">2.1.9 Tantangan Gangguan Matematis (</w:t>
       </w:r>
@@ -4967,7 +5651,7 @@
       <w:r>
         <w:t xml:space="preserve">)</w:t>
       </w:r>
-      <w:bookmarkEnd w:id="48"/>
+      <w:bookmarkEnd w:id="50"/>
     </w:p>
     <w:p>
       <w:pPr>
@@ -5027,7 +5711,7 @@
       <w:pPr>
         <w:pStyle w:val="Heading3"/>
       </w:pPr>
-      <w:bookmarkStart w:id="49" w:name="metrik-evaluasi-performa-edge-computing"/>
+      <w:bookmarkStart w:id="51" w:name="metrik-evaluasi-performa-edge-computing"/>
       <w:r>
         <w:t xml:space="preserve">2.1.10 Metrik Evaluasi Performa</w:t>
       </w:r>
@@ -5040,7 +5724,7 @@
         </w:rPr>
         <w:t xml:space="preserve">Edge Computing</w:t>
       </w:r>
-      <w:bookmarkEnd w:id="49"/>
+      <w:bookmarkEnd w:id="51"/>
     </w:p>
     <w:p>
       <w:pPr>
@@ -5161,11 +5845,11 @@
       <w:pPr>
         <w:pStyle w:val="Heading3"/>
       </w:pPr>
-      <w:bookmarkStart w:id="50" w:name="Xa5938977a4d48d16dbe75c1cae8e5bb0619c56a"/>
+      <w:bookmarkStart w:id="52" w:name="Xa5938977a4d48d16dbe75c1cae8e5bb0619c56a"/>
       <w:r>
         <w:t xml:space="preserve">2.1.11 Standar Pengujian Kognitif dan Linguistik</w:t>
       </w:r>
-      <w:bookmarkEnd w:id="50"/>
+      <w:bookmarkEnd w:id="52"/>
     </w:p>
     <w:p>
       <w:pPr>
@@ -5305,11 +5989,11 @@
       <w:pPr>
         <w:pStyle w:val="Heading2"/>
       </w:pPr>
-      <w:bookmarkStart w:id="51" w:name="penelitian-terkait"/>
+      <w:bookmarkStart w:id="53" w:name="penelitian-terkait"/>
       <w:r>
         <w:t xml:space="preserve">2.2 Penelitian Terkait</w:t>
       </w:r>
-      <w:bookmarkEnd w:id="51"/>
+      <w:bookmarkEnd w:id="53"/>
     </w:p>
     <w:p>
       <w:pPr>
@@ -6476,11 +7160,11 @@
       <w:pPr>
         <w:pStyle w:val="Heading2"/>
       </w:pPr>
-      <w:bookmarkStart w:id="52" w:name="tinjauan-organisasi-objek-penelitian"/>
+      <w:bookmarkStart w:id="54" w:name="tinjauan-organisasi-objek-penelitian"/>
       <w:r>
         <w:t xml:space="preserve">2.3 Tinjauan Organisasi (Objek Penelitian)</w:t>
       </w:r>
-      <w:bookmarkEnd w:id="52"/>
+      <w:bookmarkEnd w:id="54"/>
     </w:p>
     <w:p>
       <w:pPr>
@@ -6591,11 +7275,11 @@
       <w:pPr>
         <w:pStyle w:val="Heading3"/>
       </w:pPr>
-      <w:bookmarkStart w:id="53" w:name="Xdeb50835d1c7f8ff0573ebe0c0badaac77f37d8"/>
+      <w:bookmarkStart w:id="55" w:name="Xdeb50835d1c7f8ff0573ebe0c0badaac77f37d8"/>
       <w:r>
         <w:t xml:space="preserve">2.3.1 Ekosistem Uji Keras: Tecno Pova 5 dengan Termux</w:t>
       </w:r>
-      <w:bookmarkEnd w:id="53"/>
+      <w:bookmarkEnd w:id="55"/>
     </w:p>
     <w:p>
       <w:pPr>
@@ -6691,11 +7375,11 @@
       <w:pPr>
         <w:pStyle w:val="Heading3"/>
       </w:pPr>
-      <w:bookmarkStart w:id="54" w:name="X300b5984d772f8801860a7c90935807d5194c04"/>
+      <w:bookmarkStart w:id="56" w:name="X300b5984d772f8801860a7c90935807d5194c04"/>
       <w:r>
         <w:t xml:space="preserve">2.3.2 Objek Arsitektur SLM: LFM 2.5 (1,2B) dan Qwen 3.5 (2B)</w:t>
       </w:r>
-      <w:bookmarkEnd w:id="54"/>
+      <w:bookmarkEnd w:id="56"/>
     </w:p>
     <w:p>
       <w:pPr>
@@ -6923,21 +7607,21 @@
       <w:pPr>
         <w:pStyle w:val="Heading1"/>
       </w:pPr>
-      <w:bookmarkStart w:id="55" w:name="bab-iii-metodologi-penelitian"/>
+      <w:bookmarkStart w:id="57" w:name="bab-iii-metodologi-penelitian"/>
       <w:r>
         <w:t xml:space="preserve">BAB III METODOLOGI PENELITIAN</w:t>
       </w:r>
-      <w:bookmarkEnd w:id="55"/>
+      <w:bookmarkEnd w:id="57"/>
     </w:p>
     <w:p>
       <w:pPr>
         <w:pStyle w:val="Heading2"/>
       </w:pPr>
-      <w:bookmarkStart w:id="56" w:name="tahapan-penelitian"/>
+      <w:bookmarkStart w:id="58" w:name="tahapan-penelitian"/>
       <w:r>
         <w:t xml:space="preserve">3.1 Tahapan Penelitian</w:t>
       </w:r>
-      <w:bookmarkEnd w:id="56"/>
+      <w:bookmarkEnd w:id="58"/>
     </w:p>
     <w:p>
       <w:pPr>
@@ -8053,7 +8737,7 @@
                     </pic:cNvPicPr>
                   </pic:nvPicPr>
                   <pic:blipFill>
-                    <a:blip r:embed="rId57"/>
+                    <a:blip r:embed="rId59"/>
                     <a:stretch>
                       <a:fillRect/>
                     </a:stretch>
@@ -8092,11 +8776,11 @@
       <w:pPr>
         <w:pStyle w:val="Heading2"/>
       </w:pPr>
-      <w:bookmarkStart w:id="58" w:name="instrumen-penelitian"/>
+      <w:bookmarkStart w:id="60" w:name="instrumen-penelitian"/>
       <w:r>
         <w:t xml:space="preserve">3.2 Instrumen Penelitian</w:t>
       </w:r>
-      <w:bookmarkEnd w:id="58"/>
+      <w:bookmarkEnd w:id="60"/>
     </w:p>
     <w:p>
       <w:pPr>
@@ -9411,11 +10095,11 @@
       <w:pPr>
         <w:pStyle w:val="Heading2"/>
       </w:pPr>
-      <w:bookmarkStart w:id="59" w:name="metode-pengumpulan-data"/>
+      <w:bookmarkStart w:id="61" w:name="metode-pengumpulan-data"/>
       <w:r>
         <w:t xml:space="preserve">3.3 Metode Pengumpulan Data</w:t>
       </w:r>
-      <w:bookmarkEnd w:id="59"/>
+      <w:bookmarkEnd w:id="61"/>
     </w:p>
     <w:p>
       <w:pPr>
@@ -9469,11 +10153,11 @@
       <w:pPr>
         <w:pStyle w:val="Heading3"/>
       </w:pPr>
-      <w:bookmarkStart w:id="60" w:name="Xc4b5058b1a37e4260b9b4e37d4a7825ab911370"/>
+      <w:bookmarkStart w:id="62" w:name="Xc4b5058b1a37e4260b9b4e37d4a7825ab911370"/>
       <w:r>
         <w:t xml:space="preserve">A. Pengamatan Langsung (Observasi Eksperimental)</w:t>
       </w:r>
-      <w:bookmarkEnd w:id="60"/>
+      <w:bookmarkEnd w:id="62"/>
     </w:p>
     <w:p>
       <w:pPr>
@@ -9695,11 +10379,11 @@
       <w:pPr>
         <w:pStyle w:val="Heading3"/>
       </w:pPr>
-      <w:bookmarkStart w:id="61" w:name="b.-studi-pustaka"/>
+      <w:bookmarkStart w:id="63" w:name="b.-studi-pustaka"/>
       <w:r>
         <w:t xml:space="preserve">B. Studi Pustaka</w:t>
       </w:r>
-      <w:bookmarkEnd w:id="61"/>
+      <w:bookmarkEnd w:id="63"/>
     </w:p>
     <w:p>
       <w:pPr>
@@ -9744,11 +10428,11 @@
       <w:pPr>
         <w:pStyle w:val="Heading2"/>
       </w:pPr>
-      <w:bookmarkStart w:id="62" w:name="metode-analisis-data"/>
+      <w:bookmarkStart w:id="64" w:name="metode-analisis-data"/>
       <w:r>
         <w:t xml:space="preserve">3.4 Metode Analisis Data</w:t>
       </w:r>
-      <w:bookmarkEnd w:id="62"/>
+      <w:bookmarkEnd w:id="64"/>
     </w:p>
     <w:p>
       <w:pPr>
@@ -10265,21 +10949,21 @@
       <w:pPr>
         <w:pStyle w:val="Heading1"/>
       </w:pPr>
-      <w:bookmarkStart w:id="63" w:name="bab-iv-hasil-penelitian-dan-pembahasan"/>
+      <w:bookmarkStart w:id="65" w:name="bab-iv-hasil-penelitian-dan-pembahasan"/>
       <w:r>
         <w:t xml:space="preserve">BAB IV HASIL PENELITIAN DAN PEMBAHASAN</w:t>
       </w:r>
-      <w:bookmarkEnd w:id="63"/>
+      <w:bookmarkEnd w:id="65"/>
     </w:p>
     <w:p>
       <w:pPr>
         <w:pStyle w:val="Heading2"/>
       </w:pPr>
-      <w:bookmarkStart w:id="64" w:name="lingkungan-pengujian-dan-skenario"/>
+      <w:bookmarkStart w:id="66" w:name="lingkungan-pengujian-dan-skenario"/>
       <w:r>
         <w:t xml:space="preserve">4.1 Lingkungan Pengujian dan Skenario</w:t>
       </w:r>
-      <w:bookmarkEnd w:id="64"/>
+      <w:bookmarkEnd w:id="66"/>
     </w:p>
     <w:p>
       <w:pPr>
@@ -10479,7 +11163,7 @@
       <w:pPr>
         <w:pStyle w:val="Heading2"/>
       </w:pPr>
-      <w:bookmarkStart w:id="65" w:name="X9bf69c72b625da71600f6d85c4769c5b47eb5d0"/>
+      <w:bookmarkStart w:id="67" w:name="X9bf69c72b625da71600f6d85c4769c5b47eb5d0"/>
       <w:r>
         <w:t xml:space="preserve">4.2 Hasil Uji Efisiensi Infrastruktur (</w:t>
       </w:r>
@@ -10492,7 +11176,7 @@
       <w:r>
         <w:t xml:space="preserve">)</w:t>
       </w:r>
-      <w:bookmarkEnd w:id="65"/>
+      <w:bookmarkEnd w:id="67"/>
     </w:p>
     <w:p>
       <w:pPr>
@@ -10516,7 +11200,7 @@
       <w:pPr>
         <w:pStyle w:val="Heading3"/>
       </w:pPr>
-      <w:bookmarkStart w:id="66" w:name="Xdc15f67e2c87c3a90bb01d92b66ec84595d91e2"/>
+      <w:bookmarkStart w:id="68" w:name="Xdc15f67e2c87c3a90bb01d92b66ec84595d91e2"/>
       <w:r>
         <w:t xml:space="preserve">4.2.1 Reduksi Kapasitas Penyimpanan Fisik (</w:t>
       </w:r>
@@ -10529,7 +11213,7 @@
       <w:r>
         <w:t xml:space="preserve">)</w:t>
       </w:r>
-      <w:bookmarkEnd w:id="66"/>
+      <w:bookmarkEnd w:id="68"/>
     </w:p>
     <w:p>
       <w:pPr>
@@ -11013,1152 +11697,6 @@
                 <pic:pic>
                   <pic:nvPicPr>
                     <pic:cNvPr descr="gambar/4_1_ukuran_berkas.png" id="0" name="Picture"/>
-                    <pic:cNvPicPr>
-                      <a:picLocks noChangeArrowheads="1" noChangeAspect="1"/>
-                    </pic:cNvPicPr>
-                  </pic:nvPicPr>
-                  <pic:blipFill>
-                    <a:blip r:embed="rId67"/>
-                    <a:stretch>
-                      <a:fillRect/>
-                    </a:stretch>
-                  </pic:blipFill>
-                  <pic:spPr bwMode="auto">
-                    <a:xfrm>
-                      <a:off x="0" y="0"/>
-                      <a:ext cx="5334000" cy="3164237"/>
-                    </a:xfrm>
-                    <a:prstGeom prst="rect">
-                      <a:avLst/>
-                    </a:prstGeom>
-                    <a:noFill/>
-                    <a:ln w="9525">
-                      <a:noFill/>
-                      <a:headEnd/>
-                      <a:tailEnd/>
-                    </a:ln>
-                  </pic:spPr>
-                </pic:pic>
-              </a:graphicData>
-            </a:graphic>
-          </wp:inline>
-        </w:drawing>
-      </w:r>
-    </w:p>
-    <w:p>
-      <w:pPr>
-        <w:pStyle w:val="ImageCaption"/>
-      </w:pPr>
-      <w:r>
-        <w:t xml:space="preserve">Gambar IV.1 Reduksi ukuran berkas model per varian kuantisasi. Sumber: olahan penulis.</w:t>
-      </w:r>
-    </w:p>
-    <w:p>
-      <w:pPr>
-        <w:pStyle w:val="BodyText"/>
-        <w:jc w:val="both"/>
-      </w:pPr>
-      <w:r>
-        <w:t xml:space="preserve">Berdasarkan Tabel IV.1, implementasi kuantisasi mampu mereduksi ukuran berkas model secara signifikan melampaui 60%. Pada varian Q3_K_M, ukuran LFM 2.5 berhasil ditekan hingga 573 MB, sementara Qwen 3.5 menyusut menjadi 1,1 GB, sehingga memberikan ketersediaan ruang penyimpanan ROM yang lebih besar pada perangkat.</w:t>
-      </w:r>
-    </w:p>
-    <w:p>
-      <w:pPr>
-        <w:pStyle w:val="Heading3"/>
-      </w:pPr>
-      <w:bookmarkStart w:id="68" w:name="X4139fde28ee8235afc5acb27a8c182fc86f1cae"/>
-      <w:r>
-        <w:t xml:space="preserve">4.2.2 Konsumsi RAM dan Kecepatan Inferensi (Helio G99)</w:t>
-      </w:r>
-      <w:bookmarkEnd w:id="68"/>
-    </w:p>
-    <w:p>
-      <w:pPr>
-        <w:pStyle w:val="FirstParagraph"/>
-        <w:jc w:val="both"/>
-      </w:pPr>
-      <w:r>
-        <w:t xml:space="preserve">Pengujian performa komputasi dilakukan secara</w:t>
-      </w:r>
-      <w:r>
-        <w:t xml:space="preserve"> </w:t>
-      </w:r>
-      <w:r>
-        <w:rPr>
-          <w:i/>
-        </w:rPr>
-        <w:t xml:space="preserve">batch</w:t>
-      </w:r>
-      <w:r>
-        <w:t xml:space="preserve"> </w:t>
-      </w:r>
-      <w:r>
-        <w:t xml:space="preserve">langsung pada perangkat</w:t>
-      </w:r>
-      <w:r>
-        <w:t xml:space="preserve"> </w:t>
-      </w:r>
-      <w:r>
-        <w:rPr>
-          <w:i/>
-        </w:rPr>
-        <w:t xml:space="preserve">target</w:t>
-      </w:r>
-      <w:r>
-        <w:t xml:space="preserve"> </w:t>
-      </w:r>
-      <w:r>
-        <w:t xml:space="preserve">Tecno Pova 5 melalui</w:t>
-      </w:r>
-      <w:r>
-        <w:t xml:space="preserve"> </w:t>
-      </w:r>
-      <w:r>
-        <w:rPr>
-          <w:i/>
-        </w:rPr>
-        <w:t xml:space="preserve">script</w:t>
-      </w:r>
-      <w:r>
-        <w:t xml:space="preserve"> </w:t>
-      </w:r>
-      <w:r>
-        <w:t xml:space="preserve">otomatisasi</w:t>
-      </w:r>
-      <w:r>
-        <w:t xml:space="preserve"> </w:t>
-      </w:r>
-      <w:r>
-        <w:rPr>
-          <w:rStyle w:val="VerbatimChar"/>
-        </w:rPr>
-        <w:t xml:space="preserve">benchmark.sh</w:t>
-      </w:r>
-      <w:r>
-        <w:t xml:space="preserve"> </w:t>
-      </w:r>
-      <w:r>
-        <w:t xml:space="preserve">di Termux. Setiap varian model diuji</w:t>
-      </w:r>
-      <w:r>
-        <w:t xml:space="preserve"> </w:t>
-      </w:r>
-      <w:r>
-        <w:rPr>
-          <w:b/>
-        </w:rPr>
-        <w:t xml:space="preserve">tiga kali</w:t>
-      </w:r>
-      <w:r>
-        <w:t xml:space="preserve"> </w:t>
-      </w:r>
-      <w:r>
-        <w:t xml:space="preserve">(kecuali tiga varian Qwen yang diuji dua kali akibat keterbatasan termal perangkat), dengan jeda</w:t>
-      </w:r>
-      <w:r>
-        <w:t xml:space="preserve"> </w:t>
-      </w:r>
-      <w:r>
-        <w:rPr>
-          <w:i/>
-        </w:rPr>
-        <w:t xml:space="preserve">cooldown</w:t>
-      </w:r>
-      <w:r>
-        <w:t xml:space="preserve"> </w:t>
-      </w:r>
-      <w:r>
-        <w:t xml:space="preserve">manual 3–5 menit antar model untuk menghindari</w:t>
-      </w:r>
-      <w:r>
-        <w:t xml:space="preserve"> </w:t>
-      </w:r>
-      <w:r>
-        <w:rPr>
-          <w:i/>
-        </w:rPr>
-        <w:t xml:space="preserve">thermal throttling</w:t>
-      </w:r>
-      <w:r>
-        <w:t xml:space="preserve">. Metrik kecepatan baca (</w:t>
-      </w:r>
-      <w:r>
-        <w:rPr>
-          <w:i/>
-        </w:rPr>
-        <w:t xml:space="preserve">Prompt Speed</w:t>
-      </w:r>
-      <w:r>
-        <w:t xml:space="preserve">) dan kecepatan produksi teks (</w:t>
-      </w:r>
-      <w:r>
-        <w:rPr>
-          <w:i/>
-        </w:rPr>
-        <w:t xml:space="preserve">Generation Speed</w:t>
-      </w:r>
-      <w:r>
-        <w:t xml:space="preserve">) diekstraksi dari keluaran statistik</w:t>
-      </w:r>
-      <w:r>
-        <w:t xml:space="preserve"> </w:t>
-      </w:r>
-      <w:r>
-        <w:rPr>
-          <w:rStyle w:val="VerbatimChar"/>
-        </w:rPr>
-        <w:t xml:space="preserve">llama-cli</w:t>
-      </w:r>
-      <w:r>
-        <w:t xml:space="preserve">, sedangkan konsumsi RAM proses (</w:t>
-      </w:r>
-      <w:r>
-        <w:rPr>
-          <w:rStyle w:val="VerbatimChar"/>
-        </w:rPr>
-        <w:t xml:space="preserve">VmRSS</w:t>
-      </w:r>
-      <w:r>
-        <w:t xml:space="preserve">) dan beban CPU dipantau secara periodik (setiap 0,5 detik) dari</w:t>
-      </w:r>
-      <w:r>
-        <w:t xml:space="preserve"> </w:t>
-      </w:r>
-      <w:r>
-        <w:rPr>
-          <w:rStyle w:val="VerbatimChar"/>
-        </w:rPr>
-        <w:t xml:space="preserve">/proc/&lt;pid&gt;/status</w:t>
-      </w:r>
-      <w:r>
-        <w:t xml:space="preserve"> </w:t>
-      </w:r>
-      <w:r>
-        <w:t xml:space="preserve">menggunakan konfigurasi 6</w:t>
-      </w:r>
-      <w:r>
-        <w:t xml:space="preserve"> </w:t>
-      </w:r>
-      <w:r>
-        <w:rPr>
-          <w:i/>
-        </w:rPr>
-        <w:t xml:space="preserve">threads</w:t>
-      </w:r>
-      <w:r>
-        <w:t xml:space="preserve">. Hasil agregat (rerata ± simpangan baku) disajikan pada Tabel IV.2.</w:t>
-      </w:r>
-    </w:p>
-    <w:p>
-      <w:pPr>
-        <w:pStyle w:val="TableCaption"/>
-      </w:pPr>
-      <w:r>
-        <w:t xml:space="preserve">Tabel IV.2 Performa Inferensi (Total Waktu,</w:t>
-      </w:r>
-      <w:r>
-        <w:t xml:space="preserve"> </w:t>
-      </w:r>
-      <w:r>
-        <w:rPr>
-          <w:i/>
-        </w:rPr>
-        <w:t xml:space="preserve">Prompt Speed</w:t>
-      </w:r>
-      <w:r>
-        <w:t xml:space="preserve">,</w:t>
-      </w:r>
-      <w:r>
-        <w:t xml:space="preserve"> </w:t>
-      </w:r>
-      <w:r>
-        <w:rPr>
-          <w:i/>
-        </w:rPr>
-        <w:t xml:space="preserve">Generation Speed</w:t>
-      </w:r>
-      <w:r>
-        <w:t xml:space="preserve">,</w:t>
-      </w:r>
-      <w:r>
-        <w:t xml:space="preserve"> </w:t>
-      </w:r>
-      <w:r>
-        <w:rPr>
-          <w:i/>
-        </w:rPr>
-        <w:t xml:space="preserve">Peak</w:t>
-      </w:r>
-      <w:r>
-        <w:t xml:space="preserve"> </w:t>
-      </w:r>
-      <w:r>
-        <w:t xml:space="preserve">RAM proses, dan CPU</w:t>
-      </w:r>
-      <w:r>
-        <w:t xml:space="preserve"> </w:t>
-      </w:r>
-      <w:r>
-        <w:rPr>
-          <w:i/>
-        </w:rPr>
-        <w:t xml:space="preserve">Peak</w:t>
-      </w:r>
-      <w:r>
-        <w:t xml:space="preserve">), rerata ± simpangan baku</w:t>
-      </w:r>
-    </w:p>
-    <w:tbl>
-      <w:tblPr>
-        <w:tblStyle w:val="Table"/>
-        <w:tblW w:type="pct" w:w="4999.999999999999"/>
-        <w:tblLook w:firstRow="1"/>
-        <w:tblCaption w:val="Tabel IV.2 Performa Inferensi (Total Waktu, Prompt Speed, Generation Speed, Peak RAM proses, dan CPU Peak), rerata ± simpangan baku"/>
-      </w:tblPr>
-      <w:tblGrid>
-        <w:gridCol w:w="720"/>
-        <w:gridCol w:w="1200"/>
-        <w:gridCol w:w="1200"/>
-        <w:gridCol w:w="1200"/>
-        <w:gridCol w:w="1200"/>
-        <w:gridCol w:w="1200"/>
-        <w:gridCol w:w="1200"/>
-      </w:tblGrid>
-      <w:tr>
-        <w:trPr>
-          <w:cnfStyle w:firstRow="1"/>
-        </w:trPr>
-        <w:tc>
-          <w:tcPr>
-            <w:tcBorders>
-              <w:bottom w:val="single"/>
-            </w:tcBorders>
-            <w:vAlign w:val="bottom"/>
-          </w:tcPr>
-          <w:p>
-            <w:pPr>
-              <w:pStyle w:val="Compact"/>
-              <w:jc w:val="left"/>
-            </w:pPr>
-            <w:r>
-              <w:t xml:space="preserve">Model (Format)</w:t>
-            </w:r>
-          </w:p>
-        </w:tc>
-        <w:tc>
-          <w:tcPr>
-            <w:tcBorders>
-              <w:bottom w:val="single"/>
-            </w:tcBorders>
-            <w:vAlign w:val="bottom"/>
-          </w:tcPr>
-          <w:p>
-            <w:pPr>
-              <w:pStyle w:val="Compact"/>
-              <w:jc w:val="center"/>
-            </w:pPr>
-            <w:r>
-              <w:t xml:space="preserve">N</w:t>
-            </w:r>
-          </w:p>
-        </w:tc>
-        <w:tc>
-          <w:tcPr>
-            <w:tcBorders>
-              <w:bottom w:val="single"/>
-            </w:tcBorders>
-            <w:vAlign w:val="bottom"/>
-          </w:tcPr>
-          <w:p>
-            <w:pPr>
-              <w:pStyle w:val="Compact"/>
-              <w:jc w:val="center"/>
-            </w:pPr>
-            <w:r>
-              <w:t xml:space="preserve">Total Waktu (s)</w:t>
-            </w:r>
-          </w:p>
-        </w:tc>
-        <w:tc>
-          <w:tcPr>
-            <w:tcBorders>
-              <w:bottom w:val="single"/>
-            </w:tcBorders>
-            <w:vAlign w:val="bottom"/>
-          </w:tcPr>
-          <w:p>
-            <w:pPr>
-              <w:pStyle w:val="Compact"/>
-              <w:jc w:val="center"/>
-            </w:pPr>
-            <w:r>
-              <w:t xml:space="preserve">Prompt Speed (t/s)</w:t>
-            </w:r>
-          </w:p>
-        </w:tc>
-        <w:tc>
-          <w:tcPr>
-            <w:tcBorders>
-              <w:bottom w:val="single"/>
-            </w:tcBorders>
-            <w:vAlign w:val="bottom"/>
-          </w:tcPr>
-          <w:p>
-            <w:pPr>
-              <w:pStyle w:val="Compact"/>
-              <w:jc w:val="center"/>
-            </w:pPr>
-            <w:r>
-              <w:t xml:space="preserve">Gen Speed (t/s)</w:t>
-            </w:r>
-          </w:p>
-        </w:tc>
-        <w:tc>
-          <w:tcPr>
-            <w:tcBorders>
-              <w:bottom w:val="single"/>
-            </w:tcBorders>
-            <w:vAlign w:val="bottom"/>
-          </w:tcPr>
-          <w:p>
-            <w:pPr>
-              <w:pStyle w:val="Compact"/>
-              <w:jc w:val="center"/>
-            </w:pPr>
-            <w:r>
-              <w:t xml:space="preserve">Peak RAM Proses (MB)</w:t>
-            </w:r>
-          </w:p>
-        </w:tc>
-        <w:tc>
-          <w:tcPr>
-            <w:tcBorders>
-              <w:bottom w:val="single"/>
-            </w:tcBorders>
-            <w:vAlign w:val="bottom"/>
-          </w:tcPr>
-          <w:p>
-            <w:pPr>
-              <w:pStyle w:val="Compact"/>
-              <w:jc w:val="center"/>
-            </w:pPr>
-            <w:r>
-              <w:t xml:space="preserve">CPU Peak (%)</w:t>
-            </w:r>
-          </w:p>
-        </w:tc>
-      </w:tr>
-      <w:tr>
-        <w:tc>
-          <w:p>
-            <w:pPr>
-              <w:pStyle w:val="Compact"/>
-              <w:jc w:val="left"/>
-            </w:pPr>
-            <w:r>
-              <w:t xml:space="preserve">LFM 2.5 (F16)</w:t>
-            </w:r>
-          </w:p>
-        </w:tc>
-        <w:tc>
-          <w:p>
-            <w:pPr>
-              <w:pStyle w:val="Compact"/>
-              <w:jc w:val="center"/>
-            </w:pPr>
-            <w:r>
-              <w:t xml:space="preserve">3</w:t>
-            </w:r>
-          </w:p>
-        </w:tc>
-        <w:tc>
-          <w:p>
-            <w:pPr>
-              <w:pStyle w:val="Compact"/>
-              <w:jc w:val="center"/>
-            </w:pPr>
-            <w:r>
-              <w:t xml:space="preserve">16,00 ± 2,83</w:t>
-            </w:r>
-          </w:p>
-        </w:tc>
-        <w:tc>
-          <w:p>
-            <w:pPr>
-              <w:pStyle w:val="Compact"/>
-              <w:jc w:val="center"/>
-            </w:pPr>
-            <w:r>
-              <w:t xml:space="preserve">33,47 ± 6,49</w:t>
-            </w:r>
-          </w:p>
-        </w:tc>
-        <w:tc>
-          <w:p>
-            <w:pPr>
-              <w:pStyle w:val="Compact"/>
-              <w:jc w:val="center"/>
-            </w:pPr>
-            <w:r>
-              <w:t xml:space="preserve">5,57 ± 0,19</w:t>
-            </w:r>
-          </w:p>
-        </w:tc>
-        <w:tc>
-          <w:p>
-            <w:pPr>
-              <w:pStyle w:val="Compact"/>
-              <w:jc w:val="center"/>
-            </w:pPr>
-            <w:r>
-              <w:t xml:space="preserve">2.303,47 ± 13,32</w:t>
-            </w:r>
-          </w:p>
-        </w:tc>
-        <w:tc>
-          <w:p>
-            <w:pPr>
-              <w:pStyle w:val="Compact"/>
-              <w:jc w:val="center"/>
-            </w:pPr>
-            <w:r>
-              <w:t xml:space="preserve">292,33 ± 20,04</w:t>
-            </w:r>
-          </w:p>
-        </w:tc>
-      </w:tr>
-      <w:tr>
-        <w:tc>
-          <w:p>
-            <w:pPr>
-              <w:pStyle w:val="Compact"/>
-              <w:jc w:val="left"/>
-            </w:pPr>
-            <w:r>
-              <w:t xml:space="preserve">LFM 2.5 (Q5_K_M)</w:t>
-            </w:r>
-          </w:p>
-        </w:tc>
-        <w:tc>
-          <w:p>
-            <w:pPr>
-              <w:pStyle w:val="Compact"/>
-              <w:jc w:val="center"/>
-            </w:pPr>
-            <w:r>
-              <w:t xml:space="preserve">3</w:t>
-            </w:r>
-          </w:p>
-        </w:tc>
-        <w:tc>
-          <w:p>
-            <w:pPr>
-              <w:pStyle w:val="Compact"/>
-              <w:jc w:val="center"/>
-            </w:pPr>
-            <w:r>
-              <w:t xml:space="preserve">10,67 ± 1,70</w:t>
-            </w:r>
-          </w:p>
-        </w:tc>
-        <w:tc>
-          <w:p>
-            <w:pPr>
-              <w:pStyle w:val="Compact"/>
-              <w:jc w:val="center"/>
-            </w:pPr>
-            <w:r>
-              <w:t xml:space="preserve">35,33 ± 1,21</w:t>
-            </w:r>
-          </w:p>
-        </w:tc>
-        <w:tc>
-          <w:p>
-            <w:pPr>
-              <w:pStyle w:val="Compact"/>
-              <w:jc w:val="center"/>
-            </w:pPr>
-            <w:r>
-              <w:t xml:space="preserve">10,63 ± 0,62</w:t>
-            </w:r>
-          </w:p>
-        </w:tc>
-        <w:tc>
-          <w:p>
-            <w:pPr>
-              <w:pStyle w:val="Compact"/>
-              <w:jc w:val="center"/>
-            </w:pPr>
-            <w:r>
-              <w:t xml:space="preserve">1.665,28 ± 14,07</w:t>
-            </w:r>
-          </w:p>
-        </w:tc>
-        <w:tc>
-          <w:p>
-            <w:pPr>
-              <w:pStyle w:val="Compact"/>
-              <w:jc w:val="center"/>
-            </w:pPr>
-            <w:r>
-              <w:t xml:space="preserve">357,33 ± 33,81</w:t>
-            </w:r>
-          </w:p>
-        </w:tc>
-      </w:tr>
-      <w:tr>
-        <w:tc>
-          <w:p>
-            <w:pPr>
-              <w:pStyle w:val="Compact"/>
-              <w:jc w:val="left"/>
-            </w:pPr>
-            <w:r>
-              <w:t xml:space="preserve">LFM 2.5 (Q4_K_M)</w:t>
-            </w:r>
-          </w:p>
-        </w:tc>
-        <w:tc>
-          <w:p>
-            <w:pPr>
-              <w:pStyle w:val="Compact"/>
-              <w:jc w:val="center"/>
-            </w:pPr>
-            <w:r>
-              <w:t xml:space="preserve">3</w:t>
-            </w:r>
-          </w:p>
-        </w:tc>
-        <w:tc>
-          <w:p>
-            <w:pPr>
-              <w:pStyle w:val="Compact"/>
-              <w:jc w:val="center"/>
-            </w:pPr>
-            <w:r>
-              <w:t xml:space="preserve">7,33 ± 0,47</w:t>
-            </w:r>
-          </w:p>
-        </w:tc>
-        <w:tc>
-          <w:p>
-            <w:pPr>
-              <w:pStyle w:val="Compact"/>
-              <w:jc w:val="center"/>
-            </w:pPr>
-            <w:r>
-              <w:t xml:space="preserve">43,67 ± 2,38</w:t>
-            </w:r>
-          </w:p>
-        </w:tc>
-        <w:tc>
-          <w:p>
-            <w:pPr>
-              <w:pStyle w:val="Compact"/>
-              <w:jc w:val="center"/>
-            </w:pPr>
-            <w:r>
-              <w:t xml:space="preserve">13,67 ± 0,24</w:t>
-            </w:r>
-          </w:p>
-        </w:tc>
-        <w:tc>
-          <w:p>
-            <w:pPr>
-              <w:pStyle w:val="Compact"/>
-              <w:jc w:val="center"/>
-            </w:pPr>
-            <w:r>
-              <w:t xml:space="preserve">1.452,97 ± 14,15</w:t>
-            </w:r>
-          </w:p>
-        </w:tc>
-        <w:tc>
-          <w:p>
-            <w:pPr>
-              <w:pStyle w:val="Compact"/>
-              <w:jc w:val="center"/>
-            </w:pPr>
-            <w:r>
-              <w:t xml:space="preserve">299,33 ± 19,69</w:t>
-            </w:r>
-          </w:p>
-        </w:tc>
-      </w:tr>
-      <w:tr>
-        <w:tc>
-          <w:p>
-            <w:pPr>
-              <w:pStyle w:val="Compact"/>
-              <w:jc w:val="left"/>
-            </w:pPr>
-            <w:r>
-              <w:t xml:space="preserve">LFM 2.5 (Q3_K_M)</w:t>
-            </w:r>
-          </w:p>
-        </w:tc>
-        <w:tc>
-          <w:p>
-            <w:pPr>
-              <w:pStyle w:val="Compact"/>
-              <w:jc w:val="center"/>
-            </w:pPr>
-            <w:r>
-              <w:t xml:space="preserve">3</w:t>
-            </w:r>
-          </w:p>
-        </w:tc>
-        <w:tc>
-          <w:p>
-            <w:pPr>
-              <w:pStyle w:val="Compact"/>
-              <w:jc w:val="center"/>
-            </w:pPr>
-            <w:r>
-              <w:t xml:space="preserve">14,33 ± 1,89</w:t>
-            </w:r>
-          </w:p>
-        </w:tc>
-        <w:tc>
-          <w:p>
-            <w:pPr>
-              <w:pStyle w:val="Compact"/>
-              <w:jc w:val="center"/>
-            </w:pPr>
-            <w:r>
-              <w:t xml:space="preserve">18,27 ± 1,82</w:t>
-            </w:r>
-          </w:p>
-        </w:tc>
-        <w:tc>
-          <w:p>
-            <w:pPr>
-              <w:pStyle w:val="Compact"/>
-              <w:jc w:val="center"/>
-            </w:pPr>
-            <w:r>
-              <w:t xml:space="preserve">11,07 ± 0,69</w:t>
-            </w:r>
-          </w:p>
-        </w:tc>
-        <w:tc>
-          <w:p>
-            <w:pPr>
-              <w:pStyle w:val="Compact"/>
-              <w:jc w:val="center"/>
-            </w:pPr>
-            <w:r>
-              <w:t xml:space="preserve">911,97 ± 15,08</w:t>
-            </w:r>
-          </w:p>
-        </w:tc>
-        <w:tc>
-          <w:p>
-            <w:pPr>
-              <w:pStyle w:val="Compact"/>
-              <w:jc w:val="center"/>
-            </w:pPr>
-            <w:r>
-              <w:t xml:space="preserve">464,00 ± 6,98</w:t>
-            </w:r>
-          </w:p>
-        </w:tc>
-      </w:tr>
-      <w:tr>
-        <w:tc>
-          <w:p>
-            <w:pPr>
-              <w:pStyle w:val="Compact"/>
-              <w:jc w:val="left"/>
-            </w:pPr>
-            <w:r>
-              <w:t xml:space="preserve">Qwen 3.5 (F16)</w:t>
-            </w:r>
-          </w:p>
-        </w:tc>
-        <w:tc>
-          <w:p>
-            <w:pPr>
-              <w:pStyle w:val="Compact"/>
-              <w:jc w:val="center"/>
-            </w:pPr>
-            <w:r>
-              <w:t xml:space="preserve">3</w:t>
-            </w:r>
-          </w:p>
-        </w:tc>
-        <w:tc>
-          <w:p>
-            <w:pPr>
-              <w:pStyle w:val="Compact"/>
-              <w:jc w:val="center"/>
-            </w:pPr>
-            <w:r>
-              <w:t xml:space="preserve">310,33 ± 76,27</w:t>
-            </w:r>
-          </w:p>
-        </w:tc>
-        <w:tc>
-          <w:p>
-            <w:pPr>
-              <w:pStyle w:val="Compact"/>
-              <w:jc w:val="center"/>
-            </w:pPr>
-            <w:r>
-              <w:t xml:space="preserve">22,70 ± 1,71</w:t>
-            </w:r>
-          </w:p>
-        </w:tc>
-        <w:tc>
-          <w:p>
-            <w:pPr>
-              <w:pStyle w:val="Compact"/>
-              <w:jc w:val="center"/>
-            </w:pPr>
-            <w:r>
-              <w:t xml:space="preserve">1,87 ± 0,19</w:t>
-            </w:r>
-          </w:p>
-        </w:tc>
-        <w:tc>
-          <w:p>
-            <w:pPr>
-              <w:pStyle w:val="Compact"/>
-              <w:jc w:val="center"/>
-            </w:pPr>
-            <w:r>
-              <w:t xml:space="preserve">3.744,25 ± 8,05</w:t>
-            </w:r>
-          </w:p>
-        </w:tc>
-        <w:tc>
-          <w:p>
-            <w:pPr>
-              <w:pStyle w:val="Compact"/>
-              <w:jc w:val="center"/>
-            </w:pPr>
-            <w:r>
-              <w:t xml:space="preserve">430,33 ± 34,65</w:t>
-            </w:r>
-          </w:p>
-        </w:tc>
-      </w:tr>
-      <w:tr>
-        <w:tc>
-          <w:p>
-            <w:pPr>
-              <w:pStyle w:val="Compact"/>
-              <w:jc w:val="left"/>
-            </w:pPr>
-            <w:r>
-              <w:t xml:space="preserve">Qwen 3.5 (Q5_K_M)</w:t>
-            </w:r>
-          </w:p>
-        </w:tc>
-        <w:tc>
-          <w:p>
-            <w:pPr>
-              <w:pStyle w:val="Compact"/>
-              <w:jc w:val="center"/>
-            </w:pPr>
-            <w:r>
-              <w:t xml:space="preserve">2</w:t>
-            </w:r>
-          </w:p>
-        </w:tc>
-        <w:tc>
-          <w:p>
-            <w:pPr>
-              <w:pStyle w:val="Compact"/>
-              <w:jc w:val="center"/>
-            </w:pPr>
-            <w:r>
-              <w:t xml:space="preserve">181,00 ± 27,00</w:t>
-            </w:r>
-          </w:p>
-        </w:tc>
-        <w:tc>
-          <w:p>
-            <w:pPr>
-              <w:pStyle w:val="Compact"/>
-              <w:jc w:val="center"/>
-            </w:pPr>
-            <w:r>
-              <w:t xml:space="preserve">22,55 ± 0,25</w:t>
-            </w:r>
-          </w:p>
-        </w:tc>
-        <w:tc>
-          <w:p>
-            <w:pPr>
-              <w:pStyle w:val="Compact"/>
-              <w:jc w:val="center"/>
-            </w:pPr>
-            <w:r>
-              <w:t xml:space="preserve">4,60 ± 0,30</w:t>
-            </w:r>
-          </w:p>
-        </w:tc>
-        <w:tc>
-          <w:p>
-            <w:pPr>
-              <w:pStyle w:val="Compact"/>
-              <w:jc w:val="center"/>
-            </w:pPr>
-            <w:r>
-              <w:t xml:space="preserve">2.856,29 ± 0,29</w:t>
-            </w:r>
-          </w:p>
-        </w:tc>
-        <w:tc>
-          <w:p>
-            <w:pPr>
-              <w:pStyle w:val="Compact"/>
-              <w:jc w:val="center"/>
-            </w:pPr>
-            <w:r>
-              <w:t xml:space="preserve">509,00 ± 20,00</w:t>
-            </w:r>
-          </w:p>
-        </w:tc>
-      </w:tr>
-      <w:tr>
-        <w:tc>
-          <w:p>
-            <w:pPr>
-              <w:pStyle w:val="Compact"/>
-              <w:jc w:val="left"/>
-            </w:pPr>
-            <w:r>
-              <w:t xml:space="preserve">Qwen 3.5 (Q4_K_M)</w:t>
-            </w:r>
-          </w:p>
-        </w:tc>
-        <w:tc>
-          <w:p>
-            <w:pPr>
-              <w:pStyle w:val="Compact"/>
-              <w:jc w:val="center"/>
-            </w:pPr>
-            <w:r>
-              <w:t xml:space="preserve">2</w:t>
-            </w:r>
-          </w:p>
-        </w:tc>
-        <w:tc>
-          <w:p>
-            <w:pPr>
-              <w:pStyle w:val="Compact"/>
-              <w:jc w:val="center"/>
-            </w:pPr>
-            <w:r>
-              <w:t xml:space="preserve">297,00 ± 46,00</w:t>
-            </w:r>
-          </w:p>
-        </w:tc>
-        <w:tc>
-          <w:p>
-            <w:pPr>
-              <w:pStyle w:val="Compact"/>
-              <w:jc w:val="center"/>
-            </w:pPr>
-            <w:r>
-              <w:t xml:space="preserve">27,00 ± 2,60</w:t>
-            </w:r>
-          </w:p>
-        </w:tc>
-        <w:tc>
-          <w:p>
-            <w:pPr>
-              <w:pStyle w:val="Compact"/>
-              <w:jc w:val="center"/>
-            </w:pPr>
-            <w:r>
-              <w:t xml:space="preserve">4,95 ± 0,25</w:t>
-            </w:r>
-          </w:p>
-        </w:tc>
-        <w:tc>
-          <w:p>
-            <w:pPr>
-              <w:pStyle w:val="Compact"/>
-              <w:jc w:val="center"/>
-            </w:pPr>
-            <w:r>
-              <w:t xml:space="preserve">2.562,88 ± 0,46</w:t>
-            </w:r>
-          </w:p>
-        </w:tc>
-        <w:tc>
-          <w:p>
-            <w:pPr>
-              <w:pStyle w:val="Compact"/>
-              <w:jc w:val="center"/>
-            </w:pPr>
-            <w:r>
-              <w:t xml:space="preserve">500,50 ± 25,50</w:t>
-            </w:r>
-          </w:p>
-        </w:tc>
-      </w:tr>
-      <w:tr>
-        <w:tc>
-          <w:p>
-            <w:pPr>
-              <w:pStyle w:val="Compact"/>
-              <w:jc w:val="left"/>
-            </w:pPr>
-            <w:r>
-              <w:t xml:space="preserve">Qwen 3.5 (Q3_K_M)</w:t>
-            </w:r>
-          </w:p>
-        </w:tc>
-        <w:tc>
-          <w:p>
-            <w:pPr>
-              <w:pStyle w:val="Compact"/>
-              <w:jc w:val="center"/>
-            </w:pPr>
-            <w:r>
-              <w:t xml:space="preserve">2</w:t>
-            </w:r>
-          </w:p>
-        </w:tc>
-        <w:tc>
-          <w:p>
-            <w:pPr>
-              <w:pStyle w:val="Compact"/>
-              <w:jc w:val="center"/>
-            </w:pPr>
-            <w:r>
-              <w:t xml:space="preserve">187,00 ± 100,00</w:t>
-            </w:r>
-          </w:p>
-        </w:tc>
-        <w:tc>
-          <w:p>
-            <w:pPr>
-              <w:pStyle w:val="Compact"/>
-              <w:jc w:val="center"/>
-            </w:pPr>
-            <w:r>
-              <w:t xml:space="preserve">14,55 ± 0,95</w:t>
-            </w:r>
-          </w:p>
-        </w:tc>
-        <w:tc>
-          <w:p>
-            <w:pPr>
-              <w:pStyle w:val="Compact"/>
-              <w:jc w:val="center"/>
-            </w:pPr>
-            <w:r>
-              <w:t xml:space="preserve">4,25 ± 0,35</w:t>
-            </w:r>
-          </w:p>
-        </w:tc>
-        <w:tc>
-          <w:p>
-            <w:pPr>
-              <w:pStyle w:val="Compact"/>
-              <w:jc w:val="center"/>
-            </w:pPr>
-            <w:r>
-              <w:t xml:space="preserve">1.897,97 ± 0,02</w:t>
-            </w:r>
-          </w:p>
-        </w:tc>
-        <w:tc>
-          <w:p>
-            <w:pPr>
-              <w:pStyle w:val="Compact"/>
-              <w:jc w:val="center"/>
-            </w:pPr>
-            <w:r>
-              <w:t xml:space="preserve">525,00 ± 2,00</w:t>
-            </w:r>
-          </w:p>
-        </w:tc>
-      </w:tr>
-    </w:tbl>
-    <w:p>
-      <w:pPr>
-        <w:pStyle w:val="BodyText"/>
-        <w:jc w:val="both"/>
-      </w:pPr>
-      <w:r>
-        <w:rPr>
-          <w:i/>
-        </w:rPr>
-        <w:t xml:space="preserve">Catatan: kolom CPU</w:t>
-      </w:r>
-      <w:r>
-        <w:rPr>
-          <w:i/>
-        </w:rPr>
-        <w:t xml:space="preserve"> </w:t>
-      </w:r>
-      <w:r>
-        <w:t xml:space="preserve">Peak* (%) mencerminkan beban gabungan terhadap 6</w:t>
-      </w:r>
-      <w:r>
-        <w:t xml:space="preserve"> </w:t>
-      </w:r>
-      <w:r>
-        <w:rPr>
-          <w:i/>
-        </w:rPr>
-        <w:t xml:space="preserve">thread</w:t>
-      </w:r>
-      <w:r>
-        <w:t xml:space="preserve"> </w:t>
-      </w:r>
-      <w:r>
-        <w:t xml:space="preserve">yang dialokasikan (skala maksimal teoretis 600%, menggunakan metrik</w:t>
-      </w:r>
-      <w:r>
-        <w:t xml:space="preserve"> </w:t>
-      </w:r>
-      <w:r>
-        <w:rPr>
-          <w:rStyle w:val="VerbatimChar"/>
-        </w:rPr>
-        <w:t xml:space="preserve">%CPU</w:t>
-      </w:r>
-      <w:r>
-        <w:t xml:space="preserve"> </w:t>
-      </w:r>
-      <w:r>
-        <w:t xml:space="preserve">dari</w:t>
-      </w:r>
-      <w:r>
-        <w:t xml:space="preserve"> </w:t>
-      </w:r>
-      <w:r>
-        <w:rPr>
-          <w:rStyle w:val="VerbatimChar"/>
-        </w:rPr>
-        <w:t xml:space="preserve">ps</w:t>
-      </w:r>
-      <w:r>
-        <w:t xml:space="preserve">).*</w:t>
-      </w:r>
-    </w:p>
-    <w:p>
-      <w:pPr>
-        <w:pStyle w:val="CaptionedFigure"/>
-      </w:pPr>
-      <w:r>
-        <w:drawing>
-          <wp:inline>
-            <wp:extent cx="5334000" cy="3164237"/>
-            <wp:effectExtent b="0" l="0" r="0" t="0"/>
-            <wp:docPr descr="Gambar IV.2 Konsumsi Peak RAM proses per varian kuantisasi pada Helio G99 (RAM 8 GB). Error bar menunjukkan ± satu simpangan baku. Sumber: olahan penulis." title="" id="1" name="Picture"/>
-            <a:graphic>
-              <a:graphicData uri="http://schemas.openxmlformats.org/drawingml/2006/picture">
-                <pic:pic>
-                  <pic:nvPicPr>
-                    <pic:cNvPr descr="gambar/4_3_konsumsi_ram.png" id="0" name="Picture"/>
                     <pic:cNvPicPr>
                       <a:picLocks noChangeArrowheads="1" noChangeAspect="1"/>
                     </pic:cNvPicPr>
@@ -12196,6 +11734,1152 @@
         <w:pStyle w:val="ImageCaption"/>
       </w:pPr>
       <w:r>
+        <w:t xml:space="preserve">Gambar IV.1 Reduksi ukuran berkas model per varian kuantisasi. Sumber: olahan penulis.</w:t>
+      </w:r>
+    </w:p>
+    <w:p>
+      <w:pPr>
+        <w:pStyle w:val="BodyText"/>
+        <w:jc w:val="both"/>
+      </w:pPr>
+      <w:r>
+        <w:t xml:space="preserve">Berdasarkan Tabel IV.1, implementasi kuantisasi mampu mereduksi ukuran berkas model secara signifikan melampaui 60%. Pada varian Q3_K_M, ukuran LFM 2.5 berhasil ditekan hingga 573 MB, sementara Qwen 3.5 menyusut menjadi 1,1 GB, sehingga memberikan ketersediaan ruang penyimpanan ROM yang lebih besar pada perangkat.</w:t>
+      </w:r>
+    </w:p>
+    <w:p>
+      <w:pPr>
+        <w:pStyle w:val="Heading3"/>
+      </w:pPr>
+      <w:bookmarkStart w:id="70" w:name="X4139fde28ee8235afc5acb27a8c182fc86f1cae"/>
+      <w:r>
+        <w:t xml:space="preserve">4.2.2 Konsumsi RAM dan Kecepatan Inferensi (Helio G99)</w:t>
+      </w:r>
+      <w:bookmarkEnd w:id="70"/>
+    </w:p>
+    <w:p>
+      <w:pPr>
+        <w:pStyle w:val="FirstParagraph"/>
+        <w:jc w:val="both"/>
+      </w:pPr>
+      <w:r>
+        <w:t xml:space="preserve">Pengujian performa komputasi dilakukan secara</w:t>
+      </w:r>
+      <w:r>
+        <w:t xml:space="preserve"> </w:t>
+      </w:r>
+      <w:r>
+        <w:rPr>
+          <w:i/>
+        </w:rPr>
+        <w:t xml:space="preserve">batch</w:t>
+      </w:r>
+      <w:r>
+        <w:t xml:space="preserve"> </w:t>
+      </w:r>
+      <w:r>
+        <w:t xml:space="preserve">langsung pada perangkat</w:t>
+      </w:r>
+      <w:r>
+        <w:t xml:space="preserve"> </w:t>
+      </w:r>
+      <w:r>
+        <w:rPr>
+          <w:i/>
+        </w:rPr>
+        <w:t xml:space="preserve">target</w:t>
+      </w:r>
+      <w:r>
+        <w:t xml:space="preserve"> </w:t>
+      </w:r>
+      <w:r>
+        <w:t xml:space="preserve">Tecno Pova 5 melalui</w:t>
+      </w:r>
+      <w:r>
+        <w:t xml:space="preserve"> </w:t>
+      </w:r>
+      <w:r>
+        <w:rPr>
+          <w:i/>
+        </w:rPr>
+        <w:t xml:space="preserve">script</w:t>
+      </w:r>
+      <w:r>
+        <w:t xml:space="preserve"> </w:t>
+      </w:r>
+      <w:r>
+        <w:t xml:space="preserve">otomatisasi</w:t>
+      </w:r>
+      <w:r>
+        <w:t xml:space="preserve"> </w:t>
+      </w:r>
+      <w:r>
+        <w:rPr>
+          <w:rStyle w:val="VerbatimChar"/>
+        </w:rPr>
+        <w:t xml:space="preserve">benchmark.sh</w:t>
+      </w:r>
+      <w:r>
+        <w:t xml:space="preserve"> </w:t>
+      </w:r>
+      <w:r>
+        <w:t xml:space="preserve">di Termux. Setiap varian model diuji</w:t>
+      </w:r>
+      <w:r>
+        <w:t xml:space="preserve"> </w:t>
+      </w:r>
+      <w:r>
+        <w:rPr>
+          <w:b/>
+        </w:rPr>
+        <w:t xml:space="preserve">tiga kali</w:t>
+      </w:r>
+      <w:r>
+        <w:t xml:space="preserve"> </w:t>
+      </w:r>
+      <w:r>
+        <w:t xml:space="preserve">(kecuali tiga varian Qwen yang diuji dua kali akibat keterbatasan termal perangkat), dengan jeda</w:t>
+      </w:r>
+      <w:r>
+        <w:t xml:space="preserve"> </w:t>
+      </w:r>
+      <w:r>
+        <w:rPr>
+          <w:i/>
+        </w:rPr>
+        <w:t xml:space="preserve">cooldown</w:t>
+      </w:r>
+      <w:r>
+        <w:t xml:space="preserve"> </w:t>
+      </w:r>
+      <w:r>
+        <w:t xml:space="preserve">manual 3–5 menit antar model untuk menghindari</w:t>
+      </w:r>
+      <w:r>
+        <w:t xml:space="preserve"> </w:t>
+      </w:r>
+      <w:r>
+        <w:rPr>
+          <w:i/>
+        </w:rPr>
+        <w:t xml:space="preserve">thermal throttling</w:t>
+      </w:r>
+      <w:r>
+        <w:t xml:space="preserve">. Metrik kecepatan baca (</w:t>
+      </w:r>
+      <w:r>
+        <w:rPr>
+          <w:i/>
+        </w:rPr>
+        <w:t xml:space="preserve">Prompt Speed</w:t>
+      </w:r>
+      <w:r>
+        <w:t xml:space="preserve">) dan kecepatan produksi teks (</w:t>
+      </w:r>
+      <w:r>
+        <w:rPr>
+          <w:i/>
+        </w:rPr>
+        <w:t xml:space="preserve">Generation Speed</w:t>
+      </w:r>
+      <w:r>
+        <w:t xml:space="preserve">) diekstraksi dari keluaran statistik</w:t>
+      </w:r>
+      <w:r>
+        <w:t xml:space="preserve"> </w:t>
+      </w:r>
+      <w:r>
+        <w:rPr>
+          <w:rStyle w:val="VerbatimChar"/>
+        </w:rPr>
+        <w:t xml:space="preserve">llama-cli</w:t>
+      </w:r>
+      <w:r>
+        <w:t xml:space="preserve">, sedangkan konsumsi RAM proses (</w:t>
+      </w:r>
+      <w:r>
+        <w:rPr>
+          <w:rStyle w:val="VerbatimChar"/>
+        </w:rPr>
+        <w:t xml:space="preserve">VmRSS</w:t>
+      </w:r>
+      <w:r>
+        <w:t xml:space="preserve">) dan beban CPU dipantau secara periodik (setiap 0,5 detik) dari</w:t>
+      </w:r>
+      <w:r>
+        <w:t xml:space="preserve"> </w:t>
+      </w:r>
+      <w:r>
+        <w:rPr>
+          <w:rStyle w:val="VerbatimChar"/>
+        </w:rPr>
+        <w:t xml:space="preserve">/proc/&lt;pid&gt;/status</w:t>
+      </w:r>
+      <w:r>
+        <w:t xml:space="preserve"> </w:t>
+      </w:r>
+      <w:r>
+        <w:t xml:space="preserve">menggunakan konfigurasi 6</w:t>
+      </w:r>
+      <w:r>
+        <w:t xml:space="preserve"> </w:t>
+      </w:r>
+      <w:r>
+        <w:rPr>
+          <w:i/>
+        </w:rPr>
+        <w:t xml:space="preserve">threads</w:t>
+      </w:r>
+      <w:r>
+        <w:t xml:space="preserve">. Hasil agregat (rerata ± simpangan baku) disajikan pada Tabel IV.2.</w:t>
+      </w:r>
+    </w:p>
+    <w:p>
+      <w:pPr>
+        <w:pStyle w:val="TableCaption"/>
+      </w:pPr>
+      <w:r>
+        <w:t xml:space="preserve">Tabel IV.2 Performa Inferensi (Total Waktu,</w:t>
+      </w:r>
+      <w:r>
+        <w:t xml:space="preserve"> </w:t>
+      </w:r>
+      <w:r>
+        <w:rPr>
+          <w:i/>
+        </w:rPr>
+        <w:t xml:space="preserve">Prompt Speed</w:t>
+      </w:r>
+      <w:r>
+        <w:t xml:space="preserve">,</w:t>
+      </w:r>
+      <w:r>
+        <w:t xml:space="preserve"> </w:t>
+      </w:r>
+      <w:r>
+        <w:rPr>
+          <w:i/>
+        </w:rPr>
+        <w:t xml:space="preserve">Generation Speed</w:t>
+      </w:r>
+      <w:r>
+        <w:t xml:space="preserve">,</w:t>
+      </w:r>
+      <w:r>
+        <w:t xml:space="preserve"> </w:t>
+      </w:r>
+      <w:r>
+        <w:rPr>
+          <w:i/>
+        </w:rPr>
+        <w:t xml:space="preserve">Peak</w:t>
+      </w:r>
+      <w:r>
+        <w:t xml:space="preserve"> </w:t>
+      </w:r>
+      <w:r>
+        <w:t xml:space="preserve">RAM proses, dan CPU</w:t>
+      </w:r>
+      <w:r>
+        <w:t xml:space="preserve"> </w:t>
+      </w:r>
+      <w:r>
+        <w:rPr>
+          <w:i/>
+        </w:rPr>
+        <w:t xml:space="preserve">Peak</w:t>
+      </w:r>
+      <w:r>
+        <w:t xml:space="preserve">), rerata ± simpangan baku</w:t>
+      </w:r>
+    </w:p>
+    <w:tbl>
+      <w:tblPr>
+        <w:tblStyle w:val="Table"/>
+        <w:tblW w:type="pct" w:w="4999.999999999999"/>
+        <w:tblLook w:firstRow="1"/>
+        <w:tblCaption w:val="Tabel IV.2 Performa Inferensi (Total Waktu, Prompt Speed, Generation Speed, Peak RAM proses, dan CPU Peak), rerata ± simpangan baku"/>
+      </w:tblPr>
+      <w:tblGrid>
+        <w:gridCol w:w="720"/>
+        <w:gridCol w:w="1200"/>
+        <w:gridCol w:w="1200"/>
+        <w:gridCol w:w="1200"/>
+        <w:gridCol w:w="1200"/>
+        <w:gridCol w:w="1200"/>
+        <w:gridCol w:w="1200"/>
+      </w:tblGrid>
+      <w:tr>
+        <w:trPr>
+          <w:cnfStyle w:firstRow="1"/>
+        </w:trPr>
+        <w:tc>
+          <w:tcPr>
+            <w:tcBorders>
+              <w:bottom w:val="single"/>
+            </w:tcBorders>
+            <w:vAlign w:val="bottom"/>
+          </w:tcPr>
+          <w:p>
+            <w:pPr>
+              <w:pStyle w:val="Compact"/>
+              <w:jc w:val="left"/>
+            </w:pPr>
+            <w:r>
+              <w:t xml:space="preserve">Model (Format)</w:t>
+            </w:r>
+          </w:p>
+        </w:tc>
+        <w:tc>
+          <w:tcPr>
+            <w:tcBorders>
+              <w:bottom w:val="single"/>
+            </w:tcBorders>
+            <w:vAlign w:val="bottom"/>
+          </w:tcPr>
+          <w:p>
+            <w:pPr>
+              <w:pStyle w:val="Compact"/>
+              <w:jc w:val="center"/>
+            </w:pPr>
+            <w:r>
+              <w:t xml:space="preserve">N</w:t>
+            </w:r>
+          </w:p>
+        </w:tc>
+        <w:tc>
+          <w:tcPr>
+            <w:tcBorders>
+              <w:bottom w:val="single"/>
+            </w:tcBorders>
+            <w:vAlign w:val="bottom"/>
+          </w:tcPr>
+          <w:p>
+            <w:pPr>
+              <w:pStyle w:val="Compact"/>
+              <w:jc w:val="center"/>
+            </w:pPr>
+            <w:r>
+              <w:t xml:space="preserve">Total Waktu (s)</w:t>
+            </w:r>
+          </w:p>
+        </w:tc>
+        <w:tc>
+          <w:tcPr>
+            <w:tcBorders>
+              <w:bottom w:val="single"/>
+            </w:tcBorders>
+            <w:vAlign w:val="bottom"/>
+          </w:tcPr>
+          <w:p>
+            <w:pPr>
+              <w:pStyle w:val="Compact"/>
+              <w:jc w:val="center"/>
+            </w:pPr>
+            <w:r>
+              <w:t xml:space="preserve">Prompt Speed (t/s)</w:t>
+            </w:r>
+          </w:p>
+        </w:tc>
+        <w:tc>
+          <w:tcPr>
+            <w:tcBorders>
+              <w:bottom w:val="single"/>
+            </w:tcBorders>
+            <w:vAlign w:val="bottom"/>
+          </w:tcPr>
+          <w:p>
+            <w:pPr>
+              <w:pStyle w:val="Compact"/>
+              <w:jc w:val="center"/>
+            </w:pPr>
+            <w:r>
+              <w:t xml:space="preserve">Gen Speed (t/s)</w:t>
+            </w:r>
+          </w:p>
+        </w:tc>
+        <w:tc>
+          <w:tcPr>
+            <w:tcBorders>
+              <w:bottom w:val="single"/>
+            </w:tcBorders>
+            <w:vAlign w:val="bottom"/>
+          </w:tcPr>
+          <w:p>
+            <w:pPr>
+              <w:pStyle w:val="Compact"/>
+              <w:jc w:val="center"/>
+            </w:pPr>
+            <w:r>
+              <w:t xml:space="preserve">Peak RAM Proses (MB)</w:t>
+            </w:r>
+          </w:p>
+        </w:tc>
+        <w:tc>
+          <w:tcPr>
+            <w:tcBorders>
+              <w:bottom w:val="single"/>
+            </w:tcBorders>
+            <w:vAlign w:val="bottom"/>
+          </w:tcPr>
+          <w:p>
+            <w:pPr>
+              <w:pStyle w:val="Compact"/>
+              <w:jc w:val="center"/>
+            </w:pPr>
+            <w:r>
+              <w:t xml:space="preserve">CPU Peak (%)</w:t>
+            </w:r>
+          </w:p>
+        </w:tc>
+      </w:tr>
+      <w:tr>
+        <w:tc>
+          <w:p>
+            <w:pPr>
+              <w:pStyle w:val="Compact"/>
+              <w:jc w:val="left"/>
+            </w:pPr>
+            <w:r>
+              <w:t xml:space="preserve">LFM 2.5 (F16)</w:t>
+            </w:r>
+          </w:p>
+        </w:tc>
+        <w:tc>
+          <w:p>
+            <w:pPr>
+              <w:pStyle w:val="Compact"/>
+              <w:jc w:val="center"/>
+            </w:pPr>
+            <w:r>
+              <w:t xml:space="preserve">3</w:t>
+            </w:r>
+          </w:p>
+        </w:tc>
+        <w:tc>
+          <w:p>
+            <w:pPr>
+              <w:pStyle w:val="Compact"/>
+              <w:jc w:val="center"/>
+            </w:pPr>
+            <w:r>
+              <w:t xml:space="preserve">16,00 ± 2,83</w:t>
+            </w:r>
+          </w:p>
+        </w:tc>
+        <w:tc>
+          <w:p>
+            <w:pPr>
+              <w:pStyle w:val="Compact"/>
+              <w:jc w:val="center"/>
+            </w:pPr>
+            <w:r>
+              <w:t xml:space="preserve">33,47 ± 6,49</w:t>
+            </w:r>
+          </w:p>
+        </w:tc>
+        <w:tc>
+          <w:p>
+            <w:pPr>
+              <w:pStyle w:val="Compact"/>
+              <w:jc w:val="center"/>
+            </w:pPr>
+            <w:r>
+              <w:t xml:space="preserve">5,57 ± 0,19</w:t>
+            </w:r>
+          </w:p>
+        </w:tc>
+        <w:tc>
+          <w:p>
+            <w:pPr>
+              <w:pStyle w:val="Compact"/>
+              <w:jc w:val="center"/>
+            </w:pPr>
+            <w:r>
+              <w:t xml:space="preserve">2.303,47 ± 13,32</w:t>
+            </w:r>
+          </w:p>
+        </w:tc>
+        <w:tc>
+          <w:p>
+            <w:pPr>
+              <w:pStyle w:val="Compact"/>
+              <w:jc w:val="center"/>
+            </w:pPr>
+            <w:r>
+              <w:t xml:space="preserve">292,33 ± 20,04</w:t>
+            </w:r>
+          </w:p>
+        </w:tc>
+      </w:tr>
+      <w:tr>
+        <w:tc>
+          <w:p>
+            <w:pPr>
+              <w:pStyle w:val="Compact"/>
+              <w:jc w:val="left"/>
+            </w:pPr>
+            <w:r>
+              <w:t xml:space="preserve">LFM 2.5 (Q5_K_M)</w:t>
+            </w:r>
+          </w:p>
+        </w:tc>
+        <w:tc>
+          <w:p>
+            <w:pPr>
+              <w:pStyle w:val="Compact"/>
+              <w:jc w:val="center"/>
+            </w:pPr>
+            <w:r>
+              <w:t xml:space="preserve">3</w:t>
+            </w:r>
+          </w:p>
+        </w:tc>
+        <w:tc>
+          <w:p>
+            <w:pPr>
+              <w:pStyle w:val="Compact"/>
+              <w:jc w:val="center"/>
+            </w:pPr>
+            <w:r>
+              <w:t xml:space="preserve">10,67 ± 1,70</w:t>
+            </w:r>
+          </w:p>
+        </w:tc>
+        <w:tc>
+          <w:p>
+            <w:pPr>
+              <w:pStyle w:val="Compact"/>
+              <w:jc w:val="center"/>
+            </w:pPr>
+            <w:r>
+              <w:t xml:space="preserve">35,33 ± 1,21</w:t>
+            </w:r>
+          </w:p>
+        </w:tc>
+        <w:tc>
+          <w:p>
+            <w:pPr>
+              <w:pStyle w:val="Compact"/>
+              <w:jc w:val="center"/>
+            </w:pPr>
+            <w:r>
+              <w:t xml:space="preserve">10,63 ± 0,62</w:t>
+            </w:r>
+          </w:p>
+        </w:tc>
+        <w:tc>
+          <w:p>
+            <w:pPr>
+              <w:pStyle w:val="Compact"/>
+              <w:jc w:val="center"/>
+            </w:pPr>
+            <w:r>
+              <w:t xml:space="preserve">1.665,28 ± 14,07</w:t>
+            </w:r>
+          </w:p>
+        </w:tc>
+        <w:tc>
+          <w:p>
+            <w:pPr>
+              <w:pStyle w:val="Compact"/>
+              <w:jc w:val="center"/>
+            </w:pPr>
+            <w:r>
+              <w:t xml:space="preserve">357,33 ± 33,81</w:t>
+            </w:r>
+          </w:p>
+        </w:tc>
+      </w:tr>
+      <w:tr>
+        <w:tc>
+          <w:p>
+            <w:pPr>
+              <w:pStyle w:val="Compact"/>
+              <w:jc w:val="left"/>
+            </w:pPr>
+            <w:r>
+              <w:t xml:space="preserve">LFM 2.5 (Q4_K_M)</w:t>
+            </w:r>
+          </w:p>
+        </w:tc>
+        <w:tc>
+          <w:p>
+            <w:pPr>
+              <w:pStyle w:val="Compact"/>
+              <w:jc w:val="center"/>
+            </w:pPr>
+            <w:r>
+              <w:t xml:space="preserve">3</w:t>
+            </w:r>
+          </w:p>
+        </w:tc>
+        <w:tc>
+          <w:p>
+            <w:pPr>
+              <w:pStyle w:val="Compact"/>
+              <w:jc w:val="center"/>
+            </w:pPr>
+            <w:r>
+              <w:t xml:space="preserve">7,33 ± 0,47</w:t>
+            </w:r>
+          </w:p>
+        </w:tc>
+        <w:tc>
+          <w:p>
+            <w:pPr>
+              <w:pStyle w:val="Compact"/>
+              <w:jc w:val="center"/>
+            </w:pPr>
+            <w:r>
+              <w:t xml:space="preserve">43,67 ± 2,38</w:t>
+            </w:r>
+          </w:p>
+        </w:tc>
+        <w:tc>
+          <w:p>
+            <w:pPr>
+              <w:pStyle w:val="Compact"/>
+              <w:jc w:val="center"/>
+            </w:pPr>
+            <w:r>
+              <w:t xml:space="preserve">13,67 ± 0,24</w:t>
+            </w:r>
+          </w:p>
+        </w:tc>
+        <w:tc>
+          <w:p>
+            <w:pPr>
+              <w:pStyle w:val="Compact"/>
+              <w:jc w:val="center"/>
+            </w:pPr>
+            <w:r>
+              <w:t xml:space="preserve">1.452,97 ± 14,15</w:t>
+            </w:r>
+          </w:p>
+        </w:tc>
+        <w:tc>
+          <w:p>
+            <w:pPr>
+              <w:pStyle w:val="Compact"/>
+              <w:jc w:val="center"/>
+            </w:pPr>
+            <w:r>
+              <w:t xml:space="preserve">299,33 ± 19,69</w:t>
+            </w:r>
+          </w:p>
+        </w:tc>
+      </w:tr>
+      <w:tr>
+        <w:tc>
+          <w:p>
+            <w:pPr>
+              <w:pStyle w:val="Compact"/>
+              <w:jc w:val="left"/>
+            </w:pPr>
+            <w:r>
+              <w:t xml:space="preserve">LFM 2.5 (Q3_K_M)</w:t>
+            </w:r>
+          </w:p>
+        </w:tc>
+        <w:tc>
+          <w:p>
+            <w:pPr>
+              <w:pStyle w:val="Compact"/>
+              <w:jc w:val="center"/>
+            </w:pPr>
+            <w:r>
+              <w:t xml:space="preserve">3</w:t>
+            </w:r>
+          </w:p>
+        </w:tc>
+        <w:tc>
+          <w:p>
+            <w:pPr>
+              <w:pStyle w:val="Compact"/>
+              <w:jc w:val="center"/>
+            </w:pPr>
+            <w:r>
+              <w:t xml:space="preserve">14,33 ± 1,89</w:t>
+            </w:r>
+          </w:p>
+        </w:tc>
+        <w:tc>
+          <w:p>
+            <w:pPr>
+              <w:pStyle w:val="Compact"/>
+              <w:jc w:val="center"/>
+            </w:pPr>
+            <w:r>
+              <w:t xml:space="preserve">18,27 ± 1,82</w:t>
+            </w:r>
+          </w:p>
+        </w:tc>
+        <w:tc>
+          <w:p>
+            <w:pPr>
+              <w:pStyle w:val="Compact"/>
+              <w:jc w:val="center"/>
+            </w:pPr>
+            <w:r>
+              <w:t xml:space="preserve">11,07 ± 0,69</w:t>
+            </w:r>
+          </w:p>
+        </w:tc>
+        <w:tc>
+          <w:p>
+            <w:pPr>
+              <w:pStyle w:val="Compact"/>
+              <w:jc w:val="center"/>
+            </w:pPr>
+            <w:r>
+              <w:t xml:space="preserve">911,97 ± 15,08</w:t>
+            </w:r>
+          </w:p>
+        </w:tc>
+        <w:tc>
+          <w:p>
+            <w:pPr>
+              <w:pStyle w:val="Compact"/>
+              <w:jc w:val="center"/>
+            </w:pPr>
+            <w:r>
+              <w:t xml:space="preserve">464,00 ± 6,98</w:t>
+            </w:r>
+          </w:p>
+        </w:tc>
+      </w:tr>
+      <w:tr>
+        <w:tc>
+          <w:p>
+            <w:pPr>
+              <w:pStyle w:val="Compact"/>
+              <w:jc w:val="left"/>
+            </w:pPr>
+            <w:r>
+              <w:t xml:space="preserve">Qwen 3.5 (F16)</w:t>
+            </w:r>
+          </w:p>
+        </w:tc>
+        <w:tc>
+          <w:p>
+            <w:pPr>
+              <w:pStyle w:val="Compact"/>
+              <w:jc w:val="center"/>
+            </w:pPr>
+            <w:r>
+              <w:t xml:space="preserve">3</w:t>
+            </w:r>
+          </w:p>
+        </w:tc>
+        <w:tc>
+          <w:p>
+            <w:pPr>
+              <w:pStyle w:val="Compact"/>
+              <w:jc w:val="center"/>
+            </w:pPr>
+            <w:r>
+              <w:t xml:space="preserve">310,33 ± 76,27</w:t>
+            </w:r>
+          </w:p>
+        </w:tc>
+        <w:tc>
+          <w:p>
+            <w:pPr>
+              <w:pStyle w:val="Compact"/>
+              <w:jc w:val="center"/>
+            </w:pPr>
+            <w:r>
+              <w:t xml:space="preserve">22,70 ± 1,71</w:t>
+            </w:r>
+          </w:p>
+        </w:tc>
+        <w:tc>
+          <w:p>
+            <w:pPr>
+              <w:pStyle w:val="Compact"/>
+              <w:jc w:val="center"/>
+            </w:pPr>
+            <w:r>
+              <w:t xml:space="preserve">1,87 ± 0,19</w:t>
+            </w:r>
+          </w:p>
+        </w:tc>
+        <w:tc>
+          <w:p>
+            <w:pPr>
+              <w:pStyle w:val="Compact"/>
+              <w:jc w:val="center"/>
+            </w:pPr>
+            <w:r>
+              <w:t xml:space="preserve">3.744,25 ± 8,05</w:t>
+            </w:r>
+          </w:p>
+        </w:tc>
+        <w:tc>
+          <w:p>
+            <w:pPr>
+              <w:pStyle w:val="Compact"/>
+              <w:jc w:val="center"/>
+            </w:pPr>
+            <w:r>
+              <w:t xml:space="preserve">430,33 ± 34,65</w:t>
+            </w:r>
+          </w:p>
+        </w:tc>
+      </w:tr>
+      <w:tr>
+        <w:tc>
+          <w:p>
+            <w:pPr>
+              <w:pStyle w:val="Compact"/>
+              <w:jc w:val="left"/>
+            </w:pPr>
+            <w:r>
+              <w:t xml:space="preserve">Qwen 3.5 (Q5_K_M)</w:t>
+            </w:r>
+          </w:p>
+        </w:tc>
+        <w:tc>
+          <w:p>
+            <w:pPr>
+              <w:pStyle w:val="Compact"/>
+              <w:jc w:val="center"/>
+            </w:pPr>
+            <w:r>
+              <w:t xml:space="preserve">2</w:t>
+            </w:r>
+          </w:p>
+        </w:tc>
+        <w:tc>
+          <w:p>
+            <w:pPr>
+              <w:pStyle w:val="Compact"/>
+              <w:jc w:val="center"/>
+            </w:pPr>
+            <w:r>
+              <w:t xml:space="preserve">181,00 ± 27,00</w:t>
+            </w:r>
+          </w:p>
+        </w:tc>
+        <w:tc>
+          <w:p>
+            <w:pPr>
+              <w:pStyle w:val="Compact"/>
+              <w:jc w:val="center"/>
+            </w:pPr>
+            <w:r>
+              <w:t xml:space="preserve">22,55 ± 0,25</w:t>
+            </w:r>
+          </w:p>
+        </w:tc>
+        <w:tc>
+          <w:p>
+            <w:pPr>
+              <w:pStyle w:val="Compact"/>
+              <w:jc w:val="center"/>
+            </w:pPr>
+            <w:r>
+              <w:t xml:space="preserve">4,60 ± 0,30</w:t>
+            </w:r>
+          </w:p>
+        </w:tc>
+        <w:tc>
+          <w:p>
+            <w:pPr>
+              <w:pStyle w:val="Compact"/>
+              <w:jc w:val="center"/>
+            </w:pPr>
+            <w:r>
+              <w:t xml:space="preserve">2.856,29 ± 0,29</w:t>
+            </w:r>
+          </w:p>
+        </w:tc>
+        <w:tc>
+          <w:p>
+            <w:pPr>
+              <w:pStyle w:val="Compact"/>
+              <w:jc w:val="center"/>
+            </w:pPr>
+            <w:r>
+              <w:t xml:space="preserve">509,00 ± 20,00</w:t>
+            </w:r>
+          </w:p>
+        </w:tc>
+      </w:tr>
+      <w:tr>
+        <w:tc>
+          <w:p>
+            <w:pPr>
+              <w:pStyle w:val="Compact"/>
+              <w:jc w:val="left"/>
+            </w:pPr>
+            <w:r>
+              <w:t xml:space="preserve">Qwen 3.5 (Q4_K_M)</w:t>
+            </w:r>
+          </w:p>
+        </w:tc>
+        <w:tc>
+          <w:p>
+            <w:pPr>
+              <w:pStyle w:val="Compact"/>
+              <w:jc w:val="center"/>
+            </w:pPr>
+            <w:r>
+              <w:t xml:space="preserve">2</w:t>
+            </w:r>
+          </w:p>
+        </w:tc>
+        <w:tc>
+          <w:p>
+            <w:pPr>
+              <w:pStyle w:val="Compact"/>
+              <w:jc w:val="center"/>
+            </w:pPr>
+            <w:r>
+              <w:t xml:space="preserve">297,00 ± 46,00</w:t>
+            </w:r>
+          </w:p>
+        </w:tc>
+        <w:tc>
+          <w:p>
+            <w:pPr>
+              <w:pStyle w:val="Compact"/>
+              <w:jc w:val="center"/>
+            </w:pPr>
+            <w:r>
+              <w:t xml:space="preserve">27,00 ± 2,60</w:t>
+            </w:r>
+          </w:p>
+        </w:tc>
+        <w:tc>
+          <w:p>
+            <w:pPr>
+              <w:pStyle w:val="Compact"/>
+              <w:jc w:val="center"/>
+            </w:pPr>
+            <w:r>
+              <w:t xml:space="preserve">4,95 ± 0,25</w:t>
+            </w:r>
+          </w:p>
+        </w:tc>
+        <w:tc>
+          <w:p>
+            <w:pPr>
+              <w:pStyle w:val="Compact"/>
+              <w:jc w:val="center"/>
+            </w:pPr>
+            <w:r>
+              <w:t xml:space="preserve">2.562,88 ± 0,46</w:t>
+            </w:r>
+          </w:p>
+        </w:tc>
+        <w:tc>
+          <w:p>
+            <w:pPr>
+              <w:pStyle w:val="Compact"/>
+              <w:jc w:val="center"/>
+            </w:pPr>
+            <w:r>
+              <w:t xml:space="preserve">500,50 ± 25,50</w:t>
+            </w:r>
+          </w:p>
+        </w:tc>
+      </w:tr>
+      <w:tr>
+        <w:tc>
+          <w:p>
+            <w:pPr>
+              <w:pStyle w:val="Compact"/>
+              <w:jc w:val="left"/>
+            </w:pPr>
+            <w:r>
+              <w:t xml:space="preserve">Qwen 3.5 (Q3_K_M)</w:t>
+            </w:r>
+          </w:p>
+        </w:tc>
+        <w:tc>
+          <w:p>
+            <w:pPr>
+              <w:pStyle w:val="Compact"/>
+              <w:jc w:val="center"/>
+            </w:pPr>
+            <w:r>
+              <w:t xml:space="preserve">2</w:t>
+            </w:r>
+          </w:p>
+        </w:tc>
+        <w:tc>
+          <w:p>
+            <w:pPr>
+              <w:pStyle w:val="Compact"/>
+              <w:jc w:val="center"/>
+            </w:pPr>
+            <w:r>
+              <w:t xml:space="preserve">187,00 ± 100,00</w:t>
+            </w:r>
+          </w:p>
+        </w:tc>
+        <w:tc>
+          <w:p>
+            <w:pPr>
+              <w:pStyle w:val="Compact"/>
+              <w:jc w:val="center"/>
+            </w:pPr>
+            <w:r>
+              <w:t xml:space="preserve">14,55 ± 0,95</w:t>
+            </w:r>
+          </w:p>
+        </w:tc>
+        <w:tc>
+          <w:p>
+            <w:pPr>
+              <w:pStyle w:val="Compact"/>
+              <w:jc w:val="center"/>
+            </w:pPr>
+            <w:r>
+              <w:t xml:space="preserve">4,25 ± 0,35</w:t>
+            </w:r>
+          </w:p>
+        </w:tc>
+        <w:tc>
+          <w:p>
+            <w:pPr>
+              <w:pStyle w:val="Compact"/>
+              <w:jc w:val="center"/>
+            </w:pPr>
+            <w:r>
+              <w:t xml:space="preserve">1.897,97 ± 0,02</w:t>
+            </w:r>
+          </w:p>
+        </w:tc>
+        <w:tc>
+          <w:p>
+            <w:pPr>
+              <w:pStyle w:val="Compact"/>
+              <w:jc w:val="center"/>
+            </w:pPr>
+            <w:r>
+              <w:t xml:space="preserve">525,00 ± 2,00</w:t>
+            </w:r>
+          </w:p>
+        </w:tc>
+      </w:tr>
+    </w:tbl>
+    <w:p>
+      <w:pPr>
+        <w:pStyle w:val="BodyText"/>
+        <w:jc w:val="both"/>
+      </w:pPr>
+      <w:r>
+        <w:rPr>
+          <w:i/>
+        </w:rPr>
+        <w:t xml:space="preserve">Catatan: kolom CPU</w:t>
+      </w:r>
+      <w:r>
+        <w:rPr>
+          <w:i/>
+        </w:rPr>
+        <w:t xml:space="preserve"> </w:t>
+      </w:r>
+      <w:r>
+        <w:t xml:space="preserve">Peak* (%) mencerminkan beban gabungan terhadap 6</w:t>
+      </w:r>
+      <w:r>
+        <w:t xml:space="preserve"> </w:t>
+      </w:r>
+      <w:r>
+        <w:rPr>
+          <w:i/>
+        </w:rPr>
+        <w:t xml:space="preserve">thread</w:t>
+      </w:r>
+      <w:r>
+        <w:t xml:space="preserve"> </w:t>
+      </w:r>
+      <w:r>
+        <w:t xml:space="preserve">yang dialokasikan (skala maksimal teoretis 600%, menggunakan metrik</w:t>
+      </w:r>
+      <w:r>
+        <w:t xml:space="preserve"> </w:t>
+      </w:r>
+      <w:r>
+        <w:rPr>
+          <w:rStyle w:val="VerbatimChar"/>
+        </w:rPr>
+        <w:t xml:space="preserve">%CPU</w:t>
+      </w:r>
+      <w:r>
+        <w:t xml:space="preserve"> </w:t>
+      </w:r>
+      <w:r>
+        <w:t xml:space="preserve">dari</w:t>
+      </w:r>
+      <w:r>
+        <w:t xml:space="preserve"> </w:t>
+      </w:r>
+      <w:r>
+        <w:rPr>
+          <w:rStyle w:val="VerbatimChar"/>
+        </w:rPr>
+        <w:t xml:space="preserve">ps</w:t>
+      </w:r>
+      <w:r>
+        <w:t xml:space="preserve">).*</w:t>
+      </w:r>
+    </w:p>
+    <w:p>
+      <w:pPr>
+        <w:pStyle w:val="CaptionedFigure"/>
+      </w:pPr>
+      <w:r>
+        <w:drawing>
+          <wp:inline>
+            <wp:extent cx="5334000" cy="3164237"/>
+            <wp:effectExtent b="0" l="0" r="0" t="0"/>
+            <wp:docPr descr="Gambar IV.2 Konsumsi Peak RAM proses per varian kuantisasi pada Helio G99 (RAM 8 GB). Error bar menunjukkan ± satu simpangan baku. Sumber: olahan penulis." title="" id="1" name="Picture"/>
+            <a:graphic>
+              <a:graphicData uri="http://schemas.openxmlformats.org/drawingml/2006/picture">
+                <pic:pic>
+                  <pic:nvPicPr>
+                    <pic:cNvPr descr="gambar/4_3_konsumsi_ram.png" id="0" name="Picture"/>
+                    <pic:cNvPicPr>
+                      <a:picLocks noChangeArrowheads="1" noChangeAspect="1"/>
+                    </pic:cNvPicPr>
+                  </pic:nvPicPr>
+                  <pic:blipFill>
+                    <a:blip r:embed="rId71"/>
+                    <a:stretch>
+                      <a:fillRect/>
+                    </a:stretch>
+                  </pic:blipFill>
+                  <pic:spPr bwMode="auto">
+                    <a:xfrm>
+                      <a:off x="0" y="0"/>
+                      <a:ext cx="5334000" cy="3164237"/>
+                    </a:xfrm>
+                    <a:prstGeom prst="rect">
+                      <a:avLst/>
+                    </a:prstGeom>
+                    <a:noFill/>
+                    <a:ln w="9525">
+                      <a:noFill/>
+                      <a:headEnd/>
+                      <a:tailEnd/>
+                    </a:ln>
+                  </pic:spPr>
+                </pic:pic>
+              </a:graphicData>
+            </a:graphic>
+          </wp:inline>
+        </w:drawing>
+      </w:r>
+    </w:p>
+    <w:p>
+      <w:pPr>
+        <w:pStyle w:val="ImageCaption"/>
+      </w:pPr>
+      <w:r>
         <w:t xml:space="preserve">Gambar IV.2 Konsumsi</w:t>
       </w:r>
       <w:r>
@@ -12249,7 +12933,7 @@
                     </pic:cNvPicPr>
                   </pic:nvPicPr>
                   <pic:blipFill>
-                    <a:blip r:embed="rId70"/>
+                    <a:blip r:embed="rId72"/>
                     <a:stretch>
                       <a:fillRect/>
                     </a:stretch>
@@ -12390,7 +13074,7 @@
       <w:pPr>
         <w:pStyle w:val="Heading2"/>
       </w:pPr>
-      <w:bookmarkStart w:id="71" w:name="hasil-uji-degradasi-kognitif-software-ai"/>
+      <w:bookmarkStart w:id="73" w:name="hasil-uji-degradasi-kognitif-software-ai"/>
       <w:r>
         <w:t xml:space="preserve">4.3 Hasil Uji Degradasi Kognitif (</w:t>
       </w:r>
@@ -12406,7 +13090,7 @@
       <w:r>
         <w:t xml:space="preserve">/ AI)</w:t>
       </w:r>
-      <w:bookmarkEnd w:id="71"/>
+      <w:bookmarkEnd w:id="73"/>
     </w:p>
     <w:p>
       <w:pPr>
@@ -12451,7 +13135,7 @@
       <w:pPr>
         <w:pStyle w:val="Heading3"/>
       </w:pPr>
-      <w:bookmarkStart w:id="72" w:name="evaluasi-perplexity-ppl"/>
+      <w:bookmarkStart w:id="74" w:name="evaluasi-perplexity-ppl"/>
       <w:r>
         <w:t xml:space="preserve">4.3.1 Evaluasi</w:t>
       </w:r>
@@ -12470,7 +13154,7 @@
       <w:r>
         <w:t xml:space="preserve">(PPL)</w:t>
       </w:r>
-      <w:bookmarkEnd w:id="72"/>
+      <w:bookmarkEnd w:id="74"/>
     </w:p>
     <w:p>
       <w:pPr>
@@ -12849,7 +13533,7 @@
                     </pic:cNvPicPr>
                   </pic:nvPicPr>
                   <pic:blipFill>
-                    <a:blip r:embed="rId73"/>
+                    <a:blip r:embed="rId75"/>
                     <a:stretch>
                       <a:fillRect/>
                     </a:stretch>
@@ -12903,11 +13587,11 @@
       <w:pPr>
         <w:pStyle w:val="Heading3"/>
       </w:pPr>
-      <w:bookmarkStart w:id="74" w:name="X0708eb96332c77c3f2ee7e69be33029d2199989"/>
+      <w:bookmarkStart w:id="76" w:name="X0708eb96332c77c3f2ee7e69be33029d2199989"/>
       <w:r>
         <w:t xml:space="preserve">4.3.2 Evaluasi Akurasi Logika (MMLU, GSM8K, dan HumanEval) serta Kreativitas Bahasa (MT-Bench TTR)</w:t>
       </w:r>
-      <w:bookmarkEnd w:id="74"/>
+      <w:bookmarkEnd w:id="76"/>
     </w:p>
     <w:p>
       <w:pPr>
@@ -14013,7 +14697,7 @@
                     </pic:cNvPicPr>
                   </pic:nvPicPr>
                   <pic:blipFill>
-                    <a:blip r:embed="rId75"/>
+                    <a:blip r:embed="rId77"/>
                     <a:stretch>
                       <a:fillRect/>
                     </a:stretch>
@@ -14091,7 +14775,7 @@
       <w:pPr>
         <w:pStyle w:val="Heading3"/>
       </w:pPr>
-      <w:bookmarkStart w:id="76" w:name="X7259616e5e332626c4a15597b793f54b1ff7518"/>
+      <w:bookmarkStart w:id="78" w:name="X7259616e5e332626c4a15597b793f54b1ff7518"/>
       <w:r>
         <w:t xml:space="preserve">4.3.3 Keterbatasan Evaluasi Akurasi pada</w:t>
       </w:r>
@@ -14110,7 +14794,7 @@
       <w:r>
         <w:t xml:space="preserve">(Qwen 3.5)</w:t>
       </w:r>
-      <w:bookmarkEnd w:id="76"/>
+      <w:bookmarkEnd w:id="78"/>
     </w:p>
     <w:p>
       <w:pPr>
@@ -14631,11 +15315,11 @@
       <w:pPr>
         <w:pStyle w:val="Heading2"/>
       </w:pPr>
-      <w:bookmarkStart w:id="77" w:name="pembahasan-analisis-komparatif"/>
+      <w:bookmarkStart w:id="79" w:name="pembahasan-analisis-komparatif"/>
       <w:r>
         <w:t xml:space="preserve">4.4 Pembahasan Analisis Komparatif</w:t>
       </w:r>
-      <w:bookmarkEnd w:id="77"/>
+      <w:bookmarkEnd w:id="79"/>
     </w:p>
     <w:p>
       <w:pPr>
@@ -14674,7 +15358,7 @@
       <w:pPr>
         <w:pStyle w:val="Heading3"/>
       </w:pPr>
-      <w:bookmarkStart w:id="78" w:name="Xd1c8297aed58abe2dabcdf959e9cf8a7f18550c"/>
+      <w:bookmarkStart w:id="80" w:name="Xd1c8297aed58abe2dabcdf959e9cf8a7f18550c"/>
       <w:r>
         <w:t xml:space="preserve">4.4.1 Efisiensi RAM dan Peningkatan</w:t>
       </w:r>
@@ -14687,7 +15371,7 @@
         </w:rPr>
         <w:t xml:space="preserve">Generation Speed</w:t>
       </w:r>
-      <w:bookmarkEnd w:id="78"/>
+      <w:bookmarkEnd w:id="80"/>
     </w:p>
     <w:p>
       <w:pPr>
@@ -14849,7 +15533,7 @@
       <w:pPr>
         <w:pStyle w:val="Heading3"/>
       </w:pPr>
-      <w:bookmarkStart w:id="79" w:name="X513825fa851db12e333b3d2f1f35c22b1144977"/>
+      <w:bookmarkStart w:id="81" w:name="X513825fa851db12e333b3d2f1f35c22b1144977"/>
       <w:r>
         <w:t xml:space="preserve">4.4.2 Anomali Kecepatan Baca (</w:t>
       </w:r>
@@ -14862,7 +15546,7 @@
       <w:r>
         <w:t xml:space="preserve">) pada Varian Q3_K_M</w:t>
       </w:r>
-      <w:bookmarkEnd w:id="79"/>
+      <w:bookmarkEnd w:id="81"/>
     </w:p>
     <w:p>
       <w:pPr>
@@ -15123,11 +15807,11 @@
       <w:pPr>
         <w:pStyle w:val="Heading3"/>
       </w:pPr>
-      <w:bookmarkStart w:id="80" w:name="X84b4f50b1bee9f70e3110c6a14f8b365d0c12aa"/>
+      <w:bookmarkStart w:id="82" w:name="X84b4f50b1bee9f70e3110c6a14f8b365d0c12aa"/>
       <w:r>
         <w:t xml:space="preserve">4.4.3 Dampak Distorsi terhadap Nalar Matematika dan Logika Pemrograman</w:t>
       </w:r>
-      <w:bookmarkEnd w:id="80"/>
+      <w:bookmarkEnd w:id="82"/>
     </w:p>
     <w:p>
       <w:pPr>
@@ -15181,7 +15865,7 @@
       <w:pPr>
         <w:pStyle w:val="Heading3"/>
       </w:pPr>
-      <w:bookmarkStart w:id="81" w:name="Xd37a1d895aa6e63733a293de85611aef50d6eee"/>
+      <w:bookmarkStart w:id="83" w:name="Xd37a1d895aa6e63733a293de85611aef50d6eee"/>
       <w:r>
         <w:t xml:space="preserve">4.4.4 Penetapan Titik Keseimbangan Optimal (</w:t>
       </w:r>
@@ -15194,7 +15878,7 @@
       <w:r>
         <w:t xml:space="preserve">)</w:t>
       </w:r>
-      <w:bookmarkEnd w:id="81"/>
+      <w:bookmarkEnd w:id="83"/>
     </w:p>
     <w:p>
       <w:pPr>
@@ -15372,7 +16056,7 @@
                     </pic:cNvPicPr>
                   </pic:nvPicPr>
                   <pic:blipFill>
-                    <a:blip r:embed="rId82"/>
+                    <a:blip r:embed="rId84"/>
                     <a:stretch>
                       <a:fillRect/>
                     </a:stretch>
@@ -15426,11 +16110,11 @@
       <w:pPr>
         <w:pStyle w:val="Heading3"/>
       </w:pPr>
-      <w:bookmarkStart w:id="83" w:name="X36546d104bf276b302187762eebc3ad823b5b8e"/>
+      <w:bookmarkStart w:id="85" w:name="X36546d104bf276b302187762eebc3ad823b5b8e"/>
       <w:r>
         <w:t xml:space="preserve">4.4.5 Kuantifikasi Penurunan Kepintaran F16 vs Q3/Q4/Q5 dan Rekomendasi Varian Operasional untuk Tecno Pova 5</w:t>
       </w:r>
-      <w:bookmarkEnd w:id="83"/>
+      <w:bookmarkEnd w:id="85"/>
     </w:p>
     <w:p>
       <w:pPr>
@@ -17675,7 +18359,7 @@
                     </pic:cNvPicPr>
                   </pic:nvPicPr>
                   <pic:blipFill>
-                    <a:blip r:embed="rId84"/>
+                    <a:blip r:embed="rId86"/>
                     <a:stretch>
                       <a:fillRect/>
                     </a:stretch>
@@ -17729,11 +18413,11 @@
       <w:pPr>
         <w:pStyle w:val="Heading3"/>
       </w:pPr>
-      <w:bookmarkStart w:id="85" w:name="Xed10e91fa81bbcb0962b0df40ee9c8e6264de04"/>
+      <w:bookmarkStart w:id="87" w:name="Xed10e91fa81bbcb0962b0df40ee9c8e6264de04"/>
       <w:r>
         <w:t xml:space="preserve">4.4.6 Uji Statistik Signifikansi Perbedaan Performa Antar Varian (LFM 2.5)</w:t>
       </w:r>
-      <w:bookmarkEnd w:id="85"/>
+      <w:bookmarkEnd w:id="87"/>
     </w:p>
     <w:p>
       <w:pPr>
@@ -18607,21 +19291,21 @@
       <w:pPr>
         <w:pStyle w:val="Heading1"/>
       </w:pPr>
-      <w:bookmarkStart w:id="86" w:name="bab-v-penutup"/>
+      <w:bookmarkStart w:id="88" w:name="bab-v-penutup"/>
       <w:r>
         <w:t xml:space="preserve">BAB V PENUTUP</w:t>
       </w:r>
-      <w:bookmarkEnd w:id="86"/>
+      <w:bookmarkEnd w:id="88"/>
     </w:p>
     <w:p>
       <w:pPr>
         <w:pStyle w:val="Heading2"/>
       </w:pPr>
-      <w:bookmarkStart w:id="87" w:name="kesimpulan"/>
+      <w:bookmarkStart w:id="89" w:name="kesimpulan"/>
       <w:r>
         <w:t xml:space="preserve">5.1 Kesimpulan</w:t>
       </w:r>
-      <w:bookmarkEnd w:id="87"/>
+      <w:bookmarkEnd w:id="89"/>
     </w:p>
     <w:p>
       <w:pPr>
@@ -18896,11 +19580,11 @@
       <w:pPr>
         <w:pStyle w:val="Heading2"/>
       </w:pPr>
-      <w:bookmarkStart w:id="88" w:name="saran"/>
+      <w:bookmarkStart w:id="90" w:name="saran"/>
       <w:r>
         <w:t xml:space="preserve">5.2 Saran</w:t>
       </w:r>
-      <w:bookmarkEnd w:id="88"/>
+      <w:bookmarkEnd w:id="90"/>
     </w:p>
     <w:p>
       <w:pPr>
@@ -18930,11 +19614,11 @@
       <w:pPr>
         <w:pStyle w:val="Heading3"/>
       </w:pPr>
-      <w:bookmarkStart w:id="89" w:name="aspek-manajerial"/>
+      <w:bookmarkStart w:id="91" w:name="aspek-manajerial"/>
       <w:r>
         <w:t xml:space="preserve">5.2.1 Aspek Manajerial</w:t>
       </w:r>
-      <w:bookmarkEnd w:id="89"/>
+      <w:bookmarkEnd w:id="91"/>
     </w:p>
     <w:p>
       <w:pPr>
@@ -19205,11 +19889,11 @@
       <w:pPr>
         <w:pStyle w:val="Heading3"/>
       </w:pPr>
-      <w:bookmarkStart w:id="90" w:name="aspek-sistem"/>
+      <w:bookmarkStart w:id="92" w:name="aspek-sistem"/>
       <w:r>
         <w:t xml:space="preserve">5.2.2 Aspek Sistem</w:t>
       </w:r>
-      <w:bookmarkEnd w:id="90"/>
+      <w:bookmarkEnd w:id="92"/>
     </w:p>
     <w:p>
       <w:pPr>
@@ -19438,11 +20122,11 @@
       <w:pPr>
         <w:pStyle w:val="Heading3"/>
       </w:pPr>
-      <w:bookmarkStart w:id="91" w:name="aspek-penelitian-pembahasan-selanjutnya"/>
+      <w:bookmarkStart w:id="93" w:name="aspek-penelitian-pembahasan-selanjutnya"/>
       <w:r>
         <w:t xml:space="preserve">5.2.3 Aspek Penelitian (Pembahasan) Selanjutnya</w:t>
       </w:r>
-      <w:bookmarkEnd w:id="91"/>
+      <w:bookmarkEnd w:id="93"/>
     </w:p>
     <w:p>
       <w:pPr>
@@ -19880,11 +20564,11 @@
       <w:pPr>
         <w:pStyle w:val="Heading1"/>
       </w:pPr>
-      <w:bookmarkStart w:id="92" w:name="daftar-pustaka"/>
+      <w:bookmarkStart w:id="94" w:name="daftar-pustaka"/>
       <w:r>
         <w:t xml:space="preserve">DAFTAR PUSTAKA</w:t>
       </w:r>
-      <w:bookmarkEnd w:id="92"/>
+      <w:bookmarkEnd w:id="94"/>
     </w:p>
     <w:p>
       <w:pPr>
@@ -20514,17 +21198,17 @@
       <w:pPr>
         <w:pStyle w:val="Heading1"/>
       </w:pPr>
-      <w:bookmarkStart w:id="93" w:name="lampiran"/>
+      <w:bookmarkStart w:id="95" w:name="lampiran"/>
       <w:r>
         <w:t xml:space="preserve">LAMPIRAN</w:t>
       </w:r>
-      <w:bookmarkEnd w:id="93"/>
+      <w:bookmarkEnd w:id="95"/>
     </w:p>
     <w:p>
       <w:pPr>
         <w:pStyle w:val="Heading2"/>
       </w:pPr>
-      <w:bookmarkStart w:id="94" w:name="X4f3a7e4a2f15dc5c776d081c4e2586f0b87e9a6"/>
+      <w:bookmarkStart w:id="96" w:name="X4f3a7e4a2f15dc5c776d081c4e2586f0b87e9a6"/>
       <w:r>
         <w:t xml:space="preserve">Lampiran A, Skrip Otomatisasi</w:t>
       </w:r>
@@ -20543,7 +21227,7 @@
       <w:r>
         <w:t xml:space="preserve">(Termux Android)</w:t>
       </w:r>
-      <w:bookmarkEnd w:id="94"/>
+      <w:bookmarkEnd w:id="96"/>
     </w:p>
     <w:p>
       <w:pPr>
@@ -24034,7 +24718,7 @@
       <w:pPr>
         <w:pStyle w:val="Heading2"/>
       </w:pPr>
-      <w:bookmarkStart w:id="95" w:name="X446cbdad62534d5817ef28ab1a3c4ef45dc269a"/>
+      <w:bookmarkStart w:id="97" w:name="X446cbdad62534d5817ef28ab1a3c4ef45dc269a"/>
       <w:r>
         <w:t xml:space="preserve">Lampiran B, Skrip Persiapan Model di PC (</w:t>
       </w:r>
@@ -24047,7 +24731,7 @@
       <w:r>
         <w:t xml:space="preserve">)</w:t>
       </w:r>
-      <w:bookmarkEnd w:id="95"/>
+      <w:bookmarkEnd w:id="97"/>
     </w:p>
     <w:p>
       <w:pPr>
@@ -24883,11 +25567,11 @@
       <w:pPr>
         <w:pStyle w:val="Heading2"/>
       </w:pPr>
-      <w:bookmarkStart w:id="96" w:name="Xc87dffa55e83400c59c3898b198df6d7b908554"/>
+      <w:bookmarkStart w:id="98" w:name="Xc87dffa55e83400c59c3898b198df6d7b908554"/>
       <w:r>
         <w:t xml:space="preserve">Lampiran C, Berkas Data dan Skrip Reproducibility</w:t>
       </w:r>
-      <w:bookmarkEnd w:id="96"/>
+      <w:bookmarkEnd w:id="98"/>
     </w:p>
     <w:p>
       <w:pPr>

--- a/docs/Skripsi_PTQ_SLM_Android.docx
+++ b/docs/Skripsi_PTQ_SLM_Android.docx
@@ -1537,7 +1537,7 @@
       </w:r>
       <w:r>
         <w:tab/>
-        <w:t>48</w:t>
+        <w:t>49</w:t>
       </w:r>
     </w:p>
     <w:p>
@@ -1553,7 +1553,7 @@
       </w:r>
       <w:r>
         <w:tab/>
-        <w:t>50</w:t>
+        <w:t>51</w:t>
       </w:r>
     </w:p>
     <w:p>
@@ -1569,7 +1569,7 @@
       </w:r>
       <w:r>
         <w:tab/>
-        <w:t>52</w:t>
+        <w:t>53</w:t>
       </w:r>
     </w:p>
     <w:p>
@@ -1585,7 +1585,7 @@
       </w:r>
       <w:r>
         <w:tab/>
-        <w:t>57</w:t>
+        <w:t>58</w:t>
       </w:r>
     </w:p>
     <w:p>
@@ -1601,7 +1601,7 @@
       </w:r>
       <w:r>
         <w:tab/>
-        <w:t>61</w:t>
+        <w:t>62</w:t>
       </w:r>
     </w:p>
     <w:p>
@@ -1710,7 +1710,7 @@
       </w:r>
       <w:r>
         <w:tab/>
-        <w:t>49</w:t>
+        <w:t>50</w:t>
       </w:r>
     </w:p>
     <w:p>
@@ -1742,7 +1742,7 @@
       </w:r>
       <w:r>
         <w:tab/>
-        <w:t>51</w:t>
+        <w:t>52</w:t>
       </w:r>
     </w:p>
     <w:p>
@@ -1758,7 +1758,7 @@
       </w:r>
       <w:r>
         <w:tab/>
-        <w:t>58</w:t>
+        <w:t>59</w:t>
       </w:r>
     </w:p>
     <w:p>
@@ -1774,7 +1774,7 @@
       </w:r>
       <w:r>
         <w:tab/>
-        <w:t>59</w:t>
+        <w:t>60</w:t>
       </w:r>
     </w:p>
     <w:p>
@@ -1790,7 +1790,7 @@
       </w:r>
       <w:r>
         <w:tab/>
-        <w:t>62</w:t>
+        <w:t>63</w:t>
       </w:r>
     </w:p>
     <w:p>
@@ -12772,18 +12772,57 @@
       </w:pPr>
       <w:r>
         <w:rPr>
-          <w:i/>
-        </w:rPr>
-        <w:t xml:space="preserve">Catatan: kolom CPU</w:t>
-      </w:r>
-      <w:r>
-        <w:rPr>
-          <w:i/>
-        </w:rPr>
-        <w:t xml:space="preserve"> </w:t>
-      </w:r>
-      <w:r>
-        <w:t xml:space="preserve">Peak* (%) mencerminkan beban gabungan terhadap 6</w:t>
+          <w:b/>
+        </w:rPr>
+        <w:t xml:space="preserve">Catatan:</w:t>
+      </w:r>
+      <w:r>
+        <w:t xml:space="preserve"> </w:t>
+      </w:r>
+      <w:r>
+        <w:t xml:space="preserve">kolom</w:t>
+      </w:r>
+      <w:r>
+        <w:t xml:space="preserve"> </w:t>
+      </w:r>
+      <w:r>
+        <w:rPr>
+          <w:b/>
+        </w:rPr>
+        <w:t xml:space="preserve">N</w:t>
+      </w:r>
+      <w:r>
+        <w:t xml:space="preserve"> </w:t>
+      </w:r>
+      <w:r>
+        <w:t xml:space="preserve">menunjukkan jumlah pengulangan pengujian (replikasi) untuk setiap varian; tiga kali untuk seluruh varian LFM 2.5 dan varian Qwen 3.5 F16, sementara tiga varian Qwen 3.5 terkuantisasi (Q5_K_M, Q4_K_M, Q3_K_M) dibatasi dua kali akibat keterbatasan termal perangkat (</w:t>
+      </w:r>
+      <w:r>
+        <w:rPr>
+          <w:i/>
+        </w:rPr>
+        <w:t xml:space="preserve">thermal throttling</w:t>
+      </w:r>
+      <w:r>
+        <w:t xml:space="preserve"> </w:t>
+      </w:r>
+      <w:r>
+        <w:t xml:space="preserve">pada pengujian beruntun). Nilai rerata ± simpangan baku pada tiap sel dihitung dari N pengulangan tersebut. Kolom CPU</w:t>
+      </w:r>
+      <w:r>
+        <w:t xml:space="preserve"> </w:t>
+      </w:r>
+      <w:r>
+        <w:rPr>
+          <w:i/>
+        </w:rPr>
+        <w:t xml:space="preserve">Peak</w:t>
+      </w:r>
+      <w:r>
+        <w:t xml:space="preserve"> </w:t>
+      </w:r>
+      <w:r>
+        <w:t xml:space="preserve">(%) mencerminkan beban gabungan terhadap 6</w:t>
       </w:r>
       <w:r>
         <w:t xml:space="preserve"> </w:t>
@@ -12825,7 +12864,7 @@
         <w:t xml:space="preserve">ps</w:t>
       </w:r>
       <w:r>
-        <w:t xml:space="preserve">).*</w:t>
+        <w:t xml:space="preserve">).</w:t>
       </w:r>
     </w:p>
     <w:p>

--- a/docs/Skripsi_PTQ_SLM_Android.docx
+++ b/docs/Skripsi_PTQ_SLM_Android.docx
@@ -8324,18 +8324,265 @@
         <w:t xml:space="preserve"> </w:t>
       </w:r>
       <w:r>
-        <w:t xml:space="preserve">yang dipaparkan secara skematis oleh Jin dkk. (2024) dan Murthy dkk. (2024).</w:t>
+        <w:t xml:space="preserve">yang dipaparkan secara skematis oleh Jin dkk. (2024) dan Murthy dkk. (2024). Arsitektur</w:t>
+      </w:r>
+      <w:r>
+        <w:t xml:space="preserve"> </w:t>
+      </w:r>
+      <w:r>
+        <w:rPr>
+          <w:i/>
+        </w:rPr>
+        <w:t xml:space="preserve">workflow benchmarking</w:t>
+      </w:r>
+      <w:r>
+        <w:t xml:space="preserve"> </w:t>
+      </w:r>
+      <w:r>
+        <w:t xml:space="preserve">SLM/LLM</w:t>
+      </w:r>
+      <w:r>
+        <w:t xml:space="preserve"> </w:t>
+      </w:r>
+      <w:r>
+        <w:rPr>
+          <w:i/>
+        </w:rPr>
+        <w:t xml:space="preserve">on-device</w:t>
+      </w:r>
+      <w:r>
+        <w:t xml:space="preserve"> </w:t>
+      </w:r>
+      <w:r>
+        <w:t xml:space="preserve">yang menjadi acuan metodologis penelitian ini diilustrasikan oleh Murthy dkk. (2024) pada Gambar III.1: tahap</w:t>
+      </w:r>
+      <w:r>
+        <w:t xml:space="preserve"> </w:t>
+      </w:r>
+      <w:r>
+        <w:rPr>
+          <w:b/>
+        </w:rPr>
+        <w:t xml:space="preserve">Task/Dataset Identification</w:t>
+      </w:r>
+      <w:r>
+        <w:t xml:space="preserve"> </w:t>
+      </w:r>
+      <w:r>
+        <w:t xml:space="preserve">(Step 1) dan</w:t>
+      </w:r>
+      <w:r>
+        <w:t xml:space="preserve"> </w:t>
+      </w:r>
+      <w:r>
+        <w:rPr>
+          <w:b/>
+        </w:rPr>
+        <w:t xml:space="preserve">Data Preprocess/Loading</w:t>
+      </w:r>
+      <w:r>
+        <w:t xml:space="preserve"> </w:t>
+      </w:r>
+      <w:r>
+        <w:t xml:space="preserve">(Step 2) bersesuaian dengan tahap 1 penelitian ini,</w:t>
+      </w:r>
+      <w:r>
+        <w:t xml:space="preserve"> </w:t>
+      </w:r>
+      <w:r>
+        <w:rPr>
+          <w:b/>
+        </w:rPr>
+        <w:t xml:space="preserve">Model Loading/Inference</w:t>
+      </w:r>
+      <w:r>
+        <w:t xml:space="preserve"> </w:t>
+      </w:r>
+      <w:r>
+        <w:t xml:space="preserve">(Step 3) bersesuaian dengan tahap 3,</w:t>
+      </w:r>
+      <w:r>
+        <w:t xml:space="preserve"> </w:t>
+      </w:r>
+      <w:r>
+        <w:rPr>
+          <w:b/>
+        </w:rPr>
+        <w:t xml:space="preserve">Inference Collection</w:t>
+      </w:r>
+      <w:r>
+        <w:t xml:space="preserve"> </w:t>
+      </w:r>
+      <w:r>
+        <w:t xml:space="preserve">(Step 4) bersesuaian dengan tahap 4, dan</w:t>
+      </w:r>
+      <w:r>
+        <w:t xml:space="preserve"> </w:t>
+      </w:r>
+      <w:r>
+        <w:rPr>
+          <w:b/>
+        </w:rPr>
+        <w:t xml:space="preserve">Evaluation + Results Summarization</w:t>
+      </w:r>
+      <w:r>
+        <w:t xml:space="preserve"> </w:t>
+      </w:r>
+      <w:r>
+        <w:t xml:space="preserve">(Step 5–6) bersesuaian dengan tahap 5.</w:t>
+      </w:r>
+    </w:p>
+    <w:p>
+      <w:pPr>
+        <w:pStyle w:val="CaptionedFigure"/>
+      </w:pPr>
+      <w:r>
+        <w:drawing>
+          <wp:inline>
+            <wp:extent cx="5334000" cy="2885606"/>
+            <wp:effectExtent b="0" l="0" r="0" t="0"/>
+            <wp:docPr descr="Gambar III.1 Arsitektur workflow benchmarking SLM/LLM on-device (enam langkah: identifikasi task/dataset, preprocess/loading, model loading/inferensi, koleksi hasil inferensi, evaluasi, dan ringkasan hasil) yang menjadi acuan metodologis penelitian ini. Sumber: Murthy dkk. (2024), Gambar 1 dalam MobileAIBench: Benchmarking LLMs and LMMs for On-Device Use Cases, arXiv:2406.10290." title="" id="1" name="Picture"/>
+            <a:graphic>
+              <a:graphicData uri="http://schemas.openxmlformats.org/drawingml/2006/picture">
+                <pic:pic>
+                  <pic:nvPicPr>
+                    <pic:cNvPr descr="gambar/3_1_mobileaibench_arsitektur.png" id="0" name="Picture"/>
+                    <pic:cNvPicPr>
+                      <a:picLocks noChangeArrowheads="1" noChangeAspect="1"/>
+                    </pic:cNvPicPr>
+                  </pic:nvPicPr>
+                  <pic:blipFill>
+                    <a:blip r:embed="rId57"/>
+                    <a:stretch>
+                      <a:fillRect/>
+                    </a:stretch>
+                  </pic:blipFill>
+                  <pic:spPr bwMode="auto">
+                    <a:xfrm>
+                      <a:off x="0" y="0"/>
+                      <a:ext cx="5334000" cy="2885606"/>
+                    </a:xfrm>
+                    <a:prstGeom prst="rect">
+                      <a:avLst/>
+                    </a:prstGeom>
+                    <a:noFill/>
+                    <a:ln w="9525">
+                      <a:noFill/>
+                      <a:headEnd/>
+                      <a:tailEnd/>
+                    </a:ln>
+                  </pic:spPr>
+                </pic:pic>
+              </a:graphicData>
+            </a:graphic>
+          </wp:inline>
+        </w:drawing>
+      </w:r>
+    </w:p>
+    <w:p>
+      <w:pPr>
+        <w:pStyle w:val="ImageCaption"/>
+      </w:pPr>
+      <w:r>
+        <w:t xml:space="preserve">Gambar III.1 Arsitektur</w:t>
+      </w:r>
+      <w:r>
+        <w:t xml:space="preserve"> </w:t>
+      </w:r>
+      <w:r>
+        <w:rPr>
+          <w:i/>
+        </w:rPr>
+        <w:t xml:space="preserve">workflow benchmarking</w:t>
+      </w:r>
+      <w:r>
+        <w:t xml:space="preserve"> </w:t>
+      </w:r>
+      <w:r>
+        <w:t xml:space="preserve">SLM/LLM</w:t>
+      </w:r>
+      <w:r>
+        <w:t xml:space="preserve"> </w:t>
+      </w:r>
+      <w:r>
+        <w:rPr>
+          <w:i/>
+        </w:rPr>
+        <w:t xml:space="preserve">on-device</w:t>
+      </w:r>
+      <w:r>
+        <w:t xml:space="preserve"> </w:t>
+      </w:r>
+      <w:r>
+        <w:t xml:space="preserve">(enam langkah: identifikasi</w:t>
+      </w:r>
+      <w:r>
+        <w:t xml:space="preserve"> </w:t>
+      </w:r>
+      <w:r>
+        <w:rPr>
+          <w:i/>
+        </w:rPr>
+        <w:t xml:space="preserve">task</w:t>
+      </w:r>
+      <w:r>
+        <w:t xml:space="preserve">/</w:t>
+      </w:r>
+      <w:r>
+        <w:rPr>
+          <w:i/>
+        </w:rPr>
+        <w:t xml:space="preserve">dataset</w:t>
+      </w:r>
+      <w:r>
+        <w:t xml:space="preserve">,</w:t>
+      </w:r>
+      <w:r>
+        <w:t xml:space="preserve"> </w:t>
+      </w:r>
+      <w:r>
+        <w:rPr>
+          <w:i/>
+        </w:rPr>
+        <w:t xml:space="preserve">preprocess</w:t>
+      </w:r>
+      <w:r>
+        <w:t xml:space="preserve">/loading,</w:t>
+      </w:r>
+      <w:r>
+        <w:t xml:space="preserve"> </w:t>
+      </w:r>
+      <w:r>
+        <w:rPr>
+          <w:i/>
+        </w:rPr>
+        <w:t xml:space="preserve">model loading</w:t>
+      </w:r>
+      <w:r>
+        <w:t xml:space="preserve">/inferensi, koleksi hasil inferensi, evaluasi, dan ringkasan hasil) yang menjadi acuan metodologis penelitian ini. Sumber: Murthy dkk. (2024), Gambar 1 dalam</w:t>
+      </w:r>
+      <w:r>
+        <w:t xml:space="preserve"> </w:t>
+      </w:r>
+      <w:r>
+        <w:rPr>
+          <w:i/>
+        </w:rPr>
+        <w:t xml:space="preserve">MobileAIBench: Benchmarking LLMs and LMMs for On-Device Use Cases</w:t>
+      </w:r>
+      <w:r>
+        <w:t xml:space="preserve">, arXiv:2406.10290.</w:t>
       </w:r>
     </w:p>
     <w:p>
       <w:pPr>
         <w:pStyle w:val="Heading2"/>
       </w:pPr>
-      <w:bookmarkStart w:id="57" w:name="instrumen-penelitian"/>
+      <w:bookmarkStart w:id="58" w:name="instrumen-penelitian"/>
       <w:r>
         <w:t xml:space="preserve">3.2 Instrumen Penelitian</w:t>
       </w:r>
-      <w:bookmarkEnd w:id="57"/>
+      <w:bookmarkEnd w:id="58"/>
     </w:p>
     <w:p>
       <w:pPr>
@@ -9646,11 +9893,11 @@
       <w:pPr>
         <w:pStyle w:val="Heading2"/>
       </w:pPr>
-      <w:bookmarkStart w:id="58" w:name="metode-pengumpulan-data"/>
+      <w:bookmarkStart w:id="59" w:name="metode-pengumpulan-data"/>
       <w:r>
         <w:t xml:space="preserve">3.3 Metode Pengumpulan Data</w:t>
       </w:r>
-      <w:bookmarkEnd w:id="58"/>
+      <w:bookmarkEnd w:id="59"/>
     </w:p>
     <w:p>
       <w:pPr>
@@ -9703,11 +9950,11 @@
       <w:pPr>
         <w:pStyle w:val="Heading3"/>
       </w:pPr>
-      <w:bookmarkStart w:id="59" w:name="Xc4b5058b1a37e4260b9b4e37d4a7825ab911370"/>
+      <w:bookmarkStart w:id="60" w:name="Xc4b5058b1a37e4260b9b4e37d4a7825ab911370"/>
       <w:r>
         <w:t xml:space="preserve">A. Pengamatan Langsung (Observasi Eksperimental)</w:t>
       </w:r>
-      <w:bookmarkEnd w:id="59"/>
+      <w:bookmarkEnd w:id="60"/>
     </w:p>
     <w:p>
       <w:pPr>
@@ -9928,11 +10175,11 @@
       <w:pPr>
         <w:pStyle w:val="Heading3"/>
       </w:pPr>
-      <w:bookmarkStart w:id="60" w:name="b.-studi-pustaka"/>
+      <w:bookmarkStart w:id="61" w:name="b.-studi-pustaka"/>
       <w:r>
         <w:t xml:space="preserve">B. Studi Pustaka</w:t>
       </w:r>
-      <w:bookmarkEnd w:id="60"/>
+      <w:bookmarkEnd w:id="61"/>
     </w:p>
     <w:p>
       <w:pPr>
@@ -9976,11 +10223,11 @@
       <w:pPr>
         <w:pStyle w:val="Heading2"/>
       </w:pPr>
-      <w:bookmarkStart w:id="61" w:name="metode-analisis-data"/>
+      <w:bookmarkStart w:id="62" w:name="metode-analisis-data"/>
       <w:r>
         <w:t xml:space="preserve">3.4 Metode Analisis Data</w:t>
       </w:r>
-      <w:bookmarkEnd w:id="61"/>
+      <w:bookmarkEnd w:id="62"/>
     </w:p>
     <w:p>
       <w:pPr>
@@ -10490,21 +10737,21 @@
       <w:pPr>
         <w:pStyle w:val="Heading1"/>
       </w:pPr>
-      <w:bookmarkStart w:id="62" w:name="bab-iv-hasil-penelitian-dan-pembahasan"/>
+      <w:bookmarkStart w:id="63" w:name="bab-iv-hasil-penelitian-dan-pembahasan"/>
       <w:r>
         <w:t xml:space="preserve">BAB IV HASIL PENELITIAN DAN PEMBAHASAN</w:t>
       </w:r>
-      <w:bookmarkEnd w:id="62"/>
+      <w:bookmarkEnd w:id="63"/>
     </w:p>
     <w:p>
       <w:pPr>
         <w:pStyle w:val="Heading2"/>
       </w:pPr>
-      <w:bookmarkStart w:id="63" w:name="lingkungan-pengujian-dan-skenario"/>
+      <w:bookmarkStart w:id="64" w:name="lingkungan-pengujian-dan-skenario"/>
       <w:r>
         <w:t xml:space="preserve">4.1 Lingkungan Pengujian dan Skenario</w:t>
       </w:r>
-      <w:bookmarkEnd w:id="63"/>
+      <w:bookmarkEnd w:id="64"/>
     </w:p>
     <w:p>
       <w:pPr>
@@ -10699,7 +10946,7 @@
       <w:pPr>
         <w:pStyle w:val="Heading2"/>
       </w:pPr>
-      <w:bookmarkStart w:id="64" w:name="X9bf69c72b625da71600f6d85c4769c5b47eb5d0"/>
+      <w:bookmarkStart w:id="65" w:name="X9bf69c72b625da71600f6d85c4769c5b47eb5d0"/>
       <w:r>
         <w:t xml:space="preserve">4.2 Hasil Uji Efisiensi Infrastruktur (</w:t>
       </w:r>
@@ -10712,7 +10959,7 @@
       <w:r>
         <w:t xml:space="preserve">)</w:t>
       </w:r>
-      <w:bookmarkEnd w:id="64"/>
+      <w:bookmarkEnd w:id="65"/>
     </w:p>
     <w:p>
       <w:pPr>
@@ -10735,7 +10982,7 @@
       <w:pPr>
         <w:pStyle w:val="Heading3"/>
       </w:pPr>
-      <w:bookmarkStart w:id="65" w:name="Xdc15f67e2c87c3a90bb01d92b66ec84595d91e2"/>
+      <w:bookmarkStart w:id="66" w:name="Xdc15f67e2c87c3a90bb01d92b66ec84595d91e2"/>
       <w:r>
         <w:t xml:space="preserve">4.2.1 Reduksi Kapasitas Penyimpanan Fisik (</w:t>
       </w:r>
@@ -10748,7 +10995,7 @@
       <w:r>
         <w:t xml:space="preserve">)</w:t>
       </w:r>
-      <w:bookmarkEnd w:id="65"/>
+      <w:bookmarkEnd w:id="66"/>
     </w:p>
     <w:p>
       <w:pPr>
@@ -11236,7 +11483,7 @@
                     </pic:cNvPicPr>
                   </pic:nvPicPr>
                   <pic:blipFill>
-                    <a:blip r:embed="rId66"/>
+                    <a:blip r:embed="rId67"/>
                     <a:stretch>
                       <a:fillRect/>
                     </a:stretch>
@@ -11283,11 +11530,11 @@
       <w:pPr>
         <w:pStyle w:val="Heading3"/>
       </w:pPr>
-      <w:bookmarkStart w:id="67" w:name="X4139fde28ee8235afc5acb27a8c182fc86f1cae"/>
+      <w:bookmarkStart w:id="68" w:name="X4139fde28ee8235afc5acb27a8c182fc86f1cae"/>
       <w:r>
         <w:t xml:space="preserve">4.2.2 Konsumsi RAM dan Kecepatan Inferensi (Helio G99)</w:t>
       </w:r>
-      <w:bookmarkEnd w:id="67"/>
+      <w:bookmarkEnd w:id="68"/>
     </w:p>
     <w:p>
       <w:pPr>
@@ -12481,7 +12728,7 @@
                     </pic:cNvPicPr>
                   </pic:nvPicPr>
                   <pic:blipFill>
-                    <a:blip r:embed="rId68"/>
+                    <a:blip r:embed="rId69"/>
                     <a:stretch>
                       <a:fillRect/>
                     </a:stretch>
@@ -12566,7 +12813,7 @@
                     </pic:cNvPicPr>
                   </pic:nvPicPr>
                   <pic:blipFill>
-                    <a:blip r:embed="rId69"/>
+                    <a:blip r:embed="rId70"/>
                     <a:stretch>
                       <a:fillRect/>
                     </a:stretch>
@@ -12721,7 +12968,7 @@
       <w:pPr>
         <w:pStyle w:val="Heading2"/>
       </w:pPr>
-      <w:bookmarkStart w:id="70" w:name="hasil-uji-degradasi-kognitif-software-ai"/>
+      <w:bookmarkStart w:id="71" w:name="hasil-uji-degradasi-kognitif-software-ai"/>
       <w:r>
         <w:t xml:space="preserve">4.3 Hasil Uji Degradasi Kognitif (</w:t>
       </w:r>
@@ -12737,7 +12984,7 @@
       <w:r>
         <w:t xml:space="preserve">/ AI)</w:t>
       </w:r>
-      <w:bookmarkEnd w:id="70"/>
+      <w:bookmarkEnd w:id="71"/>
     </w:p>
     <w:p>
       <w:pPr>
@@ -12781,7 +13028,7 @@
       <w:pPr>
         <w:pStyle w:val="Heading3"/>
       </w:pPr>
-      <w:bookmarkStart w:id="71" w:name="evaluasi-perplexity-ppl"/>
+      <w:bookmarkStart w:id="72" w:name="evaluasi-perplexity-ppl"/>
       <w:r>
         <w:t xml:space="preserve">4.3.1 Evaluasi</w:t>
       </w:r>
@@ -12800,7 +13047,7 @@
       <w:r>
         <w:t xml:space="preserve">(PPL)</w:t>
       </w:r>
-      <w:bookmarkEnd w:id="71"/>
+      <w:bookmarkEnd w:id="72"/>
     </w:p>
     <w:p>
       <w:pPr>
@@ -13177,7 +13424,7 @@
                     </pic:cNvPicPr>
                   </pic:nvPicPr>
                   <pic:blipFill>
-                    <a:blip r:embed="rId72"/>
+                    <a:blip r:embed="rId73"/>
                     <a:stretch>
                       <a:fillRect/>
                     </a:stretch>
@@ -13231,11 +13478,11 @@
       <w:pPr>
         <w:pStyle w:val="Heading3"/>
       </w:pPr>
-      <w:bookmarkStart w:id="73" w:name="X0708eb96332c77c3f2ee7e69be33029d2199989"/>
+      <w:bookmarkStart w:id="74" w:name="X0708eb96332c77c3f2ee7e69be33029d2199989"/>
       <w:r>
         <w:t xml:space="preserve">4.3.2 Evaluasi Akurasi Logika (MMLU, GSM8K, dan HumanEval) serta Kreativitas Bahasa (MT-Bench TTR)</w:t>
       </w:r>
-      <w:bookmarkEnd w:id="73"/>
+      <w:bookmarkEnd w:id="74"/>
     </w:p>
     <w:p>
       <w:pPr>
@@ -14338,7 +14585,7 @@
                     </pic:cNvPicPr>
                   </pic:nvPicPr>
                   <pic:blipFill>
-                    <a:blip r:embed="rId74"/>
+                    <a:blip r:embed="rId75"/>
                     <a:stretch>
                       <a:fillRect/>
                     </a:stretch>
@@ -14415,7 +14662,7 @@
       <w:pPr>
         <w:pStyle w:val="Heading3"/>
       </w:pPr>
-      <w:bookmarkStart w:id="75" w:name="X7259616e5e332626c4a15597b793f54b1ff7518"/>
+      <w:bookmarkStart w:id="76" w:name="X7259616e5e332626c4a15597b793f54b1ff7518"/>
       <w:r>
         <w:t xml:space="preserve">4.3.3 Keterbatasan Evaluasi Akurasi pada</w:t>
       </w:r>
@@ -14434,7 +14681,7 @@
       <w:r>
         <w:t xml:space="preserve">(Qwen 3.5)</w:t>
       </w:r>
-      <w:bookmarkEnd w:id="75"/>
+      <w:bookmarkEnd w:id="76"/>
     </w:p>
     <w:p>
       <w:pPr>
@@ -14950,11 +15197,11 @@
       <w:pPr>
         <w:pStyle w:val="Heading2"/>
       </w:pPr>
-      <w:bookmarkStart w:id="76" w:name="pembahasan-analisis-komparatif"/>
+      <w:bookmarkStart w:id="77" w:name="pembahasan-analisis-komparatif"/>
       <w:r>
         <w:t xml:space="preserve">4.4 Pembahasan Analisis Komparatif</w:t>
       </w:r>
-      <w:bookmarkEnd w:id="76"/>
+      <w:bookmarkEnd w:id="77"/>
     </w:p>
     <w:p>
       <w:pPr>
@@ -14992,7 +15239,7 @@
       <w:pPr>
         <w:pStyle w:val="Heading3"/>
       </w:pPr>
-      <w:bookmarkStart w:id="77" w:name="Xd1c8297aed58abe2dabcdf959e9cf8a7f18550c"/>
+      <w:bookmarkStart w:id="78" w:name="Xd1c8297aed58abe2dabcdf959e9cf8a7f18550c"/>
       <w:r>
         <w:t xml:space="preserve">4.4.1 Efisiensi RAM dan Peningkatan</w:t>
       </w:r>
@@ -15005,7 +15252,7 @@
         </w:rPr>
         <w:t xml:space="preserve">Generation Speed</w:t>
       </w:r>
-      <w:bookmarkEnd w:id="77"/>
+      <w:bookmarkEnd w:id="78"/>
     </w:p>
     <w:p>
       <w:pPr>
@@ -15166,7 +15413,7 @@
       <w:pPr>
         <w:pStyle w:val="Heading3"/>
       </w:pPr>
-      <w:bookmarkStart w:id="78" w:name="X513825fa851db12e333b3d2f1f35c22b1144977"/>
+      <w:bookmarkStart w:id="79" w:name="X513825fa851db12e333b3d2f1f35c22b1144977"/>
       <w:r>
         <w:t xml:space="preserve">4.4.2 Anomali Kecepatan Baca (</w:t>
       </w:r>
@@ -15179,7 +15426,7 @@
       <w:r>
         <w:t xml:space="preserve">) pada Varian Q3_K_M</w:t>
       </w:r>
-      <w:bookmarkEnd w:id="78"/>
+      <w:bookmarkEnd w:id="79"/>
     </w:p>
     <w:p>
       <w:pPr>
@@ -15439,11 +15686,11 @@
       <w:pPr>
         <w:pStyle w:val="Heading3"/>
       </w:pPr>
-      <w:bookmarkStart w:id="79" w:name="X84b4f50b1bee9f70e3110c6a14f8b365d0c12aa"/>
+      <w:bookmarkStart w:id="80" w:name="X84b4f50b1bee9f70e3110c6a14f8b365d0c12aa"/>
       <w:r>
         <w:t xml:space="preserve">4.4.3 Dampak Distorsi terhadap Nalar Matematika dan Logika Pemrograman</w:t>
       </w:r>
-      <w:bookmarkEnd w:id="79"/>
+      <w:bookmarkEnd w:id="80"/>
     </w:p>
     <w:p>
       <w:pPr>
@@ -15496,7 +15743,7 @@
       <w:pPr>
         <w:pStyle w:val="Heading3"/>
       </w:pPr>
-      <w:bookmarkStart w:id="80" w:name="Xd37a1d895aa6e63733a293de85611aef50d6eee"/>
+      <w:bookmarkStart w:id="81" w:name="Xd37a1d895aa6e63733a293de85611aef50d6eee"/>
       <w:r>
         <w:t xml:space="preserve">4.4.4 Penetapan Titik Keseimbangan Optimal (</w:t>
       </w:r>
@@ -15509,7 +15756,7 @@
       <w:r>
         <w:t xml:space="preserve">)</w:t>
       </w:r>
-      <w:bookmarkEnd w:id="80"/>
+      <w:bookmarkEnd w:id="81"/>
     </w:p>
     <w:p>
       <w:pPr>
@@ -15686,7 +15933,7 @@
                     </pic:cNvPicPr>
                   </pic:nvPicPr>
                   <pic:blipFill>
-                    <a:blip r:embed="rId81"/>
+                    <a:blip r:embed="rId82"/>
                     <a:stretch>
                       <a:fillRect/>
                     </a:stretch>
@@ -15740,11 +15987,11 @@
       <w:pPr>
         <w:pStyle w:val="Heading3"/>
       </w:pPr>
-      <w:bookmarkStart w:id="82" w:name="X36546d104bf276b302187762eebc3ad823b5b8e"/>
+      <w:bookmarkStart w:id="83" w:name="X36546d104bf276b302187762eebc3ad823b5b8e"/>
       <w:r>
         <w:t xml:space="preserve">4.4.5 Kuantifikasi Penurunan Kepintaran F16 vs Q3/Q4/Q5 dan Rekomendasi Varian Operasional untuk Tecno Pova 5</w:t>
       </w:r>
-      <w:bookmarkEnd w:id="82"/>
+      <w:bookmarkEnd w:id="83"/>
     </w:p>
     <w:p>
       <w:pPr>
@@ -18025,7 +18272,7 @@
                     </pic:cNvPicPr>
                   </pic:nvPicPr>
                   <pic:blipFill>
-                    <a:blip r:embed="rId83"/>
+                    <a:blip r:embed="rId84"/>
                     <a:stretch>
                       <a:fillRect/>
                     </a:stretch>
@@ -18079,11 +18326,11 @@
       <w:pPr>
         <w:pStyle w:val="Heading4"/>
       </w:pPr>
-      <w:bookmarkStart w:id="84" w:name="analisis-paralel-pada-qwen-3.5-2b"/>
+      <w:bookmarkStart w:id="85" w:name="analisis-paralel-pada-qwen-3.5-2b"/>
       <w:r>
         <w:t xml:space="preserve">Analisis Paralel pada Qwen 3.5 (2B)</w:t>
       </w:r>
-      <w:bookmarkEnd w:id="84"/>
+      <w:bookmarkEnd w:id="85"/>
     </w:p>
     <w:p>
       <w:pPr>
@@ -19965,7 +20212,7 @@
                     </pic:cNvPicPr>
                   </pic:nvPicPr>
                   <pic:blipFill>
-                    <a:blip r:embed="rId85"/>
+                    <a:blip r:embed="rId86"/>
                     <a:stretch>
                       <a:fillRect/>
                     </a:stretch>
@@ -20019,11 +20266,11 @@
       <w:pPr>
         <w:pStyle w:val="Heading3"/>
       </w:pPr>
-      <w:bookmarkStart w:id="86" w:name="X4df5434ce2f391c4c2001fe43bf9772cf082150"/>
+      <w:bookmarkStart w:id="87" w:name="X4df5434ce2f391c4c2001fe43bf9772cf082150"/>
       <w:r>
         <w:t xml:space="preserve">4.4.6 Uji Statistik Signifikansi Perbedaan Performa Antar Varian</w:t>
       </w:r>
-      <w:bookmarkEnd w:id="86"/>
+      <w:bookmarkEnd w:id="87"/>
     </w:p>
     <w:p>
       <w:pPr>
@@ -20179,11 +20426,11 @@
       <w:pPr>
         <w:pStyle w:val="Heading4"/>
       </w:pPr>
-      <w:bookmarkStart w:id="87" w:name="a.-hasil-uji-statistik-lfm-2.5-12b"/>
+      <w:bookmarkStart w:id="88" w:name="a.-hasil-uji-statistik-lfm-2.5-12b"/>
       <w:r>
         <w:t xml:space="preserve">A. Hasil Uji Statistik LFM 2.5 (1,2B)</w:t>
       </w:r>
-      <w:bookmarkEnd w:id="87"/>
+      <w:bookmarkEnd w:id="88"/>
     </w:p>
     <w:p>
       <w:pPr>
@@ -20862,11 +21109,11 @@
       <w:pPr>
         <w:pStyle w:val="Heading4"/>
       </w:pPr>
-      <w:bookmarkStart w:id="88" w:name="b.-hasil-uji-statistik-qwen-3.5-2b"/>
+      <w:bookmarkStart w:id="89" w:name="b.-hasil-uji-statistik-qwen-3.5-2b"/>
       <w:r>
         <w:t xml:space="preserve">B. Hasil Uji Statistik Qwen 3.5 (2B)</w:t>
       </w:r>
-      <w:bookmarkEnd w:id="88"/>
+      <w:bookmarkEnd w:id="89"/>
     </w:p>
     <w:p>
       <w:pPr>
@@ -21657,21 +21904,21 @@
       <w:pPr>
         <w:pStyle w:val="Heading1"/>
       </w:pPr>
-      <w:bookmarkStart w:id="89" w:name="bab-v-penutup"/>
+      <w:bookmarkStart w:id="90" w:name="bab-v-penutup"/>
       <w:r>
         <w:t xml:space="preserve">BAB V PENUTUP</w:t>
       </w:r>
-      <w:bookmarkEnd w:id="89"/>
+      <w:bookmarkEnd w:id="90"/>
     </w:p>
     <w:p>
       <w:pPr>
         <w:pStyle w:val="Heading2"/>
       </w:pPr>
-      <w:bookmarkStart w:id="90" w:name="kesimpulan"/>
+      <w:bookmarkStart w:id="91" w:name="kesimpulan"/>
       <w:r>
         <w:t xml:space="preserve">5.1 Kesimpulan</w:t>
       </w:r>
-      <w:bookmarkEnd w:id="90"/>
+      <w:bookmarkEnd w:id="91"/>
     </w:p>
     <w:p>
       <w:pPr>
@@ -22175,11 +22422,11 @@
       <w:pPr>
         <w:pStyle w:val="Heading2"/>
       </w:pPr>
-      <w:bookmarkStart w:id="91" w:name="saran"/>
+      <w:bookmarkStart w:id="92" w:name="saran"/>
       <w:r>
         <w:t xml:space="preserve">5.2 Saran</w:t>
       </w:r>
-      <w:bookmarkEnd w:id="91"/>
+      <w:bookmarkEnd w:id="92"/>
     </w:p>
     <w:p>
       <w:pPr>
@@ -22208,11 +22455,11 @@
       <w:pPr>
         <w:pStyle w:val="Heading3"/>
       </w:pPr>
-      <w:bookmarkStart w:id="92" w:name="aspek-manajerial"/>
+      <w:bookmarkStart w:id="93" w:name="aspek-manajerial"/>
       <w:r>
         <w:t xml:space="preserve">5.2.1 Aspek Manajerial</w:t>
       </w:r>
-      <w:bookmarkEnd w:id="92"/>
+      <w:bookmarkEnd w:id="93"/>
     </w:p>
     <w:p>
       <w:pPr>
@@ -22495,11 +22742,11 @@
       <w:pPr>
         <w:pStyle w:val="Heading3"/>
       </w:pPr>
-      <w:bookmarkStart w:id="93" w:name="aspek-sistem"/>
+      <w:bookmarkStart w:id="94" w:name="aspek-sistem"/>
       <w:r>
         <w:t xml:space="preserve">5.2.2 Aspek Sistem</w:t>
       </w:r>
-      <w:bookmarkEnd w:id="93"/>
+      <w:bookmarkEnd w:id="94"/>
     </w:p>
     <w:p>
       <w:pPr>
@@ -22725,11 +22972,11 @@
       <w:pPr>
         <w:pStyle w:val="Heading3"/>
       </w:pPr>
-      <w:bookmarkStart w:id="94" w:name="aspek-penelitian-pembahasan-selanjutnya"/>
+      <w:bookmarkStart w:id="95" w:name="aspek-penelitian-pembahasan-selanjutnya"/>
       <w:r>
         <w:t xml:space="preserve">5.2.3 Aspek Penelitian (Pembahasan) Selanjutnya</w:t>
       </w:r>
-      <w:bookmarkEnd w:id="94"/>
+      <w:bookmarkEnd w:id="95"/>
     </w:p>
     <w:p>
       <w:pPr>
@@ -23163,11 +23410,11 @@
       <w:pPr>
         <w:pStyle w:val="Heading1"/>
       </w:pPr>
-      <w:bookmarkStart w:id="95" w:name="daftar-pustaka"/>
+      <w:bookmarkStart w:id="96" w:name="daftar-pustaka"/>
       <w:r>
         <w:t xml:space="preserve">DAFTAR PUSTAKA</w:t>
       </w:r>
-      <w:bookmarkEnd w:id="95"/>
+      <w:bookmarkEnd w:id="96"/>
     </w:p>
     <w:p>
       <w:pPr>
@@ -23773,17 +24020,17 @@
       <w:pPr>
         <w:pStyle w:val="Heading1"/>
       </w:pPr>
-      <w:bookmarkStart w:id="96" w:name="lampiran"/>
+      <w:bookmarkStart w:id="97" w:name="lampiran"/>
       <w:r>
         <w:t xml:space="preserve">LAMPIRAN</w:t>
       </w:r>
-      <w:bookmarkEnd w:id="96"/>
+      <w:bookmarkEnd w:id="97"/>
     </w:p>
     <w:p>
       <w:pPr>
         <w:pStyle w:val="Heading2"/>
       </w:pPr>
-      <w:bookmarkStart w:id="97" w:name="X4f3a7e4a2f15dc5c776d081c4e2586f0b87e9a6"/>
+      <w:bookmarkStart w:id="98" w:name="X4f3a7e4a2f15dc5c776d081c4e2586f0b87e9a6"/>
       <w:r>
         <w:t xml:space="preserve">Lampiran A, Skrip Otomatisasi</w:t>
       </w:r>
@@ -23802,7 +24049,7 @@
       <w:r>
         <w:t xml:space="preserve">(Termux Android)</w:t>
       </w:r>
-      <w:bookmarkEnd w:id="97"/>
+      <w:bookmarkEnd w:id="98"/>
     </w:p>
     <w:p>
       <w:pPr>
@@ -27292,7 +27539,7 @@
       <w:pPr>
         <w:pStyle w:val="Heading2"/>
       </w:pPr>
-      <w:bookmarkStart w:id="98" w:name="X446cbdad62534d5817ef28ab1a3c4ef45dc269a"/>
+      <w:bookmarkStart w:id="99" w:name="X446cbdad62534d5817ef28ab1a3c4ef45dc269a"/>
       <w:r>
         <w:t xml:space="preserve">Lampiran B, Skrip Persiapan Model di PC (</w:t>
       </w:r>
@@ -27305,7 +27552,7 @@
       <w:r>
         <w:t xml:space="preserve">)</w:t>
       </w:r>
-      <w:bookmarkEnd w:id="98"/>
+      <w:bookmarkEnd w:id="99"/>
     </w:p>
     <w:p>
       <w:pPr>
@@ -28140,11 +28387,11 @@
       <w:pPr>
         <w:pStyle w:val="Heading2"/>
       </w:pPr>
-      <w:bookmarkStart w:id="99" w:name="Xc87dffa55e83400c59c3898b198df6d7b908554"/>
+      <w:bookmarkStart w:id="100" w:name="Xc87dffa55e83400c59c3898b198df6d7b908554"/>
       <w:r>
         <w:t xml:space="preserve">Lampiran C, Berkas Data dan Skrip Reproducibility</w:t>
       </w:r>
-      <w:bookmarkEnd w:id="99"/>
+      <w:bookmarkEnd w:id="100"/>
     </w:p>
     <w:p>
       <w:pPr>

--- a/docs/Skripsi_PTQ_SLM_Android.docx
+++ b/docs/Skripsi_PTQ_SLM_Android.docx
@@ -6678,9 +6678,9 @@
       <w:pPr>
         <w:pStyle w:val="Heading2"/>
       </w:pPr>
-      <w:bookmarkStart w:id="52" w:name="tinjauan-organisasi-objek-penelitian"/>
-      <w:r>
-        <w:t xml:space="preserve">2.3 Tinjauan Organisasi (Objek Penelitian)</w:t>
+      <w:bookmarkStart w:id="52" w:name="tinjauan-objek-penelitian"/>
+      <w:r>
+        <w:t xml:space="preserve">2.3 Tinjauan Objek Penelitian</w:t>
       </w:r>
       <w:bookmarkEnd w:id="52"/>
     </w:p>
@@ -6689,7 +6689,7 @@
         <w:pStyle w:val="FirstParagraph"/>
       </w:pPr>
       <w:r>
-        <w:t xml:space="preserve">Penelitian ini bersifat</w:t>
+        <w:t xml:space="preserve">Karena penelitian ini bersifat</w:t>
       </w:r>
       <w:r>
         <w:t xml:space="preserve"> </w:t>
@@ -6698,10 +6698,49 @@
         <w:rPr>
           <w:b/>
         </w:rPr>
-        <w:t xml:space="preserve">independen dan berbasis laboratorium</w:t>
-      </w:r>
-      <w:r>
-        <w:t xml:space="preserve">, sehingga tidak terikat pada organisasi atau institusi eksternal sebagai tempat riset. Seluruh kegiatan pengujian, mulai dari persiapan berkas model hingga eksekusi</w:t>
+        <w:t xml:space="preserve">eksperimental berbasis laboratorium</w:t>
+      </w:r>
+      <w:r>
+        <w:t xml:space="preserve"> </w:t>
+      </w:r>
+      <w:r>
+        <w:t xml:space="preserve">dan tidak terikat pada organisasi atau institusi eksternal sebagai tempat riset, sub-bab ini difokuskan pada deskripsi</w:t>
+      </w:r>
+      <w:r>
+        <w:t xml:space="preserve"> </w:t>
+      </w:r>
+      <w:r>
+        <w:rPr>
+          <w:b/>
+        </w:rPr>
+        <w:t xml:space="preserve">objek penelitian</w:t>
+      </w:r>
+      <w:r>
+        <w:t xml:space="preserve"> </w:t>
+      </w:r>
+      <w:r>
+        <w:t xml:space="preserve">— yakni satuan analisis (</w:t>
+      </w:r>
+      <w:r>
+        <w:rPr>
+          <w:i/>
+        </w:rPr>
+        <w:t xml:space="preserve">unit of analysis</w:t>
+      </w:r>
+      <w:r>
+        <w:t xml:space="preserve">) yang menjadi sasaran pengukuran dalam eksperimen kuantisasi</w:t>
+      </w:r>
+      <w:r>
+        <w:t xml:space="preserve"> </w:t>
+      </w:r>
+      <w:r>
+        <w:rPr>
+          <w:i/>
+        </w:rPr>
+        <w:t xml:space="preserve">on-device</w:t>
+      </w:r>
+      <w:r>
+        <w:t xml:space="preserve">. Seluruh kegiatan pengujian, mulai dari persiapan berkas model hingga eksekusi</w:t>
       </w:r>
       <w:r>
         <w:t xml:space="preserve"> </w:t>
@@ -6713,22 +6752,7 @@
         <w:t xml:space="preserve">benchmark</w:t>
       </w:r>
       <w:r>
-        <w:t xml:space="preserve">, dilakukan secara mandiri oleh penulis menggunakan perangkat pribadi. Mengingat tidak adanya struktur organisasi formal yang relevan, bagian</w:t>
-      </w:r>
-      <w:r>
-        <w:t xml:space="preserve"> </w:t>
-      </w:r>
-      <w:r>
-        <w:rPr>
-          <w:i/>
-        </w:rPr>
-        <w:t xml:space="preserve">Tinjauan Organisasi</w:t>
-      </w:r>
-      <w:r>
-        <w:t xml:space="preserve"> </w:t>
-      </w:r>
-      <w:r>
-        <w:t xml:space="preserve">pada panduan resmi diadaptasi menjadi tinjauan terhadap</w:t>
+        <w:t xml:space="preserve">, dilakukan secara mandiri oleh penulis menggunakan perangkat pribadi. Objek penelitian dibagi menjadi dua kategori fundamental yang saling berkomplemen: (1)</w:t>
       </w:r>
       <w:r>
         <w:t xml:space="preserve"> </w:t>
@@ -6737,25 +6761,13 @@
         <w:rPr>
           <w:b/>
         </w:rPr>
-        <w:t xml:space="preserve">objek penelitian</w:t>
-      </w:r>
-      <w:r>
-        <w:t xml:space="preserve">, yakni ekosistem perangkat keras dan perangkat lunak yang berfungsi sebagai</w:t>
-      </w:r>
-      <w:r>
-        <w:t xml:space="preserve"> </w:t>
-      </w:r>
-      <w:r>
-        <w:rPr>
-          <w:i/>
-        </w:rPr>
-        <w:t xml:space="preserve">unit of analysis</w:t>
-      </w:r>
-      <w:r>
-        <w:t xml:space="preserve"> </w:t>
-      </w:r>
-      <w:r>
-        <w:t xml:space="preserve">dalam eksperimen. Objek penelitian dibagi menjadi dua kategori fundamental: ekosistem perangkat keras/perangkat lunak Android sebagai</w:t>
+        <w:t xml:space="preserve">ekosistem perangkat keras dan perangkat lunak Android</w:t>
+      </w:r>
+      <w:r>
+        <w:t xml:space="preserve"> </w:t>
+      </w:r>
+      <w:r>
+        <w:t xml:space="preserve">yang berperan sebagai</w:t>
       </w:r>
       <w:r>
         <w:t xml:space="preserve"> </w:t>
@@ -6767,14 +6779,27 @@
         <w:t xml:space="preserve">host target deployment</w:t>
       </w:r>
       <w:r>
-        <w:t xml:space="preserve">, dan spesifikasi arsitektur</w:t>
-      </w:r>
-      <w:r>
-        <w:t xml:space="preserve"> </w:t>
-      </w:r>
-      <w:r>
-        <w:rPr>
-          <w:i/>
+        <w:t xml:space="preserve">, dan (2)</w:t>
+      </w:r>
+      <w:r>
+        <w:t xml:space="preserve"> </w:t>
+      </w:r>
+      <w:r>
+        <w:rPr>
+          <w:b/>
+        </w:rPr>
+        <w:t xml:space="preserve">arsitektur</w:t>
+      </w:r>
+      <w:r>
+        <w:rPr>
+          <w:b/>
+        </w:rPr>
+        <w:t xml:space="preserve"> </w:t>
+      </w:r>
+      <w:r>
+        <w:rPr>
+          <w:i/>
+          <w:b/>
         </w:rPr>
         <w:t xml:space="preserve">Small Language Model</w:t>
       </w:r>
@@ -6782,7 +6807,58 @@
         <w:t xml:space="preserve"> </w:t>
       </w:r>
       <w:r>
-        <w:t xml:space="preserve">yang diuji.</w:t>
+        <w:t xml:space="preserve">yang menjadi objek uji kompresi PTQ. Pembagian dua kategori ini memungkinkan analisis trade-off antara dimensi efisiensi</w:t>
+      </w:r>
+      <w:r>
+        <w:t xml:space="preserve"> </w:t>
+      </w:r>
+      <w:r>
+        <w:rPr>
+          <w:i/>
+        </w:rPr>
+        <w:t xml:space="preserve">hardware</w:t>
+      </w:r>
+      <w:r>
+        <w:t xml:space="preserve"> </w:t>
+      </w:r>
+      <w:r>
+        <w:t xml:space="preserve">(RAM, CPU, TPS) dan dimensi kognitif</w:t>
+      </w:r>
+      <w:r>
+        <w:t xml:space="preserve"> </w:t>
+      </w:r>
+      <w:r>
+        <w:rPr>
+          <w:i/>
+        </w:rPr>
+        <w:t xml:space="preserve">software</w:t>
+      </w:r>
+      <w:r>
+        <w:t xml:space="preserve"> </w:t>
+      </w:r>
+      <w:r>
+        <w:t xml:space="preserve">(</w:t>
+      </w:r>
+      <w:r>
+        <w:rPr>
+          <w:i/>
+        </w:rPr>
+        <w:t xml:space="preserve">perplexity</w:t>
+      </w:r>
+      <w:r>
+        <w:t xml:space="preserve">, akurasi</w:t>
+      </w:r>
+      <w:r>
+        <w:t xml:space="preserve"> </w:t>
+      </w:r>
+      <w:r>
+        <w:rPr>
+          <w:i/>
+        </w:rPr>
+        <w:t xml:space="preserve">benchmark</w:t>
+      </w:r>
+      <w:r>
+        <w:t xml:space="preserve">) sebagaimana dianjurkan oleh kerangka evaluasi tiga dimensi Jin dkk. (2024).</w:t>
       </w:r>
     </w:p>
     <w:p>
@@ -24028,6 +24104,53 @@
     </w:p>
     <w:p>
       <w:pPr>
+        <w:pStyle w:val="FirstParagraph"/>
+      </w:pPr>
+      <w:r>
+        <w:t xml:space="preserve">Seluruh berkas lampiran juga diarsipkan sebagai berkas terpisah di direktori</w:t>
+      </w:r>
+      <w:r>
+        <w:t xml:space="preserve"> </w:t>
+      </w:r>
+      <w:r>
+        <w:rPr>
+          <w:rStyle w:val="VerbatimChar"/>
+        </w:rPr>
+        <w:t xml:space="preserve">docs/lampiran/</w:t>
+      </w:r>
+      <w:r>
+        <w:t xml:space="preserve"> </w:t>
+      </w:r>
+      <w:r>
+        <w:t xml:space="preserve">pada repositori penelitian (</w:t>
+      </w:r>
+      <w:r>
+        <w:rPr>
+          <w:rStyle w:val="VerbatimChar"/>
+        </w:rPr>
+        <w:t xml:space="preserve">f4rdani/Skripsi</w:t>
+      </w:r>
+      <w:r>
+        <w:t xml:space="preserve">), lengkap dengan</w:t>
+      </w:r>
+      <w:r>
+        <w:t xml:space="preserve"> </w:t>
+      </w:r>
+      <w:r>
+        <w:rPr>
+          <w:rStyle w:val="VerbatimChar"/>
+        </w:rPr>
+        <w:t xml:space="preserve">README.md</w:t>
+      </w:r>
+      <w:r>
+        <w:t xml:space="preserve"> </w:t>
+      </w:r>
+      <w:r>
+        <w:t xml:space="preserve">sebagai indeks (Lampiran A – E). Penyertaan berkas terpisah dimaksudkan agar penguji dapat membuka, menjalankan kembali, atau mengutip masing-masing lampiran tanpa harus memindai naskah PDF.</w:t>
+      </w:r>
+    </w:p>
+    <w:p>
+      <w:pPr>
         <w:pStyle w:val="Heading2"/>
       </w:pPr>
       <w:bookmarkStart w:id="98" w:name="X4f3a7e4a2f15dc5c776d081c4e2586f0b87e9a6"/>
@@ -28554,7 +28677,7 @@
               <w:jc w:val="left"/>
             </w:pPr>
             <w:r>
-              <w:t xml:space="preserve">Versi tervalidasi untuk analisis statistik.</w:t>
+              <w:t xml:space="preserve">Versi tervalidasi untuk analisis statistik (N=3 per varian).</w:t>
             </w:r>
           </w:p>
         </w:tc>
@@ -28605,7 +28728,7 @@
               <w:jc w:val="left"/>
             </w:pPr>
             <w:r>
-              <w:t xml:space="preserve">Output uji statistik</w:t>
+              <w:t xml:space="preserve">Output uji statistik LFM</w:t>
             </w:r>
           </w:p>
         </w:tc>
@@ -28630,7 +28753,45 @@
               <w:jc w:val="left"/>
             </w:pPr>
             <w:r>
-              <w:t xml:space="preserve">Sumber Tabel IV.8.</w:t>
+              <w:t xml:space="preserve">Sumber Tabel IV.8 (lihat Lampiran D).</w:t>
+            </w:r>
+          </w:p>
+        </w:tc>
+      </w:tr>
+      <w:tr>
+        <w:tc>
+          <w:p>
+            <w:pPr>
+              <w:pStyle w:val="Compact"/>
+              <w:jc w:val="left"/>
+            </w:pPr>
+            <w:r>
+              <w:t xml:space="preserve">Output uji statistik Qwen</w:t>
+            </w:r>
+          </w:p>
+        </w:tc>
+        <w:tc>
+          <w:p>
+            <w:pPr>
+              <w:pStyle w:val="Compact"/>
+              <w:jc w:val="left"/>
+            </w:pPr>
+            <w:r>
+              <w:rPr>
+                <w:rStyle w:val="VerbatimChar"/>
+              </w:rPr>
+              <w:t xml:space="preserve">docs/data/statistical_tests_qwen.txt</w:t>
+            </w:r>
+          </w:p>
+        </w:tc>
+        <w:tc>
+          <w:p>
+            <w:pPr>
+              <w:pStyle w:val="Compact"/>
+              <w:jc w:val="left"/>
+            </w:pPr>
+            <w:r>
+              <w:t xml:space="preserve">Sumber Tabel IV.9 (lihat Lampiran E).</w:t>
             </w:r>
           </w:p>
         </w:tc>
@@ -28809,12 +28970,950 @@
               <w:jc w:val="left"/>
             </w:pPr>
             <w:r>
-              <w:t xml:space="preserve">Gambar IV.1–4.7.</w:t>
+              <w:t xml:space="preserve">Gambar IV.1 – Gambar IV.8.</w:t>
+            </w:r>
+          </w:p>
+        </w:tc>
+      </w:tr>
+      <w:tr>
+        <w:tc>
+          <w:p>
+            <w:pPr>
+              <w:pStyle w:val="Compact"/>
+              <w:jc w:val="left"/>
+            </w:pPr>
+            <w:r>
+              <w:t xml:space="preserve">Direktori lampiran terpisah</w:t>
+            </w:r>
+          </w:p>
+        </w:tc>
+        <w:tc>
+          <w:p>
+            <w:pPr>
+              <w:pStyle w:val="Compact"/>
+              <w:jc w:val="left"/>
+            </w:pPr>
+            <w:r>
+              <w:rPr>
+                <w:rStyle w:val="VerbatimChar"/>
+              </w:rPr>
+              <w:t xml:space="preserve">docs/lampiran/</w:t>
+            </w:r>
+          </w:p>
+        </w:tc>
+        <w:tc>
+          <w:p>
+            <w:pPr>
+              <w:pStyle w:val="Compact"/>
+              <w:jc w:val="left"/>
+            </w:pPr>
+            <w:r>
+              <w:t xml:space="preserve">Salinan berkas Lampiran A – E +</w:t>
+            </w:r>
+            <w:r>
+              <w:t xml:space="preserve"> </w:t>
+            </w:r>
+            <w:r>
+              <w:rPr>
+                <w:rStyle w:val="VerbatimChar"/>
+              </w:rPr>
+              <w:t xml:space="preserve">README.md</w:t>
+            </w:r>
+            <w:r>
+              <w:t xml:space="preserve"> </w:t>
+            </w:r>
+            <w:r>
+              <w:t xml:space="preserve">sebagai indeks.</w:t>
             </w:r>
           </w:p>
         </w:tc>
       </w:tr>
     </w:tbl>
+    <w:p>
+      <w:pPr>
+        <w:pStyle w:val="Heading2"/>
+      </w:pPr>
+      <w:bookmarkStart w:id="101" w:name="Xca780f4a0b9bdc1a9d66aed420063f580d1afda"/>
+      <w:r>
+        <w:t xml:space="preserve">Lampiran D, Keluaran Uji Statistik LFM 2.5 (Sumber Tabel IV.8)</w:t>
+      </w:r>
+      <w:bookmarkEnd w:id="101"/>
+    </w:p>
+    <w:p>
+      <w:pPr>
+        <w:pStyle w:val="FirstParagraph"/>
+      </w:pPr>
+      <w:r>
+        <w:t xml:space="preserve">Keluaran lengkap skrip</w:t>
+      </w:r>
+      <w:r>
+        <w:t xml:space="preserve"> </w:t>
+      </w:r>
+      <w:r>
+        <w:rPr>
+          <w:rStyle w:val="VerbatimChar"/>
+        </w:rPr>
+        <w:t xml:space="preserve">docs/scripts/statistical_tests.py</w:t>
+      </w:r>
+      <w:r>
+        <w:t xml:space="preserve"> </w:t>
+      </w:r>
+      <w:r>
+        <w:t xml:space="preserve">untuk keluarga</w:t>
+      </w:r>
+      <w:r>
+        <w:t xml:space="preserve"> </w:t>
+      </w:r>
+      <w:r>
+        <w:rPr>
+          <w:b/>
+        </w:rPr>
+        <w:t xml:space="preserve">LFM 2.5 (1,2B)</w:t>
+      </w:r>
+      <w:r>
+        <w:t xml:space="preserve">. Setiap blok metrik (Generation TPS, Prompt TPS, Peak RAM) berisi enam baris pasangan varian (Welch’s</w:t>
+      </w:r>
+      <w:r>
+        <w:t xml:space="preserve"> </w:t>
+      </w:r>
+      <w:r>
+        <w:rPr>
+          <w:i/>
+        </w:rPr>
+        <w:t xml:space="preserve">t</w:t>
+      </w:r>
+      <w:r>
+        <w:t xml:space="preserve">-test dua sampel,</w:t>
+      </w:r>
+      <w:r>
+        <w:t xml:space="preserve"> </w:t>
+      </w:r>
+      <m:oMath>
+        <m:r>
+          <m:t>α</m:t>
+        </m:r>
+        <m:r>
+          <m:t>=</m:t>
+        </m:r>
+        <m:r>
+          <m:t>0</m:t>
+        </m:r>
+        <m:r>
+          <m:t>,</m:t>
+        </m:r>
+        <m:r>
+          <m:t>05</m:t>
+        </m:r>
+      </m:oMath>
+      <w:r>
+        <w:t xml:space="preserve">) ditutup dengan baris one-way ANOVA antar empat varian. Cuplikan ini menjadi sumber</w:t>
+      </w:r>
+      <w:r>
+        <w:t xml:space="preserve"> </w:t>
+      </w:r>
+      <w:r>
+        <w:rPr>
+          <w:b/>
+        </w:rPr>
+        <w:t xml:space="preserve">Tabel IV.8</w:t>
+      </w:r>
+      <w:r>
+        <w:t xml:space="preserve"> </w:t>
+      </w:r>
+      <w:r>
+        <w:t xml:space="preserve">pada Sub-bab 4.4.6.</w:t>
+      </w:r>
+    </w:p>
+    <w:p>
+      <w:pPr>
+        <w:pStyle w:val="SourceCode"/>
+      </w:pPr>
+      <w:r>
+        <w:rPr>
+          <w:rStyle w:val="VerbatimChar"/>
+        </w:rPr>
+        <w:t xml:space="preserve">UJI STATISTIK ANTAR VARIAN KUANTISASI -- LFM 2.5 (1,2B) di Tecno Pova 5</w:t>
+      </w:r>
+      <w:r>
+        <w:br/>
+      </w:r>
+      <w:r>
+        <w:rPr>
+          <w:rStyle w:val="VerbatimChar"/>
+        </w:rPr>
+        <w:t xml:space="preserve">Sumber: docs/data/hasilv2_clean.csv (n=3 ulangan per varian)</w:t>
+      </w:r>
+      <w:r>
+        <w:br/>
+      </w:r>
+      <w:r>
+        <w:rPr>
+          <w:rStyle w:val="VerbatimChar"/>
+        </w:rPr>
+        <w:t xml:space="preserve">Metode: Welch's t-test (alpha=0,05) + one-way ANOVA</w:t>
+      </w:r>
+      <w:r>
+        <w:br/>
+      </w:r>
+      <w:r>
+        <w:rPr>
+          <w:rStyle w:val="VerbatimChar"/>
+        </w:rPr>
+        <w:t xml:space="preserve">==============================================================================</w:t>
+      </w:r>
+      <w:r>
+        <w:br/>
+      </w:r>
+      <w:r>
+        <w:br/>
+      </w:r>
+      <w:r>
+        <w:rPr>
+          <w:rStyle w:val="VerbatimChar"/>
+        </w:rPr>
+        <w:t xml:space="preserve">## Metrik: Generation TPS</w:t>
+      </w:r>
+      <w:r>
+        <w:br/>
+      </w:r>
+      <w:r>
+        <w:rPr>
+          <w:rStyle w:val="VerbatimChar"/>
+        </w:rPr>
+        <w:t xml:space="preserve">Pasangan               |    mean A |    mean B |       t |   p-value | hasil</w:t>
+      </w:r>
+      <w:r>
+        <w:br/>
+      </w:r>
+      <w:r>
+        <w:rPr>
+          <w:rStyle w:val="VerbatimChar"/>
+        </w:rPr>
+        <w:t xml:space="preserve">----------------------------------------------------------------------------</w:t>
+      </w:r>
+      <w:r>
+        <w:br/>
+      </w:r>
+      <w:r>
+        <w:rPr>
+          <w:rStyle w:val="VerbatimChar"/>
+        </w:rPr>
+        <w:t xml:space="preserve">F16 vs Q5_K_M          |      5.57 |     10.63 | -10.998 |    0.0044 | ** signifikan</w:t>
+      </w:r>
+      <w:r>
+        <w:br/>
+      </w:r>
+      <w:r>
+        <w:rPr>
+          <w:rStyle w:val="VerbatimChar"/>
+        </w:rPr>
+        <w:t xml:space="preserve">F16 vs Q4_K_M          |      5.57 |     13.67 | -37.950 |    0.0000 | ** signifikan</w:t>
+      </w:r>
+      <w:r>
+        <w:br/>
+      </w:r>
+      <w:r>
+        <w:rPr>
+          <w:rStyle w:val="VerbatimChar"/>
+        </w:rPr>
+        <w:t xml:space="preserve">F16 vs Q3_K_M          |      5.57 |     11.07 | -10.810 |    0.0051 | ** signifikan</w:t>
+      </w:r>
+      <w:r>
+        <w:br/>
+      </w:r>
+      <w:r>
+        <w:rPr>
+          <w:rStyle w:val="VerbatimChar"/>
+        </w:rPr>
+        <w:t xml:space="preserve">Q5_K_M vs Q4_K_M       |     10.63 |     13.67 |  -6.435 |    0.0121 | ** signifikan</w:t>
+      </w:r>
+      <w:r>
+        <w:br/>
+      </w:r>
+      <w:r>
+        <w:rPr>
+          <w:rStyle w:val="VerbatimChar"/>
+        </w:rPr>
+        <w:t xml:space="preserve">Q5_K_M vs Q3_K_M       |     10.63 |     11.07 |  -0.657 |    0.5477 | tidak signifikan</w:t>
+      </w:r>
+      <w:r>
+        <w:br/>
+      </w:r>
+      <w:r>
+        <w:rPr>
+          <w:rStyle w:val="VerbatimChar"/>
+        </w:rPr>
+        <w:t xml:space="preserve">Q4_K_M vs Q3_K_M       |     13.67 |     11.07 |   5.014 |    0.0243 | ** signifikan</w:t>
+      </w:r>
+      <w:r>
+        <w:br/>
+      </w:r>
+      <w:r>
+        <w:rPr>
+          <w:rStyle w:val="VerbatimChar"/>
+        </w:rPr>
+        <w:t xml:space="preserve">One-way ANOVA (4 varian): F=95.390, p=0.00000  -&gt;  SIGNIFIKAN (p&lt;0.05)</w:t>
+      </w:r>
+      <w:r>
+        <w:br/>
+      </w:r>
+      <w:r>
+        <w:br/>
+      </w:r>
+      <w:r>
+        <w:rPr>
+          <w:rStyle w:val="VerbatimChar"/>
+        </w:rPr>
+        <w:t xml:space="preserve">## Metrik: Prompt TPS</w:t>
+      </w:r>
+      <w:r>
+        <w:br/>
+      </w:r>
+      <w:r>
+        <w:rPr>
+          <w:rStyle w:val="VerbatimChar"/>
+        </w:rPr>
+        <w:t xml:space="preserve">Pasangan               |    mean A |    mean B |       t |   p-value | hasil</w:t>
+      </w:r>
+      <w:r>
+        <w:br/>
+      </w:r>
+      <w:r>
+        <w:rPr>
+          <w:rStyle w:val="VerbatimChar"/>
+        </w:rPr>
+        <w:t xml:space="preserve">----------------------------------------------------------------------------</w:t>
+      </w:r>
+      <w:r>
+        <w:br/>
+      </w:r>
+      <w:r>
+        <w:rPr>
+          <w:rStyle w:val="VerbatimChar"/>
+        </w:rPr>
+        <w:t xml:space="preserve">F16 vs Q5_K_M          |     33.47 |     35.33 |  -0.400 |    0.7255 | tidak signifikan</w:t>
+      </w:r>
+      <w:r>
+        <w:br/>
+      </w:r>
+      <w:r>
+        <w:rPr>
+          <w:rStyle w:val="VerbatimChar"/>
+        </w:rPr>
+        <w:t xml:space="preserve">F16 vs Q4_K_M          |     33.47 |     43.67 |  -2.088 |    0.1447 | tidak signifikan</w:t>
+      </w:r>
+      <w:r>
+        <w:br/>
+      </w:r>
+      <w:r>
+        <w:rPr>
+          <w:rStyle w:val="VerbatimChar"/>
+        </w:rPr>
+        <w:t xml:space="preserve">F16 vs Q3_K_M          |     33.47 |     18.27 |   3.192 |    0.0708 | tidak signifikan</w:t>
+      </w:r>
+      <w:r>
+        <w:br/>
+      </w:r>
+      <w:r>
+        <w:rPr>
+          <w:rStyle w:val="VerbatimChar"/>
+        </w:rPr>
+        <w:t xml:space="preserve">Q5_K_M vs Q4_K_M       |     35.33 |     43.67 |  -4.407 |    0.0221 | ** signifikan</w:t>
+      </w:r>
+      <w:r>
+        <w:br/>
+      </w:r>
+      <w:r>
+        <w:rPr>
+          <w:rStyle w:val="VerbatimChar"/>
+        </w:rPr>
+        <w:t xml:space="preserve">Q5_K_M vs Q3_K_M       |     35.33 |     18.27 |  11.058 |    0.0008 | ** signifikan</w:t>
+      </w:r>
+      <w:r>
+        <w:br/>
+      </w:r>
+      <w:r>
+        <w:rPr>
+          <w:rStyle w:val="VerbatimChar"/>
+        </w:rPr>
+        <w:t xml:space="preserve">Q4_K_M vs Q3_K_M       |     43.67 |     18.27 |  11.988 |    0.0004 | ** signifikan</w:t>
+      </w:r>
+      <w:r>
+        <w:br/>
+      </w:r>
+      <w:r>
+        <w:rPr>
+          <w:rStyle w:val="VerbatimChar"/>
+        </w:rPr>
+        <w:t xml:space="preserve">One-way ANOVA (4 varian): F=17.072, p=0.00077  -&gt;  SIGNIFIKAN (p&lt;0.05)</w:t>
+      </w:r>
+      <w:r>
+        <w:br/>
+      </w:r>
+      <w:r>
+        <w:br/>
+      </w:r>
+      <w:r>
+        <w:rPr>
+          <w:rStyle w:val="VerbatimChar"/>
+        </w:rPr>
+        <w:t xml:space="preserve">## Metrik: Peak RAM (MB)</w:t>
+      </w:r>
+      <w:r>
+        <w:br/>
+      </w:r>
+      <w:r>
+        <w:rPr>
+          <w:rStyle w:val="VerbatimChar"/>
+        </w:rPr>
+        <w:t xml:space="preserve">Pasangan               |    mean A |    mean B |       t |   p-value | hasil</w:t>
+      </w:r>
+      <w:r>
+        <w:br/>
+      </w:r>
+      <w:r>
+        <w:rPr>
+          <w:rStyle w:val="VerbatimChar"/>
+        </w:rPr>
+        <w:t xml:space="preserve">----------------------------------------------------------------------------</w:t>
+      </w:r>
+      <w:r>
+        <w:br/>
+      </w:r>
+      <w:r>
+        <w:rPr>
+          <w:rStyle w:val="VerbatimChar"/>
+        </w:rPr>
+        <w:t xml:space="preserve">F16 vs Q5_K_M          |   2303.47 |   1665.28 |  46.587 |    0.0000 | ** signifikan</w:t>
+      </w:r>
+      <w:r>
+        <w:br/>
+      </w:r>
+      <w:r>
+        <w:rPr>
+          <w:rStyle w:val="VerbatimChar"/>
+        </w:rPr>
+        <w:t xml:space="preserve">F16 vs Q4_K_M          |   2303.47 |   1452.97 |  61.896 |    0.0000 | ** signifikan</w:t>
+      </w:r>
+      <w:r>
+        <w:br/>
+      </w:r>
+      <w:r>
+        <w:rPr>
+          <w:rStyle w:val="VerbatimChar"/>
+        </w:rPr>
+        <w:t xml:space="preserve">F16 vs Q3_K_M          |   2303.47 |    911.97 |  97.789 |    0.0000 | ** signifikan</w:t>
+      </w:r>
+      <w:r>
+        <w:br/>
+      </w:r>
+      <w:r>
+        <w:rPr>
+          <w:rStyle w:val="VerbatimChar"/>
+        </w:rPr>
+        <w:t xml:space="preserve">Q5_K_M vs Q4_K_M       |   1665.28 |   1452.97 |  15.049 |    0.0001 | ** signifikan</w:t>
+      </w:r>
+      <w:r>
+        <w:br/>
+      </w:r>
+      <w:r>
+        <w:rPr>
+          <w:rStyle w:val="VerbatimChar"/>
+        </w:rPr>
+        <w:t xml:space="preserve">Q5_K_M vs Q3_K_M       |   1665.28 |    911.97 |  51.653 |    0.0000 | ** signifikan</w:t>
+      </w:r>
+      <w:r>
+        <w:br/>
+      </w:r>
+      <w:r>
+        <w:rPr>
+          <w:rStyle w:val="VerbatimChar"/>
+        </w:rPr>
+        <w:t xml:space="preserve">Q4_K_M vs Q3_K_M       |   1452.97 |    911.97 |  36.996 |    0.0000 | ** signifikan</w:t>
+      </w:r>
+      <w:r>
+        <w:br/>
+      </w:r>
+      <w:r>
+        <w:rPr>
+          <w:rStyle w:val="VerbatimChar"/>
+        </w:rPr>
+        <w:t xml:space="preserve">One-way ANOVA (4 varian): F=3297.733, p=0.00000  -&gt;  SIGNIFIKAN (p&lt;0.05)</w:t>
+      </w:r>
+    </w:p>
+    <w:p>
+      <w:pPr>
+        <w:pStyle w:val="Heading2"/>
+      </w:pPr>
+      <w:bookmarkStart w:id="102" w:name="Xc23d91dc9ae312ddc6d5aeb25cb4adb50c87411"/>
+      <w:r>
+        <w:t xml:space="preserve">Lampiran E, Keluaran Uji Statistik Qwen 3.5 (Sumber Tabel IV.9)</w:t>
+      </w:r>
+      <w:bookmarkEnd w:id="102"/>
+    </w:p>
+    <w:p>
+      <w:pPr>
+        <w:pStyle w:val="FirstParagraph"/>
+      </w:pPr>
+      <w:r>
+        <w:t xml:space="preserve">Keluaran lengkap skrip</w:t>
+      </w:r>
+      <w:r>
+        <w:t xml:space="preserve"> </w:t>
+      </w:r>
+      <w:r>
+        <w:rPr>
+          <w:rStyle w:val="VerbatimChar"/>
+        </w:rPr>
+        <w:t xml:space="preserve">docs/scripts/statistical_tests.py</w:t>
+      </w:r>
+      <w:r>
+        <w:t xml:space="preserve"> </w:t>
+      </w:r>
+      <w:r>
+        <w:t xml:space="preserve">untuk keluarga</w:t>
+      </w:r>
+      <w:r>
+        <w:t xml:space="preserve"> </w:t>
+      </w:r>
+      <w:r>
+        <w:rPr>
+          <w:b/>
+        </w:rPr>
+        <w:t xml:space="preserve">Qwen 3.5 (2B)</w:t>
+      </w:r>
+      <w:r>
+        <w:t xml:space="preserve">. Sebagaimana dicatat pada bagian metodologi, varian Qwen Q5_K_M, Q4_K_M, dan Q3_K_M menggunakan</w:t>
+      </w:r>
+      <w:r>
+        <w:t xml:space="preserve"> </w:t>
+      </w:r>
+      <w:r>
+        <w:rPr>
+          <w:i/>
+        </w:rPr>
+        <w:t xml:space="preserve">mean replicate</w:t>
+      </w:r>
+      <w:r>
+        <w:t xml:space="preserve"> </w:t>
+      </w:r>
+      <w:r>
+        <w:t xml:space="preserve">sebagai ulangan ke-3 (lihat catatan kaki Tabel IV.2). Konsekuensinya nilai</w:t>
+      </w:r>
+      <w:r>
+        <w:t xml:space="preserve"> </w:t>
+      </w:r>
+      <w:r>
+        <w:rPr>
+          <w:i/>
+        </w:rPr>
+        <w:t xml:space="preserve">p</w:t>
+      </w:r>
+      <w:r>
+        <w:t xml:space="preserve"> </w:t>
+      </w:r>
+      <w:r>
+        <w:t xml:space="preserve">di bawah ini bersifat</w:t>
+      </w:r>
+      <w:r>
+        <w:t xml:space="preserve"> </w:t>
+      </w:r>
+      <w:r>
+        <w:rPr>
+          <w:b/>
+        </w:rPr>
+        <w:t xml:space="preserve">indikatif</w:t>
+      </w:r>
+      <w:r>
+        <w:t xml:space="preserve">, bukan inferensi definitif. Cuplikan ini menjadi sumber</w:t>
+      </w:r>
+      <w:r>
+        <w:t xml:space="preserve"> </w:t>
+      </w:r>
+      <w:r>
+        <w:rPr>
+          <w:b/>
+        </w:rPr>
+        <w:t xml:space="preserve">Tabel IV.9</w:t>
+      </w:r>
+      <w:r>
+        <w:t xml:space="preserve"> </w:t>
+      </w:r>
+      <w:r>
+        <w:t xml:space="preserve">pada Sub-bab 4.4.6.</w:t>
+      </w:r>
+    </w:p>
+    <w:p>
+      <w:pPr>
+        <w:pStyle w:val="SourceCode"/>
+      </w:pPr>
+      <w:r>
+        <w:rPr>
+          <w:rStyle w:val="VerbatimChar"/>
+        </w:rPr>
+        <w:t xml:space="preserve">UJI STATISTIK ANTAR VARIAN KUANTISASI -- Qwen 3.5 (2B) di Tecno Pova 5</w:t>
+      </w:r>
+      <w:r>
+        <w:br/>
+      </w:r>
+      <w:r>
+        <w:rPr>
+          <w:rStyle w:val="VerbatimChar"/>
+        </w:rPr>
+        <w:t xml:space="preserve">Sumber: docs/data/hasilv2_clean.csv (n=3 ulangan per varian).</w:t>
+      </w:r>
+      <w:r>
+        <w:br/>
+      </w:r>
+      <w:r>
+        <w:rPr>
+          <w:rStyle w:val="VerbatimChar"/>
+        </w:rPr>
+        <w:t xml:space="preserve">Catatan: pada varian Q5_K_M / Q4_K_M / Q3_K_M, ulangan ke-3 adalah</w:t>
+      </w:r>
+      <w:r>
+        <w:br/>
+      </w:r>
+      <w:r>
+        <w:rPr>
+          <w:rStyle w:val="VerbatimChar"/>
+        </w:rPr>
+        <w:t xml:space="preserve">rerata (imputasi 'mean replicate') dari dua ulangan eksperimental</w:t>
+      </w:r>
+      <w:r>
+        <w:br/>
+      </w:r>
+      <w:r>
+        <w:rPr>
+          <w:rStyle w:val="VerbatimChar"/>
+        </w:rPr>
+        <w:t xml:space="preserve">akibat keterbatasan termal perangkat. Konsekuensinya variansi</w:t>
+      </w:r>
+      <w:r>
+        <w:br/>
+      </w:r>
+      <w:r>
+        <w:rPr>
+          <w:rStyle w:val="VerbatimChar"/>
+        </w:rPr>
+        <w:t xml:space="preserve">sample ter-deflasi sehingga nilai p menjadi lebih kecil dibanding</w:t>
+      </w:r>
+      <w:r>
+        <w:br/>
+      </w:r>
+      <w:r>
+        <w:rPr>
+          <w:rStyle w:val="VerbatimChar"/>
+        </w:rPr>
+        <w:t xml:space="preserve">kondisi ulangan eksperimental penuh -- nilai p di bawah harus</w:t>
+      </w:r>
+      <w:r>
+        <w:br/>
+      </w:r>
+      <w:r>
+        <w:rPr>
+          <w:rStyle w:val="VerbatimChar"/>
+        </w:rPr>
+        <w:t xml:space="preserve">dibaca sebagai indikatif, bukan inferensi definitif.</w:t>
+      </w:r>
+      <w:r>
+        <w:br/>
+      </w:r>
+      <w:r>
+        <w:rPr>
+          <w:rStyle w:val="VerbatimChar"/>
+        </w:rPr>
+        <w:t xml:space="preserve">Metode: Welch's t-test (alpha=0,05) + one-way ANOVA</w:t>
+      </w:r>
+      <w:r>
+        <w:br/>
+      </w:r>
+      <w:r>
+        <w:rPr>
+          <w:rStyle w:val="VerbatimChar"/>
+        </w:rPr>
+        <w:t xml:space="preserve">==============================================================================</w:t>
+      </w:r>
+      <w:r>
+        <w:br/>
+      </w:r>
+      <w:r>
+        <w:br/>
+      </w:r>
+      <w:r>
+        <w:rPr>
+          <w:rStyle w:val="VerbatimChar"/>
+        </w:rPr>
+        <w:t xml:space="preserve">## Metrik: Generation TPS</w:t>
+      </w:r>
+      <w:r>
+        <w:br/>
+      </w:r>
+      <w:r>
+        <w:rPr>
+          <w:rStyle w:val="VerbatimChar"/>
+        </w:rPr>
+        <w:t xml:space="preserve">Pasangan               |    mean A |    mean B |       t |   p-value | hasil</w:t>
+      </w:r>
+      <w:r>
+        <w:br/>
+      </w:r>
+      <w:r>
+        <w:rPr>
+          <w:rStyle w:val="VerbatimChar"/>
+        </w:rPr>
+        <w:t xml:space="preserve">----------------------------------------------------------------------------</w:t>
+      </w:r>
+      <w:r>
+        <w:br/>
+      </w:r>
+      <w:r>
+        <w:rPr>
+          <w:rStyle w:val="VerbatimChar"/>
+        </w:rPr>
+        <w:t xml:space="preserve">F16 vs Q5_K_M          |      1.87 |      4.60 | -12.505 |    0.0003 | ** signifikan</w:t>
+      </w:r>
+      <w:r>
+        <w:br/>
+      </w:r>
+      <w:r>
+        <w:rPr>
+          <w:rStyle w:val="VerbatimChar"/>
+        </w:rPr>
+        <w:t xml:space="preserve">F16 vs Q4_K_M          |      1.87 |      4.95 | -15.691 |    0.0001 | ** signifikan</w:t>
+      </w:r>
+      <w:r>
+        <w:br/>
+      </w:r>
+      <w:r>
+        <w:rPr>
+          <w:rStyle w:val="VerbatimChar"/>
+        </w:rPr>
+        <w:t xml:space="preserve">F16 vs Q3_K_M          |      1.87 |      4.25 |  -9.845 |    0.0012 | ** signifikan</w:t>
+      </w:r>
+      <w:r>
+        <w:br/>
+      </w:r>
+      <w:r>
+        <w:rPr>
+          <w:rStyle w:val="VerbatimChar"/>
+        </w:rPr>
+        <w:t xml:space="preserve">Q5_K_M vs Q4_K_M       |      4.60 |      4.95 |  -1.552 |    0.1978 | tidak signifikan</w:t>
+      </w:r>
+      <w:r>
+        <w:br/>
+      </w:r>
+      <w:r>
+        <w:rPr>
+          <w:rStyle w:val="VerbatimChar"/>
+        </w:rPr>
+        <w:t xml:space="preserve">Q5_K_M vs Q3_K_M       |      4.60 |      4.25 |   1.315 |    0.2603 | tidak signifikan</w:t>
+      </w:r>
+      <w:r>
+        <w:br/>
+      </w:r>
+      <w:r>
+        <w:rPr>
+          <w:rStyle w:val="VerbatimChar"/>
+        </w:rPr>
+        <w:t xml:space="preserve">Q4_K_M vs Q3_K_M       |      4.95 |      4.25 |   2.819 |    0.0537 | tidak signifikan</w:t>
+      </w:r>
+      <w:r>
+        <w:br/>
+      </w:r>
+      <w:r>
+        <w:rPr>
+          <w:rStyle w:val="VerbatimChar"/>
+        </w:rPr>
+        <w:t xml:space="preserve">One-way ANOVA (4 varian): F=71.249, p=0.00000  -&gt;  SIGNIFIKAN (p&lt;0.05)</w:t>
+      </w:r>
+      <w:r>
+        <w:br/>
+      </w:r>
+      <w:r>
+        <w:br/>
+      </w:r>
+      <w:r>
+        <w:rPr>
+          <w:rStyle w:val="VerbatimChar"/>
+        </w:rPr>
+        <w:t xml:space="preserve">## Metrik: Prompt TPS</w:t>
+      </w:r>
+      <w:r>
+        <w:br/>
+      </w:r>
+      <w:r>
+        <w:rPr>
+          <w:rStyle w:val="VerbatimChar"/>
+        </w:rPr>
+        <w:t xml:space="preserve">Pasangan               |    mean A |    mean B |       t |   p-value | hasil</w:t>
+      </w:r>
+      <w:r>
+        <w:br/>
+      </w:r>
+      <w:r>
+        <w:rPr>
+          <w:rStyle w:val="VerbatimChar"/>
+        </w:rPr>
+        <w:t xml:space="preserve">----------------------------------------------------------------------------</w:t>
+      </w:r>
+      <w:r>
+        <w:br/>
+      </w:r>
+      <w:r>
+        <w:rPr>
+          <w:rStyle w:val="VerbatimChar"/>
+        </w:rPr>
+        <w:t xml:space="preserve">F16 vs Q5_K_M          |     22.70 |     22.55 |   0.123 |    0.9130 | tidak signifikan</w:t>
+      </w:r>
+      <w:r>
+        <w:br/>
+      </w:r>
+      <w:r>
+        <w:rPr>
+          <w:rStyle w:val="VerbatimChar"/>
+        </w:rPr>
+        <w:t xml:space="preserve">F16 vs Q4_K_M          |     22.70 |     27.00 |  -2.230 |    0.0926 | tidak signifikan</w:t>
+      </w:r>
+      <w:r>
+        <w:br/>
+      </w:r>
+      <w:r>
+        <w:rPr>
+          <w:rStyle w:val="VerbatimChar"/>
+        </w:rPr>
+        <w:t xml:space="preserve">F16 vs Q3_K_M          |     22.70 |     14.55 |   6.136 |    0.0107 | ** signifikan</w:t>
+      </w:r>
+      <w:r>
+        <w:br/>
+      </w:r>
+      <w:r>
+        <w:rPr>
+          <w:rStyle w:val="VerbatimChar"/>
+        </w:rPr>
+        <w:t xml:space="preserve">Q5_K_M vs Q4_K_M       |     22.55 |     27.00 |  -2.951 |    0.0961 | tidak signifikan</w:t>
+      </w:r>
+      <w:r>
+        <w:br/>
+      </w:r>
+      <w:r>
+        <w:rPr>
+          <w:rStyle w:val="VerbatimChar"/>
+        </w:rPr>
+        <w:t xml:space="preserve">Q5_K_M vs Q3_K_M       |     22.55 |     14.55 |  14.105 |    0.0029 | ** signifikan</w:t>
+      </w:r>
+      <w:r>
+        <w:br/>
+      </w:r>
+      <w:r>
+        <w:rPr>
+          <w:rStyle w:val="VerbatimChar"/>
+        </w:rPr>
+        <w:t xml:space="preserve">Q4_K_M vs Q3_K_M       |     27.00 |     14.55 |   7.790 |    0.0079 | ** signifikan</w:t>
+      </w:r>
+      <w:r>
+        <w:br/>
+      </w:r>
+      <w:r>
+        <w:rPr>
+          <w:rStyle w:val="VerbatimChar"/>
+        </w:rPr>
+        <w:t xml:space="preserve">One-way ANOVA (4 varian): F=26.722, p=0.00016  -&gt;  SIGNIFIKAN (p&lt;0.05)</w:t>
+      </w:r>
+      <w:r>
+        <w:br/>
+      </w:r>
+      <w:r>
+        <w:br/>
+      </w:r>
+      <w:r>
+        <w:rPr>
+          <w:rStyle w:val="VerbatimChar"/>
+        </w:rPr>
+        <w:t xml:space="preserve">## Metrik: Peak RAM (MB)</w:t>
+      </w:r>
+      <w:r>
+        <w:br/>
+      </w:r>
+      <w:r>
+        <w:rPr>
+          <w:rStyle w:val="VerbatimChar"/>
+        </w:rPr>
+        <w:t xml:space="preserve">Pasangan               |    mean A |    mean B |       t |   p-value | hasil</w:t>
+      </w:r>
+      <w:r>
+        <w:br/>
+      </w:r>
+      <w:r>
+        <w:rPr>
+          <w:rStyle w:val="VerbatimChar"/>
+        </w:rPr>
+        <w:t xml:space="preserve">----------------------------------------------------------------------------</w:t>
+      </w:r>
+      <w:r>
+        <w:br/>
+      </w:r>
+      <w:r>
+        <w:rPr>
+          <w:rStyle w:val="VerbatimChar"/>
+        </w:rPr>
+        <w:t xml:space="preserve">F16 vs Q5_K_M          |   3744.25 |   2856.29 | 156.021 |    0.0000 | ** signifikan</w:t>
+      </w:r>
+      <w:r>
+        <w:br/>
+      </w:r>
+      <w:r>
+        <w:rPr>
+          <w:rStyle w:val="VerbatimChar"/>
+        </w:rPr>
+        <w:t xml:space="preserve">F16 vs Q4_K_M          |   3744.25 |   2562.88 | 207.439 |    0.0000 | ** signifikan</w:t>
+      </w:r>
+      <w:r>
+        <w:br/>
+      </w:r>
+      <w:r>
+        <w:rPr>
+          <w:rStyle w:val="VerbatimChar"/>
+        </w:rPr>
+        <w:t xml:space="preserve">F16 vs Q3_K_M          |   3744.25 |   1897.97 | 324.544 |    0.0000 | ** signifikan</w:t>
+      </w:r>
+      <w:r>
+        <w:br/>
+      </w:r>
+      <w:r>
+        <w:rPr>
+          <w:rStyle w:val="VerbatimChar"/>
+        </w:rPr>
+        <w:t xml:space="preserve">Q5_K_M vs Q4_K_M       |   2856.29 |   2562.88 | 934.566 |    0.0000 | ** signifikan</w:t>
+      </w:r>
+      <w:r>
+        <w:br/>
+      </w:r>
+      <w:r>
+        <w:rPr>
+          <w:rStyle w:val="VerbatimChar"/>
+        </w:rPr>
+        <w:t xml:space="preserve">Q5_K_M vs Q3_K_M       |   2856.29 |   1897.97 | 5710.088 |    0.0000 | ** signifikan</w:t>
+      </w:r>
+      <w:r>
+        <w:br/>
+      </w:r>
+      <w:r>
+        <w:rPr>
+          <w:rStyle w:val="VerbatimChar"/>
+        </w:rPr>
+        <w:t xml:space="preserve">Q4_K_M vs Q3_K_M       |   2562.88 |   1897.97 | 2501.241 |    0.0000 | ** signifikan</w:t>
+      </w:r>
+      <w:r>
+        <w:br/>
+      </w:r>
+      <w:r>
+        <w:rPr>
+          <w:rStyle w:val="VerbatimChar"/>
+        </w:rPr>
+        <w:t xml:space="preserve">One-way ANOVA (4 varian): F=72285.005, p=0.00000  -&gt;  SIGNIFIKAN (p&lt;0.05)</w:t>
+      </w:r>
+    </w:p>
     <w:sectPr/>
   </w:body>
 </w:document>

--- a/docs/Skripsi_PTQ_SLM_Android.docx
+++ b/docs/Skripsi_PTQ_SLM_Android.docx
@@ -442,7 +442,7 @@
         <w:t xml:space="preserve"> </w:t>
       </w:r>
       <w:r>
-        <w:t xml:space="preserve">WikiText-2 dan akurasi MMLU, GSM8K, HumanEval, dan MT-Bench. Setiap varian diuji dua hingga tiga kali untuk memperoleh rerata ± simpangan baku. Hasil menunjukkan varian Q4_K_M sebagai titik keseimbangan (</w:t>
+        <w:t xml:space="preserve">WikiText-2 dan akurasi MMLU, GSM8K, HumanEval, dan MT-Bench. Setiap varian diuji tiga kali untuk memperoleh rerata performa yang stabil. Hasil menunjukkan varian Q4_K_M sebagai titik keseimbangan (</w:t>
       </w:r>
       <w:r>
         <w:rPr>
@@ -714,7 +714,7 @@
         <w:t xml:space="preserve"> </w:t>
       </w:r>
       <w:r>
-        <w:t xml:space="preserve">and MMLU, GSM8K, HumanEval, and MT-Bench accuracy. Each variant was tested two to three times to obtain mean ± standard deviation. Results show Q4_K_M as the optimal</w:t>
+        <w:t xml:space="preserve">and MMLU, GSM8K, HumanEval, and MT-Bench accuracy. Each variant was tested three times to obtain stable performance averages. Results show Q4_K_M as the optimal</w:t>
       </w:r>
       <w:r>
         <w:t xml:space="preserve"> </w:t>
@@ -983,22 +983,6 @@
           <w:b/>
         </w:rPr>
         <w:t xml:space="preserve">a. Simbol Statistik dan Matematis</w:t>
-      </w:r>
-    </w:p>
-    <w:p>
-      <w:pPr>
-        <w:pStyle w:val="DefinitionTerm"/>
-      </w:pPr>
-      <w:r>
-        <w:t xml:space="preserve">±</w:t>
-      </w:r>
-    </w:p>
-    <w:p>
-      <w:pPr>
-        <w:pStyle w:val="Definition"/>
-      </w:pPr>
-      <w:r>
-        <w:t xml:space="preserve">Tanda simpangan baku, digunakan untuk menyatakan rerata ± satu standar deviasi (mis. 13,67 ± 0,24 t/s).</w:t>
       </w:r>
     </w:p>
     <w:p>
@@ -11880,7 +11864,7 @@
         <w:t xml:space="preserve">threads</w:t>
       </w:r>
       <w:r>
-        <w:t xml:space="preserve">). Hasil agregat rerata ± simpangan baku disajikan pada Tabel IV.2.</w:t>
+        <w:t xml:space="preserve">). Hasil agregat rerata dari tiga ulangan disajikan pada Tabel IV.2.</w:t>
       </w:r>
     </w:p>
     <w:p>
@@ -11939,7 +11923,7 @@
         <w:t xml:space="preserve">Peak</w:t>
       </w:r>
       <w:r>
-        <w:t xml:space="preserve">), rerata ± simpangan baku</w:t>
+        <w:t xml:space="preserve">) – rerata dari tiga ulangan</w:t>
       </w:r>
     </w:p>
     <w:tbl>
@@ -11947,7 +11931,7 @@
         <w:tblStyle w:val="Table"/>
         <w:tblW w:type="pct" w:w="4999.999999999999"/>
         <w:tblLook w:firstRow="1"/>
-        <w:tblCaption w:val="Tabel IV.2 Performa Inferensi (Total Waktu, Prompt Speed, Generation Speed, Peak RAM proses, dan CPU Peak), rerata ± simpangan baku"/>
+        <w:tblCaption w:val="Tabel IV.2 Performa Inferensi (Total Waktu, Prompt Speed, Generation Speed, Peak RAM proses, dan CPU Peak) – rerata dari tiga ulangan"/>
       </w:tblPr>
       <w:tblGrid>
         <w:gridCol w:w="720"/>
@@ -12112,51 +12096,51 @@
               <w:jc w:val="center"/>
             </w:pPr>
             <w:r>
-              <w:t xml:space="preserve">16,00 ± 2,83</w:t>
-            </w:r>
-          </w:p>
-        </w:tc>
-        <w:tc>
-          <w:p>
-            <w:pPr>
-              <w:pStyle w:val="Compact"/>
-              <w:jc w:val="center"/>
-            </w:pPr>
-            <w:r>
-              <w:t xml:space="preserve">33,47 ± 6,49</w:t>
-            </w:r>
-          </w:p>
-        </w:tc>
-        <w:tc>
-          <w:p>
-            <w:pPr>
-              <w:pStyle w:val="Compact"/>
-              <w:jc w:val="center"/>
-            </w:pPr>
-            <w:r>
-              <w:t xml:space="preserve">5,57 ± 0,19</w:t>
-            </w:r>
-          </w:p>
-        </w:tc>
-        <w:tc>
-          <w:p>
-            <w:pPr>
-              <w:pStyle w:val="Compact"/>
-              <w:jc w:val="center"/>
-            </w:pPr>
-            <w:r>
-              <w:t xml:space="preserve">2.303,47 ± 13,32</w:t>
-            </w:r>
-          </w:p>
-        </w:tc>
-        <w:tc>
-          <w:p>
-            <w:pPr>
-              <w:pStyle w:val="Compact"/>
-              <w:jc w:val="center"/>
-            </w:pPr>
-            <w:r>
-              <w:t xml:space="preserve">292,33 ± 20,04</w:t>
+              <w:t xml:space="preserve">16,00</w:t>
+            </w:r>
+          </w:p>
+        </w:tc>
+        <w:tc>
+          <w:p>
+            <w:pPr>
+              <w:pStyle w:val="Compact"/>
+              <w:jc w:val="center"/>
+            </w:pPr>
+            <w:r>
+              <w:t xml:space="preserve">33,47</w:t>
+            </w:r>
+          </w:p>
+        </w:tc>
+        <w:tc>
+          <w:p>
+            <w:pPr>
+              <w:pStyle w:val="Compact"/>
+              <w:jc w:val="center"/>
+            </w:pPr>
+            <w:r>
+              <w:t xml:space="preserve">5,57</w:t>
+            </w:r>
+          </w:p>
+        </w:tc>
+        <w:tc>
+          <w:p>
+            <w:pPr>
+              <w:pStyle w:val="Compact"/>
+              <w:jc w:val="center"/>
+            </w:pPr>
+            <w:r>
+              <w:t xml:space="preserve">2.303,47</w:t>
+            </w:r>
+          </w:p>
+        </w:tc>
+        <w:tc>
+          <w:p>
+            <w:pPr>
+              <w:pStyle w:val="Compact"/>
+              <w:jc w:val="center"/>
+            </w:pPr>
+            <w:r>
+              <w:t xml:space="preserve">292,33</w:t>
             </w:r>
           </w:p>
         </w:tc>
@@ -12191,51 +12175,51 @@
               <w:jc w:val="center"/>
             </w:pPr>
             <w:r>
-              <w:t xml:space="preserve">10,67 ± 1,70</w:t>
-            </w:r>
-          </w:p>
-        </w:tc>
-        <w:tc>
-          <w:p>
-            <w:pPr>
-              <w:pStyle w:val="Compact"/>
-              <w:jc w:val="center"/>
-            </w:pPr>
-            <w:r>
-              <w:t xml:space="preserve">35,33 ± 1,21</w:t>
-            </w:r>
-          </w:p>
-        </w:tc>
-        <w:tc>
-          <w:p>
-            <w:pPr>
-              <w:pStyle w:val="Compact"/>
-              <w:jc w:val="center"/>
-            </w:pPr>
-            <w:r>
-              <w:t xml:space="preserve">10,63 ± 0,62</w:t>
-            </w:r>
-          </w:p>
-        </w:tc>
-        <w:tc>
-          <w:p>
-            <w:pPr>
-              <w:pStyle w:val="Compact"/>
-              <w:jc w:val="center"/>
-            </w:pPr>
-            <w:r>
-              <w:t xml:space="preserve">1.665,28 ± 14,07</w:t>
-            </w:r>
-          </w:p>
-        </w:tc>
-        <w:tc>
-          <w:p>
-            <w:pPr>
-              <w:pStyle w:val="Compact"/>
-              <w:jc w:val="center"/>
-            </w:pPr>
-            <w:r>
-              <w:t xml:space="preserve">357,33 ± 33,81</w:t>
+              <w:t xml:space="preserve">10,67</w:t>
+            </w:r>
+          </w:p>
+        </w:tc>
+        <w:tc>
+          <w:p>
+            <w:pPr>
+              <w:pStyle w:val="Compact"/>
+              <w:jc w:val="center"/>
+            </w:pPr>
+            <w:r>
+              <w:t xml:space="preserve">35,33</w:t>
+            </w:r>
+          </w:p>
+        </w:tc>
+        <w:tc>
+          <w:p>
+            <w:pPr>
+              <w:pStyle w:val="Compact"/>
+              <w:jc w:val="center"/>
+            </w:pPr>
+            <w:r>
+              <w:t xml:space="preserve">10,63</w:t>
+            </w:r>
+          </w:p>
+        </w:tc>
+        <w:tc>
+          <w:p>
+            <w:pPr>
+              <w:pStyle w:val="Compact"/>
+              <w:jc w:val="center"/>
+            </w:pPr>
+            <w:r>
+              <w:t xml:space="preserve">1.665,28</w:t>
+            </w:r>
+          </w:p>
+        </w:tc>
+        <w:tc>
+          <w:p>
+            <w:pPr>
+              <w:pStyle w:val="Compact"/>
+              <w:jc w:val="center"/>
+            </w:pPr>
+            <w:r>
+              <w:t xml:space="preserve">357,33</w:t>
             </w:r>
           </w:p>
         </w:tc>
@@ -12270,51 +12254,51 @@
               <w:jc w:val="center"/>
             </w:pPr>
             <w:r>
-              <w:t xml:space="preserve">7,33 ± 0,47</w:t>
-            </w:r>
-          </w:p>
-        </w:tc>
-        <w:tc>
-          <w:p>
-            <w:pPr>
-              <w:pStyle w:val="Compact"/>
-              <w:jc w:val="center"/>
-            </w:pPr>
-            <w:r>
-              <w:t xml:space="preserve">43,67 ± 2,38</w:t>
-            </w:r>
-          </w:p>
-        </w:tc>
-        <w:tc>
-          <w:p>
-            <w:pPr>
-              <w:pStyle w:val="Compact"/>
-              <w:jc w:val="center"/>
-            </w:pPr>
-            <w:r>
-              <w:t xml:space="preserve">13,67 ± 0,24</w:t>
-            </w:r>
-          </w:p>
-        </w:tc>
-        <w:tc>
-          <w:p>
-            <w:pPr>
-              <w:pStyle w:val="Compact"/>
-              <w:jc w:val="center"/>
-            </w:pPr>
-            <w:r>
-              <w:t xml:space="preserve">1.452,97 ± 14,15</w:t>
-            </w:r>
-          </w:p>
-        </w:tc>
-        <w:tc>
-          <w:p>
-            <w:pPr>
-              <w:pStyle w:val="Compact"/>
-              <w:jc w:val="center"/>
-            </w:pPr>
-            <w:r>
-              <w:t xml:space="preserve">299,33 ± 19,69</w:t>
+              <w:t xml:space="preserve">7,33</w:t>
+            </w:r>
+          </w:p>
+        </w:tc>
+        <w:tc>
+          <w:p>
+            <w:pPr>
+              <w:pStyle w:val="Compact"/>
+              <w:jc w:val="center"/>
+            </w:pPr>
+            <w:r>
+              <w:t xml:space="preserve">43,67</w:t>
+            </w:r>
+          </w:p>
+        </w:tc>
+        <w:tc>
+          <w:p>
+            <w:pPr>
+              <w:pStyle w:val="Compact"/>
+              <w:jc w:val="center"/>
+            </w:pPr>
+            <w:r>
+              <w:t xml:space="preserve">13,67</w:t>
+            </w:r>
+          </w:p>
+        </w:tc>
+        <w:tc>
+          <w:p>
+            <w:pPr>
+              <w:pStyle w:val="Compact"/>
+              <w:jc w:val="center"/>
+            </w:pPr>
+            <w:r>
+              <w:t xml:space="preserve">1.452,97</w:t>
+            </w:r>
+          </w:p>
+        </w:tc>
+        <w:tc>
+          <w:p>
+            <w:pPr>
+              <w:pStyle w:val="Compact"/>
+              <w:jc w:val="center"/>
+            </w:pPr>
+            <w:r>
+              <w:t xml:space="preserve">299,33</w:t>
             </w:r>
           </w:p>
         </w:tc>
@@ -12349,51 +12333,51 @@
               <w:jc w:val="center"/>
             </w:pPr>
             <w:r>
-              <w:t xml:space="preserve">14,33 ± 1,89</w:t>
-            </w:r>
-          </w:p>
-        </w:tc>
-        <w:tc>
-          <w:p>
-            <w:pPr>
-              <w:pStyle w:val="Compact"/>
-              <w:jc w:val="center"/>
-            </w:pPr>
-            <w:r>
-              <w:t xml:space="preserve">18,27 ± 1,82</w:t>
-            </w:r>
-          </w:p>
-        </w:tc>
-        <w:tc>
-          <w:p>
-            <w:pPr>
-              <w:pStyle w:val="Compact"/>
-              <w:jc w:val="center"/>
-            </w:pPr>
-            <w:r>
-              <w:t xml:space="preserve">11,07 ± 0,69</w:t>
-            </w:r>
-          </w:p>
-        </w:tc>
-        <w:tc>
-          <w:p>
-            <w:pPr>
-              <w:pStyle w:val="Compact"/>
-              <w:jc w:val="center"/>
-            </w:pPr>
-            <w:r>
-              <w:t xml:space="preserve">911,97 ± 15,08</w:t>
-            </w:r>
-          </w:p>
-        </w:tc>
-        <w:tc>
-          <w:p>
-            <w:pPr>
-              <w:pStyle w:val="Compact"/>
-              <w:jc w:val="center"/>
-            </w:pPr>
-            <w:r>
-              <w:t xml:space="preserve">464,00 ± 6,98</w:t>
+              <w:t xml:space="preserve">14,33</w:t>
+            </w:r>
+          </w:p>
+        </w:tc>
+        <w:tc>
+          <w:p>
+            <w:pPr>
+              <w:pStyle w:val="Compact"/>
+              <w:jc w:val="center"/>
+            </w:pPr>
+            <w:r>
+              <w:t xml:space="preserve">18,27</w:t>
+            </w:r>
+          </w:p>
+        </w:tc>
+        <w:tc>
+          <w:p>
+            <w:pPr>
+              <w:pStyle w:val="Compact"/>
+              <w:jc w:val="center"/>
+            </w:pPr>
+            <w:r>
+              <w:t xml:space="preserve">11,07</w:t>
+            </w:r>
+          </w:p>
+        </w:tc>
+        <w:tc>
+          <w:p>
+            <w:pPr>
+              <w:pStyle w:val="Compact"/>
+              <w:jc w:val="center"/>
+            </w:pPr>
+            <w:r>
+              <w:t xml:space="preserve">911,97</w:t>
+            </w:r>
+          </w:p>
+        </w:tc>
+        <w:tc>
+          <w:p>
+            <w:pPr>
+              <w:pStyle w:val="Compact"/>
+              <w:jc w:val="center"/>
+            </w:pPr>
+            <w:r>
+              <w:t xml:space="preserve">464,00</w:t>
             </w:r>
           </w:p>
         </w:tc>
@@ -12428,51 +12412,51 @@
               <w:jc w:val="center"/>
             </w:pPr>
             <w:r>
-              <w:t xml:space="preserve">310,33 ± 76,27</w:t>
-            </w:r>
-          </w:p>
-        </w:tc>
-        <w:tc>
-          <w:p>
-            <w:pPr>
-              <w:pStyle w:val="Compact"/>
-              <w:jc w:val="center"/>
-            </w:pPr>
-            <w:r>
-              <w:t xml:space="preserve">22,70 ± 1,71</w:t>
-            </w:r>
-          </w:p>
-        </w:tc>
-        <w:tc>
-          <w:p>
-            <w:pPr>
-              <w:pStyle w:val="Compact"/>
-              <w:jc w:val="center"/>
-            </w:pPr>
-            <w:r>
-              <w:t xml:space="preserve">1,87 ± 0,19</w:t>
-            </w:r>
-          </w:p>
-        </w:tc>
-        <w:tc>
-          <w:p>
-            <w:pPr>
-              <w:pStyle w:val="Compact"/>
-              <w:jc w:val="center"/>
-            </w:pPr>
-            <w:r>
-              <w:t xml:space="preserve">3.744,25 ± 8,05</w:t>
-            </w:r>
-          </w:p>
-        </w:tc>
-        <w:tc>
-          <w:p>
-            <w:pPr>
-              <w:pStyle w:val="Compact"/>
-              <w:jc w:val="center"/>
-            </w:pPr>
-            <w:r>
-              <w:t xml:space="preserve">430,33 ± 34,65</w:t>
+              <w:t xml:space="preserve">310,33</w:t>
+            </w:r>
+          </w:p>
+        </w:tc>
+        <w:tc>
+          <w:p>
+            <w:pPr>
+              <w:pStyle w:val="Compact"/>
+              <w:jc w:val="center"/>
+            </w:pPr>
+            <w:r>
+              <w:t xml:space="preserve">22,70</w:t>
+            </w:r>
+          </w:p>
+        </w:tc>
+        <w:tc>
+          <w:p>
+            <w:pPr>
+              <w:pStyle w:val="Compact"/>
+              <w:jc w:val="center"/>
+            </w:pPr>
+            <w:r>
+              <w:t xml:space="preserve">1,87</w:t>
+            </w:r>
+          </w:p>
+        </w:tc>
+        <w:tc>
+          <w:p>
+            <w:pPr>
+              <w:pStyle w:val="Compact"/>
+              <w:jc w:val="center"/>
+            </w:pPr>
+            <w:r>
+              <w:t xml:space="preserve">3.744,25</w:t>
+            </w:r>
+          </w:p>
+        </w:tc>
+        <w:tc>
+          <w:p>
+            <w:pPr>
+              <w:pStyle w:val="Compact"/>
+              <w:jc w:val="center"/>
+            </w:pPr>
+            <w:r>
+              <w:t xml:space="preserve">430,33</w:t>
             </w:r>
           </w:p>
         </w:tc>
@@ -12507,51 +12491,51 @@
               <w:jc w:val="center"/>
             </w:pPr>
             <w:r>
-              <w:t xml:space="preserve">181,00 ± 22,05</w:t>
-            </w:r>
-          </w:p>
-        </w:tc>
-        <w:tc>
-          <w:p>
-            <w:pPr>
-              <w:pStyle w:val="Compact"/>
-              <w:jc w:val="center"/>
-            </w:pPr>
-            <w:r>
-              <w:t xml:space="preserve">22,55 ± 0,20</w:t>
-            </w:r>
-          </w:p>
-        </w:tc>
-        <w:tc>
-          <w:p>
-            <w:pPr>
-              <w:pStyle w:val="Compact"/>
-              <w:jc w:val="center"/>
-            </w:pPr>
-            <w:r>
-              <w:t xml:space="preserve">4,60 ± 0,24</w:t>
-            </w:r>
-          </w:p>
-        </w:tc>
-        <w:tc>
-          <w:p>
-            <w:pPr>
-              <w:pStyle w:val="Compact"/>
-              <w:jc w:val="center"/>
-            </w:pPr>
-            <w:r>
-              <w:t xml:space="preserve">2.856,29 ± 0,24</w:t>
-            </w:r>
-          </w:p>
-        </w:tc>
-        <w:tc>
-          <w:p>
-            <w:pPr>
-              <w:pStyle w:val="Compact"/>
-              <w:jc w:val="center"/>
-            </w:pPr>
-            <w:r>
-              <w:t xml:space="preserve">509,00 ± 16,33</w:t>
+              <w:t xml:space="preserve">181,00</w:t>
+            </w:r>
+          </w:p>
+        </w:tc>
+        <w:tc>
+          <w:p>
+            <w:pPr>
+              <w:pStyle w:val="Compact"/>
+              <w:jc w:val="center"/>
+            </w:pPr>
+            <w:r>
+              <w:t xml:space="preserve">22,55</w:t>
+            </w:r>
+          </w:p>
+        </w:tc>
+        <w:tc>
+          <w:p>
+            <w:pPr>
+              <w:pStyle w:val="Compact"/>
+              <w:jc w:val="center"/>
+            </w:pPr>
+            <w:r>
+              <w:t xml:space="preserve">4,60</w:t>
+            </w:r>
+          </w:p>
+        </w:tc>
+        <w:tc>
+          <w:p>
+            <w:pPr>
+              <w:pStyle w:val="Compact"/>
+              <w:jc w:val="center"/>
+            </w:pPr>
+            <w:r>
+              <w:t xml:space="preserve">2.856,29</w:t>
+            </w:r>
+          </w:p>
+        </w:tc>
+        <w:tc>
+          <w:p>
+            <w:pPr>
+              <w:pStyle w:val="Compact"/>
+              <w:jc w:val="center"/>
+            </w:pPr>
+            <w:r>
+              <w:t xml:space="preserve">509,00</w:t>
             </w:r>
           </w:p>
         </w:tc>
@@ -12586,51 +12570,51 @@
               <w:jc w:val="center"/>
             </w:pPr>
             <w:r>
-              <w:t xml:space="preserve">297,00 ± 37,56</w:t>
-            </w:r>
-          </w:p>
-        </w:tc>
-        <w:tc>
-          <w:p>
-            <w:pPr>
-              <w:pStyle w:val="Compact"/>
-              <w:jc w:val="center"/>
-            </w:pPr>
-            <w:r>
-              <w:t xml:space="preserve">27,00 ± 2,12</w:t>
-            </w:r>
-          </w:p>
-        </w:tc>
-        <w:tc>
-          <w:p>
-            <w:pPr>
-              <w:pStyle w:val="Compact"/>
-              <w:jc w:val="center"/>
-            </w:pPr>
-            <w:r>
-              <w:t xml:space="preserve">4,95 ± 0,20</w:t>
-            </w:r>
-          </w:p>
-        </w:tc>
-        <w:tc>
-          <w:p>
-            <w:pPr>
-              <w:pStyle w:val="Compact"/>
-              <w:jc w:val="center"/>
-            </w:pPr>
-            <w:r>
-              <w:t xml:space="preserve">2.562,88 ± 0,38</w:t>
-            </w:r>
-          </w:p>
-        </w:tc>
-        <w:tc>
-          <w:p>
-            <w:pPr>
-              <w:pStyle w:val="Compact"/>
-              <w:jc w:val="center"/>
-            </w:pPr>
-            <w:r>
-              <w:t xml:space="preserve">500,50 ± 20,82</w:t>
+              <w:t xml:space="preserve">297,00</w:t>
+            </w:r>
+          </w:p>
+        </w:tc>
+        <w:tc>
+          <w:p>
+            <w:pPr>
+              <w:pStyle w:val="Compact"/>
+              <w:jc w:val="center"/>
+            </w:pPr>
+            <w:r>
+              <w:t xml:space="preserve">27,00</w:t>
+            </w:r>
+          </w:p>
+        </w:tc>
+        <w:tc>
+          <w:p>
+            <w:pPr>
+              <w:pStyle w:val="Compact"/>
+              <w:jc w:val="center"/>
+            </w:pPr>
+            <w:r>
+              <w:t xml:space="preserve">4,95</w:t>
+            </w:r>
+          </w:p>
+        </w:tc>
+        <w:tc>
+          <w:p>
+            <w:pPr>
+              <w:pStyle w:val="Compact"/>
+              <w:jc w:val="center"/>
+            </w:pPr>
+            <w:r>
+              <w:t xml:space="preserve">2.562,88</w:t>
+            </w:r>
+          </w:p>
+        </w:tc>
+        <w:tc>
+          <w:p>
+            <w:pPr>
+              <w:pStyle w:val="Compact"/>
+              <w:jc w:val="center"/>
+            </w:pPr>
+            <w:r>
+              <w:t xml:space="preserve">500,50</w:t>
             </w:r>
           </w:p>
         </w:tc>
@@ -12665,51 +12649,51 @@
               <w:jc w:val="center"/>
             </w:pPr>
             <w:r>
-              <w:t xml:space="preserve">187,00 ± 81,65</w:t>
-            </w:r>
-          </w:p>
-        </w:tc>
-        <w:tc>
-          <w:p>
-            <w:pPr>
-              <w:pStyle w:val="Compact"/>
-              <w:jc w:val="center"/>
-            </w:pPr>
-            <w:r>
-              <w:t xml:space="preserve">14,55 ± 0,78</w:t>
-            </w:r>
-          </w:p>
-        </w:tc>
-        <w:tc>
-          <w:p>
-            <w:pPr>
-              <w:pStyle w:val="Compact"/>
-              <w:jc w:val="center"/>
-            </w:pPr>
-            <w:r>
-              <w:t xml:space="preserve">4,25 ± 0,29</w:t>
-            </w:r>
-          </w:p>
-        </w:tc>
-        <w:tc>
-          <w:p>
-            <w:pPr>
-              <w:pStyle w:val="Compact"/>
-              <w:jc w:val="center"/>
-            </w:pPr>
-            <w:r>
-              <w:t xml:space="preserve">1.897,97 ± 0,02</w:t>
-            </w:r>
-          </w:p>
-        </w:tc>
-        <w:tc>
-          <w:p>
-            <w:pPr>
-              <w:pStyle w:val="Compact"/>
-              <w:jc w:val="center"/>
-            </w:pPr>
-            <w:r>
-              <w:t xml:space="preserve">525,00 ± 1,63</w:t>
+              <w:t xml:space="preserve">187,00</w:t>
+            </w:r>
+          </w:p>
+        </w:tc>
+        <w:tc>
+          <w:p>
+            <w:pPr>
+              <w:pStyle w:val="Compact"/>
+              <w:jc w:val="center"/>
+            </w:pPr>
+            <w:r>
+              <w:t xml:space="preserve">14,55</w:t>
+            </w:r>
+          </w:p>
+        </w:tc>
+        <w:tc>
+          <w:p>
+            <w:pPr>
+              <w:pStyle w:val="Compact"/>
+              <w:jc w:val="center"/>
+            </w:pPr>
+            <w:r>
+              <w:t xml:space="preserve">4,25</w:t>
+            </w:r>
+          </w:p>
+        </w:tc>
+        <w:tc>
+          <w:p>
+            <w:pPr>
+              <w:pStyle w:val="Compact"/>
+              <w:jc w:val="center"/>
+            </w:pPr>
+            <w:r>
+              <w:t xml:space="preserve">1.897,97</w:t>
+            </w:r>
+          </w:p>
+        </w:tc>
+        <w:tc>
+          <w:p>
+            <w:pPr>
+              <w:pStyle w:val="Compact"/>
+              <w:jc w:val="center"/>
+            </w:pPr>
+            <w:r>
+              <w:t xml:space="preserve">525,00</w:t>
             </w:r>
           </w:p>
         </w:tc>
@@ -12789,7 +12773,7 @@
           <wp:inline>
             <wp:extent cx="5334000" cy="3164237"/>
             <wp:effectExtent b="0" l="0" r="0" t="0"/>
-            <wp:docPr descr="Gambar IV.2 Konsumsi Peak RAM proses per varian kuantisasi pada Helio G99 (RAM 8 GB). Error bar menunjukkan ± satu simpangan baku. Sumber: olahan penulis." title="" id="1" name="Picture"/>
+            <wp:docPr descr="Gambar IV.2 Konsumsi Peak RAM proses per varian kuantisasi pada Helio G99 (RAM 8 GB). Sumber: olahan penulis." title="" id="1" name="Picture"/>
             <a:graphic>
               <a:graphicData uri="http://schemas.openxmlformats.org/drawingml/2006/picture">
                 <pic:pic>
@@ -12847,22 +12831,7 @@
         <w:t xml:space="preserve"> </w:t>
       </w:r>
       <w:r>
-        <w:t xml:space="preserve">RAM proses per varian kuantisasi pada Helio G99 (RAM 8 GB).</w:t>
-      </w:r>
-      <w:r>
-        <w:t xml:space="preserve"> </w:t>
-      </w:r>
-      <w:r>
-        <w:rPr>
-          <w:i/>
-        </w:rPr>
-        <w:t xml:space="preserve">Error bar</w:t>
-      </w:r>
-      <w:r>
-        <w:t xml:space="preserve"> </w:t>
-      </w:r>
-      <w:r>
-        <w:t xml:space="preserve">menunjukkan ± satu simpangan baku. Sumber: olahan penulis.</w:t>
+        <w:t xml:space="preserve">RAM proses per varian kuantisasi pada Helio G99 (RAM 8 GB). Sumber: olahan penulis.</w:t>
       </w:r>
     </w:p>
     <w:p>
@@ -12874,7 +12843,7 @@
           <wp:inline>
             <wp:extent cx="5334000" cy="2717878"/>
             <wp:effectExtent b="0" l="0" r="0" t="0"/>
-            <wp:docPr descr="Gambar IV.3 Kecepatan inferensi (Prompt vs Generation) per varian kuantisasi. Error bar menunjukkan ± satu simpangan baku. Sumber: olahan penulis." title="" id="1" name="Picture"/>
+            <wp:docPr descr="Gambar IV.3 Kecepatan inferensi (Prompt vs Generation) per varian kuantisasi. Sumber: olahan penulis." title="" id="1" name="Picture"/>
             <a:graphic>
               <a:graphicData uri="http://schemas.openxmlformats.org/drawingml/2006/picture">
                 <pic:pic>
@@ -12941,22 +12910,7 @@
         <w:t xml:space="preserve">Generation</w:t>
       </w:r>
       <w:r>
-        <w:t xml:space="preserve">) per varian kuantisasi.</w:t>
-      </w:r>
-      <w:r>
-        <w:t xml:space="preserve"> </w:t>
-      </w:r>
-      <w:r>
-        <w:rPr>
-          <w:i/>
-        </w:rPr>
-        <w:t xml:space="preserve">Error bar</w:t>
-      </w:r>
-      <w:r>
-        <w:t xml:space="preserve"> </w:t>
-      </w:r>
-      <w:r>
-        <w:t xml:space="preserve">menunjukkan ± satu simpangan baku. Sumber: olahan penulis.</w:t>
+        <w:t xml:space="preserve">) per varian kuantisasi. Sumber: olahan penulis.</w:t>
       </w:r>
     </w:p>
     <w:p>
@@ -12991,7 +12945,7 @@
         <w:t xml:space="preserve"> </w:t>
       </w:r>
       <w:r>
-        <w:t xml:space="preserve">dominan pada LFM 2.5: varian Q4_K_M melonjak ke 13,67 ± 0,24 t/s atau 2,45 kali lipat</w:t>
+        <w:t xml:space="preserve">dominan pada LFM 2.5: varian Q4_K_M melonjak ke 13,67 t/s atau 2,45 kali lipat</w:t>
       </w:r>
       <w:r>
         <w:t xml:space="preserve"> </w:t>
@@ -15443,7 +15397,7 @@
         <w:t xml:space="preserve"> </w:t>
       </w:r>
       <w:r>
-        <w:t xml:space="preserve">untuk LFM 2.5, yang melonjak dari 5,57 t/s pada FP16 menjadi 13,67 t/s pada Q4_K_M, atau setara akselerasi 2,45 kali lipat dibanding versi murninya. Total waktu eksekusi LFM Q4_K_M juga menjadi yang tersingkat (7,33 ± 0,47 detik) atau 2,18 kali lebih cepat dibanding FP16 (16 detik). Pola ini konsisten dengan dalil</w:t>
+        <w:t xml:space="preserve">untuk LFM 2.5, yang melonjak dari 5,57 t/s pada FP16 menjadi 13,67 t/s pada Q4_K_M, atau setara akselerasi 2,45 kali lipat dibanding versi murninya. Total waktu eksekusi LFM Q4_K_M juga menjadi yang tersingkat (7,33 detik) atau 2,18 kali lebih cepat dibanding FP16 (16 detik). Pola ini konsisten dengan dalil</w:t>
       </w:r>
       <w:r>
         <w:t xml:space="preserve"> </w:t>
@@ -15560,7 +15514,7 @@
         <w:t xml:space="preserve"> </w:t>
       </w:r>
       <w:r>
-        <w:t xml:space="preserve">Q3_K_M anjlok ke 18,27 ± 1,82 t/s, jauh di bawah Q4_K_M (43,67 ± 2,38 t/s) maupun Q5_K_M (35,33 ± 1,21 t/s). Pola serupa juga teramati pada Qwen 3.5, dengan Q3_K_M hanya mencapai 14,55 t/s dibanding Q4_K_M (27,00 t/s) dan Q5_K_M (22,55 t/s).</w:t>
+        <w:t xml:space="preserve">Q3_K_M anjlok ke 18,27 t/s, jauh di bawah Q4_K_M (43,67 t/s) maupun Q5_K_M (35,33 t/s). Pola serupa juga teramati pada Qwen 3.5, dengan Q3_K_M hanya mencapai 14,55 t/s dibanding Q4_K_M (27,00 t/s) dan Q5_K_M (22,55 t/s).</w:t>
       </w:r>
     </w:p>
     <w:p>
@@ -20010,9 +19964,9 @@
       <w:pPr>
         <w:pStyle w:val="Heading3"/>
       </w:pPr>
-      <w:bookmarkStart w:id="97" w:name="X4df5434ce2f391c4c2001fe43bf9772cf082150"/>
-      <w:r>
-        <w:t xml:space="preserve">4.4.6 Uji Statistik Signifikansi Perbedaan Performa Antar Varian</w:t>
+      <w:bookmarkStart w:id="97" w:name="uji-beda-performa-antar-varian"/>
+      <w:r>
+        <w:t xml:space="preserve">4.4.6 Uji Beda Performa Antar Varian</w:t>
       </w:r>
       <w:bookmarkEnd w:id="97"/>
     </w:p>
@@ -20021,7 +19975,97 @@
         <w:pStyle w:val="FirstParagraph"/>
       </w:pPr>
       <w:r>
-        <w:t xml:space="preserve">Klaim performa pada Tabel IV.2 perlu dilandasi bukti statistik, bukan hanya nilai rerata. Karena itu dilakukan dua uji, yaitu</w:t>
+        <w:t xml:space="preserve">Klaim performa pada Tabel IV.2 perlu dilandasi bukti tambahan, bukan hanya nilai rerata. Karena itu dilakukan uji beda statistik untuk seluruh pasangan varian pada kedua keluarga model (LFM 2.5 dan Qwen 3.5). Ringkasan hasil ditampilkan dalam dua tabel berikut dengan format yang sangat sederhana, yaitu kata</w:t>
+      </w:r>
+      <w:r>
+        <w:t xml:space="preserve"> </w:t>
+      </w:r>
+      <w:r>
+        <w:rPr>
+          <w:b/>
+        </w:rPr>
+        <w:t xml:space="preserve">Beda</w:t>
+      </w:r>
+      <w:r>
+        <w:t xml:space="preserve"> </w:t>
+      </w:r>
+      <w:r>
+        <w:t xml:space="preserve">berarti dua varian</w:t>
+      </w:r>
+      <w:r>
+        <w:t xml:space="preserve"> </w:t>
+      </w:r>
+      <w:r>
+        <w:rPr>
+          <w:i/>
+        </w:rPr>
+        <w:t xml:space="preserve">berbeda nyata</w:t>
+      </w:r>
+      <w:r>
+        <w:t xml:space="preserve"> </w:t>
+      </w:r>
+      <w:r>
+        <w:t xml:space="preserve">pada metrik tersebut, dan kata</w:t>
+      </w:r>
+      <w:r>
+        <w:t xml:space="preserve"> </w:t>
+      </w:r>
+      <w:r>
+        <w:rPr>
+          <w:b/>
+        </w:rPr>
+        <w:t xml:space="preserve">Tidak</w:t>
+      </w:r>
+      <w:r>
+        <w:t xml:space="preserve"> </w:t>
+      </w:r>
+      <w:r>
+        <w:t xml:space="preserve">berarti perbedaan</w:t>
+      </w:r>
+      <w:r>
+        <w:t xml:space="preserve"> </w:t>
+      </w:r>
+      <w:r>
+        <w:rPr>
+          <w:i/>
+        </w:rPr>
+        <w:t xml:space="preserve">belum cukup meyakinkan</w:t>
+      </w:r>
+      <w:r>
+        <w:t xml:space="preserve"> </w:t>
+      </w:r>
+      <w:r>
+        <w:t xml:space="preserve">untuk disebut nyata. Detail teknis (statistik</w:t>
+      </w:r>
+      <w:r>
+        <w:t xml:space="preserve"> </w:t>
+      </w:r>
+      <w:r>
+        <w:rPr>
+          <w:i/>
+        </w:rPr>
+        <w:t xml:space="preserve">t</w:t>
+      </w:r>
+      <w:r>
+        <w:t xml:space="preserve"> </w:t>
+      </w:r>
+      <w:r>
+        <w:t xml:space="preserve">dan nilai</w:t>
+      </w:r>
+      <w:r>
+        <w:t xml:space="preserve"> </w:t>
+      </w:r>
+      <w:r>
+        <w:rPr>
+          <w:i/>
+        </w:rPr>
+        <w:t xml:space="preserve">p</w:t>
+      </w:r>
+      <w:r>
+        <w:t xml:space="preserve"> </w:t>
+      </w:r>
+      <w:r>
+        <w:t xml:space="preserve">dari</w:t>
       </w:r>
       <w:r>
         <w:t xml:space="preserve"> </w:t>
@@ -20036,19 +20080,7 @@
         <w:t xml:space="preserve"> </w:t>
       </w:r>
       <w:r>
-        <w:t xml:space="preserve">dengan taraf signifikansi α = 0,05 (yang mengasumsikan varian tidak setara dan lebih konservatif dibanding</w:t>
-      </w:r>
-      <w:r>
-        <w:t xml:space="preserve"> </w:t>
-      </w:r>
-      <w:r>
-        <w:rPr>
-          <w:i/>
-        </w:rPr>
-        <w:t xml:space="preserve">t</w:t>
-      </w:r>
-      <w:r>
-        <w:t xml:space="preserve">-test klasik) untuk seluruh pasangan varian, serta</w:t>
+        <w:t xml:space="preserve">serta</w:t>
       </w:r>
       <w:r>
         <w:t xml:space="preserve"> </w:t>
@@ -20063,178 +20095,65 @@
         <w:t xml:space="preserve"> </w:t>
       </w:r>
       <w:r>
-        <w:t xml:space="preserve">untuk menilai apakah keempat varian secara keseluruhan memiliki perbedaan rerata yang signifikan. Kedua uji dijalankan untuk kedua keluarga model (LFM 2.5 dan Qwen 3.5) agar pola signifikansi dapat dibandingkan lintas arsitektur. Data sumber berada pada</w:t>
-      </w:r>
-      <w:r>
-        <w:t xml:space="preserve"> </w:t>
-      </w:r>
-      <w:r>
-        <w:rPr>
-          <w:rStyle w:val="VerbatimChar"/>
-        </w:rPr>
-        <w:t xml:space="preserve">docs/data/hasilv2_clean.csv</w:t>
-      </w:r>
-      <w:r>
-        <w:t xml:space="preserve"> </w:t>
-      </w:r>
-      <w:r>
-        <w:t xml:space="preserve">dan skrip replikasi tersedia di</w:t>
-      </w:r>
-      <w:r>
-        <w:t xml:space="preserve"> </w:t>
-      </w:r>
-      <w:r>
-        <w:rPr>
-          <w:rStyle w:val="VerbatimChar"/>
-        </w:rPr>
-        <w:t xml:space="preserve">docs/scripts/statistical_tests.py</w:t>
-      </w:r>
-      <w:r>
-        <w:t xml:space="preserve">, yang menghasilkan dua berkas keluaran terpisah, yaitu</w:t>
-      </w:r>
-      <w:r>
-        <w:t xml:space="preserve"> </w:t>
-      </w:r>
-      <w:r>
-        <w:rPr>
-          <w:rStyle w:val="VerbatimChar"/>
-        </w:rPr>
-        <w:t xml:space="preserve">docs/data/statistical_tests_lfm.txt</w:t>
-      </w:r>
-      <w:r>
-        <w:t xml:space="preserve"> </w:t>
-      </w:r>
-      <w:r>
-        <w:t xml:space="preserve">(Lampiran D) dan</w:t>
-      </w:r>
-      <w:r>
-        <w:t xml:space="preserve"> </w:t>
-      </w:r>
-      <w:r>
-        <w:rPr>
-          <w:rStyle w:val="VerbatimChar"/>
-        </w:rPr>
-        <w:t xml:space="preserve">docs/data/statistical_tests_qwen.txt</w:t>
-      </w:r>
-      <w:r>
-        <w:t xml:space="preserve"> </w:t>
-      </w:r>
-      <w:r>
-        <w:t xml:space="preserve">(Lampiran E).</w:t>
+        <w:t xml:space="preserve">pada taraf signifikansi α = 0,05) tersedia secara lengkap pada</w:t>
+      </w:r>
+      <w:r>
+        <w:t xml:space="preserve"> </w:t>
+      </w:r>
+      <w:r>
+        <w:rPr>
+          <w:b/>
+        </w:rPr>
+        <w:t xml:space="preserve">Lampiran D</w:t>
+      </w:r>
+      <w:r>
+        <w:t xml:space="preserve"> </w:t>
+      </w:r>
+      <w:r>
+        <w:t xml:space="preserve">(LFM 2.5) dan</w:t>
+      </w:r>
+      <w:r>
+        <w:t xml:space="preserve"> </w:t>
+      </w:r>
+      <w:r>
+        <w:rPr>
+          <w:b/>
+        </w:rPr>
+        <w:t xml:space="preserve">Lampiran E</w:t>
+      </w:r>
+      <w:r>
+        <w:t xml:space="preserve"> </w:t>
+      </w:r>
+      <w:r>
+        <w:t xml:space="preserve">(Qwen 3.5) bagi pembaca yang ingin menelusuri angka uji secara mendalam.</w:t>
       </w:r>
     </w:p>
     <w:p>
       <w:pPr>
         <w:pStyle w:val="Heading4"/>
       </w:pPr>
-      <w:bookmarkStart w:id="98" w:name="hasil-uji-statistik-lfm-2.5-12b"/>
-      <w:r>
-        <w:t xml:space="preserve">4.4.6.1 Hasil Uji Statistik LFM 2.5 (1,2B)</w:t>
+      <w:bookmarkStart w:id="98" w:name="hasil-uji-beda-lfm-2.5-12b"/>
+      <w:r>
+        <w:t xml:space="preserve">4.4.6.1 Hasil Uji Beda LFM 2.5 (1,2B)</w:t>
       </w:r>
       <w:bookmarkEnd w:id="98"/>
     </w:p>
     <w:p>
       <w:pPr>
-        <w:pStyle w:val="FirstParagraph"/>
-      </w:pPr>
-      <w:r>
-        <w:t xml:space="preserve">Kolom</w:t>
-      </w:r>
-      <w:r>
-        <w:t xml:space="preserve"> </w:t>
-      </w:r>
-      <w:r>
-        <w:rPr>
-          <w:i/>
-        </w:rPr>
-        <w:t xml:space="preserve">p</w:t>
-      </w:r>
-      <w:r>
-        <w:t xml:space="preserve"> </w:t>
-      </w:r>
-      <w:r>
-        <w:t xml:space="preserve">pada Tabel IV.8 dan Tabel IV.9 merepresentasikan probabilitas bahwa perbedaan antar dua varian yang teramati hanyalah hasil kebetulan. Jika</w:t>
-      </w:r>
-      <w:r>
-        <w:t xml:space="preserve"> </w:t>
-      </w:r>
-      <w:r>
-        <w:rPr>
-          <w:i/>
-        </w:rPr>
-        <w:t xml:space="preserve">p</w:t>
-      </w:r>
-      <w:r>
-        <w:t xml:space="preserve"> </w:t>
-      </w:r>
-      <w:r>
-        <w:t xml:space="preserve">&lt; 0,05 (ditandai **), perbedaan antar varian dinyatakan nyata secara statistik. Sebaliknya, jika</w:t>
-      </w:r>
-      <w:r>
-        <w:t xml:space="preserve"> </w:t>
-      </w:r>
-      <w:r>
-        <w:rPr>
-          <w:i/>
-        </w:rPr>
-        <w:t xml:space="preserve">p</w:t>
-      </w:r>
-      <w:r>
-        <w:t xml:space="preserve"> </w:t>
-      </w:r>
-      <w:r>
-        <w:t xml:space="preserve">≥ 0,05 (ditandai n.s.), perbedaan tersebut belum cukup bukti untuk dinyatakan nyata. Kolom</w:t>
-      </w:r>
-      <w:r>
-        <w:t xml:space="preserve"> </w:t>
-      </w:r>
-      <w:r>
-        <w:rPr>
-          <w:i/>
-        </w:rPr>
-        <w:t xml:space="preserve">Ringkasan</w:t>
-      </w:r>
-      <w:r>
-        <w:t xml:space="preserve"> </w:t>
-      </w:r>
-      <w:r>
-        <w:t xml:space="preserve">di ujung kanan memberikan kesimpulan langsung dalam bahasa sederhana agar tabel mudah dibaca tanpa harus menerjemahkan notasi statistik secara manual.</w:t>
-      </w:r>
-    </w:p>
-    <w:p>
-      <w:pPr>
         <w:pStyle w:val="TableCaption"/>
       </w:pPr>
       <w:r>
-        <w:t xml:space="preserve">Tabel IV.8 Uji Statistik Antar Varian LFM 2.5 (α = 0,05; Welch’s</w:t>
-      </w:r>
-      <w:r>
-        <w:t xml:space="preserve"> </w:t>
-      </w:r>
-      <w:r>
-        <w:rPr>
-          <w:i/>
-        </w:rPr>
-        <w:t xml:space="preserve">t</w:t>
-      </w:r>
-      <w:r>
-        <w:t xml:space="preserve">-test + ANOVA)</w:t>
+        <w:t xml:space="preserve">Tabel IV.8 Ringkasan Uji Beda Performa Antar Varian LFM 2.5</w:t>
       </w:r>
     </w:p>
     <w:tbl>
       <w:tblPr>
         <w:tblStyle w:val="Table"/>
-        <w:tblW w:type="pct" w:w="5000.0"/>
+        <w:tblW w:type="pct" w:w="0.0"/>
         <w:tblLook w:firstRow="1"/>
-        <w:tblCaption w:val="Tabel IV.8 Uji Statistik Antar Varian LFM 2.5 (α = 0,05; Welch’s t-test + ANOVA)"/>
+        <w:tblCaption w:val="Tabel IV.8 Ringkasan Uji Beda Performa Antar Varian LFM 2.5"/>
       </w:tblPr>
-      <w:tblGrid>
-        <w:gridCol w:w="1584"/>
-        <w:gridCol w:w="1584"/>
-        <w:gridCol w:w="1584"/>
-        <w:gridCol w:w="1584"/>
-        <w:gridCol w:w="1584"/>
-      </w:tblGrid>
+      <w:tblGrid/>
       <w:tr>
         <w:trPr>
           <w:cnfStyle w:firstRow="1"/>
@@ -20266,7 +20185,7 @@
           <w:p>
             <w:pPr>
               <w:pStyle w:val="Compact"/>
-              <w:jc w:val="left"/>
+              <w:jc w:val="center"/>
             </w:pPr>
             <w:r>
               <w:t xml:space="preserve">Gen TPS</w:t>
@@ -20283,7 +20202,7 @@
           <w:p>
             <w:pPr>
               <w:pStyle w:val="Compact"/>
-              <w:jc w:val="left"/>
+              <w:jc w:val="center"/>
             </w:pPr>
             <w:r>
               <w:t xml:space="preserve">Prompt TPS</w:t>
@@ -20300,7 +20219,7 @@
           <w:p>
             <w:pPr>
               <w:pStyle w:val="Compact"/>
-              <w:jc w:val="left"/>
+              <w:jc w:val="center"/>
             </w:pPr>
             <w:r>
               <w:rPr>
@@ -20353,43 +20272,43 @@
           <w:p>
             <w:pPr>
               <w:pStyle w:val="Compact"/>
+              <w:jc w:val="center"/>
+            </w:pPr>
+            <w:r>
+              <w:t xml:space="preserve">Beda</w:t>
+            </w:r>
+          </w:p>
+        </w:tc>
+        <w:tc>
+          <w:p>
+            <w:pPr>
+              <w:pStyle w:val="Compact"/>
+              <w:jc w:val="center"/>
+            </w:pPr>
+            <w:r>
+              <w:t xml:space="preserve">Tidak</w:t>
+            </w:r>
+          </w:p>
+        </w:tc>
+        <w:tc>
+          <w:p>
+            <w:pPr>
+              <w:pStyle w:val="Compact"/>
+              <w:jc w:val="center"/>
+            </w:pPr>
+            <w:r>
+              <w:t xml:space="preserve">Beda</w:t>
+            </w:r>
+          </w:p>
+        </w:tc>
+        <w:tc>
+          <w:p>
+            <w:pPr>
+              <w:pStyle w:val="Compact"/>
               <w:jc w:val="left"/>
             </w:pPr>
             <w:r>
-              <w:t xml:space="preserve">p = 0,004 **</w:t>
-            </w:r>
-          </w:p>
-        </w:tc>
-        <w:tc>
-          <w:p>
-            <w:pPr>
-              <w:pStyle w:val="Compact"/>
-              <w:jc w:val="left"/>
-            </w:pPr>
-            <w:r>
-              <w:t xml:space="preserve">p = 0,726 (n.s.)</w:t>
-            </w:r>
-          </w:p>
-        </w:tc>
-        <w:tc>
-          <w:p>
-            <w:pPr>
-              <w:pStyle w:val="Compact"/>
-              <w:jc w:val="left"/>
-            </w:pPr>
-            <w:r>
-              <w:t xml:space="preserve">p &lt; 0,001 **</w:t>
-            </w:r>
-          </w:p>
-        </w:tc>
-        <w:tc>
-          <w:p>
-            <w:pPr>
-              <w:pStyle w:val="Compact"/>
-              <w:jc w:val="left"/>
-            </w:pPr>
-            <w:r>
-              <w:t xml:space="preserve">Gen &amp; RAM berbeda nyata; Prompt tidak</w:t>
+              <w:t xml:space="preserve">Gen &amp; RAM berbeda; Prompt tidak</w:t>
             </w:r>
           </w:p>
         </w:tc>
@@ -20410,43 +20329,43 @@
           <w:p>
             <w:pPr>
               <w:pStyle w:val="Compact"/>
+              <w:jc w:val="center"/>
+            </w:pPr>
+            <w:r>
+              <w:t xml:space="preserve">Beda</w:t>
+            </w:r>
+          </w:p>
+        </w:tc>
+        <w:tc>
+          <w:p>
+            <w:pPr>
+              <w:pStyle w:val="Compact"/>
+              <w:jc w:val="center"/>
+            </w:pPr>
+            <w:r>
+              <w:t xml:space="preserve">Tidak</w:t>
+            </w:r>
+          </w:p>
+        </w:tc>
+        <w:tc>
+          <w:p>
+            <w:pPr>
+              <w:pStyle w:val="Compact"/>
+              <w:jc w:val="center"/>
+            </w:pPr>
+            <w:r>
+              <w:t xml:space="preserve">Beda</w:t>
+            </w:r>
+          </w:p>
+        </w:tc>
+        <w:tc>
+          <w:p>
+            <w:pPr>
+              <w:pStyle w:val="Compact"/>
               <w:jc w:val="left"/>
             </w:pPr>
             <w:r>
-              <w:t xml:space="preserve">p &lt; 0,001 **</w:t>
-            </w:r>
-          </w:p>
-        </w:tc>
-        <w:tc>
-          <w:p>
-            <w:pPr>
-              <w:pStyle w:val="Compact"/>
-              <w:jc w:val="left"/>
-            </w:pPr>
-            <w:r>
-              <w:t xml:space="preserve">p = 0,145 (n.s.)</w:t>
-            </w:r>
-          </w:p>
-        </w:tc>
-        <w:tc>
-          <w:p>
-            <w:pPr>
-              <w:pStyle w:val="Compact"/>
-              <w:jc w:val="left"/>
-            </w:pPr>
-            <w:r>
-              <w:t xml:space="preserve">p &lt; 0,001 **</w:t>
-            </w:r>
-          </w:p>
-        </w:tc>
-        <w:tc>
-          <w:p>
-            <w:pPr>
-              <w:pStyle w:val="Compact"/>
-              <w:jc w:val="left"/>
-            </w:pPr>
-            <w:r>
-              <w:t xml:space="preserve">Gen &amp; RAM berbeda nyata; Prompt tidak</w:t>
+              <w:t xml:space="preserve">Gen &amp; RAM berbeda; Prompt tidak</w:t>
             </w:r>
           </w:p>
         </w:tc>
@@ -20467,43 +20386,43 @@
           <w:p>
             <w:pPr>
               <w:pStyle w:val="Compact"/>
+              <w:jc w:val="center"/>
+            </w:pPr>
+            <w:r>
+              <w:t xml:space="preserve">Beda</w:t>
+            </w:r>
+          </w:p>
+        </w:tc>
+        <w:tc>
+          <w:p>
+            <w:pPr>
+              <w:pStyle w:val="Compact"/>
+              <w:jc w:val="center"/>
+            </w:pPr>
+            <w:r>
+              <w:t xml:space="preserve">Tidak</w:t>
+            </w:r>
+          </w:p>
+        </w:tc>
+        <w:tc>
+          <w:p>
+            <w:pPr>
+              <w:pStyle w:val="Compact"/>
+              <w:jc w:val="center"/>
+            </w:pPr>
+            <w:r>
+              <w:t xml:space="preserve">Beda</w:t>
+            </w:r>
+          </w:p>
+        </w:tc>
+        <w:tc>
+          <w:p>
+            <w:pPr>
+              <w:pStyle w:val="Compact"/>
               <w:jc w:val="left"/>
             </w:pPr>
             <w:r>
-              <w:t xml:space="preserve">p = 0,005 **</w:t>
-            </w:r>
-          </w:p>
-        </w:tc>
-        <w:tc>
-          <w:p>
-            <w:pPr>
-              <w:pStyle w:val="Compact"/>
-              <w:jc w:val="left"/>
-            </w:pPr>
-            <w:r>
-              <w:t xml:space="preserve">p = 0,071 (n.s.)</w:t>
-            </w:r>
-          </w:p>
-        </w:tc>
-        <w:tc>
-          <w:p>
-            <w:pPr>
-              <w:pStyle w:val="Compact"/>
-              <w:jc w:val="left"/>
-            </w:pPr>
-            <w:r>
-              <w:t xml:space="preserve">p &lt; 0,001 **</w:t>
-            </w:r>
-          </w:p>
-        </w:tc>
-        <w:tc>
-          <w:p>
-            <w:pPr>
-              <w:pStyle w:val="Compact"/>
-              <w:jc w:val="left"/>
-            </w:pPr>
-            <w:r>
-              <w:t xml:space="preserve">Gen &amp; RAM berbeda nyata; Prompt tidak</w:t>
+              <w:t xml:space="preserve">Gen &amp; RAM berbeda; Prompt tidak</w:t>
             </w:r>
           </w:p>
         </w:tc>
@@ -20524,43 +20443,43 @@
           <w:p>
             <w:pPr>
               <w:pStyle w:val="Compact"/>
+              <w:jc w:val="center"/>
+            </w:pPr>
+            <w:r>
+              <w:t xml:space="preserve">Beda</w:t>
+            </w:r>
+          </w:p>
+        </w:tc>
+        <w:tc>
+          <w:p>
+            <w:pPr>
+              <w:pStyle w:val="Compact"/>
+              <w:jc w:val="center"/>
+            </w:pPr>
+            <w:r>
+              <w:t xml:space="preserve">Beda</w:t>
+            </w:r>
+          </w:p>
+        </w:tc>
+        <w:tc>
+          <w:p>
+            <w:pPr>
+              <w:pStyle w:val="Compact"/>
+              <w:jc w:val="center"/>
+            </w:pPr>
+            <w:r>
+              <w:t xml:space="preserve">Beda</w:t>
+            </w:r>
+          </w:p>
+        </w:tc>
+        <w:tc>
+          <w:p>
+            <w:pPr>
+              <w:pStyle w:val="Compact"/>
               <w:jc w:val="left"/>
             </w:pPr>
             <w:r>
-              <w:t xml:space="preserve">p = 0,012 **</w:t>
-            </w:r>
-          </w:p>
-        </w:tc>
-        <w:tc>
-          <w:p>
-            <w:pPr>
-              <w:pStyle w:val="Compact"/>
-              <w:jc w:val="left"/>
-            </w:pPr>
-            <w:r>
-              <w:t xml:space="preserve">p = 0,022 **</w:t>
-            </w:r>
-          </w:p>
-        </w:tc>
-        <w:tc>
-          <w:p>
-            <w:pPr>
-              <w:pStyle w:val="Compact"/>
-              <w:jc w:val="left"/>
-            </w:pPr>
-            <w:r>
-              <w:t xml:space="preserve">p &lt; 0,001 **</w:t>
-            </w:r>
-          </w:p>
-        </w:tc>
-        <w:tc>
-          <w:p>
-            <w:pPr>
-              <w:pStyle w:val="Compact"/>
-              <w:jc w:val="left"/>
-            </w:pPr>
-            <w:r>
-              <w:t xml:space="preserve">Semua metrik berbeda nyata</w:t>
+              <w:t xml:space="preserve">Semua metrik berbeda</w:t>
             </w:r>
           </w:p>
         </w:tc>
@@ -20581,32 +20500,32 @@
           <w:p>
             <w:pPr>
               <w:pStyle w:val="Compact"/>
-              <w:jc w:val="left"/>
-            </w:pPr>
-            <w:r>
-              <w:t xml:space="preserve">p = 0,548 (n.s.)</w:t>
-            </w:r>
-          </w:p>
-        </w:tc>
-        <w:tc>
-          <w:p>
-            <w:pPr>
-              <w:pStyle w:val="Compact"/>
-              <w:jc w:val="left"/>
-            </w:pPr>
-            <w:r>
-              <w:t xml:space="preserve">p &lt; 0,001 **</w:t>
-            </w:r>
-          </w:p>
-        </w:tc>
-        <w:tc>
-          <w:p>
-            <w:pPr>
-              <w:pStyle w:val="Compact"/>
-              <w:jc w:val="left"/>
-            </w:pPr>
-            <w:r>
-              <w:t xml:space="preserve">p &lt; 0,001 **</w:t>
+              <w:jc w:val="center"/>
+            </w:pPr>
+            <w:r>
+              <w:t xml:space="preserve">Tidak</w:t>
+            </w:r>
+          </w:p>
+        </w:tc>
+        <w:tc>
+          <w:p>
+            <w:pPr>
+              <w:pStyle w:val="Compact"/>
+              <w:jc w:val="center"/>
+            </w:pPr>
+            <w:r>
+              <w:t xml:space="preserve">Beda</w:t>
+            </w:r>
+          </w:p>
+        </w:tc>
+        <w:tc>
+          <w:p>
+            <w:pPr>
+              <w:pStyle w:val="Compact"/>
+              <w:jc w:val="center"/>
+            </w:pPr>
+            <w:r>
+              <w:t xml:space="preserve">Beda</w:t>
             </w:r>
           </w:p>
         </w:tc>
@@ -20638,115 +20557,43 @@
           <w:p>
             <w:pPr>
               <w:pStyle w:val="Compact"/>
+              <w:jc w:val="center"/>
+            </w:pPr>
+            <w:r>
+              <w:t xml:space="preserve">Beda</w:t>
+            </w:r>
+          </w:p>
+        </w:tc>
+        <w:tc>
+          <w:p>
+            <w:pPr>
+              <w:pStyle w:val="Compact"/>
+              <w:jc w:val="center"/>
+            </w:pPr>
+            <w:r>
+              <w:t xml:space="preserve">Beda</w:t>
+            </w:r>
+          </w:p>
+        </w:tc>
+        <w:tc>
+          <w:p>
+            <w:pPr>
+              <w:pStyle w:val="Compact"/>
+              <w:jc w:val="center"/>
+            </w:pPr>
+            <w:r>
+              <w:t xml:space="preserve">Beda</w:t>
+            </w:r>
+          </w:p>
+        </w:tc>
+        <w:tc>
+          <w:p>
+            <w:pPr>
+              <w:pStyle w:val="Compact"/>
               <w:jc w:val="left"/>
             </w:pPr>
             <w:r>
-              <w:t xml:space="preserve">p = 0,024 **</w:t>
-            </w:r>
-          </w:p>
-        </w:tc>
-        <w:tc>
-          <w:p>
-            <w:pPr>
-              <w:pStyle w:val="Compact"/>
-              <w:jc w:val="left"/>
-            </w:pPr>
-            <w:r>
-              <w:t xml:space="preserve">p &lt; 0,001 **</w:t>
-            </w:r>
-          </w:p>
-        </w:tc>
-        <w:tc>
-          <w:p>
-            <w:pPr>
-              <w:pStyle w:val="Compact"/>
-              <w:jc w:val="left"/>
-            </w:pPr>
-            <w:r>
-              <w:t xml:space="preserve">p &lt; 0,001 **</w:t>
-            </w:r>
-          </w:p>
-        </w:tc>
-        <w:tc>
-          <w:p>
-            <w:pPr>
-              <w:pStyle w:val="Compact"/>
-              <w:jc w:val="left"/>
-            </w:pPr>
-            <w:r>
-              <w:t xml:space="preserve">Semua metrik berbeda nyata</w:t>
-            </w:r>
-          </w:p>
-        </w:tc>
-      </w:tr>
-      <w:tr>
-        <w:tc>
-          <w:p>
-            <w:pPr>
-              <w:pStyle w:val="Compact"/>
-              <w:jc w:val="left"/>
-            </w:pPr>
-            <w:r>
-              <w:rPr>
-                <w:b/>
-              </w:rPr>
-              <w:t xml:space="preserve">ANOVA (4 varian)</w:t>
-            </w:r>
-          </w:p>
-        </w:tc>
-        <w:tc>
-          <w:p>
-            <w:pPr>
-              <w:pStyle w:val="Compact"/>
-              <w:jc w:val="left"/>
-            </w:pPr>
-            <w:r>
-              <w:rPr>
-                <w:b/>
-              </w:rPr>
-              <w:t xml:space="preserve">p &lt; 0,001 **</w:t>
-            </w:r>
-          </w:p>
-        </w:tc>
-        <w:tc>
-          <w:p>
-            <w:pPr>
-              <w:pStyle w:val="Compact"/>
-              <w:jc w:val="left"/>
-            </w:pPr>
-            <w:r>
-              <w:rPr>
-                <w:b/>
-              </w:rPr>
-              <w:t xml:space="preserve">p &lt; 0,001 **</w:t>
-            </w:r>
-          </w:p>
-        </w:tc>
-        <w:tc>
-          <w:p>
-            <w:pPr>
-              <w:pStyle w:val="Compact"/>
-              <w:jc w:val="left"/>
-            </w:pPr>
-            <w:r>
-              <w:rPr>
-                <w:b/>
-              </w:rPr>
-              <w:t xml:space="preserve">p &lt; 0,001 **</w:t>
-            </w:r>
-          </w:p>
-        </w:tc>
-        <w:tc>
-          <w:p>
-            <w:pPr>
-              <w:pStyle w:val="Compact"/>
-              <w:jc w:val="left"/>
-            </w:pPr>
-            <w:r>
-              <w:rPr>
-                <w:b/>
-              </w:rPr>
-              <w:t xml:space="preserve">Keempat varian memang berbeda</w:t>
+              <w:t xml:space="preserve">Semua metrik berbeda</w:t>
             </w:r>
           </w:p>
         </w:tc>
@@ -20757,22 +20604,61 @@
         <w:pStyle w:val="BodyText"/>
       </w:pPr>
       <w:r>
-        <w:t xml:space="preserve">Keterangan: ** = berbeda nyata (signifikan, p &lt; 0,05); n.s. =</w:t>
-      </w:r>
-      <w:r>
-        <w:t xml:space="preserve"> </w:t>
-      </w:r>
-      <w:r>
-        <w:rPr>
-          <w:i/>
-        </w:rPr>
-        <w:t xml:space="preserve">not significant</w:t>
-      </w:r>
-      <w:r>
-        <w:t xml:space="preserve"> </w:t>
-      </w:r>
-      <w:r>
-        <w:t xml:space="preserve">(tidak berbeda nyata, p ≥ 0,05).</w:t>
+        <w:t xml:space="preserve">Keterangan:</w:t>
+      </w:r>
+      <w:r>
+        <w:t xml:space="preserve"> </w:t>
+      </w:r>
+      <w:r>
+        <w:rPr>
+          <w:b/>
+        </w:rPr>
+        <w:t xml:space="preserve">Beda</w:t>
+      </w:r>
+      <w:r>
+        <w:t xml:space="preserve"> </w:t>
+      </w:r>
+      <w:r>
+        <w:t xml:space="preserve">= berbeda nyata secara statistik;</w:t>
+      </w:r>
+      <w:r>
+        <w:t xml:space="preserve"> </w:t>
+      </w:r>
+      <w:r>
+        <w:rPr>
+          <w:b/>
+        </w:rPr>
+        <w:t xml:space="preserve">Tidak</w:t>
+      </w:r>
+      <w:r>
+        <w:t xml:space="preserve"> </w:t>
+      </w:r>
+      <w:r>
+        <w:t xml:space="preserve">= tidak berbeda nyata. Sumber detail uji statistik (statistik</w:t>
+      </w:r>
+      <w:r>
+        <w:t xml:space="preserve"> </w:t>
+      </w:r>
+      <w:r>
+        <w:rPr>
+          <w:i/>
+        </w:rPr>
+        <w:t xml:space="preserve">t</w:t>
+      </w:r>
+      <w:r>
+        <w:t xml:space="preserve">, nilai</w:t>
+      </w:r>
+      <w:r>
+        <w:t xml:space="preserve"> </w:t>
+      </w:r>
+      <w:r>
+        <w:rPr>
+          <w:i/>
+        </w:rPr>
+        <w:t xml:space="preserve">p</w:t>
+      </w:r>
+      <w:r>
+        <w:t xml:space="preserve">, dan ANOVA) tersedia pada Lampiran D.</w:t>
       </w:r>
     </w:p>
     <w:p>
@@ -20780,7 +20666,7 @@
         <w:pStyle w:val="BodyText"/>
       </w:pPr>
       <w:r>
-        <w:t xml:space="preserve">Dari Tabel IV.8 dapat ditarik tiga temuan inferensial. Pertama, perbedaan rerata pada metrik</w:t>
+        <w:t xml:space="preserve">Tabel IV.8 menyampaikan tiga temuan utama. Pertama, perbedaan</w:t>
       </w:r>
       <w:r>
         <w:t xml:space="preserve"> </w:t>
@@ -20810,52 +20696,7 @@
         <w:t xml:space="preserve"> </w:t>
       </w:r>
       <w:r>
-        <w:t xml:space="preserve">RAM antar varian terbukti signifikan secara statistik (ANOVA</w:t>
-      </w:r>
-      <w:r>
-        <w:t xml:space="preserve"> </w:t>
-      </w:r>
-      <w:r>
-        <w:rPr>
-          <w:i/>
-        </w:rPr>
-        <w:t xml:space="preserve">p</w:t>
-      </w:r>
-      <w:r>
-        <w:t xml:space="preserve"> </w:t>
-      </w:r>
-      <w:r>
-        <w:t xml:space="preserve">&lt; 0,001 untuk kedua metrik), sehingga klaim utama penelitian bahwa kuantisasi PTQ meningkatkan kecepatan inferensi dan mereduksi konsumsi RAM didukung bukti statistik dan bukan sekadar hasil rerata yang kebetulan berbeda. Kedua, keunggulan Q4_K_M atas Q3_K_M bersifat signifikan baik pada Gen TPS (rerata 13,67 vs 11,07;</w:t>
-      </w:r>
-      <w:r>
-        <w:t xml:space="preserve"> </w:t>
-      </w:r>
-      <w:r>
-        <w:rPr>
-          <w:i/>
-        </w:rPr>
-        <w:t xml:space="preserve">p</w:t>
-      </w:r>
-      <w:r>
-        <w:t xml:space="preserve"> </w:t>
-      </w:r>
-      <w:r>
-        <w:t xml:space="preserve">= 0,024) maupun pada Prompt TPS (rerata 43,67 vs 18,27;</w:t>
-      </w:r>
-      <w:r>
-        <w:t xml:space="preserve"> </w:t>
-      </w:r>
-      <w:r>
-        <w:rPr>
-          <w:i/>
-        </w:rPr>
-        <w:t xml:space="preserve">p</w:t>
-      </w:r>
-      <w:r>
-        <w:t xml:space="preserve"> </w:t>
-      </w:r>
-      <w:r>
-        <w:t xml:space="preserve">&lt; 0,001); temuan ini menjadi dasar inferensial yang memperkuat rekomendasi varian operasional Q4_K_M pada Sub-bab 4.4.5 dari sudut pandang murni kecepatan, bahkan sebelum mempertimbangkan retensi kepintaran. Ketiga, pengaruh kuantisasi pada</w:t>
+        <w:t xml:space="preserve">RAM antar varian terbukti nyata di hampir seluruh pasangan, sehingga klaim utama penelitian bahwa kuantisasi PTQ mempercepat inferensi sekaligus mereduksi konsumsi RAM tidak sekadar pola rerata yang kebetulan terjadi. Kedua, keunggulan Q4_K_M atas Q3_K_M terbukti nyata baik pada Gen TPS (13,67 vs 11,07 t/s) maupun Prompt TPS (43,67 vs 18,27 t/s); temuan ini memperkuat rekomendasi varian operasional Q4_K_M pada Sub-bab 4.4.5 dari sudut pandang murni kecepatan, bahkan sebelum mempertimbangkan retensi kepintaran. Ketiga, pengaruh kuantisasi pada</w:t>
       </w:r>
       <w:r>
         <w:t xml:space="preserve"> </w:t>
@@ -20870,31 +20711,7 @@
         <w:t xml:space="preserve"> </w:t>
       </w:r>
       <w:r>
-        <w:t xml:space="preserve">tidak homogen, di mana pasangan F16 vs Q3_K_M (</w:t>
-      </w:r>
-      <w:r>
-        <w:rPr>
-          <w:i/>
-        </w:rPr>
-        <w:t xml:space="preserve">p</w:t>
-      </w:r>
-      <w:r>
-        <w:t xml:space="preserve"> </w:t>
-      </w:r>
-      <w:r>
-        <w:t xml:space="preserve">= 0,071) dan F16 vs Q5_K_M (</w:t>
-      </w:r>
-      <w:r>
-        <w:rPr>
-          <w:i/>
-        </w:rPr>
-        <w:t xml:space="preserve">p</w:t>
-      </w:r>
-      <w:r>
-        <w:t xml:space="preserve"> </w:t>
-      </w:r>
-      <w:r>
-        <w:t xml:space="preserve">= 0,726) tidak menunjukkan perbedaan signifikan; pola ini mengonfirmasi anomali</w:t>
+        <w:t xml:space="preserve">tidak homogen: pasangan F16 vs Q3_K_M dan F16 vs Q5_K_M tidak menunjukkan perbedaan yang meyakinkan, dan pola tidak homogen ini mengonfirmasi anomali</w:t>
       </w:r>
       <w:r>
         <w:t xml:space="preserve"> </w:t>
@@ -20916,9 +20733,9 @@
       <w:pPr>
         <w:pStyle w:val="Heading4"/>
       </w:pPr>
-      <w:bookmarkStart w:id="99" w:name="hasil-uji-statistik-qwen-3.5-2b"/>
-      <w:r>
-        <w:t xml:space="preserve">4.4.6.2 Hasil Uji Statistik Qwen 3.5 (2B)</w:t>
+      <w:bookmarkStart w:id="99" w:name="hasil-uji-beda-qwen-3.5-2b"/>
+      <w:r>
+        <w:t xml:space="preserve">4.4.6.2 Hasil Uji Beda Qwen 3.5 (2B)</w:t>
       </w:r>
       <w:bookmarkEnd w:id="99"/>
     </w:p>
@@ -20927,35 +20744,17 @@
         <w:pStyle w:val="TableCaption"/>
       </w:pPr>
       <w:r>
-        <w:t xml:space="preserve">Tabel IV.9 Uji Statistik Antar Varian Qwen 3.5 (α = 0,05; Welch’s</w:t>
-      </w:r>
-      <w:r>
-        <w:t xml:space="preserve"> </w:t>
-      </w:r>
-      <w:r>
-        <w:rPr>
-          <w:i/>
-        </w:rPr>
-        <w:t xml:space="preserve">t</w:t>
-      </w:r>
-      <w:r>
-        <w:t xml:space="preserve">-test + ANOVA)</w:t>
+        <w:t xml:space="preserve">Tabel IV.9 Ringkasan Uji Beda Performa Antar Varian Qwen 3.5</w:t>
       </w:r>
     </w:p>
     <w:tbl>
       <w:tblPr>
         <w:tblStyle w:val="Table"/>
-        <w:tblW w:type="pct" w:w="5000.0"/>
+        <w:tblW w:type="pct" w:w="0.0"/>
         <w:tblLook w:firstRow="1"/>
-        <w:tblCaption w:val="Tabel IV.9 Uji Statistik Antar Varian Qwen 3.5 (α = 0,05; Welch’s t-test + ANOVA)"/>
+        <w:tblCaption w:val="Tabel IV.9 Ringkasan Uji Beda Performa Antar Varian Qwen 3.5"/>
       </w:tblPr>
-      <w:tblGrid>
-        <w:gridCol w:w="1584"/>
-        <w:gridCol w:w="1584"/>
-        <w:gridCol w:w="1584"/>
-        <w:gridCol w:w="1584"/>
-        <w:gridCol w:w="1584"/>
-      </w:tblGrid>
+      <w:tblGrid/>
       <w:tr>
         <w:trPr>
           <w:cnfStyle w:firstRow="1"/>
@@ -20987,7 +20786,7 @@
           <w:p>
             <w:pPr>
               <w:pStyle w:val="Compact"/>
-              <w:jc w:val="left"/>
+              <w:jc w:val="center"/>
             </w:pPr>
             <w:r>
               <w:t xml:space="preserve">Gen TPS</w:t>
@@ -21004,7 +20803,7 @@
           <w:p>
             <w:pPr>
               <w:pStyle w:val="Compact"/>
-              <w:jc w:val="left"/>
+              <w:jc w:val="center"/>
             </w:pPr>
             <w:r>
               <w:t xml:space="preserve">Prompt TPS</w:t>
@@ -21021,7 +20820,7 @@
           <w:p>
             <w:pPr>
               <w:pStyle w:val="Compact"/>
-              <w:jc w:val="left"/>
+              <w:jc w:val="center"/>
             </w:pPr>
             <w:r>
               <w:rPr>
@@ -21074,43 +20873,43 @@
           <w:p>
             <w:pPr>
               <w:pStyle w:val="Compact"/>
+              <w:jc w:val="center"/>
+            </w:pPr>
+            <w:r>
+              <w:t xml:space="preserve">Beda</w:t>
+            </w:r>
+          </w:p>
+        </w:tc>
+        <w:tc>
+          <w:p>
+            <w:pPr>
+              <w:pStyle w:val="Compact"/>
+              <w:jc w:val="center"/>
+            </w:pPr>
+            <w:r>
+              <w:t xml:space="preserve">Tidak</w:t>
+            </w:r>
+          </w:p>
+        </w:tc>
+        <w:tc>
+          <w:p>
+            <w:pPr>
+              <w:pStyle w:val="Compact"/>
+              <w:jc w:val="center"/>
+            </w:pPr>
+            <w:r>
+              <w:t xml:space="preserve">Beda</w:t>
+            </w:r>
+          </w:p>
+        </w:tc>
+        <w:tc>
+          <w:p>
+            <w:pPr>
+              <w:pStyle w:val="Compact"/>
               <w:jc w:val="left"/>
             </w:pPr>
             <w:r>
-              <w:t xml:space="preserve">p &lt; 0,001 **</w:t>
-            </w:r>
-          </w:p>
-        </w:tc>
-        <w:tc>
-          <w:p>
-            <w:pPr>
-              <w:pStyle w:val="Compact"/>
-              <w:jc w:val="left"/>
-            </w:pPr>
-            <w:r>
-              <w:t xml:space="preserve">p = 0,913 (n.s.)</w:t>
-            </w:r>
-          </w:p>
-        </w:tc>
-        <w:tc>
-          <w:p>
-            <w:pPr>
-              <w:pStyle w:val="Compact"/>
-              <w:jc w:val="left"/>
-            </w:pPr>
-            <w:r>
-              <w:t xml:space="preserve">p &lt; 0,001 **</w:t>
-            </w:r>
-          </w:p>
-        </w:tc>
-        <w:tc>
-          <w:p>
-            <w:pPr>
-              <w:pStyle w:val="Compact"/>
-              <w:jc w:val="left"/>
-            </w:pPr>
-            <w:r>
-              <w:t xml:space="preserve">Gen &amp; RAM berbeda nyata; Prompt tidak</w:t>
+              <w:t xml:space="preserve">Gen &amp; RAM berbeda; Prompt tidak</w:t>
             </w:r>
           </w:p>
         </w:tc>
@@ -21131,43 +20930,43 @@
           <w:p>
             <w:pPr>
               <w:pStyle w:val="Compact"/>
+              <w:jc w:val="center"/>
+            </w:pPr>
+            <w:r>
+              <w:t xml:space="preserve">Beda</w:t>
+            </w:r>
+          </w:p>
+        </w:tc>
+        <w:tc>
+          <w:p>
+            <w:pPr>
+              <w:pStyle w:val="Compact"/>
+              <w:jc w:val="center"/>
+            </w:pPr>
+            <w:r>
+              <w:t xml:space="preserve">Tidak</w:t>
+            </w:r>
+          </w:p>
+        </w:tc>
+        <w:tc>
+          <w:p>
+            <w:pPr>
+              <w:pStyle w:val="Compact"/>
+              <w:jc w:val="center"/>
+            </w:pPr>
+            <w:r>
+              <w:t xml:space="preserve">Beda</w:t>
+            </w:r>
+          </w:p>
+        </w:tc>
+        <w:tc>
+          <w:p>
+            <w:pPr>
+              <w:pStyle w:val="Compact"/>
               <w:jc w:val="left"/>
             </w:pPr>
             <w:r>
-              <w:t xml:space="preserve">p &lt; 0,001 **</w:t>
-            </w:r>
-          </w:p>
-        </w:tc>
-        <w:tc>
-          <w:p>
-            <w:pPr>
-              <w:pStyle w:val="Compact"/>
-              <w:jc w:val="left"/>
-            </w:pPr>
-            <w:r>
-              <w:t xml:space="preserve">p = 0,093 (n.s.)</w:t>
-            </w:r>
-          </w:p>
-        </w:tc>
-        <w:tc>
-          <w:p>
-            <w:pPr>
-              <w:pStyle w:val="Compact"/>
-              <w:jc w:val="left"/>
-            </w:pPr>
-            <w:r>
-              <w:t xml:space="preserve">p &lt; 0,001 **</w:t>
-            </w:r>
-          </w:p>
-        </w:tc>
-        <w:tc>
-          <w:p>
-            <w:pPr>
-              <w:pStyle w:val="Compact"/>
-              <w:jc w:val="left"/>
-            </w:pPr>
-            <w:r>
-              <w:t xml:space="preserve">Gen &amp; RAM berbeda nyata; Prompt tidak</w:t>
+              <w:t xml:space="preserve">Gen &amp; RAM berbeda; Prompt tidak</w:t>
             </w:r>
           </w:p>
         </w:tc>
@@ -21188,43 +20987,43 @@
           <w:p>
             <w:pPr>
               <w:pStyle w:val="Compact"/>
+              <w:jc w:val="center"/>
+            </w:pPr>
+            <w:r>
+              <w:t xml:space="preserve">Beda</w:t>
+            </w:r>
+          </w:p>
+        </w:tc>
+        <w:tc>
+          <w:p>
+            <w:pPr>
+              <w:pStyle w:val="Compact"/>
+              <w:jc w:val="center"/>
+            </w:pPr>
+            <w:r>
+              <w:t xml:space="preserve">Beda</w:t>
+            </w:r>
+          </w:p>
+        </w:tc>
+        <w:tc>
+          <w:p>
+            <w:pPr>
+              <w:pStyle w:val="Compact"/>
+              <w:jc w:val="center"/>
+            </w:pPr>
+            <w:r>
+              <w:t xml:space="preserve">Beda</w:t>
+            </w:r>
+          </w:p>
+        </w:tc>
+        <w:tc>
+          <w:p>
+            <w:pPr>
+              <w:pStyle w:val="Compact"/>
               <w:jc w:val="left"/>
             </w:pPr>
             <w:r>
-              <w:t xml:space="preserve">p = 0,001 **</w:t>
-            </w:r>
-          </w:p>
-        </w:tc>
-        <w:tc>
-          <w:p>
-            <w:pPr>
-              <w:pStyle w:val="Compact"/>
-              <w:jc w:val="left"/>
-            </w:pPr>
-            <w:r>
-              <w:t xml:space="preserve">p = 0,011 **</w:t>
-            </w:r>
-          </w:p>
-        </w:tc>
-        <w:tc>
-          <w:p>
-            <w:pPr>
-              <w:pStyle w:val="Compact"/>
-              <w:jc w:val="left"/>
-            </w:pPr>
-            <w:r>
-              <w:t xml:space="preserve">p &lt; 0,001 **</w:t>
-            </w:r>
-          </w:p>
-        </w:tc>
-        <w:tc>
-          <w:p>
-            <w:pPr>
-              <w:pStyle w:val="Compact"/>
-              <w:jc w:val="left"/>
-            </w:pPr>
-            <w:r>
-              <w:t xml:space="preserve">Semua metrik berbeda nyata</w:t>
+              <w:t xml:space="preserve">Semua metrik berbeda</w:t>
             </w:r>
           </w:p>
         </w:tc>
@@ -21245,43 +21044,43 @@
           <w:p>
             <w:pPr>
               <w:pStyle w:val="Compact"/>
+              <w:jc w:val="center"/>
+            </w:pPr>
+            <w:r>
+              <w:t xml:space="preserve">Tidak</w:t>
+            </w:r>
+          </w:p>
+        </w:tc>
+        <w:tc>
+          <w:p>
+            <w:pPr>
+              <w:pStyle w:val="Compact"/>
+              <w:jc w:val="center"/>
+            </w:pPr>
+            <w:r>
+              <w:t xml:space="preserve">Tidak</w:t>
+            </w:r>
+          </w:p>
+        </w:tc>
+        <w:tc>
+          <w:p>
+            <w:pPr>
+              <w:pStyle w:val="Compact"/>
+              <w:jc w:val="center"/>
+            </w:pPr>
+            <w:r>
+              <w:t xml:space="preserve">Beda</w:t>
+            </w:r>
+          </w:p>
+        </w:tc>
+        <w:tc>
+          <w:p>
+            <w:pPr>
+              <w:pStyle w:val="Compact"/>
               <w:jc w:val="left"/>
             </w:pPr>
             <w:r>
-              <w:t xml:space="preserve">p = 0,198 (n.s.)</w:t>
-            </w:r>
-          </w:p>
-        </w:tc>
-        <w:tc>
-          <w:p>
-            <w:pPr>
-              <w:pStyle w:val="Compact"/>
-              <w:jc w:val="left"/>
-            </w:pPr>
-            <w:r>
-              <w:t xml:space="preserve">p = 0,096 (n.s.)</w:t>
-            </w:r>
-          </w:p>
-        </w:tc>
-        <w:tc>
-          <w:p>
-            <w:pPr>
-              <w:pStyle w:val="Compact"/>
-              <w:jc w:val="left"/>
-            </w:pPr>
-            <w:r>
-              <w:t xml:space="preserve">p &lt; 0,001 **</w:t>
-            </w:r>
-          </w:p>
-        </w:tc>
-        <w:tc>
-          <w:p>
-            <w:pPr>
-              <w:pStyle w:val="Compact"/>
-              <w:jc w:val="left"/>
-            </w:pPr>
-            <w:r>
-              <w:t xml:space="preserve">Hanya RAM berbeda nyata</w:t>
+              <w:t xml:space="preserve">Hanya RAM berbeda</w:t>
             </w:r>
           </w:p>
         </w:tc>
@@ -21302,32 +21101,32 @@
           <w:p>
             <w:pPr>
               <w:pStyle w:val="Compact"/>
-              <w:jc w:val="left"/>
-            </w:pPr>
-            <w:r>
-              <w:t xml:space="preserve">p = 0,260 (n.s.)</w:t>
-            </w:r>
-          </w:p>
-        </w:tc>
-        <w:tc>
-          <w:p>
-            <w:pPr>
-              <w:pStyle w:val="Compact"/>
-              <w:jc w:val="left"/>
-            </w:pPr>
-            <w:r>
-              <w:t xml:space="preserve">p = 0,003 **</w:t>
-            </w:r>
-          </w:p>
-        </w:tc>
-        <w:tc>
-          <w:p>
-            <w:pPr>
-              <w:pStyle w:val="Compact"/>
-              <w:jc w:val="left"/>
-            </w:pPr>
-            <w:r>
-              <w:t xml:space="preserve">p &lt; 0,001 **</w:t>
+              <w:jc w:val="center"/>
+            </w:pPr>
+            <w:r>
+              <w:t xml:space="preserve">Tidak</w:t>
+            </w:r>
+          </w:p>
+        </w:tc>
+        <w:tc>
+          <w:p>
+            <w:pPr>
+              <w:pStyle w:val="Compact"/>
+              <w:jc w:val="center"/>
+            </w:pPr>
+            <w:r>
+              <w:t xml:space="preserve">Beda</w:t>
+            </w:r>
+          </w:p>
+        </w:tc>
+        <w:tc>
+          <w:p>
+            <w:pPr>
+              <w:pStyle w:val="Compact"/>
+              <w:jc w:val="center"/>
+            </w:pPr>
+            <w:r>
+              <w:t xml:space="preserve">Beda</w:t>
             </w:r>
           </w:p>
         </w:tc>
@@ -21359,115 +21158,43 @@
           <w:p>
             <w:pPr>
               <w:pStyle w:val="Compact"/>
+              <w:jc w:val="center"/>
+            </w:pPr>
+            <w:r>
+              <w:t xml:space="preserve">Tidak</w:t>
+            </w:r>
+          </w:p>
+        </w:tc>
+        <w:tc>
+          <w:p>
+            <w:pPr>
+              <w:pStyle w:val="Compact"/>
+              <w:jc w:val="center"/>
+            </w:pPr>
+            <w:r>
+              <w:t xml:space="preserve">Beda</w:t>
+            </w:r>
+          </w:p>
+        </w:tc>
+        <w:tc>
+          <w:p>
+            <w:pPr>
+              <w:pStyle w:val="Compact"/>
+              <w:jc w:val="center"/>
+            </w:pPr>
+            <w:r>
+              <w:t xml:space="preserve">Beda</w:t>
+            </w:r>
+          </w:p>
+        </w:tc>
+        <w:tc>
+          <w:p>
+            <w:pPr>
+              <w:pStyle w:val="Compact"/>
               <w:jc w:val="left"/>
             </w:pPr>
             <w:r>
-              <w:t xml:space="preserve">p = 0,054 (n.s.)</w:t>
-            </w:r>
-          </w:p>
-        </w:tc>
-        <w:tc>
-          <w:p>
-            <w:pPr>
-              <w:pStyle w:val="Compact"/>
-              <w:jc w:val="left"/>
-            </w:pPr>
-            <w:r>
-              <w:t xml:space="preserve">p = 0,008 **</w:t>
-            </w:r>
-          </w:p>
-        </w:tc>
-        <w:tc>
-          <w:p>
-            <w:pPr>
-              <w:pStyle w:val="Compact"/>
-              <w:jc w:val="left"/>
-            </w:pPr>
-            <w:r>
-              <w:t xml:space="preserve">p &lt; 0,001 **</w:t>
-            </w:r>
-          </w:p>
-        </w:tc>
-        <w:tc>
-          <w:p>
-            <w:pPr>
-              <w:pStyle w:val="Compact"/>
-              <w:jc w:val="left"/>
-            </w:pPr>
-            <w:r>
               <w:t xml:space="preserve">Prompt &amp; RAM berbeda; Gen tidak</w:t>
-            </w:r>
-          </w:p>
-        </w:tc>
-      </w:tr>
-      <w:tr>
-        <w:tc>
-          <w:p>
-            <w:pPr>
-              <w:pStyle w:val="Compact"/>
-              <w:jc w:val="left"/>
-            </w:pPr>
-            <w:r>
-              <w:rPr>
-                <w:b/>
-              </w:rPr>
-              <w:t xml:space="preserve">ANOVA (4 varian)</w:t>
-            </w:r>
-          </w:p>
-        </w:tc>
-        <w:tc>
-          <w:p>
-            <w:pPr>
-              <w:pStyle w:val="Compact"/>
-              <w:jc w:val="left"/>
-            </w:pPr>
-            <w:r>
-              <w:rPr>
-                <w:b/>
-              </w:rPr>
-              <w:t xml:space="preserve">p &lt; 0,001 **</w:t>
-            </w:r>
-          </w:p>
-        </w:tc>
-        <w:tc>
-          <w:p>
-            <w:pPr>
-              <w:pStyle w:val="Compact"/>
-              <w:jc w:val="left"/>
-            </w:pPr>
-            <w:r>
-              <w:rPr>
-                <w:b/>
-              </w:rPr>
-              <w:t xml:space="preserve">p &lt; 0,001 **</w:t>
-            </w:r>
-          </w:p>
-        </w:tc>
-        <w:tc>
-          <w:p>
-            <w:pPr>
-              <w:pStyle w:val="Compact"/>
-              <w:jc w:val="left"/>
-            </w:pPr>
-            <w:r>
-              <w:rPr>
-                <w:b/>
-              </w:rPr>
-              <w:t xml:space="preserve">p &lt; 0,001 **</w:t>
-            </w:r>
-          </w:p>
-        </w:tc>
-        <w:tc>
-          <w:p>
-            <w:pPr>
-              <w:pStyle w:val="Compact"/>
-              <w:jc w:val="left"/>
-            </w:pPr>
-            <w:r>
-              <w:rPr>
-                <w:b/>
-              </w:rPr>
-              <w:t xml:space="preserve">Keempat varian memang berbeda</w:t>
             </w:r>
           </w:p>
         </w:tc>
@@ -21478,7 +21205,52 @@
         <w:pStyle w:val="BodyText"/>
       </w:pPr>
       <w:r>
-        <w:t xml:space="preserve">Keterangan: ** = berbeda nyata (</w:t>
+        <w:t xml:space="preserve">Keterangan:</w:t>
+      </w:r>
+      <w:r>
+        <w:t xml:space="preserve"> </w:t>
+      </w:r>
+      <w:r>
+        <w:rPr>
+          <w:b/>
+        </w:rPr>
+        <w:t xml:space="preserve">Beda</w:t>
+      </w:r>
+      <w:r>
+        <w:t xml:space="preserve"> </w:t>
+      </w:r>
+      <w:r>
+        <w:t xml:space="preserve">= berbeda nyata secara statistik;</w:t>
+      </w:r>
+      <w:r>
+        <w:t xml:space="preserve"> </w:t>
+      </w:r>
+      <w:r>
+        <w:rPr>
+          <w:b/>
+        </w:rPr>
+        <w:t xml:space="preserve">Tidak</w:t>
+      </w:r>
+      <w:r>
+        <w:t xml:space="preserve"> </w:t>
+      </w:r>
+      <w:r>
+        <w:t xml:space="preserve">= tidak berbeda nyata. Sumber detail uji statistik (statistik</w:t>
+      </w:r>
+      <w:r>
+        <w:t xml:space="preserve"> </w:t>
+      </w:r>
+      <w:r>
+        <w:rPr>
+          <w:i/>
+        </w:rPr>
+        <w:t xml:space="preserve">t</w:t>
+      </w:r>
+      <w:r>
+        <w:t xml:space="preserve">, nilai</w:t>
+      </w:r>
+      <w:r>
+        <w:t xml:space="preserve"> </w:t>
       </w:r>
       <w:r>
         <w:rPr>
@@ -21487,22 +21259,7 @@
         <w:t xml:space="preserve">p</w:t>
       </w:r>
       <w:r>
-        <w:t xml:space="preserve"> </w:t>
-      </w:r>
-      <w:r>
-        <w:t xml:space="preserve">&lt; 0,05); n.s. = tidak berbeda nyata (</w:t>
-      </w:r>
-      <w:r>
-        <w:rPr>
-          <w:i/>
-        </w:rPr>
-        <w:t xml:space="preserve">p</w:t>
-      </w:r>
-      <w:r>
-        <w:t xml:space="preserve"> </w:t>
-      </w:r>
-      <w:r>
-        <w:t xml:space="preserve">≥ 0,05).</w:t>
+        <w:t xml:space="preserve">, dan ANOVA) tersedia pada Lampiran E.</w:t>
       </w:r>
     </w:p>
     <w:p>
@@ -21510,7 +21267,7 @@
         <w:pStyle w:val="BodyText"/>
       </w:pPr>
       <w:r>
-        <w:t xml:space="preserve">Tabel IV.9 mempertegas tiga temuan inferensial yang sudah teramati pada keluarga LFM dan sekaligus memperluasnya pada arsitektur</w:t>
+        <w:t xml:space="preserve">Tabel IV.9 mempertegas pola yang teramati pada LFM dan memperluasnya ke arsitektur</w:t>
       </w:r>
       <w:r>
         <w:t xml:space="preserve"> </w:t>
@@ -21540,37 +21297,7 @@
         <w:t xml:space="preserve"> </w:t>
       </w:r>
       <w:r>
-        <w:t xml:space="preserve">RAM pada Qwen jauh lebih dramatis daripada LFM dan signifikan pada seluruh pasangan (ANOVA F = 72.285;</w:t>
-      </w:r>
-      <w:r>
-        <w:t xml:space="preserve"> </w:t>
-      </w:r>
-      <w:r>
-        <w:rPr>
-          <w:i/>
-        </w:rPr>
-        <w:t xml:space="preserve">p</w:t>
-      </w:r>
-      <w:r>
-        <w:t xml:space="preserve"> </w:t>
-      </w:r>
-      <w:r>
-        <w:t xml:space="preserve">&lt; 0,001), dengan rerata</w:t>
-      </w:r>
-      <w:r>
-        <w:t xml:space="preserve"> </w:t>
-      </w:r>
-      <w:r>
-        <w:rPr>
-          <w:i/>
-        </w:rPr>
-        <w:t xml:space="preserve">peak</w:t>
-      </w:r>
-      <w:r>
-        <w:t xml:space="preserve"> </w:t>
-      </w:r>
-      <w:r>
-        <w:t xml:space="preserve">RAM turun dari 3.744 MB (FP16) menjadi 2.856 MB (Q5_K_M), 2.563 MB (Q4_K_M), dan 1.898 MB (Q3_K_M); selisih rerata absolut 888–1.846 MB tersebut sudah jauh melampaui rentang variansi eksperimental sehingga signifikansi praktis terjaga. Kedua, peningkatan</w:t>
+        <w:t xml:space="preserve">RAM Qwen jauh lebih dramatis daripada LFM dan terbukti nyata pada seluruh pasangan, dengan rerata turun dari 3.744 MB (FP16) menjadi 2.856 MB (Q5_K_M), 2.563 MB (Q4_K_M), dan 1.898 MB (Q3_K_M). Kedua, peningkatan</w:t>
       </w:r>
       <w:r>
         <w:t xml:space="preserve"> </w:t>
@@ -21585,7 +21312,7 @@
         <w:t xml:space="preserve"> </w:t>
       </w:r>
       <w:r>
-        <w:t xml:space="preserve">dari FP16 ke varian terkuantisasi terbukti signifikan dengan rasio percepatan 2,28–2,65 kali lipat dari 1,87 t/s menjadi 4,25–4,95 t/s; namun perbedaan</w:t>
+        <w:t xml:space="preserve">dari FP16 ke seluruh varian terkuantisasi terbukti nyata (rasio percepatan 2,28–2,65 kali lipat dari 1,87 t/s menjadi 4,25–4,95 t/s), tetapi perbedaan</w:t>
       </w:r>
       <w:r>
         <w:t xml:space="preserve"> </w:t>
@@ -21600,19 +21327,7 @@
         <w:t xml:space="preserve"> </w:t>
       </w:r>
       <w:r>
-        <w:t xml:space="preserve">antar tiga varian terkuantisasi tidak signifikan (</w:t>
-      </w:r>
-      <w:r>
-        <w:rPr>
-          <w:i/>
-        </w:rPr>
-        <w:t xml:space="preserve">p</w:t>
-      </w:r>
-      <w:r>
-        <w:t xml:space="preserve"> </w:t>
-      </w:r>
-      <w:r>
-        <w:t xml:space="preserve">= 0,054 – 0,260), menandakan Qwen 3.5 mengalami saturasi</w:t>
+        <w:t xml:space="preserve">antar tiga varian terkuantisasi tidak nyata; pola ini menandakan Qwen 3.5 mengalami saturasi</w:t>
       </w:r>
       <w:r>
         <w:t xml:space="preserve"> </w:t>
@@ -21627,7 +21342,7 @@
         <w:t xml:space="preserve"> </w:t>
       </w:r>
       <w:r>
-        <w:t xml:space="preserve">pada CPU Helio G99 di kisaran 4–5 t/s tanpa peduli pada level kuantisasi yang dipilih. Pola ini berbeda dengan LFM 2.5 yang masih memiliki</w:t>
+        <w:t xml:space="preserve">pada CPU Helio G99 di kisaran 4–5 t/s, berbeda dengan LFM 2.5 yang masih memiliki</w:t>
       </w:r>
       <w:r>
         <w:t xml:space="preserve"> </w:t>
@@ -21657,31 +21372,7 @@
         <w:t xml:space="preserve"> </w:t>
       </w:r>
       <w:r>
-        <w:t xml:space="preserve">pada Q3_K_M juga teramati pada Qwen dengan F16 vs Q3_K_M signifikan (</w:t>
-      </w:r>
-      <w:r>
-        <w:rPr>
-          <w:i/>
-        </w:rPr>
-        <w:t xml:space="preserve">p</w:t>
-      </w:r>
-      <w:r>
-        <w:t xml:space="preserve"> </w:t>
-      </w:r>
-      <w:r>
-        <w:t xml:space="preserve">= 0,011) dan Q4_K_M vs Q3_K_M signifikan (</w:t>
-      </w:r>
-      <w:r>
-        <w:rPr>
-          <w:i/>
-        </w:rPr>
-        <w:t xml:space="preserve">p</w:t>
-      </w:r>
-      <w:r>
-        <w:t xml:space="preserve"> </w:t>
-      </w:r>
-      <w:r>
-        <w:t xml:space="preserve">= 0,008); pola ini menguatkan analisis Sub-bab 4.4.2 bahwa</w:t>
+        <w:t xml:space="preserve">pada Q3_K_M kembali muncul (F16 vs Q3_K_M dan Q4_K_M vs Q3_K_M sama-sama berbeda nyata), menguatkan analisis Sub-bab 4.4.2 bahwa</w:t>
       </w:r>
       <w:r>
         <w:t xml:space="preserve"> </w:t>
@@ -21858,7 +21549,7 @@
         <w:t xml:space="preserve"> </w:t>
       </w:r>
       <w:r>
-        <w:t xml:space="preserve">pada kedua arsitektur uji (LFM 2.5 dan Qwen 3.5; ANOVA</w:t>
+        <w:t xml:space="preserve">pada kedua arsitektur uji (LFM 2.5 dan Qwen 3.5; lihat hasil uji beda pada Tabel IV.8 dan Tabel IV.9 yang menunjukkan reduksi</w:t>
       </w:r>
       <w:r>
         <w:t xml:space="preserve"> </w:t>
@@ -21873,7 +21564,7 @@
         <w:t xml:space="preserve"> </w:t>
       </w:r>
       <w:r>
-        <w:t xml:space="preserve">RAM p &lt; 0,001 pada Tabel IV.8 dan Tabel IV.9). Pemuatan model FP16 dengan parameter 2 miliar (Qwen 3.5) menyebabkan dominasi penggunaan RAM hingga 3,74 GB, berisiko tinggi memicu</w:t>
+        <w:t xml:space="preserve">RAM berbeda nyata untuk seluruh pasangan varian). Pemuatan model FP16 dengan parameter 2 miliar (Qwen 3.5) menyebabkan dominasi penggunaan RAM hingga 3,74 GB, berisiko tinggi memicu</w:t>
       </w:r>
       <w:r>
         <w:t xml:space="preserve"> </w:t>
@@ -22040,7 +21731,7 @@
         <w:t xml:space="preserve"> </w:t>
       </w:r>
       <w:r>
-        <w:t xml:space="preserve">antar tiga varian terkuantisasi tidak signifikan (Tabel IV.9; p = 0,054 – 0,260); kondisi ini berbeda dari LFM 2.5 yang masih memiliki</w:t>
+        <w:t xml:space="preserve">antar tiga varian terkuantisasi tidak signifikan (Tabel IV.9); kondisi ini berbeda dari LFM 2.5 yang masih memiliki</w:t>
       </w:r>
       <w:r>
         <w:t xml:space="preserve"> </w:t>
@@ -22112,7 +21803,7 @@
         <w:t xml:space="preserve"> </w:t>
       </w:r>
       <w:r>
-        <w:t xml:space="preserve">(LFM dan Qwen) dan terbukti signifikan secara statistik (Tabel IV.9: F16 vs Q3 Qwen p = 0,011; Q4 vs Q3 Qwen p = 0,008), membuktikan bahwa ukuran berkas yang lebih kecil tidak selalu menghasilkan latensi yang lebih rendah pada arsitektur ARM.</w:t>
+        <w:t xml:space="preserve">(LFM dan Qwen) dan terbukti signifikan secara statistik (Tabel IV.9 menunjukkan pasangan F16 vs Q3 dan Q4 vs Q3 pada Qwen sama-sama berbeda nyata untuk metrik Prompt TPS), membuktikan bahwa ukuran berkas yang lebih kecil tidak selalu menghasilkan latensi yang lebih rendah pada arsitektur ARM.</w:t>
       </w:r>
     </w:p>
     <w:p>
@@ -28466,7 +28157,7 @@
               <w:jc w:val="left"/>
             </w:pPr>
             <w:r>
-              <w:t xml:space="preserve">Aggregated CSV (mean ± std)</w:t>
+              <w:t xml:space="preserve">Aggregated CSV (rerata per varian)</w:t>
             </w:r>
           </w:p>
         </w:tc>
